--- a/thesis.docx
+++ b/thesis.docx
@@ -1,6 +1,6 @@
 
 <file path=word/document.xml><?xml version="1.0" encoding="utf-8"?>
-<w:document xmlns:wpc="http://schemas.microsoft.com/office/word/2010/wordprocessingCanvas" xmlns:cx="http://schemas.microsoft.com/office/drawing/2014/chartex" xmlns:cx1="http://schemas.microsoft.com/office/drawing/2015/9/8/chartex" xmlns:cx2="http://schemas.microsoft.com/office/drawing/2015/10/21/chartex" xmlns:cx3="http://schemas.microsoft.com/office/drawing/2016/5/9/chartex" xmlns:cx4="http://schemas.microsoft.com/office/drawing/2016/5/10/chartex" xmlns:cx5="http://schemas.microsoft.com/office/drawing/2016/5/11/chartex" xmlns:cx6="http://schemas.microsoft.com/office/drawing/2016/5/12/chartex" xmlns:cx7="http://schemas.microsoft.com/office/drawing/2016/5/13/chartex" xmlns:cx8="http://schemas.microsoft.com/office/drawing/2016/5/14/chartex" xmlns:mc="http://schemas.openxmlformats.org/markup-compatibility/2006" xmlns:aink="http://schemas.microsoft.com/office/drawing/2016/ink" xmlns:am3d="http://schemas.microsoft.com/office/drawing/2017/model3d" xmlns:o="urn:schemas-microsoft-com:office:office" xmlns:oel="http://schemas.microsoft.com/office/2019/extlst" xmlns:r="http://schemas.openxmlformats.org/officeDocument/2006/relationships" xmlns:m="http://schemas.openxmlformats.org/officeDocument/2006/math" xmlns:v="urn:schemas-microsoft-com:vml" xmlns:wp14="http://schemas.microsoft.com/office/word/2010/wordprocessingDrawing" xmlns:wp="http://schemas.openxmlformats.org/drawingml/2006/wordprocessingDrawing" xmlns:w10="urn:schemas-microsoft-com:office:word" xmlns:w="http://schemas.openxmlformats.org/wordprocessingml/2006/main" xmlns:w14="http://schemas.microsoft.com/office/word/2010/wordml" xmlns:w15="http://schemas.microsoft.com/office/word/2012/wordml" xmlns:w16cex="http://schemas.microsoft.com/office/word/2018/wordml/cex" xmlns:w16cid="http://schemas.microsoft.com/office/word/2016/wordml/cid" xmlns:w16="http://schemas.microsoft.com/office/word/2018/wordml" xmlns:w16du="http://schemas.microsoft.com/office/word/2023/wordml/word16du" xmlns:w16sdtdh="http://schemas.microsoft.com/office/word/2020/wordml/sdtdatahash" xmlns:w16sdtfl="http://schemas.microsoft.com/office/word/2024/wordml/sdtformatlock" xmlns:w16se="http://schemas.microsoft.com/office/word/2015/wordml/symex" xmlns:wpg="http://schemas.microsoft.com/office/word/2010/wordprocessingGroup" xmlns:wpi="http://schemas.microsoft.com/office/word/2010/wordprocessingInk" xmlns:wne="http://schemas.microsoft.com/office/word/2006/wordml" xmlns:wps="http://schemas.microsoft.com/office/word/2010/wordprocessingShape" mc:Ignorable="w14 w15 w16se w16cid w16 w16cex w16sdtdh w16sdtfl w16du wp14">
+<w:document xmlns:wpc="http://schemas.microsoft.com/office/word/2010/wordprocessingCanvas" xmlns:cx="http://schemas.microsoft.com/office/drawing/2014/chartex" xmlns:cx1="http://schemas.microsoft.com/office/drawing/2015/9/8/chartex" xmlns:cx2="http://schemas.microsoft.com/office/drawing/2015/10/21/chartex" xmlns:cx3="http://schemas.microsoft.com/office/drawing/2016/5/9/chartex" xmlns:cx4="http://schemas.microsoft.com/office/drawing/2016/5/10/chartex" xmlns:cx5="http://schemas.microsoft.com/office/drawing/2016/5/11/chartex" xmlns:cx6="http://schemas.microsoft.com/office/drawing/2016/5/12/chartex" xmlns:cx7="http://schemas.microsoft.com/office/drawing/2016/5/13/chartex" xmlns:cx8="http://schemas.microsoft.com/office/drawing/2016/5/14/chartex" xmlns:mc="http://schemas.openxmlformats.org/markup-compatibility/2006" xmlns:aink="http://schemas.microsoft.com/office/drawing/2016/ink" xmlns:am3d="http://schemas.microsoft.com/office/drawing/2017/model3d" xmlns:o="urn:schemas-microsoft-com:office:office" xmlns:oel="http://schemas.microsoft.com/office/2019/extlst" xmlns:r="http://schemas.openxmlformats.org/officeDocument/2006/relationships" xmlns:m="http://schemas.openxmlformats.org/officeDocument/2006/math" xmlns:v="urn:schemas-microsoft-com:vml" xmlns:wp14="http://schemas.microsoft.com/office/word/2010/wordprocessingDrawing" xmlns:wp="http://schemas.openxmlformats.org/drawingml/2006/wordprocessingDrawing" xmlns:w10="urn:schemas-microsoft-com:office:word" xmlns:w="http://schemas.openxmlformats.org/wordprocessingml/2006/main" xmlns:w14="http://schemas.microsoft.com/office/word/2010/wordml" xmlns:w15="http://schemas.microsoft.com/office/word/2012/wordml" xmlns:w16cei="http://schemas.microsoft.com/office/word/2026/wordml/cei" xmlns:w16cex="http://schemas.microsoft.com/office/word/2018/wordml/cex" xmlns:w16cid="http://schemas.microsoft.com/office/word/2016/wordml/cid" xmlns:w16="http://schemas.microsoft.com/office/word/2018/wordml" xmlns:w16du="http://schemas.microsoft.com/office/word/2023/wordml/word16du" xmlns:w16sdtdh="http://schemas.microsoft.com/office/word/2020/wordml/sdtdatahash" xmlns:w16sdtfl="http://schemas.microsoft.com/office/word/2024/wordml/sdtformatlock" xmlns:w16se="http://schemas.microsoft.com/office/word/2015/wordml/symex" xmlns:wpg="http://schemas.microsoft.com/office/word/2010/wordprocessingGroup" xmlns:wpi="http://schemas.microsoft.com/office/word/2010/wordprocessingInk" xmlns:wne="http://schemas.microsoft.com/office/word/2006/wordml" xmlns:wps="http://schemas.microsoft.com/office/word/2010/wordprocessingShape" mc:Ignorable="w14 w15 w16se w16cid w16 w16cex w16sdtdh w16sdtfl w16du wp14">
   <w:body>
     <w:p>
       <w:pPr>
@@ -70,10 +70,10 @@
                   <v:path o:extrusionok="f" gradientshapeok="t" o:connecttype="rect"/>
                   <o:lock v:ext="edit" aspectratio="t"/>
                 </v:shapetype>
-                <v:shape id="_x0000_i1025" type="#_x0000_t75" alt="" style="width:64.3pt;height:64.3pt;mso-width-percent:0;mso-height-percent:0;mso-width-percent:0;mso-height-percent:0" o:ole="" fillcolor="window">
+                <v:shape id="_x0000_i1025" type="#_x0000_t75" alt="" style="width:64.2pt;height:64.2pt;mso-width-percent:0;mso-height-percent:0;mso-width-percent:0;mso-height-percent:0" o:ole="" fillcolor="window">
                   <v:imagedata r:id="rId8" o:title=""/>
                 </v:shape>
-                <o:OLEObject Type="Embed" ProgID="CorelDraw.Graphic.7" ShapeID="_x0000_i1025" DrawAspect="Content" ObjectID="_1846755655" r:id="rId9"/>
+                <o:OLEObject Type="Embed" ProgID="CorelDraw.Graphic.7" ShapeID="_x0000_i1025" DrawAspect="Content" ObjectID="_1847450643" r:id="rId9"/>
               </w:object>
             </w:r>
           </w:p>
@@ -306,6 +306,7 @@
           <w:color w:val="000000" w:themeColor="text1"/>
           <w:sz w:val="40"/>
           <w:szCs w:val="40"/>
+          <w:lang w:val="sr-Cyrl-CS"/>
         </w:rPr>
       </w:pPr>
       <w:r>
@@ -552,6 +553,7 @@
           <w:rFonts w:ascii="Arial" w:hAnsi="Arial"/>
           <w:sz w:val="24"/>
           <w:szCs w:val="24"/>
+          <w:lang w:val="ru-RU"/>
         </w:rPr>
       </w:pPr>
     </w:p>
@@ -8790,10 +8792,11 @@
           <w:pPr>
             <w:pStyle w:val="TOC1"/>
             <w:tabs>
+              <w:tab w:val="left" w:pos="480"/>
               <w:tab w:val="right" w:leader="dot" w:pos="9304"/>
             </w:tabs>
             <w:rPr>
-              <w:rFonts w:ascii="Times New Roman" w:eastAsiaTheme="minorEastAsia" w:hAnsi="Times New Roman" w:cs="Times New Roman"/>
+              <w:rFonts w:eastAsiaTheme="minorEastAsia"/>
               <w:noProof/>
               <w:sz w:val="24"/>
               <w:szCs w:val="24"/>
@@ -8817,7 +8820,7 @@
             </w:rPr>
             <w:fldChar w:fldCharType="separate"/>
           </w:r>
-          <w:hyperlink w:anchor="_Toc178191539" w:history="1">
+          <w:hyperlink w:anchor="_Toc236837236" w:history="1">
             <w:r>
               <w:rPr>
                 <w:rStyle w:val="Hyperlink"/>
@@ -8825,58 +8828,78 @@
                 <w:noProof/>
                 <w:lang w:val="sr-Cyrl-RS"/>
               </w:rPr>
-              <w:t>1 Опште смернице писања дипломског рада</w:t>
-            </w:r>
-            <w:r>
-              <w:rPr>
+              <w:t>1</w:t>
+            </w:r>
+            <w:r>
+              <w:rPr>
+                <w:rFonts w:eastAsiaTheme="minorEastAsia"/>
+                <w:noProof/>
+                <w:sz w:val="24"/>
+                <w:szCs w:val="24"/>
+              </w:rPr>
+              <w:tab/>
+            </w:r>
+            <w:r>
+              <w:rPr>
+                <w:rStyle w:val="Hyperlink"/>
                 <w:rFonts w:ascii="Times New Roman" w:hAnsi="Times New Roman" w:cs="Times New Roman"/>
                 <w:noProof/>
-                <w:webHidden/>
-              </w:rPr>
-              <w:tab/>
-            </w:r>
-            <w:r>
-              <w:rPr>
+                <w:lang w:val="sr-Cyrl-RS"/>
+              </w:rPr>
+              <w:t>Уво</w:t>
+            </w:r>
+            <w:r>
+              <w:rPr>
+                <w:rStyle w:val="Hyperlink"/>
                 <w:rFonts w:ascii="Times New Roman" w:hAnsi="Times New Roman" w:cs="Times New Roman"/>
                 <w:noProof/>
-                <w:webHidden/>
-              </w:rPr>
-              <w:fldChar w:fldCharType="begin"/>
-            </w:r>
-            <w:r>
-              <w:rPr>
-                <w:rFonts w:ascii="Times New Roman" w:hAnsi="Times New Roman" w:cs="Times New Roman"/>
+                <w:lang w:val="sr-Cyrl-RS"/>
+              </w:rPr>
+              <w:t>д</w:t>
+            </w:r>
+            <w:r>
+              <w:rPr>
                 <w:noProof/>
                 <w:webHidden/>
               </w:rPr>
-              <w:instrText xml:space="preserve"> PAGEREF _Toc178191539 \h </w:instrText>
-            </w:r>
-            <w:r>
-              <w:rPr>
-                <w:rFonts w:ascii="Times New Roman" w:hAnsi="Times New Roman" w:cs="Times New Roman"/>
+              <w:tab/>
+            </w:r>
+            <w:r>
+              <w:rPr>
                 <w:noProof/>
                 <w:webHidden/>
               </w:rPr>
-            </w:r>
-            <w:r>
-              <w:rPr>
-                <w:rFonts w:ascii="Times New Roman" w:hAnsi="Times New Roman" w:cs="Times New Roman"/>
+              <w:fldChar w:fldCharType="begin"/>
+            </w:r>
+            <w:r>
+              <w:rPr>
                 <w:noProof/>
                 <w:webHidden/>
               </w:rPr>
-              <w:fldChar w:fldCharType="separate"/>
-            </w:r>
-            <w:r>
-              <w:rPr>
-                <w:rFonts w:ascii="Times New Roman" w:hAnsi="Times New Roman" w:cs="Times New Roman"/>
+              <w:instrText xml:space="preserve"> PAGEREF _Toc236837236 \h </w:instrText>
+            </w:r>
+            <w:r>
+              <w:rPr>
                 <w:noProof/>
                 <w:webHidden/>
               </w:rPr>
+            </w:r>
+            <w:r>
+              <w:rPr>
+                <w:noProof/>
+                <w:webHidden/>
+              </w:rPr>
+              <w:fldChar w:fldCharType="separate"/>
+            </w:r>
+            <w:r>
+              <w:rPr>
+                <w:noProof/>
+                <w:webHidden/>
+              </w:rPr>
               <w:t>1</w:t>
             </w:r>
             <w:r>
               <w:rPr>
-                <w:rFonts w:ascii="Times New Roman" w:hAnsi="Times New Roman" w:cs="Times New Roman"/>
                 <w:noProof/>
                 <w:webHidden/>
               </w:rPr>
@@ -8891,13 +8914,13 @@
               <w:tab w:val="right" w:leader="dot" w:pos="9304"/>
             </w:tabs>
             <w:rPr>
-              <w:rFonts w:ascii="Times New Roman" w:eastAsiaTheme="minorEastAsia" w:hAnsi="Times New Roman" w:cs="Times New Roman"/>
+              <w:rFonts w:eastAsiaTheme="minorEastAsia"/>
               <w:noProof/>
               <w:sz w:val="24"/>
               <w:szCs w:val="24"/>
             </w:rPr>
           </w:pPr>
-          <w:hyperlink w:anchor="_Toc178191540" w:history="1">
+          <w:hyperlink w:anchor="_Toc236837237" w:history="1">
             <w:r>
               <w:rPr>
                 <w:rStyle w:val="Hyperlink"/>
@@ -8909,7 +8932,6 @@
             </w:r>
             <w:r>
               <w:rPr>
-                <w:rFonts w:ascii="Times New Roman" w:hAnsi="Times New Roman" w:cs="Times New Roman"/>
                 <w:noProof/>
                 <w:webHidden/>
               </w:rPr>
@@ -8917,7 +8939,6 @@
             </w:r>
             <w:r>
               <w:rPr>
-                <w:rFonts w:ascii="Times New Roman" w:hAnsi="Times New Roman" w:cs="Times New Roman"/>
                 <w:noProof/>
                 <w:webHidden/>
               </w:rPr>
@@ -8925,22 +8946,19 @@
             </w:r>
             <w:r>
               <w:rPr>
-                <w:rFonts w:ascii="Times New Roman" w:hAnsi="Times New Roman" w:cs="Times New Roman"/>
                 <w:noProof/>
                 <w:webHidden/>
               </w:rPr>
-              <w:instrText xml:space="preserve"> PAGEREF _Toc178191540 \h </w:instrText>
-            </w:r>
-            <w:r>
-              <w:rPr>
-                <w:rFonts w:ascii="Times New Roman" w:hAnsi="Times New Roman" w:cs="Times New Roman"/>
+              <w:instrText xml:space="preserve"> PAGEREF _Toc236837237 \h </w:instrText>
+            </w:r>
+            <w:r>
+              <w:rPr>
                 <w:noProof/>
                 <w:webHidden/>
               </w:rPr>
             </w:r>
             <w:r>
               <w:rPr>
-                <w:rFonts w:ascii="Times New Roman" w:hAnsi="Times New Roman" w:cs="Times New Roman"/>
                 <w:noProof/>
                 <w:webHidden/>
               </w:rPr>
@@ -8948,15 +8966,13 @@
             </w:r>
             <w:r>
               <w:rPr>
-                <w:rFonts w:ascii="Times New Roman" w:hAnsi="Times New Roman" w:cs="Times New Roman"/>
                 <w:noProof/>
                 <w:webHidden/>
               </w:rPr>
-              <w:t>3</w:t>
-            </w:r>
-            <w:r>
-              <w:rPr>
-                <w:rFonts w:ascii="Times New Roman" w:hAnsi="Times New Roman" w:cs="Times New Roman"/>
+              <w:t>4</w:t>
+            </w:r>
+            <w:r>
+              <w:rPr>
                 <w:noProof/>
                 <w:webHidden/>
               </w:rPr>
@@ -8971,13 +8987,13 @@
               <w:tab w:val="right" w:leader="dot" w:pos="9304"/>
             </w:tabs>
             <w:rPr>
-              <w:rFonts w:ascii="Times New Roman" w:eastAsiaTheme="minorEastAsia" w:hAnsi="Times New Roman" w:cs="Times New Roman"/>
+              <w:rFonts w:eastAsiaTheme="minorEastAsia"/>
               <w:noProof/>
               <w:sz w:val="24"/>
               <w:szCs w:val="24"/>
             </w:rPr>
           </w:pPr>
-          <w:hyperlink w:anchor="_Toc178191541" w:history="1">
+          <w:hyperlink w:anchor="_Toc236837238" w:history="1">
             <w:r>
               <w:rPr>
                 <w:rStyle w:val="Hyperlink"/>
@@ -8998,7 +9014,6 @@
             </w:r>
             <w:r>
               <w:rPr>
-                <w:rFonts w:ascii="Times New Roman" w:hAnsi="Times New Roman" w:cs="Times New Roman"/>
                 <w:noProof/>
                 <w:webHidden/>
               </w:rPr>
@@ -9006,7 +9021,6 @@
             </w:r>
             <w:r>
               <w:rPr>
-                <w:rFonts w:ascii="Times New Roman" w:hAnsi="Times New Roman" w:cs="Times New Roman"/>
                 <w:noProof/>
                 <w:webHidden/>
               </w:rPr>
@@ -9014,22 +9028,19 @@
             </w:r>
             <w:r>
               <w:rPr>
-                <w:rFonts w:ascii="Times New Roman" w:hAnsi="Times New Roman" w:cs="Times New Roman"/>
                 <w:noProof/>
                 <w:webHidden/>
               </w:rPr>
-              <w:instrText xml:space="preserve"> PAGEREF _Toc178191541 \h </w:instrText>
-            </w:r>
-            <w:r>
-              <w:rPr>
-                <w:rFonts w:ascii="Times New Roman" w:hAnsi="Times New Roman" w:cs="Times New Roman"/>
+              <w:instrText xml:space="preserve"> PAGEREF _Toc236837238 \h </w:instrText>
+            </w:r>
+            <w:r>
+              <w:rPr>
                 <w:noProof/>
                 <w:webHidden/>
               </w:rPr>
             </w:r>
             <w:r>
               <w:rPr>
-                <w:rFonts w:ascii="Times New Roman" w:hAnsi="Times New Roman" w:cs="Times New Roman"/>
                 <w:noProof/>
                 <w:webHidden/>
               </w:rPr>
@@ -9037,15 +9048,13 @@
             </w:r>
             <w:r>
               <w:rPr>
-                <w:rFonts w:ascii="Times New Roman" w:hAnsi="Times New Roman" w:cs="Times New Roman"/>
                 <w:noProof/>
                 <w:webHidden/>
               </w:rPr>
-              <w:t>4</w:t>
-            </w:r>
-            <w:r>
-              <w:rPr>
-                <w:rFonts w:ascii="Times New Roman" w:hAnsi="Times New Roman" w:cs="Times New Roman"/>
+              <w:t>5</w:t>
+            </w:r>
+            <w:r>
+              <w:rPr>
                 <w:noProof/>
                 <w:webHidden/>
               </w:rPr>
@@ -9060,13 +9069,13 @@
               <w:tab w:val="right" w:leader="dot" w:pos="9304"/>
             </w:tabs>
             <w:rPr>
-              <w:rFonts w:ascii="Times New Roman" w:eastAsiaTheme="minorEastAsia" w:hAnsi="Times New Roman" w:cs="Times New Roman"/>
+              <w:rFonts w:eastAsiaTheme="minorEastAsia"/>
               <w:noProof/>
               <w:sz w:val="24"/>
               <w:szCs w:val="24"/>
             </w:rPr>
           </w:pPr>
-          <w:hyperlink w:anchor="_Toc178191542" w:history="1">
+          <w:hyperlink w:anchor="_Toc236837239" w:history="1">
             <w:r>
               <w:rPr>
                 <w:rStyle w:val="Hyperlink"/>
@@ -9078,7 +9087,6 @@
             </w:r>
             <w:r>
               <w:rPr>
-                <w:rFonts w:ascii="Times New Roman" w:hAnsi="Times New Roman" w:cs="Times New Roman"/>
                 <w:noProof/>
                 <w:webHidden/>
               </w:rPr>
@@ -9086,7 +9094,6 @@
             </w:r>
             <w:r>
               <w:rPr>
-                <w:rFonts w:ascii="Times New Roman" w:hAnsi="Times New Roman" w:cs="Times New Roman"/>
                 <w:noProof/>
                 <w:webHidden/>
               </w:rPr>
@@ -9094,22 +9101,19 @@
             </w:r>
             <w:r>
               <w:rPr>
-                <w:rFonts w:ascii="Times New Roman" w:hAnsi="Times New Roman" w:cs="Times New Roman"/>
                 <w:noProof/>
                 <w:webHidden/>
               </w:rPr>
-              <w:instrText xml:space="preserve"> PAGEREF _Toc178191542 \h </w:instrText>
-            </w:r>
-            <w:r>
-              <w:rPr>
-                <w:rFonts w:ascii="Times New Roman" w:hAnsi="Times New Roman" w:cs="Times New Roman"/>
+              <w:instrText xml:space="preserve"> PAGEREF _Toc236837239 \h </w:instrText>
+            </w:r>
+            <w:r>
+              <w:rPr>
                 <w:noProof/>
                 <w:webHidden/>
               </w:rPr>
             </w:r>
             <w:r>
               <w:rPr>
-                <w:rFonts w:ascii="Times New Roman" w:hAnsi="Times New Roman" w:cs="Times New Roman"/>
                 <w:noProof/>
                 <w:webHidden/>
               </w:rPr>
@@ -9117,15 +9121,13 @@
             </w:r>
             <w:r>
               <w:rPr>
-                <w:rFonts w:ascii="Times New Roman" w:hAnsi="Times New Roman" w:cs="Times New Roman"/>
                 <w:noProof/>
                 <w:webHidden/>
               </w:rPr>
-              <w:t>7</w:t>
-            </w:r>
-            <w:r>
-              <w:rPr>
-                <w:rFonts w:ascii="Times New Roman" w:hAnsi="Times New Roman" w:cs="Times New Roman"/>
+              <w:t>8</w:t>
+            </w:r>
+            <w:r>
+              <w:rPr>
                 <w:noProof/>
                 <w:webHidden/>
               </w:rPr>
@@ -9140,13 +9142,13 @@
               <w:tab w:val="right" w:leader="dot" w:pos="9304"/>
             </w:tabs>
             <w:rPr>
-              <w:rFonts w:ascii="Times New Roman" w:eastAsiaTheme="minorEastAsia" w:hAnsi="Times New Roman" w:cs="Times New Roman"/>
+              <w:rFonts w:eastAsiaTheme="minorEastAsia"/>
               <w:noProof/>
               <w:sz w:val="24"/>
               <w:szCs w:val="24"/>
             </w:rPr>
           </w:pPr>
-          <w:hyperlink w:anchor="_Toc178191543" w:history="1">
+          <w:hyperlink w:anchor="_Toc236837240" w:history="1">
             <w:r>
               <w:rPr>
                 <w:rStyle w:val="Hyperlink"/>
@@ -9158,7 +9160,6 @@
             </w:r>
             <w:r>
               <w:rPr>
-                <w:rFonts w:ascii="Times New Roman" w:hAnsi="Times New Roman" w:cs="Times New Roman"/>
                 <w:noProof/>
                 <w:webHidden/>
               </w:rPr>
@@ -9166,7 +9167,6 @@
             </w:r>
             <w:r>
               <w:rPr>
-                <w:rFonts w:ascii="Times New Roman" w:hAnsi="Times New Roman" w:cs="Times New Roman"/>
                 <w:noProof/>
                 <w:webHidden/>
               </w:rPr>
@@ -9174,22 +9174,19 @@
             </w:r>
             <w:r>
               <w:rPr>
-                <w:rFonts w:ascii="Times New Roman" w:hAnsi="Times New Roman" w:cs="Times New Roman"/>
                 <w:noProof/>
                 <w:webHidden/>
               </w:rPr>
-              <w:instrText xml:space="preserve"> PAGEREF _Toc178191543 \h </w:instrText>
-            </w:r>
-            <w:r>
-              <w:rPr>
-                <w:rFonts w:ascii="Times New Roman" w:hAnsi="Times New Roman" w:cs="Times New Roman"/>
+              <w:instrText xml:space="preserve"> PAGEREF _Toc236837240 \h </w:instrText>
+            </w:r>
+            <w:r>
+              <w:rPr>
                 <w:noProof/>
                 <w:webHidden/>
               </w:rPr>
             </w:r>
             <w:r>
               <w:rPr>
-                <w:rFonts w:ascii="Times New Roman" w:hAnsi="Times New Roman" w:cs="Times New Roman"/>
                 <w:noProof/>
                 <w:webHidden/>
               </w:rPr>
@@ -9197,15 +9194,13 @@
             </w:r>
             <w:r>
               <w:rPr>
-                <w:rFonts w:ascii="Times New Roman" w:hAnsi="Times New Roman" w:cs="Times New Roman"/>
                 <w:noProof/>
                 <w:webHidden/>
               </w:rPr>
-              <w:t>8</w:t>
-            </w:r>
-            <w:r>
-              <w:rPr>
-                <w:rFonts w:ascii="Times New Roman" w:hAnsi="Times New Roman" w:cs="Times New Roman"/>
+              <w:t>9</w:t>
+            </w:r>
+            <w:r>
+              <w:rPr>
                 <w:noProof/>
                 <w:webHidden/>
               </w:rPr>
@@ -9220,13 +9215,13 @@
               <w:tab w:val="right" w:leader="dot" w:pos="9304"/>
             </w:tabs>
             <w:rPr>
-              <w:rFonts w:ascii="Times New Roman" w:eastAsiaTheme="minorEastAsia" w:hAnsi="Times New Roman" w:cs="Times New Roman"/>
+              <w:rFonts w:eastAsiaTheme="minorEastAsia"/>
               <w:noProof/>
               <w:sz w:val="24"/>
               <w:szCs w:val="24"/>
             </w:rPr>
           </w:pPr>
-          <w:hyperlink w:anchor="_Toc178191544" w:history="1">
+          <w:hyperlink w:anchor="_Toc236837241" w:history="1">
             <w:r>
               <w:rPr>
                 <w:rStyle w:val="Hyperlink"/>
@@ -9238,7 +9233,6 @@
             </w:r>
             <w:r>
               <w:rPr>
-                <w:rFonts w:ascii="Times New Roman" w:hAnsi="Times New Roman" w:cs="Times New Roman"/>
                 <w:noProof/>
                 <w:webHidden/>
               </w:rPr>
@@ -9246,7 +9240,6 @@
             </w:r>
             <w:r>
               <w:rPr>
-                <w:rFonts w:ascii="Times New Roman" w:hAnsi="Times New Roman" w:cs="Times New Roman"/>
                 <w:noProof/>
                 <w:webHidden/>
               </w:rPr>
@@ -9254,22 +9247,19 @@
             </w:r>
             <w:r>
               <w:rPr>
-                <w:rFonts w:ascii="Times New Roman" w:hAnsi="Times New Roman" w:cs="Times New Roman"/>
                 <w:noProof/>
                 <w:webHidden/>
               </w:rPr>
-              <w:instrText xml:space="preserve"> PAGEREF _Toc178191544 \h </w:instrText>
-            </w:r>
-            <w:r>
-              <w:rPr>
-                <w:rFonts w:ascii="Times New Roman" w:hAnsi="Times New Roman" w:cs="Times New Roman"/>
+              <w:instrText xml:space="preserve"> PAGEREF _Toc236837241 \h </w:instrText>
+            </w:r>
+            <w:r>
+              <w:rPr>
                 <w:noProof/>
                 <w:webHidden/>
               </w:rPr>
             </w:r>
             <w:r>
               <w:rPr>
-                <w:rFonts w:ascii="Times New Roman" w:hAnsi="Times New Roman" w:cs="Times New Roman"/>
                 <w:noProof/>
                 <w:webHidden/>
               </w:rPr>
@@ -9277,15 +9267,13 @@
             </w:r>
             <w:r>
               <w:rPr>
-                <w:rFonts w:ascii="Times New Roman" w:hAnsi="Times New Roman" w:cs="Times New Roman"/>
                 <w:noProof/>
                 <w:webHidden/>
               </w:rPr>
-              <w:t>9</w:t>
-            </w:r>
-            <w:r>
-              <w:rPr>
-                <w:rFonts w:ascii="Times New Roman" w:hAnsi="Times New Roman" w:cs="Times New Roman"/>
+              <w:t>10</w:t>
+            </w:r>
+            <w:r>
+              <w:rPr>
                 <w:noProof/>
                 <w:webHidden/>
               </w:rPr>
@@ -9353,6 +9341,10 @@
     <w:p>
       <w:pPr>
         <w:pStyle w:val="Heading1"/>
+        <w:numPr>
+          <w:ilvl w:val="0"/>
+          <w:numId w:val="11"/>
+        </w:numPr>
         <w:spacing w:after="360"/>
         <w:jc w:val="both"/>
         <w:rPr>
@@ -9361,7 +9353,7 @@
           <w:lang w:val="sr-Cyrl-RS"/>
         </w:rPr>
       </w:pPr>
-      <w:bookmarkStart w:id="0" w:name="_Toc178191539"/>
+      <w:bookmarkStart w:id="0" w:name="_Toc236837236"/>
       <w:r>
         <w:rPr>
           <w:rFonts w:ascii="Times New Roman" w:hAnsi="Times New Roman" w:cs="Times New Roman"/>
@@ -9369,17 +9361,4127 @@
           <w:lang w:val="sr-Cyrl-RS"/>
         </w:rPr>
         <w:lastRenderedPageBreak/>
-        <w:t xml:space="preserve">1 </w:t>
-      </w:r>
-      <w:r>
-        <w:rPr>
-          <w:rFonts w:ascii="Times New Roman" w:hAnsi="Times New Roman" w:cs="Times New Roman"/>
-          <w:color w:val="auto"/>
-          <w:lang w:val="sr-Cyrl-RS"/>
-        </w:rPr>
-        <w:t>Опште смернице писања дипломског рада</w:t>
+        <w:t>Увод</w:t>
       </w:r>
       <w:bookmarkEnd w:id="0"/>
+    </w:p>
+    <w:p>
+      <w:pPr>
+        <w:rPr>
+          <w:rFonts w:ascii="Times New Roman" w:hAnsi="Times New Roman" w:cs="Times New Roman"/>
+          <w:lang w:val="ru-RU"/>
+        </w:rPr>
+      </w:pPr>
+      <w:proofErr w:type="spellStart"/>
+      <w:r>
+        <w:rPr>
+          <w:rFonts w:ascii="Times New Roman" w:hAnsi="Times New Roman" w:cs="Times New Roman"/>
+          <w:lang w:val="ru-RU"/>
+        </w:rPr>
+        <w:t>Развојем</w:t>
+      </w:r>
+      <w:proofErr w:type="spellEnd"/>
+      <w:r>
+        <w:rPr>
+          <w:rFonts w:ascii="Times New Roman" w:hAnsi="Times New Roman" w:cs="Times New Roman"/>
+          <w:lang w:val="ru-RU"/>
+        </w:rPr>
+        <w:t xml:space="preserve"> </w:t>
+      </w:r>
+      <w:proofErr w:type="spellStart"/>
+      <w:r>
+        <w:rPr>
+          <w:rFonts w:ascii="Times New Roman" w:hAnsi="Times New Roman" w:cs="Times New Roman"/>
+          <w:lang w:val="ru-RU"/>
+        </w:rPr>
+        <w:t>дистрибуираних</w:t>
+      </w:r>
+      <w:proofErr w:type="spellEnd"/>
+      <w:r>
+        <w:rPr>
+          <w:rFonts w:ascii="Times New Roman" w:hAnsi="Times New Roman" w:cs="Times New Roman"/>
+          <w:lang w:val="ru-RU"/>
+        </w:rPr>
+        <w:t xml:space="preserve"> </w:t>
+      </w:r>
+      <w:proofErr w:type="spellStart"/>
+      <w:r>
+        <w:rPr>
+          <w:rFonts w:ascii="Times New Roman" w:hAnsi="Times New Roman" w:cs="Times New Roman"/>
+          <w:lang w:val="ru-RU"/>
+        </w:rPr>
+        <w:t>информационих</w:t>
+      </w:r>
+      <w:proofErr w:type="spellEnd"/>
+      <w:r>
+        <w:rPr>
+          <w:rFonts w:ascii="Times New Roman" w:hAnsi="Times New Roman" w:cs="Times New Roman"/>
+          <w:lang w:val="ru-RU"/>
+        </w:rPr>
+        <w:t xml:space="preserve"> система и </w:t>
+      </w:r>
+      <w:proofErr w:type="spellStart"/>
+      <w:r>
+        <w:rPr>
+          <w:rFonts w:ascii="Times New Roman" w:hAnsi="Times New Roman" w:cs="Times New Roman"/>
+          <w:lang w:val="ru-RU"/>
+        </w:rPr>
+        <w:t>све</w:t>
+      </w:r>
+      <w:proofErr w:type="spellEnd"/>
+      <w:r>
+        <w:rPr>
+          <w:rFonts w:ascii="Times New Roman" w:hAnsi="Times New Roman" w:cs="Times New Roman"/>
+          <w:lang w:val="ru-RU"/>
+        </w:rPr>
+        <w:t xml:space="preserve"> </w:t>
+      </w:r>
+      <w:proofErr w:type="spellStart"/>
+      <w:r>
+        <w:rPr>
+          <w:rFonts w:ascii="Times New Roman" w:hAnsi="Times New Roman" w:cs="Times New Roman"/>
+          <w:lang w:val="ru-RU"/>
+        </w:rPr>
+        <w:t>већом</w:t>
+      </w:r>
+      <w:proofErr w:type="spellEnd"/>
+      <w:r>
+        <w:rPr>
+          <w:rFonts w:ascii="Times New Roman" w:hAnsi="Times New Roman" w:cs="Times New Roman"/>
+          <w:lang w:val="ru-RU"/>
+        </w:rPr>
+        <w:t xml:space="preserve"> </w:t>
+      </w:r>
+      <w:proofErr w:type="spellStart"/>
+      <w:r>
+        <w:rPr>
+          <w:rFonts w:ascii="Times New Roman" w:hAnsi="Times New Roman" w:cs="Times New Roman"/>
+          <w:lang w:val="ru-RU"/>
+        </w:rPr>
+        <w:t>примјеном</w:t>
+      </w:r>
+      <w:proofErr w:type="spellEnd"/>
+      <w:r>
+        <w:rPr>
+          <w:rFonts w:ascii="Times New Roman" w:hAnsi="Times New Roman" w:cs="Times New Roman"/>
+          <w:lang w:val="ru-RU"/>
+        </w:rPr>
+        <w:t xml:space="preserve"> </w:t>
+      </w:r>
+      <w:proofErr w:type="spellStart"/>
+      <w:r>
+        <w:rPr>
+          <w:rFonts w:ascii="Times New Roman" w:hAnsi="Times New Roman" w:cs="Times New Roman"/>
+          <w:lang w:val="ru-RU"/>
+        </w:rPr>
+        <w:t>микроервисне</w:t>
+      </w:r>
+      <w:proofErr w:type="spellEnd"/>
+      <w:r>
+        <w:rPr>
+          <w:rFonts w:ascii="Times New Roman" w:hAnsi="Times New Roman" w:cs="Times New Roman"/>
+          <w:lang w:val="ru-RU"/>
+        </w:rPr>
+        <w:t xml:space="preserve"> архитектуре, </w:t>
+      </w:r>
+      <w:proofErr w:type="spellStart"/>
+      <w:r>
+        <w:rPr>
+          <w:rFonts w:ascii="Times New Roman" w:hAnsi="Times New Roman" w:cs="Times New Roman"/>
+          <w:lang w:val="ru-RU"/>
+        </w:rPr>
+        <w:t>комуникација</w:t>
+      </w:r>
+      <w:proofErr w:type="spellEnd"/>
+      <w:r>
+        <w:rPr>
+          <w:rFonts w:ascii="Times New Roman" w:hAnsi="Times New Roman" w:cs="Times New Roman"/>
+          <w:lang w:val="ru-RU"/>
+        </w:rPr>
+        <w:t xml:space="preserve"> </w:t>
+      </w:r>
+      <w:proofErr w:type="spellStart"/>
+      <w:r>
+        <w:rPr>
+          <w:rFonts w:ascii="Times New Roman" w:hAnsi="Times New Roman" w:cs="Times New Roman"/>
+          <w:lang w:val="ru-RU"/>
+        </w:rPr>
+        <w:t>између</w:t>
+      </w:r>
+      <w:proofErr w:type="spellEnd"/>
+      <w:r>
+        <w:rPr>
+          <w:rFonts w:ascii="Times New Roman" w:hAnsi="Times New Roman" w:cs="Times New Roman"/>
+          <w:lang w:val="ru-RU"/>
+        </w:rPr>
+        <w:t xml:space="preserve"> сервиса </w:t>
+      </w:r>
+      <w:proofErr w:type="spellStart"/>
+      <w:r>
+        <w:rPr>
+          <w:rFonts w:ascii="Times New Roman" w:hAnsi="Times New Roman" w:cs="Times New Roman"/>
+          <w:lang w:val="ru-RU"/>
+        </w:rPr>
+        <w:t>постала</w:t>
+      </w:r>
+      <w:proofErr w:type="spellEnd"/>
+      <w:r>
+        <w:rPr>
+          <w:rFonts w:ascii="Times New Roman" w:hAnsi="Times New Roman" w:cs="Times New Roman"/>
+          <w:lang w:val="ru-RU"/>
+        </w:rPr>
+        <w:t xml:space="preserve"> </w:t>
+      </w:r>
+      <w:proofErr w:type="spellStart"/>
+      <w:r>
+        <w:rPr>
+          <w:rFonts w:ascii="Times New Roman" w:hAnsi="Times New Roman" w:cs="Times New Roman"/>
+          <w:lang w:val="ru-RU"/>
+        </w:rPr>
+        <w:t>је</w:t>
+      </w:r>
+      <w:proofErr w:type="spellEnd"/>
+      <w:r>
+        <w:rPr>
+          <w:rFonts w:ascii="Times New Roman" w:hAnsi="Times New Roman" w:cs="Times New Roman"/>
+          <w:lang w:val="ru-RU"/>
+        </w:rPr>
+        <w:t xml:space="preserve"> </w:t>
+      </w:r>
+      <w:proofErr w:type="spellStart"/>
+      <w:r>
+        <w:rPr>
+          <w:rFonts w:ascii="Times New Roman" w:hAnsi="Times New Roman" w:cs="Times New Roman"/>
+          <w:lang w:val="ru-RU"/>
+        </w:rPr>
+        <w:t>један</w:t>
+      </w:r>
+      <w:proofErr w:type="spellEnd"/>
+      <w:r>
+        <w:rPr>
+          <w:rFonts w:ascii="Times New Roman" w:hAnsi="Times New Roman" w:cs="Times New Roman"/>
+          <w:lang w:val="ru-RU"/>
+        </w:rPr>
+        <w:t xml:space="preserve"> од </w:t>
+      </w:r>
+      <w:proofErr w:type="spellStart"/>
+      <w:r>
+        <w:rPr>
+          <w:rFonts w:ascii="Times New Roman" w:hAnsi="Times New Roman" w:cs="Times New Roman"/>
+          <w:lang w:val="ru-RU"/>
+        </w:rPr>
+        <w:t>кључних</w:t>
+      </w:r>
+      <w:proofErr w:type="spellEnd"/>
+      <w:r>
+        <w:rPr>
+          <w:rFonts w:ascii="Times New Roman" w:hAnsi="Times New Roman" w:cs="Times New Roman"/>
+          <w:lang w:val="ru-RU"/>
+        </w:rPr>
+        <w:t xml:space="preserve"> </w:t>
+      </w:r>
+      <w:proofErr w:type="spellStart"/>
+      <w:r>
+        <w:rPr>
+          <w:rFonts w:ascii="Times New Roman" w:hAnsi="Times New Roman" w:cs="Times New Roman"/>
+          <w:lang w:val="ru-RU"/>
+        </w:rPr>
+        <w:t>аспеката</w:t>
+      </w:r>
+      <w:proofErr w:type="spellEnd"/>
+      <w:r>
+        <w:rPr>
+          <w:rFonts w:ascii="Times New Roman" w:hAnsi="Times New Roman" w:cs="Times New Roman"/>
+          <w:lang w:val="ru-RU"/>
+        </w:rPr>
+        <w:t xml:space="preserve"> </w:t>
+      </w:r>
+      <w:proofErr w:type="spellStart"/>
+      <w:r>
+        <w:rPr>
+          <w:rFonts w:ascii="Times New Roman" w:hAnsi="Times New Roman" w:cs="Times New Roman"/>
+          <w:lang w:val="ru-RU"/>
+        </w:rPr>
+        <w:t>развоја</w:t>
+      </w:r>
+      <w:proofErr w:type="spellEnd"/>
+      <w:r>
+        <w:rPr>
+          <w:rFonts w:ascii="Times New Roman" w:hAnsi="Times New Roman" w:cs="Times New Roman"/>
+          <w:lang w:val="ru-RU"/>
+        </w:rPr>
+        <w:t xml:space="preserve"> </w:t>
+      </w:r>
+      <w:proofErr w:type="spellStart"/>
+      <w:r>
+        <w:rPr>
+          <w:rFonts w:ascii="Times New Roman" w:hAnsi="Times New Roman" w:cs="Times New Roman"/>
+          <w:lang w:val="ru-RU"/>
+        </w:rPr>
+        <w:t>савремених</w:t>
+      </w:r>
+      <w:proofErr w:type="spellEnd"/>
+      <w:r>
+        <w:rPr>
+          <w:rFonts w:ascii="Times New Roman" w:hAnsi="Times New Roman" w:cs="Times New Roman"/>
+          <w:lang w:val="ru-RU"/>
+        </w:rPr>
+        <w:t xml:space="preserve"> </w:t>
+      </w:r>
+      <w:proofErr w:type="spellStart"/>
+      <w:r>
+        <w:rPr>
+          <w:rFonts w:ascii="Times New Roman" w:hAnsi="Times New Roman" w:cs="Times New Roman"/>
+          <w:lang w:val="ru-RU"/>
+        </w:rPr>
+        <w:t>софтверских</w:t>
+      </w:r>
+      <w:proofErr w:type="spellEnd"/>
+      <w:r>
+        <w:rPr>
+          <w:rFonts w:ascii="Times New Roman" w:hAnsi="Times New Roman" w:cs="Times New Roman"/>
+          <w:lang w:val="ru-RU"/>
+        </w:rPr>
+        <w:t xml:space="preserve"> система </w:t>
+      </w:r>
+      <w:r>
+        <w:rPr>
+          <w:rFonts w:ascii="Times New Roman" w:hAnsi="Times New Roman" w:cs="Times New Roman"/>
+          <w:lang w:val="ru-RU"/>
+        </w:rPr>
+        <w:fldChar w:fldCharType="begin"/>
+      </w:r>
+      <w:r>
+        <w:rPr>
+          <w:rFonts w:ascii="Times New Roman" w:hAnsi="Times New Roman" w:cs="Times New Roman"/>
+          <w:lang w:val="ru-RU"/>
+        </w:rPr>
+        <w:instrText xml:space="preserve"> REF _Ref236837480 \r \h </w:instrText>
+      </w:r>
+      <w:r>
+        <w:rPr>
+          <w:rFonts w:ascii="Times New Roman" w:hAnsi="Times New Roman" w:cs="Times New Roman"/>
+          <w:lang w:val="ru-RU"/>
+        </w:rPr>
+      </w:r>
+      <w:r>
+        <w:rPr>
+          <w:rFonts w:ascii="Times New Roman" w:hAnsi="Times New Roman" w:cs="Times New Roman"/>
+          <w:lang w:val="ru-RU"/>
+        </w:rPr>
+        <w:fldChar w:fldCharType="separate"/>
+      </w:r>
+      <w:r>
+        <w:rPr>
+          <w:rFonts w:ascii="Times New Roman" w:hAnsi="Times New Roman" w:cs="Times New Roman"/>
+          <w:lang w:val="ru-RU"/>
+        </w:rPr>
+        <w:t>[1]</w:t>
+      </w:r>
+      <w:r>
+        <w:rPr>
+          <w:rFonts w:ascii="Times New Roman" w:hAnsi="Times New Roman" w:cs="Times New Roman"/>
+          <w:lang w:val="ru-RU"/>
+        </w:rPr>
+        <w:fldChar w:fldCharType="end"/>
+      </w:r>
+      <w:r>
+        <w:rPr>
+          <w:rFonts w:ascii="Times New Roman" w:hAnsi="Times New Roman" w:cs="Times New Roman"/>
+          <w:lang w:val="ru-RU"/>
+        </w:rPr>
+        <w:t xml:space="preserve">. </w:t>
+      </w:r>
+      <w:proofErr w:type="spellStart"/>
+      <w:r>
+        <w:rPr>
+          <w:rFonts w:ascii="Times New Roman" w:hAnsi="Times New Roman" w:cs="Times New Roman"/>
+          <w:lang w:val="ru-RU"/>
+        </w:rPr>
+        <w:t>Умјесто</w:t>
+      </w:r>
+      <w:proofErr w:type="spellEnd"/>
+      <w:r>
+        <w:rPr>
+          <w:rFonts w:ascii="Times New Roman" w:hAnsi="Times New Roman" w:cs="Times New Roman"/>
+          <w:lang w:val="ru-RU"/>
+        </w:rPr>
+        <w:t xml:space="preserve"> </w:t>
+      </w:r>
+      <w:proofErr w:type="spellStart"/>
+      <w:r>
+        <w:rPr>
+          <w:rFonts w:ascii="Times New Roman" w:hAnsi="Times New Roman" w:cs="Times New Roman"/>
+          <w:lang w:val="ru-RU"/>
+        </w:rPr>
+        <w:t>монолитних</w:t>
+      </w:r>
+      <w:proofErr w:type="spellEnd"/>
+      <w:r>
+        <w:rPr>
+          <w:rFonts w:ascii="Times New Roman" w:hAnsi="Times New Roman" w:cs="Times New Roman"/>
+          <w:lang w:val="ru-RU"/>
+        </w:rPr>
+        <w:t xml:space="preserve"> </w:t>
+      </w:r>
+      <w:proofErr w:type="spellStart"/>
+      <w:r>
+        <w:rPr>
+          <w:rFonts w:ascii="Times New Roman" w:hAnsi="Times New Roman" w:cs="Times New Roman"/>
+          <w:lang w:val="ru-RU"/>
+        </w:rPr>
+        <w:t>апликација</w:t>
+      </w:r>
+      <w:proofErr w:type="spellEnd"/>
+      <w:r>
+        <w:rPr>
+          <w:rFonts w:ascii="Times New Roman" w:hAnsi="Times New Roman" w:cs="Times New Roman"/>
+          <w:lang w:val="ru-RU"/>
+        </w:rPr>
+        <w:t xml:space="preserve">, </w:t>
+      </w:r>
+      <w:proofErr w:type="spellStart"/>
+      <w:r>
+        <w:rPr>
+          <w:rFonts w:ascii="Times New Roman" w:hAnsi="Times New Roman" w:cs="Times New Roman"/>
+          <w:lang w:val="ru-RU"/>
+        </w:rPr>
+        <w:t>функционалности</w:t>
+      </w:r>
+      <w:proofErr w:type="spellEnd"/>
+      <w:r>
+        <w:rPr>
+          <w:rFonts w:ascii="Times New Roman" w:hAnsi="Times New Roman" w:cs="Times New Roman"/>
+          <w:lang w:val="ru-RU"/>
+        </w:rPr>
+        <w:t xml:space="preserve"> се </w:t>
+      </w:r>
+      <w:proofErr w:type="spellStart"/>
+      <w:r>
+        <w:rPr>
+          <w:rFonts w:ascii="Times New Roman" w:hAnsi="Times New Roman" w:cs="Times New Roman"/>
+          <w:lang w:val="ru-RU"/>
+        </w:rPr>
+        <w:t>данас</w:t>
+      </w:r>
+      <w:proofErr w:type="spellEnd"/>
+      <w:r>
+        <w:rPr>
+          <w:rFonts w:ascii="Times New Roman" w:hAnsi="Times New Roman" w:cs="Times New Roman"/>
+          <w:lang w:val="ru-RU"/>
+        </w:rPr>
+        <w:t xml:space="preserve"> </w:t>
+      </w:r>
+      <w:proofErr w:type="spellStart"/>
+      <w:r>
+        <w:rPr>
+          <w:rFonts w:ascii="Times New Roman" w:hAnsi="Times New Roman" w:cs="Times New Roman"/>
+          <w:lang w:val="ru-RU"/>
+        </w:rPr>
+        <w:t>често</w:t>
+      </w:r>
+      <w:proofErr w:type="spellEnd"/>
+      <w:r>
+        <w:rPr>
+          <w:rFonts w:ascii="Times New Roman" w:hAnsi="Times New Roman" w:cs="Times New Roman"/>
+          <w:lang w:val="ru-RU"/>
+        </w:rPr>
+        <w:t xml:space="preserve"> </w:t>
+      </w:r>
+      <w:proofErr w:type="spellStart"/>
+      <w:r>
+        <w:rPr>
+          <w:rFonts w:ascii="Times New Roman" w:hAnsi="Times New Roman" w:cs="Times New Roman"/>
+          <w:lang w:val="ru-RU"/>
+        </w:rPr>
+        <w:t>имплементирају</w:t>
+      </w:r>
+      <w:proofErr w:type="spellEnd"/>
+      <w:r>
+        <w:rPr>
+          <w:rFonts w:ascii="Times New Roman" w:hAnsi="Times New Roman" w:cs="Times New Roman"/>
+          <w:lang w:val="ru-RU"/>
+        </w:rPr>
+        <w:t xml:space="preserve"> </w:t>
+      </w:r>
+      <w:proofErr w:type="spellStart"/>
+      <w:r>
+        <w:rPr>
+          <w:rFonts w:ascii="Times New Roman" w:hAnsi="Times New Roman" w:cs="Times New Roman"/>
+          <w:lang w:val="ru-RU"/>
+        </w:rPr>
+        <w:t>као</w:t>
+      </w:r>
+      <w:proofErr w:type="spellEnd"/>
+      <w:r>
+        <w:rPr>
+          <w:rFonts w:ascii="Times New Roman" w:hAnsi="Times New Roman" w:cs="Times New Roman"/>
+          <w:lang w:val="ru-RU"/>
+        </w:rPr>
+        <w:t xml:space="preserve"> скуп </w:t>
+      </w:r>
+      <w:proofErr w:type="spellStart"/>
+      <w:r>
+        <w:rPr>
+          <w:rFonts w:ascii="Times New Roman" w:hAnsi="Times New Roman" w:cs="Times New Roman"/>
+          <w:lang w:val="ru-RU"/>
+        </w:rPr>
+        <w:t>независних</w:t>
+      </w:r>
+      <w:proofErr w:type="spellEnd"/>
+      <w:r>
+        <w:rPr>
+          <w:rFonts w:ascii="Times New Roman" w:hAnsi="Times New Roman" w:cs="Times New Roman"/>
+          <w:lang w:val="ru-RU"/>
+        </w:rPr>
+        <w:t xml:space="preserve"> сервиса </w:t>
+      </w:r>
+      <w:proofErr w:type="spellStart"/>
+      <w:r>
+        <w:rPr>
+          <w:rFonts w:ascii="Times New Roman" w:hAnsi="Times New Roman" w:cs="Times New Roman"/>
+          <w:lang w:val="ru-RU"/>
+        </w:rPr>
+        <w:t>који</w:t>
+      </w:r>
+      <w:proofErr w:type="spellEnd"/>
+      <w:r>
+        <w:rPr>
+          <w:rFonts w:ascii="Times New Roman" w:hAnsi="Times New Roman" w:cs="Times New Roman"/>
+          <w:lang w:val="ru-RU"/>
+        </w:rPr>
+        <w:t xml:space="preserve"> </w:t>
+      </w:r>
+      <w:proofErr w:type="spellStart"/>
+      <w:r>
+        <w:rPr>
+          <w:rFonts w:ascii="Times New Roman" w:hAnsi="Times New Roman" w:cs="Times New Roman"/>
+          <w:lang w:val="ru-RU"/>
+        </w:rPr>
+        <w:t>међусобно</w:t>
+      </w:r>
+      <w:proofErr w:type="spellEnd"/>
+      <w:r>
+        <w:rPr>
+          <w:rFonts w:ascii="Times New Roman" w:hAnsi="Times New Roman" w:cs="Times New Roman"/>
+          <w:lang w:val="ru-RU"/>
+        </w:rPr>
+        <w:t xml:space="preserve"> </w:t>
+      </w:r>
+      <w:proofErr w:type="spellStart"/>
+      <w:r>
+        <w:rPr>
+          <w:rFonts w:ascii="Times New Roman" w:hAnsi="Times New Roman" w:cs="Times New Roman"/>
+          <w:lang w:val="ru-RU"/>
+        </w:rPr>
+        <w:t>размјењују</w:t>
+      </w:r>
+      <w:proofErr w:type="spellEnd"/>
+      <w:r>
+        <w:rPr>
+          <w:rFonts w:ascii="Times New Roman" w:hAnsi="Times New Roman" w:cs="Times New Roman"/>
+          <w:lang w:val="ru-RU"/>
+        </w:rPr>
+        <w:t xml:space="preserve"> </w:t>
+      </w:r>
+      <w:proofErr w:type="spellStart"/>
+      <w:r>
+        <w:rPr>
+          <w:rFonts w:ascii="Times New Roman" w:hAnsi="Times New Roman" w:cs="Times New Roman"/>
+          <w:lang w:val="ru-RU"/>
+        </w:rPr>
+        <w:t>податке</w:t>
+      </w:r>
+      <w:proofErr w:type="spellEnd"/>
+      <w:r>
+        <w:rPr>
+          <w:rFonts w:ascii="Times New Roman" w:hAnsi="Times New Roman" w:cs="Times New Roman"/>
+          <w:lang w:val="ru-RU"/>
+        </w:rPr>
+        <w:t xml:space="preserve"> путем мреже. Такав приступ </w:t>
+      </w:r>
+      <w:proofErr w:type="spellStart"/>
+      <w:r>
+        <w:rPr>
+          <w:rFonts w:ascii="Times New Roman" w:hAnsi="Times New Roman" w:cs="Times New Roman"/>
+          <w:lang w:val="ru-RU"/>
+        </w:rPr>
+        <w:t>омогућава</w:t>
+      </w:r>
+      <w:proofErr w:type="spellEnd"/>
+      <w:r>
+        <w:rPr>
+          <w:rFonts w:ascii="Times New Roman" w:hAnsi="Times New Roman" w:cs="Times New Roman"/>
+          <w:lang w:val="ru-RU"/>
+        </w:rPr>
+        <w:t xml:space="preserve"> </w:t>
+      </w:r>
+      <w:proofErr w:type="spellStart"/>
+      <w:r>
+        <w:rPr>
+          <w:rFonts w:ascii="Times New Roman" w:hAnsi="Times New Roman" w:cs="Times New Roman"/>
+          <w:lang w:val="ru-RU"/>
+        </w:rPr>
+        <w:t>већу</w:t>
+      </w:r>
+      <w:proofErr w:type="spellEnd"/>
+      <w:r>
+        <w:rPr>
+          <w:rFonts w:ascii="Times New Roman" w:hAnsi="Times New Roman" w:cs="Times New Roman"/>
+          <w:lang w:val="ru-RU"/>
+        </w:rPr>
+        <w:t xml:space="preserve"> </w:t>
+      </w:r>
+      <w:proofErr w:type="spellStart"/>
+      <w:r>
+        <w:rPr>
+          <w:rFonts w:ascii="Times New Roman" w:hAnsi="Times New Roman" w:cs="Times New Roman"/>
+          <w:lang w:val="ru-RU"/>
+        </w:rPr>
+        <w:t>скалабилност</w:t>
+      </w:r>
+      <w:proofErr w:type="spellEnd"/>
+      <w:r>
+        <w:rPr>
+          <w:rFonts w:ascii="Times New Roman" w:hAnsi="Times New Roman" w:cs="Times New Roman"/>
+          <w:lang w:val="ru-RU"/>
+        </w:rPr>
+        <w:t xml:space="preserve">, </w:t>
+      </w:r>
+      <w:proofErr w:type="spellStart"/>
+      <w:r>
+        <w:rPr>
+          <w:rFonts w:ascii="Times New Roman" w:hAnsi="Times New Roman" w:cs="Times New Roman"/>
+          <w:lang w:val="ru-RU"/>
+        </w:rPr>
+        <w:t>лакше</w:t>
+      </w:r>
+      <w:proofErr w:type="spellEnd"/>
+      <w:r>
+        <w:rPr>
+          <w:rFonts w:ascii="Times New Roman" w:hAnsi="Times New Roman" w:cs="Times New Roman"/>
+          <w:lang w:val="ru-RU"/>
+        </w:rPr>
+        <w:t xml:space="preserve"> </w:t>
+      </w:r>
+      <w:proofErr w:type="spellStart"/>
+      <w:r>
+        <w:rPr>
+          <w:rFonts w:ascii="Times New Roman" w:hAnsi="Times New Roman" w:cs="Times New Roman"/>
+          <w:lang w:val="ru-RU"/>
+        </w:rPr>
+        <w:t>одржавање</w:t>
+      </w:r>
+      <w:proofErr w:type="spellEnd"/>
+      <w:r>
+        <w:rPr>
+          <w:rFonts w:ascii="Times New Roman" w:hAnsi="Times New Roman" w:cs="Times New Roman"/>
+          <w:lang w:val="ru-RU"/>
+        </w:rPr>
+        <w:t xml:space="preserve"> и </w:t>
+      </w:r>
+      <w:proofErr w:type="spellStart"/>
+      <w:r>
+        <w:rPr>
+          <w:rFonts w:ascii="Times New Roman" w:hAnsi="Times New Roman" w:cs="Times New Roman"/>
+          <w:lang w:val="ru-RU"/>
+        </w:rPr>
+        <w:t>независно</w:t>
+      </w:r>
+      <w:proofErr w:type="spellEnd"/>
+      <w:r>
+        <w:rPr>
+          <w:rFonts w:ascii="Times New Roman" w:hAnsi="Times New Roman" w:cs="Times New Roman"/>
+          <w:lang w:val="ru-RU"/>
+        </w:rPr>
+        <w:t xml:space="preserve"> </w:t>
+      </w:r>
+      <w:proofErr w:type="spellStart"/>
+      <w:r>
+        <w:rPr>
+          <w:rFonts w:ascii="Times New Roman" w:hAnsi="Times New Roman" w:cs="Times New Roman"/>
+          <w:lang w:val="ru-RU"/>
+        </w:rPr>
+        <w:t>развијање</w:t>
+      </w:r>
+      <w:proofErr w:type="spellEnd"/>
+      <w:r>
+        <w:rPr>
+          <w:rFonts w:ascii="Times New Roman" w:hAnsi="Times New Roman" w:cs="Times New Roman"/>
+          <w:lang w:val="ru-RU"/>
+        </w:rPr>
+        <w:t xml:space="preserve"> </w:t>
+      </w:r>
+      <w:proofErr w:type="spellStart"/>
+      <w:r>
+        <w:rPr>
+          <w:rFonts w:ascii="Times New Roman" w:hAnsi="Times New Roman" w:cs="Times New Roman"/>
+          <w:lang w:val="ru-RU"/>
+        </w:rPr>
+        <w:t>појединих</w:t>
+      </w:r>
+      <w:proofErr w:type="spellEnd"/>
+      <w:r>
+        <w:rPr>
+          <w:rFonts w:ascii="Times New Roman" w:hAnsi="Times New Roman" w:cs="Times New Roman"/>
+          <w:lang w:val="ru-RU"/>
+        </w:rPr>
+        <w:t xml:space="preserve"> </w:t>
+      </w:r>
+      <w:proofErr w:type="spellStart"/>
+      <w:r>
+        <w:rPr>
+          <w:rFonts w:ascii="Times New Roman" w:hAnsi="Times New Roman" w:cs="Times New Roman"/>
+          <w:lang w:val="ru-RU"/>
+        </w:rPr>
+        <w:t>дијелова</w:t>
+      </w:r>
+      <w:proofErr w:type="spellEnd"/>
+      <w:r>
+        <w:rPr>
+          <w:rFonts w:ascii="Times New Roman" w:hAnsi="Times New Roman" w:cs="Times New Roman"/>
+          <w:lang w:val="ru-RU"/>
+        </w:rPr>
+        <w:t xml:space="preserve"> система, али </w:t>
+      </w:r>
+      <w:proofErr w:type="spellStart"/>
+      <w:r>
+        <w:rPr>
+          <w:rFonts w:ascii="Times New Roman" w:hAnsi="Times New Roman" w:cs="Times New Roman"/>
+          <w:lang w:val="ru-RU"/>
+        </w:rPr>
+        <w:t>истовремено</w:t>
+      </w:r>
+      <w:proofErr w:type="spellEnd"/>
+      <w:r>
+        <w:rPr>
+          <w:rFonts w:ascii="Times New Roman" w:hAnsi="Times New Roman" w:cs="Times New Roman"/>
+          <w:lang w:val="ru-RU"/>
+        </w:rPr>
+        <w:t xml:space="preserve"> уводи </w:t>
+      </w:r>
+      <w:proofErr w:type="spellStart"/>
+      <w:r>
+        <w:rPr>
+          <w:rFonts w:ascii="Times New Roman" w:hAnsi="Times New Roman" w:cs="Times New Roman"/>
+          <w:lang w:val="ru-RU"/>
+        </w:rPr>
+        <w:t>нове</w:t>
+      </w:r>
+      <w:proofErr w:type="spellEnd"/>
+      <w:r>
+        <w:rPr>
+          <w:rFonts w:ascii="Times New Roman" w:hAnsi="Times New Roman" w:cs="Times New Roman"/>
+          <w:lang w:val="ru-RU"/>
+        </w:rPr>
+        <w:t xml:space="preserve"> </w:t>
+      </w:r>
+      <w:proofErr w:type="spellStart"/>
+      <w:r>
+        <w:rPr>
+          <w:rFonts w:ascii="Times New Roman" w:hAnsi="Times New Roman" w:cs="Times New Roman"/>
+          <w:lang w:val="ru-RU"/>
+        </w:rPr>
+        <w:t>изазове</w:t>
+      </w:r>
+      <w:proofErr w:type="spellEnd"/>
+      <w:r>
+        <w:rPr>
+          <w:rFonts w:ascii="Times New Roman" w:hAnsi="Times New Roman" w:cs="Times New Roman"/>
+          <w:lang w:val="ru-RU"/>
+        </w:rPr>
+        <w:t xml:space="preserve"> у области </w:t>
+      </w:r>
+      <w:proofErr w:type="spellStart"/>
+      <w:r>
+        <w:rPr>
+          <w:rFonts w:ascii="Times New Roman" w:hAnsi="Times New Roman" w:cs="Times New Roman"/>
+          <w:lang w:val="ru-RU"/>
+        </w:rPr>
+        <w:t>безбједности</w:t>
+      </w:r>
+      <w:proofErr w:type="spellEnd"/>
+      <w:r>
+        <w:rPr>
+          <w:rFonts w:ascii="Times New Roman" w:hAnsi="Times New Roman" w:cs="Times New Roman"/>
+          <w:lang w:val="ru-RU"/>
+        </w:rPr>
+        <w:t xml:space="preserve"> </w:t>
+      </w:r>
+      <w:r>
+        <w:rPr>
+          <w:rFonts w:ascii="Times New Roman" w:hAnsi="Times New Roman" w:cs="Times New Roman"/>
+          <w:lang w:val="ru-RU"/>
+        </w:rPr>
+        <w:fldChar w:fldCharType="begin"/>
+      </w:r>
+      <w:r>
+        <w:rPr>
+          <w:rFonts w:ascii="Times New Roman" w:hAnsi="Times New Roman" w:cs="Times New Roman"/>
+          <w:lang w:val="ru-RU"/>
+        </w:rPr>
+        <w:instrText xml:space="preserve"> REF _Ref236837494 \r \h </w:instrText>
+      </w:r>
+      <w:r>
+        <w:rPr>
+          <w:rFonts w:ascii="Times New Roman" w:hAnsi="Times New Roman" w:cs="Times New Roman"/>
+          <w:lang w:val="ru-RU"/>
+        </w:rPr>
+      </w:r>
+      <w:r>
+        <w:rPr>
+          <w:rFonts w:ascii="Times New Roman" w:hAnsi="Times New Roman" w:cs="Times New Roman"/>
+          <w:lang w:val="ru-RU"/>
+        </w:rPr>
+        <w:fldChar w:fldCharType="separate"/>
+      </w:r>
+      <w:r>
+        <w:rPr>
+          <w:rFonts w:ascii="Times New Roman" w:hAnsi="Times New Roman" w:cs="Times New Roman"/>
+          <w:lang w:val="ru-RU"/>
+        </w:rPr>
+        <w:t>[2]</w:t>
+      </w:r>
+      <w:r>
+        <w:rPr>
+          <w:rFonts w:ascii="Times New Roman" w:hAnsi="Times New Roman" w:cs="Times New Roman"/>
+          <w:lang w:val="ru-RU"/>
+        </w:rPr>
+        <w:fldChar w:fldCharType="end"/>
+      </w:r>
+      <w:r>
+        <w:rPr>
+          <w:rFonts w:ascii="Times New Roman" w:hAnsi="Times New Roman" w:cs="Times New Roman"/>
+          <w:lang w:val="ru-RU"/>
+        </w:rPr>
+        <w:t>.</w:t>
+      </w:r>
+    </w:p>
+    <w:p>
+      <w:pPr>
+        <w:rPr>
+          <w:rFonts w:ascii="Times New Roman" w:hAnsi="Times New Roman" w:cs="Times New Roman"/>
+          <w:lang w:val="ru-RU"/>
+        </w:rPr>
+      </w:pPr>
+      <w:proofErr w:type="spellStart"/>
+      <w:r>
+        <w:rPr>
+          <w:rFonts w:ascii="Times New Roman" w:hAnsi="Times New Roman" w:cs="Times New Roman"/>
+          <w:lang w:val="ru-RU"/>
+        </w:rPr>
+        <w:t>Један</w:t>
+      </w:r>
+      <w:proofErr w:type="spellEnd"/>
+      <w:r>
+        <w:rPr>
+          <w:rFonts w:ascii="Times New Roman" w:hAnsi="Times New Roman" w:cs="Times New Roman"/>
+          <w:lang w:val="ru-RU"/>
+        </w:rPr>
+        <w:t xml:space="preserve"> од </w:t>
+      </w:r>
+      <w:proofErr w:type="spellStart"/>
+      <w:r>
+        <w:rPr>
+          <w:rFonts w:ascii="Times New Roman" w:hAnsi="Times New Roman" w:cs="Times New Roman"/>
+          <w:lang w:val="ru-RU"/>
+        </w:rPr>
+        <w:t>основних</w:t>
+      </w:r>
+      <w:proofErr w:type="spellEnd"/>
+      <w:r>
+        <w:rPr>
+          <w:rFonts w:ascii="Times New Roman" w:hAnsi="Times New Roman" w:cs="Times New Roman"/>
+          <w:lang w:val="ru-RU"/>
+        </w:rPr>
+        <w:t xml:space="preserve"> </w:t>
+      </w:r>
+      <w:proofErr w:type="spellStart"/>
+      <w:r>
+        <w:rPr>
+          <w:rFonts w:ascii="Times New Roman" w:hAnsi="Times New Roman" w:cs="Times New Roman"/>
+          <w:lang w:val="ru-RU"/>
+        </w:rPr>
+        <w:t>захтјева</w:t>
+      </w:r>
+      <w:proofErr w:type="spellEnd"/>
+      <w:r>
+        <w:rPr>
+          <w:rFonts w:ascii="Times New Roman" w:hAnsi="Times New Roman" w:cs="Times New Roman"/>
+          <w:lang w:val="ru-RU"/>
+        </w:rPr>
+        <w:t xml:space="preserve"> приликом </w:t>
+      </w:r>
+      <w:proofErr w:type="spellStart"/>
+      <w:r>
+        <w:rPr>
+          <w:rFonts w:ascii="Times New Roman" w:hAnsi="Times New Roman" w:cs="Times New Roman"/>
+          <w:lang w:val="ru-RU"/>
+        </w:rPr>
+        <w:t>комуникације</w:t>
+      </w:r>
+      <w:proofErr w:type="spellEnd"/>
+      <w:r>
+        <w:rPr>
+          <w:rFonts w:ascii="Times New Roman" w:hAnsi="Times New Roman" w:cs="Times New Roman"/>
+          <w:lang w:val="ru-RU"/>
+        </w:rPr>
+        <w:t xml:space="preserve"> </w:t>
+      </w:r>
+      <w:proofErr w:type="spellStart"/>
+      <w:r>
+        <w:rPr>
+          <w:rFonts w:ascii="Times New Roman" w:hAnsi="Times New Roman" w:cs="Times New Roman"/>
+          <w:lang w:val="ru-RU"/>
+        </w:rPr>
+        <w:t>између</w:t>
+      </w:r>
+      <w:proofErr w:type="spellEnd"/>
+      <w:r>
+        <w:rPr>
+          <w:rFonts w:ascii="Times New Roman" w:hAnsi="Times New Roman" w:cs="Times New Roman"/>
+          <w:lang w:val="ru-RU"/>
+        </w:rPr>
+        <w:t xml:space="preserve"> сервиса </w:t>
+      </w:r>
+      <w:proofErr w:type="spellStart"/>
+      <w:r>
+        <w:rPr>
+          <w:rFonts w:ascii="Times New Roman" w:hAnsi="Times New Roman" w:cs="Times New Roman"/>
+          <w:lang w:val="ru-RU"/>
+        </w:rPr>
+        <w:t>јесте</w:t>
+      </w:r>
+      <w:proofErr w:type="spellEnd"/>
+      <w:r>
+        <w:rPr>
+          <w:rFonts w:ascii="Times New Roman" w:hAnsi="Times New Roman" w:cs="Times New Roman"/>
+          <w:lang w:val="ru-RU"/>
+        </w:rPr>
+        <w:t xml:space="preserve"> </w:t>
+      </w:r>
+      <w:proofErr w:type="spellStart"/>
+      <w:r>
+        <w:rPr>
+          <w:rFonts w:ascii="Times New Roman" w:hAnsi="Times New Roman" w:cs="Times New Roman"/>
+          <w:lang w:val="ru-RU"/>
+        </w:rPr>
+        <w:t>поуздана</w:t>
+      </w:r>
+      <w:proofErr w:type="spellEnd"/>
+      <w:r>
+        <w:rPr>
+          <w:rFonts w:ascii="Times New Roman" w:hAnsi="Times New Roman" w:cs="Times New Roman"/>
+          <w:lang w:val="ru-RU"/>
+        </w:rPr>
+        <w:t xml:space="preserve"> </w:t>
+      </w:r>
+      <w:proofErr w:type="spellStart"/>
+      <w:r>
+        <w:rPr>
+          <w:rFonts w:ascii="Times New Roman" w:hAnsi="Times New Roman" w:cs="Times New Roman"/>
+          <w:lang w:val="ru-RU"/>
+        </w:rPr>
+        <w:t>аутентификација</w:t>
+      </w:r>
+      <w:proofErr w:type="spellEnd"/>
+      <w:r>
+        <w:rPr>
+          <w:rFonts w:ascii="Times New Roman" w:hAnsi="Times New Roman" w:cs="Times New Roman"/>
+          <w:lang w:val="ru-RU"/>
+        </w:rPr>
+        <w:t xml:space="preserve">. Сервис </w:t>
+      </w:r>
+      <w:proofErr w:type="spellStart"/>
+      <w:r>
+        <w:rPr>
+          <w:rFonts w:ascii="Times New Roman" w:hAnsi="Times New Roman" w:cs="Times New Roman"/>
+          <w:lang w:val="ru-RU"/>
+        </w:rPr>
+        <w:t>који</w:t>
+      </w:r>
+      <w:proofErr w:type="spellEnd"/>
+      <w:r>
+        <w:rPr>
+          <w:rFonts w:ascii="Times New Roman" w:hAnsi="Times New Roman" w:cs="Times New Roman"/>
+          <w:lang w:val="ru-RU"/>
+        </w:rPr>
+        <w:t xml:space="preserve"> прима </w:t>
+      </w:r>
+      <w:proofErr w:type="spellStart"/>
+      <w:r>
+        <w:rPr>
+          <w:rFonts w:ascii="Times New Roman" w:hAnsi="Times New Roman" w:cs="Times New Roman"/>
+          <w:lang w:val="ru-RU"/>
+        </w:rPr>
+        <w:t>захтјев</w:t>
+      </w:r>
+      <w:proofErr w:type="spellEnd"/>
+      <w:r>
+        <w:rPr>
+          <w:rFonts w:ascii="Times New Roman" w:hAnsi="Times New Roman" w:cs="Times New Roman"/>
+          <w:lang w:val="ru-RU"/>
+        </w:rPr>
+        <w:t xml:space="preserve"> мора </w:t>
+      </w:r>
+      <w:proofErr w:type="spellStart"/>
+      <w:r>
+        <w:rPr>
+          <w:rFonts w:ascii="Times New Roman" w:hAnsi="Times New Roman" w:cs="Times New Roman"/>
+          <w:lang w:val="ru-RU"/>
+        </w:rPr>
+        <w:t>бити</w:t>
+      </w:r>
+      <w:proofErr w:type="spellEnd"/>
+      <w:r>
+        <w:rPr>
+          <w:rFonts w:ascii="Times New Roman" w:hAnsi="Times New Roman" w:cs="Times New Roman"/>
+          <w:lang w:val="ru-RU"/>
+        </w:rPr>
+        <w:t xml:space="preserve"> </w:t>
+      </w:r>
+      <w:proofErr w:type="spellStart"/>
+      <w:r>
+        <w:rPr>
+          <w:rFonts w:ascii="Times New Roman" w:hAnsi="Times New Roman" w:cs="Times New Roman"/>
+          <w:lang w:val="ru-RU"/>
+        </w:rPr>
+        <w:t>сигуран</w:t>
+      </w:r>
+      <w:proofErr w:type="spellEnd"/>
+      <w:r>
+        <w:rPr>
+          <w:rFonts w:ascii="Times New Roman" w:hAnsi="Times New Roman" w:cs="Times New Roman"/>
+          <w:lang w:val="ru-RU"/>
+        </w:rPr>
+        <w:t xml:space="preserve"> да </w:t>
+      </w:r>
+      <w:proofErr w:type="spellStart"/>
+      <w:r>
+        <w:rPr>
+          <w:rFonts w:ascii="Times New Roman" w:hAnsi="Times New Roman" w:cs="Times New Roman"/>
+          <w:lang w:val="ru-RU"/>
+        </w:rPr>
+        <w:t>захтјев</w:t>
+      </w:r>
+      <w:proofErr w:type="spellEnd"/>
+      <w:r>
+        <w:rPr>
+          <w:rFonts w:ascii="Times New Roman" w:hAnsi="Times New Roman" w:cs="Times New Roman"/>
+          <w:lang w:val="ru-RU"/>
+        </w:rPr>
+        <w:t xml:space="preserve"> </w:t>
+      </w:r>
+      <w:proofErr w:type="spellStart"/>
+      <w:r>
+        <w:rPr>
+          <w:rFonts w:ascii="Times New Roman" w:hAnsi="Times New Roman" w:cs="Times New Roman"/>
+          <w:lang w:val="ru-RU"/>
+        </w:rPr>
+        <w:t>заиста</w:t>
+      </w:r>
+      <w:proofErr w:type="spellEnd"/>
+      <w:r>
+        <w:rPr>
+          <w:rFonts w:ascii="Times New Roman" w:hAnsi="Times New Roman" w:cs="Times New Roman"/>
+          <w:lang w:val="ru-RU"/>
+        </w:rPr>
+        <w:t xml:space="preserve"> </w:t>
+      </w:r>
+      <w:proofErr w:type="spellStart"/>
+      <w:r>
+        <w:rPr>
+          <w:rFonts w:ascii="Times New Roman" w:hAnsi="Times New Roman" w:cs="Times New Roman"/>
+          <w:lang w:val="ru-RU"/>
+        </w:rPr>
+        <w:t>долази</w:t>
+      </w:r>
+      <w:proofErr w:type="spellEnd"/>
+      <w:r>
+        <w:rPr>
+          <w:rFonts w:ascii="Times New Roman" w:hAnsi="Times New Roman" w:cs="Times New Roman"/>
+          <w:lang w:val="ru-RU"/>
+        </w:rPr>
+        <w:t xml:space="preserve"> од </w:t>
+      </w:r>
+      <w:proofErr w:type="spellStart"/>
+      <w:r>
+        <w:rPr>
+          <w:rFonts w:ascii="Times New Roman" w:hAnsi="Times New Roman" w:cs="Times New Roman"/>
+          <w:lang w:val="ru-RU"/>
+        </w:rPr>
+        <w:t>овлашћеног</w:t>
+      </w:r>
+      <w:proofErr w:type="spellEnd"/>
+      <w:r>
+        <w:rPr>
+          <w:rFonts w:ascii="Times New Roman" w:hAnsi="Times New Roman" w:cs="Times New Roman"/>
+          <w:lang w:val="ru-RU"/>
+        </w:rPr>
+        <w:t xml:space="preserve"> сервиса</w:t>
+      </w:r>
+      <w:r>
+        <w:rPr>
+          <w:rFonts w:ascii="Times New Roman" w:hAnsi="Times New Roman" w:cs="Times New Roman"/>
+          <w:lang w:val="ru-RU"/>
+        </w:rPr>
+        <w:t xml:space="preserve">. </w:t>
+      </w:r>
+      <w:proofErr w:type="spellStart"/>
+      <w:r>
+        <w:rPr>
+          <w:rFonts w:ascii="Times New Roman" w:hAnsi="Times New Roman" w:cs="Times New Roman"/>
+          <w:lang w:val="ru-RU"/>
+        </w:rPr>
+        <w:t>И</w:t>
+      </w:r>
+      <w:r>
+        <w:rPr>
+          <w:rFonts w:ascii="Times New Roman" w:hAnsi="Times New Roman" w:cs="Times New Roman"/>
+          <w:lang w:val="ru-RU"/>
+        </w:rPr>
+        <w:t>стовремено</w:t>
+      </w:r>
+      <w:proofErr w:type="spellEnd"/>
+      <w:r>
+        <w:rPr>
+          <w:rFonts w:ascii="Times New Roman" w:hAnsi="Times New Roman" w:cs="Times New Roman"/>
+          <w:lang w:val="ru-RU"/>
+        </w:rPr>
+        <w:t xml:space="preserve"> треба </w:t>
+      </w:r>
+      <w:proofErr w:type="spellStart"/>
+      <w:r>
+        <w:rPr>
+          <w:rFonts w:ascii="Times New Roman" w:hAnsi="Times New Roman" w:cs="Times New Roman"/>
+          <w:lang w:val="ru-RU"/>
+        </w:rPr>
+        <w:t>спријечити</w:t>
+      </w:r>
+      <w:proofErr w:type="spellEnd"/>
+      <w:r>
+        <w:rPr>
+          <w:rFonts w:ascii="Times New Roman" w:hAnsi="Times New Roman" w:cs="Times New Roman"/>
+          <w:lang w:val="ru-RU"/>
+        </w:rPr>
+        <w:t xml:space="preserve"> </w:t>
+      </w:r>
+      <w:proofErr w:type="spellStart"/>
+      <w:r>
+        <w:rPr>
+          <w:rFonts w:ascii="Times New Roman" w:hAnsi="Times New Roman" w:cs="Times New Roman"/>
+          <w:lang w:val="ru-RU"/>
+        </w:rPr>
+        <w:t>неовлашћен</w:t>
+      </w:r>
+      <w:proofErr w:type="spellEnd"/>
+      <w:r>
+        <w:rPr>
+          <w:rFonts w:ascii="Times New Roman" w:hAnsi="Times New Roman" w:cs="Times New Roman"/>
+          <w:lang w:val="ru-RU"/>
+        </w:rPr>
+        <w:t xml:space="preserve"> приступ, </w:t>
+      </w:r>
+      <w:proofErr w:type="spellStart"/>
+      <w:r>
+        <w:rPr>
+          <w:rFonts w:ascii="Times New Roman" w:hAnsi="Times New Roman" w:cs="Times New Roman"/>
+          <w:lang w:val="ru-RU"/>
+        </w:rPr>
+        <w:t>злоупотребу</w:t>
+      </w:r>
+      <w:proofErr w:type="spellEnd"/>
+      <w:r>
+        <w:rPr>
+          <w:rFonts w:ascii="Times New Roman" w:hAnsi="Times New Roman" w:cs="Times New Roman"/>
+          <w:lang w:val="ru-RU"/>
+        </w:rPr>
+        <w:t xml:space="preserve"> идентитета и различите </w:t>
+      </w:r>
+      <w:proofErr w:type="spellStart"/>
+      <w:r>
+        <w:rPr>
+          <w:rFonts w:ascii="Times New Roman" w:hAnsi="Times New Roman" w:cs="Times New Roman"/>
+          <w:lang w:val="ru-RU"/>
+        </w:rPr>
+        <w:t>врсте</w:t>
+      </w:r>
+      <w:proofErr w:type="spellEnd"/>
+      <w:r>
+        <w:rPr>
+          <w:rFonts w:ascii="Times New Roman" w:hAnsi="Times New Roman" w:cs="Times New Roman"/>
+          <w:lang w:val="ru-RU"/>
+        </w:rPr>
+        <w:t xml:space="preserve"> </w:t>
+      </w:r>
+      <w:proofErr w:type="spellStart"/>
+      <w:r>
+        <w:rPr>
+          <w:rFonts w:ascii="Times New Roman" w:hAnsi="Times New Roman" w:cs="Times New Roman"/>
+          <w:lang w:val="ru-RU"/>
+        </w:rPr>
+        <w:t>напада</w:t>
+      </w:r>
+      <w:proofErr w:type="spellEnd"/>
+      <w:r>
+        <w:rPr>
+          <w:rFonts w:ascii="Times New Roman" w:hAnsi="Times New Roman" w:cs="Times New Roman"/>
+          <w:lang w:val="ru-RU"/>
+        </w:rPr>
+        <w:t xml:space="preserve">. У </w:t>
+      </w:r>
+      <w:proofErr w:type="spellStart"/>
+      <w:r>
+        <w:rPr>
+          <w:rFonts w:ascii="Times New Roman" w:hAnsi="Times New Roman" w:cs="Times New Roman"/>
+          <w:lang w:val="ru-RU"/>
+        </w:rPr>
+        <w:t>пракси</w:t>
+      </w:r>
+      <w:proofErr w:type="spellEnd"/>
+      <w:r>
+        <w:rPr>
+          <w:rFonts w:ascii="Times New Roman" w:hAnsi="Times New Roman" w:cs="Times New Roman"/>
+          <w:lang w:val="ru-RU"/>
+        </w:rPr>
+        <w:t xml:space="preserve"> се за </w:t>
+      </w:r>
+      <w:proofErr w:type="spellStart"/>
+      <w:r>
+        <w:rPr>
+          <w:rFonts w:ascii="Times New Roman" w:hAnsi="Times New Roman" w:cs="Times New Roman"/>
+          <w:lang w:val="ru-RU"/>
+        </w:rPr>
+        <w:t>ову</w:t>
+      </w:r>
+      <w:proofErr w:type="spellEnd"/>
+      <w:r>
+        <w:rPr>
+          <w:rFonts w:ascii="Times New Roman" w:hAnsi="Times New Roman" w:cs="Times New Roman"/>
+          <w:lang w:val="ru-RU"/>
+        </w:rPr>
+        <w:t xml:space="preserve"> </w:t>
+      </w:r>
+      <w:proofErr w:type="spellStart"/>
+      <w:r>
+        <w:rPr>
+          <w:rFonts w:ascii="Times New Roman" w:hAnsi="Times New Roman" w:cs="Times New Roman"/>
+          <w:lang w:val="ru-RU"/>
+        </w:rPr>
+        <w:t>намјену</w:t>
+      </w:r>
+      <w:proofErr w:type="spellEnd"/>
+      <w:r>
+        <w:rPr>
+          <w:rFonts w:ascii="Times New Roman" w:hAnsi="Times New Roman" w:cs="Times New Roman"/>
+          <w:lang w:val="ru-RU"/>
+        </w:rPr>
+        <w:t xml:space="preserve"> </w:t>
+      </w:r>
+      <w:proofErr w:type="spellStart"/>
+      <w:r>
+        <w:rPr>
+          <w:rFonts w:ascii="Times New Roman" w:hAnsi="Times New Roman" w:cs="Times New Roman"/>
+          <w:lang w:val="ru-RU"/>
+        </w:rPr>
+        <w:t>најчешће</w:t>
+      </w:r>
+      <w:proofErr w:type="spellEnd"/>
+      <w:r>
+        <w:rPr>
+          <w:rFonts w:ascii="Times New Roman" w:hAnsi="Times New Roman" w:cs="Times New Roman"/>
+          <w:lang w:val="ru-RU"/>
+        </w:rPr>
+        <w:t xml:space="preserve"> </w:t>
+      </w:r>
+      <w:proofErr w:type="spellStart"/>
+      <w:r>
+        <w:rPr>
+          <w:rFonts w:ascii="Times New Roman" w:hAnsi="Times New Roman" w:cs="Times New Roman"/>
+          <w:lang w:val="ru-RU"/>
+        </w:rPr>
+        <w:t>користе</w:t>
+      </w:r>
+      <w:proofErr w:type="spellEnd"/>
+      <w:r>
+        <w:rPr>
+          <w:rFonts w:ascii="Times New Roman" w:hAnsi="Times New Roman" w:cs="Times New Roman"/>
+          <w:lang w:val="ru-RU"/>
+        </w:rPr>
+        <w:t xml:space="preserve"> </w:t>
+      </w:r>
+      <w:r>
+        <w:rPr>
+          <w:rFonts w:ascii="Times New Roman" w:hAnsi="Times New Roman" w:cs="Times New Roman"/>
+          <w:i/>
+          <w:iCs/>
+        </w:rPr>
+        <w:t>API</w:t>
+      </w:r>
+      <w:r>
+        <w:rPr>
+          <w:rFonts w:ascii="Times New Roman" w:hAnsi="Times New Roman" w:cs="Times New Roman"/>
+          <w:lang w:val="ru-RU"/>
+        </w:rPr>
+        <w:t xml:space="preserve"> </w:t>
+      </w:r>
+      <w:proofErr w:type="spellStart"/>
+      <w:r>
+        <w:rPr>
+          <w:rFonts w:ascii="Times New Roman" w:hAnsi="Times New Roman" w:cs="Times New Roman"/>
+          <w:lang w:val="ru-RU"/>
+        </w:rPr>
+        <w:t>кључеви</w:t>
+      </w:r>
+      <w:proofErr w:type="spellEnd"/>
+      <w:r>
+        <w:rPr>
+          <w:rFonts w:ascii="Times New Roman" w:hAnsi="Times New Roman" w:cs="Times New Roman"/>
+          <w:lang w:val="ru-RU"/>
+        </w:rPr>
+        <w:t xml:space="preserve">, </w:t>
+      </w:r>
+      <w:proofErr w:type="spellStart"/>
+      <w:r>
+        <w:rPr>
+          <w:rFonts w:ascii="Times New Roman" w:hAnsi="Times New Roman" w:cs="Times New Roman"/>
+          <w:lang w:val="ru-RU"/>
+        </w:rPr>
+        <w:t>приступни</w:t>
+      </w:r>
+      <w:proofErr w:type="spellEnd"/>
+      <w:r>
+        <w:rPr>
+          <w:rFonts w:ascii="Times New Roman" w:hAnsi="Times New Roman" w:cs="Times New Roman"/>
+          <w:lang w:val="ru-RU"/>
+        </w:rPr>
+        <w:t xml:space="preserve"> </w:t>
+      </w:r>
+      <w:proofErr w:type="spellStart"/>
+      <w:r>
+        <w:rPr>
+          <w:rFonts w:ascii="Times New Roman" w:hAnsi="Times New Roman" w:cs="Times New Roman"/>
+          <w:lang w:val="ru-RU"/>
+        </w:rPr>
+        <w:t>токени</w:t>
+      </w:r>
+      <w:proofErr w:type="spellEnd"/>
+      <w:r>
+        <w:rPr>
+          <w:rFonts w:ascii="Times New Roman" w:hAnsi="Times New Roman" w:cs="Times New Roman"/>
+          <w:lang w:val="ru-RU"/>
+        </w:rPr>
+        <w:t xml:space="preserve"> или </w:t>
+      </w:r>
+      <w:proofErr w:type="spellStart"/>
+      <w:r>
+        <w:rPr>
+          <w:rFonts w:ascii="Times New Roman" w:hAnsi="Times New Roman" w:cs="Times New Roman"/>
+          <w:lang w:val="ru-RU"/>
+        </w:rPr>
+        <w:t>дигитални</w:t>
+      </w:r>
+      <w:proofErr w:type="spellEnd"/>
+      <w:r>
+        <w:rPr>
+          <w:rFonts w:ascii="Times New Roman" w:hAnsi="Times New Roman" w:cs="Times New Roman"/>
+          <w:lang w:val="ru-RU"/>
+        </w:rPr>
+        <w:t xml:space="preserve"> </w:t>
+      </w:r>
+      <w:proofErr w:type="spellStart"/>
+      <w:r>
+        <w:rPr>
+          <w:rFonts w:ascii="Times New Roman" w:hAnsi="Times New Roman" w:cs="Times New Roman"/>
+          <w:lang w:val="ru-RU"/>
+        </w:rPr>
+        <w:t>сертификати</w:t>
+      </w:r>
+      <w:proofErr w:type="spellEnd"/>
+      <w:r>
+        <w:rPr>
+          <w:rFonts w:ascii="Times New Roman" w:hAnsi="Times New Roman" w:cs="Times New Roman"/>
+          <w:lang w:val="ru-RU"/>
+        </w:rPr>
+        <w:t xml:space="preserve"> </w:t>
+      </w:r>
+      <w:r>
+        <w:rPr>
+          <w:rFonts w:ascii="Times New Roman" w:hAnsi="Times New Roman" w:cs="Times New Roman"/>
+          <w:lang w:val="ru-RU"/>
+        </w:rPr>
+        <w:fldChar w:fldCharType="begin"/>
+      </w:r>
+      <w:r>
+        <w:rPr>
+          <w:rFonts w:ascii="Times New Roman" w:hAnsi="Times New Roman" w:cs="Times New Roman"/>
+          <w:lang w:val="ru-RU"/>
+        </w:rPr>
+        <w:instrText xml:space="preserve"> REF _Ref236837541 \r \h </w:instrText>
+      </w:r>
+      <w:r>
+        <w:rPr>
+          <w:rFonts w:ascii="Times New Roman" w:hAnsi="Times New Roman" w:cs="Times New Roman"/>
+          <w:lang w:val="ru-RU"/>
+        </w:rPr>
+      </w:r>
+      <w:r>
+        <w:rPr>
+          <w:rFonts w:ascii="Times New Roman" w:hAnsi="Times New Roman" w:cs="Times New Roman"/>
+          <w:lang w:val="ru-RU"/>
+        </w:rPr>
+        <w:fldChar w:fldCharType="separate"/>
+      </w:r>
+      <w:r>
+        <w:rPr>
+          <w:rFonts w:ascii="Times New Roman" w:hAnsi="Times New Roman" w:cs="Times New Roman"/>
+          <w:lang w:val="ru-RU"/>
+        </w:rPr>
+        <w:t>[3]</w:t>
+      </w:r>
+      <w:r>
+        <w:rPr>
+          <w:rFonts w:ascii="Times New Roman" w:hAnsi="Times New Roman" w:cs="Times New Roman"/>
+          <w:lang w:val="ru-RU"/>
+        </w:rPr>
+        <w:fldChar w:fldCharType="end"/>
+      </w:r>
+      <w:r>
+        <w:rPr>
+          <w:rFonts w:ascii="Times New Roman" w:hAnsi="Times New Roman" w:cs="Times New Roman"/>
+          <w:lang w:val="ru-RU"/>
+        </w:rPr>
+        <w:t xml:space="preserve">. </w:t>
+      </w:r>
+      <w:proofErr w:type="spellStart"/>
+      <w:r>
+        <w:rPr>
+          <w:rFonts w:ascii="Times New Roman" w:hAnsi="Times New Roman" w:cs="Times New Roman"/>
+          <w:lang w:val="ru-RU"/>
+        </w:rPr>
+        <w:t>Иако</w:t>
+      </w:r>
+      <w:proofErr w:type="spellEnd"/>
+      <w:r>
+        <w:rPr>
+          <w:rFonts w:ascii="Times New Roman" w:hAnsi="Times New Roman" w:cs="Times New Roman"/>
+          <w:lang w:val="ru-RU"/>
+        </w:rPr>
+        <w:t xml:space="preserve"> су </w:t>
+      </w:r>
+      <w:proofErr w:type="spellStart"/>
+      <w:r>
+        <w:rPr>
+          <w:rFonts w:ascii="Times New Roman" w:hAnsi="Times New Roman" w:cs="Times New Roman"/>
+          <w:lang w:val="ru-RU"/>
+        </w:rPr>
+        <w:t>наведени</w:t>
+      </w:r>
+      <w:proofErr w:type="spellEnd"/>
+      <w:r>
+        <w:rPr>
+          <w:rFonts w:ascii="Times New Roman" w:hAnsi="Times New Roman" w:cs="Times New Roman"/>
+          <w:lang w:val="ru-RU"/>
+        </w:rPr>
+        <w:t xml:space="preserve"> </w:t>
+      </w:r>
+      <w:proofErr w:type="spellStart"/>
+      <w:r>
+        <w:rPr>
+          <w:rFonts w:ascii="Times New Roman" w:hAnsi="Times New Roman" w:cs="Times New Roman"/>
+          <w:lang w:val="ru-RU"/>
+        </w:rPr>
+        <w:t>механизми</w:t>
+      </w:r>
+      <w:proofErr w:type="spellEnd"/>
+      <w:r>
+        <w:rPr>
+          <w:rFonts w:ascii="Times New Roman" w:hAnsi="Times New Roman" w:cs="Times New Roman"/>
+          <w:lang w:val="ru-RU"/>
+        </w:rPr>
+        <w:t xml:space="preserve"> широко </w:t>
+      </w:r>
+      <w:proofErr w:type="spellStart"/>
+      <w:r>
+        <w:rPr>
+          <w:rFonts w:ascii="Times New Roman" w:hAnsi="Times New Roman" w:cs="Times New Roman"/>
+          <w:lang w:val="ru-RU"/>
+        </w:rPr>
+        <w:t>прихваћени</w:t>
+      </w:r>
+      <w:proofErr w:type="spellEnd"/>
+      <w:r>
+        <w:rPr>
+          <w:rFonts w:ascii="Times New Roman" w:hAnsi="Times New Roman" w:cs="Times New Roman"/>
+          <w:lang w:val="ru-RU"/>
+        </w:rPr>
+        <w:t xml:space="preserve">, они се </w:t>
+      </w:r>
+      <w:proofErr w:type="spellStart"/>
+      <w:r>
+        <w:rPr>
+          <w:rFonts w:ascii="Times New Roman" w:hAnsi="Times New Roman" w:cs="Times New Roman"/>
+          <w:lang w:val="ru-RU"/>
+        </w:rPr>
+        <w:t>углавном</w:t>
+      </w:r>
+      <w:proofErr w:type="spellEnd"/>
+      <w:r>
+        <w:rPr>
+          <w:rFonts w:ascii="Times New Roman" w:hAnsi="Times New Roman" w:cs="Times New Roman"/>
+          <w:lang w:val="ru-RU"/>
+        </w:rPr>
+        <w:t xml:space="preserve"> </w:t>
+      </w:r>
+      <w:proofErr w:type="spellStart"/>
+      <w:r>
+        <w:rPr>
+          <w:rFonts w:ascii="Times New Roman" w:hAnsi="Times New Roman" w:cs="Times New Roman"/>
+          <w:lang w:val="ru-RU"/>
+        </w:rPr>
+        <w:t>заснивају</w:t>
+      </w:r>
+      <w:proofErr w:type="spellEnd"/>
+      <w:r>
+        <w:rPr>
+          <w:rFonts w:ascii="Times New Roman" w:hAnsi="Times New Roman" w:cs="Times New Roman"/>
+          <w:lang w:val="ru-RU"/>
+        </w:rPr>
+        <w:t xml:space="preserve"> на </w:t>
+      </w:r>
+      <w:proofErr w:type="spellStart"/>
+      <w:r>
+        <w:rPr>
+          <w:rFonts w:ascii="Times New Roman" w:hAnsi="Times New Roman" w:cs="Times New Roman"/>
+          <w:lang w:val="ru-RU"/>
+        </w:rPr>
+        <w:t>размјени</w:t>
+      </w:r>
+      <w:proofErr w:type="spellEnd"/>
+      <w:r>
+        <w:rPr>
+          <w:rFonts w:ascii="Times New Roman" w:hAnsi="Times New Roman" w:cs="Times New Roman"/>
+          <w:lang w:val="ru-RU"/>
+        </w:rPr>
+        <w:t xml:space="preserve"> или </w:t>
+      </w:r>
+      <w:proofErr w:type="spellStart"/>
+      <w:r>
+        <w:rPr>
+          <w:rFonts w:ascii="Times New Roman" w:hAnsi="Times New Roman" w:cs="Times New Roman"/>
+          <w:lang w:val="ru-RU"/>
+        </w:rPr>
+        <w:t>чувању</w:t>
+      </w:r>
+      <w:proofErr w:type="spellEnd"/>
+      <w:r>
+        <w:rPr>
+          <w:rFonts w:ascii="Times New Roman" w:hAnsi="Times New Roman" w:cs="Times New Roman"/>
+          <w:lang w:val="ru-RU"/>
+        </w:rPr>
+        <w:t xml:space="preserve"> </w:t>
+      </w:r>
+      <w:proofErr w:type="spellStart"/>
+      <w:r>
+        <w:rPr>
+          <w:rFonts w:ascii="Times New Roman" w:hAnsi="Times New Roman" w:cs="Times New Roman"/>
+          <w:lang w:val="ru-RU"/>
+        </w:rPr>
+        <w:t>тајних</w:t>
+      </w:r>
+      <w:proofErr w:type="spellEnd"/>
+      <w:r>
+        <w:rPr>
+          <w:rFonts w:ascii="Times New Roman" w:hAnsi="Times New Roman" w:cs="Times New Roman"/>
+          <w:lang w:val="ru-RU"/>
+        </w:rPr>
+        <w:t xml:space="preserve"> </w:t>
+      </w:r>
+      <w:proofErr w:type="spellStart"/>
+      <w:r>
+        <w:rPr>
+          <w:rFonts w:ascii="Times New Roman" w:hAnsi="Times New Roman" w:cs="Times New Roman"/>
+          <w:lang w:val="ru-RU"/>
+        </w:rPr>
+        <w:t>података</w:t>
+      </w:r>
+      <w:proofErr w:type="spellEnd"/>
+      <w:r>
+        <w:rPr>
+          <w:rFonts w:ascii="Times New Roman" w:hAnsi="Times New Roman" w:cs="Times New Roman"/>
+          <w:lang w:val="ru-RU"/>
+        </w:rPr>
+        <w:t xml:space="preserve">, </w:t>
+      </w:r>
+      <w:proofErr w:type="spellStart"/>
+      <w:r>
+        <w:rPr>
+          <w:rFonts w:ascii="Times New Roman" w:hAnsi="Times New Roman" w:cs="Times New Roman"/>
+          <w:lang w:val="ru-RU"/>
+        </w:rPr>
+        <w:t>што</w:t>
+      </w:r>
+      <w:proofErr w:type="spellEnd"/>
+      <w:r>
+        <w:rPr>
+          <w:rFonts w:ascii="Times New Roman" w:hAnsi="Times New Roman" w:cs="Times New Roman"/>
+          <w:lang w:val="ru-RU"/>
+        </w:rPr>
+        <w:t xml:space="preserve"> </w:t>
+      </w:r>
+      <w:proofErr w:type="spellStart"/>
+      <w:r>
+        <w:rPr>
+          <w:rFonts w:ascii="Times New Roman" w:hAnsi="Times New Roman" w:cs="Times New Roman"/>
+          <w:lang w:val="ru-RU"/>
+        </w:rPr>
+        <w:t>представља</w:t>
+      </w:r>
+      <w:proofErr w:type="spellEnd"/>
+      <w:r>
+        <w:rPr>
+          <w:rFonts w:ascii="Times New Roman" w:hAnsi="Times New Roman" w:cs="Times New Roman"/>
+          <w:lang w:val="ru-RU"/>
+        </w:rPr>
+        <w:t xml:space="preserve"> </w:t>
+      </w:r>
+      <w:proofErr w:type="spellStart"/>
+      <w:r>
+        <w:rPr>
+          <w:rFonts w:ascii="Times New Roman" w:hAnsi="Times New Roman" w:cs="Times New Roman"/>
+          <w:lang w:val="ru-RU"/>
+        </w:rPr>
+        <w:t>потенцијални</w:t>
+      </w:r>
+      <w:proofErr w:type="spellEnd"/>
+      <w:r>
+        <w:rPr>
+          <w:rFonts w:ascii="Times New Roman" w:hAnsi="Times New Roman" w:cs="Times New Roman"/>
+          <w:lang w:val="ru-RU"/>
+        </w:rPr>
+        <w:t xml:space="preserve"> </w:t>
+      </w:r>
+      <w:proofErr w:type="spellStart"/>
+      <w:r>
+        <w:rPr>
+          <w:rFonts w:ascii="Times New Roman" w:hAnsi="Times New Roman" w:cs="Times New Roman"/>
+          <w:lang w:val="ru-RU"/>
+        </w:rPr>
+        <w:t>безбједносни</w:t>
+      </w:r>
+      <w:proofErr w:type="spellEnd"/>
+      <w:r>
+        <w:rPr>
+          <w:rFonts w:ascii="Times New Roman" w:hAnsi="Times New Roman" w:cs="Times New Roman"/>
+          <w:lang w:val="ru-RU"/>
+        </w:rPr>
+        <w:t xml:space="preserve"> </w:t>
+      </w:r>
+      <w:proofErr w:type="spellStart"/>
+      <w:r>
+        <w:rPr>
+          <w:rFonts w:ascii="Times New Roman" w:hAnsi="Times New Roman" w:cs="Times New Roman"/>
+          <w:lang w:val="ru-RU"/>
+        </w:rPr>
+        <w:t>ризик</w:t>
+      </w:r>
+      <w:proofErr w:type="spellEnd"/>
+      <w:r>
+        <w:rPr>
+          <w:rFonts w:ascii="Times New Roman" w:hAnsi="Times New Roman" w:cs="Times New Roman"/>
+          <w:lang w:val="ru-RU"/>
+        </w:rPr>
+        <w:t xml:space="preserve"> у </w:t>
+      </w:r>
+      <w:proofErr w:type="spellStart"/>
+      <w:r>
+        <w:rPr>
+          <w:rFonts w:ascii="Times New Roman" w:hAnsi="Times New Roman" w:cs="Times New Roman"/>
+          <w:lang w:val="ru-RU"/>
+        </w:rPr>
+        <w:t>случају</w:t>
+      </w:r>
+      <w:proofErr w:type="spellEnd"/>
+      <w:r>
+        <w:rPr>
+          <w:rFonts w:ascii="Times New Roman" w:hAnsi="Times New Roman" w:cs="Times New Roman"/>
+          <w:lang w:val="ru-RU"/>
+        </w:rPr>
+        <w:t xml:space="preserve"> </w:t>
+      </w:r>
+      <w:proofErr w:type="spellStart"/>
+      <w:r>
+        <w:rPr>
+          <w:rFonts w:ascii="Times New Roman" w:hAnsi="Times New Roman" w:cs="Times New Roman"/>
+          <w:lang w:val="ru-RU"/>
+        </w:rPr>
+        <w:t>њиховог</w:t>
+      </w:r>
+      <w:proofErr w:type="spellEnd"/>
+      <w:r>
+        <w:rPr>
+          <w:rFonts w:ascii="Times New Roman" w:hAnsi="Times New Roman" w:cs="Times New Roman"/>
+          <w:lang w:val="ru-RU"/>
+        </w:rPr>
+        <w:t xml:space="preserve"> </w:t>
+      </w:r>
+      <w:proofErr w:type="spellStart"/>
+      <w:r>
+        <w:rPr>
+          <w:rFonts w:ascii="Times New Roman" w:hAnsi="Times New Roman" w:cs="Times New Roman"/>
+          <w:lang w:val="ru-RU"/>
+        </w:rPr>
+        <w:t>компромитовања</w:t>
+      </w:r>
+      <w:proofErr w:type="spellEnd"/>
+      <w:r>
+        <w:rPr>
+          <w:rFonts w:ascii="Times New Roman" w:hAnsi="Times New Roman" w:cs="Times New Roman"/>
+          <w:lang w:val="ru-RU"/>
+        </w:rPr>
+        <w:t xml:space="preserve"> </w:t>
+      </w:r>
+      <w:r>
+        <w:rPr>
+          <w:rFonts w:ascii="Times New Roman" w:hAnsi="Times New Roman" w:cs="Times New Roman"/>
+          <w:lang w:val="ru-RU"/>
+        </w:rPr>
+        <w:fldChar w:fldCharType="begin"/>
+      </w:r>
+      <w:r>
+        <w:rPr>
+          <w:rFonts w:ascii="Times New Roman" w:hAnsi="Times New Roman" w:cs="Times New Roman"/>
+          <w:lang w:val="ru-RU"/>
+        </w:rPr>
+        <w:instrText xml:space="preserve"> REF _Ref236837563 \r \h </w:instrText>
+      </w:r>
+      <w:r>
+        <w:rPr>
+          <w:rFonts w:ascii="Times New Roman" w:hAnsi="Times New Roman" w:cs="Times New Roman"/>
+          <w:lang w:val="ru-RU"/>
+        </w:rPr>
+      </w:r>
+      <w:r>
+        <w:rPr>
+          <w:rFonts w:ascii="Times New Roman" w:hAnsi="Times New Roman" w:cs="Times New Roman"/>
+          <w:lang w:val="ru-RU"/>
+        </w:rPr>
+        <w:fldChar w:fldCharType="separate"/>
+      </w:r>
+      <w:r>
+        <w:rPr>
+          <w:rFonts w:ascii="Times New Roman" w:hAnsi="Times New Roman" w:cs="Times New Roman"/>
+          <w:lang w:val="ru-RU"/>
+        </w:rPr>
+        <w:t>[4]</w:t>
+      </w:r>
+      <w:r>
+        <w:rPr>
+          <w:rFonts w:ascii="Times New Roman" w:hAnsi="Times New Roman" w:cs="Times New Roman"/>
+          <w:lang w:val="ru-RU"/>
+        </w:rPr>
+        <w:fldChar w:fldCharType="end"/>
+      </w:r>
+      <w:r>
+        <w:rPr>
+          <w:rFonts w:ascii="Times New Roman" w:hAnsi="Times New Roman" w:cs="Times New Roman"/>
+          <w:lang w:val="ru-RU"/>
+        </w:rPr>
+        <w:t>.</w:t>
+      </w:r>
+    </w:p>
+    <w:p>
+      <w:pPr>
+        <w:rPr>
+          <w:rFonts w:ascii="Times New Roman" w:hAnsi="Times New Roman" w:cs="Times New Roman"/>
+          <w:lang w:val="ru-RU"/>
+        </w:rPr>
+      </w:pPr>
+      <w:proofErr w:type="spellStart"/>
+      <w:r>
+        <w:rPr>
+          <w:rFonts w:ascii="Times New Roman" w:hAnsi="Times New Roman" w:cs="Times New Roman"/>
+          <w:lang w:val="ru-RU"/>
+        </w:rPr>
+        <w:t>Развој</w:t>
+      </w:r>
+      <w:proofErr w:type="spellEnd"/>
+      <w:r>
+        <w:rPr>
+          <w:rFonts w:ascii="Times New Roman" w:hAnsi="Times New Roman" w:cs="Times New Roman"/>
+          <w:lang w:val="ru-RU"/>
+        </w:rPr>
+        <w:t xml:space="preserve"> </w:t>
+      </w:r>
+      <w:proofErr w:type="spellStart"/>
+      <w:r>
+        <w:rPr>
+          <w:rFonts w:ascii="Times New Roman" w:hAnsi="Times New Roman" w:cs="Times New Roman"/>
+          <w:lang w:val="ru-RU"/>
+        </w:rPr>
+        <w:t>савремених</w:t>
+      </w:r>
+      <w:proofErr w:type="spellEnd"/>
+      <w:r>
+        <w:rPr>
+          <w:rFonts w:ascii="Times New Roman" w:hAnsi="Times New Roman" w:cs="Times New Roman"/>
+          <w:lang w:val="ru-RU"/>
+        </w:rPr>
+        <w:t xml:space="preserve"> </w:t>
+      </w:r>
+      <w:proofErr w:type="spellStart"/>
+      <w:r>
+        <w:rPr>
+          <w:rFonts w:ascii="Times New Roman" w:hAnsi="Times New Roman" w:cs="Times New Roman"/>
+          <w:lang w:val="ru-RU"/>
+        </w:rPr>
+        <w:t>криптографских</w:t>
+      </w:r>
+      <w:proofErr w:type="spellEnd"/>
+      <w:r>
+        <w:rPr>
+          <w:rFonts w:ascii="Times New Roman" w:hAnsi="Times New Roman" w:cs="Times New Roman"/>
+          <w:lang w:val="ru-RU"/>
+        </w:rPr>
+        <w:t xml:space="preserve"> техника </w:t>
+      </w:r>
+      <w:proofErr w:type="spellStart"/>
+      <w:r>
+        <w:rPr>
+          <w:rFonts w:ascii="Times New Roman" w:hAnsi="Times New Roman" w:cs="Times New Roman"/>
+          <w:lang w:val="ru-RU"/>
+        </w:rPr>
+        <w:t>омогућио</w:t>
+      </w:r>
+      <w:proofErr w:type="spellEnd"/>
+      <w:r>
+        <w:rPr>
+          <w:rFonts w:ascii="Times New Roman" w:hAnsi="Times New Roman" w:cs="Times New Roman"/>
+          <w:lang w:val="ru-RU"/>
+        </w:rPr>
+        <w:t xml:space="preserve"> </w:t>
+      </w:r>
+      <w:proofErr w:type="spellStart"/>
+      <w:r>
+        <w:rPr>
+          <w:rFonts w:ascii="Times New Roman" w:hAnsi="Times New Roman" w:cs="Times New Roman"/>
+          <w:lang w:val="ru-RU"/>
+        </w:rPr>
+        <w:t>је</w:t>
+      </w:r>
+      <w:proofErr w:type="spellEnd"/>
+      <w:r>
+        <w:rPr>
+          <w:rFonts w:ascii="Times New Roman" w:hAnsi="Times New Roman" w:cs="Times New Roman"/>
+          <w:lang w:val="ru-RU"/>
+        </w:rPr>
+        <w:t xml:space="preserve"> </w:t>
+      </w:r>
+      <w:proofErr w:type="spellStart"/>
+      <w:r>
+        <w:rPr>
+          <w:rFonts w:ascii="Times New Roman" w:hAnsi="Times New Roman" w:cs="Times New Roman"/>
+          <w:lang w:val="ru-RU"/>
+        </w:rPr>
+        <w:t>појаву</w:t>
+      </w:r>
+      <w:proofErr w:type="spellEnd"/>
+      <w:r>
+        <w:rPr>
+          <w:rFonts w:ascii="Times New Roman" w:hAnsi="Times New Roman" w:cs="Times New Roman"/>
+          <w:lang w:val="ru-RU"/>
+        </w:rPr>
+        <w:t xml:space="preserve"> </w:t>
+      </w:r>
+      <w:proofErr w:type="spellStart"/>
+      <w:r>
+        <w:rPr>
+          <w:rFonts w:ascii="Times New Roman" w:hAnsi="Times New Roman" w:cs="Times New Roman"/>
+          <w:lang w:val="ru-RU"/>
+        </w:rPr>
+        <w:t>нових</w:t>
+      </w:r>
+      <w:proofErr w:type="spellEnd"/>
+      <w:r>
+        <w:rPr>
+          <w:rFonts w:ascii="Times New Roman" w:hAnsi="Times New Roman" w:cs="Times New Roman"/>
+          <w:lang w:val="ru-RU"/>
+        </w:rPr>
+        <w:t xml:space="preserve"> приступа </w:t>
+      </w:r>
+      <w:proofErr w:type="spellStart"/>
+      <w:r>
+        <w:rPr>
+          <w:rFonts w:ascii="Times New Roman" w:hAnsi="Times New Roman" w:cs="Times New Roman"/>
+          <w:lang w:val="ru-RU"/>
+        </w:rPr>
+        <w:t>аутентификацији</w:t>
+      </w:r>
+      <w:proofErr w:type="spellEnd"/>
+      <w:r>
+        <w:rPr>
+          <w:rFonts w:ascii="Times New Roman" w:hAnsi="Times New Roman" w:cs="Times New Roman"/>
+          <w:lang w:val="ru-RU"/>
+        </w:rPr>
+        <w:t xml:space="preserve"> </w:t>
+      </w:r>
+      <w:proofErr w:type="spellStart"/>
+      <w:r>
+        <w:rPr>
+          <w:rFonts w:ascii="Times New Roman" w:hAnsi="Times New Roman" w:cs="Times New Roman"/>
+          <w:lang w:val="ru-RU"/>
+        </w:rPr>
+        <w:t>који</w:t>
+      </w:r>
+      <w:proofErr w:type="spellEnd"/>
+      <w:r>
+        <w:rPr>
+          <w:rFonts w:ascii="Times New Roman" w:hAnsi="Times New Roman" w:cs="Times New Roman"/>
+          <w:lang w:val="ru-RU"/>
+        </w:rPr>
+        <w:t xml:space="preserve"> не </w:t>
+      </w:r>
+      <w:proofErr w:type="spellStart"/>
+      <w:r>
+        <w:rPr>
+          <w:rFonts w:ascii="Times New Roman" w:hAnsi="Times New Roman" w:cs="Times New Roman"/>
+          <w:lang w:val="ru-RU"/>
+        </w:rPr>
+        <w:t>захтијевају</w:t>
+      </w:r>
+      <w:proofErr w:type="spellEnd"/>
+      <w:r>
+        <w:rPr>
+          <w:rFonts w:ascii="Times New Roman" w:hAnsi="Times New Roman" w:cs="Times New Roman"/>
+          <w:lang w:val="ru-RU"/>
+        </w:rPr>
+        <w:t xml:space="preserve"> </w:t>
+      </w:r>
+      <w:proofErr w:type="spellStart"/>
+      <w:r>
+        <w:rPr>
+          <w:rFonts w:ascii="Times New Roman" w:hAnsi="Times New Roman" w:cs="Times New Roman"/>
+          <w:lang w:val="ru-RU"/>
+        </w:rPr>
+        <w:t>откривање</w:t>
+      </w:r>
+      <w:proofErr w:type="spellEnd"/>
+      <w:r>
+        <w:rPr>
+          <w:rFonts w:ascii="Times New Roman" w:hAnsi="Times New Roman" w:cs="Times New Roman"/>
+          <w:lang w:val="ru-RU"/>
+        </w:rPr>
+        <w:t xml:space="preserve"> </w:t>
+      </w:r>
+      <w:proofErr w:type="spellStart"/>
+      <w:r>
+        <w:rPr>
+          <w:rFonts w:ascii="Times New Roman" w:hAnsi="Times New Roman" w:cs="Times New Roman"/>
+          <w:lang w:val="ru-RU"/>
+        </w:rPr>
+        <w:t>тајних</w:t>
+      </w:r>
+      <w:proofErr w:type="spellEnd"/>
+      <w:r>
+        <w:rPr>
+          <w:rFonts w:ascii="Times New Roman" w:hAnsi="Times New Roman" w:cs="Times New Roman"/>
+          <w:lang w:val="ru-RU"/>
+        </w:rPr>
+        <w:t xml:space="preserve"> </w:t>
+      </w:r>
+      <w:proofErr w:type="spellStart"/>
+      <w:r>
+        <w:rPr>
+          <w:rFonts w:ascii="Times New Roman" w:hAnsi="Times New Roman" w:cs="Times New Roman"/>
+          <w:lang w:val="ru-RU"/>
+        </w:rPr>
+        <w:t>података</w:t>
+      </w:r>
+      <w:proofErr w:type="spellEnd"/>
+      <w:r>
+        <w:rPr>
+          <w:rFonts w:ascii="Times New Roman" w:hAnsi="Times New Roman" w:cs="Times New Roman"/>
+          <w:lang w:val="ru-RU"/>
+        </w:rPr>
+        <w:t xml:space="preserve">. </w:t>
+      </w:r>
+      <w:proofErr w:type="spellStart"/>
+      <w:r>
+        <w:rPr>
+          <w:rFonts w:ascii="Times New Roman" w:hAnsi="Times New Roman" w:cs="Times New Roman"/>
+          <w:lang w:val="ru-RU"/>
+        </w:rPr>
+        <w:t>Посебно</w:t>
+      </w:r>
+      <w:proofErr w:type="spellEnd"/>
+      <w:r>
+        <w:rPr>
+          <w:rFonts w:ascii="Times New Roman" w:hAnsi="Times New Roman" w:cs="Times New Roman"/>
+          <w:lang w:val="ru-RU"/>
+        </w:rPr>
+        <w:t xml:space="preserve"> </w:t>
+      </w:r>
+      <w:proofErr w:type="spellStart"/>
+      <w:r>
+        <w:rPr>
+          <w:rFonts w:ascii="Times New Roman" w:hAnsi="Times New Roman" w:cs="Times New Roman"/>
+          <w:lang w:val="ru-RU"/>
+        </w:rPr>
+        <w:t>значајно</w:t>
+      </w:r>
+      <w:proofErr w:type="spellEnd"/>
+      <w:r>
+        <w:rPr>
+          <w:rFonts w:ascii="Times New Roman" w:hAnsi="Times New Roman" w:cs="Times New Roman"/>
+          <w:lang w:val="ru-RU"/>
+        </w:rPr>
+        <w:t xml:space="preserve"> </w:t>
+      </w:r>
+      <w:proofErr w:type="spellStart"/>
+      <w:r>
+        <w:rPr>
+          <w:rFonts w:ascii="Times New Roman" w:hAnsi="Times New Roman" w:cs="Times New Roman"/>
+          <w:lang w:val="ru-RU"/>
+        </w:rPr>
+        <w:t>мјесто</w:t>
+      </w:r>
+      <w:proofErr w:type="spellEnd"/>
+      <w:r>
+        <w:rPr>
+          <w:rFonts w:ascii="Times New Roman" w:hAnsi="Times New Roman" w:cs="Times New Roman"/>
+          <w:lang w:val="ru-RU"/>
+        </w:rPr>
+        <w:t xml:space="preserve"> </w:t>
+      </w:r>
+      <w:proofErr w:type="spellStart"/>
+      <w:r>
+        <w:rPr>
+          <w:rFonts w:ascii="Times New Roman" w:hAnsi="Times New Roman" w:cs="Times New Roman"/>
+          <w:lang w:val="ru-RU"/>
+        </w:rPr>
+        <w:t>заузимају</w:t>
+      </w:r>
+      <w:proofErr w:type="spellEnd"/>
+      <w:r>
+        <w:rPr>
+          <w:rFonts w:ascii="Times New Roman" w:hAnsi="Times New Roman" w:cs="Times New Roman"/>
+          <w:lang w:val="ru-RU"/>
+        </w:rPr>
+        <w:t xml:space="preserve"> </w:t>
+      </w:r>
+      <w:r>
+        <w:rPr>
+          <w:rFonts w:ascii="Times New Roman" w:hAnsi="Times New Roman" w:cs="Times New Roman"/>
+          <w:i/>
+          <w:iCs/>
+        </w:rPr>
+        <w:t>Zero</w:t>
+      </w:r>
+      <w:r>
+        <w:rPr>
+          <w:rFonts w:ascii="Times New Roman" w:hAnsi="Times New Roman" w:cs="Times New Roman"/>
+          <w:i/>
+          <w:iCs/>
+          <w:lang w:val="ru-RU"/>
+        </w:rPr>
+        <w:t>-</w:t>
+      </w:r>
+      <w:r>
+        <w:rPr>
+          <w:rFonts w:ascii="Times New Roman" w:hAnsi="Times New Roman" w:cs="Times New Roman"/>
+          <w:i/>
+          <w:iCs/>
+        </w:rPr>
+        <w:t>Knowledge</w:t>
+      </w:r>
+      <w:r>
+        <w:rPr>
+          <w:rFonts w:ascii="Times New Roman" w:hAnsi="Times New Roman" w:cs="Times New Roman"/>
+          <w:i/>
+          <w:iCs/>
+          <w:lang w:val="ru-RU"/>
+        </w:rPr>
+        <w:t xml:space="preserve"> </w:t>
+      </w:r>
+      <w:r>
+        <w:rPr>
+          <w:rFonts w:ascii="Times New Roman" w:hAnsi="Times New Roman" w:cs="Times New Roman"/>
+          <w:i/>
+          <w:iCs/>
+        </w:rPr>
+        <w:t>Proof</w:t>
+      </w:r>
+      <w:r>
+        <w:rPr>
+          <w:rFonts w:ascii="Times New Roman" w:hAnsi="Times New Roman" w:cs="Times New Roman"/>
+          <w:lang w:val="ru-RU"/>
+        </w:rPr>
+        <w:t xml:space="preserve"> (</w:t>
+      </w:r>
+      <w:r>
+        <w:rPr>
+          <w:rFonts w:ascii="Times New Roman" w:hAnsi="Times New Roman" w:cs="Times New Roman"/>
+        </w:rPr>
+        <w:t>ZKP</w:t>
+      </w:r>
+      <w:r>
+        <w:rPr>
+          <w:rFonts w:ascii="Times New Roman" w:hAnsi="Times New Roman" w:cs="Times New Roman"/>
+          <w:lang w:val="ru-RU"/>
+        </w:rPr>
+        <w:t xml:space="preserve">) </w:t>
+      </w:r>
+      <w:proofErr w:type="spellStart"/>
+      <w:r>
+        <w:rPr>
+          <w:rFonts w:ascii="Times New Roman" w:hAnsi="Times New Roman" w:cs="Times New Roman"/>
+          <w:lang w:val="ru-RU"/>
+        </w:rPr>
+        <w:t>протоколи</w:t>
+      </w:r>
+      <w:proofErr w:type="spellEnd"/>
+      <w:r>
+        <w:rPr>
+          <w:rFonts w:ascii="Times New Roman" w:hAnsi="Times New Roman" w:cs="Times New Roman"/>
+          <w:lang w:val="ru-RU"/>
+        </w:rPr>
+        <w:t>.</w:t>
+      </w:r>
+      <w:r>
+        <w:rPr>
+          <w:rFonts w:ascii="Times New Roman" w:hAnsi="Times New Roman" w:cs="Times New Roman"/>
+          <w:lang w:val="ru-RU"/>
+        </w:rPr>
+        <w:t xml:space="preserve"> </w:t>
+      </w:r>
+      <w:proofErr w:type="spellStart"/>
+      <w:r>
+        <w:rPr>
+          <w:rFonts w:ascii="Times New Roman" w:hAnsi="Times New Roman" w:cs="Times New Roman"/>
+          <w:lang w:val="ru-RU"/>
+        </w:rPr>
+        <w:t>Претходно</w:t>
+      </w:r>
+      <w:proofErr w:type="spellEnd"/>
+      <w:r>
+        <w:rPr>
+          <w:rFonts w:ascii="Times New Roman" w:hAnsi="Times New Roman" w:cs="Times New Roman"/>
+          <w:lang w:val="ru-RU"/>
+        </w:rPr>
+        <w:t xml:space="preserve"> </w:t>
+      </w:r>
+      <w:proofErr w:type="spellStart"/>
+      <w:r>
+        <w:rPr>
+          <w:rFonts w:ascii="Times New Roman" w:hAnsi="Times New Roman" w:cs="Times New Roman"/>
+          <w:lang w:val="ru-RU"/>
+        </w:rPr>
+        <w:t>поменути</w:t>
+      </w:r>
+      <w:proofErr w:type="spellEnd"/>
+      <w:r>
+        <w:rPr>
+          <w:rFonts w:ascii="Times New Roman" w:hAnsi="Times New Roman" w:cs="Times New Roman"/>
+          <w:lang w:val="ru-RU"/>
+        </w:rPr>
+        <w:t xml:space="preserve"> </w:t>
+      </w:r>
+      <w:proofErr w:type="spellStart"/>
+      <w:r>
+        <w:rPr>
+          <w:rFonts w:ascii="Times New Roman" w:hAnsi="Times New Roman" w:cs="Times New Roman"/>
+          <w:lang w:val="ru-RU"/>
+        </w:rPr>
+        <w:t>омогућавају</w:t>
+      </w:r>
+      <w:proofErr w:type="spellEnd"/>
+      <w:r>
+        <w:rPr>
+          <w:rFonts w:ascii="Times New Roman" w:hAnsi="Times New Roman" w:cs="Times New Roman"/>
+          <w:lang w:val="ru-RU"/>
+        </w:rPr>
+        <w:t xml:space="preserve"> </w:t>
+      </w:r>
+      <w:proofErr w:type="spellStart"/>
+      <w:r>
+        <w:rPr>
+          <w:rFonts w:ascii="Times New Roman" w:hAnsi="Times New Roman" w:cs="Times New Roman"/>
+          <w:lang w:val="ru-RU"/>
+        </w:rPr>
+        <w:t>једном</w:t>
+      </w:r>
+      <w:proofErr w:type="spellEnd"/>
+      <w:r>
+        <w:rPr>
+          <w:rFonts w:ascii="Times New Roman" w:hAnsi="Times New Roman" w:cs="Times New Roman"/>
+          <w:lang w:val="ru-RU"/>
+        </w:rPr>
+        <w:t xml:space="preserve"> </w:t>
+      </w:r>
+      <w:proofErr w:type="spellStart"/>
+      <w:r>
+        <w:rPr>
+          <w:rFonts w:ascii="Times New Roman" w:hAnsi="Times New Roman" w:cs="Times New Roman"/>
+          <w:lang w:val="ru-RU"/>
+        </w:rPr>
+        <w:t>учеснику</w:t>
+      </w:r>
+      <w:proofErr w:type="spellEnd"/>
+      <w:r>
+        <w:rPr>
+          <w:rFonts w:ascii="Times New Roman" w:hAnsi="Times New Roman" w:cs="Times New Roman"/>
+          <w:lang w:val="ru-RU"/>
+        </w:rPr>
+        <w:t xml:space="preserve"> да другом </w:t>
+      </w:r>
+      <w:proofErr w:type="spellStart"/>
+      <w:r>
+        <w:rPr>
+          <w:rFonts w:ascii="Times New Roman" w:hAnsi="Times New Roman" w:cs="Times New Roman"/>
+          <w:lang w:val="ru-RU"/>
+        </w:rPr>
+        <w:t>докаже</w:t>
+      </w:r>
+      <w:proofErr w:type="spellEnd"/>
+      <w:r>
+        <w:rPr>
+          <w:rFonts w:ascii="Times New Roman" w:hAnsi="Times New Roman" w:cs="Times New Roman"/>
+          <w:lang w:val="ru-RU"/>
+        </w:rPr>
+        <w:t xml:space="preserve"> </w:t>
+      </w:r>
+      <w:proofErr w:type="spellStart"/>
+      <w:r>
+        <w:rPr>
+          <w:rFonts w:ascii="Times New Roman" w:hAnsi="Times New Roman" w:cs="Times New Roman"/>
+          <w:lang w:val="ru-RU"/>
+        </w:rPr>
+        <w:t>посједовање</w:t>
+      </w:r>
+      <w:proofErr w:type="spellEnd"/>
+      <w:r>
+        <w:rPr>
+          <w:rFonts w:ascii="Times New Roman" w:hAnsi="Times New Roman" w:cs="Times New Roman"/>
+          <w:lang w:val="ru-RU"/>
+        </w:rPr>
+        <w:t xml:space="preserve"> </w:t>
+      </w:r>
+      <w:proofErr w:type="spellStart"/>
+      <w:r>
+        <w:rPr>
+          <w:rFonts w:ascii="Times New Roman" w:hAnsi="Times New Roman" w:cs="Times New Roman"/>
+          <w:lang w:val="ru-RU"/>
+        </w:rPr>
+        <w:t>одређене</w:t>
+      </w:r>
+      <w:proofErr w:type="spellEnd"/>
+      <w:r>
+        <w:rPr>
+          <w:rFonts w:ascii="Times New Roman" w:hAnsi="Times New Roman" w:cs="Times New Roman"/>
+          <w:lang w:val="ru-RU"/>
+        </w:rPr>
+        <w:t xml:space="preserve"> </w:t>
+      </w:r>
+      <w:proofErr w:type="spellStart"/>
+      <w:r>
+        <w:rPr>
+          <w:rFonts w:ascii="Times New Roman" w:hAnsi="Times New Roman" w:cs="Times New Roman"/>
+          <w:lang w:val="ru-RU"/>
+        </w:rPr>
+        <w:t>информације</w:t>
+      </w:r>
+      <w:proofErr w:type="spellEnd"/>
+      <w:r>
+        <w:rPr>
+          <w:rFonts w:ascii="Times New Roman" w:hAnsi="Times New Roman" w:cs="Times New Roman"/>
+          <w:lang w:val="ru-RU"/>
+        </w:rPr>
+        <w:t xml:space="preserve"> без </w:t>
+      </w:r>
+      <w:proofErr w:type="spellStart"/>
+      <w:r>
+        <w:rPr>
+          <w:rFonts w:ascii="Times New Roman" w:hAnsi="Times New Roman" w:cs="Times New Roman"/>
+          <w:lang w:val="ru-RU"/>
+        </w:rPr>
+        <w:t>њеног</w:t>
+      </w:r>
+      <w:proofErr w:type="spellEnd"/>
+      <w:r>
+        <w:rPr>
+          <w:rFonts w:ascii="Times New Roman" w:hAnsi="Times New Roman" w:cs="Times New Roman"/>
+          <w:lang w:val="ru-RU"/>
+        </w:rPr>
+        <w:t xml:space="preserve"> </w:t>
+      </w:r>
+      <w:proofErr w:type="spellStart"/>
+      <w:r>
+        <w:rPr>
+          <w:rFonts w:ascii="Times New Roman" w:hAnsi="Times New Roman" w:cs="Times New Roman"/>
+          <w:lang w:val="ru-RU"/>
+        </w:rPr>
+        <w:t>откривања</w:t>
+      </w:r>
+      <w:proofErr w:type="spellEnd"/>
+      <w:r>
+        <w:rPr>
+          <w:rFonts w:ascii="Times New Roman" w:hAnsi="Times New Roman" w:cs="Times New Roman"/>
+          <w:lang w:val="ru-RU"/>
+        </w:rPr>
+        <w:t xml:space="preserve"> </w:t>
+      </w:r>
+      <w:r>
+        <w:rPr>
+          <w:rFonts w:ascii="Times New Roman" w:hAnsi="Times New Roman" w:cs="Times New Roman"/>
+          <w:lang w:val="ru-RU"/>
+        </w:rPr>
+        <w:fldChar w:fldCharType="begin"/>
+      </w:r>
+      <w:r>
+        <w:rPr>
+          <w:rFonts w:ascii="Times New Roman" w:hAnsi="Times New Roman" w:cs="Times New Roman"/>
+          <w:lang w:val="ru-RU"/>
+        </w:rPr>
+        <w:instrText xml:space="preserve"> REF _Ref236837605 \r \h </w:instrText>
+      </w:r>
+      <w:r>
+        <w:rPr>
+          <w:rFonts w:ascii="Times New Roman" w:hAnsi="Times New Roman" w:cs="Times New Roman"/>
+          <w:lang w:val="ru-RU"/>
+        </w:rPr>
+      </w:r>
+      <w:r>
+        <w:rPr>
+          <w:rFonts w:ascii="Times New Roman" w:hAnsi="Times New Roman" w:cs="Times New Roman"/>
+          <w:lang w:val="ru-RU"/>
+        </w:rPr>
+        <w:fldChar w:fldCharType="separate"/>
+      </w:r>
+      <w:r>
+        <w:rPr>
+          <w:rFonts w:ascii="Times New Roman" w:hAnsi="Times New Roman" w:cs="Times New Roman"/>
+          <w:lang w:val="ru-RU"/>
+        </w:rPr>
+        <w:t>[5]</w:t>
+      </w:r>
+      <w:r>
+        <w:rPr>
+          <w:rFonts w:ascii="Times New Roman" w:hAnsi="Times New Roman" w:cs="Times New Roman"/>
+          <w:lang w:val="ru-RU"/>
+        </w:rPr>
+        <w:fldChar w:fldCharType="end"/>
+      </w:r>
+      <w:r>
+        <w:rPr>
+          <w:rFonts w:ascii="Times New Roman" w:hAnsi="Times New Roman" w:cs="Times New Roman"/>
+          <w:lang w:val="ru-RU"/>
+        </w:rPr>
+        <w:t xml:space="preserve">. На </w:t>
+      </w:r>
+      <w:proofErr w:type="spellStart"/>
+      <w:r>
+        <w:rPr>
+          <w:rFonts w:ascii="Times New Roman" w:hAnsi="Times New Roman" w:cs="Times New Roman"/>
+          <w:lang w:val="ru-RU"/>
+        </w:rPr>
+        <w:t>тај</w:t>
+      </w:r>
+      <w:proofErr w:type="spellEnd"/>
+      <w:r>
+        <w:rPr>
+          <w:rFonts w:ascii="Times New Roman" w:hAnsi="Times New Roman" w:cs="Times New Roman"/>
+          <w:lang w:val="ru-RU"/>
+        </w:rPr>
+        <w:t xml:space="preserve"> начин </w:t>
+      </w:r>
+      <w:proofErr w:type="spellStart"/>
+      <w:r>
+        <w:rPr>
+          <w:rFonts w:ascii="Times New Roman" w:hAnsi="Times New Roman" w:cs="Times New Roman"/>
+          <w:lang w:val="ru-RU"/>
+        </w:rPr>
+        <w:t>могуће</w:t>
+      </w:r>
+      <w:proofErr w:type="spellEnd"/>
+      <w:r>
+        <w:rPr>
+          <w:rFonts w:ascii="Times New Roman" w:hAnsi="Times New Roman" w:cs="Times New Roman"/>
+          <w:lang w:val="ru-RU"/>
+        </w:rPr>
+        <w:t xml:space="preserve"> </w:t>
+      </w:r>
+      <w:proofErr w:type="spellStart"/>
+      <w:r>
+        <w:rPr>
+          <w:rFonts w:ascii="Times New Roman" w:hAnsi="Times New Roman" w:cs="Times New Roman"/>
+          <w:lang w:val="ru-RU"/>
+        </w:rPr>
+        <w:t>је</w:t>
+      </w:r>
+      <w:proofErr w:type="spellEnd"/>
+      <w:r>
+        <w:rPr>
+          <w:rFonts w:ascii="Times New Roman" w:hAnsi="Times New Roman" w:cs="Times New Roman"/>
+          <w:lang w:val="ru-RU"/>
+        </w:rPr>
+        <w:t xml:space="preserve"> </w:t>
+      </w:r>
+      <w:proofErr w:type="spellStart"/>
+      <w:r>
+        <w:rPr>
+          <w:rFonts w:ascii="Times New Roman" w:hAnsi="Times New Roman" w:cs="Times New Roman"/>
+          <w:lang w:val="ru-RU"/>
+        </w:rPr>
+        <w:t>остварити</w:t>
+      </w:r>
+      <w:proofErr w:type="spellEnd"/>
+      <w:r>
+        <w:rPr>
+          <w:rFonts w:ascii="Times New Roman" w:hAnsi="Times New Roman" w:cs="Times New Roman"/>
+          <w:lang w:val="ru-RU"/>
+        </w:rPr>
+        <w:t xml:space="preserve"> висок </w:t>
+      </w:r>
+      <w:proofErr w:type="spellStart"/>
+      <w:r>
+        <w:rPr>
+          <w:rFonts w:ascii="Times New Roman" w:hAnsi="Times New Roman" w:cs="Times New Roman"/>
+          <w:lang w:val="ru-RU"/>
+        </w:rPr>
+        <w:t>ниво</w:t>
+      </w:r>
+      <w:proofErr w:type="spellEnd"/>
+      <w:r>
+        <w:rPr>
+          <w:rFonts w:ascii="Times New Roman" w:hAnsi="Times New Roman" w:cs="Times New Roman"/>
+          <w:lang w:val="ru-RU"/>
+        </w:rPr>
+        <w:t xml:space="preserve"> </w:t>
+      </w:r>
+      <w:proofErr w:type="spellStart"/>
+      <w:r>
+        <w:rPr>
+          <w:rFonts w:ascii="Times New Roman" w:hAnsi="Times New Roman" w:cs="Times New Roman"/>
+          <w:lang w:val="ru-RU"/>
+        </w:rPr>
+        <w:t>безбједности</w:t>
+      </w:r>
+      <w:proofErr w:type="spellEnd"/>
+      <w:r>
+        <w:rPr>
+          <w:rFonts w:ascii="Times New Roman" w:hAnsi="Times New Roman" w:cs="Times New Roman"/>
+          <w:lang w:val="ru-RU"/>
+        </w:rPr>
+        <w:t xml:space="preserve"> уз </w:t>
+      </w:r>
+      <w:proofErr w:type="spellStart"/>
+      <w:r>
+        <w:rPr>
+          <w:rFonts w:ascii="Times New Roman" w:hAnsi="Times New Roman" w:cs="Times New Roman"/>
+          <w:lang w:val="ru-RU"/>
+        </w:rPr>
+        <w:t>смањење</w:t>
+      </w:r>
+      <w:proofErr w:type="spellEnd"/>
+      <w:r>
+        <w:rPr>
+          <w:rFonts w:ascii="Times New Roman" w:hAnsi="Times New Roman" w:cs="Times New Roman"/>
+          <w:lang w:val="ru-RU"/>
+        </w:rPr>
+        <w:t xml:space="preserve"> </w:t>
+      </w:r>
+      <w:proofErr w:type="spellStart"/>
+      <w:r>
+        <w:rPr>
+          <w:rFonts w:ascii="Times New Roman" w:hAnsi="Times New Roman" w:cs="Times New Roman"/>
+          <w:lang w:val="ru-RU"/>
+        </w:rPr>
+        <w:t>ризика</w:t>
+      </w:r>
+      <w:proofErr w:type="spellEnd"/>
+      <w:r>
+        <w:rPr>
+          <w:rFonts w:ascii="Times New Roman" w:hAnsi="Times New Roman" w:cs="Times New Roman"/>
+          <w:lang w:val="ru-RU"/>
+        </w:rPr>
+        <w:t xml:space="preserve"> од </w:t>
+      </w:r>
+      <w:proofErr w:type="spellStart"/>
+      <w:r>
+        <w:rPr>
+          <w:rFonts w:ascii="Times New Roman" w:hAnsi="Times New Roman" w:cs="Times New Roman"/>
+          <w:lang w:val="ru-RU"/>
+        </w:rPr>
+        <w:t>компромитовања</w:t>
+      </w:r>
+      <w:proofErr w:type="spellEnd"/>
+      <w:r>
+        <w:rPr>
+          <w:rFonts w:ascii="Times New Roman" w:hAnsi="Times New Roman" w:cs="Times New Roman"/>
+          <w:lang w:val="ru-RU"/>
+        </w:rPr>
+        <w:t xml:space="preserve"> </w:t>
+      </w:r>
+      <w:proofErr w:type="spellStart"/>
+      <w:r>
+        <w:rPr>
+          <w:rFonts w:ascii="Times New Roman" w:hAnsi="Times New Roman" w:cs="Times New Roman"/>
+          <w:lang w:val="ru-RU"/>
+        </w:rPr>
+        <w:t>тајни</w:t>
+      </w:r>
+      <w:proofErr w:type="spellEnd"/>
+      <w:r>
+        <w:rPr>
+          <w:rFonts w:ascii="Times New Roman" w:hAnsi="Times New Roman" w:cs="Times New Roman"/>
+          <w:lang w:val="ru-RU"/>
+        </w:rPr>
+        <w:t xml:space="preserve"> </w:t>
+      </w:r>
+      <w:proofErr w:type="spellStart"/>
+      <w:r>
+        <w:rPr>
+          <w:rFonts w:ascii="Times New Roman" w:hAnsi="Times New Roman" w:cs="Times New Roman"/>
+          <w:lang w:val="ru-RU"/>
+        </w:rPr>
+        <w:t>које</w:t>
+      </w:r>
+      <w:proofErr w:type="spellEnd"/>
+      <w:r>
+        <w:rPr>
+          <w:rFonts w:ascii="Times New Roman" w:hAnsi="Times New Roman" w:cs="Times New Roman"/>
+          <w:lang w:val="ru-RU"/>
+        </w:rPr>
+        <w:t xml:space="preserve"> се </w:t>
+      </w:r>
+      <w:proofErr w:type="spellStart"/>
+      <w:r>
+        <w:rPr>
+          <w:rFonts w:ascii="Times New Roman" w:hAnsi="Times New Roman" w:cs="Times New Roman"/>
+          <w:lang w:val="ru-RU"/>
+        </w:rPr>
+        <w:t>користе</w:t>
+      </w:r>
+      <w:proofErr w:type="spellEnd"/>
+      <w:r>
+        <w:rPr>
+          <w:rFonts w:ascii="Times New Roman" w:hAnsi="Times New Roman" w:cs="Times New Roman"/>
+          <w:lang w:val="ru-RU"/>
+        </w:rPr>
+        <w:t xml:space="preserve"> током </w:t>
+      </w:r>
+      <w:proofErr w:type="spellStart"/>
+      <w:r>
+        <w:rPr>
+          <w:rFonts w:ascii="Times New Roman" w:hAnsi="Times New Roman" w:cs="Times New Roman"/>
+          <w:lang w:val="ru-RU"/>
+        </w:rPr>
+        <w:t>аутентификације</w:t>
+      </w:r>
+      <w:proofErr w:type="spellEnd"/>
+      <w:r>
+        <w:rPr>
+          <w:rFonts w:ascii="Times New Roman" w:hAnsi="Times New Roman" w:cs="Times New Roman"/>
+          <w:lang w:val="ru-RU"/>
+        </w:rPr>
+        <w:t xml:space="preserve"> </w:t>
+      </w:r>
+      <w:r>
+        <w:rPr>
+          <w:rFonts w:ascii="Times New Roman" w:hAnsi="Times New Roman" w:cs="Times New Roman"/>
+          <w:lang w:val="ru-RU"/>
+        </w:rPr>
+        <w:fldChar w:fldCharType="begin"/>
+      </w:r>
+      <w:r>
+        <w:rPr>
+          <w:rFonts w:ascii="Times New Roman" w:hAnsi="Times New Roman" w:cs="Times New Roman"/>
+          <w:lang w:val="ru-RU"/>
+        </w:rPr>
+        <w:instrText xml:space="preserve"> REF _Ref236837618 \r \h </w:instrText>
+      </w:r>
+      <w:r>
+        <w:rPr>
+          <w:rFonts w:ascii="Times New Roman" w:hAnsi="Times New Roman" w:cs="Times New Roman"/>
+          <w:lang w:val="ru-RU"/>
+        </w:rPr>
+      </w:r>
+      <w:r>
+        <w:rPr>
+          <w:rFonts w:ascii="Times New Roman" w:hAnsi="Times New Roman" w:cs="Times New Roman"/>
+          <w:lang w:val="ru-RU"/>
+        </w:rPr>
+        <w:fldChar w:fldCharType="separate"/>
+      </w:r>
+      <w:r>
+        <w:rPr>
+          <w:rFonts w:ascii="Times New Roman" w:hAnsi="Times New Roman" w:cs="Times New Roman"/>
+          <w:lang w:val="ru-RU"/>
+        </w:rPr>
+        <w:t>[</w:t>
+      </w:r>
+      <w:r>
+        <w:rPr>
+          <w:rFonts w:ascii="Times New Roman" w:hAnsi="Times New Roman" w:cs="Times New Roman"/>
+          <w:lang w:val="ru-RU"/>
+        </w:rPr>
+        <w:t>6</w:t>
+      </w:r>
+      <w:r>
+        <w:rPr>
+          <w:rFonts w:ascii="Times New Roman" w:hAnsi="Times New Roman" w:cs="Times New Roman"/>
+          <w:lang w:val="ru-RU"/>
+        </w:rPr>
+        <w:t>]</w:t>
+      </w:r>
+      <w:r>
+        <w:rPr>
+          <w:rFonts w:ascii="Times New Roman" w:hAnsi="Times New Roman" w:cs="Times New Roman"/>
+          <w:lang w:val="ru-RU"/>
+        </w:rPr>
+        <w:fldChar w:fldCharType="end"/>
+      </w:r>
+      <w:r>
+        <w:rPr>
+          <w:rFonts w:ascii="Times New Roman" w:hAnsi="Times New Roman" w:cs="Times New Roman"/>
+          <w:lang w:val="ru-RU"/>
+        </w:rPr>
+        <w:t>.</w:t>
+      </w:r>
+    </w:p>
+    <w:p>
+      <w:pPr>
+        <w:rPr>
+          <w:rFonts w:ascii="Times New Roman" w:hAnsi="Times New Roman" w:cs="Times New Roman"/>
+          <w:lang w:val="ru-RU"/>
+        </w:rPr>
+      </w:pPr>
+      <w:r>
+        <w:rPr>
+          <w:rFonts w:ascii="Times New Roman" w:hAnsi="Times New Roman" w:cs="Times New Roman"/>
+          <w:lang w:val="ru-RU"/>
+        </w:rPr>
+        <w:t xml:space="preserve">Предмет </w:t>
+      </w:r>
+      <w:proofErr w:type="spellStart"/>
+      <w:r>
+        <w:rPr>
+          <w:rFonts w:ascii="Times New Roman" w:hAnsi="Times New Roman" w:cs="Times New Roman"/>
+          <w:lang w:val="ru-RU"/>
+        </w:rPr>
+        <w:t>овог</w:t>
+      </w:r>
+      <w:proofErr w:type="spellEnd"/>
+      <w:r>
+        <w:rPr>
+          <w:rFonts w:ascii="Times New Roman" w:hAnsi="Times New Roman" w:cs="Times New Roman"/>
+          <w:lang w:val="ru-RU"/>
+        </w:rPr>
+        <w:t xml:space="preserve"> рада </w:t>
+      </w:r>
+      <w:proofErr w:type="spellStart"/>
+      <w:r>
+        <w:rPr>
+          <w:rFonts w:ascii="Times New Roman" w:hAnsi="Times New Roman" w:cs="Times New Roman"/>
+          <w:lang w:val="ru-RU"/>
+        </w:rPr>
+        <w:t>јесте</w:t>
+      </w:r>
+      <w:proofErr w:type="spellEnd"/>
+      <w:r>
+        <w:rPr>
+          <w:rFonts w:ascii="Times New Roman" w:hAnsi="Times New Roman" w:cs="Times New Roman"/>
+          <w:lang w:val="ru-RU"/>
+        </w:rPr>
+        <w:t xml:space="preserve"> </w:t>
+      </w:r>
+      <w:proofErr w:type="spellStart"/>
+      <w:r>
+        <w:rPr>
+          <w:rFonts w:ascii="Times New Roman" w:hAnsi="Times New Roman" w:cs="Times New Roman"/>
+          <w:lang w:val="ru-RU"/>
+        </w:rPr>
+        <w:t>развој</w:t>
+      </w:r>
+      <w:proofErr w:type="spellEnd"/>
+      <w:r>
+        <w:rPr>
+          <w:rFonts w:ascii="Times New Roman" w:hAnsi="Times New Roman" w:cs="Times New Roman"/>
+          <w:lang w:val="ru-RU"/>
+        </w:rPr>
+        <w:t xml:space="preserve"> библиотеке за </w:t>
+      </w:r>
+      <w:proofErr w:type="spellStart"/>
+      <w:r>
+        <w:rPr>
+          <w:rFonts w:ascii="Times New Roman" w:hAnsi="Times New Roman" w:cs="Times New Roman"/>
+          <w:lang w:val="ru-RU"/>
+        </w:rPr>
+        <w:t>аутентификацију</w:t>
+      </w:r>
+      <w:proofErr w:type="spellEnd"/>
+      <w:r>
+        <w:rPr>
+          <w:rFonts w:ascii="Times New Roman" w:hAnsi="Times New Roman" w:cs="Times New Roman"/>
+          <w:lang w:val="ru-RU"/>
+        </w:rPr>
+        <w:t xml:space="preserve"> </w:t>
+      </w:r>
+      <w:proofErr w:type="spellStart"/>
+      <w:r>
+        <w:rPr>
+          <w:rFonts w:ascii="Times New Roman" w:hAnsi="Times New Roman" w:cs="Times New Roman"/>
+          <w:lang w:val="ru-RU"/>
+        </w:rPr>
+        <w:t>између</w:t>
+      </w:r>
+      <w:proofErr w:type="spellEnd"/>
+      <w:r>
+        <w:rPr>
+          <w:rFonts w:ascii="Times New Roman" w:hAnsi="Times New Roman" w:cs="Times New Roman"/>
+          <w:lang w:val="ru-RU"/>
+        </w:rPr>
+        <w:t xml:space="preserve"> </w:t>
+      </w:r>
+      <w:proofErr w:type="spellStart"/>
+      <w:r>
+        <w:rPr>
+          <w:rFonts w:ascii="Times New Roman" w:hAnsi="Times New Roman" w:cs="Times New Roman"/>
+          <w:lang w:val="ru-RU"/>
+        </w:rPr>
+        <w:t>микроервиса</w:t>
+      </w:r>
+      <w:proofErr w:type="spellEnd"/>
+      <w:r>
+        <w:rPr>
+          <w:rFonts w:ascii="Times New Roman" w:hAnsi="Times New Roman" w:cs="Times New Roman"/>
+          <w:lang w:val="ru-RU"/>
+        </w:rPr>
+        <w:t xml:space="preserve"> </w:t>
+      </w:r>
+      <w:proofErr w:type="spellStart"/>
+      <w:r>
+        <w:rPr>
+          <w:rFonts w:ascii="Times New Roman" w:hAnsi="Times New Roman" w:cs="Times New Roman"/>
+          <w:lang w:val="ru-RU"/>
+        </w:rPr>
+        <w:t>засноване</w:t>
+      </w:r>
+      <w:proofErr w:type="spellEnd"/>
+      <w:r>
+        <w:rPr>
+          <w:rFonts w:ascii="Times New Roman" w:hAnsi="Times New Roman" w:cs="Times New Roman"/>
+          <w:lang w:val="ru-RU"/>
+        </w:rPr>
+        <w:t xml:space="preserve"> на </w:t>
+      </w:r>
+      <w:r>
+        <w:rPr>
+          <w:rFonts w:ascii="Times New Roman" w:hAnsi="Times New Roman" w:cs="Times New Roman"/>
+          <w:i/>
+          <w:iCs/>
+        </w:rPr>
+        <w:t>Zero</w:t>
+      </w:r>
+      <w:r>
+        <w:rPr>
+          <w:rFonts w:ascii="Times New Roman" w:hAnsi="Times New Roman" w:cs="Times New Roman"/>
+          <w:i/>
+          <w:iCs/>
+          <w:lang w:val="ru-RU"/>
+        </w:rPr>
+        <w:t>-</w:t>
+      </w:r>
+      <w:r>
+        <w:rPr>
+          <w:rFonts w:ascii="Times New Roman" w:hAnsi="Times New Roman" w:cs="Times New Roman"/>
+          <w:i/>
+          <w:iCs/>
+        </w:rPr>
+        <w:t>Knowledge</w:t>
+      </w:r>
+      <w:r>
+        <w:rPr>
+          <w:rFonts w:ascii="Times New Roman" w:hAnsi="Times New Roman" w:cs="Times New Roman"/>
+          <w:i/>
+          <w:iCs/>
+          <w:lang w:val="ru-RU"/>
+        </w:rPr>
+        <w:t xml:space="preserve"> </w:t>
+      </w:r>
+      <w:r>
+        <w:rPr>
+          <w:rFonts w:ascii="Times New Roman" w:hAnsi="Times New Roman" w:cs="Times New Roman"/>
+          <w:i/>
+          <w:iCs/>
+        </w:rPr>
+        <w:t>Proof</w:t>
+      </w:r>
+      <w:r>
+        <w:rPr>
+          <w:rFonts w:ascii="Times New Roman" w:hAnsi="Times New Roman" w:cs="Times New Roman"/>
+          <w:lang w:val="ru-RU"/>
+        </w:rPr>
+        <w:t xml:space="preserve"> </w:t>
+      </w:r>
+      <w:proofErr w:type="spellStart"/>
+      <w:r>
+        <w:rPr>
+          <w:rFonts w:ascii="Times New Roman" w:hAnsi="Times New Roman" w:cs="Times New Roman"/>
+          <w:lang w:val="ru-RU"/>
+        </w:rPr>
+        <w:t>протоколима</w:t>
+      </w:r>
+      <w:proofErr w:type="spellEnd"/>
+      <w:r>
+        <w:rPr>
+          <w:rFonts w:ascii="Times New Roman" w:hAnsi="Times New Roman" w:cs="Times New Roman"/>
+          <w:lang w:val="ru-RU"/>
+        </w:rPr>
+        <w:t xml:space="preserve">. </w:t>
+      </w:r>
+      <w:proofErr w:type="spellStart"/>
+      <w:r>
+        <w:rPr>
+          <w:rFonts w:ascii="Times New Roman" w:hAnsi="Times New Roman" w:cs="Times New Roman"/>
+          <w:lang w:val="ru-RU"/>
+        </w:rPr>
+        <w:t>Циљ</w:t>
+      </w:r>
+      <w:proofErr w:type="spellEnd"/>
+      <w:r>
+        <w:rPr>
+          <w:rFonts w:ascii="Times New Roman" w:hAnsi="Times New Roman" w:cs="Times New Roman"/>
+          <w:lang w:val="ru-RU"/>
+        </w:rPr>
+        <w:t xml:space="preserve"> библиотеке </w:t>
+      </w:r>
+      <w:proofErr w:type="spellStart"/>
+      <w:r>
+        <w:rPr>
+          <w:rFonts w:ascii="Times New Roman" w:hAnsi="Times New Roman" w:cs="Times New Roman"/>
+          <w:lang w:val="ru-RU"/>
+        </w:rPr>
+        <w:t>је</w:t>
+      </w:r>
+      <w:proofErr w:type="spellEnd"/>
+      <w:r>
+        <w:rPr>
+          <w:rFonts w:ascii="Times New Roman" w:hAnsi="Times New Roman" w:cs="Times New Roman"/>
+          <w:lang w:val="ru-RU"/>
+        </w:rPr>
+        <w:t xml:space="preserve"> да </w:t>
+      </w:r>
+      <w:proofErr w:type="spellStart"/>
+      <w:r>
+        <w:rPr>
+          <w:rFonts w:ascii="Times New Roman" w:hAnsi="Times New Roman" w:cs="Times New Roman"/>
+          <w:lang w:val="ru-RU"/>
+        </w:rPr>
+        <w:t>омогући</w:t>
+      </w:r>
+      <w:proofErr w:type="spellEnd"/>
+      <w:r>
+        <w:rPr>
+          <w:rFonts w:ascii="Times New Roman" w:hAnsi="Times New Roman" w:cs="Times New Roman"/>
+          <w:lang w:val="ru-RU"/>
+        </w:rPr>
+        <w:t xml:space="preserve"> </w:t>
+      </w:r>
+      <w:proofErr w:type="spellStart"/>
+      <w:r>
+        <w:rPr>
+          <w:rFonts w:ascii="Times New Roman" w:hAnsi="Times New Roman" w:cs="Times New Roman"/>
+          <w:lang w:val="ru-RU"/>
+        </w:rPr>
+        <w:t>доказивање</w:t>
+      </w:r>
+      <w:proofErr w:type="spellEnd"/>
+      <w:r>
+        <w:rPr>
+          <w:rFonts w:ascii="Times New Roman" w:hAnsi="Times New Roman" w:cs="Times New Roman"/>
+          <w:lang w:val="ru-RU"/>
+        </w:rPr>
+        <w:t xml:space="preserve"> идентитета сервиса без </w:t>
+      </w:r>
+      <w:proofErr w:type="spellStart"/>
+      <w:r>
+        <w:rPr>
+          <w:rFonts w:ascii="Times New Roman" w:hAnsi="Times New Roman" w:cs="Times New Roman"/>
+          <w:lang w:val="ru-RU"/>
+        </w:rPr>
+        <w:t>размјене</w:t>
+      </w:r>
+      <w:proofErr w:type="spellEnd"/>
+      <w:r>
+        <w:rPr>
+          <w:rFonts w:ascii="Times New Roman" w:hAnsi="Times New Roman" w:cs="Times New Roman"/>
+          <w:lang w:val="ru-RU"/>
+        </w:rPr>
+        <w:t xml:space="preserve"> </w:t>
+      </w:r>
+      <w:proofErr w:type="spellStart"/>
+      <w:r>
+        <w:rPr>
+          <w:rFonts w:ascii="Times New Roman" w:hAnsi="Times New Roman" w:cs="Times New Roman"/>
+          <w:lang w:val="ru-RU"/>
+        </w:rPr>
+        <w:t>статичких</w:t>
+      </w:r>
+      <w:proofErr w:type="spellEnd"/>
+      <w:r>
+        <w:rPr>
+          <w:rFonts w:ascii="Times New Roman" w:hAnsi="Times New Roman" w:cs="Times New Roman"/>
+          <w:lang w:val="ru-RU"/>
+        </w:rPr>
+        <w:t xml:space="preserve"> </w:t>
+      </w:r>
+      <w:proofErr w:type="spellStart"/>
+      <w:r>
+        <w:rPr>
+          <w:rFonts w:ascii="Times New Roman" w:hAnsi="Times New Roman" w:cs="Times New Roman"/>
+          <w:lang w:val="ru-RU"/>
+        </w:rPr>
+        <w:t>тајних</w:t>
+      </w:r>
+      <w:proofErr w:type="spellEnd"/>
+      <w:r>
+        <w:rPr>
+          <w:rFonts w:ascii="Times New Roman" w:hAnsi="Times New Roman" w:cs="Times New Roman"/>
+          <w:lang w:val="ru-RU"/>
+        </w:rPr>
+        <w:t xml:space="preserve"> </w:t>
+      </w:r>
+      <w:proofErr w:type="spellStart"/>
+      <w:r>
+        <w:rPr>
+          <w:rFonts w:ascii="Times New Roman" w:hAnsi="Times New Roman" w:cs="Times New Roman"/>
+          <w:lang w:val="ru-RU"/>
+        </w:rPr>
+        <w:t>података</w:t>
+      </w:r>
+      <w:proofErr w:type="spellEnd"/>
+      <w:r>
+        <w:rPr>
+          <w:rFonts w:ascii="Times New Roman" w:hAnsi="Times New Roman" w:cs="Times New Roman"/>
+          <w:lang w:val="ru-RU"/>
+        </w:rPr>
+        <w:t xml:space="preserve">, </w:t>
+      </w:r>
+      <w:proofErr w:type="spellStart"/>
+      <w:r>
+        <w:rPr>
+          <w:rFonts w:ascii="Times New Roman" w:hAnsi="Times New Roman" w:cs="Times New Roman"/>
+          <w:lang w:val="ru-RU"/>
+        </w:rPr>
+        <w:t>чиме</w:t>
+      </w:r>
+      <w:proofErr w:type="spellEnd"/>
+      <w:r>
+        <w:rPr>
+          <w:rFonts w:ascii="Times New Roman" w:hAnsi="Times New Roman" w:cs="Times New Roman"/>
+          <w:lang w:val="ru-RU"/>
+        </w:rPr>
+        <w:t xml:space="preserve"> се </w:t>
+      </w:r>
+      <w:proofErr w:type="spellStart"/>
+      <w:r>
+        <w:rPr>
+          <w:rFonts w:ascii="Times New Roman" w:hAnsi="Times New Roman" w:cs="Times New Roman"/>
+          <w:lang w:val="ru-RU"/>
+        </w:rPr>
+        <w:t>пружа</w:t>
+      </w:r>
+      <w:proofErr w:type="spellEnd"/>
+      <w:r>
+        <w:rPr>
+          <w:rFonts w:ascii="Times New Roman" w:hAnsi="Times New Roman" w:cs="Times New Roman"/>
+          <w:lang w:val="ru-RU"/>
+        </w:rPr>
+        <w:t xml:space="preserve"> </w:t>
+      </w:r>
+      <w:proofErr w:type="spellStart"/>
+      <w:r>
+        <w:rPr>
+          <w:rFonts w:ascii="Times New Roman" w:hAnsi="Times New Roman" w:cs="Times New Roman"/>
+          <w:lang w:val="ru-RU"/>
+        </w:rPr>
+        <w:t>алтернатива</w:t>
+      </w:r>
+      <w:proofErr w:type="spellEnd"/>
+      <w:r>
+        <w:rPr>
+          <w:rFonts w:ascii="Times New Roman" w:hAnsi="Times New Roman" w:cs="Times New Roman"/>
+          <w:lang w:val="ru-RU"/>
+        </w:rPr>
+        <w:t xml:space="preserve"> </w:t>
+      </w:r>
+      <w:proofErr w:type="spellStart"/>
+      <w:r>
+        <w:rPr>
+          <w:rFonts w:ascii="Times New Roman" w:hAnsi="Times New Roman" w:cs="Times New Roman"/>
+          <w:lang w:val="ru-RU"/>
+        </w:rPr>
+        <w:t>традиционалним</w:t>
+      </w:r>
+      <w:proofErr w:type="spellEnd"/>
+      <w:r>
+        <w:rPr>
+          <w:rFonts w:ascii="Times New Roman" w:hAnsi="Times New Roman" w:cs="Times New Roman"/>
+          <w:lang w:val="ru-RU"/>
+        </w:rPr>
+        <w:t xml:space="preserve"> </w:t>
+      </w:r>
+      <w:proofErr w:type="spellStart"/>
+      <w:r>
+        <w:rPr>
+          <w:rFonts w:ascii="Times New Roman" w:hAnsi="Times New Roman" w:cs="Times New Roman"/>
+          <w:lang w:val="ru-RU"/>
+        </w:rPr>
+        <w:t>приступима</w:t>
+      </w:r>
+      <w:proofErr w:type="spellEnd"/>
+      <w:r>
+        <w:rPr>
+          <w:rFonts w:ascii="Times New Roman" w:hAnsi="Times New Roman" w:cs="Times New Roman"/>
+          <w:lang w:val="ru-RU"/>
+        </w:rPr>
+        <w:t xml:space="preserve"> </w:t>
+      </w:r>
+      <w:proofErr w:type="spellStart"/>
+      <w:r>
+        <w:rPr>
+          <w:rFonts w:ascii="Times New Roman" w:hAnsi="Times New Roman" w:cs="Times New Roman"/>
+          <w:lang w:val="ru-RU"/>
+        </w:rPr>
+        <w:t>заснованим</w:t>
+      </w:r>
+      <w:proofErr w:type="spellEnd"/>
+      <w:r>
+        <w:rPr>
+          <w:rFonts w:ascii="Times New Roman" w:hAnsi="Times New Roman" w:cs="Times New Roman"/>
+          <w:lang w:val="ru-RU"/>
+        </w:rPr>
+        <w:t xml:space="preserve"> на </w:t>
+      </w:r>
+      <w:r>
+        <w:rPr>
+          <w:rFonts w:ascii="Times New Roman" w:hAnsi="Times New Roman" w:cs="Times New Roman"/>
+          <w:i/>
+          <w:iCs/>
+        </w:rPr>
+        <w:t>API</w:t>
+      </w:r>
+      <w:r>
+        <w:rPr>
+          <w:rFonts w:ascii="Times New Roman" w:hAnsi="Times New Roman" w:cs="Times New Roman"/>
+          <w:lang w:val="ru-RU"/>
+        </w:rPr>
+        <w:t xml:space="preserve"> </w:t>
+      </w:r>
+      <w:proofErr w:type="spellStart"/>
+      <w:r>
+        <w:rPr>
+          <w:rFonts w:ascii="Times New Roman" w:hAnsi="Times New Roman" w:cs="Times New Roman"/>
+          <w:lang w:val="ru-RU"/>
+        </w:rPr>
+        <w:t>кључевима</w:t>
+      </w:r>
+      <w:proofErr w:type="spellEnd"/>
+      <w:r>
+        <w:rPr>
+          <w:rFonts w:ascii="Times New Roman" w:hAnsi="Times New Roman" w:cs="Times New Roman"/>
+          <w:lang w:val="ru-RU"/>
+        </w:rPr>
+        <w:t xml:space="preserve">. </w:t>
+      </w:r>
+      <w:proofErr w:type="spellStart"/>
+      <w:r>
+        <w:rPr>
+          <w:rFonts w:ascii="Times New Roman" w:hAnsi="Times New Roman" w:cs="Times New Roman"/>
+          <w:lang w:val="ru-RU"/>
+        </w:rPr>
+        <w:t>Поред</w:t>
+      </w:r>
+      <w:proofErr w:type="spellEnd"/>
+      <w:r>
+        <w:rPr>
+          <w:rFonts w:ascii="Times New Roman" w:hAnsi="Times New Roman" w:cs="Times New Roman"/>
+          <w:lang w:val="ru-RU"/>
+        </w:rPr>
+        <w:t xml:space="preserve"> </w:t>
+      </w:r>
+      <w:proofErr w:type="spellStart"/>
+      <w:r>
+        <w:rPr>
+          <w:rFonts w:ascii="Times New Roman" w:hAnsi="Times New Roman" w:cs="Times New Roman"/>
+          <w:lang w:val="ru-RU"/>
+        </w:rPr>
+        <w:t>саме</w:t>
+      </w:r>
+      <w:proofErr w:type="spellEnd"/>
+      <w:r>
+        <w:rPr>
+          <w:rFonts w:ascii="Times New Roman" w:hAnsi="Times New Roman" w:cs="Times New Roman"/>
+          <w:lang w:val="ru-RU"/>
+        </w:rPr>
+        <w:t xml:space="preserve"> </w:t>
+      </w:r>
+      <w:proofErr w:type="spellStart"/>
+      <w:r>
+        <w:rPr>
+          <w:rFonts w:ascii="Times New Roman" w:hAnsi="Times New Roman" w:cs="Times New Roman"/>
+          <w:lang w:val="ru-RU"/>
+        </w:rPr>
+        <w:t>имплементације</w:t>
+      </w:r>
+      <w:proofErr w:type="spellEnd"/>
+      <w:r>
+        <w:rPr>
+          <w:rFonts w:ascii="Times New Roman" w:hAnsi="Times New Roman" w:cs="Times New Roman"/>
+          <w:lang w:val="ru-RU"/>
+        </w:rPr>
+        <w:t xml:space="preserve"> библиотеке, </w:t>
+      </w:r>
+      <w:proofErr w:type="spellStart"/>
+      <w:r>
+        <w:rPr>
+          <w:rFonts w:ascii="Times New Roman" w:hAnsi="Times New Roman" w:cs="Times New Roman"/>
+          <w:lang w:val="ru-RU"/>
+        </w:rPr>
+        <w:t>биће</w:t>
+      </w:r>
+      <w:proofErr w:type="spellEnd"/>
+      <w:r>
+        <w:rPr>
+          <w:rFonts w:ascii="Times New Roman" w:hAnsi="Times New Roman" w:cs="Times New Roman"/>
+          <w:lang w:val="ru-RU"/>
+        </w:rPr>
+        <w:t xml:space="preserve"> приказан и </w:t>
+      </w:r>
+      <w:proofErr w:type="spellStart"/>
+      <w:r>
+        <w:rPr>
+          <w:rFonts w:ascii="Times New Roman" w:hAnsi="Times New Roman" w:cs="Times New Roman"/>
+          <w:lang w:val="ru-RU"/>
+        </w:rPr>
+        <w:t>примјер</w:t>
+      </w:r>
+      <w:proofErr w:type="spellEnd"/>
+      <w:r>
+        <w:rPr>
+          <w:rFonts w:ascii="Times New Roman" w:hAnsi="Times New Roman" w:cs="Times New Roman"/>
+          <w:lang w:val="ru-RU"/>
+        </w:rPr>
+        <w:t xml:space="preserve"> </w:t>
+      </w:r>
+      <w:proofErr w:type="spellStart"/>
+      <w:r>
+        <w:rPr>
+          <w:rFonts w:ascii="Times New Roman" w:hAnsi="Times New Roman" w:cs="Times New Roman"/>
+          <w:lang w:val="ru-RU"/>
+        </w:rPr>
+        <w:t>њене</w:t>
+      </w:r>
+      <w:proofErr w:type="spellEnd"/>
+      <w:r>
+        <w:rPr>
+          <w:rFonts w:ascii="Times New Roman" w:hAnsi="Times New Roman" w:cs="Times New Roman"/>
+          <w:lang w:val="ru-RU"/>
+        </w:rPr>
+        <w:t xml:space="preserve"> </w:t>
+      </w:r>
+      <w:proofErr w:type="spellStart"/>
+      <w:r>
+        <w:rPr>
+          <w:rFonts w:ascii="Times New Roman" w:hAnsi="Times New Roman" w:cs="Times New Roman"/>
+          <w:lang w:val="ru-RU"/>
+        </w:rPr>
+        <w:t>интеграције</w:t>
+      </w:r>
+      <w:proofErr w:type="spellEnd"/>
+      <w:r>
+        <w:rPr>
+          <w:rFonts w:ascii="Times New Roman" w:hAnsi="Times New Roman" w:cs="Times New Roman"/>
+          <w:lang w:val="ru-RU"/>
+        </w:rPr>
+        <w:t xml:space="preserve"> у </w:t>
+      </w:r>
+      <w:proofErr w:type="spellStart"/>
+      <w:r>
+        <w:rPr>
+          <w:rFonts w:ascii="Times New Roman" w:hAnsi="Times New Roman" w:cs="Times New Roman"/>
+          <w:lang w:val="ru-RU"/>
+        </w:rPr>
+        <w:t>микроервисно</w:t>
+      </w:r>
+      <w:proofErr w:type="spellEnd"/>
+      <w:r>
+        <w:rPr>
+          <w:rFonts w:ascii="Times New Roman" w:hAnsi="Times New Roman" w:cs="Times New Roman"/>
+          <w:lang w:val="ru-RU"/>
+        </w:rPr>
+        <w:t xml:space="preserve"> </w:t>
+      </w:r>
+      <w:proofErr w:type="spellStart"/>
+      <w:r>
+        <w:rPr>
+          <w:rFonts w:ascii="Times New Roman" w:hAnsi="Times New Roman" w:cs="Times New Roman"/>
+          <w:lang w:val="ru-RU"/>
+        </w:rPr>
+        <w:t>окружење</w:t>
+      </w:r>
+      <w:proofErr w:type="spellEnd"/>
+      <w:r>
+        <w:rPr>
+          <w:rFonts w:ascii="Times New Roman" w:hAnsi="Times New Roman" w:cs="Times New Roman"/>
+          <w:lang w:val="ru-RU"/>
+        </w:rPr>
+        <w:t xml:space="preserve"> како би се </w:t>
+      </w:r>
+      <w:proofErr w:type="spellStart"/>
+      <w:r>
+        <w:rPr>
+          <w:rFonts w:ascii="Times New Roman" w:hAnsi="Times New Roman" w:cs="Times New Roman"/>
+          <w:lang w:val="ru-RU"/>
+        </w:rPr>
+        <w:t>демонстрирала</w:t>
+      </w:r>
+      <w:proofErr w:type="spellEnd"/>
+      <w:r>
+        <w:rPr>
+          <w:rFonts w:ascii="Times New Roman" w:hAnsi="Times New Roman" w:cs="Times New Roman"/>
+          <w:lang w:val="ru-RU"/>
+        </w:rPr>
+        <w:t xml:space="preserve"> </w:t>
+      </w:r>
+      <w:proofErr w:type="spellStart"/>
+      <w:r>
+        <w:rPr>
+          <w:rFonts w:ascii="Times New Roman" w:hAnsi="Times New Roman" w:cs="Times New Roman"/>
+          <w:lang w:val="ru-RU"/>
+        </w:rPr>
+        <w:t>њена</w:t>
+      </w:r>
+      <w:proofErr w:type="spellEnd"/>
+      <w:r>
+        <w:rPr>
+          <w:rFonts w:ascii="Times New Roman" w:hAnsi="Times New Roman" w:cs="Times New Roman"/>
+          <w:lang w:val="ru-RU"/>
+        </w:rPr>
+        <w:t xml:space="preserve"> практична </w:t>
+      </w:r>
+      <w:proofErr w:type="spellStart"/>
+      <w:r>
+        <w:rPr>
+          <w:rFonts w:ascii="Times New Roman" w:hAnsi="Times New Roman" w:cs="Times New Roman"/>
+          <w:lang w:val="ru-RU"/>
+        </w:rPr>
+        <w:t>примјена</w:t>
+      </w:r>
+      <w:proofErr w:type="spellEnd"/>
+      <w:r>
+        <w:rPr>
+          <w:rFonts w:ascii="Times New Roman" w:hAnsi="Times New Roman" w:cs="Times New Roman"/>
+          <w:lang w:val="ru-RU"/>
+        </w:rPr>
+        <w:t>.</w:t>
+      </w:r>
+    </w:p>
+    <w:p>
+      <w:pPr>
+        <w:rPr>
+          <w:rFonts w:ascii="Times New Roman" w:hAnsi="Times New Roman" w:cs="Times New Roman"/>
+          <w:lang w:val="ru-RU"/>
+        </w:rPr>
+      </w:pPr>
+      <w:r>
+        <w:rPr>
+          <w:rFonts w:ascii="Times New Roman" w:hAnsi="Times New Roman" w:cs="Times New Roman"/>
+          <w:lang w:val="ru-RU"/>
+        </w:rPr>
+        <w:t xml:space="preserve">У другом </w:t>
+      </w:r>
+      <w:proofErr w:type="spellStart"/>
+      <w:r>
+        <w:rPr>
+          <w:rFonts w:ascii="Times New Roman" w:hAnsi="Times New Roman" w:cs="Times New Roman"/>
+          <w:lang w:val="ru-RU"/>
+        </w:rPr>
+        <w:t>поглављу</w:t>
+      </w:r>
+      <w:proofErr w:type="spellEnd"/>
+      <w:r>
+        <w:rPr>
+          <w:rFonts w:ascii="Times New Roman" w:hAnsi="Times New Roman" w:cs="Times New Roman"/>
+          <w:lang w:val="ru-RU"/>
+        </w:rPr>
+        <w:t xml:space="preserve"> </w:t>
+      </w:r>
+      <w:proofErr w:type="spellStart"/>
+      <w:r>
+        <w:rPr>
+          <w:rFonts w:ascii="Times New Roman" w:hAnsi="Times New Roman" w:cs="Times New Roman"/>
+          <w:lang w:val="ru-RU"/>
+        </w:rPr>
+        <w:t>биће</w:t>
+      </w:r>
+      <w:proofErr w:type="spellEnd"/>
+      <w:r>
+        <w:rPr>
+          <w:rFonts w:ascii="Times New Roman" w:hAnsi="Times New Roman" w:cs="Times New Roman"/>
+          <w:lang w:val="ru-RU"/>
+        </w:rPr>
+        <w:t xml:space="preserve"> </w:t>
+      </w:r>
+      <w:proofErr w:type="spellStart"/>
+      <w:r>
+        <w:rPr>
+          <w:rFonts w:ascii="Times New Roman" w:hAnsi="Times New Roman" w:cs="Times New Roman"/>
+          <w:lang w:val="ru-RU"/>
+        </w:rPr>
+        <w:t>представљене</w:t>
+      </w:r>
+      <w:proofErr w:type="spellEnd"/>
+      <w:r>
+        <w:rPr>
+          <w:rFonts w:ascii="Times New Roman" w:hAnsi="Times New Roman" w:cs="Times New Roman"/>
+          <w:lang w:val="ru-RU"/>
+        </w:rPr>
+        <w:t xml:space="preserve"> </w:t>
+      </w:r>
+      <w:proofErr w:type="spellStart"/>
+      <w:r>
+        <w:rPr>
+          <w:rFonts w:ascii="Times New Roman" w:hAnsi="Times New Roman" w:cs="Times New Roman"/>
+          <w:lang w:val="ru-RU"/>
+        </w:rPr>
+        <w:t>теоријске</w:t>
+      </w:r>
+      <w:proofErr w:type="spellEnd"/>
+      <w:r>
+        <w:rPr>
+          <w:rFonts w:ascii="Times New Roman" w:hAnsi="Times New Roman" w:cs="Times New Roman"/>
+          <w:lang w:val="ru-RU"/>
+        </w:rPr>
+        <w:t xml:space="preserve"> основе </w:t>
+      </w:r>
+      <w:r>
+        <w:rPr>
+          <w:rFonts w:ascii="Times New Roman" w:hAnsi="Times New Roman" w:cs="Times New Roman"/>
+          <w:i/>
+          <w:iCs/>
+        </w:rPr>
+        <w:t>Zero</w:t>
+      </w:r>
+      <w:r>
+        <w:rPr>
+          <w:rFonts w:ascii="Times New Roman" w:hAnsi="Times New Roman" w:cs="Times New Roman"/>
+          <w:i/>
+          <w:iCs/>
+          <w:lang w:val="ru-RU"/>
+        </w:rPr>
+        <w:t>-</w:t>
+      </w:r>
+      <w:r>
+        <w:rPr>
+          <w:rFonts w:ascii="Times New Roman" w:hAnsi="Times New Roman" w:cs="Times New Roman"/>
+          <w:i/>
+          <w:iCs/>
+        </w:rPr>
+        <w:t>Knowledge</w:t>
+      </w:r>
+      <w:r>
+        <w:rPr>
+          <w:rFonts w:ascii="Times New Roman" w:hAnsi="Times New Roman" w:cs="Times New Roman"/>
+          <w:i/>
+          <w:iCs/>
+          <w:lang w:val="ru-RU"/>
+        </w:rPr>
+        <w:t xml:space="preserve"> </w:t>
+      </w:r>
+      <w:r>
+        <w:rPr>
+          <w:rFonts w:ascii="Times New Roman" w:hAnsi="Times New Roman" w:cs="Times New Roman"/>
+          <w:i/>
+          <w:iCs/>
+        </w:rPr>
+        <w:t>Proof</w:t>
+      </w:r>
+      <w:r>
+        <w:rPr>
+          <w:rFonts w:ascii="Times New Roman" w:hAnsi="Times New Roman" w:cs="Times New Roman"/>
+          <w:lang w:val="ru-RU"/>
+        </w:rPr>
+        <w:t xml:space="preserve"> протокола, </w:t>
+      </w:r>
+      <w:proofErr w:type="spellStart"/>
+      <w:r>
+        <w:rPr>
+          <w:rFonts w:ascii="Times New Roman" w:hAnsi="Times New Roman" w:cs="Times New Roman"/>
+          <w:lang w:val="ru-RU"/>
+        </w:rPr>
+        <w:t>укључујући</w:t>
+      </w:r>
+      <w:proofErr w:type="spellEnd"/>
+      <w:r>
+        <w:rPr>
+          <w:rFonts w:ascii="Times New Roman" w:hAnsi="Times New Roman" w:cs="Times New Roman"/>
+          <w:lang w:val="ru-RU"/>
+        </w:rPr>
+        <w:t xml:space="preserve"> </w:t>
+      </w:r>
+      <w:proofErr w:type="spellStart"/>
+      <w:r>
+        <w:rPr>
+          <w:rFonts w:ascii="Times New Roman" w:hAnsi="Times New Roman" w:cs="Times New Roman"/>
+          <w:lang w:val="ru-RU"/>
+        </w:rPr>
+        <w:t>основне</w:t>
+      </w:r>
+      <w:proofErr w:type="spellEnd"/>
+      <w:r>
+        <w:rPr>
+          <w:rFonts w:ascii="Times New Roman" w:hAnsi="Times New Roman" w:cs="Times New Roman"/>
+          <w:lang w:val="ru-RU"/>
+        </w:rPr>
+        <w:t xml:space="preserve"> принципе рада, </w:t>
+      </w:r>
+      <w:proofErr w:type="spellStart"/>
+      <w:r>
+        <w:rPr>
+          <w:rFonts w:ascii="Times New Roman" w:hAnsi="Times New Roman" w:cs="Times New Roman"/>
+          <w:lang w:val="ru-RU"/>
+        </w:rPr>
+        <w:t>криптографске</w:t>
+      </w:r>
+      <w:proofErr w:type="spellEnd"/>
+      <w:r>
+        <w:rPr>
+          <w:rFonts w:ascii="Times New Roman" w:hAnsi="Times New Roman" w:cs="Times New Roman"/>
+          <w:lang w:val="ru-RU"/>
+        </w:rPr>
+        <w:t xml:space="preserve"> </w:t>
+      </w:r>
+      <w:proofErr w:type="spellStart"/>
+      <w:r>
+        <w:rPr>
+          <w:rFonts w:ascii="Times New Roman" w:hAnsi="Times New Roman" w:cs="Times New Roman"/>
+          <w:lang w:val="ru-RU"/>
+        </w:rPr>
+        <w:t>особине</w:t>
+      </w:r>
+      <w:proofErr w:type="spellEnd"/>
+      <w:r>
+        <w:rPr>
+          <w:rFonts w:ascii="Times New Roman" w:hAnsi="Times New Roman" w:cs="Times New Roman"/>
+          <w:lang w:val="ru-RU"/>
+        </w:rPr>
+        <w:t xml:space="preserve"> и </w:t>
+      </w:r>
+      <w:proofErr w:type="spellStart"/>
+      <w:r>
+        <w:rPr>
+          <w:rFonts w:ascii="Times New Roman" w:hAnsi="Times New Roman" w:cs="Times New Roman"/>
+          <w:lang w:val="ru-RU"/>
+        </w:rPr>
+        <w:t>најзначајније</w:t>
+      </w:r>
+      <w:proofErr w:type="spellEnd"/>
+      <w:r>
+        <w:rPr>
+          <w:rFonts w:ascii="Times New Roman" w:hAnsi="Times New Roman" w:cs="Times New Roman"/>
+          <w:lang w:val="ru-RU"/>
+        </w:rPr>
+        <w:t xml:space="preserve"> </w:t>
+      </w:r>
+      <w:proofErr w:type="spellStart"/>
+      <w:r>
+        <w:rPr>
+          <w:rFonts w:ascii="Times New Roman" w:hAnsi="Times New Roman" w:cs="Times New Roman"/>
+          <w:lang w:val="ru-RU"/>
+        </w:rPr>
+        <w:t>врсте</w:t>
+      </w:r>
+      <w:proofErr w:type="spellEnd"/>
+      <w:r>
+        <w:rPr>
+          <w:rFonts w:ascii="Times New Roman" w:hAnsi="Times New Roman" w:cs="Times New Roman"/>
+          <w:lang w:val="ru-RU"/>
+        </w:rPr>
+        <w:t xml:space="preserve"> </w:t>
+      </w:r>
+      <w:proofErr w:type="spellStart"/>
+      <w:r>
+        <w:rPr>
+          <w:rFonts w:ascii="Times New Roman" w:hAnsi="Times New Roman" w:cs="Times New Roman"/>
+          <w:lang w:val="ru-RU"/>
+        </w:rPr>
+        <w:t>ових</w:t>
+      </w:r>
+      <w:proofErr w:type="spellEnd"/>
+      <w:r>
+        <w:rPr>
+          <w:rFonts w:ascii="Times New Roman" w:hAnsi="Times New Roman" w:cs="Times New Roman"/>
+          <w:lang w:val="ru-RU"/>
+        </w:rPr>
+        <w:t xml:space="preserve"> протокола. </w:t>
+      </w:r>
+      <w:proofErr w:type="spellStart"/>
+      <w:r>
+        <w:rPr>
+          <w:rFonts w:ascii="Times New Roman" w:hAnsi="Times New Roman" w:cs="Times New Roman"/>
+          <w:lang w:val="ru-RU"/>
+        </w:rPr>
+        <w:t>Треће</w:t>
+      </w:r>
+      <w:proofErr w:type="spellEnd"/>
+      <w:r>
+        <w:rPr>
+          <w:rFonts w:ascii="Times New Roman" w:hAnsi="Times New Roman" w:cs="Times New Roman"/>
+          <w:lang w:val="ru-RU"/>
+        </w:rPr>
+        <w:t xml:space="preserve"> </w:t>
+      </w:r>
+      <w:proofErr w:type="spellStart"/>
+      <w:r>
+        <w:rPr>
+          <w:rFonts w:ascii="Times New Roman" w:hAnsi="Times New Roman" w:cs="Times New Roman"/>
+          <w:lang w:val="ru-RU"/>
+        </w:rPr>
+        <w:t>поглавље</w:t>
+      </w:r>
+      <w:proofErr w:type="spellEnd"/>
+      <w:r>
+        <w:rPr>
+          <w:rFonts w:ascii="Times New Roman" w:hAnsi="Times New Roman" w:cs="Times New Roman"/>
+          <w:lang w:val="ru-RU"/>
+        </w:rPr>
+        <w:t xml:space="preserve"> </w:t>
+      </w:r>
+      <w:proofErr w:type="spellStart"/>
+      <w:r>
+        <w:rPr>
+          <w:rFonts w:ascii="Times New Roman" w:hAnsi="Times New Roman" w:cs="Times New Roman"/>
+          <w:lang w:val="ru-RU"/>
+        </w:rPr>
+        <w:t>биће</w:t>
+      </w:r>
+      <w:proofErr w:type="spellEnd"/>
+      <w:r>
+        <w:rPr>
+          <w:rFonts w:ascii="Times New Roman" w:hAnsi="Times New Roman" w:cs="Times New Roman"/>
+          <w:lang w:val="ru-RU"/>
+        </w:rPr>
+        <w:t xml:space="preserve"> </w:t>
+      </w:r>
+      <w:proofErr w:type="spellStart"/>
+      <w:r>
+        <w:rPr>
+          <w:rFonts w:ascii="Times New Roman" w:hAnsi="Times New Roman" w:cs="Times New Roman"/>
+          <w:lang w:val="ru-RU"/>
+        </w:rPr>
+        <w:t>посвећено</w:t>
+      </w:r>
+      <w:proofErr w:type="spellEnd"/>
+      <w:r>
+        <w:rPr>
+          <w:rFonts w:ascii="Times New Roman" w:hAnsi="Times New Roman" w:cs="Times New Roman"/>
+          <w:lang w:val="ru-RU"/>
+        </w:rPr>
+        <w:t xml:space="preserve"> </w:t>
+      </w:r>
+      <w:proofErr w:type="spellStart"/>
+      <w:r>
+        <w:rPr>
+          <w:rFonts w:ascii="Times New Roman" w:hAnsi="Times New Roman" w:cs="Times New Roman"/>
+          <w:lang w:val="ru-RU"/>
+        </w:rPr>
+        <w:t>пројектовању</w:t>
+      </w:r>
+      <w:proofErr w:type="spellEnd"/>
+      <w:r>
+        <w:rPr>
+          <w:rFonts w:ascii="Times New Roman" w:hAnsi="Times New Roman" w:cs="Times New Roman"/>
+          <w:lang w:val="ru-RU"/>
+        </w:rPr>
+        <w:t xml:space="preserve"> и </w:t>
+      </w:r>
+      <w:proofErr w:type="spellStart"/>
+      <w:r>
+        <w:rPr>
+          <w:rFonts w:ascii="Times New Roman" w:hAnsi="Times New Roman" w:cs="Times New Roman"/>
+          <w:lang w:val="ru-RU"/>
+        </w:rPr>
+        <w:t>имплементацији</w:t>
+      </w:r>
+      <w:proofErr w:type="spellEnd"/>
+      <w:r>
+        <w:rPr>
+          <w:rFonts w:ascii="Times New Roman" w:hAnsi="Times New Roman" w:cs="Times New Roman"/>
+          <w:lang w:val="ru-RU"/>
+        </w:rPr>
+        <w:t xml:space="preserve"> </w:t>
+      </w:r>
+      <w:proofErr w:type="spellStart"/>
+      <w:r>
+        <w:rPr>
+          <w:rFonts w:ascii="Times New Roman" w:hAnsi="Times New Roman" w:cs="Times New Roman"/>
+          <w:lang w:val="ru-RU"/>
+        </w:rPr>
+        <w:t>развијене</w:t>
+      </w:r>
+      <w:proofErr w:type="spellEnd"/>
+      <w:r>
+        <w:rPr>
+          <w:rFonts w:ascii="Times New Roman" w:hAnsi="Times New Roman" w:cs="Times New Roman"/>
+          <w:lang w:val="ru-RU"/>
+        </w:rPr>
+        <w:t xml:space="preserve"> библиотеке, при чему </w:t>
+      </w:r>
+      <w:proofErr w:type="spellStart"/>
+      <w:r>
+        <w:rPr>
+          <w:rFonts w:ascii="Times New Roman" w:hAnsi="Times New Roman" w:cs="Times New Roman"/>
+          <w:lang w:val="ru-RU"/>
+        </w:rPr>
+        <w:t>ће</w:t>
+      </w:r>
+      <w:proofErr w:type="spellEnd"/>
+      <w:r>
+        <w:rPr>
+          <w:rFonts w:ascii="Times New Roman" w:hAnsi="Times New Roman" w:cs="Times New Roman"/>
+          <w:lang w:val="ru-RU"/>
+        </w:rPr>
+        <w:t xml:space="preserve"> </w:t>
+      </w:r>
+      <w:proofErr w:type="spellStart"/>
+      <w:r>
+        <w:rPr>
+          <w:rFonts w:ascii="Times New Roman" w:hAnsi="Times New Roman" w:cs="Times New Roman"/>
+          <w:lang w:val="ru-RU"/>
+        </w:rPr>
+        <w:t>бити</w:t>
+      </w:r>
+      <w:proofErr w:type="spellEnd"/>
+      <w:r>
+        <w:rPr>
+          <w:rFonts w:ascii="Times New Roman" w:hAnsi="Times New Roman" w:cs="Times New Roman"/>
+          <w:lang w:val="ru-RU"/>
+        </w:rPr>
+        <w:t xml:space="preserve"> </w:t>
+      </w:r>
+      <w:proofErr w:type="spellStart"/>
+      <w:r>
+        <w:rPr>
+          <w:rFonts w:ascii="Times New Roman" w:hAnsi="Times New Roman" w:cs="Times New Roman"/>
+          <w:lang w:val="ru-RU"/>
+        </w:rPr>
+        <w:t>описани</w:t>
+      </w:r>
+      <w:proofErr w:type="spellEnd"/>
+      <w:r>
+        <w:rPr>
+          <w:rFonts w:ascii="Times New Roman" w:hAnsi="Times New Roman" w:cs="Times New Roman"/>
+          <w:lang w:val="ru-RU"/>
+        </w:rPr>
+        <w:t xml:space="preserve"> </w:t>
+      </w:r>
+      <w:proofErr w:type="spellStart"/>
+      <w:r>
+        <w:rPr>
+          <w:rFonts w:ascii="Times New Roman" w:hAnsi="Times New Roman" w:cs="Times New Roman"/>
+          <w:lang w:val="ru-RU"/>
+        </w:rPr>
+        <w:t>њена</w:t>
+      </w:r>
+      <w:proofErr w:type="spellEnd"/>
+      <w:r>
+        <w:rPr>
+          <w:rFonts w:ascii="Times New Roman" w:hAnsi="Times New Roman" w:cs="Times New Roman"/>
+          <w:lang w:val="ru-RU"/>
+        </w:rPr>
+        <w:t xml:space="preserve"> архитектура, начин рада и </w:t>
+      </w:r>
+      <w:proofErr w:type="spellStart"/>
+      <w:r>
+        <w:rPr>
+          <w:rFonts w:ascii="Times New Roman" w:hAnsi="Times New Roman" w:cs="Times New Roman"/>
+          <w:lang w:val="ru-RU"/>
+        </w:rPr>
+        <w:t>кључне</w:t>
+      </w:r>
+      <w:proofErr w:type="spellEnd"/>
+      <w:r>
+        <w:rPr>
+          <w:rFonts w:ascii="Times New Roman" w:hAnsi="Times New Roman" w:cs="Times New Roman"/>
+          <w:lang w:val="ru-RU"/>
+        </w:rPr>
+        <w:t xml:space="preserve"> </w:t>
+      </w:r>
+      <w:proofErr w:type="spellStart"/>
+      <w:r>
+        <w:rPr>
+          <w:rFonts w:ascii="Times New Roman" w:hAnsi="Times New Roman" w:cs="Times New Roman"/>
+          <w:lang w:val="ru-RU"/>
+        </w:rPr>
+        <w:t>функционалности</w:t>
+      </w:r>
+      <w:proofErr w:type="spellEnd"/>
+      <w:r>
+        <w:rPr>
+          <w:rFonts w:ascii="Times New Roman" w:hAnsi="Times New Roman" w:cs="Times New Roman"/>
+          <w:lang w:val="ru-RU"/>
+        </w:rPr>
+        <w:t xml:space="preserve">. У </w:t>
+      </w:r>
+      <w:proofErr w:type="spellStart"/>
+      <w:r>
+        <w:rPr>
+          <w:rFonts w:ascii="Times New Roman" w:hAnsi="Times New Roman" w:cs="Times New Roman"/>
+          <w:lang w:val="ru-RU"/>
+        </w:rPr>
+        <w:t>четвртом</w:t>
+      </w:r>
+      <w:proofErr w:type="spellEnd"/>
+      <w:r>
+        <w:rPr>
+          <w:rFonts w:ascii="Times New Roman" w:hAnsi="Times New Roman" w:cs="Times New Roman"/>
+          <w:lang w:val="ru-RU"/>
+        </w:rPr>
+        <w:t xml:space="preserve"> </w:t>
+      </w:r>
+      <w:proofErr w:type="spellStart"/>
+      <w:r>
+        <w:rPr>
+          <w:rFonts w:ascii="Times New Roman" w:hAnsi="Times New Roman" w:cs="Times New Roman"/>
+          <w:lang w:val="ru-RU"/>
+        </w:rPr>
+        <w:t>поглављу</w:t>
+      </w:r>
+      <w:proofErr w:type="spellEnd"/>
+      <w:r>
+        <w:rPr>
+          <w:rFonts w:ascii="Times New Roman" w:hAnsi="Times New Roman" w:cs="Times New Roman"/>
+          <w:lang w:val="ru-RU"/>
+        </w:rPr>
+        <w:t xml:space="preserve"> </w:t>
+      </w:r>
+      <w:proofErr w:type="spellStart"/>
+      <w:r>
+        <w:rPr>
+          <w:rFonts w:ascii="Times New Roman" w:hAnsi="Times New Roman" w:cs="Times New Roman"/>
+          <w:lang w:val="ru-RU"/>
+        </w:rPr>
+        <w:t>биће</w:t>
+      </w:r>
+      <w:proofErr w:type="spellEnd"/>
+      <w:r>
+        <w:rPr>
+          <w:rFonts w:ascii="Times New Roman" w:hAnsi="Times New Roman" w:cs="Times New Roman"/>
+          <w:lang w:val="ru-RU"/>
+        </w:rPr>
+        <w:t xml:space="preserve"> приказана </w:t>
+      </w:r>
+      <w:proofErr w:type="spellStart"/>
+      <w:r>
+        <w:rPr>
+          <w:rFonts w:ascii="Times New Roman" w:hAnsi="Times New Roman" w:cs="Times New Roman"/>
+          <w:lang w:val="ru-RU"/>
+        </w:rPr>
+        <w:t>интеграција</w:t>
+      </w:r>
+      <w:proofErr w:type="spellEnd"/>
+      <w:r>
+        <w:rPr>
+          <w:rFonts w:ascii="Times New Roman" w:hAnsi="Times New Roman" w:cs="Times New Roman"/>
+          <w:lang w:val="ru-RU"/>
+        </w:rPr>
+        <w:t xml:space="preserve"> библиотеке у </w:t>
+      </w:r>
+      <w:proofErr w:type="spellStart"/>
+      <w:r>
+        <w:rPr>
+          <w:rFonts w:ascii="Times New Roman" w:hAnsi="Times New Roman" w:cs="Times New Roman"/>
+          <w:lang w:val="ru-RU"/>
+        </w:rPr>
+        <w:t>примјер</w:t>
+      </w:r>
+      <w:proofErr w:type="spellEnd"/>
+      <w:r>
+        <w:rPr>
+          <w:rFonts w:ascii="Times New Roman" w:hAnsi="Times New Roman" w:cs="Times New Roman"/>
+          <w:lang w:val="ru-RU"/>
+        </w:rPr>
+        <w:t xml:space="preserve"> </w:t>
+      </w:r>
+      <w:proofErr w:type="spellStart"/>
+      <w:r>
+        <w:rPr>
+          <w:rFonts w:ascii="Times New Roman" w:hAnsi="Times New Roman" w:cs="Times New Roman"/>
+          <w:lang w:val="ru-RU"/>
+        </w:rPr>
+        <w:t>микроервисне</w:t>
+      </w:r>
+      <w:proofErr w:type="spellEnd"/>
+      <w:r>
+        <w:rPr>
+          <w:rFonts w:ascii="Times New Roman" w:hAnsi="Times New Roman" w:cs="Times New Roman"/>
+          <w:lang w:val="ru-RU"/>
+        </w:rPr>
+        <w:t xml:space="preserve"> </w:t>
+      </w:r>
+      <w:proofErr w:type="spellStart"/>
+      <w:r>
+        <w:rPr>
+          <w:rFonts w:ascii="Times New Roman" w:hAnsi="Times New Roman" w:cs="Times New Roman"/>
+          <w:lang w:val="ru-RU"/>
+        </w:rPr>
+        <w:t>апликације</w:t>
+      </w:r>
+      <w:proofErr w:type="spellEnd"/>
+      <w:r>
+        <w:rPr>
+          <w:rFonts w:ascii="Times New Roman" w:hAnsi="Times New Roman" w:cs="Times New Roman"/>
+          <w:lang w:val="ru-RU"/>
+        </w:rPr>
+        <w:t xml:space="preserve">, </w:t>
+      </w:r>
+      <w:proofErr w:type="spellStart"/>
+      <w:r>
+        <w:rPr>
+          <w:rFonts w:ascii="Times New Roman" w:hAnsi="Times New Roman" w:cs="Times New Roman"/>
+          <w:lang w:val="ru-RU"/>
+        </w:rPr>
+        <w:t>као</w:t>
+      </w:r>
+      <w:proofErr w:type="spellEnd"/>
+      <w:r>
+        <w:rPr>
+          <w:rFonts w:ascii="Times New Roman" w:hAnsi="Times New Roman" w:cs="Times New Roman"/>
+          <w:lang w:val="ru-RU"/>
+        </w:rPr>
+        <w:t xml:space="preserve"> и анализа </w:t>
+      </w:r>
+      <w:proofErr w:type="spellStart"/>
+      <w:r>
+        <w:rPr>
+          <w:rFonts w:ascii="Times New Roman" w:hAnsi="Times New Roman" w:cs="Times New Roman"/>
+          <w:lang w:val="ru-RU"/>
+        </w:rPr>
+        <w:t>њеног</w:t>
+      </w:r>
+      <w:proofErr w:type="spellEnd"/>
+      <w:r>
+        <w:rPr>
+          <w:rFonts w:ascii="Times New Roman" w:hAnsi="Times New Roman" w:cs="Times New Roman"/>
+          <w:lang w:val="ru-RU"/>
+        </w:rPr>
+        <w:t xml:space="preserve"> рада. На </w:t>
+      </w:r>
+      <w:proofErr w:type="spellStart"/>
+      <w:r>
+        <w:rPr>
+          <w:rFonts w:ascii="Times New Roman" w:hAnsi="Times New Roman" w:cs="Times New Roman"/>
+          <w:lang w:val="ru-RU"/>
+        </w:rPr>
+        <w:t>крају</w:t>
+      </w:r>
+      <w:proofErr w:type="spellEnd"/>
+      <w:r>
+        <w:rPr>
+          <w:rFonts w:ascii="Times New Roman" w:hAnsi="Times New Roman" w:cs="Times New Roman"/>
+          <w:lang w:val="ru-RU"/>
+        </w:rPr>
+        <w:t xml:space="preserve"> рада </w:t>
+      </w:r>
+      <w:proofErr w:type="spellStart"/>
+      <w:r>
+        <w:rPr>
+          <w:rFonts w:ascii="Times New Roman" w:hAnsi="Times New Roman" w:cs="Times New Roman"/>
+          <w:lang w:val="ru-RU"/>
+        </w:rPr>
+        <w:t>биће</w:t>
+      </w:r>
+      <w:proofErr w:type="spellEnd"/>
+      <w:r>
+        <w:rPr>
+          <w:rFonts w:ascii="Times New Roman" w:hAnsi="Times New Roman" w:cs="Times New Roman"/>
+          <w:lang w:val="ru-RU"/>
+        </w:rPr>
+        <w:t xml:space="preserve"> </w:t>
+      </w:r>
+      <w:proofErr w:type="spellStart"/>
+      <w:r>
+        <w:rPr>
+          <w:rFonts w:ascii="Times New Roman" w:hAnsi="Times New Roman" w:cs="Times New Roman"/>
+          <w:lang w:val="ru-RU"/>
+        </w:rPr>
+        <w:t>изнесени</w:t>
+      </w:r>
+      <w:proofErr w:type="spellEnd"/>
+      <w:r>
+        <w:rPr>
+          <w:rFonts w:ascii="Times New Roman" w:hAnsi="Times New Roman" w:cs="Times New Roman"/>
+          <w:lang w:val="ru-RU"/>
+        </w:rPr>
+        <w:t xml:space="preserve"> </w:t>
+      </w:r>
+      <w:proofErr w:type="spellStart"/>
+      <w:r>
+        <w:rPr>
+          <w:rFonts w:ascii="Times New Roman" w:hAnsi="Times New Roman" w:cs="Times New Roman"/>
+          <w:lang w:val="ru-RU"/>
+        </w:rPr>
+        <w:t>закључци</w:t>
+      </w:r>
+      <w:proofErr w:type="spellEnd"/>
+      <w:r>
+        <w:rPr>
+          <w:rFonts w:ascii="Times New Roman" w:hAnsi="Times New Roman" w:cs="Times New Roman"/>
+          <w:lang w:val="ru-RU"/>
+        </w:rPr>
+        <w:t xml:space="preserve">, </w:t>
+      </w:r>
+      <w:proofErr w:type="spellStart"/>
+      <w:r>
+        <w:rPr>
+          <w:rFonts w:ascii="Times New Roman" w:hAnsi="Times New Roman" w:cs="Times New Roman"/>
+          <w:lang w:val="ru-RU"/>
+        </w:rPr>
+        <w:t>размотрене</w:t>
+      </w:r>
+      <w:proofErr w:type="spellEnd"/>
+      <w:r>
+        <w:rPr>
+          <w:rFonts w:ascii="Times New Roman" w:hAnsi="Times New Roman" w:cs="Times New Roman"/>
+          <w:lang w:val="ru-RU"/>
+        </w:rPr>
+        <w:t xml:space="preserve"> </w:t>
+      </w:r>
+      <w:proofErr w:type="spellStart"/>
+      <w:r>
+        <w:rPr>
+          <w:rFonts w:ascii="Times New Roman" w:hAnsi="Times New Roman" w:cs="Times New Roman"/>
+          <w:lang w:val="ru-RU"/>
+        </w:rPr>
+        <w:t>предности</w:t>
+      </w:r>
+      <w:proofErr w:type="spellEnd"/>
+      <w:r>
+        <w:rPr>
+          <w:rFonts w:ascii="Times New Roman" w:hAnsi="Times New Roman" w:cs="Times New Roman"/>
+          <w:lang w:val="ru-RU"/>
+        </w:rPr>
+        <w:t xml:space="preserve"> </w:t>
+      </w:r>
+      <w:proofErr w:type="spellStart"/>
+      <w:r>
+        <w:rPr>
+          <w:rFonts w:ascii="Times New Roman" w:hAnsi="Times New Roman" w:cs="Times New Roman"/>
+          <w:lang w:val="ru-RU"/>
+        </w:rPr>
+        <w:t>развијеног</w:t>
+      </w:r>
+      <w:proofErr w:type="spellEnd"/>
+      <w:r>
+        <w:rPr>
+          <w:rFonts w:ascii="Times New Roman" w:hAnsi="Times New Roman" w:cs="Times New Roman"/>
+          <w:lang w:val="ru-RU"/>
+        </w:rPr>
+        <w:t xml:space="preserve"> </w:t>
+      </w:r>
+      <w:proofErr w:type="spellStart"/>
+      <w:r>
+        <w:rPr>
+          <w:rFonts w:ascii="Times New Roman" w:hAnsi="Times New Roman" w:cs="Times New Roman"/>
+          <w:lang w:val="ru-RU"/>
+        </w:rPr>
+        <w:t>рјешења</w:t>
+      </w:r>
+      <w:proofErr w:type="spellEnd"/>
+      <w:r>
+        <w:rPr>
+          <w:rFonts w:ascii="Times New Roman" w:hAnsi="Times New Roman" w:cs="Times New Roman"/>
+          <w:lang w:val="ru-RU"/>
+        </w:rPr>
+        <w:t xml:space="preserve"> и </w:t>
+      </w:r>
+      <w:proofErr w:type="spellStart"/>
+      <w:r>
+        <w:rPr>
+          <w:rFonts w:ascii="Times New Roman" w:hAnsi="Times New Roman" w:cs="Times New Roman"/>
+          <w:lang w:val="ru-RU"/>
+        </w:rPr>
+        <w:t>дати</w:t>
+      </w:r>
+      <w:proofErr w:type="spellEnd"/>
+      <w:r>
+        <w:rPr>
+          <w:rFonts w:ascii="Times New Roman" w:hAnsi="Times New Roman" w:cs="Times New Roman"/>
+          <w:lang w:val="ru-RU"/>
+        </w:rPr>
+        <w:t xml:space="preserve"> </w:t>
+      </w:r>
+      <w:proofErr w:type="spellStart"/>
+      <w:r>
+        <w:rPr>
+          <w:rFonts w:ascii="Times New Roman" w:hAnsi="Times New Roman" w:cs="Times New Roman"/>
+          <w:lang w:val="ru-RU"/>
+        </w:rPr>
+        <w:t>приједлози</w:t>
+      </w:r>
+      <w:proofErr w:type="spellEnd"/>
+      <w:r>
+        <w:rPr>
+          <w:rFonts w:ascii="Times New Roman" w:hAnsi="Times New Roman" w:cs="Times New Roman"/>
+          <w:lang w:val="ru-RU"/>
+        </w:rPr>
+        <w:t xml:space="preserve"> за </w:t>
+      </w:r>
+      <w:proofErr w:type="spellStart"/>
+      <w:r>
+        <w:rPr>
+          <w:rFonts w:ascii="Times New Roman" w:hAnsi="Times New Roman" w:cs="Times New Roman"/>
+          <w:lang w:val="ru-RU"/>
+        </w:rPr>
+        <w:t>његов</w:t>
+      </w:r>
+      <w:proofErr w:type="spellEnd"/>
+      <w:r>
+        <w:rPr>
+          <w:rFonts w:ascii="Times New Roman" w:hAnsi="Times New Roman" w:cs="Times New Roman"/>
+          <w:lang w:val="ru-RU"/>
+        </w:rPr>
+        <w:t xml:space="preserve"> </w:t>
+      </w:r>
+      <w:proofErr w:type="spellStart"/>
+      <w:r>
+        <w:rPr>
+          <w:rFonts w:ascii="Times New Roman" w:hAnsi="Times New Roman" w:cs="Times New Roman"/>
+          <w:lang w:val="ru-RU"/>
+        </w:rPr>
+        <w:t>даљи</w:t>
+      </w:r>
+      <w:proofErr w:type="spellEnd"/>
+      <w:r>
+        <w:rPr>
+          <w:rFonts w:ascii="Times New Roman" w:hAnsi="Times New Roman" w:cs="Times New Roman"/>
+          <w:lang w:val="ru-RU"/>
+        </w:rPr>
+        <w:t xml:space="preserve"> </w:t>
+      </w:r>
+      <w:proofErr w:type="spellStart"/>
+      <w:r>
+        <w:rPr>
+          <w:rFonts w:ascii="Times New Roman" w:hAnsi="Times New Roman" w:cs="Times New Roman"/>
+          <w:lang w:val="ru-RU"/>
+        </w:rPr>
+        <w:t>развој</w:t>
+      </w:r>
+      <w:proofErr w:type="spellEnd"/>
+      <w:r>
+        <w:rPr>
+          <w:rFonts w:ascii="Times New Roman" w:hAnsi="Times New Roman" w:cs="Times New Roman"/>
+          <w:lang w:val="ru-RU"/>
+        </w:rPr>
+        <w:t>.</w:t>
+      </w:r>
+    </w:p>
+    <w:p>
+      <w:pPr>
+        <w:rPr>
+          <w:rFonts w:ascii="Times New Roman" w:hAnsi="Times New Roman" w:cs="Times New Roman"/>
+          <w:lang w:val="ru-RU"/>
+        </w:rPr>
+      </w:pPr>
+    </w:p>
+    <w:p>
+      <w:pPr>
+        <w:rPr>
+          <w:rFonts w:ascii="Times New Roman" w:hAnsi="Times New Roman" w:cs="Times New Roman"/>
+          <w:lang w:val="ru-RU"/>
+        </w:rPr>
+      </w:pPr>
+    </w:p>
+    <w:p>
+      <w:pPr>
+        <w:rPr>
+          <w:rFonts w:ascii="Times New Roman" w:hAnsi="Times New Roman" w:cs="Times New Roman"/>
+          <w:lang w:val="ru-RU"/>
+        </w:rPr>
+      </w:pPr>
+    </w:p>
+    <w:p>
+      <w:pPr>
+        <w:rPr>
+          <w:rFonts w:ascii="Times New Roman" w:hAnsi="Times New Roman" w:cs="Times New Roman"/>
+          <w:lang w:val="ru-RU"/>
+        </w:rPr>
+      </w:pPr>
+    </w:p>
+    <w:p>
+      <w:pPr>
+        <w:rPr>
+          <w:rFonts w:ascii="Times New Roman" w:hAnsi="Times New Roman" w:cs="Times New Roman"/>
+          <w:lang w:val="ru-RU"/>
+        </w:rPr>
+      </w:pPr>
+    </w:p>
+    <w:p>
+      <w:pPr>
+        <w:rPr>
+          <w:rFonts w:ascii="Times New Roman" w:hAnsi="Times New Roman" w:cs="Times New Roman"/>
+          <w:lang w:val="ru-RU"/>
+        </w:rPr>
+      </w:pPr>
+    </w:p>
+    <w:p>
+      <w:pPr>
+        <w:rPr>
+          <w:rFonts w:ascii="Times New Roman" w:hAnsi="Times New Roman" w:cs="Times New Roman"/>
+          <w:lang w:val="ru-RU"/>
+        </w:rPr>
+      </w:pPr>
+    </w:p>
+    <w:p>
+      <w:pPr>
+        <w:rPr>
+          <w:rFonts w:ascii="Times New Roman" w:hAnsi="Times New Roman" w:cs="Times New Roman"/>
+          <w:lang w:val="ru-RU"/>
+        </w:rPr>
+      </w:pPr>
+    </w:p>
+    <w:p>
+      <w:pPr>
+        <w:rPr>
+          <w:rFonts w:ascii="Times New Roman" w:hAnsi="Times New Roman" w:cs="Times New Roman"/>
+          <w:lang w:val="ru-RU"/>
+        </w:rPr>
+      </w:pPr>
+    </w:p>
+    <w:p>
+      <w:pPr>
+        <w:rPr>
+          <w:rFonts w:ascii="Times New Roman" w:hAnsi="Times New Roman" w:cs="Times New Roman"/>
+          <w:lang w:val="ru-RU"/>
+        </w:rPr>
+      </w:pPr>
+    </w:p>
+    <w:p>
+      <w:pPr>
+        <w:rPr>
+          <w:rFonts w:ascii="Times New Roman" w:hAnsi="Times New Roman" w:cs="Times New Roman"/>
+          <w:lang w:val="ru-RU"/>
+        </w:rPr>
+      </w:pPr>
+    </w:p>
+    <w:p>
+      <w:pPr>
+        <w:rPr>
+          <w:lang w:val="ru-RU"/>
+        </w:rPr>
+      </w:pPr>
     </w:p>
     <w:p>
       <w:pPr>
@@ -11431,7 +15533,7 @@
           <w:lang w:val="sr-Cyrl-RS"/>
         </w:rPr>
       </w:pPr>
-      <w:bookmarkStart w:id="1" w:name="_Toc178191540"/>
+      <w:bookmarkStart w:id="1" w:name="_Toc236837237"/>
       <w:r>
         <w:rPr>
           <w:rFonts w:ascii="Times New Roman" w:hAnsi="Times New Roman" w:cs="Times New Roman"/>
@@ -12188,7 +16290,7 @@
           <w:lang w:val="sr-Cyrl-RS"/>
         </w:rPr>
       </w:pPr>
-      <w:bookmarkStart w:id="2" w:name="_Toc178191541"/>
+      <w:bookmarkStart w:id="2" w:name="_Toc236837238"/>
       <w:r>
         <w:rPr>
           <w:rFonts w:ascii="Times New Roman" w:hAnsi="Times New Roman" w:cs="Times New Roman"/>
@@ -12804,10 +16906,10 @@
                                 <w:sz w:val="20"/>
                               </w:rPr>
                               <w:object w:dxaOrig="1382" w:dyaOrig="1380" w14:anchorId="07567C10">
-                                <v:shape id="_x0000_i1027" type="#_x0000_t75" alt="" style="width:95.15pt;height:95.15pt;mso-width-percent:0;mso-height-percent:0;mso-width-percent:0;mso-height-percent:0" o:ole="" fillcolor="window">
+                                <v:shape id="_x0000_i1035" type="#_x0000_t75" alt="" style="width:94.8pt;height:94.8pt;mso-width-percent:0;mso-height-percent:0;mso-width-percent:0;mso-height-percent:0" o:ole="" fillcolor="window">
                                   <v:imagedata r:id="rId8" o:title=""/>
                                 </v:shape>
-                                <o:OLEObject Type="Embed" ProgID="CorelDraw.Graphic.7" ShapeID="_x0000_i1027" DrawAspect="Content" ObjectID="_1846755656" r:id="rId32"/>
+                                <o:OLEObject Type="Embed" ProgID="CorelDraw.Graphic.7" ShapeID="_x0000_i1035" DrawAspect="Content" ObjectID="_1847450644" r:id="rId32"/>
                               </w:object>
                             </w:r>
                           </w:p>
@@ -12871,10 +16973,10 @@
                           <w:sz w:val="20"/>
                         </w:rPr>
                         <w:object w:dxaOrig="1382" w:dyaOrig="1380" w14:anchorId="07567C10">
-                          <v:shape id="_x0000_i1027" type="#_x0000_t75" alt="" style="width:95.15pt;height:95.15pt;mso-width-percent:0;mso-height-percent:0;mso-width-percent:0;mso-height-percent:0" o:ole="" fillcolor="window">
+                          <v:shape id="_x0000_i1035" type="#_x0000_t75" alt="" style="width:94.8pt;height:94.8pt;mso-width-percent:0;mso-height-percent:0;mso-width-percent:0;mso-height-percent:0" o:ole="" fillcolor="window">
                             <v:imagedata r:id="rId8" o:title=""/>
                           </v:shape>
-                          <o:OLEObject Type="Embed" ProgID="CorelDraw.Graphic.7" ShapeID="_x0000_i1027" DrawAspect="Content" ObjectID="_1846755656" r:id="rId33"/>
+                          <o:OLEObject Type="Embed" ProgID="CorelDraw.Graphic.7" ShapeID="_x0000_i1035" DrawAspect="Content" ObjectID="_1847450644" r:id="rId33"/>
                         </w:object>
                       </w:r>
                     </w:p>
@@ -13165,7 +17267,7 @@
           <w:szCs w:val="24"/>
         </w:rPr>
         <w:drawing>
-          <wp:inline distT="0" distB="0" distL="0" distR="0" wp14:anchorId="0DCE8B11" wp14:editId="3FF712BD">
+          <wp:inline distT="0" distB="0" distL="0" distR="0" wp14:anchorId="0DCE8B11" wp14:editId="4E27F95F">
             <wp:extent cx="2026836" cy="784754"/>
             <wp:effectExtent l="0" t="0" r="0" b="0"/>
             <wp:docPr id="314949663" name="Picture 1" descr="A diagram of a process&#10;&#10;Description automatically generated"/>
@@ -15044,7 +19146,7 @@
           <w:lang w:val="sr-Cyrl-RS"/>
         </w:rPr>
       </w:pPr>
-      <w:bookmarkStart w:id="3" w:name="_Toc178191542"/>
+      <w:bookmarkStart w:id="3" w:name="_Toc236837239"/>
       <w:r>
         <w:rPr>
           <w:rFonts w:ascii="Times New Roman" w:hAnsi="Times New Roman" w:cs="Times New Roman"/>
@@ -15332,7 +19434,7 @@
           <w:lang w:val="sr-Cyrl-RS"/>
         </w:rPr>
       </w:pPr>
-      <w:bookmarkStart w:id="4" w:name="_Toc178191543"/>
+      <w:bookmarkStart w:id="4" w:name="_Toc236837240"/>
       <w:r>
         <w:rPr>
           <w:rFonts w:ascii="Times New Roman" w:hAnsi="Times New Roman" w:cs="Times New Roman"/>
@@ -15360,15 +19462,43 @@
           <w:lang w:val="sr-Cyrl-RS"/>
         </w:rPr>
       </w:pPr>
-      <w:r>
-        <w:rPr>
-          <w:rFonts w:ascii="Times New Roman" w:hAnsi="Times New Roman" w:cs="Times New Roman"/>
-          <w:sz w:val="24"/>
-          <w:szCs w:val="24"/>
-          <w:lang w:val="sr-Cyrl-RS"/>
-        </w:rPr>
-        <w:t>I. Robinson, J. Webber, and E. Eifrem, Graph Databases, 2nd ed. USA, California, Sebastopol: O’Reilly Media, Inc., 2015.</w:t>
-      </w:r>
+      <w:bookmarkStart w:id="5" w:name="_Ref236837480"/>
+      <w:r>
+        <w:rPr>
+          <w:rFonts w:ascii="Times New Roman" w:hAnsi="Times New Roman" w:cs="Times New Roman"/>
+          <w:sz w:val="24"/>
+          <w:szCs w:val="24"/>
+        </w:rPr>
+        <w:t xml:space="preserve">Sam Newman, </w:t>
+      </w:r>
+      <w:r>
+        <w:rPr>
+          <w:rFonts w:ascii="Times New Roman" w:hAnsi="Times New Roman" w:cs="Times New Roman"/>
+          <w:i/>
+          <w:iCs/>
+          <w:sz w:val="24"/>
+          <w:szCs w:val="24"/>
+        </w:rPr>
+        <w:t>Building Microservices</w:t>
+      </w:r>
+      <w:r>
+        <w:rPr>
+          <w:rFonts w:ascii="Times New Roman" w:hAnsi="Times New Roman" w:cs="Times New Roman"/>
+          <w:sz w:val="24"/>
+          <w:szCs w:val="24"/>
+        </w:rPr>
+        <w:t>, O'Reilly, 2021</w:t>
+      </w:r>
+      <w:r>
+        <w:rPr>
+          <w:rFonts w:ascii="Times New Roman" w:hAnsi="Times New Roman" w:cs="Times New Roman"/>
+          <w:sz w:val="24"/>
+          <w:szCs w:val="24"/>
+          <w:lang w:val="sr-Cyrl-RS"/>
+        </w:rPr>
+        <w:t>.</w:t>
+      </w:r>
+      <w:bookmarkEnd w:id="5"/>
     </w:p>
     <w:p>
       <w:pPr>
@@ -15386,15 +19516,34 @@
           <w:lang w:val="sr-Cyrl-RS"/>
         </w:rPr>
       </w:pPr>
-      <w:r>
-        <w:rPr>
-          <w:rFonts w:ascii="Times New Roman" w:hAnsi="Times New Roman" w:cs="Times New Roman"/>
-          <w:sz w:val="24"/>
-          <w:szCs w:val="24"/>
-          <w:lang w:val="sr-Cyrl-RS"/>
-        </w:rPr>
-        <w:t>I. Luković, M. Čeliković, S. Kordić, and M. Vještica, “An Approach to the Information System Conceptual Modeling Based on the Form Types,” in Domain-Specific Conceptual Modeling: Concepts, Methods and ADOxx Tools, 1st ed., D. Karagiannis, M. Lee, K. Hinkelmann, and W. Utz, Eds., Switzerland, Cham: Springer International Publishing, 2022, pp. 589–614. doi: 10.1007/978-3-030-93547-4_26.</w:t>
-      </w:r>
+      <w:bookmarkStart w:id="6" w:name="_Ref236837494"/>
+      <w:r>
+        <w:rPr>
+          <w:rFonts w:ascii="Times New Roman" w:hAnsi="Times New Roman" w:cs="Times New Roman"/>
+          <w:sz w:val="24"/>
+          <w:szCs w:val="24"/>
+        </w:rPr>
+        <w:t xml:space="preserve">Chris Richardson, </w:t>
+      </w:r>
+      <w:r>
+        <w:rPr>
+          <w:rFonts w:ascii="Times New Roman" w:hAnsi="Times New Roman" w:cs="Times New Roman"/>
+          <w:i/>
+          <w:iCs/>
+          <w:sz w:val="24"/>
+          <w:szCs w:val="24"/>
+        </w:rPr>
+        <w:t>Microservices Patterns</w:t>
+      </w:r>
+      <w:r>
+        <w:rPr>
+          <w:rFonts w:ascii="Times New Roman" w:hAnsi="Times New Roman" w:cs="Times New Roman"/>
+          <w:sz w:val="24"/>
+          <w:szCs w:val="24"/>
+        </w:rPr>
+        <w:t>, Manning, 2018.</w:t>
+      </w:r>
+      <w:bookmarkEnd w:id="6"/>
     </w:p>
     <w:p>
       <w:pPr>
@@ -15412,15 +19561,34 @@
           <w:lang w:val="sr-Cyrl-RS"/>
         </w:rPr>
       </w:pPr>
-      <w:r>
-        <w:rPr>
-          <w:rFonts w:ascii="Times New Roman" w:hAnsi="Times New Roman" w:cs="Times New Roman"/>
-          <w:sz w:val="24"/>
-          <w:szCs w:val="24"/>
-          <w:lang w:val="sr-Cyrl-RS"/>
-        </w:rPr>
-        <w:t>E. Gallinucci, M. Golfarelli, and S. Rizzi, “Schema profiling of document-oriented databases,” Information Systems, vol. 75, pp. 13–25, 2018, doi: 10.1016/j.is.2018.02.007.</w:t>
-      </w:r>
+      <w:bookmarkStart w:id="7" w:name="_Ref236837541"/>
+      <w:r>
+        <w:rPr>
+          <w:rFonts w:ascii="Times New Roman" w:hAnsi="Times New Roman" w:cs="Times New Roman"/>
+          <w:sz w:val="24"/>
+          <w:szCs w:val="24"/>
+        </w:rPr>
+        <w:t xml:space="preserve">Eric Rescorla, </w:t>
+      </w:r>
+      <w:r>
+        <w:rPr>
+          <w:rFonts w:ascii="Times New Roman" w:hAnsi="Times New Roman" w:cs="Times New Roman"/>
+          <w:i/>
+          <w:iCs/>
+          <w:sz w:val="24"/>
+          <w:szCs w:val="24"/>
+        </w:rPr>
+        <w:t>The Transport Layer Security (TLS) Protocol Version 1.3</w:t>
+      </w:r>
+      <w:r>
+        <w:rPr>
+          <w:rFonts w:ascii="Times New Roman" w:hAnsi="Times New Roman" w:cs="Times New Roman"/>
+          <w:sz w:val="24"/>
+          <w:szCs w:val="24"/>
+        </w:rPr>
+        <w:t>, RFC 8446, 2018.</w:t>
+      </w:r>
+      <w:bookmarkEnd w:id="7"/>
     </w:p>
     <w:p>
       <w:pPr>
@@ -15443,9 +19611,48 @@
           <w:rFonts w:ascii="Times New Roman" w:hAnsi="Times New Roman" w:cs="Times New Roman"/>
           <w:sz w:val="24"/>
           <w:szCs w:val="24"/>
-          <w:lang w:val="sr-Cyrl-RS"/>
-        </w:rPr>
-        <w:t>S. Chickerur, A. Goudar, and A. Kinnerkar, “Comparison of Relational Database with Document-Oriented Database (MongoDB) for Big Data Applications,” in Proceedings of the 2015 8th International Conference on Advanced Software Engineering &amp; Its Applications (ASEA), Jeju, South Korea: IEEE, 2015, pp. 41–47. doi: 10.1109/ASEA.2015.19.</w:t>
+        </w:rPr>
+        <w:t xml:space="preserve">J. Humble et al., </w:t>
+      </w:r>
+      <w:r>
+        <w:rPr>
+          <w:rFonts w:ascii="Times New Roman" w:hAnsi="Times New Roman" w:cs="Times New Roman"/>
+          <w:i/>
+          <w:iCs/>
+          <w:sz w:val="24"/>
+          <w:szCs w:val="24"/>
+        </w:rPr>
+        <w:t xml:space="preserve">A Simpler Approach to Inter-Application Authentication </w:t>
+      </w:r>
+      <w:proofErr w:type="spellStart"/>
+      <w:r>
+        <w:rPr>
+          <w:rFonts w:ascii="Times New Roman" w:hAnsi="Times New Roman" w:cs="Times New Roman"/>
+          <w:i/>
+          <w:iCs/>
+          <w:sz w:val="24"/>
+          <w:szCs w:val="24"/>
+        </w:rPr>
+        <w:t>Utilising</w:t>
+      </w:r>
+      <w:proofErr w:type="spellEnd"/>
+      <w:r>
+        <w:rPr>
+          <w:rFonts w:ascii="Times New Roman" w:hAnsi="Times New Roman" w:cs="Times New Roman"/>
+          <w:i/>
+          <w:iCs/>
+          <w:sz w:val="24"/>
+          <w:szCs w:val="24"/>
+        </w:rPr>
+        <w:t xml:space="preserve"> Cloud-Native Identities</w:t>
+      </w:r>
+      <w:r>
+        <w:rPr>
+          <w:rFonts w:ascii="Times New Roman" w:hAnsi="Times New Roman" w:cs="Times New Roman"/>
+          <w:sz w:val="24"/>
+          <w:szCs w:val="24"/>
+        </w:rPr>
+        <w:t>, Journal of Cloud Computing, 2026.</w:t>
       </w:r>
     </w:p>
     <w:p>
@@ -15469,9 +19676,26 @@
           <w:rFonts w:ascii="Times New Roman" w:hAnsi="Times New Roman" w:cs="Times New Roman"/>
           <w:sz w:val="24"/>
           <w:szCs w:val="24"/>
-          <w:lang w:val="sr-Cyrl-RS"/>
-        </w:rPr>
-        <w:t>K. C. Kang, S. G. Cohen, J. A. Hess, W. E. Novak, and A. S. Peterson, “Feature-Oriented Domain Analysis (FODA) Feasibility Study,” Software Engineering Institute, Carnegie Mellon University, USA, Pennsylvania, Pittsburgh, Technical Report CMU/SEI-90-TR-21, 1990.</w:t>
+        </w:rPr>
+        <w:t xml:space="preserve">Goldwasser, Micali, Rackoff, </w:t>
+      </w:r>
+      <w:r>
+        <w:rPr>
+          <w:rFonts w:ascii="Times New Roman" w:hAnsi="Times New Roman" w:cs="Times New Roman"/>
+          <w:i/>
+          <w:iCs/>
+          <w:sz w:val="24"/>
+          <w:szCs w:val="24"/>
+        </w:rPr>
+        <w:t>The Knowledge Complexity of Interactive Proof Systems</w:t>
+      </w:r>
+      <w:r>
+        <w:rPr>
+          <w:rFonts w:ascii="Times New Roman" w:hAnsi="Times New Roman" w:cs="Times New Roman"/>
+          <w:sz w:val="24"/>
+          <w:szCs w:val="24"/>
+        </w:rPr>
+        <w:t>, SIAM Journal on Computing, 1989.</w:t>
       </w:r>
     </w:p>
     <w:p>
@@ -15495,179 +19719,801 @@
           <w:rFonts w:ascii="Times New Roman" w:hAnsi="Times New Roman" w:cs="Times New Roman"/>
           <w:sz w:val="24"/>
           <w:szCs w:val="24"/>
-          <w:lang w:val="sr-Cyrl-RS"/>
-        </w:rPr>
-        <w:t>“Business Process Model and Notation, Version 2.0.2,” Object Management Group, USA, Massachusetts, Needham, Specification, 2014.</w:t>
+        </w:rPr>
+        <w:t xml:space="preserve">Yang et al., </w:t>
+      </w:r>
+      <w:r>
+        <w:rPr>
+          <w:rFonts w:ascii="Times New Roman" w:hAnsi="Times New Roman" w:cs="Times New Roman"/>
+          <w:i/>
+          <w:iCs/>
+          <w:sz w:val="24"/>
+          <w:szCs w:val="24"/>
+        </w:rPr>
+        <w:t>Zero-Knowledge Authentication: An Old Idea Whose Time Has Come</w:t>
+      </w:r>
+      <w:r>
+        <w:rPr>
+          <w:rFonts w:ascii="Times New Roman" w:hAnsi="Times New Roman" w:cs="Times New Roman"/>
+          <w:sz w:val="24"/>
+          <w:szCs w:val="24"/>
+        </w:rPr>
+        <w:t>, 2019.</w:t>
       </w:r>
     </w:p>
     <w:p>
       <w:pPr>
-        <w:pStyle w:val="ListParagraph"/>
-        <w:numPr>
-          <w:ilvl w:val="0"/>
-          <w:numId w:val="5"/>
-        </w:numPr>
-        <w:ind w:left="792" w:hanging="432"/>
-        <w:jc w:val="both"/>
-        <w:rPr>
-          <w:rFonts w:ascii="Times New Roman" w:hAnsi="Times New Roman" w:cs="Times New Roman"/>
-          <w:sz w:val="24"/>
-          <w:szCs w:val="24"/>
-          <w:lang w:val="sr-Cyrl-RS"/>
-        </w:rPr>
-      </w:pPr>
-      <w:r>
-        <w:rPr>
-          <w:rFonts w:ascii="Times New Roman" w:hAnsi="Times New Roman" w:cs="Times New Roman"/>
-          <w:sz w:val="24"/>
-          <w:szCs w:val="24"/>
-          <w:lang w:val="sr-Cyrl-RS"/>
-        </w:rPr>
-        <w:t>E. Akik, “Namenski jezik i okruženje zasnovano na inženjerstvu vođenom modelima za pristup različitim vektorskim bazama podataka,” Master rad, Univerzitet u Novom Sadu, Fakultet tehničkih nauka, Srbija, Novi Sad, 2024.</w:t>
+        <w:rPr>
+          <w:rFonts w:ascii="Times New Roman" w:hAnsi="Times New Roman" w:cs="Times New Roman"/>
+          <w:lang w:val="sr-Cyrl-RS"/>
+        </w:rPr>
+      </w:pPr>
+      <w:r>
+        <w:rPr>
+          <w:rFonts w:ascii="Times New Roman" w:hAnsi="Times New Roman" w:cs="Times New Roman"/>
+          <w:lang w:val="sr-Cyrl-RS"/>
+        </w:rPr>
+        <w:br w:type="page"/>
       </w:r>
     </w:p>
     <w:p>
       <w:pPr>
-        <w:pStyle w:val="ListParagraph"/>
-        <w:numPr>
-          <w:ilvl w:val="0"/>
-          <w:numId w:val="5"/>
-        </w:numPr>
-        <w:ind w:left="792" w:hanging="432"/>
-        <w:jc w:val="both"/>
-        <w:rPr>
-          <w:rFonts w:ascii="Times New Roman" w:hAnsi="Times New Roman" w:cs="Times New Roman"/>
-          <w:sz w:val="24"/>
-          <w:szCs w:val="24"/>
-          <w:lang w:val="sr-Cyrl-RS"/>
-        </w:rPr>
-      </w:pPr>
-      <w:r>
-        <w:rPr>
-          <w:rFonts w:ascii="Times New Roman" w:hAnsi="Times New Roman" w:cs="Times New Roman"/>
-          <w:sz w:val="24"/>
-          <w:szCs w:val="24"/>
-          <w:lang w:val="sr-Cyrl-RS"/>
-        </w:rPr>
-        <w:t>“Elastic Documentation.” Pristupljeno: 4. septembar 2024. [Online]. Dostupno na: https://www.elastic.co/docs/</w:t>
-      </w:r>
+        <w:pStyle w:val="Heading1"/>
+        <w:spacing w:after="360"/>
+        <w:rPr>
+          <w:rFonts w:ascii="Times New Roman" w:hAnsi="Times New Roman" w:cs="Times New Roman"/>
+          <w:color w:val="auto"/>
+          <w:lang w:val="sr-Cyrl-RS"/>
+        </w:rPr>
+      </w:pPr>
+      <w:bookmarkStart w:id="8" w:name="_Toc236837241"/>
+      <w:r>
+        <w:rPr>
+          <w:rFonts w:ascii="Times New Roman" w:hAnsi="Times New Roman" w:cs="Times New Roman"/>
+          <w:color w:val="auto"/>
+          <w:lang w:val="sr-Cyrl-RS"/>
+        </w:rPr>
+        <w:lastRenderedPageBreak/>
+        <w:t>Биографија</w:t>
+      </w:r>
+      <w:bookmarkEnd w:id="8"/>
     </w:p>
     <w:p>
       <w:pPr>
-        <w:pStyle w:val="ListParagraph"/>
-        <w:numPr>
-          <w:ilvl w:val="0"/>
-          <w:numId w:val="5"/>
-        </w:numPr>
-        <w:ind w:left="792" w:hanging="432"/>
-        <w:jc w:val="both"/>
-        <w:rPr>
-          <w:rFonts w:ascii="Times New Roman" w:hAnsi="Times New Roman" w:cs="Times New Roman"/>
-          <w:sz w:val="24"/>
-          <w:szCs w:val="24"/>
-          <w:lang w:val="sr-Cyrl-RS"/>
-        </w:rPr>
-      </w:pPr>
-      <w:r>
-        <w:rPr>
-          <w:rFonts w:ascii="Times New Roman" w:hAnsi="Times New Roman" w:cs="Times New Roman"/>
-          <w:sz w:val="24"/>
-          <w:szCs w:val="24"/>
-          <w:lang w:val="sr-Cyrl-RS"/>
-        </w:rPr>
-        <w:t xml:space="preserve">International Organization for Standardization (ISO) and International Electrotechnical Commission (IEC), GQL, ISO/IEC 39075:2024, </w:t>
-      </w:r>
-      <w:r>
-        <w:rPr>
-          <w:rFonts w:ascii="Times New Roman" w:hAnsi="Times New Roman" w:cs="Times New Roman"/>
-          <w:sz w:val="24"/>
-          <w:szCs w:val="24"/>
-          <w:lang w:val="sr-Latn-RS"/>
-        </w:rPr>
-        <w:t>a</w:t>
-      </w:r>
-      <w:r>
-        <w:rPr>
-          <w:rFonts w:ascii="Times New Roman" w:hAnsi="Times New Roman" w:cs="Times New Roman"/>
-          <w:sz w:val="24"/>
-          <w:szCs w:val="24"/>
-          <w:lang w:val="sr-Cyrl-RS"/>
-        </w:rPr>
-        <w:t>pril 2024. [Online]. Dostupno na: https://www.iso.org/standard/76120.html</w:t>
-      </w:r>
-    </w:p>
-    <w:p>
-      <w:pPr>
-        <w:rPr>
-          <w:rFonts w:ascii="Times New Roman" w:hAnsi="Times New Roman" w:cs="Times New Roman"/>
-          <w:lang w:val="sr-Cyrl-RS"/>
-        </w:rPr>
-      </w:pPr>
-    </w:p>
-    <w:p>
-      <w:pPr>
-        <w:rPr>
-          <w:rFonts w:ascii="Times New Roman" w:hAnsi="Times New Roman" w:cs="Times New Roman"/>
-          <w:lang w:val="sr-Cyrl-RS"/>
-        </w:rPr>
-      </w:pPr>
-      <w:r>
-        <w:rPr>
-          <w:rFonts w:ascii="Times New Roman" w:hAnsi="Times New Roman" w:cs="Times New Roman"/>
-          <w:lang w:val="sr-Cyrl-RS"/>
-        </w:rPr>
-        <w:br w:type="page"/>
-      </w:r>
-    </w:p>
-    <w:p>
-      <w:pPr>
-        <w:pStyle w:val="Heading1"/>
-        <w:spacing w:after="360"/>
-        <w:rPr>
-          <w:rFonts w:ascii="Times New Roman" w:hAnsi="Times New Roman" w:cs="Times New Roman"/>
-          <w:color w:val="auto"/>
-          <w:lang w:val="sr-Cyrl-RS"/>
-        </w:rPr>
-      </w:pPr>
-      <w:bookmarkStart w:id="5" w:name="_Toc178191544"/>
-      <w:r>
-        <w:rPr>
-          <w:rFonts w:ascii="Times New Roman" w:hAnsi="Times New Roman" w:cs="Times New Roman"/>
-          <w:color w:val="auto"/>
-          <w:lang w:val="sr-Cyrl-RS"/>
-        </w:rPr>
-        <w:lastRenderedPageBreak/>
-        <w:t>Биографија</w:t>
-      </w:r>
-      <w:bookmarkEnd w:id="5"/>
-    </w:p>
-    <w:p>
-      <w:pPr>
-        <w:jc w:val="both"/>
-        <w:rPr>
-          <w:rFonts w:ascii="Times New Roman" w:hAnsi="Times New Roman" w:cs="Times New Roman"/>
-          <w:sz w:val="24"/>
-          <w:szCs w:val="24"/>
-          <w:lang w:val="sr-Cyrl-RS"/>
-        </w:rPr>
-      </w:pPr>
-      <w:r>
-        <w:rPr>
-          <w:rFonts w:ascii="Times New Roman" w:hAnsi="Times New Roman" w:cs="Times New Roman"/>
-          <w:sz w:val="24"/>
-          <w:szCs w:val="24"/>
-          <w:lang w:val="sr-Cyrl-RS"/>
-        </w:rPr>
-        <w:t>Написати кратку биографију аутора завршног рада.</w:t>
-      </w:r>
-    </w:p>
-    <w:p>
-      <w:pPr>
-        <w:rPr>
-          <w:rFonts w:ascii="Times New Roman" w:hAnsi="Times New Roman" w:cs="Times New Roman"/>
-          <w:lang w:val="sr-Cyrl-RS"/>
-        </w:rPr>
-      </w:pPr>
+        <w:rPr>
+          <w:rFonts w:ascii="Times New Roman" w:hAnsi="Times New Roman" w:cs="Times New Roman"/>
+          <w:lang w:val="ru-RU"/>
+        </w:rPr>
+      </w:pPr>
+      <w:r>
+        <w:rPr>
+          <w:rFonts w:ascii="Times New Roman" w:hAnsi="Times New Roman" w:cs="Times New Roman"/>
+          <w:sz w:val="24"/>
+          <w:szCs w:val="24"/>
+          <w:lang w:val="ru-RU"/>
+        </w:rPr>
+        <w:t xml:space="preserve">Наташа </w:t>
+      </w:r>
+      <w:proofErr w:type="spellStart"/>
+      <w:r>
+        <w:rPr>
+          <w:rFonts w:ascii="Times New Roman" w:hAnsi="Times New Roman" w:cs="Times New Roman"/>
+          <w:sz w:val="24"/>
+          <w:szCs w:val="24"/>
+          <w:lang w:val="ru-RU"/>
+        </w:rPr>
+        <w:t>Кашиковић</w:t>
+      </w:r>
+      <w:proofErr w:type="spellEnd"/>
+      <w:r>
+        <w:rPr>
+          <w:rFonts w:ascii="Times New Roman" w:hAnsi="Times New Roman" w:cs="Times New Roman"/>
+          <w:sz w:val="24"/>
+          <w:szCs w:val="24"/>
+          <w:lang w:val="ru-RU"/>
+        </w:rPr>
+        <w:t xml:space="preserve"> </w:t>
+      </w:r>
+      <w:proofErr w:type="spellStart"/>
+      <w:r>
+        <w:rPr>
+          <w:rFonts w:ascii="Times New Roman" w:hAnsi="Times New Roman" w:cs="Times New Roman"/>
+          <w:sz w:val="24"/>
+          <w:szCs w:val="24"/>
+          <w:lang w:val="ru-RU"/>
+        </w:rPr>
+        <w:t>је</w:t>
+      </w:r>
+      <w:proofErr w:type="spellEnd"/>
+      <w:r>
+        <w:rPr>
+          <w:rFonts w:ascii="Times New Roman" w:hAnsi="Times New Roman" w:cs="Times New Roman"/>
+          <w:sz w:val="24"/>
+          <w:szCs w:val="24"/>
+          <w:lang w:val="ru-RU"/>
+        </w:rPr>
+        <w:t xml:space="preserve"> </w:t>
+      </w:r>
+      <w:proofErr w:type="spellStart"/>
+      <w:r>
+        <w:rPr>
+          <w:rFonts w:ascii="Times New Roman" w:hAnsi="Times New Roman" w:cs="Times New Roman"/>
+          <w:sz w:val="24"/>
+          <w:szCs w:val="24"/>
+          <w:lang w:val="ru-RU"/>
+        </w:rPr>
+        <w:t>рођена</w:t>
+      </w:r>
+      <w:proofErr w:type="spellEnd"/>
+      <w:r>
+        <w:rPr>
+          <w:rFonts w:ascii="Times New Roman" w:hAnsi="Times New Roman" w:cs="Times New Roman"/>
+          <w:sz w:val="24"/>
+          <w:szCs w:val="24"/>
+          <w:lang w:val="ru-RU"/>
+        </w:rPr>
+        <w:t xml:space="preserve"> 5. </w:t>
+      </w:r>
+      <w:proofErr w:type="spellStart"/>
+      <w:r>
+        <w:rPr>
+          <w:rFonts w:ascii="Times New Roman" w:hAnsi="Times New Roman" w:cs="Times New Roman"/>
+          <w:sz w:val="24"/>
+          <w:szCs w:val="24"/>
+          <w:lang w:val="ru-RU"/>
+        </w:rPr>
+        <w:t>фебруара</w:t>
+      </w:r>
+      <w:proofErr w:type="spellEnd"/>
+      <w:r>
+        <w:rPr>
+          <w:rFonts w:ascii="Times New Roman" w:hAnsi="Times New Roman" w:cs="Times New Roman"/>
+          <w:sz w:val="24"/>
+          <w:szCs w:val="24"/>
+          <w:lang w:val="ru-RU"/>
+        </w:rPr>
+        <w:t xml:space="preserve"> 2003. године у </w:t>
+      </w:r>
+      <w:proofErr w:type="spellStart"/>
+      <w:r>
+        <w:rPr>
+          <w:rFonts w:ascii="Times New Roman" w:hAnsi="Times New Roman" w:cs="Times New Roman"/>
+          <w:sz w:val="24"/>
+          <w:szCs w:val="24"/>
+          <w:lang w:val="ru-RU"/>
+        </w:rPr>
+        <w:t>Требињу</w:t>
+      </w:r>
+      <w:proofErr w:type="spellEnd"/>
+      <w:r>
+        <w:rPr>
+          <w:rFonts w:ascii="Times New Roman" w:hAnsi="Times New Roman" w:cs="Times New Roman"/>
+          <w:sz w:val="24"/>
+          <w:szCs w:val="24"/>
+          <w:lang w:val="ru-RU"/>
+        </w:rPr>
+        <w:t xml:space="preserve">. </w:t>
+      </w:r>
+      <w:proofErr w:type="spellStart"/>
+      <w:r>
+        <w:rPr>
+          <w:rFonts w:ascii="Times New Roman" w:hAnsi="Times New Roman" w:cs="Times New Roman"/>
+          <w:sz w:val="24"/>
+          <w:szCs w:val="24"/>
+          <w:lang w:val="ru-RU"/>
+        </w:rPr>
+        <w:t>Основну</w:t>
+      </w:r>
+      <w:proofErr w:type="spellEnd"/>
+      <w:r>
+        <w:rPr>
+          <w:rFonts w:ascii="Times New Roman" w:hAnsi="Times New Roman" w:cs="Times New Roman"/>
+          <w:sz w:val="24"/>
+          <w:szCs w:val="24"/>
+          <w:lang w:val="ru-RU"/>
+        </w:rPr>
+        <w:t xml:space="preserve"> школу „</w:t>
+      </w:r>
+      <w:proofErr w:type="spellStart"/>
+      <w:r>
+        <w:rPr>
+          <w:rFonts w:ascii="Times New Roman" w:hAnsi="Times New Roman" w:cs="Times New Roman"/>
+          <w:sz w:val="24"/>
+          <w:szCs w:val="24"/>
+          <w:lang w:val="ru-RU"/>
+        </w:rPr>
+        <w:t>Јован</w:t>
+      </w:r>
+      <w:proofErr w:type="spellEnd"/>
+      <w:r>
+        <w:rPr>
+          <w:rFonts w:ascii="Times New Roman" w:hAnsi="Times New Roman" w:cs="Times New Roman"/>
+          <w:sz w:val="24"/>
+          <w:szCs w:val="24"/>
+          <w:lang w:val="ru-RU"/>
+        </w:rPr>
+        <w:t xml:space="preserve"> </w:t>
+      </w:r>
+      <w:proofErr w:type="spellStart"/>
+      <w:r>
+        <w:rPr>
+          <w:rFonts w:ascii="Times New Roman" w:hAnsi="Times New Roman" w:cs="Times New Roman"/>
+          <w:sz w:val="24"/>
+          <w:szCs w:val="24"/>
+          <w:lang w:val="ru-RU"/>
+        </w:rPr>
+        <w:t>Јовановић</w:t>
+      </w:r>
+      <w:proofErr w:type="spellEnd"/>
+      <w:r>
+        <w:rPr>
+          <w:rFonts w:ascii="Times New Roman" w:hAnsi="Times New Roman" w:cs="Times New Roman"/>
+          <w:sz w:val="24"/>
+          <w:szCs w:val="24"/>
+          <w:lang w:val="ru-RU"/>
+        </w:rPr>
+        <w:t xml:space="preserve"> </w:t>
+      </w:r>
+      <w:proofErr w:type="spellStart"/>
+      <w:r>
+        <w:rPr>
+          <w:rFonts w:ascii="Times New Roman" w:hAnsi="Times New Roman" w:cs="Times New Roman"/>
+          <w:sz w:val="24"/>
+          <w:szCs w:val="24"/>
+          <w:lang w:val="ru-RU"/>
+        </w:rPr>
+        <w:t>Змај</w:t>
+      </w:r>
+      <w:proofErr w:type="spellEnd"/>
+      <w:r>
+        <w:rPr>
+          <w:rFonts w:ascii="Times New Roman" w:hAnsi="Times New Roman" w:cs="Times New Roman"/>
+          <w:sz w:val="24"/>
+          <w:szCs w:val="24"/>
+          <w:lang w:val="ru-RU"/>
+        </w:rPr>
+        <w:t xml:space="preserve">” </w:t>
+      </w:r>
+      <w:proofErr w:type="spellStart"/>
+      <w:r>
+        <w:rPr>
+          <w:rFonts w:ascii="Times New Roman" w:hAnsi="Times New Roman" w:cs="Times New Roman"/>
+          <w:sz w:val="24"/>
+          <w:szCs w:val="24"/>
+          <w:lang w:val="ru-RU"/>
+        </w:rPr>
+        <w:t>завршила</w:t>
+      </w:r>
+      <w:proofErr w:type="spellEnd"/>
+      <w:r>
+        <w:rPr>
+          <w:rFonts w:ascii="Times New Roman" w:hAnsi="Times New Roman" w:cs="Times New Roman"/>
+          <w:sz w:val="24"/>
+          <w:szCs w:val="24"/>
+          <w:lang w:val="ru-RU"/>
+        </w:rPr>
+        <w:t xml:space="preserve"> </w:t>
+      </w:r>
+      <w:proofErr w:type="spellStart"/>
+      <w:r>
+        <w:rPr>
+          <w:rFonts w:ascii="Times New Roman" w:hAnsi="Times New Roman" w:cs="Times New Roman"/>
+          <w:sz w:val="24"/>
+          <w:szCs w:val="24"/>
+          <w:lang w:val="ru-RU"/>
+        </w:rPr>
+        <w:t>је</w:t>
+      </w:r>
+      <w:proofErr w:type="spellEnd"/>
+      <w:r>
+        <w:rPr>
+          <w:rFonts w:ascii="Times New Roman" w:hAnsi="Times New Roman" w:cs="Times New Roman"/>
+          <w:sz w:val="24"/>
+          <w:szCs w:val="24"/>
+          <w:lang w:val="ru-RU"/>
+        </w:rPr>
+        <w:t xml:space="preserve"> у родном граду. </w:t>
+      </w:r>
+      <w:proofErr w:type="spellStart"/>
+      <w:r>
+        <w:rPr>
+          <w:rFonts w:ascii="Times New Roman" w:hAnsi="Times New Roman" w:cs="Times New Roman"/>
+          <w:sz w:val="24"/>
+          <w:szCs w:val="24"/>
+          <w:lang w:val="ru-RU"/>
+        </w:rPr>
+        <w:t>Након</w:t>
+      </w:r>
+      <w:proofErr w:type="spellEnd"/>
+      <w:r>
+        <w:rPr>
+          <w:rFonts w:ascii="Times New Roman" w:hAnsi="Times New Roman" w:cs="Times New Roman"/>
+          <w:sz w:val="24"/>
+          <w:szCs w:val="24"/>
+          <w:lang w:val="ru-RU"/>
+        </w:rPr>
+        <w:t xml:space="preserve"> тога уписала </w:t>
+      </w:r>
+      <w:proofErr w:type="spellStart"/>
+      <w:r>
+        <w:rPr>
+          <w:rFonts w:ascii="Times New Roman" w:hAnsi="Times New Roman" w:cs="Times New Roman"/>
+          <w:sz w:val="24"/>
+          <w:szCs w:val="24"/>
+          <w:lang w:val="ru-RU"/>
+        </w:rPr>
+        <w:t>је</w:t>
+      </w:r>
+      <w:proofErr w:type="spellEnd"/>
+      <w:r>
+        <w:rPr>
+          <w:rFonts w:ascii="Times New Roman" w:hAnsi="Times New Roman" w:cs="Times New Roman"/>
+          <w:sz w:val="24"/>
+          <w:szCs w:val="24"/>
+          <w:lang w:val="ru-RU"/>
+        </w:rPr>
+        <w:t xml:space="preserve"> </w:t>
+      </w:r>
+      <w:proofErr w:type="spellStart"/>
+      <w:r>
+        <w:rPr>
+          <w:rFonts w:ascii="Times New Roman" w:hAnsi="Times New Roman" w:cs="Times New Roman"/>
+          <w:sz w:val="24"/>
+          <w:szCs w:val="24"/>
+          <w:lang w:val="ru-RU"/>
+        </w:rPr>
+        <w:t>Гимназију</w:t>
+      </w:r>
+      <w:proofErr w:type="spellEnd"/>
+      <w:r>
+        <w:rPr>
+          <w:rFonts w:ascii="Times New Roman" w:hAnsi="Times New Roman" w:cs="Times New Roman"/>
+          <w:sz w:val="24"/>
+          <w:szCs w:val="24"/>
+          <w:lang w:val="ru-RU"/>
+        </w:rPr>
+        <w:t xml:space="preserve"> „</w:t>
+      </w:r>
+      <w:proofErr w:type="spellStart"/>
+      <w:r>
+        <w:rPr>
+          <w:rFonts w:ascii="Times New Roman" w:hAnsi="Times New Roman" w:cs="Times New Roman"/>
+          <w:sz w:val="24"/>
+          <w:szCs w:val="24"/>
+          <w:lang w:val="ru-RU"/>
+        </w:rPr>
+        <w:t>Јован</w:t>
+      </w:r>
+      <w:proofErr w:type="spellEnd"/>
+      <w:r>
+        <w:rPr>
+          <w:rFonts w:ascii="Times New Roman" w:hAnsi="Times New Roman" w:cs="Times New Roman"/>
+          <w:sz w:val="24"/>
+          <w:szCs w:val="24"/>
+          <w:lang w:val="ru-RU"/>
+        </w:rPr>
+        <w:t xml:space="preserve"> </w:t>
+      </w:r>
+      <w:proofErr w:type="spellStart"/>
+      <w:r>
+        <w:rPr>
+          <w:rFonts w:ascii="Times New Roman" w:hAnsi="Times New Roman" w:cs="Times New Roman"/>
+          <w:sz w:val="24"/>
+          <w:szCs w:val="24"/>
+          <w:lang w:val="ru-RU"/>
+        </w:rPr>
+        <w:t>Дучић</w:t>
+      </w:r>
+      <w:proofErr w:type="spellEnd"/>
+      <w:r>
+        <w:rPr>
+          <w:rFonts w:ascii="Times New Roman" w:hAnsi="Times New Roman" w:cs="Times New Roman"/>
+          <w:sz w:val="24"/>
+          <w:szCs w:val="24"/>
+          <w:lang w:val="ru-RU"/>
+        </w:rPr>
+        <w:t xml:space="preserve">” у </w:t>
+      </w:r>
+      <w:proofErr w:type="spellStart"/>
+      <w:r>
+        <w:rPr>
+          <w:rFonts w:ascii="Times New Roman" w:hAnsi="Times New Roman" w:cs="Times New Roman"/>
+          <w:sz w:val="24"/>
+          <w:szCs w:val="24"/>
+          <w:lang w:val="ru-RU"/>
+        </w:rPr>
+        <w:t>Требињу</w:t>
+      </w:r>
+      <w:proofErr w:type="spellEnd"/>
+      <w:r>
+        <w:rPr>
+          <w:rFonts w:ascii="Times New Roman" w:hAnsi="Times New Roman" w:cs="Times New Roman"/>
+          <w:sz w:val="24"/>
+          <w:szCs w:val="24"/>
+          <w:lang w:val="ru-RU"/>
+        </w:rPr>
+        <w:t xml:space="preserve">, </w:t>
+      </w:r>
+      <w:proofErr w:type="spellStart"/>
+      <w:r>
+        <w:rPr>
+          <w:rFonts w:ascii="Times New Roman" w:hAnsi="Times New Roman" w:cs="Times New Roman"/>
+          <w:sz w:val="24"/>
+          <w:szCs w:val="24"/>
+          <w:lang w:val="ru-RU"/>
+        </w:rPr>
+        <w:t>општи</w:t>
+      </w:r>
+      <w:proofErr w:type="spellEnd"/>
+      <w:r>
+        <w:rPr>
+          <w:rFonts w:ascii="Times New Roman" w:hAnsi="Times New Roman" w:cs="Times New Roman"/>
+          <w:sz w:val="24"/>
+          <w:szCs w:val="24"/>
+          <w:lang w:val="ru-RU"/>
+        </w:rPr>
+        <w:t xml:space="preserve"> </w:t>
+      </w:r>
+      <w:proofErr w:type="spellStart"/>
+      <w:r>
+        <w:rPr>
+          <w:rFonts w:ascii="Times New Roman" w:hAnsi="Times New Roman" w:cs="Times New Roman"/>
+          <w:sz w:val="24"/>
+          <w:szCs w:val="24"/>
+          <w:lang w:val="ru-RU"/>
+        </w:rPr>
+        <w:t>смјер</w:t>
+      </w:r>
+      <w:proofErr w:type="spellEnd"/>
+      <w:r>
+        <w:rPr>
+          <w:rFonts w:ascii="Times New Roman" w:hAnsi="Times New Roman" w:cs="Times New Roman"/>
+          <w:sz w:val="24"/>
+          <w:szCs w:val="24"/>
+          <w:lang w:val="ru-RU"/>
+        </w:rPr>
+        <w:t xml:space="preserve">, </w:t>
+      </w:r>
+      <w:proofErr w:type="spellStart"/>
+      <w:r>
+        <w:rPr>
+          <w:rFonts w:ascii="Times New Roman" w:hAnsi="Times New Roman" w:cs="Times New Roman"/>
+          <w:sz w:val="24"/>
+          <w:szCs w:val="24"/>
+          <w:lang w:val="ru-RU"/>
+        </w:rPr>
+        <w:t>коју</w:t>
+      </w:r>
+      <w:proofErr w:type="spellEnd"/>
+      <w:r>
+        <w:rPr>
+          <w:rFonts w:ascii="Times New Roman" w:hAnsi="Times New Roman" w:cs="Times New Roman"/>
+          <w:sz w:val="24"/>
+          <w:szCs w:val="24"/>
+          <w:lang w:val="ru-RU"/>
+        </w:rPr>
+        <w:t xml:space="preserve"> </w:t>
+      </w:r>
+      <w:proofErr w:type="spellStart"/>
+      <w:r>
+        <w:rPr>
+          <w:rFonts w:ascii="Times New Roman" w:hAnsi="Times New Roman" w:cs="Times New Roman"/>
+          <w:sz w:val="24"/>
+          <w:szCs w:val="24"/>
+          <w:lang w:val="ru-RU"/>
+        </w:rPr>
+        <w:t>је</w:t>
+      </w:r>
+      <w:proofErr w:type="spellEnd"/>
+      <w:r>
+        <w:rPr>
+          <w:rFonts w:ascii="Times New Roman" w:hAnsi="Times New Roman" w:cs="Times New Roman"/>
+          <w:sz w:val="24"/>
+          <w:szCs w:val="24"/>
+          <w:lang w:val="ru-RU"/>
+        </w:rPr>
+        <w:t xml:space="preserve"> </w:t>
+      </w:r>
+      <w:proofErr w:type="spellStart"/>
+      <w:r>
+        <w:rPr>
+          <w:rFonts w:ascii="Times New Roman" w:hAnsi="Times New Roman" w:cs="Times New Roman"/>
+          <w:sz w:val="24"/>
+          <w:szCs w:val="24"/>
+          <w:lang w:val="ru-RU"/>
+        </w:rPr>
+        <w:t>завршила</w:t>
+      </w:r>
+      <w:proofErr w:type="spellEnd"/>
+      <w:r>
+        <w:rPr>
+          <w:rFonts w:ascii="Times New Roman" w:hAnsi="Times New Roman" w:cs="Times New Roman"/>
+          <w:sz w:val="24"/>
+          <w:szCs w:val="24"/>
+          <w:lang w:val="ru-RU"/>
+        </w:rPr>
+        <w:t xml:space="preserve"> 2022. године </w:t>
+      </w:r>
+      <w:proofErr w:type="spellStart"/>
+      <w:r>
+        <w:rPr>
+          <w:rFonts w:ascii="Times New Roman" w:hAnsi="Times New Roman" w:cs="Times New Roman"/>
+          <w:sz w:val="24"/>
+          <w:szCs w:val="24"/>
+          <w:lang w:val="ru-RU"/>
+        </w:rPr>
+        <w:t>као</w:t>
+      </w:r>
+      <w:proofErr w:type="spellEnd"/>
+      <w:r>
+        <w:rPr>
+          <w:rFonts w:ascii="Times New Roman" w:hAnsi="Times New Roman" w:cs="Times New Roman"/>
+          <w:sz w:val="24"/>
+          <w:szCs w:val="24"/>
+          <w:lang w:val="ru-RU"/>
+        </w:rPr>
+        <w:t xml:space="preserve"> </w:t>
+      </w:r>
+      <w:proofErr w:type="spellStart"/>
+      <w:r>
+        <w:rPr>
+          <w:rFonts w:ascii="Times New Roman" w:hAnsi="Times New Roman" w:cs="Times New Roman"/>
+          <w:sz w:val="24"/>
+          <w:szCs w:val="24"/>
+          <w:lang w:val="ru-RU"/>
+        </w:rPr>
+        <w:t>носилац</w:t>
+      </w:r>
+      <w:proofErr w:type="spellEnd"/>
+      <w:r>
+        <w:rPr>
+          <w:rFonts w:ascii="Times New Roman" w:hAnsi="Times New Roman" w:cs="Times New Roman"/>
+          <w:sz w:val="24"/>
+          <w:szCs w:val="24"/>
+          <w:lang w:val="ru-RU"/>
+        </w:rPr>
+        <w:t xml:space="preserve"> </w:t>
+      </w:r>
+      <w:proofErr w:type="spellStart"/>
+      <w:r>
+        <w:rPr>
+          <w:rFonts w:ascii="Times New Roman" w:hAnsi="Times New Roman" w:cs="Times New Roman"/>
+          <w:sz w:val="24"/>
+          <w:szCs w:val="24"/>
+          <w:lang w:val="ru-RU"/>
+        </w:rPr>
+        <w:t>Вукове</w:t>
+      </w:r>
+      <w:proofErr w:type="spellEnd"/>
+      <w:r>
+        <w:rPr>
+          <w:rFonts w:ascii="Times New Roman" w:hAnsi="Times New Roman" w:cs="Times New Roman"/>
+          <w:sz w:val="24"/>
+          <w:szCs w:val="24"/>
+          <w:lang w:val="ru-RU"/>
+        </w:rPr>
+        <w:t xml:space="preserve"> дипломе. </w:t>
+      </w:r>
+      <w:proofErr w:type="spellStart"/>
+      <w:r>
+        <w:rPr>
+          <w:rFonts w:ascii="Times New Roman" w:hAnsi="Times New Roman" w:cs="Times New Roman"/>
+          <w:sz w:val="24"/>
+          <w:szCs w:val="24"/>
+          <w:lang w:val="ru-RU"/>
+        </w:rPr>
+        <w:t>Исте</w:t>
+      </w:r>
+      <w:proofErr w:type="spellEnd"/>
+      <w:r>
+        <w:rPr>
+          <w:rFonts w:ascii="Times New Roman" w:hAnsi="Times New Roman" w:cs="Times New Roman"/>
+          <w:sz w:val="24"/>
+          <w:szCs w:val="24"/>
+          <w:lang w:val="ru-RU"/>
+        </w:rPr>
+        <w:t xml:space="preserve"> године уписала </w:t>
+      </w:r>
+      <w:proofErr w:type="spellStart"/>
+      <w:r>
+        <w:rPr>
+          <w:rFonts w:ascii="Times New Roman" w:hAnsi="Times New Roman" w:cs="Times New Roman"/>
+          <w:sz w:val="24"/>
+          <w:szCs w:val="24"/>
+          <w:lang w:val="ru-RU"/>
+        </w:rPr>
+        <w:t>је</w:t>
+      </w:r>
+      <w:proofErr w:type="spellEnd"/>
+      <w:r>
+        <w:rPr>
+          <w:rFonts w:ascii="Times New Roman" w:hAnsi="Times New Roman" w:cs="Times New Roman"/>
+          <w:sz w:val="24"/>
+          <w:szCs w:val="24"/>
+          <w:lang w:val="ru-RU"/>
+        </w:rPr>
+        <w:t xml:space="preserve"> </w:t>
+      </w:r>
+      <w:proofErr w:type="spellStart"/>
+      <w:r>
+        <w:rPr>
+          <w:rFonts w:ascii="Times New Roman" w:hAnsi="Times New Roman" w:cs="Times New Roman"/>
+          <w:sz w:val="24"/>
+          <w:szCs w:val="24"/>
+          <w:lang w:val="ru-RU"/>
+        </w:rPr>
+        <w:t>Факултет</w:t>
+      </w:r>
+      <w:proofErr w:type="spellEnd"/>
+      <w:r>
+        <w:rPr>
+          <w:rFonts w:ascii="Times New Roman" w:hAnsi="Times New Roman" w:cs="Times New Roman"/>
+          <w:sz w:val="24"/>
+          <w:szCs w:val="24"/>
+          <w:lang w:val="ru-RU"/>
+        </w:rPr>
+        <w:t xml:space="preserve"> </w:t>
+      </w:r>
+      <w:proofErr w:type="spellStart"/>
+      <w:r>
+        <w:rPr>
+          <w:rFonts w:ascii="Times New Roman" w:hAnsi="Times New Roman" w:cs="Times New Roman"/>
+          <w:sz w:val="24"/>
+          <w:szCs w:val="24"/>
+          <w:lang w:val="ru-RU"/>
+        </w:rPr>
+        <w:t>техничких</w:t>
+      </w:r>
+      <w:proofErr w:type="spellEnd"/>
+      <w:r>
+        <w:rPr>
+          <w:rFonts w:ascii="Times New Roman" w:hAnsi="Times New Roman" w:cs="Times New Roman"/>
+          <w:sz w:val="24"/>
+          <w:szCs w:val="24"/>
+          <w:lang w:val="ru-RU"/>
+        </w:rPr>
+        <w:t xml:space="preserve"> наука </w:t>
+      </w:r>
+      <w:proofErr w:type="spellStart"/>
+      <w:r>
+        <w:rPr>
+          <w:rFonts w:ascii="Times New Roman" w:hAnsi="Times New Roman" w:cs="Times New Roman"/>
+          <w:sz w:val="24"/>
+          <w:szCs w:val="24"/>
+          <w:lang w:val="ru-RU"/>
+        </w:rPr>
+        <w:t>Универзитета</w:t>
+      </w:r>
+      <w:proofErr w:type="spellEnd"/>
+      <w:r>
+        <w:rPr>
+          <w:rFonts w:ascii="Times New Roman" w:hAnsi="Times New Roman" w:cs="Times New Roman"/>
+          <w:sz w:val="24"/>
+          <w:szCs w:val="24"/>
+          <w:lang w:val="ru-RU"/>
+        </w:rPr>
+        <w:t xml:space="preserve"> у Новом Саду, </w:t>
+      </w:r>
+      <w:proofErr w:type="spellStart"/>
+      <w:r>
+        <w:rPr>
+          <w:rFonts w:ascii="Times New Roman" w:hAnsi="Times New Roman" w:cs="Times New Roman"/>
+          <w:sz w:val="24"/>
+          <w:szCs w:val="24"/>
+          <w:lang w:val="ru-RU"/>
+        </w:rPr>
+        <w:t>студијски</w:t>
+      </w:r>
+      <w:proofErr w:type="spellEnd"/>
+      <w:r>
+        <w:rPr>
+          <w:rFonts w:ascii="Times New Roman" w:hAnsi="Times New Roman" w:cs="Times New Roman"/>
+          <w:sz w:val="24"/>
+          <w:szCs w:val="24"/>
+          <w:lang w:val="ru-RU"/>
+        </w:rPr>
+        <w:t xml:space="preserve"> </w:t>
+      </w:r>
+      <w:proofErr w:type="spellStart"/>
+      <w:r>
+        <w:rPr>
+          <w:rFonts w:ascii="Times New Roman" w:hAnsi="Times New Roman" w:cs="Times New Roman"/>
+          <w:sz w:val="24"/>
+          <w:szCs w:val="24"/>
+          <w:lang w:val="ru-RU"/>
+        </w:rPr>
+        <w:t>програм</w:t>
+      </w:r>
+      <w:proofErr w:type="spellEnd"/>
+      <w:r>
+        <w:rPr>
+          <w:rFonts w:ascii="Times New Roman" w:hAnsi="Times New Roman" w:cs="Times New Roman"/>
+          <w:sz w:val="24"/>
+          <w:szCs w:val="24"/>
+          <w:lang w:val="ru-RU"/>
+        </w:rPr>
+        <w:t xml:space="preserve"> </w:t>
+      </w:r>
+      <w:proofErr w:type="spellStart"/>
+      <w:r>
+        <w:rPr>
+          <w:rFonts w:ascii="Times New Roman" w:hAnsi="Times New Roman" w:cs="Times New Roman"/>
+          <w:sz w:val="24"/>
+          <w:szCs w:val="24"/>
+          <w:lang w:val="ru-RU"/>
+        </w:rPr>
+        <w:t>Софтверско</w:t>
+      </w:r>
+      <w:proofErr w:type="spellEnd"/>
+      <w:r>
+        <w:rPr>
+          <w:rFonts w:ascii="Times New Roman" w:hAnsi="Times New Roman" w:cs="Times New Roman"/>
+          <w:sz w:val="24"/>
+          <w:szCs w:val="24"/>
+          <w:lang w:val="ru-RU"/>
+        </w:rPr>
+        <w:t xml:space="preserve"> </w:t>
+      </w:r>
+      <w:proofErr w:type="spellStart"/>
+      <w:r>
+        <w:rPr>
+          <w:rFonts w:ascii="Times New Roman" w:hAnsi="Times New Roman" w:cs="Times New Roman"/>
+          <w:sz w:val="24"/>
+          <w:szCs w:val="24"/>
+          <w:lang w:val="ru-RU"/>
+        </w:rPr>
+        <w:t>инжењерство</w:t>
+      </w:r>
+      <w:proofErr w:type="spellEnd"/>
+      <w:r>
+        <w:rPr>
+          <w:rFonts w:ascii="Times New Roman" w:hAnsi="Times New Roman" w:cs="Times New Roman"/>
+          <w:sz w:val="24"/>
+          <w:szCs w:val="24"/>
+          <w:lang w:val="ru-RU"/>
+        </w:rPr>
+        <w:t xml:space="preserve"> и </w:t>
+      </w:r>
+      <w:proofErr w:type="spellStart"/>
+      <w:r>
+        <w:rPr>
+          <w:rFonts w:ascii="Times New Roman" w:hAnsi="Times New Roman" w:cs="Times New Roman"/>
+          <w:sz w:val="24"/>
+          <w:szCs w:val="24"/>
+          <w:lang w:val="ru-RU"/>
+        </w:rPr>
+        <w:t>информационе</w:t>
+      </w:r>
+      <w:proofErr w:type="spellEnd"/>
+      <w:r>
+        <w:rPr>
+          <w:rFonts w:ascii="Times New Roman" w:hAnsi="Times New Roman" w:cs="Times New Roman"/>
+          <w:sz w:val="24"/>
+          <w:szCs w:val="24"/>
+          <w:lang w:val="ru-RU"/>
+        </w:rPr>
+        <w:t xml:space="preserve"> </w:t>
+      </w:r>
+      <w:proofErr w:type="spellStart"/>
+      <w:r>
+        <w:rPr>
+          <w:rFonts w:ascii="Times New Roman" w:hAnsi="Times New Roman" w:cs="Times New Roman"/>
+          <w:sz w:val="24"/>
+          <w:szCs w:val="24"/>
+          <w:lang w:val="ru-RU"/>
+        </w:rPr>
+        <w:t>технологије</w:t>
+      </w:r>
+      <w:proofErr w:type="spellEnd"/>
+      <w:r>
+        <w:rPr>
+          <w:rFonts w:ascii="Times New Roman" w:hAnsi="Times New Roman" w:cs="Times New Roman"/>
+          <w:sz w:val="24"/>
+          <w:szCs w:val="24"/>
+          <w:lang w:val="ru-RU"/>
+        </w:rPr>
+        <w:t>.</w:t>
+      </w:r>
     </w:p>
     <w:sectPr>
       <w:headerReference w:type="even" r:id="rId36"/>
@@ -15685,7 +20531,7 @@
 </file>
 
 <file path=word/endnotes.xml><?xml version="1.0" encoding="utf-8"?>
-<w:endnotes xmlns:wpc="http://schemas.microsoft.com/office/word/2010/wordprocessingCanvas" xmlns:cx="http://schemas.microsoft.com/office/drawing/2014/chartex" xmlns:cx1="http://schemas.microsoft.com/office/drawing/2015/9/8/chartex" xmlns:cx2="http://schemas.microsoft.com/office/drawing/2015/10/21/chartex" xmlns:cx3="http://schemas.microsoft.com/office/drawing/2016/5/9/chartex" xmlns:cx4="http://schemas.microsoft.com/office/drawing/2016/5/10/chartex" xmlns:cx5="http://schemas.microsoft.com/office/drawing/2016/5/11/chartex" xmlns:cx6="http://schemas.microsoft.com/office/drawing/2016/5/12/chartex" xmlns:cx7="http://schemas.microsoft.com/office/drawing/2016/5/13/chartex" xmlns:cx8="http://schemas.microsoft.com/office/drawing/2016/5/14/chartex" xmlns:mc="http://schemas.openxmlformats.org/markup-compatibility/2006" xmlns:aink="http://schemas.microsoft.com/office/drawing/2016/ink" xmlns:am3d="http://schemas.microsoft.com/office/drawing/2017/model3d" xmlns:o="urn:schemas-microsoft-com:office:office" xmlns:oel="http://schemas.microsoft.com/office/2019/extlst" xmlns:r="http://schemas.openxmlformats.org/officeDocument/2006/relationships" xmlns:m="http://schemas.openxmlformats.org/officeDocument/2006/math" xmlns:v="urn:schemas-microsoft-com:vml" xmlns:wp14="http://schemas.microsoft.com/office/word/2010/wordprocessingDrawing" xmlns:wp="http://schemas.openxmlformats.org/drawingml/2006/wordprocessingDrawing" xmlns:w10="urn:schemas-microsoft-com:office:word" xmlns:w="http://schemas.openxmlformats.org/wordprocessingml/2006/main" xmlns:w14="http://schemas.microsoft.com/office/word/2010/wordml" xmlns:w15="http://schemas.microsoft.com/office/word/2012/wordml" xmlns:w16cex="http://schemas.microsoft.com/office/word/2018/wordml/cex" xmlns:w16cid="http://schemas.microsoft.com/office/word/2016/wordml/cid" xmlns:w16="http://schemas.microsoft.com/office/word/2018/wordml" xmlns:w16du="http://schemas.microsoft.com/office/word/2023/wordml/word16du" xmlns:w16sdtdh="http://schemas.microsoft.com/office/word/2020/wordml/sdtdatahash" xmlns:w16sdtfl="http://schemas.microsoft.com/office/word/2024/wordml/sdtformatlock" xmlns:w16se="http://schemas.microsoft.com/office/word/2015/wordml/symex" xmlns:wpg="http://schemas.microsoft.com/office/word/2010/wordprocessingGroup" xmlns:wpi="http://schemas.microsoft.com/office/word/2010/wordprocessingInk" xmlns:wne="http://schemas.microsoft.com/office/word/2006/wordml" xmlns:wps="http://schemas.microsoft.com/office/word/2010/wordprocessingShape" mc:Ignorable="w14 w15 w16se w16cid w16 w16cex w16sdtdh w16sdtfl w16du wp14">
+<w:endnotes xmlns:wpc="http://schemas.microsoft.com/office/word/2010/wordprocessingCanvas" xmlns:cx="http://schemas.microsoft.com/office/drawing/2014/chartex" xmlns:cx1="http://schemas.microsoft.com/office/drawing/2015/9/8/chartex" xmlns:cx2="http://schemas.microsoft.com/office/drawing/2015/10/21/chartex" xmlns:cx3="http://schemas.microsoft.com/office/drawing/2016/5/9/chartex" xmlns:cx4="http://schemas.microsoft.com/office/drawing/2016/5/10/chartex" xmlns:cx5="http://schemas.microsoft.com/office/drawing/2016/5/11/chartex" xmlns:cx6="http://schemas.microsoft.com/office/drawing/2016/5/12/chartex" xmlns:cx7="http://schemas.microsoft.com/office/drawing/2016/5/13/chartex" xmlns:cx8="http://schemas.microsoft.com/office/drawing/2016/5/14/chartex" xmlns:mc="http://schemas.openxmlformats.org/markup-compatibility/2006" xmlns:aink="http://schemas.microsoft.com/office/drawing/2016/ink" xmlns:am3d="http://schemas.microsoft.com/office/drawing/2017/model3d" xmlns:o="urn:schemas-microsoft-com:office:office" xmlns:oel="http://schemas.microsoft.com/office/2019/extlst" xmlns:r="http://schemas.openxmlformats.org/officeDocument/2006/relationships" xmlns:m="http://schemas.openxmlformats.org/officeDocument/2006/math" xmlns:v="urn:schemas-microsoft-com:vml" xmlns:wp14="http://schemas.microsoft.com/office/word/2010/wordprocessingDrawing" xmlns:wp="http://schemas.openxmlformats.org/drawingml/2006/wordprocessingDrawing" xmlns:w10="urn:schemas-microsoft-com:office:word" xmlns:w="http://schemas.openxmlformats.org/wordprocessingml/2006/main" xmlns:w14="http://schemas.microsoft.com/office/word/2010/wordml" xmlns:w15="http://schemas.microsoft.com/office/word/2012/wordml" xmlns:w16cei="http://schemas.microsoft.com/office/word/2026/wordml/cei" xmlns:w16cex="http://schemas.microsoft.com/office/word/2018/wordml/cex" xmlns:w16cid="http://schemas.microsoft.com/office/word/2016/wordml/cid" xmlns:w16="http://schemas.microsoft.com/office/word/2018/wordml" xmlns:w16du="http://schemas.microsoft.com/office/word/2023/wordml/word16du" xmlns:w16sdtdh="http://schemas.microsoft.com/office/word/2020/wordml/sdtdatahash" xmlns:w16sdtfl="http://schemas.microsoft.com/office/word/2024/wordml/sdtformatlock" xmlns:w16se="http://schemas.microsoft.com/office/word/2015/wordml/symex" xmlns:wpg="http://schemas.microsoft.com/office/word/2010/wordprocessingGroup" xmlns:wpi="http://schemas.microsoft.com/office/word/2010/wordprocessingInk" xmlns:wne="http://schemas.microsoft.com/office/word/2006/wordml" xmlns:wps="http://schemas.microsoft.com/office/word/2010/wordprocessingShape" mc:Ignorable="w14 w15 w16se w16cid w16 w16cex w16sdtdh w16sdtfl w16du wp14">
   <w:endnote w:type="separator" w:id="-1">
     <w:p>
       <w:pPr>
@@ -15710,7 +20556,7 @@
 </file>
 
 <file path=word/footer1.xml><?xml version="1.0" encoding="utf-8"?>
-<w:ftr xmlns:wpc="http://schemas.microsoft.com/office/word/2010/wordprocessingCanvas" xmlns:cx="http://schemas.microsoft.com/office/drawing/2014/chartex" xmlns:cx1="http://schemas.microsoft.com/office/drawing/2015/9/8/chartex" xmlns:cx2="http://schemas.microsoft.com/office/drawing/2015/10/21/chartex" xmlns:cx3="http://schemas.microsoft.com/office/drawing/2016/5/9/chartex" xmlns:cx4="http://schemas.microsoft.com/office/drawing/2016/5/10/chartex" xmlns:cx5="http://schemas.microsoft.com/office/drawing/2016/5/11/chartex" xmlns:cx6="http://schemas.microsoft.com/office/drawing/2016/5/12/chartex" xmlns:cx7="http://schemas.microsoft.com/office/drawing/2016/5/13/chartex" xmlns:cx8="http://schemas.microsoft.com/office/drawing/2016/5/14/chartex" xmlns:mc="http://schemas.openxmlformats.org/markup-compatibility/2006" xmlns:aink="http://schemas.microsoft.com/office/drawing/2016/ink" xmlns:am3d="http://schemas.microsoft.com/office/drawing/2017/model3d" xmlns:o="urn:schemas-microsoft-com:office:office" xmlns:oel="http://schemas.microsoft.com/office/2019/extlst" xmlns:r="http://schemas.openxmlformats.org/officeDocument/2006/relationships" xmlns:m="http://schemas.openxmlformats.org/officeDocument/2006/math" xmlns:v="urn:schemas-microsoft-com:vml" xmlns:wp14="http://schemas.microsoft.com/office/word/2010/wordprocessingDrawing" xmlns:wp="http://schemas.openxmlformats.org/drawingml/2006/wordprocessingDrawing" xmlns:w10="urn:schemas-microsoft-com:office:word" xmlns:w="http://schemas.openxmlformats.org/wordprocessingml/2006/main" xmlns:w14="http://schemas.microsoft.com/office/word/2010/wordml" xmlns:w15="http://schemas.microsoft.com/office/word/2012/wordml" xmlns:w16cex="http://schemas.microsoft.com/office/word/2018/wordml/cex" xmlns:w16cid="http://schemas.microsoft.com/office/word/2016/wordml/cid" xmlns:w16="http://schemas.microsoft.com/office/word/2018/wordml" xmlns:w16du="http://schemas.microsoft.com/office/word/2023/wordml/word16du" xmlns:w16sdtdh="http://schemas.microsoft.com/office/word/2020/wordml/sdtdatahash" xmlns:w16sdtfl="http://schemas.microsoft.com/office/word/2024/wordml/sdtformatlock" xmlns:w16se="http://schemas.microsoft.com/office/word/2015/wordml/symex" xmlns:wpg="http://schemas.microsoft.com/office/word/2010/wordprocessingGroup" xmlns:wpi="http://schemas.microsoft.com/office/word/2010/wordprocessingInk" xmlns:wne="http://schemas.microsoft.com/office/word/2006/wordml" xmlns:wps="http://schemas.microsoft.com/office/word/2010/wordprocessingShape" mc:Ignorable="w14 w15 w16se w16cid w16 w16cex w16sdtdh w16sdtfl w16du wp14">
+<w:ftr xmlns:wpc="http://schemas.microsoft.com/office/word/2010/wordprocessingCanvas" xmlns:cx="http://schemas.microsoft.com/office/drawing/2014/chartex" xmlns:cx1="http://schemas.microsoft.com/office/drawing/2015/9/8/chartex" xmlns:cx2="http://schemas.microsoft.com/office/drawing/2015/10/21/chartex" xmlns:cx3="http://schemas.microsoft.com/office/drawing/2016/5/9/chartex" xmlns:cx4="http://schemas.microsoft.com/office/drawing/2016/5/10/chartex" xmlns:cx5="http://schemas.microsoft.com/office/drawing/2016/5/11/chartex" xmlns:cx6="http://schemas.microsoft.com/office/drawing/2016/5/12/chartex" xmlns:cx7="http://schemas.microsoft.com/office/drawing/2016/5/13/chartex" xmlns:cx8="http://schemas.microsoft.com/office/drawing/2016/5/14/chartex" xmlns:mc="http://schemas.openxmlformats.org/markup-compatibility/2006" xmlns:aink="http://schemas.microsoft.com/office/drawing/2016/ink" xmlns:am3d="http://schemas.microsoft.com/office/drawing/2017/model3d" xmlns:o="urn:schemas-microsoft-com:office:office" xmlns:oel="http://schemas.microsoft.com/office/2019/extlst" xmlns:r="http://schemas.openxmlformats.org/officeDocument/2006/relationships" xmlns:m="http://schemas.openxmlformats.org/officeDocument/2006/math" xmlns:v="urn:schemas-microsoft-com:vml" xmlns:wp14="http://schemas.microsoft.com/office/word/2010/wordprocessingDrawing" xmlns:wp="http://schemas.openxmlformats.org/drawingml/2006/wordprocessingDrawing" xmlns:w10="urn:schemas-microsoft-com:office:word" xmlns:w="http://schemas.openxmlformats.org/wordprocessingml/2006/main" xmlns:w14="http://schemas.microsoft.com/office/word/2010/wordml" xmlns:w15="http://schemas.microsoft.com/office/word/2012/wordml" xmlns:w16cei="http://schemas.microsoft.com/office/word/2026/wordml/cei" xmlns:w16cex="http://schemas.microsoft.com/office/word/2018/wordml/cex" xmlns:w16cid="http://schemas.microsoft.com/office/word/2016/wordml/cid" xmlns:w16="http://schemas.microsoft.com/office/word/2018/wordml" xmlns:w16du="http://schemas.microsoft.com/office/word/2023/wordml/word16du" xmlns:w16sdtdh="http://schemas.microsoft.com/office/word/2020/wordml/sdtdatahash" xmlns:w16sdtfl="http://schemas.microsoft.com/office/word/2024/wordml/sdtformatlock" xmlns:w16se="http://schemas.microsoft.com/office/word/2015/wordml/symex" xmlns:wpg="http://schemas.microsoft.com/office/word/2010/wordprocessingGroup" xmlns:wpi="http://schemas.microsoft.com/office/word/2010/wordprocessingInk" xmlns:wne="http://schemas.microsoft.com/office/word/2006/wordml" xmlns:wps="http://schemas.microsoft.com/office/word/2010/wordprocessingShape" mc:Ignorable="w14 w15 w16se w16cid w16 w16cex w16sdtdh w16sdtfl w16du wp14">
   <w:p>
     <w:pPr>
       <w:pStyle w:val="Footer"/>
@@ -15720,7 +20566,7 @@
 </file>
 
 <file path=word/footer10.xml><?xml version="1.0" encoding="utf-8"?>
-<w:ftr xmlns:wpc="http://schemas.microsoft.com/office/word/2010/wordprocessingCanvas" xmlns:cx="http://schemas.microsoft.com/office/drawing/2014/chartex" xmlns:cx1="http://schemas.microsoft.com/office/drawing/2015/9/8/chartex" xmlns:cx2="http://schemas.microsoft.com/office/drawing/2015/10/21/chartex" xmlns:cx3="http://schemas.microsoft.com/office/drawing/2016/5/9/chartex" xmlns:cx4="http://schemas.microsoft.com/office/drawing/2016/5/10/chartex" xmlns:cx5="http://schemas.microsoft.com/office/drawing/2016/5/11/chartex" xmlns:cx6="http://schemas.microsoft.com/office/drawing/2016/5/12/chartex" xmlns:cx7="http://schemas.microsoft.com/office/drawing/2016/5/13/chartex" xmlns:cx8="http://schemas.microsoft.com/office/drawing/2016/5/14/chartex" xmlns:mc="http://schemas.openxmlformats.org/markup-compatibility/2006" xmlns:aink="http://schemas.microsoft.com/office/drawing/2016/ink" xmlns:am3d="http://schemas.microsoft.com/office/drawing/2017/model3d" xmlns:o="urn:schemas-microsoft-com:office:office" xmlns:oel="http://schemas.microsoft.com/office/2019/extlst" xmlns:r="http://schemas.openxmlformats.org/officeDocument/2006/relationships" xmlns:m="http://schemas.openxmlformats.org/officeDocument/2006/math" xmlns:v="urn:schemas-microsoft-com:vml" xmlns:wp14="http://schemas.microsoft.com/office/word/2010/wordprocessingDrawing" xmlns:wp="http://schemas.openxmlformats.org/drawingml/2006/wordprocessingDrawing" xmlns:w10="urn:schemas-microsoft-com:office:word" xmlns:w="http://schemas.openxmlformats.org/wordprocessingml/2006/main" xmlns:w14="http://schemas.microsoft.com/office/word/2010/wordml" xmlns:w15="http://schemas.microsoft.com/office/word/2012/wordml" xmlns:w16cex="http://schemas.microsoft.com/office/word/2018/wordml/cex" xmlns:w16cid="http://schemas.microsoft.com/office/word/2016/wordml/cid" xmlns:w16="http://schemas.microsoft.com/office/word/2018/wordml" xmlns:w16du="http://schemas.microsoft.com/office/word/2023/wordml/word16du" xmlns:w16sdtdh="http://schemas.microsoft.com/office/word/2020/wordml/sdtdatahash" xmlns:w16sdtfl="http://schemas.microsoft.com/office/word/2024/wordml/sdtformatlock" xmlns:w16se="http://schemas.microsoft.com/office/word/2015/wordml/symex" xmlns:wpg="http://schemas.microsoft.com/office/word/2010/wordprocessingGroup" xmlns:wpi="http://schemas.microsoft.com/office/word/2010/wordprocessingInk" xmlns:wne="http://schemas.microsoft.com/office/word/2006/wordml" xmlns:wps="http://schemas.microsoft.com/office/word/2010/wordprocessingShape" mc:Ignorable="w14 w15 w16se w16cid w16 w16cex w16sdtdh w16sdtfl w16du wp14">
+<w:ftr xmlns:wpc="http://schemas.microsoft.com/office/word/2010/wordprocessingCanvas" xmlns:cx="http://schemas.microsoft.com/office/drawing/2014/chartex" xmlns:cx1="http://schemas.microsoft.com/office/drawing/2015/9/8/chartex" xmlns:cx2="http://schemas.microsoft.com/office/drawing/2015/10/21/chartex" xmlns:cx3="http://schemas.microsoft.com/office/drawing/2016/5/9/chartex" xmlns:cx4="http://schemas.microsoft.com/office/drawing/2016/5/10/chartex" xmlns:cx5="http://schemas.microsoft.com/office/drawing/2016/5/11/chartex" xmlns:cx6="http://schemas.microsoft.com/office/drawing/2016/5/12/chartex" xmlns:cx7="http://schemas.microsoft.com/office/drawing/2016/5/13/chartex" xmlns:cx8="http://schemas.microsoft.com/office/drawing/2016/5/14/chartex" xmlns:mc="http://schemas.openxmlformats.org/markup-compatibility/2006" xmlns:aink="http://schemas.microsoft.com/office/drawing/2016/ink" xmlns:am3d="http://schemas.microsoft.com/office/drawing/2017/model3d" xmlns:o="urn:schemas-microsoft-com:office:office" xmlns:oel="http://schemas.microsoft.com/office/2019/extlst" xmlns:r="http://schemas.openxmlformats.org/officeDocument/2006/relationships" xmlns:m="http://schemas.openxmlformats.org/officeDocument/2006/math" xmlns:v="urn:schemas-microsoft-com:vml" xmlns:wp14="http://schemas.microsoft.com/office/word/2010/wordprocessingDrawing" xmlns:wp="http://schemas.openxmlformats.org/drawingml/2006/wordprocessingDrawing" xmlns:w10="urn:schemas-microsoft-com:office:word" xmlns:w="http://schemas.openxmlformats.org/wordprocessingml/2006/main" xmlns:w14="http://schemas.microsoft.com/office/word/2010/wordml" xmlns:w15="http://schemas.microsoft.com/office/word/2012/wordml" xmlns:w16cei="http://schemas.microsoft.com/office/word/2026/wordml/cei" xmlns:w16cex="http://schemas.microsoft.com/office/word/2018/wordml/cex" xmlns:w16cid="http://schemas.microsoft.com/office/word/2016/wordml/cid" xmlns:w16="http://schemas.microsoft.com/office/word/2018/wordml" xmlns:w16du="http://schemas.microsoft.com/office/word/2023/wordml/word16du" xmlns:w16sdtdh="http://schemas.microsoft.com/office/word/2020/wordml/sdtdatahash" xmlns:w16sdtfl="http://schemas.microsoft.com/office/word/2024/wordml/sdtformatlock" xmlns:w16se="http://schemas.microsoft.com/office/word/2015/wordml/symex" xmlns:wpg="http://schemas.microsoft.com/office/word/2010/wordprocessingGroup" xmlns:wpi="http://schemas.microsoft.com/office/word/2010/wordprocessingInk" xmlns:wne="http://schemas.microsoft.com/office/word/2006/wordml" xmlns:wps="http://schemas.microsoft.com/office/word/2010/wordprocessingShape" mc:Ignorable="w14 w15 w16se w16cid w16 w16cex w16sdtdh w16sdtfl w16du wp14">
   <w:p>
     <w:pPr>
       <w:pStyle w:val="Footer"/>
@@ -15730,7 +20576,7 @@
 </file>
 
 <file path=word/footer11.xml><?xml version="1.0" encoding="utf-8"?>
-<w:ftr xmlns:wpc="http://schemas.microsoft.com/office/word/2010/wordprocessingCanvas" xmlns:cx="http://schemas.microsoft.com/office/drawing/2014/chartex" xmlns:cx1="http://schemas.microsoft.com/office/drawing/2015/9/8/chartex" xmlns:cx2="http://schemas.microsoft.com/office/drawing/2015/10/21/chartex" xmlns:cx3="http://schemas.microsoft.com/office/drawing/2016/5/9/chartex" xmlns:cx4="http://schemas.microsoft.com/office/drawing/2016/5/10/chartex" xmlns:cx5="http://schemas.microsoft.com/office/drawing/2016/5/11/chartex" xmlns:cx6="http://schemas.microsoft.com/office/drawing/2016/5/12/chartex" xmlns:cx7="http://schemas.microsoft.com/office/drawing/2016/5/13/chartex" xmlns:cx8="http://schemas.microsoft.com/office/drawing/2016/5/14/chartex" xmlns:mc="http://schemas.openxmlformats.org/markup-compatibility/2006" xmlns:aink="http://schemas.microsoft.com/office/drawing/2016/ink" xmlns:am3d="http://schemas.microsoft.com/office/drawing/2017/model3d" xmlns:o="urn:schemas-microsoft-com:office:office" xmlns:oel="http://schemas.microsoft.com/office/2019/extlst" xmlns:r="http://schemas.openxmlformats.org/officeDocument/2006/relationships" xmlns:m="http://schemas.openxmlformats.org/officeDocument/2006/math" xmlns:v="urn:schemas-microsoft-com:vml" xmlns:wp14="http://schemas.microsoft.com/office/word/2010/wordprocessingDrawing" xmlns:wp="http://schemas.openxmlformats.org/drawingml/2006/wordprocessingDrawing" xmlns:w10="urn:schemas-microsoft-com:office:word" xmlns:w="http://schemas.openxmlformats.org/wordprocessingml/2006/main" xmlns:w14="http://schemas.microsoft.com/office/word/2010/wordml" xmlns:w15="http://schemas.microsoft.com/office/word/2012/wordml" xmlns:w16cex="http://schemas.microsoft.com/office/word/2018/wordml/cex" xmlns:w16cid="http://schemas.microsoft.com/office/word/2016/wordml/cid" xmlns:w16="http://schemas.microsoft.com/office/word/2018/wordml" xmlns:w16du="http://schemas.microsoft.com/office/word/2023/wordml/word16du" xmlns:w16sdtdh="http://schemas.microsoft.com/office/word/2020/wordml/sdtdatahash" xmlns:w16sdtfl="http://schemas.microsoft.com/office/word/2024/wordml/sdtformatlock" xmlns:w16se="http://schemas.microsoft.com/office/word/2015/wordml/symex" xmlns:wpg="http://schemas.microsoft.com/office/word/2010/wordprocessingGroup" xmlns:wpi="http://schemas.microsoft.com/office/word/2010/wordprocessingInk" xmlns:wne="http://schemas.microsoft.com/office/word/2006/wordml" xmlns:wps="http://schemas.microsoft.com/office/word/2010/wordprocessingShape" mc:Ignorable="w14 w15 w16se w16cid w16 w16cex w16sdtdh w16sdtfl w16du wp14">
+<w:ftr xmlns:wpc="http://schemas.microsoft.com/office/word/2010/wordprocessingCanvas" xmlns:cx="http://schemas.microsoft.com/office/drawing/2014/chartex" xmlns:cx1="http://schemas.microsoft.com/office/drawing/2015/9/8/chartex" xmlns:cx2="http://schemas.microsoft.com/office/drawing/2015/10/21/chartex" xmlns:cx3="http://schemas.microsoft.com/office/drawing/2016/5/9/chartex" xmlns:cx4="http://schemas.microsoft.com/office/drawing/2016/5/10/chartex" xmlns:cx5="http://schemas.microsoft.com/office/drawing/2016/5/11/chartex" xmlns:cx6="http://schemas.microsoft.com/office/drawing/2016/5/12/chartex" xmlns:cx7="http://schemas.microsoft.com/office/drawing/2016/5/13/chartex" xmlns:cx8="http://schemas.microsoft.com/office/drawing/2016/5/14/chartex" xmlns:mc="http://schemas.openxmlformats.org/markup-compatibility/2006" xmlns:aink="http://schemas.microsoft.com/office/drawing/2016/ink" xmlns:am3d="http://schemas.microsoft.com/office/drawing/2017/model3d" xmlns:o="urn:schemas-microsoft-com:office:office" xmlns:oel="http://schemas.microsoft.com/office/2019/extlst" xmlns:r="http://schemas.openxmlformats.org/officeDocument/2006/relationships" xmlns:m="http://schemas.openxmlformats.org/officeDocument/2006/math" xmlns:v="urn:schemas-microsoft-com:vml" xmlns:wp14="http://schemas.microsoft.com/office/word/2010/wordprocessingDrawing" xmlns:wp="http://schemas.openxmlformats.org/drawingml/2006/wordprocessingDrawing" xmlns:w10="urn:schemas-microsoft-com:office:word" xmlns:w="http://schemas.openxmlformats.org/wordprocessingml/2006/main" xmlns:w14="http://schemas.microsoft.com/office/word/2010/wordml" xmlns:w15="http://schemas.microsoft.com/office/word/2012/wordml" xmlns:w16cei="http://schemas.microsoft.com/office/word/2026/wordml/cei" xmlns:w16cex="http://schemas.microsoft.com/office/word/2018/wordml/cex" xmlns:w16cid="http://schemas.microsoft.com/office/word/2016/wordml/cid" xmlns:w16="http://schemas.microsoft.com/office/word/2018/wordml" xmlns:w16du="http://schemas.microsoft.com/office/word/2023/wordml/word16du" xmlns:w16sdtdh="http://schemas.microsoft.com/office/word/2020/wordml/sdtdatahash" xmlns:w16sdtfl="http://schemas.microsoft.com/office/word/2024/wordml/sdtformatlock" xmlns:w16se="http://schemas.microsoft.com/office/word/2015/wordml/symex" xmlns:wpg="http://schemas.microsoft.com/office/word/2010/wordprocessingGroup" xmlns:wpi="http://schemas.microsoft.com/office/word/2010/wordprocessingInk" xmlns:wne="http://schemas.microsoft.com/office/word/2006/wordml" xmlns:wps="http://schemas.microsoft.com/office/word/2010/wordprocessingShape" mc:Ignorable="w14 w15 w16se w16cid w16 w16cex w16sdtdh w16sdtfl w16du wp14">
   <w:sdt>
     <w:sdtPr>
       <w:id w:val="-487553219"/>
@@ -15803,7 +20649,7 @@
 </file>
 
 <file path=word/footer12.xml><?xml version="1.0" encoding="utf-8"?>
-<w:ftr xmlns:wpc="http://schemas.microsoft.com/office/word/2010/wordprocessingCanvas" xmlns:cx="http://schemas.microsoft.com/office/drawing/2014/chartex" xmlns:cx1="http://schemas.microsoft.com/office/drawing/2015/9/8/chartex" xmlns:cx2="http://schemas.microsoft.com/office/drawing/2015/10/21/chartex" xmlns:cx3="http://schemas.microsoft.com/office/drawing/2016/5/9/chartex" xmlns:cx4="http://schemas.microsoft.com/office/drawing/2016/5/10/chartex" xmlns:cx5="http://schemas.microsoft.com/office/drawing/2016/5/11/chartex" xmlns:cx6="http://schemas.microsoft.com/office/drawing/2016/5/12/chartex" xmlns:cx7="http://schemas.microsoft.com/office/drawing/2016/5/13/chartex" xmlns:cx8="http://schemas.microsoft.com/office/drawing/2016/5/14/chartex" xmlns:mc="http://schemas.openxmlformats.org/markup-compatibility/2006" xmlns:aink="http://schemas.microsoft.com/office/drawing/2016/ink" xmlns:am3d="http://schemas.microsoft.com/office/drawing/2017/model3d" xmlns:o="urn:schemas-microsoft-com:office:office" xmlns:oel="http://schemas.microsoft.com/office/2019/extlst" xmlns:r="http://schemas.openxmlformats.org/officeDocument/2006/relationships" xmlns:m="http://schemas.openxmlformats.org/officeDocument/2006/math" xmlns:v="urn:schemas-microsoft-com:vml" xmlns:wp14="http://schemas.microsoft.com/office/word/2010/wordprocessingDrawing" xmlns:wp="http://schemas.openxmlformats.org/drawingml/2006/wordprocessingDrawing" xmlns:w10="urn:schemas-microsoft-com:office:word" xmlns:w="http://schemas.openxmlformats.org/wordprocessingml/2006/main" xmlns:w14="http://schemas.microsoft.com/office/word/2010/wordml" xmlns:w15="http://schemas.microsoft.com/office/word/2012/wordml" xmlns:w16cex="http://schemas.microsoft.com/office/word/2018/wordml/cex" xmlns:w16cid="http://schemas.microsoft.com/office/word/2016/wordml/cid" xmlns:w16="http://schemas.microsoft.com/office/word/2018/wordml" xmlns:w16du="http://schemas.microsoft.com/office/word/2023/wordml/word16du" xmlns:w16sdtdh="http://schemas.microsoft.com/office/word/2020/wordml/sdtdatahash" xmlns:w16sdtfl="http://schemas.microsoft.com/office/word/2024/wordml/sdtformatlock" xmlns:w16se="http://schemas.microsoft.com/office/word/2015/wordml/symex" xmlns:wpg="http://schemas.microsoft.com/office/word/2010/wordprocessingGroup" xmlns:wpi="http://schemas.microsoft.com/office/word/2010/wordprocessingInk" xmlns:wne="http://schemas.microsoft.com/office/word/2006/wordml" xmlns:wps="http://schemas.microsoft.com/office/word/2010/wordprocessingShape" mc:Ignorable="w14 w15 w16se w16cid w16 w16cex w16sdtdh w16sdtfl w16du wp14">
+<w:ftr xmlns:wpc="http://schemas.microsoft.com/office/word/2010/wordprocessingCanvas" xmlns:cx="http://schemas.microsoft.com/office/drawing/2014/chartex" xmlns:cx1="http://schemas.microsoft.com/office/drawing/2015/9/8/chartex" xmlns:cx2="http://schemas.microsoft.com/office/drawing/2015/10/21/chartex" xmlns:cx3="http://schemas.microsoft.com/office/drawing/2016/5/9/chartex" xmlns:cx4="http://schemas.microsoft.com/office/drawing/2016/5/10/chartex" xmlns:cx5="http://schemas.microsoft.com/office/drawing/2016/5/11/chartex" xmlns:cx6="http://schemas.microsoft.com/office/drawing/2016/5/12/chartex" xmlns:cx7="http://schemas.microsoft.com/office/drawing/2016/5/13/chartex" xmlns:cx8="http://schemas.microsoft.com/office/drawing/2016/5/14/chartex" xmlns:mc="http://schemas.openxmlformats.org/markup-compatibility/2006" xmlns:aink="http://schemas.microsoft.com/office/drawing/2016/ink" xmlns:am3d="http://schemas.microsoft.com/office/drawing/2017/model3d" xmlns:o="urn:schemas-microsoft-com:office:office" xmlns:oel="http://schemas.microsoft.com/office/2019/extlst" xmlns:r="http://schemas.openxmlformats.org/officeDocument/2006/relationships" xmlns:m="http://schemas.openxmlformats.org/officeDocument/2006/math" xmlns:v="urn:schemas-microsoft-com:vml" xmlns:wp14="http://schemas.microsoft.com/office/word/2010/wordprocessingDrawing" xmlns:wp="http://schemas.openxmlformats.org/drawingml/2006/wordprocessingDrawing" xmlns:w10="urn:schemas-microsoft-com:office:word" xmlns:w="http://schemas.openxmlformats.org/wordprocessingml/2006/main" xmlns:w14="http://schemas.microsoft.com/office/word/2010/wordml" xmlns:w15="http://schemas.microsoft.com/office/word/2012/wordml" xmlns:w16cei="http://schemas.microsoft.com/office/word/2026/wordml/cei" xmlns:w16cex="http://schemas.microsoft.com/office/word/2018/wordml/cex" xmlns:w16cid="http://schemas.microsoft.com/office/word/2016/wordml/cid" xmlns:w16="http://schemas.microsoft.com/office/word/2018/wordml" xmlns:w16du="http://schemas.microsoft.com/office/word/2023/wordml/word16du" xmlns:w16sdtdh="http://schemas.microsoft.com/office/word/2020/wordml/sdtdatahash" xmlns:w16sdtfl="http://schemas.microsoft.com/office/word/2024/wordml/sdtformatlock" xmlns:w16se="http://schemas.microsoft.com/office/word/2015/wordml/symex" xmlns:wpg="http://schemas.microsoft.com/office/word/2010/wordprocessingGroup" xmlns:wpi="http://schemas.microsoft.com/office/word/2010/wordprocessingInk" xmlns:wne="http://schemas.microsoft.com/office/word/2006/wordml" xmlns:wps="http://schemas.microsoft.com/office/word/2010/wordprocessingShape" mc:Ignorable="w14 w15 w16se w16cid w16 w16cex w16sdtdh w16sdtfl w16du wp14">
   <w:sdt>
     <w:sdtPr>
       <w:id w:val="1497849573"/>
@@ -15877,7 +20723,7 @@
 </file>
 
 <file path=word/footer2.xml><?xml version="1.0" encoding="utf-8"?>
-<w:ftr xmlns:wpc="http://schemas.microsoft.com/office/word/2010/wordprocessingCanvas" xmlns:cx="http://schemas.microsoft.com/office/drawing/2014/chartex" xmlns:cx1="http://schemas.microsoft.com/office/drawing/2015/9/8/chartex" xmlns:cx2="http://schemas.microsoft.com/office/drawing/2015/10/21/chartex" xmlns:cx3="http://schemas.microsoft.com/office/drawing/2016/5/9/chartex" xmlns:cx4="http://schemas.microsoft.com/office/drawing/2016/5/10/chartex" xmlns:cx5="http://schemas.microsoft.com/office/drawing/2016/5/11/chartex" xmlns:cx6="http://schemas.microsoft.com/office/drawing/2016/5/12/chartex" xmlns:cx7="http://schemas.microsoft.com/office/drawing/2016/5/13/chartex" xmlns:cx8="http://schemas.microsoft.com/office/drawing/2016/5/14/chartex" xmlns:mc="http://schemas.openxmlformats.org/markup-compatibility/2006" xmlns:aink="http://schemas.microsoft.com/office/drawing/2016/ink" xmlns:am3d="http://schemas.microsoft.com/office/drawing/2017/model3d" xmlns:o="urn:schemas-microsoft-com:office:office" xmlns:oel="http://schemas.microsoft.com/office/2019/extlst" xmlns:r="http://schemas.openxmlformats.org/officeDocument/2006/relationships" xmlns:m="http://schemas.openxmlformats.org/officeDocument/2006/math" xmlns:v="urn:schemas-microsoft-com:vml" xmlns:wp14="http://schemas.microsoft.com/office/word/2010/wordprocessingDrawing" xmlns:wp="http://schemas.openxmlformats.org/drawingml/2006/wordprocessingDrawing" xmlns:w10="urn:schemas-microsoft-com:office:word" xmlns:w="http://schemas.openxmlformats.org/wordprocessingml/2006/main" xmlns:w14="http://schemas.microsoft.com/office/word/2010/wordml" xmlns:w15="http://schemas.microsoft.com/office/word/2012/wordml" xmlns:w16cex="http://schemas.microsoft.com/office/word/2018/wordml/cex" xmlns:w16cid="http://schemas.microsoft.com/office/word/2016/wordml/cid" xmlns:w16="http://schemas.microsoft.com/office/word/2018/wordml" xmlns:w16du="http://schemas.microsoft.com/office/word/2023/wordml/word16du" xmlns:w16sdtdh="http://schemas.microsoft.com/office/word/2020/wordml/sdtdatahash" xmlns:w16sdtfl="http://schemas.microsoft.com/office/word/2024/wordml/sdtformatlock" xmlns:w16se="http://schemas.microsoft.com/office/word/2015/wordml/symex" xmlns:wpg="http://schemas.microsoft.com/office/word/2010/wordprocessingGroup" xmlns:wpi="http://schemas.microsoft.com/office/word/2010/wordprocessingInk" xmlns:wne="http://schemas.microsoft.com/office/word/2006/wordml" xmlns:wps="http://schemas.microsoft.com/office/word/2010/wordprocessingShape" mc:Ignorable="w14 w15 w16se w16cid w16 w16cex w16sdtdh w16sdtfl w16du wp14">
+<w:ftr xmlns:wpc="http://schemas.microsoft.com/office/word/2010/wordprocessingCanvas" xmlns:cx="http://schemas.microsoft.com/office/drawing/2014/chartex" xmlns:cx1="http://schemas.microsoft.com/office/drawing/2015/9/8/chartex" xmlns:cx2="http://schemas.microsoft.com/office/drawing/2015/10/21/chartex" xmlns:cx3="http://schemas.microsoft.com/office/drawing/2016/5/9/chartex" xmlns:cx4="http://schemas.microsoft.com/office/drawing/2016/5/10/chartex" xmlns:cx5="http://schemas.microsoft.com/office/drawing/2016/5/11/chartex" xmlns:cx6="http://schemas.microsoft.com/office/drawing/2016/5/12/chartex" xmlns:cx7="http://schemas.microsoft.com/office/drawing/2016/5/13/chartex" xmlns:cx8="http://schemas.microsoft.com/office/drawing/2016/5/14/chartex" xmlns:mc="http://schemas.openxmlformats.org/markup-compatibility/2006" xmlns:aink="http://schemas.microsoft.com/office/drawing/2016/ink" xmlns:am3d="http://schemas.microsoft.com/office/drawing/2017/model3d" xmlns:o="urn:schemas-microsoft-com:office:office" xmlns:oel="http://schemas.microsoft.com/office/2019/extlst" xmlns:r="http://schemas.openxmlformats.org/officeDocument/2006/relationships" xmlns:m="http://schemas.openxmlformats.org/officeDocument/2006/math" xmlns:v="urn:schemas-microsoft-com:vml" xmlns:wp14="http://schemas.microsoft.com/office/word/2010/wordprocessingDrawing" xmlns:wp="http://schemas.openxmlformats.org/drawingml/2006/wordprocessingDrawing" xmlns:w10="urn:schemas-microsoft-com:office:word" xmlns:w="http://schemas.openxmlformats.org/wordprocessingml/2006/main" xmlns:w14="http://schemas.microsoft.com/office/word/2010/wordml" xmlns:w15="http://schemas.microsoft.com/office/word/2012/wordml" xmlns:w16cei="http://schemas.microsoft.com/office/word/2026/wordml/cei" xmlns:w16cex="http://schemas.microsoft.com/office/word/2018/wordml/cex" xmlns:w16cid="http://schemas.microsoft.com/office/word/2016/wordml/cid" xmlns:w16="http://schemas.microsoft.com/office/word/2018/wordml" xmlns:w16du="http://schemas.microsoft.com/office/word/2023/wordml/word16du" xmlns:w16sdtdh="http://schemas.microsoft.com/office/word/2020/wordml/sdtdatahash" xmlns:w16sdtfl="http://schemas.microsoft.com/office/word/2024/wordml/sdtformatlock" xmlns:w16se="http://schemas.microsoft.com/office/word/2015/wordml/symex" xmlns:wpg="http://schemas.microsoft.com/office/word/2010/wordprocessingGroup" xmlns:wpi="http://schemas.microsoft.com/office/word/2010/wordprocessingInk" xmlns:wne="http://schemas.microsoft.com/office/word/2006/wordml" xmlns:wps="http://schemas.microsoft.com/office/word/2010/wordprocessingShape" mc:Ignorable="w14 w15 w16se w16cid w16 w16cex w16sdtdh w16sdtfl w16du wp14">
   <w:p>
     <w:pPr>
       <w:pStyle w:val="Footer"/>
@@ -15887,7 +20733,7 @@
 </file>
 
 <file path=word/footer3.xml><?xml version="1.0" encoding="utf-8"?>
-<w:ftr xmlns:wpc="http://schemas.microsoft.com/office/word/2010/wordprocessingCanvas" xmlns:cx="http://schemas.microsoft.com/office/drawing/2014/chartex" xmlns:cx1="http://schemas.microsoft.com/office/drawing/2015/9/8/chartex" xmlns:cx2="http://schemas.microsoft.com/office/drawing/2015/10/21/chartex" xmlns:cx3="http://schemas.microsoft.com/office/drawing/2016/5/9/chartex" xmlns:cx4="http://schemas.microsoft.com/office/drawing/2016/5/10/chartex" xmlns:cx5="http://schemas.microsoft.com/office/drawing/2016/5/11/chartex" xmlns:cx6="http://schemas.microsoft.com/office/drawing/2016/5/12/chartex" xmlns:cx7="http://schemas.microsoft.com/office/drawing/2016/5/13/chartex" xmlns:cx8="http://schemas.microsoft.com/office/drawing/2016/5/14/chartex" xmlns:mc="http://schemas.openxmlformats.org/markup-compatibility/2006" xmlns:aink="http://schemas.microsoft.com/office/drawing/2016/ink" xmlns:am3d="http://schemas.microsoft.com/office/drawing/2017/model3d" xmlns:o="urn:schemas-microsoft-com:office:office" xmlns:oel="http://schemas.microsoft.com/office/2019/extlst" xmlns:r="http://schemas.openxmlformats.org/officeDocument/2006/relationships" xmlns:m="http://schemas.openxmlformats.org/officeDocument/2006/math" xmlns:v="urn:schemas-microsoft-com:vml" xmlns:wp14="http://schemas.microsoft.com/office/word/2010/wordprocessingDrawing" xmlns:wp="http://schemas.openxmlformats.org/drawingml/2006/wordprocessingDrawing" xmlns:w10="urn:schemas-microsoft-com:office:word" xmlns:w="http://schemas.openxmlformats.org/wordprocessingml/2006/main" xmlns:w14="http://schemas.microsoft.com/office/word/2010/wordml" xmlns:w15="http://schemas.microsoft.com/office/word/2012/wordml" xmlns:w16cex="http://schemas.microsoft.com/office/word/2018/wordml/cex" xmlns:w16cid="http://schemas.microsoft.com/office/word/2016/wordml/cid" xmlns:w16="http://schemas.microsoft.com/office/word/2018/wordml" xmlns:w16du="http://schemas.microsoft.com/office/word/2023/wordml/word16du" xmlns:w16sdtdh="http://schemas.microsoft.com/office/word/2020/wordml/sdtdatahash" xmlns:w16sdtfl="http://schemas.microsoft.com/office/word/2024/wordml/sdtformatlock" xmlns:w16se="http://schemas.microsoft.com/office/word/2015/wordml/symex" xmlns:wpg="http://schemas.microsoft.com/office/word/2010/wordprocessingGroup" xmlns:wpi="http://schemas.microsoft.com/office/word/2010/wordprocessingInk" xmlns:wne="http://schemas.microsoft.com/office/word/2006/wordml" xmlns:wps="http://schemas.microsoft.com/office/word/2010/wordprocessingShape" mc:Ignorable="w14 w15 w16se w16cid w16 w16cex w16sdtdh w16sdtfl w16du wp14">
+<w:ftr xmlns:wpc="http://schemas.microsoft.com/office/word/2010/wordprocessingCanvas" xmlns:cx="http://schemas.microsoft.com/office/drawing/2014/chartex" xmlns:cx1="http://schemas.microsoft.com/office/drawing/2015/9/8/chartex" xmlns:cx2="http://schemas.microsoft.com/office/drawing/2015/10/21/chartex" xmlns:cx3="http://schemas.microsoft.com/office/drawing/2016/5/9/chartex" xmlns:cx4="http://schemas.microsoft.com/office/drawing/2016/5/10/chartex" xmlns:cx5="http://schemas.microsoft.com/office/drawing/2016/5/11/chartex" xmlns:cx6="http://schemas.microsoft.com/office/drawing/2016/5/12/chartex" xmlns:cx7="http://schemas.microsoft.com/office/drawing/2016/5/13/chartex" xmlns:cx8="http://schemas.microsoft.com/office/drawing/2016/5/14/chartex" xmlns:mc="http://schemas.openxmlformats.org/markup-compatibility/2006" xmlns:aink="http://schemas.microsoft.com/office/drawing/2016/ink" xmlns:am3d="http://schemas.microsoft.com/office/drawing/2017/model3d" xmlns:o="urn:schemas-microsoft-com:office:office" xmlns:oel="http://schemas.microsoft.com/office/2019/extlst" xmlns:r="http://schemas.openxmlformats.org/officeDocument/2006/relationships" xmlns:m="http://schemas.openxmlformats.org/officeDocument/2006/math" xmlns:v="urn:schemas-microsoft-com:vml" xmlns:wp14="http://schemas.microsoft.com/office/word/2010/wordprocessingDrawing" xmlns:wp="http://schemas.openxmlformats.org/drawingml/2006/wordprocessingDrawing" xmlns:w10="urn:schemas-microsoft-com:office:word" xmlns:w="http://schemas.openxmlformats.org/wordprocessingml/2006/main" xmlns:w14="http://schemas.microsoft.com/office/word/2010/wordml" xmlns:w15="http://schemas.microsoft.com/office/word/2012/wordml" xmlns:w16cei="http://schemas.microsoft.com/office/word/2026/wordml/cei" xmlns:w16cex="http://schemas.microsoft.com/office/word/2018/wordml/cex" xmlns:w16cid="http://schemas.microsoft.com/office/word/2016/wordml/cid" xmlns:w16="http://schemas.microsoft.com/office/word/2018/wordml" xmlns:w16du="http://schemas.microsoft.com/office/word/2023/wordml/word16du" xmlns:w16sdtdh="http://schemas.microsoft.com/office/word/2020/wordml/sdtdatahash" xmlns:w16sdtfl="http://schemas.microsoft.com/office/word/2024/wordml/sdtformatlock" xmlns:w16se="http://schemas.microsoft.com/office/word/2015/wordml/symex" xmlns:wpg="http://schemas.microsoft.com/office/word/2010/wordprocessingGroup" xmlns:wpi="http://schemas.microsoft.com/office/word/2010/wordprocessingInk" xmlns:wne="http://schemas.microsoft.com/office/word/2006/wordml" xmlns:wps="http://schemas.microsoft.com/office/word/2010/wordprocessingShape" mc:Ignorable="w14 w15 w16se w16cid w16 w16cex w16sdtdh w16sdtfl w16du wp14">
   <w:p>
     <w:pPr>
       <w:pStyle w:val="Footer"/>
@@ -15897,7 +20743,7 @@
 </file>
 
 <file path=word/footer4.xml><?xml version="1.0" encoding="utf-8"?>
-<w:ftr xmlns:wpc="http://schemas.microsoft.com/office/word/2010/wordprocessingCanvas" xmlns:cx="http://schemas.microsoft.com/office/drawing/2014/chartex" xmlns:cx1="http://schemas.microsoft.com/office/drawing/2015/9/8/chartex" xmlns:cx2="http://schemas.microsoft.com/office/drawing/2015/10/21/chartex" xmlns:cx3="http://schemas.microsoft.com/office/drawing/2016/5/9/chartex" xmlns:cx4="http://schemas.microsoft.com/office/drawing/2016/5/10/chartex" xmlns:cx5="http://schemas.microsoft.com/office/drawing/2016/5/11/chartex" xmlns:cx6="http://schemas.microsoft.com/office/drawing/2016/5/12/chartex" xmlns:cx7="http://schemas.microsoft.com/office/drawing/2016/5/13/chartex" xmlns:cx8="http://schemas.microsoft.com/office/drawing/2016/5/14/chartex" xmlns:mc="http://schemas.openxmlformats.org/markup-compatibility/2006" xmlns:aink="http://schemas.microsoft.com/office/drawing/2016/ink" xmlns:am3d="http://schemas.microsoft.com/office/drawing/2017/model3d" xmlns:o="urn:schemas-microsoft-com:office:office" xmlns:oel="http://schemas.microsoft.com/office/2019/extlst" xmlns:r="http://schemas.openxmlformats.org/officeDocument/2006/relationships" xmlns:m="http://schemas.openxmlformats.org/officeDocument/2006/math" xmlns:v="urn:schemas-microsoft-com:vml" xmlns:wp14="http://schemas.microsoft.com/office/word/2010/wordprocessingDrawing" xmlns:wp="http://schemas.openxmlformats.org/drawingml/2006/wordprocessingDrawing" xmlns:w10="urn:schemas-microsoft-com:office:word" xmlns:w="http://schemas.openxmlformats.org/wordprocessingml/2006/main" xmlns:w14="http://schemas.microsoft.com/office/word/2010/wordml" xmlns:w15="http://schemas.microsoft.com/office/word/2012/wordml" xmlns:w16cex="http://schemas.microsoft.com/office/word/2018/wordml/cex" xmlns:w16cid="http://schemas.microsoft.com/office/word/2016/wordml/cid" xmlns:w16="http://schemas.microsoft.com/office/word/2018/wordml" xmlns:w16du="http://schemas.microsoft.com/office/word/2023/wordml/word16du" xmlns:w16sdtdh="http://schemas.microsoft.com/office/word/2020/wordml/sdtdatahash" xmlns:w16sdtfl="http://schemas.microsoft.com/office/word/2024/wordml/sdtformatlock" xmlns:w16se="http://schemas.microsoft.com/office/word/2015/wordml/symex" xmlns:wpg="http://schemas.microsoft.com/office/word/2010/wordprocessingGroup" xmlns:wpi="http://schemas.microsoft.com/office/word/2010/wordprocessingInk" xmlns:wne="http://schemas.microsoft.com/office/word/2006/wordml" xmlns:wps="http://schemas.microsoft.com/office/word/2010/wordprocessingShape" mc:Ignorable="w14 w15 w16se w16cid w16 w16cex w16sdtdh w16sdtfl w16du wp14">
+<w:ftr xmlns:wpc="http://schemas.microsoft.com/office/word/2010/wordprocessingCanvas" xmlns:cx="http://schemas.microsoft.com/office/drawing/2014/chartex" xmlns:cx1="http://schemas.microsoft.com/office/drawing/2015/9/8/chartex" xmlns:cx2="http://schemas.microsoft.com/office/drawing/2015/10/21/chartex" xmlns:cx3="http://schemas.microsoft.com/office/drawing/2016/5/9/chartex" xmlns:cx4="http://schemas.microsoft.com/office/drawing/2016/5/10/chartex" xmlns:cx5="http://schemas.microsoft.com/office/drawing/2016/5/11/chartex" xmlns:cx6="http://schemas.microsoft.com/office/drawing/2016/5/12/chartex" xmlns:cx7="http://schemas.microsoft.com/office/drawing/2016/5/13/chartex" xmlns:cx8="http://schemas.microsoft.com/office/drawing/2016/5/14/chartex" xmlns:mc="http://schemas.openxmlformats.org/markup-compatibility/2006" xmlns:aink="http://schemas.microsoft.com/office/drawing/2016/ink" xmlns:am3d="http://schemas.microsoft.com/office/drawing/2017/model3d" xmlns:o="urn:schemas-microsoft-com:office:office" xmlns:oel="http://schemas.microsoft.com/office/2019/extlst" xmlns:r="http://schemas.openxmlformats.org/officeDocument/2006/relationships" xmlns:m="http://schemas.openxmlformats.org/officeDocument/2006/math" xmlns:v="urn:schemas-microsoft-com:vml" xmlns:wp14="http://schemas.microsoft.com/office/word/2010/wordprocessingDrawing" xmlns:wp="http://schemas.openxmlformats.org/drawingml/2006/wordprocessingDrawing" xmlns:w10="urn:schemas-microsoft-com:office:word" xmlns:w="http://schemas.openxmlformats.org/wordprocessingml/2006/main" xmlns:w14="http://schemas.microsoft.com/office/word/2010/wordml" xmlns:w15="http://schemas.microsoft.com/office/word/2012/wordml" xmlns:w16cei="http://schemas.microsoft.com/office/word/2026/wordml/cei" xmlns:w16cex="http://schemas.microsoft.com/office/word/2018/wordml/cex" xmlns:w16cid="http://schemas.microsoft.com/office/word/2016/wordml/cid" xmlns:w16="http://schemas.microsoft.com/office/word/2018/wordml" xmlns:w16du="http://schemas.microsoft.com/office/word/2023/wordml/word16du" xmlns:w16sdtdh="http://schemas.microsoft.com/office/word/2020/wordml/sdtdatahash" xmlns:w16sdtfl="http://schemas.microsoft.com/office/word/2024/wordml/sdtformatlock" xmlns:w16se="http://schemas.microsoft.com/office/word/2015/wordml/symex" xmlns:wpg="http://schemas.microsoft.com/office/word/2010/wordprocessingGroup" xmlns:wpi="http://schemas.microsoft.com/office/word/2010/wordprocessingInk" xmlns:wne="http://schemas.microsoft.com/office/word/2006/wordml" xmlns:wps="http://schemas.microsoft.com/office/word/2010/wordprocessingShape" mc:Ignorable="w14 w15 w16se w16cid w16 w16cex w16sdtdh w16sdtfl w16du wp14">
   <w:p>
     <w:pPr>
       <w:pStyle w:val="Footer"/>
@@ -15907,7 +20753,7 @@
 </file>
 
 <file path=word/footer5.xml><?xml version="1.0" encoding="utf-8"?>
-<w:ftr xmlns:wpc="http://schemas.microsoft.com/office/word/2010/wordprocessingCanvas" xmlns:cx="http://schemas.microsoft.com/office/drawing/2014/chartex" xmlns:cx1="http://schemas.microsoft.com/office/drawing/2015/9/8/chartex" xmlns:cx2="http://schemas.microsoft.com/office/drawing/2015/10/21/chartex" xmlns:cx3="http://schemas.microsoft.com/office/drawing/2016/5/9/chartex" xmlns:cx4="http://schemas.microsoft.com/office/drawing/2016/5/10/chartex" xmlns:cx5="http://schemas.microsoft.com/office/drawing/2016/5/11/chartex" xmlns:cx6="http://schemas.microsoft.com/office/drawing/2016/5/12/chartex" xmlns:cx7="http://schemas.microsoft.com/office/drawing/2016/5/13/chartex" xmlns:cx8="http://schemas.microsoft.com/office/drawing/2016/5/14/chartex" xmlns:mc="http://schemas.openxmlformats.org/markup-compatibility/2006" xmlns:aink="http://schemas.microsoft.com/office/drawing/2016/ink" xmlns:am3d="http://schemas.microsoft.com/office/drawing/2017/model3d" xmlns:o="urn:schemas-microsoft-com:office:office" xmlns:oel="http://schemas.microsoft.com/office/2019/extlst" xmlns:r="http://schemas.openxmlformats.org/officeDocument/2006/relationships" xmlns:m="http://schemas.openxmlformats.org/officeDocument/2006/math" xmlns:v="urn:schemas-microsoft-com:vml" xmlns:wp14="http://schemas.microsoft.com/office/word/2010/wordprocessingDrawing" xmlns:wp="http://schemas.openxmlformats.org/drawingml/2006/wordprocessingDrawing" xmlns:w10="urn:schemas-microsoft-com:office:word" xmlns:w="http://schemas.openxmlformats.org/wordprocessingml/2006/main" xmlns:w14="http://schemas.microsoft.com/office/word/2010/wordml" xmlns:w15="http://schemas.microsoft.com/office/word/2012/wordml" xmlns:w16cex="http://schemas.microsoft.com/office/word/2018/wordml/cex" xmlns:w16cid="http://schemas.microsoft.com/office/word/2016/wordml/cid" xmlns:w16="http://schemas.microsoft.com/office/word/2018/wordml" xmlns:w16du="http://schemas.microsoft.com/office/word/2023/wordml/word16du" xmlns:w16sdtdh="http://schemas.microsoft.com/office/word/2020/wordml/sdtdatahash" xmlns:w16sdtfl="http://schemas.microsoft.com/office/word/2024/wordml/sdtformatlock" xmlns:w16se="http://schemas.microsoft.com/office/word/2015/wordml/symex" xmlns:wpg="http://schemas.microsoft.com/office/word/2010/wordprocessingGroup" xmlns:wpi="http://schemas.microsoft.com/office/word/2010/wordprocessingInk" xmlns:wne="http://schemas.microsoft.com/office/word/2006/wordml" xmlns:wps="http://schemas.microsoft.com/office/word/2010/wordprocessingShape" mc:Ignorable="w14 w15 w16se w16cid w16 w16cex w16sdtdh w16sdtfl w16du wp14">
+<w:ftr xmlns:wpc="http://schemas.microsoft.com/office/word/2010/wordprocessingCanvas" xmlns:cx="http://schemas.microsoft.com/office/drawing/2014/chartex" xmlns:cx1="http://schemas.microsoft.com/office/drawing/2015/9/8/chartex" xmlns:cx2="http://schemas.microsoft.com/office/drawing/2015/10/21/chartex" xmlns:cx3="http://schemas.microsoft.com/office/drawing/2016/5/9/chartex" xmlns:cx4="http://schemas.microsoft.com/office/drawing/2016/5/10/chartex" xmlns:cx5="http://schemas.microsoft.com/office/drawing/2016/5/11/chartex" xmlns:cx6="http://schemas.microsoft.com/office/drawing/2016/5/12/chartex" xmlns:cx7="http://schemas.microsoft.com/office/drawing/2016/5/13/chartex" xmlns:cx8="http://schemas.microsoft.com/office/drawing/2016/5/14/chartex" xmlns:mc="http://schemas.openxmlformats.org/markup-compatibility/2006" xmlns:aink="http://schemas.microsoft.com/office/drawing/2016/ink" xmlns:am3d="http://schemas.microsoft.com/office/drawing/2017/model3d" xmlns:o="urn:schemas-microsoft-com:office:office" xmlns:oel="http://schemas.microsoft.com/office/2019/extlst" xmlns:r="http://schemas.openxmlformats.org/officeDocument/2006/relationships" xmlns:m="http://schemas.openxmlformats.org/officeDocument/2006/math" xmlns:v="urn:schemas-microsoft-com:vml" xmlns:wp14="http://schemas.microsoft.com/office/word/2010/wordprocessingDrawing" xmlns:wp="http://schemas.openxmlformats.org/drawingml/2006/wordprocessingDrawing" xmlns:w10="urn:schemas-microsoft-com:office:word" xmlns:w="http://schemas.openxmlformats.org/wordprocessingml/2006/main" xmlns:w14="http://schemas.microsoft.com/office/word/2010/wordml" xmlns:w15="http://schemas.microsoft.com/office/word/2012/wordml" xmlns:w16cei="http://schemas.microsoft.com/office/word/2026/wordml/cei" xmlns:w16cex="http://schemas.microsoft.com/office/word/2018/wordml/cex" xmlns:w16cid="http://schemas.microsoft.com/office/word/2016/wordml/cid" xmlns:w16="http://schemas.microsoft.com/office/word/2018/wordml" xmlns:w16du="http://schemas.microsoft.com/office/word/2023/wordml/word16du" xmlns:w16sdtdh="http://schemas.microsoft.com/office/word/2020/wordml/sdtdatahash" xmlns:w16sdtfl="http://schemas.microsoft.com/office/word/2024/wordml/sdtformatlock" xmlns:w16se="http://schemas.microsoft.com/office/word/2015/wordml/symex" xmlns:wpg="http://schemas.microsoft.com/office/word/2010/wordprocessingGroup" xmlns:wpi="http://schemas.microsoft.com/office/word/2010/wordprocessingInk" xmlns:wne="http://schemas.microsoft.com/office/word/2006/wordml" xmlns:wps="http://schemas.microsoft.com/office/word/2010/wordprocessingShape" mc:Ignorable="w14 w15 w16se w16cid w16 w16cex w16sdtdh w16sdtfl w16du wp14">
   <w:p>
     <w:pPr>
       <w:pStyle w:val="Footer"/>
@@ -15917,7 +20763,7 @@
 </file>
 
 <file path=word/footer6.xml><?xml version="1.0" encoding="utf-8"?>
-<w:ftr xmlns:wpc="http://schemas.microsoft.com/office/word/2010/wordprocessingCanvas" xmlns:cx="http://schemas.microsoft.com/office/drawing/2014/chartex" xmlns:cx1="http://schemas.microsoft.com/office/drawing/2015/9/8/chartex" xmlns:cx2="http://schemas.microsoft.com/office/drawing/2015/10/21/chartex" xmlns:cx3="http://schemas.microsoft.com/office/drawing/2016/5/9/chartex" xmlns:cx4="http://schemas.microsoft.com/office/drawing/2016/5/10/chartex" xmlns:cx5="http://schemas.microsoft.com/office/drawing/2016/5/11/chartex" xmlns:cx6="http://schemas.microsoft.com/office/drawing/2016/5/12/chartex" xmlns:cx7="http://schemas.microsoft.com/office/drawing/2016/5/13/chartex" xmlns:cx8="http://schemas.microsoft.com/office/drawing/2016/5/14/chartex" xmlns:mc="http://schemas.openxmlformats.org/markup-compatibility/2006" xmlns:aink="http://schemas.microsoft.com/office/drawing/2016/ink" xmlns:am3d="http://schemas.microsoft.com/office/drawing/2017/model3d" xmlns:o="urn:schemas-microsoft-com:office:office" xmlns:oel="http://schemas.microsoft.com/office/2019/extlst" xmlns:r="http://schemas.openxmlformats.org/officeDocument/2006/relationships" xmlns:m="http://schemas.openxmlformats.org/officeDocument/2006/math" xmlns:v="urn:schemas-microsoft-com:vml" xmlns:wp14="http://schemas.microsoft.com/office/word/2010/wordprocessingDrawing" xmlns:wp="http://schemas.openxmlformats.org/drawingml/2006/wordprocessingDrawing" xmlns:w10="urn:schemas-microsoft-com:office:word" xmlns:w="http://schemas.openxmlformats.org/wordprocessingml/2006/main" xmlns:w14="http://schemas.microsoft.com/office/word/2010/wordml" xmlns:w15="http://schemas.microsoft.com/office/word/2012/wordml" xmlns:w16cex="http://schemas.microsoft.com/office/word/2018/wordml/cex" xmlns:w16cid="http://schemas.microsoft.com/office/word/2016/wordml/cid" xmlns:w16="http://schemas.microsoft.com/office/word/2018/wordml" xmlns:w16du="http://schemas.microsoft.com/office/word/2023/wordml/word16du" xmlns:w16sdtdh="http://schemas.microsoft.com/office/word/2020/wordml/sdtdatahash" xmlns:w16sdtfl="http://schemas.microsoft.com/office/word/2024/wordml/sdtformatlock" xmlns:w16se="http://schemas.microsoft.com/office/word/2015/wordml/symex" xmlns:wpg="http://schemas.microsoft.com/office/word/2010/wordprocessingGroup" xmlns:wpi="http://schemas.microsoft.com/office/word/2010/wordprocessingInk" xmlns:wne="http://schemas.microsoft.com/office/word/2006/wordml" xmlns:wps="http://schemas.microsoft.com/office/word/2010/wordprocessingShape" mc:Ignorable="w14 w15 w16se w16cid w16 w16cex w16sdtdh w16sdtfl w16du wp14">
+<w:ftr xmlns:wpc="http://schemas.microsoft.com/office/word/2010/wordprocessingCanvas" xmlns:cx="http://schemas.microsoft.com/office/drawing/2014/chartex" xmlns:cx1="http://schemas.microsoft.com/office/drawing/2015/9/8/chartex" xmlns:cx2="http://schemas.microsoft.com/office/drawing/2015/10/21/chartex" xmlns:cx3="http://schemas.microsoft.com/office/drawing/2016/5/9/chartex" xmlns:cx4="http://schemas.microsoft.com/office/drawing/2016/5/10/chartex" xmlns:cx5="http://schemas.microsoft.com/office/drawing/2016/5/11/chartex" xmlns:cx6="http://schemas.microsoft.com/office/drawing/2016/5/12/chartex" xmlns:cx7="http://schemas.microsoft.com/office/drawing/2016/5/13/chartex" xmlns:cx8="http://schemas.microsoft.com/office/drawing/2016/5/14/chartex" xmlns:mc="http://schemas.openxmlformats.org/markup-compatibility/2006" xmlns:aink="http://schemas.microsoft.com/office/drawing/2016/ink" xmlns:am3d="http://schemas.microsoft.com/office/drawing/2017/model3d" xmlns:o="urn:schemas-microsoft-com:office:office" xmlns:oel="http://schemas.microsoft.com/office/2019/extlst" xmlns:r="http://schemas.openxmlformats.org/officeDocument/2006/relationships" xmlns:m="http://schemas.openxmlformats.org/officeDocument/2006/math" xmlns:v="urn:schemas-microsoft-com:vml" xmlns:wp14="http://schemas.microsoft.com/office/word/2010/wordprocessingDrawing" xmlns:wp="http://schemas.openxmlformats.org/drawingml/2006/wordprocessingDrawing" xmlns:w10="urn:schemas-microsoft-com:office:word" xmlns:w="http://schemas.openxmlformats.org/wordprocessingml/2006/main" xmlns:w14="http://schemas.microsoft.com/office/word/2010/wordml" xmlns:w15="http://schemas.microsoft.com/office/word/2012/wordml" xmlns:w16cei="http://schemas.microsoft.com/office/word/2026/wordml/cei" xmlns:w16cex="http://schemas.microsoft.com/office/word/2018/wordml/cex" xmlns:w16cid="http://schemas.microsoft.com/office/word/2016/wordml/cid" xmlns:w16="http://schemas.microsoft.com/office/word/2018/wordml" xmlns:w16du="http://schemas.microsoft.com/office/word/2023/wordml/word16du" xmlns:w16sdtdh="http://schemas.microsoft.com/office/word/2020/wordml/sdtdatahash" xmlns:w16sdtfl="http://schemas.microsoft.com/office/word/2024/wordml/sdtformatlock" xmlns:w16se="http://schemas.microsoft.com/office/word/2015/wordml/symex" xmlns:wpg="http://schemas.microsoft.com/office/word/2010/wordprocessingGroup" xmlns:wpi="http://schemas.microsoft.com/office/word/2010/wordprocessingInk" xmlns:wne="http://schemas.microsoft.com/office/word/2006/wordml" xmlns:wps="http://schemas.microsoft.com/office/word/2010/wordprocessingShape" mc:Ignorable="w14 w15 w16se w16cid w16 w16cex w16sdtdh w16sdtfl w16du wp14">
   <w:p>
     <w:pPr>
       <w:pStyle w:val="Footer"/>
@@ -15927,7 +20773,7 @@
 </file>
 
 <file path=word/footer7.xml><?xml version="1.0" encoding="utf-8"?>
-<w:ftr xmlns:wpc="http://schemas.microsoft.com/office/word/2010/wordprocessingCanvas" xmlns:cx="http://schemas.microsoft.com/office/drawing/2014/chartex" xmlns:cx1="http://schemas.microsoft.com/office/drawing/2015/9/8/chartex" xmlns:cx2="http://schemas.microsoft.com/office/drawing/2015/10/21/chartex" xmlns:cx3="http://schemas.microsoft.com/office/drawing/2016/5/9/chartex" xmlns:cx4="http://schemas.microsoft.com/office/drawing/2016/5/10/chartex" xmlns:cx5="http://schemas.microsoft.com/office/drawing/2016/5/11/chartex" xmlns:cx6="http://schemas.microsoft.com/office/drawing/2016/5/12/chartex" xmlns:cx7="http://schemas.microsoft.com/office/drawing/2016/5/13/chartex" xmlns:cx8="http://schemas.microsoft.com/office/drawing/2016/5/14/chartex" xmlns:mc="http://schemas.openxmlformats.org/markup-compatibility/2006" xmlns:aink="http://schemas.microsoft.com/office/drawing/2016/ink" xmlns:am3d="http://schemas.microsoft.com/office/drawing/2017/model3d" xmlns:o="urn:schemas-microsoft-com:office:office" xmlns:oel="http://schemas.microsoft.com/office/2019/extlst" xmlns:r="http://schemas.openxmlformats.org/officeDocument/2006/relationships" xmlns:m="http://schemas.openxmlformats.org/officeDocument/2006/math" xmlns:v="urn:schemas-microsoft-com:vml" xmlns:wp14="http://schemas.microsoft.com/office/word/2010/wordprocessingDrawing" xmlns:wp="http://schemas.openxmlformats.org/drawingml/2006/wordprocessingDrawing" xmlns:w10="urn:schemas-microsoft-com:office:word" xmlns:w="http://schemas.openxmlformats.org/wordprocessingml/2006/main" xmlns:w14="http://schemas.microsoft.com/office/word/2010/wordml" xmlns:w15="http://schemas.microsoft.com/office/word/2012/wordml" xmlns:w16cex="http://schemas.microsoft.com/office/word/2018/wordml/cex" xmlns:w16cid="http://schemas.microsoft.com/office/word/2016/wordml/cid" xmlns:w16="http://schemas.microsoft.com/office/word/2018/wordml" xmlns:w16du="http://schemas.microsoft.com/office/word/2023/wordml/word16du" xmlns:w16sdtdh="http://schemas.microsoft.com/office/word/2020/wordml/sdtdatahash" xmlns:w16sdtfl="http://schemas.microsoft.com/office/word/2024/wordml/sdtformatlock" xmlns:w16se="http://schemas.microsoft.com/office/word/2015/wordml/symex" xmlns:wpg="http://schemas.microsoft.com/office/word/2010/wordprocessingGroup" xmlns:wpi="http://schemas.microsoft.com/office/word/2010/wordprocessingInk" xmlns:wne="http://schemas.microsoft.com/office/word/2006/wordml" xmlns:wps="http://schemas.microsoft.com/office/word/2010/wordprocessingShape" mc:Ignorable="w14 w15 w16se w16cid w16 w16cex w16sdtdh w16sdtfl w16du wp14">
+<w:ftr xmlns:wpc="http://schemas.microsoft.com/office/word/2010/wordprocessingCanvas" xmlns:cx="http://schemas.microsoft.com/office/drawing/2014/chartex" xmlns:cx1="http://schemas.microsoft.com/office/drawing/2015/9/8/chartex" xmlns:cx2="http://schemas.microsoft.com/office/drawing/2015/10/21/chartex" xmlns:cx3="http://schemas.microsoft.com/office/drawing/2016/5/9/chartex" xmlns:cx4="http://schemas.microsoft.com/office/drawing/2016/5/10/chartex" xmlns:cx5="http://schemas.microsoft.com/office/drawing/2016/5/11/chartex" xmlns:cx6="http://schemas.microsoft.com/office/drawing/2016/5/12/chartex" xmlns:cx7="http://schemas.microsoft.com/office/drawing/2016/5/13/chartex" xmlns:cx8="http://schemas.microsoft.com/office/drawing/2016/5/14/chartex" xmlns:mc="http://schemas.openxmlformats.org/markup-compatibility/2006" xmlns:aink="http://schemas.microsoft.com/office/drawing/2016/ink" xmlns:am3d="http://schemas.microsoft.com/office/drawing/2017/model3d" xmlns:o="urn:schemas-microsoft-com:office:office" xmlns:oel="http://schemas.microsoft.com/office/2019/extlst" xmlns:r="http://schemas.openxmlformats.org/officeDocument/2006/relationships" xmlns:m="http://schemas.openxmlformats.org/officeDocument/2006/math" xmlns:v="urn:schemas-microsoft-com:vml" xmlns:wp14="http://schemas.microsoft.com/office/word/2010/wordprocessingDrawing" xmlns:wp="http://schemas.openxmlformats.org/drawingml/2006/wordprocessingDrawing" xmlns:w10="urn:schemas-microsoft-com:office:word" xmlns:w="http://schemas.openxmlformats.org/wordprocessingml/2006/main" xmlns:w14="http://schemas.microsoft.com/office/word/2010/wordml" xmlns:w15="http://schemas.microsoft.com/office/word/2012/wordml" xmlns:w16cei="http://schemas.microsoft.com/office/word/2026/wordml/cei" xmlns:w16cex="http://schemas.microsoft.com/office/word/2018/wordml/cex" xmlns:w16cid="http://schemas.microsoft.com/office/word/2016/wordml/cid" xmlns:w16="http://schemas.microsoft.com/office/word/2018/wordml" xmlns:w16du="http://schemas.microsoft.com/office/word/2023/wordml/word16du" xmlns:w16sdtdh="http://schemas.microsoft.com/office/word/2020/wordml/sdtdatahash" xmlns:w16sdtfl="http://schemas.microsoft.com/office/word/2024/wordml/sdtformatlock" xmlns:w16se="http://schemas.microsoft.com/office/word/2015/wordml/symex" xmlns:wpg="http://schemas.microsoft.com/office/word/2010/wordprocessingGroup" xmlns:wpi="http://schemas.microsoft.com/office/word/2010/wordprocessingInk" xmlns:wne="http://schemas.microsoft.com/office/word/2006/wordml" xmlns:wps="http://schemas.microsoft.com/office/word/2010/wordprocessingShape" mc:Ignorable="w14 w15 w16se w16cid w16 w16cex w16sdtdh w16sdtfl w16du wp14">
   <w:p>
     <w:pPr>
       <w:pStyle w:val="Footer"/>
@@ -15937,7 +20783,7 @@
 </file>
 
 <file path=word/footer8.xml><?xml version="1.0" encoding="utf-8"?>
-<w:ftr xmlns:wpc="http://schemas.microsoft.com/office/word/2010/wordprocessingCanvas" xmlns:cx="http://schemas.microsoft.com/office/drawing/2014/chartex" xmlns:cx1="http://schemas.microsoft.com/office/drawing/2015/9/8/chartex" xmlns:cx2="http://schemas.microsoft.com/office/drawing/2015/10/21/chartex" xmlns:cx3="http://schemas.microsoft.com/office/drawing/2016/5/9/chartex" xmlns:cx4="http://schemas.microsoft.com/office/drawing/2016/5/10/chartex" xmlns:cx5="http://schemas.microsoft.com/office/drawing/2016/5/11/chartex" xmlns:cx6="http://schemas.microsoft.com/office/drawing/2016/5/12/chartex" xmlns:cx7="http://schemas.microsoft.com/office/drawing/2016/5/13/chartex" xmlns:cx8="http://schemas.microsoft.com/office/drawing/2016/5/14/chartex" xmlns:mc="http://schemas.openxmlformats.org/markup-compatibility/2006" xmlns:aink="http://schemas.microsoft.com/office/drawing/2016/ink" xmlns:am3d="http://schemas.microsoft.com/office/drawing/2017/model3d" xmlns:o="urn:schemas-microsoft-com:office:office" xmlns:oel="http://schemas.microsoft.com/office/2019/extlst" xmlns:r="http://schemas.openxmlformats.org/officeDocument/2006/relationships" xmlns:m="http://schemas.openxmlformats.org/officeDocument/2006/math" xmlns:v="urn:schemas-microsoft-com:vml" xmlns:wp14="http://schemas.microsoft.com/office/word/2010/wordprocessingDrawing" xmlns:wp="http://schemas.openxmlformats.org/drawingml/2006/wordprocessingDrawing" xmlns:w10="urn:schemas-microsoft-com:office:word" xmlns:w="http://schemas.openxmlformats.org/wordprocessingml/2006/main" xmlns:w14="http://schemas.microsoft.com/office/word/2010/wordml" xmlns:w15="http://schemas.microsoft.com/office/word/2012/wordml" xmlns:w16cex="http://schemas.microsoft.com/office/word/2018/wordml/cex" xmlns:w16cid="http://schemas.microsoft.com/office/word/2016/wordml/cid" xmlns:w16="http://schemas.microsoft.com/office/word/2018/wordml" xmlns:w16du="http://schemas.microsoft.com/office/word/2023/wordml/word16du" xmlns:w16sdtdh="http://schemas.microsoft.com/office/word/2020/wordml/sdtdatahash" xmlns:w16sdtfl="http://schemas.microsoft.com/office/word/2024/wordml/sdtformatlock" xmlns:w16se="http://schemas.microsoft.com/office/word/2015/wordml/symex" xmlns:wpg="http://schemas.microsoft.com/office/word/2010/wordprocessingGroup" xmlns:wpi="http://schemas.microsoft.com/office/word/2010/wordprocessingInk" xmlns:wne="http://schemas.microsoft.com/office/word/2006/wordml" xmlns:wps="http://schemas.microsoft.com/office/word/2010/wordprocessingShape" mc:Ignorable="w14 w15 w16se w16cid w16 w16cex w16sdtdh w16sdtfl w16du wp14">
+<w:ftr xmlns:wpc="http://schemas.microsoft.com/office/word/2010/wordprocessingCanvas" xmlns:cx="http://schemas.microsoft.com/office/drawing/2014/chartex" xmlns:cx1="http://schemas.microsoft.com/office/drawing/2015/9/8/chartex" xmlns:cx2="http://schemas.microsoft.com/office/drawing/2015/10/21/chartex" xmlns:cx3="http://schemas.microsoft.com/office/drawing/2016/5/9/chartex" xmlns:cx4="http://schemas.microsoft.com/office/drawing/2016/5/10/chartex" xmlns:cx5="http://schemas.microsoft.com/office/drawing/2016/5/11/chartex" xmlns:cx6="http://schemas.microsoft.com/office/drawing/2016/5/12/chartex" xmlns:cx7="http://schemas.microsoft.com/office/drawing/2016/5/13/chartex" xmlns:cx8="http://schemas.microsoft.com/office/drawing/2016/5/14/chartex" xmlns:mc="http://schemas.openxmlformats.org/markup-compatibility/2006" xmlns:aink="http://schemas.microsoft.com/office/drawing/2016/ink" xmlns:am3d="http://schemas.microsoft.com/office/drawing/2017/model3d" xmlns:o="urn:schemas-microsoft-com:office:office" xmlns:oel="http://schemas.microsoft.com/office/2019/extlst" xmlns:r="http://schemas.openxmlformats.org/officeDocument/2006/relationships" xmlns:m="http://schemas.openxmlformats.org/officeDocument/2006/math" xmlns:v="urn:schemas-microsoft-com:vml" xmlns:wp14="http://schemas.microsoft.com/office/word/2010/wordprocessingDrawing" xmlns:wp="http://schemas.openxmlformats.org/drawingml/2006/wordprocessingDrawing" xmlns:w10="urn:schemas-microsoft-com:office:word" xmlns:w="http://schemas.openxmlformats.org/wordprocessingml/2006/main" xmlns:w14="http://schemas.microsoft.com/office/word/2010/wordml" xmlns:w15="http://schemas.microsoft.com/office/word/2012/wordml" xmlns:w16cei="http://schemas.microsoft.com/office/word/2026/wordml/cei" xmlns:w16cex="http://schemas.microsoft.com/office/word/2018/wordml/cex" xmlns:w16cid="http://schemas.microsoft.com/office/word/2016/wordml/cid" xmlns:w16="http://schemas.microsoft.com/office/word/2018/wordml" xmlns:w16du="http://schemas.microsoft.com/office/word/2023/wordml/word16du" xmlns:w16sdtdh="http://schemas.microsoft.com/office/word/2020/wordml/sdtdatahash" xmlns:w16sdtfl="http://schemas.microsoft.com/office/word/2024/wordml/sdtformatlock" xmlns:w16se="http://schemas.microsoft.com/office/word/2015/wordml/symex" xmlns:wpg="http://schemas.microsoft.com/office/word/2010/wordprocessingGroup" xmlns:wpi="http://schemas.microsoft.com/office/word/2010/wordprocessingInk" xmlns:wne="http://schemas.microsoft.com/office/word/2006/wordml" xmlns:wps="http://schemas.microsoft.com/office/word/2010/wordprocessingShape" mc:Ignorable="w14 w15 w16se w16cid w16 w16cex w16sdtdh w16sdtfl w16du wp14">
   <w:p>
     <w:pPr>
       <w:pStyle w:val="Footer"/>
@@ -15947,7 +20793,7 @@
 </file>
 
 <file path=word/footer9.xml><?xml version="1.0" encoding="utf-8"?>
-<w:ftr xmlns:wpc="http://schemas.microsoft.com/office/word/2010/wordprocessingCanvas" xmlns:cx="http://schemas.microsoft.com/office/drawing/2014/chartex" xmlns:cx1="http://schemas.microsoft.com/office/drawing/2015/9/8/chartex" xmlns:cx2="http://schemas.microsoft.com/office/drawing/2015/10/21/chartex" xmlns:cx3="http://schemas.microsoft.com/office/drawing/2016/5/9/chartex" xmlns:cx4="http://schemas.microsoft.com/office/drawing/2016/5/10/chartex" xmlns:cx5="http://schemas.microsoft.com/office/drawing/2016/5/11/chartex" xmlns:cx6="http://schemas.microsoft.com/office/drawing/2016/5/12/chartex" xmlns:cx7="http://schemas.microsoft.com/office/drawing/2016/5/13/chartex" xmlns:cx8="http://schemas.microsoft.com/office/drawing/2016/5/14/chartex" xmlns:mc="http://schemas.openxmlformats.org/markup-compatibility/2006" xmlns:aink="http://schemas.microsoft.com/office/drawing/2016/ink" xmlns:am3d="http://schemas.microsoft.com/office/drawing/2017/model3d" xmlns:o="urn:schemas-microsoft-com:office:office" xmlns:oel="http://schemas.microsoft.com/office/2019/extlst" xmlns:r="http://schemas.openxmlformats.org/officeDocument/2006/relationships" xmlns:m="http://schemas.openxmlformats.org/officeDocument/2006/math" xmlns:v="urn:schemas-microsoft-com:vml" xmlns:wp14="http://schemas.microsoft.com/office/word/2010/wordprocessingDrawing" xmlns:wp="http://schemas.openxmlformats.org/drawingml/2006/wordprocessingDrawing" xmlns:w10="urn:schemas-microsoft-com:office:word" xmlns:w="http://schemas.openxmlformats.org/wordprocessingml/2006/main" xmlns:w14="http://schemas.microsoft.com/office/word/2010/wordml" xmlns:w15="http://schemas.microsoft.com/office/word/2012/wordml" xmlns:w16cex="http://schemas.microsoft.com/office/word/2018/wordml/cex" xmlns:w16cid="http://schemas.microsoft.com/office/word/2016/wordml/cid" xmlns:w16="http://schemas.microsoft.com/office/word/2018/wordml" xmlns:w16du="http://schemas.microsoft.com/office/word/2023/wordml/word16du" xmlns:w16sdtdh="http://schemas.microsoft.com/office/word/2020/wordml/sdtdatahash" xmlns:w16sdtfl="http://schemas.microsoft.com/office/word/2024/wordml/sdtformatlock" xmlns:w16se="http://schemas.microsoft.com/office/word/2015/wordml/symex" xmlns:wpg="http://schemas.microsoft.com/office/word/2010/wordprocessingGroup" xmlns:wpi="http://schemas.microsoft.com/office/word/2010/wordprocessingInk" xmlns:wne="http://schemas.microsoft.com/office/word/2006/wordml" xmlns:wps="http://schemas.microsoft.com/office/word/2010/wordprocessingShape" mc:Ignorable="w14 w15 w16se w16cid w16 w16cex w16sdtdh w16sdtfl w16du wp14">
+<w:ftr xmlns:wpc="http://schemas.microsoft.com/office/word/2010/wordprocessingCanvas" xmlns:cx="http://schemas.microsoft.com/office/drawing/2014/chartex" xmlns:cx1="http://schemas.microsoft.com/office/drawing/2015/9/8/chartex" xmlns:cx2="http://schemas.microsoft.com/office/drawing/2015/10/21/chartex" xmlns:cx3="http://schemas.microsoft.com/office/drawing/2016/5/9/chartex" xmlns:cx4="http://schemas.microsoft.com/office/drawing/2016/5/10/chartex" xmlns:cx5="http://schemas.microsoft.com/office/drawing/2016/5/11/chartex" xmlns:cx6="http://schemas.microsoft.com/office/drawing/2016/5/12/chartex" xmlns:cx7="http://schemas.microsoft.com/office/drawing/2016/5/13/chartex" xmlns:cx8="http://schemas.microsoft.com/office/drawing/2016/5/14/chartex" xmlns:mc="http://schemas.openxmlformats.org/markup-compatibility/2006" xmlns:aink="http://schemas.microsoft.com/office/drawing/2016/ink" xmlns:am3d="http://schemas.microsoft.com/office/drawing/2017/model3d" xmlns:o="urn:schemas-microsoft-com:office:office" xmlns:oel="http://schemas.microsoft.com/office/2019/extlst" xmlns:r="http://schemas.openxmlformats.org/officeDocument/2006/relationships" xmlns:m="http://schemas.openxmlformats.org/officeDocument/2006/math" xmlns:v="urn:schemas-microsoft-com:vml" xmlns:wp14="http://schemas.microsoft.com/office/word/2010/wordprocessingDrawing" xmlns:wp="http://schemas.openxmlformats.org/drawingml/2006/wordprocessingDrawing" xmlns:w10="urn:schemas-microsoft-com:office:word" xmlns:w="http://schemas.openxmlformats.org/wordprocessingml/2006/main" xmlns:w14="http://schemas.microsoft.com/office/word/2010/wordml" xmlns:w15="http://schemas.microsoft.com/office/word/2012/wordml" xmlns:w16cei="http://schemas.microsoft.com/office/word/2026/wordml/cei" xmlns:w16cex="http://schemas.microsoft.com/office/word/2018/wordml/cex" xmlns:w16cid="http://schemas.microsoft.com/office/word/2016/wordml/cid" xmlns:w16="http://schemas.microsoft.com/office/word/2018/wordml" xmlns:w16du="http://schemas.microsoft.com/office/word/2023/wordml/word16du" xmlns:w16sdtdh="http://schemas.microsoft.com/office/word/2020/wordml/sdtdatahash" xmlns:w16sdtfl="http://schemas.microsoft.com/office/word/2024/wordml/sdtformatlock" xmlns:w16se="http://schemas.microsoft.com/office/word/2015/wordml/symex" xmlns:wpg="http://schemas.microsoft.com/office/word/2010/wordprocessingGroup" xmlns:wpi="http://schemas.microsoft.com/office/word/2010/wordprocessingInk" xmlns:wne="http://schemas.microsoft.com/office/word/2006/wordml" xmlns:wps="http://schemas.microsoft.com/office/word/2010/wordprocessingShape" mc:Ignorable="w14 w15 w16se w16cid w16 w16cex w16sdtdh w16sdtfl w16du wp14">
   <w:p>
     <w:pPr>
       <w:spacing w:before="12"/>
@@ -16041,7 +20887,7 @@
 </file>
 
 <file path=word/footnotes.xml><?xml version="1.0" encoding="utf-8"?>
-<w:footnotes xmlns:wpc="http://schemas.microsoft.com/office/word/2010/wordprocessingCanvas" xmlns:cx="http://schemas.microsoft.com/office/drawing/2014/chartex" xmlns:cx1="http://schemas.microsoft.com/office/drawing/2015/9/8/chartex" xmlns:cx2="http://schemas.microsoft.com/office/drawing/2015/10/21/chartex" xmlns:cx3="http://schemas.microsoft.com/office/drawing/2016/5/9/chartex" xmlns:cx4="http://schemas.microsoft.com/office/drawing/2016/5/10/chartex" xmlns:cx5="http://schemas.microsoft.com/office/drawing/2016/5/11/chartex" xmlns:cx6="http://schemas.microsoft.com/office/drawing/2016/5/12/chartex" xmlns:cx7="http://schemas.microsoft.com/office/drawing/2016/5/13/chartex" xmlns:cx8="http://schemas.microsoft.com/office/drawing/2016/5/14/chartex" xmlns:mc="http://schemas.openxmlformats.org/markup-compatibility/2006" xmlns:aink="http://schemas.microsoft.com/office/drawing/2016/ink" xmlns:am3d="http://schemas.microsoft.com/office/drawing/2017/model3d" xmlns:o="urn:schemas-microsoft-com:office:office" xmlns:oel="http://schemas.microsoft.com/office/2019/extlst" xmlns:r="http://schemas.openxmlformats.org/officeDocument/2006/relationships" xmlns:m="http://schemas.openxmlformats.org/officeDocument/2006/math" xmlns:v="urn:schemas-microsoft-com:vml" xmlns:wp14="http://schemas.microsoft.com/office/word/2010/wordprocessingDrawing" xmlns:wp="http://schemas.openxmlformats.org/drawingml/2006/wordprocessingDrawing" xmlns:w10="urn:schemas-microsoft-com:office:word" xmlns:w="http://schemas.openxmlformats.org/wordprocessingml/2006/main" xmlns:w14="http://schemas.microsoft.com/office/word/2010/wordml" xmlns:w15="http://schemas.microsoft.com/office/word/2012/wordml" xmlns:w16cex="http://schemas.microsoft.com/office/word/2018/wordml/cex" xmlns:w16cid="http://schemas.microsoft.com/office/word/2016/wordml/cid" xmlns:w16="http://schemas.microsoft.com/office/word/2018/wordml" xmlns:w16du="http://schemas.microsoft.com/office/word/2023/wordml/word16du" xmlns:w16sdtdh="http://schemas.microsoft.com/office/word/2020/wordml/sdtdatahash" xmlns:w16sdtfl="http://schemas.microsoft.com/office/word/2024/wordml/sdtformatlock" xmlns:w16se="http://schemas.microsoft.com/office/word/2015/wordml/symex" xmlns:wpg="http://schemas.microsoft.com/office/word/2010/wordprocessingGroup" xmlns:wpi="http://schemas.microsoft.com/office/word/2010/wordprocessingInk" xmlns:wne="http://schemas.microsoft.com/office/word/2006/wordml" xmlns:wps="http://schemas.microsoft.com/office/word/2010/wordprocessingShape" mc:Ignorable="w14 w15 w16se w16cid w16 w16cex w16sdtdh w16sdtfl w16du wp14">
+<w:footnotes xmlns:wpc="http://schemas.microsoft.com/office/word/2010/wordprocessingCanvas" xmlns:cx="http://schemas.microsoft.com/office/drawing/2014/chartex" xmlns:cx1="http://schemas.microsoft.com/office/drawing/2015/9/8/chartex" xmlns:cx2="http://schemas.microsoft.com/office/drawing/2015/10/21/chartex" xmlns:cx3="http://schemas.microsoft.com/office/drawing/2016/5/9/chartex" xmlns:cx4="http://schemas.microsoft.com/office/drawing/2016/5/10/chartex" xmlns:cx5="http://schemas.microsoft.com/office/drawing/2016/5/11/chartex" xmlns:cx6="http://schemas.microsoft.com/office/drawing/2016/5/12/chartex" xmlns:cx7="http://schemas.microsoft.com/office/drawing/2016/5/13/chartex" xmlns:cx8="http://schemas.microsoft.com/office/drawing/2016/5/14/chartex" xmlns:mc="http://schemas.openxmlformats.org/markup-compatibility/2006" xmlns:aink="http://schemas.microsoft.com/office/drawing/2016/ink" xmlns:am3d="http://schemas.microsoft.com/office/drawing/2017/model3d" xmlns:o="urn:schemas-microsoft-com:office:office" xmlns:oel="http://schemas.microsoft.com/office/2019/extlst" xmlns:r="http://schemas.openxmlformats.org/officeDocument/2006/relationships" xmlns:m="http://schemas.openxmlformats.org/officeDocument/2006/math" xmlns:v="urn:schemas-microsoft-com:vml" xmlns:wp14="http://schemas.microsoft.com/office/word/2010/wordprocessingDrawing" xmlns:wp="http://schemas.openxmlformats.org/drawingml/2006/wordprocessingDrawing" xmlns:w10="urn:schemas-microsoft-com:office:word" xmlns:w="http://schemas.openxmlformats.org/wordprocessingml/2006/main" xmlns:w14="http://schemas.microsoft.com/office/word/2010/wordml" xmlns:w15="http://schemas.microsoft.com/office/word/2012/wordml" xmlns:w16cei="http://schemas.microsoft.com/office/word/2026/wordml/cei" xmlns:w16cex="http://schemas.microsoft.com/office/word/2018/wordml/cex" xmlns:w16cid="http://schemas.microsoft.com/office/word/2016/wordml/cid" xmlns:w16="http://schemas.microsoft.com/office/word/2018/wordml" xmlns:w16du="http://schemas.microsoft.com/office/word/2023/wordml/word16du" xmlns:w16sdtdh="http://schemas.microsoft.com/office/word/2020/wordml/sdtdatahash" xmlns:w16sdtfl="http://schemas.microsoft.com/office/word/2024/wordml/sdtformatlock" xmlns:w16se="http://schemas.microsoft.com/office/word/2015/wordml/symex" xmlns:wpg="http://schemas.microsoft.com/office/word/2010/wordprocessingGroup" xmlns:wpi="http://schemas.microsoft.com/office/word/2010/wordprocessingInk" xmlns:wne="http://schemas.microsoft.com/office/word/2006/wordml" xmlns:wps="http://schemas.microsoft.com/office/word/2010/wordprocessingShape" mc:Ignorable="w14 w15 w16se w16cid w16 w16cex w16sdtdh w16sdtfl w16du wp14">
   <w:footnote w:type="separator" w:id="-1">
     <w:p>
       <w:pPr>
@@ -16066,7 +20912,7 @@
 </file>
 
 <file path=word/header1.xml><?xml version="1.0" encoding="utf-8"?>
-<w:hdr xmlns:wpc="http://schemas.microsoft.com/office/word/2010/wordprocessingCanvas" xmlns:cx="http://schemas.microsoft.com/office/drawing/2014/chartex" xmlns:cx1="http://schemas.microsoft.com/office/drawing/2015/9/8/chartex" xmlns:cx2="http://schemas.microsoft.com/office/drawing/2015/10/21/chartex" xmlns:cx3="http://schemas.microsoft.com/office/drawing/2016/5/9/chartex" xmlns:cx4="http://schemas.microsoft.com/office/drawing/2016/5/10/chartex" xmlns:cx5="http://schemas.microsoft.com/office/drawing/2016/5/11/chartex" xmlns:cx6="http://schemas.microsoft.com/office/drawing/2016/5/12/chartex" xmlns:cx7="http://schemas.microsoft.com/office/drawing/2016/5/13/chartex" xmlns:cx8="http://schemas.microsoft.com/office/drawing/2016/5/14/chartex" xmlns:mc="http://schemas.openxmlformats.org/markup-compatibility/2006" xmlns:aink="http://schemas.microsoft.com/office/drawing/2016/ink" xmlns:am3d="http://schemas.microsoft.com/office/drawing/2017/model3d" xmlns:o="urn:schemas-microsoft-com:office:office" xmlns:oel="http://schemas.microsoft.com/office/2019/extlst" xmlns:r="http://schemas.openxmlformats.org/officeDocument/2006/relationships" xmlns:m="http://schemas.openxmlformats.org/officeDocument/2006/math" xmlns:v="urn:schemas-microsoft-com:vml" xmlns:wp14="http://schemas.microsoft.com/office/word/2010/wordprocessingDrawing" xmlns:wp="http://schemas.openxmlformats.org/drawingml/2006/wordprocessingDrawing" xmlns:w10="urn:schemas-microsoft-com:office:word" xmlns:w="http://schemas.openxmlformats.org/wordprocessingml/2006/main" xmlns:w14="http://schemas.microsoft.com/office/word/2010/wordml" xmlns:w15="http://schemas.microsoft.com/office/word/2012/wordml" xmlns:w16cex="http://schemas.microsoft.com/office/word/2018/wordml/cex" xmlns:w16cid="http://schemas.microsoft.com/office/word/2016/wordml/cid" xmlns:w16="http://schemas.microsoft.com/office/word/2018/wordml" xmlns:w16du="http://schemas.microsoft.com/office/word/2023/wordml/word16du" xmlns:w16sdtdh="http://schemas.microsoft.com/office/word/2020/wordml/sdtdatahash" xmlns:w16sdtfl="http://schemas.microsoft.com/office/word/2024/wordml/sdtformatlock" xmlns:w16se="http://schemas.microsoft.com/office/word/2015/wordml/symex" xmlns:wpg="http://schemas.microsoft.com/office/word/2010/wordprocessingGroup" xmlns:wpi="http://schemas.microsoft.com/office/word/2010/wordprocessingInk" xmlns:wne="http://schemas.microsoft.com/office/word/2006/wordml" xmlns:wps="http://schemas.microsoft.com/office/word/2010/wordprocessingShape" mc:Ignorable="w14 w15 w16se w16cid w16 w16cex w16sdtdh w16sdtfl w16du wp14">
+<w:hdr xmlns:wpc="http://schemas.microsoft.com/office/word/2010/wordprocessingCanvas" xmlns:cx="http://schemas.microsoft.com/office/drawing/2014/chartex" xmlns:cx1="http://schemas.microsoft.com/office/drawing/2015/9/8/chartex" xmlns:cx2="http://schemas.microsoft.com/office/drawing/2015/10/21/chartex" xmlns:cx3="http://schemas.microsoft.com/office/drawing/2016/5/9/chartex" xmlns:cx4="http://schemas.microsoft.com/office/drawing/2016/5/10/chartex" xmlns:cx5="http://schemas.microsoft.com/office/drawing/2016/5/11/chartex" xmlns:cx6="http://schemas.microsoft.com/office/drawing/2016/5/12/chartex" xmlns:cx7="http://schemas.microsoft.com/office/drawing/2016/5/13/chartex" xmlns:cx8="http://schemas.microsoft.com/office/drawing/2016/5/14/chartex" xmlns:mc="http://schemas.openxmlformats.org/markup-compatibility/2006" xmlns:aink="http://schemas.microsoft.com/office/drawing/2016/ink" xmlns:am3d="http://schemas.microsoft.com/office/drawing/2017/model3d" xmlns:o="urn:schemas-microsoft-com:office:office" xmlns:oel="http://schemas.microsoft.com/office/2019/extlst" xmlns:r="http://schemas.openxmlformats.org/officeDocument/2006/relationships" xmlns:m="http://schemas.openxmlformats.org/officeDocument/2006/math" xmlns:v="urn:schemas-microsoft-com:vml" xmlns:wp14="http://schemas.microsoft.com/office/word/2010/wordprocessingDrawing" xmlns:wp="http://schemas.openxmlformats.org/drawingml/2006/wordprocessingDrawing" xmlns:w10="urn:schemas-microsoft-com:office:word" xmlns:w="http://schemas.openxmlformats.org/wordprocessingml/2006/main" xmlns:w14="http://schemas.microsoft.com/office/word/2010/wordml" xmlns:w15="http://schemas.microsoft.com/office/word/2012/wordml" xmlns:w16cei="http://schemas.microsoft.com/office/word/2026/wordml/cei" xmlns:w16cex="http://schemas.microsoft.com/office/word/2018/wordml/cex" xmlns:w16cid="http://schemas.microsoft.com/office/word/2016/wordml/cid" xmlns:w16="http://schemas.microsoft.com/office/word/2018/wordml" xmlns:w16du="http://schemas.microsoft.com/office/word/2023/wordml/word16du" xmlns:w16sdtdh="http://schemas.microsoft.com/office/word/2020/wordml/sdtdatahash" xmlns:w16sdtfl="http://schemas.microsoft.com/office/word/2024/wordml/sdtformatlock" xmlns:w16se="http://schemas.microsoft.com/office/word/2015/wordml/symex" xmlns:wpg="http://schemas.microsoft.com/office/word/2010/wordprocessingGroup" xmlns:wpi="http://schemas.microsoft.com/office/word/2010/wordprocessingInk" xmlns:wne="http://schemas.microsoft.com/office/word/2006/wordml" xmlns:wps="http://schemas.microsoft.com/office/word/2010/wordprocessingShape" mc:Ignorable="w14 w15 w16se w16cid w16 w16cex w16sdtdh w16sdtfl w16du wp14">
   <w:p>
     <w:pPr>
       <w:pStyle w:val="Header"/>
@@ -16076,7 +20922,7 @@
 </file>
 
 <file path=word/header10.xml><?xml version="1.0" encoding="utf-8"?>
-<w:hdr xmlns:wpc="http://schemas.microsoft.com/office/word/2010/wordprocessingCanvas" xmlns:cx="http://schemas.microsoft.com/office/drawing/2014/chartex" xmlns:cx1="http://schemas.microsoft.com/office/drawing/2015/9/8/chartex" xmlns:cx2="http://schemas.microsoft.com/office/drawing/2015/10/21/chartex" xmlns:cx3="http://schemas.microsoft.com/office/drawing/2016/5/9/chartex" xmlns:cx4="http://schemas.microsoft.com/office/drawing/2016/5/10/chartex" xmlns:cx5="http://schemas.microsoft.com/office/drawing/2016/5/11/chartex" xmlns:cx6="http://schemas.microsoft.com/office/drawing/2016/5/12/chartex" xmlns:cx7="http://schemas.microsoft.com/office/drawing/2016/5/13/chartex" xmlns:cx8="http://schemas.microsoft.com/office/drawing/2016/5/14/chartex" xmlns:mc="http://schemas.openxmlformats.org/markup-compatibility/2006" xmlns:aink="http://schemas.microsoft.com/office/drawing/2016/ink" xmlns:am3d="http://schemas.microsoft.com/office/drawing/2017/model3d" xmlns:o="urn:schemas-microsoft-com:office:office" xmlns:oel="http://schemas.microsoft.com/office/2019/extlst" xmlns:r="http://schemas.openxmlformats.org/officeDocument/2006/relationships" xmlns:m="http://schemas.openxmlformats.org/officeDocument/2006/math" xmlns:v="urn:schemas-microsoft-com:vml" xmlns:wp14="http://schemas.microsoft.com/office/word/2010/wordprocessingDrawing" xmlns:wp="http://schemas.openxmlformats.org/drawingml/2006/wordprocessingDrawing" xmlns:w10="urn:schemas-microsoft-com:office:word" xmlns:w="http://schemas.openxmlformats.org/wordprocessingml/2006/main" xmlns:w14="http://schemas.microsoft.com/office/word/2010/wordml" xmlns:w15="http://schemas.microsoft.com/office/word/2012/wordml" xmlns:w16cex="http://schemas.microsoft.com/office/word/2018/wordml/cex" xmlns:w16cid="http://schemas.microsoft.com/office/word/2016/wordml/cid" xmlns:w16="http://schemas.microsoft.com/office/word/2018/wordml" xmlns:w16du="http://schemas.microsoft.com/office/word/2023/wordml/word16du" xmlns:w16sdtdh="http://schemas.microsoft.com/office/word/2020/wordml/sdtdatahash" xmlns:w16sdtfl="http://schemas.microsoft.com/office/word/2024/wordml/sdtformatlock" xmlns:w16se="http://schemas.microsoft.com/office/word/2015/wordml/symex" xmlns:wpg="http://schemas.microsoft.com/office/word/2010/wordprocessingGroup" xmlns:wpi="http://schemas.microsoft.com/office/word/2010/wordprocessingInk" xmlns:wne="http://schemas.microsoft.com/office/word/2006/wordml" xmlns:wps="http://schemas.microsoft.com/office/word/2010/wordprocessingShape" mc:Ignorable="w14 w15 w16se w16cid w16 w16cex w16sdtdh w16sdtfl w16du wp14">
+<w:hdr xmlns:wpc="http://schemas.microsoft.com/office/word/2010/wordprocessingCanvas" xmlns:cx="http://schemas.microsoft.com/office/drawing/2014/chartex" xmlns:cx1="http://schemas.microsoft.com/office/drawing/2015/9/8/chartex" xmlns:cx2="http://schemas.microsoft.com/office/drawing/2015/10/21/chartex" xmlns:cx3="http://schemas.microsoft.com/office/drawing/2016/5/9/chartex" xmlns:cx4="http://schemas.microsoft.com/office/drawing/2016/5/10/chartex" xmlns:cx5="http://schemas.microsoft.com/office/drawing/2016/5/11/chartex" xmlns:cx6="http://schemas.microsoft.com/office/drawing/2016/5/12/chartex" xmlns:cx7="http://schemas.microsoft.com/office/drawing/2016/5/13/chartex" xmlns:cx8="http://schemas.microsoft.com/office/drawing/2016/5/14/chartex" xmlns:mc="http://schemas.openxmlformats.org/markup-compatibility/2006" xmlns:aink="http://schemas.microsoft.com/office/drawing/2016/ink" xmlns:am3d="http://schemas.microsoft.com/office/drawing/2017/model3d" xmlns:o="urn:schemas-microsoft-com:office:office" xmlns:oel="http://schemas.microsoft.com/office/2019/extlst" xmlns:r="http://schemas.openxmlformats.org/officeDocument/2006/relationships" xmlns:m="http://schemas.openxmlformats.org/officeDocument/2006/math" xmlns:v="urn:schemas-microsoft-com:vml" xmlns:wp14="http://schemas.microsoft.com/office/word/2010/wordprocessingDrawing" xmlns:wp="http://schemas.openxmlformats.org/drawingml/2006/wordprocessingDrawing" xmlns:w10="urn:schemas-microsoft-com:office:word" xmlns:w="http://schemas.openxmlformats.org/wordprocessingml/2006/main" xmlns:w14="http://schemas.microsoft.com/office/word/2010/wordml" xmlns:w15="http://schemas.microsoft.com/office/word/2012/wordml" xmlns:w16cei="http://schemas.microsoft.com/office/word/2026/wordml/cei" xmlns:w16cex="http://schemas.microsoft.com/office/word/2018/wordml/cex" xmlns:w16cid="http://schemas.microsoft.com/office/word/2016/wordml/cid" xmlns:w16="http://schemas.microsoft.com/office/word/2018/wordml" xmlns:w16du="http://schemas.microsoft.com/office/word/2023/wordml/word16du" xmlns:w16sdtdh="http://schemas.microsoft.com/office/word/2020/wordml/sdtdatahash" xmlns:w16sdtfl="http://schemas.microsoft.com/office/word/2024/wordml/sdtformatlock" xmlns:w16se="http://schemas.microsoft.com/office/word/2015/wordml/symex" xmlns:wpg="http://schemas.microsoft.com/office/word/2010/wordprocessingGroup" xmlns:wpi="http://schemas.microsoft.com/office/word/2010/wordprocessingInk" xmlns:wne="http://schemas.microsoft.com/office/word/2006/wordml" xmlns:wps="http://schemas.microsoft.com/office/word/2010/wordprocessingShape" mc:Ignorable="w14 w15 w16se w16cid w16 w16cex w16sdtdh w16sdtfl w16du wp14">
   <w:p>
     <w:pPr>
       <w:pStyle w:val="Header"/>
@@ -16086,7 +20932,7 @@
 </file>
 
 <file path=word/header11.xml><?xml version="1.0" encoding="utf-8"?>
-<w:hdr xmlns:wpc="http://schemas.microsoft.com/office/word/2010/wordprocessingCanvas" xmlns:cx="http://schemas.microsoft.com/office/drawing/2014/chartex" xmlns:cx1="http://schemas.microsoft.com/office/drawing/2015/9/8/chartex" xmlns:cx2="http://schemas.microsoft.com/office/drawing/2015/10/21/chartex" xmlns:cx3="http://schemas.microsoft.com/office/drawing/2016/5/9/chartex" xmlns:cx4="http://schemas.microsoft.com/office/drawing/2016/5/10/chartex" xmlns:cx5="http://schemas.microsoft.com/office/drawing/2016/5/11/chartex" xmlns:cx6="http://schemas.microsoft.com/office/drawing/2016/5/12/chartex" xmlns:cx7="http://schemas.microsoft.com/office/drawing/2016/5/13/chartex" xmlns:cx8="http://schemas.microsoft.com/office/drawing/2016/5/14/chartex" xmlns:mc="http://schemas.openxmlformats.org/markup-compatibility/2006" xmlns:aink="http://schemas.microsoft.com/office/drawing/2016/ink" xmlns:am3d="http://schemas.microsoft.com/office/drawing/2017/model3d" xmlns:o="urn:schemas-microsoft-com:office:office" xmlns:oel="http://schemas.microsoft.com/office/2019/extlst" xmlns:r="http://schemas.openxmlformats.org/officeDocument/2006/relationships" xmlns:m="http://schemas.openxmlformats.org/officeDocument/2006/math" xmlns:v="urn:schemas-microsoft-com:vml" xmlns:wp14="http://schemas.microsoft.com/office/word/2010/wordprocessingDrawing" xmlns:wp="http://schemas.openxmlformats.org/drawingml/2006/wordprocessingDrawing" xmlns:w10="urn:schemas-microsoft-com:office:word" xmlns:w="http://schemas.openxmlformats.org/wordprocessingml/2006/main" xmlns:w14="http://schemas.microsoft.com/office/word/2010/wordml" xmlns:w15="http://schemas.microsoft.com/office/word/2012/wordml" xmlns:w16cex="http://schemas.microsoft.com/office/word/2018/wordml/cex" xmlns:w16cid="http://schemas.microsoft.com/office/word/2016/wordml/cid" xmlns:w16="http://schemas.microsoft.com/office/word/2018/wordml" xmlns:w16du="http://schemas.microsoft.com/office/word/2023/wordml/word16du" xmlns:w16sdtdh="http://schemas.microsoft.com/office/word/2020/wordml/sdtdatahash" xmlns:w16sdtfl="http://schemas.microsoft.com/office/word/2024/wordml/sdtformatlock" xmlns:w16se="http://schemas.microsoft.com/office/word/2015/wordml/symex" xmlns:wpg="http://schemas.microsoft.com/office/word/2010/wordprocessingGroup" xmlns:wpi="http://schemas.microsoft.com/office/word/2010/wordprocessingInk" xmlns:wne="http://schemas.microsoft.com/office/word/2006/wordml" xmlns:wps="http://schemas.microsoft.com/office/word/2010/wordprocessingShape" mc:Ignorable="w14 w15 w16se w16cid w16 w16cex w16sdtdh w16sdtfl w16du wp14">
+<w:hdr xmlns:wpc="http://schemas.microsoft.com/office/word/2010/wordprocessingCanvas" xmlns:cx="http://schemas.microsoft.com/office/drawing/2014/chartex" xmlns:cx1="http://schemas.microsoft.com/office/drawing/2015/9/8/chartex" xmlns:cx2="http://schemas.microsoft.com/office/drawing/2015/10/21/chartex" xmlns:cx3="http://schemas.microsoft.com/office/drawing/2016/5/9/chartex" xmlns:cx4="http://schemas.microsoft.com/office/drawing/2016/5/10/chartex" xmlns:cx5="http://schemas.microsoft.com/office/drawing/2016/5/11/chartex" xmlns:cx6="http://schemas.microsoft.com/office/drawing/2016/5/12/chartex" xmlns:cx7="http://schemas.microsoft.com/office/drawing/2016/5/13/chartex" xmlns:cx8="http://schemas.microsoft.com/office/drawing/2016/5/14/chartex" xmlns:mc="http://schemas.openxmlformats.org/markup-compatibility/2006" xmlns:aink="http://schemas.microsoft.com/office/drawing/2016/ink" xmlns:am3d="http://schemas.microsoft.com/office/drawing/2017/model3d" xmlns:o="urn:schemas-microsoft-com:office:office" xmlns:oel="http://schemas.microsoft.com/office/2019/extlst" xmlns:r="http://schemas.openxmlformats.org/officeDocument/2006/relationships" xmlns:m="http://schemas.openxmlformats.org/officeDocument/2006/math" xmlns:v="urn:schemas-microsoft-com:vml" xmlns:wp14="http://schemas.microsoft.com/office/word/2010/wordprocessingDrawing" xmlns:wp="http://schemas.openxmlformats.org/drawingml/2006/wordprocessingDrawing" xmlns:w10="urn:schemas-microsoft-com:office:word" xmlns:w="http://schemas.openxmlformats.org/wordprocessingml/2006/main" xmlns:w14="http://schemas.microsoft.com/office/word/2010/wordml" xmlns:w15="http://schemas.microsoft.com/office/word/2012/wordml" xmlns:w16cei="http://schemas.microsoft.com/office/word/2026/wordml/cei" xmlns:w16cex="http://schemas.microsoft.com/office/word/2018/wordml/cex" xmlns:w16cid="http://schemas.microsoft.com/office/word/2016/wordml/cid" xmlns:w16="http://schemas.microsoft.com/office/word/2018/wordml" xmlns:w16du="http://schemas.microsoft.com/office/word/2023/wordml/word16du" xmlns:w16sdtdh="http://schemas.microsoft.com/office/word/2020/wordml/sdtdatahash" xmlns:w16sdtfl="http://schemas.microsoft.com/office/word/2024/wordml/sdtformatlock" xmlns:w16se="http://schemas.microsoft.com/office/word/2015/wordml/symex" xmlns:wpg="http://schemas.microsoft.com/office/word/2010/wordprocessingGroup" xmlns:wpi="http://schemas.microsoft.com/office/word/2010/wordprocessingInk" xmlns:wne="http://schemas.microsoft.com/office/word/2006/wordml" xmlns:wps="http://schemas.microsoft.com/office/word/2010/wordprocessingShape" mc:Ignorable="w14 w15 w16se w16cid w16 w16cex w16sdtdh w16sdtfl w16du wp14">
   <w:p>
     <w:pPr>
       <w:pStyle w:val="Header"/>
@@ -16096,7 +20942,7 @@
 </file>
 
 <file path=word/header12.xml><?xml version="1.0" encoding="utf-8"?>
-<w:hdr xmlns:wpc="http://schemas.microsoft.com/office/word/2010/wordprocessingCanvas" xmlns:cx="http://schemas.microsoft.com/office/drawing/2014/chartex" xmlns:cx1="http://schemas.microsoft.com/office/drawing/2015/9/8/chartex" xmlns:cx2="http://schemas.microsoft.com/office/drawing/2015/10/21/chartex" xmlns:cx3="http://schemas.microsoft.com/office/drawing/2016/5/9/chartex" xmlns:cx4="http://schemas.microsoft.com/office/drawing/2016/5/10/chartex" xmlns:cx5="http://schemas.microsoft.com/office/drawing/2016/5/11/chartex" xmlns:cx6="http://schemas.microsoft.com/office/drawing/2016/5/12/chartex" xmlns:cx7="http://schemas.microsoft.com/office/drawing/2016/5/13/chartex" xmlns:cx8="http://schemas.microsoft.com/office/drawing/2016/5/14/chartex" xmlns:mc="http://schemas.openxmlformats.org/markup-compatibility/2006" xmlns:aink="http://schemas.microsoft.com/office/drawing/2016/ink" xmlns:am3d="http://schemas.microsoft.com/office/drawing/2017/model3d" xmlns:o="urn:schemas-microsoft-com:office:office" xmlns:oel="http://schemas.microsoft.com/office/2019/extlst" xmlns:r="http://schemas.openxmlformats.org/officeDocument/2006/relationships" xmlns:m="http://schemas.openxmlformats.org/officeDocument/2006/math" xmlns:v="urn:schemas-microsoft-com:vml" xmlns:wp14="http://schemas.microsoft.com/office/word/2010/wordprocessingDrawing" xmlns:wp="http://schemas.openxmlformats.org/drawingml/2006/wordprocessingDrawing" xmlns:w10="urn:schemas-microsoft-com:office:word" xmlns:w="http://schemas.openxmlformats.org/wordprocessingml/2006/main" xmlns:w14="http://schemas.microsoft.com/office/word/2010/wordml" xmlns:w15="http://schemas.microsoft.com/office/word/2012/wordml" xmlns:w16cex="http://schemas.microsoft.com/office/word/2018/wordml/cex" xmlns:w16cid="http://schemas.microsoft.com/office/word/2016/wordml/cid" xmlns:w16="http://schemas.microsoft.com/office/word/2018/wordml" xmlns:w16du="http://schemas.microsoft.com/office/word/2023/wordml/word16du" xmlns:w16sdtdh="http://schemas.microsoft.com/office/word/2020/wordml/sdtdatahash" xmlns:w16sdtfl="http://schemas.microsoft.com/office/word/2024/wordml/sdtformatlock" xmlns:w16se="http://schemas.microsoft.com/office/word/2015/wordml/symex" xmlns:wpg="http://schemas.microsoft.com/office/word/2010/wordprocessingGroup" xmlns:wpi="http://schemas.microsoft.com/office/word/2010/wordprocessingInk" xmlns:wne="http://schemas.microsoft.com/office/word/2006/wordml" xmlns:wps="http://schemas.microsoft.com/office/word/2010/wordprocessingShape" mc:Ignorable="w14 w15 w16se w16cid w16 w16cex w16sdtdh w16sdtfl w16du wp14">
+<w:hdr xmlns:wpc="http://schemas.microsoft.com/office/word/2010/wordprocessingCanvas" xmlns:cx="http://schemas.microsoft.com/office/drawing/2014/chartex" xmlns:cx1="http://schemas.microsoft.com/office/drawing/2015/9/8/chartex" xmlns:cx2="http://schemas.microsoft.com/office/drawing/2015/10/21/chartex" xmlns:cx3="http://schemas.microsoft.com/office/drawing/2016/5/9/chartex" xmlns:cx4="http://schemas.microsoft.com/office/drawing/2016/5/10/chartex" xmlns:cx5="http://schemas.microsoft.com/office/drawing/2016/5/11/chartex" xmlns:cx6="http://schemas.microsoft.com/office/drawing/2016/5/12/chartex" xmlns:cx7="http://schemas.microsoft.com/office/drawing/2016/5/13/chartex" xmlns:cx8="http://schemas.microsoft.com/office/drawing/2016/5/14/chartex" xmlns:mc="http://schemas.openxmlformats.org/markup-compatibility/2006" xmlns:aink="http://schemas.microsoft.com/office/drawing/2016/ink" xmlns:am3d="http://schemas.microsoft.com/office/drawing/2017/model3d" xmlns:o="urn:schemas-microsoft-com:office:office" xmlns:oel="http://schemas.microsoft.com/office/2019/extlst" xmlns:r="http://schemas.openxmlformats.org/officeDocument/2006/relationships" xmlns:m="http://schemas.openxmlformats.org/officeDocument/2006/math" xmlns:v="urn:schemas-microsoft-com:vml" xmlns:wp14="http://schemas.microsoft.com/office/word/2010/wordprocessingDrawing" xmlns:wp="http://schemas.openxmlformats.org/drawingml/2006/wordprocessingDrawing" xmlns:w10="urn:schemas-microsoft-com:office:word" xmlns:w="http://schemas.openxmlformats.org/wordprocessingml/2006/main" xmlns:w14="http://schemas.microsoft.com/office/word/2010/wordml" xmlns:w15="http://schemas.microsoft.com/office/word/2012/wordml" xmlns:w16cei="http://schemas.microsoft.com/office/word/2026/wordml/cei" xmlns:w16cex="http://schemas.microsoft.com/office/word/2018/wordml/cex" xmlns:w16cid="http://schemas.microsoft.com/office/word/2016/wordml/cid" xmlns:w16="http://schemas.microsoft.com/office/word/2018/wordml" xmlns:w16du="http://schemas.microsoft.com/office/word/2023/wordml/word16du" xmlns:w16sdtdh="http://schemas.microsoft.com/office/word/2020/wordml/sdtdatahash" xmlns:w16sdtfl="http://schemas.microsoft.com/office/word/2024/wordml/sdtformatlock" xmlns:w16se="http://schemas.microsoft.com/office/word/2015/wordml/symex" xmlns:wpg="http://schemas.microsoft.com/office/word/2010/wordprocessingGroup" xmlns:wpi="http://schemas.microsoft.com/office/word/2010/wordprocessingInk" xmlns:wne="http://schemas.microsoft.com/office/word/2006/wordml" xmlns:wps="http://schemas.microsoft.com/office/word/2010/wordprocessingShape" mc:Ignorable="w14 w15 w16se w16cid w16 w16cex w16sdtdh w16sdtfl w16du wp14">
   <w:p>
     <w:pPr>
       <w:pStyle w:val="Header"/>
@@ -16106,7 +20952,7 @@
 </file>
 
 <file path=word/header2.xml><?xml version="1.0" encoding="utf-8"?>
-<w:hdr xmlns:wpc="http://schemas.microsoft.com/office/word/2010/wordprocessingCanvas" xmlns:cx="http://schemas.microsoft.com/office/drawing/2014/chartex" xmlns:cx1="http://schemas.microsoft.com/office/drawing/2015/9/8/chartex" xmlns:cx2="http://schemas.microsoft.com/office/drawing/2015/10/21/chartex" xmlns:cx3="http://schemas.microsoft.com/office/drawing/2016/5/9/chartex" xmlns:cx4="http://schemas.microsoft.com/office/drawing/2016/5/10/chartex" xmlns:cx5="http://schemas.microsoft.com/office/drawing/2016/5/11/chartex" xmlns:cx6="http://schemas.microsoft.com/office/drawing/2016/5/12/chartex" xmlns:cx7="http://schemas.microsoft.com/office/drawing/2016/5/13/chartex" xmlns:cx8="http://schemas.microsoft.com/office/drawing/2016/5/14/chartex" xmlns:mc="http://schemas.openxmlformats.org/markup-compatibility/2006" xmlns:aink="http://schemas.microsoft.com/office/drawing/2016/ink" xmlns:am3d="http://schemas.microsoft.com/office/drawing/2017/model3d" xmlns:o="urn:schemas-microsoft-com:office:office" xmlns:oel="http://schemas.microsoft.com/office/2019/extlst" xmlns:r="http://schemas.openxmlformats.org/officeDocument/2006/relationships" xmlns:m="http://schemas.openxmlformats.org/officeDocument/2006/math" xmlns:v="urn:schemas-microsoft-com:vml" xmlns:wp14="http://schemas.microsoft.com/office/word/2010/wordprocessingDrawing" xmlns:wp="http://schemas.openxmlformats.org/drawingml/2006/wordprocessingDrawing" xmlns:w10="urn:schemas-microsoft-com:office:word" xmlns:w="http://schemas.openxmlformats.org/wordprocessingml/2006/main" xmlns:w14="http://schemas.microsoft.com/office/word/2010/wordml" xmlns:w15="http://schemas.microsoft.com/office/word/2012/wordml" xmlns:w16cex="http://schemas.microsoft.com/office/word/2018/wordml/cex" xmlns:w16cid="http://schemas.microsoft.com/office/word/2016/wordml/cid" xmlns:w16="http://schemas.microsoft.com/office/word/2018/wordml" xmlns:w16du="http://schemas.microsoft.com/office/word/2023/wordml/word16du" xmlns:w16sdtdh="http://schemas.microsoft.com/office/word/2020/wordml/sdtdatahash" xmlns:w16sdtfl="http://schemas.microsoft.com/office/word/2024/wordml/sdtformatlock" xmlns:w16se="http://schemas.microsoft.com/office/word/2015/wordml/symex" xmlns:wpg="http://schemas.microsoft.com/office/word/2010/wordprocessingGroup" xmlns:wpi="http://schemas.microsoft.com/office/word/2010/wordprocessingInk" xmlns:wne="http://schemas.microsoft.com/office/word/2006/wordml" xmlns:wps="http://schemas.microsoft.com/office/word/2010/wordprocessingShape" mc:Ignorable="w14 w15 w16se w16cid w16 w16cex w16sdtdh w16sdtfl w16du wp14">
+<w:hdr xmlns:wpc="http://schemas.microsoft.com/office/word/2010/wordprocessingCanvas" xmlns:cx="http://schemas.microsoft.com/office/drawing/2014/chartex" xmlns:cx1="http://schemas.microsoft.com/office/drawing/2015/9/8/chartex" xmlns:cx2="http://schemas.microsoft.com/office/drawing/2015/10/21/chartex" xmlns:cx3="http://schemas.microsoft.com/office/drawing/2016/5/9/chartex" xmlns:cx4="http://schemas.microsoft.com/office/drawing/2016/5/10/chartex" xmlns:cx5="http://schemas.microsoft.com/office/drawing/2016/5/11/chartex" xmlns:cx6="http://schemas.microsoft.com/office/drawing/2016/5/12/chartex" xmlns:cx7="http://schemas.microsoft.com/office/drawing/2016/5/13/chartex" xmlns:cx8="http://schemas.microsoft.com/office/drawing/2016/5/14/chartex" xmlns:mc="http://schemas.openxmlformats.org/markup-compatibility/2006" xmlns:aink="http://schemas.microsoft.com/office/drawing/2016/ink" xmlns:am3d="http://schemas.microsoft.com/office/drawing/2017/model3d" xmlns:o="urn:schemas-microsoft-com:office:office" xmlns:oel="http://schemas.microsoft.com/office/2019/extlst" xmlns:r="http://schemas.openxmlformats.org/officeDocument/2006/relationships" xmlns:m="http://schemas.openxmlformats.org/officeDocument/2006/math" xmlns:v="urn:schemas-microsoft-com:vml" xmlns:wp14="http://schemas.microsoft.com/office/word/2010/wordprocessingDrawing" xmlns:wp="http://schemas.openxmlformats.org/drawingml/2006/wordprocessingDrawing" xmlns:w10="urn:schemas-microsoft-com:office:word" xmlns:w="http://schemas.openxmlformats.org/wordprocessingml/2006/main" xmlns:w14="http://schemas.microsoft.com/office/word/2010/wordml" xmlns:w15="http://schemas.microsoft.com/office/word/2012/wordml" xmlns:w16cei="http://schemas.microsoft.com/office/word/2026/wordml/cei" xmlns:w16cex="http://schemas.microsoft.com/office/word/2018/wordml/cex" xmlns:w16cid="http://schemas.microsoft.com/office/word/2016/wordml/cid" xmlns:w16="http://schemas.microsoft.com/office/word/2018/wordml" xmlns:w16du="http://schemas.microsoft.com/office/word/2023/wordml/word16du" xmlns:w16sdtdh="http://schemas.microsoft.com/office/word/2020/wordml/sdtdatahash" xmlns:w16sdtfl="http://schemas.microsoft.com/office/word/2024/wordml/sdtformatlock" xmlns:w16se="http://schemas.microsoft.com/office/word/2015/wordml/symex" xmlns:wpg="http://schemas.microsoft.com/office/word/2010/wordprocessingGroup" xmlns:wpi="http://schemas.microsoft.com/office/word/2010/wordprocessingInk" xmlns:wne="http://schemas.microsoft.com/office/word/2006/wordml" xmlns:wps="http://schemas.microsoft.com/office/word/2010/wordprocessingShape" mc:Ignorable="w14 w15 w16se w16cid w16 w16cex w16sdtdh w16sdtfl w16du wp14">
   <w:tbl>
     <w:tblPr>
       <w:tblW w:w="0" w:type="auto"/>
@@ -16310,8 +21156,59 @@
               <w:sz w:val="22"/>
               <w:lang w:val="ru-RU"/>
             </w:rPr>
-            <w:t>21000 НОВИ САД, Трг Доситеја Обрадови</w:t>
+            <w:t xml:space="preserve">21000 НОВИ САД, </w:t>
           </w:r>
+          <w:proofErr w:type="spellStart"/>
+          <w:r>
+            <w:rPr>
+              <w:rFonts w:ascii="Arial" w:hAnsi="Arial"/>
+              <w:spacing w:val="20"/>
+              <w:sz w:val="22"/>
+              <w:lang w:val="ru-RU"/>
+            </w:rPr>
+            <w:t>Трг</w:t>
+          </w:r>
+          <w:proofErr w:type="spellEnd"/>
+          <w:r>
+            <w:rPr>
+              <w:rFonts w:ascii="Arial" w:hAnsi="Arial"/>
+              <w:spacing w:val="20"/>
+              <w:sz w:val="22"/>
+              <w:lang w:val="ru-RU"/>
+            </w:rPr>
+            <w:t xml:space="preserve"> </w:t>
+          </w:r>
+          <w:proofErr w:type="spellStart"/>
+          <w:r>
+            <w:rPr>
+              <w:rFonts w:ascii="Arial" w:hAnsi="Arial"/>
+              <w:spacing w:val="20"/>
+              <w:sz w:val="22"/>
+              <w:lang w:val="ru-RU"/>
+            </w:rPr>
+            <w:t>Доситеја</w:t>
+          </w:r>
+          <w:proofErr w:type="spellEnd"/>
+          <w:r>
+            <w:rPr>
+              <w:rFonts w:ascii="Arial" w:hAnsi="Arial"/>
+              <w:spacing w:val="20"/>
+              <w:sz w:val="22"/>
+              <w:lang w:val="ru-RU"/>
+            </w:rPr>
+            <w:t xml:space="preserve"> </w:t>
+          </w:r>
+          <w:proofErr w:type="spellStart"/>
+          <w:r>
+            <w:rPr>
+              <w:rFonts w:ascii="Arial" w:hAnsi="Arial"/>
+              <w:spacing w:val="20"/>
+              <w:sz w:val="22"/>
+              <w:lang w:val="ru-RU"/>
+            </w:rPr>
+            <w:t>Обрадови</w:t>
+          </w:r>
+          <w:proofErr w:type="spellEnd"/>
           <w:r>
             <w:rPr>
               <w:rFonts w:ascii="Arial" w:hAnsi="Arial"/>
@@ -16445,7 +21342,7 @@
 </file>
 
 <file path=word/header3.xml><?xml version="1.0" encoding="utf-8"?>
-<w:hdr xmlns:wpc="http://schemas.microsoft.com/office/word/2010/wordprocessingCanvas" xmlns:cx="http://schemas.microsoft.com/office/drawing/2014/chartex" xmlns:cx1="http://schemas.microsoft.com/office/drawing/2015/9/8/chartex" xmlns:cx2="http://schemas.microsoft.com/office/drawing/2015/10/21/chartex" xmlns:cx3="http://schemas.microsoft.com/office/drawing/2016/5/9/chartex" xmlns:cx4="http://schemas.microsoft.com/office/drawing/2016/5/10/chartex" xmlns:cx5="http://schemas.microsoft.com/office/drawing/2016/5/11/chartex" xmlns:cx6="http://schemas.microsoft.com/office/drawing/2016/5/12/chartex" xmlns:cx7="http://schemas.microsoft.com/office/drawing/2016/5/13/chartex" xmlns:cx8="http://schemas.microsoft.com/office/drawing/2016/5/14/chartex" xmlns:mc="http://schemas.openxmlformats.org/markup-compatibility/2006" xmlns:aink="http://schemas.microsoft.com/office/drawing/2016/ink" xmlns:am3d="http://schemas.microsoft.com/office/drawing/2017/model3d" xmlns:o="urn:schemas-microsoft-com:office:office" xmlns:oel="http://schemas.microsoft.com/office/2019/extlst" xmlns:r="http://schemas.openxmlformats.org/officeDocument/2006/relationships" xmlns:m="http://schemas.openxmlformats.org/officeDocument/2006/math" xmlns:v="urn:schemas-microsoft-com:vml" xmlns:wp14="http://schemas.microsoft.com/office/word/2010/wordprocessingDrawing" xmlns:wp="http://schemas.openxmlformats.org/drawingml/2006/wordprocessingDrawing" xmlns:w10="urn:schemas-microsoft-com:office:word" xmlns:w="http://schemas.openxmlformats.org/wordprocessingml/2006/main" xmlns:w14="http://schemas.microsoft.com/office/word/2010/wordml" xmlns:w15="http://schemas.microsoft.com/office/word/2012/wordml" xmlns:w16cex="http://schemas.microsoft.com/office/word/2018/wordml/cex" xmlns:w16cid="http://schemas.microsoft.com/office/word/2016/wordml/cid" xmlns:w16="http://schemas.microsoft.com/office/word/2018/wordml" xmlns:w16du="http://schemas.microsoft.com/office/word/2023/wordml/word16du" xmlns:w16sdtdh="http://schemas.microsoft.com/office/word/2020/wordml/sdtdatahash" xmlns:w16sdtfl="http://schemas.microsoft.com/office/word/2024/wordml/sdtformatlock" xmlns:w16se="http://schemas.microsoft.com/office/word/2015/wordml/symex" xmlns:wpg="http://schemas.microsoft.com/office/word/2010/wordprocessingGroup" xmlns:wpi="http://schemas.microsoft.com/office/word/2010/wordprocessingInk" xmlns:wne="http://schemas.microsoft.com/office/word/2006/wordml" xmlns:wps="http://schemas.microsoft.com/office/word/2010/wordprocessingShape" mc:Ignorable="w14 w15 w16se w16cid w16 w16cex w16sdtdh w16sdtfl w16du wp14">
+<w:hdr xmlns:wpc="http://schemas.microsoft.com/office/word/2010/wordprocessingCanvas" xmlns:cx="http://schemas.microsoft.com/office/drawing/2014/chartex" xmlns:cx1="http://schemas.microsoft.com/office/drawing/2015/9/8/chartex" xmlns:cx2="http://schemas.microsoft.com/office/drawing/2015/10/21/chartex" xmlns:cx3="http://schemas.microsoft.com/office/drawing/2016/5/9/chartex" xmlns:cx4="http://schemas.microsoft.com/office/drawing/2016/5/10/chartex" xmlns:cx5="http://schemas.microsoft.com/office/drawing/2016/5/11/chartex" xmlns:cx6="http://schemas.microsoft.com/office/drawing/2016/5/12/chartex" xmlns:cx7="http://schemas.microsoft.com/office/drawing/2016/5/13/chartex" xmlns:cx8="http://schemas.microsoft.com/office/drawing/2016/5/14/chartex" xmlns:mc="http://schemas.openxmlformats.org/markup-compatibility/2006" xmlns:aink="http://schemas.microsoft.com/office/drawing/2016/ink" xmlns:am3d="http://schemas.microsoft.com/office/drawing/2017/model3d" xmlns:o="urn:schemas-microsoft-com:office:office" xmlns:oel="http://schemas.microsoft.com/office/2019/extlst" xmlns:r="http://schemas.openxmlformats.org/officeDocument/2006/relationships" xmlns:m="http://schemas.openxmlformats.org/officeDocument/2006/math" xmlns:v="urn:schemas-microsoft-com:vml" xmlns:wp14="http://schemas.microsoft.com/office/word/2010/wordprocessingDrawing" xmlns:wp="http://schemas.openxmlformats.org/drawingml/2006/wordprocessingDrawing" xmlns:w10="urn:schemas-microsoft-com:office:word" xmlns:w="http://schemas.openxmlformats.org/wordprocessingml/2006/main" xmlns:w14="http://schemas.microsoft.com/office/word/2010/wordml" xmlns:w15="http://schemas.microsoft.com/office/word/2012/wordml" xmlns:w16cei="http://schemas.microsoft.com/office/word/2026/wordml/cei" xmlns:w16cex="http://schemas.microsoft.com/office/word/2018/wordml/cex" xmlns:w16cid="http://schemas.microsoft.com/office/word/2016/wordml/cid" xmlns:w16="http://schemas.microsoft.com/office/word/2018/wordml" xmlns:w16du="http://schemas.microsoft.com/office/word/2023/wordml/word16du" xmlns:w16sdtdh="http://schemas.microsoft.com/office/word/2020/wordml/sdtdatahash" xmlns:w16sdtfl="http://schemas.microsoft.com/office/word/2024/wordml/sdtformatlock" xmlns:w16se="http://schemas.microsoft.com/office/word/2015/wordml/symex" xmlns:wpg="http://schemas.microsoft.com/office/word/2010/wordprocessingGroup" xmlns:wpi="http://schemas.microsoft.com/office/word/2010/wordprocessingInk" xmlns:wne="http://schemas.microsoft.com/office/word/2006/wordml" xmlns:wps="http://schemas.microsoft.com/office/word/2010/wordprocessingShape" mc:Ignorable="w14 w15 w16se w16cid w16 w16cex w16sdtdh w16sdtfl w16du wp14">
   <w:p>
     <w:pPr>
       <w:pStyle w:val="Header"/>
@@ -16455,7 +21352,7 @@
 </file>
 
 <file path=word/header4.xml><?xml version="1.0" encoding="utf-8"?>
-<w:hdr xmlns:wpc="http://schemas.microsoft.com/office/word/2010/wordprocessingCanvas" xmlns:cx="http://schemas.microsoft.com/office/drawing/2014/chartex" xmlns:cx1="http://schemas.microsoft.com/office/drawing/2015/9/8/chartex" xmlns:cx2="http://schemas.microsoft.com/office/drawing/2015/10/21/chartex" xmlns:cx3="http://schemas.microsoft.com/office/drawing/2016/5/9/chartex" xmlns:cx4="http://schemas.microsoft.com/office/drawing/2016/5/10/chartex" xmlns:cx5="http://schemas.microsoft.com/office/drawing/2016/5/11/chartex" xmlns:cx6="http://schemas.microsoft.com/office/drawing/2016/5/12/chartex" xmlns:cx7="http://schemas.microsoft.com/office/drawing/2016/5/13/chartex" xmlns:cx8="http://schemas.microsoft.com/office/drawing/2016/5/14/chartex" xmlns:mc="http://schemas.openxmlformats.org/markup-compatibility/2006" xmlns:aink="http://schemas.microsoft.com/office/drawing/2016/ink" xmlns:am3d="http://schemas.microsoft.com/office/drawing/2017/model3d" xmlns:o="urn:schemas-microsoft-com:office:office" xmlns:oel="http://schemas.microsoft.com/office/2019/extlst" xmlns:r="http://schemas.openxmlformats.org/officeDocument/2006/relationships" xmlns:m="http://schemas.openxmlformats.org/officeDocument/2006/math" xmlns:v="urn:schemas-microsoft-com:vml" xmlns:wp14="http://schemas.microsoft.com/office/word/2010/wordprocessingDrawing" xmlns:wp="http://schemas.openxmlformats.org/drawingml/2006/wordprocessingDrawing" xmlns:w10="urn:schemas-microsoft-com:office:word" xmlns:w="http://schemas.openxmlformats.org/wordprocessingml/2006/main" xmlns:w14="http://schemas.microsoft.com/office/word/2010/wordml" xmlns:w15="http://schemas.microsoft.com/office/word/2012/wordml" xmlns:w16cex="http://schemas.microsoft.com/office/word/2018/wordml/cex" xmlns:w16cid="http://schemas.microsoft.com/office/word/2016/wordml/cid" xmlns:w16="http://schemas.microsoft.com/office/word/2018/wordml" xmlns:w16du="http://schemas.microsoft.com/office/word/2023/wordml/word16du" xmlns:w16sdtdh="http://schemas.microsoft.com/office/word/2020/wordml/sdtdatahash" xmlns:w16sdtfl="http://schemas.microsoft.com/office/word/2024/wordml/sdtformatlock" xmlns:w16se="http://schemas.microsoft.com/office/word/2015/wordml/symex" xmlns:wpg="http://schemas.microsoft.com/office/word/2010/wordprocessingGroup" xmlns:wpi="http://schemas.microsoft.com/office/word/2010/wordprocessingInk" xmlns:wne="http://schemas.microsoft.com/office/word/2006/wordml" xmlns:wps="http://schemas.microsoft.com/office/word/2010/wordprocessingShape" mc:Ignorable="w14 w15 w16se w16cid w16 w16cex w16sdtdh w16sdtfl w16du wp14">
+<w:hdr xmlns:wpc="http://schemas.microsoft.com/office/word/2010/wordprocessingCanvas" xmlns:cx="http://schemas.microsoft.com/office/drawing/2014/chartex" xmlns:cx1="http://schemas.microsoft.com/office/drawing/2015/9/8/chartex" xmlns:cx2="http://schemas.microsoft.com/office/drawing/2015/10/21/chartex" xmlns:cx3="http://schemas.microsoft.com/office/drawing/2016/5/9/chartex" xmlns:cx4="http://schemas.microsoft.com/office/drawing/2016/5/10/chartex" xmlns:cx5="http://schemas.microsoft.com/office/drawing/2016/5/11/chartex" xmlns:cx6="http://schemas.microsoft.com/office/drawing/2016/5/12/chartex" xmlns:cx7="http://schemas.microsoft.com/office/drawing/2016/5/13/chartex" xmlns:cx8="http://schemas.microsoft.com/office/drawing/2016/5/14/chartex" xmlns:mc="http://schemas.openxmlformats.org/markup-compatibility/2006" xmlns:aink="http://schemas.microsoft.com/office/drawing/2016/ink" xmlns:am3d="http://schemas.microsoft.com/office/drawing/2017/model3d" xmlns:o="urn:schemas-microsoft-com:office:office" xmlns:oel="http://schemas.microsoft.com/office/2019/extlst" xmlns:r="http://schemas.openxmlformats.org/officeDocument/2006/relationships" xmlns:m="http://schemas.openxmlformats.org/officeDocument/2006/math" xmlns:v="urn:schemas-microsoft-com:vml" xmlns:wp14="http://schemas.microsoft.com/office/word/2010/wordprocessingDrawing" xmlns:wp="http://schemas.openxmlformats.org/drawingml/2006/wordprocessingDrawing" xmlns:w10="urn:schemas-microsoft-com:office:word" xmlns:w="http://schemas.openxmlformats.org/wordprocessingml/2006/main" xmlns:w14="http://schemas.microsoft.com/office/word/2010/wordml" xmlns:w15="http://schemas.microsoft.com/office/word/2012/wordml" xmlns:w16cei="http://schemas.microsoft.com/office/word/2026/wordml/cei" xmlns:w16cex="http://schemas.microsoft.com/office/word/2018/wordml/cex" xmlns:w16cid="http://schemas.microsoft.com/office/word/2016/wordml/cid" xmlns:w16="http://schemas.microsoft.com/office/word/2018/wordml" xmlns:w16du="http://schemas.microsoft.com/office/word/2023/wordml/word16du" xmlns:w16sdtdh="http://schemas.microsoft.com/office/word/2020/wordml/sdtdatahash" xmlns:w16sdtfl="http://schemas.microsoft.com/office/word/2024/wordml/sdtformatlock" xmlns:w16se="http://schemas.microsoft.com/office/word/2015/wordml/symex" xmlns:wpg="http://schemas.microsoft.com/office/word/2010/wordprocessingGroup" xmlns:wpi="http://schemas.microsoft.com/office/word/2010/wordprocessingInk" xmlns:wne="http://schemas.microsoft.com/office/word/2006/wordml" xmlns:wps="http://schemas.microsoft.com/office/word/2010/wordprocessingShape" mc:Ignorable="w14 w15 w16se w16cid w16 w16cex w16sdtdh w16sdtfl w16du wp14">
   <w:tbl>
     <w:tblPr>
       <w:tblW w:w="0" w:type="auto"/>
@@ -16765,7 +21662,7 @@
 </file>
 
 <file path=word/header5.xml><?xml version="1.0" encoding="utf-8"?>
-<w:hdr xmlns:wpc="http://schemas.microsoft.com/office/word/2010/wordprocessingCanvas" xmlns:cx="http://schemas.microsoft.com/office/drawing/2014/chartex" xmlns:cx1="http://schemas.microsoft.com/office/drawing/2015/9/8/chartex" xmlns:cx2="http://schemas.microsoft.com/office/drawing/2015/10/21/chartex" xmlns:cx3="http://schemas.microsoft.com/office/drawing/2016/5/9/chartex" xmlns:cx4="http://schemas.microsoft.com/office/drawing/2016/5/10/chartex" xmlns:cx5="http://schemas.microsoft.com/office/drawing/2016/5/11/chartex" xmlns:cx6="http://schemas.microsoft.com/office/drawing/2016/5/12/chartex" xmlns:cx7="http://schemas.microsoft.com/office/drawing/2016/5/13/chartex" xmlns:cx8="http://schemas.microsoft.com/office/drawing/2016/5/14/chartex" xmlns:mc="http://schemas.openxmlformats.org/markup-compatibility/2006" xmlns:aink="http://schemas.microsoft.com/office/drawing/2016/ink" xmlns:am3d="http://schemas.microsoft.com/office/drawing/2017/model3d" xmlns:o="urn:schemas-microsoft-com:office:office" xmlns:oel="http://schemas.microsoft.com/office/2019/extlst" xmlns:r="http://schemas.openxmlformats.org/officeDocument/2006/relationships" xmlns:m="http://schemas.openxmlformats.org/officeDocument/2006/math" xmlns:v="urn:schemas-microsoft-com:vml" xmlns:wp14="http://schemas.microsoft.com/office/word/2010/wordprocessingDrawing" xmlns:wp="http://schemas.openxmlformats.org/drawingml/2006/wordprocessingDrawing" xmlns:w10="urn:schemas-microsoft-com:office:word" xmlns:w="http://schemas.openxmlformats.org/wordprocessingml/2006/main" xmlns:w14="http://schemas.microsoft.com/office/word/2010/wordml" xmlns:w15="http://schemas.microsoft.com/office/word/2012/wordml" xmlns:w16cex="http://schemas.microsoft.com/office/word/2018/wordml/cex" xmlns:w16cid="http://schemas.microsoft.com/office/word/2016/wordml/cid" xmlns:w16="http://schemas.microsoft.com/office/word/2018/wordml" xmlns:w16du="http://schemas.microsoft.com/office/word/2023/wordml/word16du" xmlns:w16sdtdh="http://schemas.microsoft.com/office/word/2020/wordml/sdtdatahash" xmlns:w16sdtfl="http://schemas.microsoft.com/office/word/2024/wordml/sdtformatlock" xmlns:w16se="http://schemas.microsoft.com/office/word/2015/wordml/symex" xmlns:wpg="http://schemas.microsoft.com/office/word/2010/wordprocessingGroup" xmlns:wpi="http://schemas.microsoft.com/office/word/2010/wordprocessingInk" xmlns:wne="http://schemas.microsoft.com/office/word/2006/wordml" xmlns:wps="http://schemas.microsoft.com/office/word/2010/wordprocessingShape" mc:Ignorable="w14 w15 w16se w16cid w16 w16cex w16sdtdh w16sdtfl w16du wp14">
+<w:hdr xmlns:wpc="http://schemas.microsoft.com/office/word/2010/wordprocessingCanvas" xmlns:cx="http://schemas.microsoft.com/office/drawing/2014/chartex" xmlns:cx1="http://schemas.microsoft.com/office/drawing/2015/9/8/chartex" xmlns:cx2="http://schemas.microsoft.com/office/drawing/2015/10/21/chartex" xmlns:cx3="http://schemas.microsoft.com/office/drawing/2016/5/9/chartex" xmlns:cx4="http://schemas.microsoft.com/office/drawing/2016/5/10/chartex" xmlns:cx5="http://schemas.microsoft.com/office/drawing/2016/5/11/chartex" xmlns:cx6="http://schemas.microsoft.com/office/drawing/2016/5/12/chartex" xmlns:cx7="http://schemas.microsoft.com/office/drawing/2016/5/13/chartex" xmlns:cx8="http://schemas.microsoft.com/office/drawing/2016/5/14/chartex" xmlns:mc="http://schemas.openxmlformats.org/markup-compatibility/2006" xmlns:aink="http://schemas.microsoft.com/office/drawing/2016/ink" xmlns:am3d="http://schemas.microsoft.com/office/drawing/2017/model3d" xmlns:o="urn:schemas-microsoft-com:office:office" xmlns:oel="http://schemas.microsoft.com/office/2019/extlst" xmlns:r="http://schemas.openxmlformats.org/officeDocument/2006/relationships" xmlns:m="http://schemas.openxmlformats.org/officeDocument/2006/math" xmlns:v="urn:schemas-microsoft-com:vml" xmlns:wp14="http://schemas.microsoft.com/office/word/2010/wordprocessingDrawing" xmlns:wp="http://schemas.openxmlformats.org/drawingml/2006/wordprocessingDrawing" xmlns:w10="urn:schemas-microsoft-com:office:word" xmlns:w="http://schemas.openxmlformats.org/wordprocessingml/2006/main" xmlns:w14="http://schemas.microsoft.com/office/word/2010/wordml" xmlns:w15="http://schemas.microsoft.com/office/word/2012/wordml" xmlns:w16cei="http://schemas.microsoft.com/office/word/2026/wordml/cei" xmlns:w16cex="http://schemas.microsoft.com/office/word/2018/wordml/cex" xmlns:w16cid="http://schemas.microsoft.com/office/word/2016/wordml/cid" xmlns:w16="http://schemas.microsoft.com/office/word/2018/wordml" xmlns:w16du="http://schemas.microsoft.com/office/word/2023/wordml/word16du" xmlns:w16sdtdh="http://schemas.microsoft.com/office/word/2020/wordml/sdtdatahash" xmlns:w16sdtfl="http://schemas.microsoft.com/office/word/2024/wordml/sdtformatlock" xmlns:w16se="http://schemas.microsoft.com/office/word/2015/wordml/symex" xmlns:wpg="http://schemas.microsoft.com/office/word/2010/wordprocessingGroup" xmlns:wpi="http://schemas.microsoft.com/office/word/2010/wordprocessingInk" xmlns:wne="http://schemas.microsoft.com/office/word/2006/wordml" xmlns:wps="http://schemas.microsoft.com/office/word/2010/wordprocessingShape" mc:Ignorable="w14 w15 w16se w16cid w16 w16cex w16sdtdh w16sdtfl w16du wp14">
   <w:p>
     <w:pPr>
       <w:pStyle w:val="Header"/>
@@ -16775,7 +21672,7 @@
 </file>
 
 <file path=word/header6.xml><?xml version="1.0" encoding="utf-8"?>
-<w:hdr xmlns:wpc="http://schemas.microsoft.com/office/word/2010/wordprocessingCanvas" xmlns:cx="http://schemas.microsoft.com/office/drawing/2014/chartex" xmlns:cx1="http://schemas.microsoft.com/office/drawing/2015/9/8/chartex" xmlns:cx2="http://schemas.microsoft.com/office/drawing/2015/10/21/chartex" xmlns:cx3="http://schemas.microsoft.com/office/drawing/2016/5/9/chartex" xmlns:cx4="http://schemas.microsoft.com/office/drawing/2016/5/10/chartex" xmlns:cx5="http://schemas.microsoft.com/office/drawing/2016/5/11/chartex" xmlns:cx6="http://schemas.microsoft.com/office/drawing/2016/5/12/chartex" xmlns:cx7="http://schemas.microsoft.com/office/drawing/2016/5/13/chartex" xmlns:cx8="http://schemas.microsoft.com/office/drawing/2016/5/14/chartex" xmlns:mc="http://schemas.openxmlformats.org/markup-compatibility/2006" xmlns:aink="http://schemas.microsoft.com/office/drawing/2016/ink" xmlns:am3d="http://schemas.microsoft.com/office/drawing/2017/model3d" xmlns:o="urn:schemas-microsoft-com:office:office" xmlns:oel="http://schemas.microsoft.com/office/2019/extlst" xmlns:r="http://schemas.openxmlformats.org/officeDocument/2006/relationships" xmlns:m="http://schemas.openxmlformats.org/officeDocument/2006/math" xmlns:v="urn:schemas-microsoft-com:vml" xmlns:wp14="http://schemas.microsoft.com/office/word/2010/wordprocessingDrawing" xmlns:wp="http://schemas.openxmlformats.org/drawingml/2006/wordprocessingDrawing" xmlns:w10="urn:schemas-microsoft-com:office:word" xmlns:w="http://schemas.openxmlformats.org/wordprocessingml/2006/main" xmlns:w14="http://schemas.microsoft.com/office/word/2010/wordml" xmlns:w15="http://schemas.microsoft.com/office/word/2012/wordml" xmlns:w16cex="http://schemas.microsoft.com/office/word/2018/wordml/cex" xmlns:w16cid="http://schemas.microsoft.com/office/word/2016/wordml/cid" xmlns:w16="http://schemas.microsoft.com/office/word/2018/wordml" xmlns:w16du="http://schemas.microsoft.com/office/word/2023/wordml/word16du" xmlns:w16sdtdh="http://schemas.microsoft.com/office/word/2020/wordml/sdtdatahash" xmlns:w16sdtfl="http://schemas.microsoft.com/office/word/2024/wordml/sdtformatlock" xmlns:w16se="http://schemas.microsoft.com/office/word/2015/wordml/symex" xmlns:wpg="http://schemas.microsoft.com/office/word/2010/wordprocessingGroup" xmlns:wpi="http://schemas.microsoft.com/office/word/2010/wordprocessingInk" xmlns:wne="http://schemas.microsoft.com/office/word/2006/wordml" xmlns:wps="http://schemas.microsoft.com/office/word/2010/wordprocessingShape" mc:Ignorable="w14 w15 w16se w16cid w16 w16cex w16sdtdh w16sdtfl w16du wp14">
+<w:hdr xmlns:wpc="http://schemas.microsoft.com/office/word/2010/wordprocessingCanvas" xmlns:cx="http://schemas.microsoft.com/office/drawing/2014/chartex" xmlns:cx1="http://schemas.microsoft.com/office/drawing/2015/9/8/chartex" xmlns:cx2="http://schemas.microsoft.com/office/drawing/2015/10/21/chartex" xmlns:cx3="http://schemas.microsoft.com/office/drawing/2016/5/9/chartex" xmlns:cx4="http://schemas.microsoft.com/office/drawing/2016/5/10/chartex" xmlns:cx5="http://schemas.microsoft.com/office/drawing/2016/5/11/chartex" xmlns:cx6="http://schemas.microsoft.com/office/drawing/2016/5/12/chartex" xmlns:cx7="http://schemas.microsoft.com/office/drawing/2016/5/13/chartex" xmlns:cx8="http://schemas.microsoft.com/office/drawing/2016/5/14/chartex" xmlns:mc="http://schemas.openxmlformats.org/markup-compatibility/2006" xmlns:aink="http://schemas.microsoft.com/office/drawing/2016/ink" xmlns:am3d="http://schemas.microsoft.com/office/drawing/2017/model3d" xmlns:o="urn:schemas-microsoft-com:office:office" xmlns:oel="http://schemas.microsoft.com/office/2019/extlst" xmlns:r="http://schemas.openxmlformats.org/officeDocument/2006/relationships" xmlns:m="http://schemas.openxmlformats.org/officeDocument/2006/math" xmlns:v="urn:schemas-microsoft-com:vml" xmlns:wp14="http://schemas.microsoft.com/office/word/2010/wordprocessingDrawing" xmlns:wp="http://schemas.openxmlformats.org/drawingml/2006/wordprocessingDrawing" xmlns:w10="urn:schemas-microsoft-com:office:word" xmlns:w="http://schemas.openxmlformats.org/wordprocessingml/2006/main" xmlns:w14="http://schemas.microsoft.com/office/word/2010/wordml" xmlns:w15="http://schemas.microsoft.com/office/word/2012/wordml" xmlns:w16cei="http://schemas.microsoft.com/office/word/2026/wordml/cei" xmlns:w16cex="http://schemas.microsoft.com/office/word/2018/wordml/cex" xmlns:w16cid="http://schemas.microsoft.com/office/word/2016/wordml/cid" xmlns:w16="http://schemas.microsoft.com/office/word/2018/wordml" xmlns:w16du="http://schemas.microsoft.com/office/word/2023/wordml/word16du" xmlns:w16sdtdh="http://schemas.microsoft.com/office/word/2020/wordml/sdtdatahash" xmlns:w16sdtfl="http://schemas.microsoft.com/office/word/2024/wordml/sdtformatlock" xmlns:w16se="http://schemas.microsoft.com/office/word/2015/wordml/symex" xmlns:wpg="http://schemas.microsoft.com/office/word/2010/wordprocessingGroup" xmlns:wpi="http://schemas.microsoft.com/office/word/2010/wordprocessingInk" xmlns:wne="http://schemas.microsoft.com/office/word/2006/wordml" xmlns:wps="http://schemas.microsoft.com/office/word/2010/wordprocessingShape" mc:Ignorable="w14 w15 w16se w16cid w16 w16cex w16sdtdh w16sdtfl w16du wp14">
   <w:tbl>
     <w:tblPr>
       <w:tblW w:w="0" w:type="auto"/>
@@ -17328,7 +22225,7 @@
 </file>
 
 <file path=word/header7.xml><?xml version="1.0" encoding="utf-8"?>
-<w:hdr xmlns:wpc="http://schemas.microsoft.com/office/word/2010/wordprocessingCanvas" xmlns:cx="http://schemas.microsoft.com/office/drawing/2014/chartex" xmlns:cx1="http://schemas.microsoft.com/office/drawing/2015/9/8/chartex" xmlns:cx2="http://schemas.microsoft.com/office/drawing/2015/10/21/chartex" xmlns:cx3="http://schemas.microsoft.com/office/drawing/2016/5/9/chartex" xmlns:cx4="http://schemas.microsoft.com/office/drawing/2016/5/10/chartex" xmlns:cx5="http://schemas.microsoft.com/office/drawing/2016/5/11/chartex" xmlns:cx6="http://schemas.microsoft.com/office/drawing/2016/5/12/chartex" xmlns:cx7="http://schemas.microsoft.com/office/drawing/2016/5/13/chartex" xmlns:cx8="http://schemas.microsoft.com/office/drawing/2016/5/14/chartex" xmlns:mc="http://schemas.openxmlformats.org/markup-compatibility/2006" xmlns:aink="http://schemas.microsoft.com/office/drawing/2016/ink" xmlns:am3d="http://schemas.microsoft.com/office/drawing/2017/model3d" xmlns:o="urn:schemas-microsoft-com:office:office" xmlns:oel="http://schemas.microsoft.com/office/2019/extlst" xmlns:r="http://schemas.openxmlformats.org/officeDocument/2006/relationships" xmlns:m="http://schemas.openxmlformats.org/officeDocument/2006/math" xmlns:v="urn:schemas-microsoft-com:vml" xmlns:wp14="http://schemas.microsoft.com/office/word/2010/wordprocessingDrawing" xmlns:wp="http://schemas.openxmlformats.org/drawingml/2006/wordprocessingDrawing" xmlns:w10="urn:schemas-microsoft-com:office:word" xmlns:w="http://schemas.openxmlformats.org/wordprocessingml/2006/main" xmlns:w14="http://schemas.microsoft.com/office/word/2010/wordml" xmlns:w15="http://schemas.microsoft.com/office/word/2012/wordml" xmlns:w16cex="http://schemas.microsoft.com/office/word/2018/wordml/cex" xmlns:w16cid="http://schemas.microsoft.com/office/word/2016/wordml/cid" xmlns:w16="http://schemas.microsoft.com/office/word/2018/wordml" xmlns:w16du="http://schemas.microsoft.com/office/word/2023/wordml/word16du" xmlns:w16sdtdh="http://schemas.microsoft.com/office/word/2020/wordml/sdtdatahash" xmlns:w16sdtfl="http://schemas.microsoft.com/office/word/2024/wordml/sdtformatlock" xmlns:w16se="http://schemas.microsoft.com/office/word/2015/wordml/symex" xmlns:wpg="http://schemas.microsoft.com/office/word/2010/wordprocessingGroup" xmlns:wpi="http://schemas.microsoft.com/office/word/2010/wordprocessingInk" xmlns:wne="http://schemas.microsoft.com/office/word/2006/wordml" xmlns:wps="http://schemas.microsoft.com/office/word/2010/wordprocessingShape" mc:Ignorable="w14 w15 w16se w16cid w16 w16cex w16sdtdh w16sdtfl w16du wp14">
+<w:hdr xmlns:wpc="http://schemas.microsoft.com/office/word/2010/wordprocessingCanvas" xmlns:cx="http://schemas.microsoft.com/office/drawing/2014/chartex" xmlns:cx1="http://schemas.microsoft.com/office/drawing/2015/9/8/chartex" xmlns:cx2="http://schemas.microsoft.com/office/drawing/2015/10/21/chartex" xmlns:cx3="http://schemas.microsoft.com/office/drawing/2016/5/9/chartex" xmlns:cx4="http://schemas.microsoft.com/office/drawing/2016/5/10/chartex" xmlns:cx5="http://schemas.microsoft.com/office/drawing/2016/5/11/chartex" xmlns:cx6="http://schemas.microsoft.com/office/drawing/2016/5/12/chartex" xmlns:cx7="http://schemas.microsoft.com/office/drawing/2016/5/13/chartex" xmlns:cx8="http://schemas.microsoft.com/office/drawing/2016/5/14/chartex" xmlns:mc="http://schemas.openxmlformats.org/markup-compatibility/2006" xmlns:aink="http://schemas.microsoft.com/office/drawing/2016/ink" xmlns:am3d="http://schemas.microsoft.com/office/drawing/2017/model3d" xmlns:o="urn:schemas-microsoft-com:office:office" xmlns:oel="http://schemas.microsoft.com/office/2019/extlst" xmlns:r="http://schemas.openxmlformats.org/officeDocument/2006/relationships" xmlns:m="http://schemas.openxmlformats.org/officeDocument/2006/math" xmlns:v="urn:schemas-microsoft-com:vml" xmlns:wp14="http://schemas.microsoft.com/office/word/2010/wordprocessingDrawing" xmlns:wp="http://schemas.openxmlformats.org/drawingml/2006/wordprocessingDrawing" xmlns:w10="urn:schemas-microsoft-com:office:word" xmlns:w="http://schemas.openxmlformats.org/wordprocessingml/2006/main" xmlns:w14="http://schemas.microsoft.com/office/word/2010/wordml" xmlns:w15="http://schemas.microsoft.com/office/word/2012/wordml" xmlns:w16cei="http://schemas.microsoft.com/office/word/2026/wordml/cei" xmlns:w16cex="http://schemas.microsoft.com/office/word/2018/wordml/cex" xmlns:w16cid="http://schemas.microsoft.com/office/word/2016/wordml/cid" xmlns:w16="http://schemas.microsoft.com/office/word/2018/wordml" xmlns:w16du="http://schemas.microsoft.com/office/word/2023/wordml/word16du" xmlns:w16sdtdh="http://schemas.microsoft.com/office/word/2020/wordml/sdtdatahash" xmlns:w16sdtfl="http://schemas.microsoft.com/office/word/2024/wordml/sdtformatlock" xmlns:w16se="http://schemas.microsoft.com/office/word/2015/wordml/symex" xmlns:wpg="http://schemas.microsoft.com/office/word/2010/wordprocessingGroup" xmlns:wpi="http://schemas.microsoft.com/office/word/2010/wordprocessingInk" xmlns:wne="http://schemas.microsoft.com/office/word/2006/wordml" xmlns:wps="http://schemas.microsoft.com/office/word/2010/wordprocessingShape" mc:Ignorable="w14 w15 w16se w16cid w16 w16cex w16sdtdh w16sdtfl w16du wp14">
   <w:p>
     <w:pPr>
       <w:pStyle w:val="Header"/>
@@ -17338,7 +22235,7 @@
 </file>
 
 <file path=word/header8.xml><?xml version="1.0" encoding="utf-8"?>
-<w:hdr xmlns:wpc="http://schemas.microsoft.com/office/word/2010/wordprocessingCanvas" xmlns:cx="http://schemas.microsoft.com/office/drawing/2014/chartex" xmlns:cx1="http://schemas.microsoft.com/office/drawing/2015/9/8/chartex" xmlns:cx2="http://schemas.microsoft.com/office/drawing/2015/10/21/chartex" xmlns:cx3="http://schemas.microsoft.com/office/drawing/2016/5/9/chartex" xmlns:cx4="http://schemas.microsoft.com/office/drawing/2016/5/10/chartex" xmlns:cx5="http://schemas.microsoft.com/office/drawing/2016/5/11/chartex" xmlns:cx6="http://schemas.microsoft.com/office/drawing/2016/5/12/chartex" xmlns:cx7="http://schemas.microsoft.com/office/drawing/2016/5/13/chartex" xmlns:cx8="http://schemas.microsoft.com/office/drawing/2016/5/14/chartex" xmlns:mc="http://schemas.openxmlformats.org/markup-compatibility/2006" xmlns:aink="http://schemas.microsoft.com/office/drawing/2016/ink" xmlns:am3d="http://schemas.microsoft.com/office/drawing/2017/model3d" xmlns:o="urn:schemas-microsoft-com:office:office" xmlns:oel="http://schemas.microsoft.com/office/2019/extlst" xmlns:r="http://schemas.openxmlformats.org/officeDocument/2006/relationships" xmlns:m="http://schemas.openxmlformats.org/officeDocument/2006/math" xmlns:v="urn:schemas-microsoft-com:vml" xmlns:wp14="http://schemas.microsoft.com/office/word/2010/wordprocessingDrawing" xmlns:wp="http://schemas.openxmlformats.org/drawingml/2006/wordprocessingDrawing" xmlns:w10="urn:schemas-microsoft-com:office:word" xmlns:w="http://schemas.openxmlformats.org/wordprocessingml/2006/main" xmlns:w14="http://schemas.microsoft.com/office/word/2010/wordml" xmlns:w15="http://schemas.microsoft.com/office/word/2012/wordml" xmlns:w16cex="http://schemas.microsoft.com/office/word/2018/wordml/cex" xmlns:w16cid="http://schemas.microsoft.com/office/word/2016/wordml/cid" xmlns:w16="http://schemas.microsoft.com/office/word/2018/wordml" xmlns:w16du="http://schemas.microsoft.com/office/word/2023/wordml/word16du" xmlns:w16sdtdh="http://schemas.microsoft.com/office/word/2020/wordml/sdtdatahash" xmlns:w16sdtfl="http://schemas.microsoft.com/office/word/2024/wordml/sdtformatlock" xmlns:w16se="http://schemas.microsoft.com/office/word/2015/wordml/symex" xmlns:wpg="http://schemas.microsoft.com/office/word/2010/wordprocessingGroup" xmlns:wpi="http://schemas.microsoft.com/office/word/2010/wordprocessingInk" xmlns:wne="http://schemas.microsoft.com/office/word/2006/wordml" xmlns:wps="http://schemas.microsoft.com/office/word/2010/wordprocessingShape" mc:Ignorable="w14 w15 w16se w16cid w16 w16cex w16sdtdh w16sdtfl w16du wp14">
+<w:hdr xmlns:wpc="http://schemas.microsoft.com/office/word/2010/wordprocessingCanvas" xmlns:cx="http://schemas.microsoft.com/office/drawing/2014/chartex" xmlns:cx1="http://schemas.microsoft.com/office/drawing/2015/9/8/chartex" xmlns:cx2="http://schemas.microsoft.com/office/drawing/2015/10/21/chartex" xmlns:cx3="http://schemas.microsoft.com/office/drawing/2016/5/9/chartex" xmlns:cx4="http://schemas.microsoft.com/office/drawing/2016/5/10/chartex" xmlns:cx5="http://schemas.microsoft.com/office/drawing/2016/5/11/chartex" xmlns:cx6="http://schemas.microsoft.com/office/drawing/2016/5/12/chartex" xmlns:cx7="http://schemas.microsoft.com/office/drawing/2016/5/13/chartex" xmlns:cx8="http://schemas.microsoft.com/office/drawing/2016/5/14/chartex" xmlns:mc="http://schemas.openxmlformats.org/markup-compatibility/2006" xmlns:aink="http://schemas.microsoft.com/office/drawing/2016/ink" xmlns:am3d="http://schemas.microsoft.com/office/drawing/2017/model3d" xmlns:o="urn:schemas-microsoft-com:office:office" xmlns:oel="http://schemas.microsoft.com/office/2019/extlst" xmlns:r="http://schemas.openxmlformats.org/officeDocument/2006/relationships" xmlns:m="http://schemas.openxmlformats.org/officeDocument/2006/math" xmlns:v="urn:schemas-microsoft-com:vml" xmlns:wp14="http://schemas.microsoft.com/office/word/2010/wordprocessingDrawing" xmlns:wp="http://schemas.openxmlformats.org/drawingml/2006/wordprocessingDrawing" xmlns:w10="urn:schemas-microsoft-com:office:word" xmlns:w="http://schemas.openxmlformats.org/wordprocessingml/2006/main" xmlns:w14="http://schemas.microsoft.com/office/word/2010/wordml" xmlns:w15="http://schemas.microsoft.com/office/word/2012/wordml" xmlns:w16cei="http://schemas.microsoft.com/office/word/2026/wordml/cei" xmlns:w16cex="http://schemas.microsoft.com/office/word/2018/wordml/cex" xmlns:w16cid="http://schemas.microsoft.com/office/word/2016/wordml/cid" xmlns:w16="http://schemas.microsoft.com/office/word/2018/wordml" xmlns:w16du="http://schemas.microsoft.com/office/word/2023/wordml/word16du" xmlns:w16sdtdh="http://schemas.microsoft.com/office/word/2020/wordml/sdtdatahash" xmlns:w16sdtfl="http://schemas.microsoft.com/office/word/2024/wordml/sdtformatlock" xmlns:w16se="http://schemas.microsoft.com/office/word/2015/wordml/symex" xmlns:wpg="http://schemas.microsoft.com/office/word/2010/wordprocessingGroup" xmlns:wpi="http://schemas.microsoft.com/office/word/2010/wordprocessingInk" xmlns:wne="http://schemas.microsoft.com/office/word/2006/wordml" xmlns:wps="http://schemas.microsoft.com/office/word/2010/wordprocessingShape" mc:Ignorable="w14 w15 w16se w16cid w16 w16cex w16sdtdh w16sdtfl w16du wp14">
   <w:p>
     <w:pPr>
       <w:pStyle w:val="Header"/>
@@ -17348,7 +22245,7 @@
 </file>
 
 <file path=word/header9.xml><?xml version="1.0" encoding="utf-8"?>
-<w:hdr xmlns:wpc="http://schemas.microsoft.com/office/word/2010/wordprocessingCanvas" xmlns:cx="http://schemas.microsoft.com/office/drawing/2014/chartex" xmlns:cx1="http://schemas.microsoft.com/office/drawing/2015/9/8/chartex" xmlns:cx2="http://schemas.microsoft.com/office/drawing/2015/10/21/chartex" xmlns:cx3="http://schemas.microsoft.com/office/drawing/2016/5/9/chartex" xmlns:cx4="http://schemas.microsoft.com/office/drawing/2016/5/10/chartex" xmlns:cx5="http://schemas.microsoft.com/office/drawing/2016/5/11/chartex" xmlns:cx6="http://schemas.microsoft.com/office/drawing/2016/5/12/chartex" xmlns:cx7="http://schemas.microsoft.com/office/drawing/2016/5/13/chartex" xmlns:cx8="http://schemas.microsoft.com/office/drawing/2016/5/14/chartex" xmlns:mc="http://schemas.openxmlformats.org/markup-compatibility/2006" xmlns:aink="http://schemas.microsoft.com/office/drawing/2016/ink" xmlns:am3d="http://schemas.microsoft.com/office/drawing/2017/model3d" xmlns:o="urn:schemas-microsoft-com:office:office" xmlns:oel="http://schemas.microsoft.com/office/2019/extlst" xmlns:r="http://schemas.openxmlformats.org/officeDocument/2006/relationships" xmlns:m="http://schemas.openxmlformats.org/officeDocument/2006/math" xmlns:v="urn:schemas-microsoft-com:vml" xmlns:wp14="http://schemas.microsoft.com/office/word/2010/wordprocessingDrawing" xmlns:wp="http://schemas.openxmlformats.org/drawingml/2006/wordprocessingDrawing" xmlns:w10="urn:schemas-microsoft-com:office:word" xmlns:w="http://schemas.openxmlformats.org/wordprocessingml/2006/main" xmlns:w14="http://schemas.microsoft.com/office/word/2010/wordml" xmlns:w15="http://schemas.microsoft.com/office/word/2012/wordml" xmlns:w16cex="http://schemas.microsoft.com/office/word/2018/wordml/cex" xmlns:w16cid="http://schemas.microsoft.com/office/word/2016/wordml/cid" xmlns:w16="http://schemas.microsoft.com/office/word/2018/wordml" xmlns:w16du="http://schemas.microsoft.com/office/word/2023/wordml/word16du" xmlns:w16sdtdh="http://schemas.microsoft.com/office/word/2020/wordml/sdtdatahash" xmlns:w16sdtfl="http://schemas.microsoft.com/office/word/2024/wordml/sdtformatlock" xmlns:w16se="http://schemas.microsoft.com/office/word/2015/wordml/symex" xmlns:wpg="http://schemas.microsoft.com/office/word/2010/wordprocessingGroup" xmlns:wpi="http://schemas.microsoft.com/office/word/2010/wordprocessingInk" xmlns:wne="http://schemas.microsoft.com/office/word/2006/wordml" xmlns:wps="http://schemas.microsoft.com/office/word/2010/wordprocessingShape" mc:Ignorable="w14 w15 w16se w16cid w16 w16cex w16sdtdh w16sdtfl w16du wp14">
+<w:hdr xmlns:wpc="http://schemas.microsoft.com/office/word/2010/wordprocessingCanvas" xmlns:cx="http://schemas.microsoft.com/office/drawing/2014/chartex" xmlns:cx1="http://schemas.microsoft.com/office/drawing/2015/9/8/chartex" xmlns:cx2="http://schemas.microsoft.com/office/drawing/2015/10/21/chartex" xmlns:cx3="http://schemas.microsoft.com/office/drawing/2016/5/9/chartex" xmlns:cx4="http://schemas.microsoft.com/office/drawing/2016/5/10/chartex" xmlns:cx5="http://schemas.microsoft.com/office/drawing/2016/5/11/chartex" xmlns:cx6="http://schemas.microsoft.com/office/drawing/2016/5/12/chartex" xmlns:cx7="http://schemas.microsoft.com/office/drawing/2016/5/13/chartex" xmlns:cx8="http://schemas.microsoft.com/office/drawing/2016/5/14/chartex" xmlns:mc="http://schemas.openxmlformats.org/markup-compatibility/2006" xmlns:aink="http://schemas.microsoft.com/office/drawing/2016/ink" xmlns:am3d="http://schemas.microsoft.com/office/drawing/2017/model3d" xmlns:o="urn:schemas-microsoft-com:office:office" xmlns:oel="http://schemas.microsoft.com/office/2019/extlst" xmlns:r="http://schemas.openxmlformats.org/officeDocument/2006/relationships" xmlns:m="http://schemas.openxmlformats.org/officeDocument/2006/math" xmlns:v="urn:schemas-microsoft-com:vml" xmlns:wp14="http://schemas.microsoft.com/office/word/2010/wordprocessingDrawing" xmlns:wp="http://schemas.openxmlformats.org/drawingml/2006/wordprocessingDrawing" xmlns:w10="urn:schemas-microsoft-com:office:word" xmlns:w="http://schemas.openxmlformats.org/wordprocessingml/2006/main" xmlns:w14="http://schemas.microsoft.com/office/word/2010/wordml" xmlns:w15="http://schemas.microsoft.com/office/word/2012/wordml" xmlns:w16cei="http://schemas.microsoft.com/office/word/2026/wordml/cei" xmlns:w16cex="http://schemas.microsoft.com/office/word/2018/wordml/cex" xmlns:w16cid="http://schemas.microsoft.com/office/word/2016/wordml/cid" xmlns:w16="http://schemas.microsoft.com/office/word/2018/wordml" xmlns:w16du="http://schemas.microsoft.com/office/word/2023/wordml/word16du" xmlns:w16sdtdh="http://schemas.microsoft.com/office/word/2020/wordml/sdtdatahash" xmlns:w16sdtfl="http://schemas.microsoft.com/office/word/2024/wordml/sdtformatlock" xmlns:w16se="http://schemas.microsoft.com/office/word/2015/wordml/symex" xmlns:wpg="http://schemas.microsoft.com/office/word/2010/wordprocessingGroup" xmlns:wpi="http://schemas.microsoft.com/office/word/2010/wordprocessingInk" xmlns:wne="http://schemas.microsoft.com/office/word/2006/wordml" xmlns:wps="http://schemas.microsoft.com/office/word/2010/wordprocessingShape" mc:Ignorable="w14 w15 w16se w16cid w16 w16cex w16sdtdh w16sdtfl w16du wp14">
   <w:tbl>
     <w:tblPr>
       <w:tblW w:w="0" w:type="auto"/>
@@ -17773,7 +22670,7 @@
 </file>
 
 <file path=word/numbering.xml><?xml version="1.0" encoding="utf-8"?>
-<w:numbering xmlns:wpc="http://schemas.microsoft.com/office/word/2010/wordprocessingCanvas" xmlns:cx="http://schemas.microsoft.com/office/drawing/2014/chartex" xmlns:cx1="http://schemas.microsoft.com/office/drawing/2015/9/8/chartex" xmlns:cx2="http://schemas.microsoft.com/office/drawing/2015/10/21/chartex" xmlns:cx3="http://schemas.microsoft.com/office/drawing/2016/5/9/chartex" xmlns:cx4="http://schemas.microsoft.com/office/drawing/2016/5/10/chartex" xmlns:cx5="http://schemas.microsoft.com/office/drawing/2016/5/11/chartex" xmlns:cx6="http://schemas.microsoft.com/office/drawing/2016/5/12/chartex" xmlns:cx7="http://schemas.microsoft.com/office/drawing/2016/5/13/chartex" xmlns:cx8="http://schemas.microsoft.com/office/drawing/2016/5/14/chartex" xmlns:mc="http://schemas.openxmlformats.org/markup-compatibility/2006" xmlns:aink="http://schemas.microsoft.com/office/drawing/2016/ink" xmlns:am3d="http://schemas.microsoft.com/office/drawing/2017/model3d" xmlns:o="urn:schemas-microsoft-com:office:office" xmlns:oel="http://schemas.microsoft.com/office/2019/extlst" xmlns:r="http://schemas.openxmlformats.org/officeDocument/2006/relationships" xmlns:m="http://schemas.openxmlformats.org/officeDocument/2006/math" xmlns:v="urn:schemas-microsoft-com:vml" xmlns:wp14="http://schemas.microsoft.com/office/word/2010/wordprocessingDrawing" xmlns:wp="http://schemas.openxmlformats.org/drawingml/2006/wordprocessingDrawing" xmlns:w10="urn:schemas-microsoft-com:office:word" xmlns:w="http://schemas.openxmlformats.org/wordprocessingml/2006/main" xmlns:w14="http://schemas.microsoft.com/office/word/2010/wordml" xmlns:w15="http://schemas.microsoft.com/office/word/2012/wordml" xmlns:w16cex="http://schemas.microsoft.com/office/word/2018/wordml/cex" xmlns:w16cid="http://schemas.microsoft.com/office/word/2016/wordml/cid" xmlns:w16="http://schemas.microsoft.com/office/word/2018/wordml" xmlns:w16du="http://schemas.microsoft.com/office/word/2023/wordml/word16du" xmlns:w16sdtdh="http://schemas.microsoft.com/office/word/2020/wordml/sdtdatahash" xmlns:w16sdtfl="http://schemas.microsoft.com/office/word/2024/wordml/sdtformatlock" xmlns:w16se="http://schemas.microsoft.com/office/word/2015/wordml/symex" xmlns:wpg="http://schemas.microsoft.com/office/word/2010/wordprocessingGroup" xmlns:wpi="http://schemas.microsoft.com/office/word/2010/wordprocessingInk" xmlns:wne="http://schemas.microsoft.com/office/word/2006/wordml" xmlns:wps="http://schemas.microsoft.com/office/word/2010/wordprocessingShape" mc:Ignorable="w14 w15 w16se w16cid w16 w16cex w16sdtdh w16sdtfl w16du wp14">
+<w:numbering xmlns:wpc="http://schemas.microsoft.com/office/word/2010/wordprocessingCanvas" xmlns:cx="http://schemas.microsoft.com/office/drawing/2014/chartex" xmlns:cx1="http://schemas.microsoft.com/office/drawing/2015/9/8/chartex" xmlns:cx2="http://schemas.microsoft.com/office/drawing/2015/10/21/chartex" xmlns:cx3="http://schemas.microsoft.com/office/drawing/2016/5/9/chartex" xmlns:cx4="http://schemas.microsoft.com/office/drawing/2016/5/10/chartex" xmlns:cx5="http://schemas.microsoft.com/office/drawing/2016/5/11/chartex" xmlns:cx6="http://schemas.microsoft.com/office/drawing/2016/5/12/chartex" xmlns:cx7="http://schemas.microsoft.com/office/drawing/2016/5/13/chartex" xmlns:cx8="http://schemas.microsoft.com/office/drawing/2016/5/14/chartex" xmlns:mc="http://schemas.openxmlformats.org/markup-compatibility/2006" xmlns:aink="http://schemas.microsoft.com/office/drawing/2016/ink" xmlns:am3d="http://schemas.microsoft.com/office/drawing/2017/model3d" xmlns:o="urn:schemas-microsoft-com:office:office" xmlns:oel="http://schemas.microsoft.com/office/2019/extlst" xmlns:r="http://schemas.openxmlformats.org/officeDocument/2006/relationships" xmlns:m="http://schemas.openxmlformats.org/officeDocument/2006/math" xmlns:v="urn:schemas-microsoft-com:vml" xmlns:wp14="http://schemas.microsoft.com/office/word/2010/wordprocessingDrawing" xmlns:wp="http://schemas.openxmlformats.org/drawingml/2006/wordprocessingDrawing" xmlns:w10="urn:schemas-microsoft-com:office:word" xmlns:w="http://schemas.openxmlformats.org/wordprocessingml/2006/main" xmlns:w14="http://schemas.microsoft.com/office/word/2010/wordml" xmlns:w15="http://schemas.microsoft.com/office/word/2012/wordml" xmlns:w16cei="http://schemas.microsoft.com/office/word/2026/wordml/cei" xmlns:w16cex="http://schemas.microsoft.com/office/word/2018/wordml/cex" xmlns:w16cid="http://schemas.microsoft.com/office/word/2016/wordml/cid" xmlns:w16="http://schemas.microsoft.com/office/word/2018/wordml" xmlns:w16du="http://schemas.microsoft.com/office/word/2023/wordml/word16du" xmlns:w16sdtdh="http://schemas.microsoft.com/office/word/2020/wordml/sdtdatahash" xmlns:w16sdtfl="http://schemas.microsoft.com/office/word/2024/wordml/sdtformatlock" xmlns:w16se="http://schemas.microsoft.com/office/word/2015/wordml/symex" xmlns:wpg="http://schemas.microsoft.com/office/word/2010/wordprocessingGroup" xmlns:wpi="http://schemas.microsoft.com/office/word/2010/wordprocessingInk" xmlns:wne="http://schemas.microsoft.com/office/word/2006/wordml" xmlns:wps="http://schemas.microsoft.com/office/word/2010/wordprocessingShape" mc:Ignorable="w14 w15 w16se w16cid w16 w16cex w16sdtdh w16sdtfl w16du wp14">
   <w:abstractNum w:abstractNumId="0" w15:restartNumberingAfterBreak="0">
     <w:nsid w:val="39564E02"/>
     <w:multiLevelType w:val="hybridMultilevel"/>
@@ -18227,6 +23124,95 @@
     </w:lvl>
   </w:abstractNum>
   <w:abstractNum w:abstractNumId="4" w15:restartNumberingAfterBreak="0">
+    <w:nsid w:val="5B854276"/>
+    <w:multiLevelType w:val="hybridMultilevel"/>
+    <w:tmpl w:val="DB140D7C"/>
+    <w:lvl w:ilvl="0" w:tplc="73261CCA">
+      <w:start w:val="1"/>
+      <w:numFmt w:val="decimal"/>
+      <w:lvlText w:val="%1"/>
+      <w:lvlJc w:val="left"/>
+      <w:pPr>
+        <w:ind w:left="756" w:hanging="396"/>
+      </w:pPr>
+      <w:rPr>
+        <w:rFonts w:hint="default"/>
+      </w:rPr>
+    </w:lvl>
+    <w:lvl w:ilvl="1" w:tplc="04090019" w:tentative="1">
+      <w:start w:val="1"/>
+      <w:numFmt w:val="lowerLetter"/>
+      <w:lvlText w:val="%2."/>
+      <w:lvlJc w:val="left"/>
+      <w:pPr>
+        <w:ind w:left="1440" w:hanging="360"/>
+      </w:pPr>
+    </w:lvl>
+    <w:lvl w:ilvl="2" w:tplc="0409001B" w:tentative="1">
+      <w:start w:val="1"/>
+      <w:numFmt w:val="lowerRoman"/>
+      <w:lvlText w:val="%3."/>
+      <w:lvlJc w:val="right"/>
+      <w:pPr>
+        <w:ind w:left="2160" w:hanging="180"/>
+      </w:pPr>
+    </w:lvl>
+    <w:lvl w:ilvl="3" w:tplc="0409000F" w:tentative="1">
+      <w:start w:val="1"/>
+      <w:numFmt w:val="decimal"/>
+      <w:lvlText w:val="%4."/>
+      <w:lvlJc w:val="left"/>
+      <w:pPr>
+        <w:ind w:left="2880" w:hanging="360"/>
+      </w:pPr>
+    </w:lvl>
+    <w:lvl w:ilvl="4" w:tplc="04090019" w:tentative="1">
+      <w:start w:val="1"/>
+      <w:numFmt w:val="lowerLetter"/>
+      <w:lvlText w:val="%5."/>
+      <w:lvlJc w:val="left"/>
+      <w:pPr>
+        <w:ind w:left="3600" w:hanging="360"/>
+      </w:pPr>
+    </w:lvl>
+    <w:lvl w:ilvl="5" w:tplc="0409001B" w:tentative="1">
+      <w:start w:val="1"/>
+      <w:numFmt w:val="lowerRoman"/>
+      <w:lvlText w:val="%6."/>
+      <w:lvlJc w:val="right"/>
+      <w:pPr>
+        <w:ind w:left="4320" w:hanging="180"/>
+      </w:pPr>
+    </w:lvl>
+    <w:lvl w:ilvl="6" w:tplc="0409000F" w:tentative="1">
+      <w:start w:val="1"/>
+      <w:numFmt w:val="decimal"/>
+      <w:lvlText w:val="%7."/>
+      <w:lvlJc w:val="left"/>
+      <w:pPr>
+        <w:ind w:left="5040" w:hanging="360"/>
+      </w:pPr>
+    </w:lvl>
+    <w:lvl w:ilvl="7" w:tplc="04090019" w:tentative="1">
+      <w:start w:val="1"/>
+      <w:numFmt w:val="lowerLetter"/>
+      <w:lvlText w:val="%8."/>
+      <w:lvlJc w:val="left"/>
+      <w:pPr>
+        <w:ind w:left="5760" w:hanging="360"/>
+      </w:pPr>
+    </w:lvl>
+    <w:lvl w:ilvl="8" w:tplc="0409001B" w:tentative="1">
+      <w:start w:val="1"/>
+      <w:numFmt w:val="lowerRoman"/>
+      <w:lvlText w:val="%9."/>
+      <w:lvlJc w:val="right"/>
+      <w:pPr>
+        <w:ind w:left="6480" w:hanging="180"/>
+      </w:pPr>
+    </w:lvl>
+  </w:abstractNum>
+  <w:abstractNum w:abstractNumId="5" w15:restartNumberingAfterBreak="0">
     <w:nsid w:val="5C9516DF"/>
     <w:multiLevelType w:val="hybridMultilevel"/>
     <w:tmpl w:val="7046B518"/>
@@ -18339,7 +23325,7 @@
       </w:rPr>
     </w:lvl>
   </w:abstractNum>
-  <w:abstractNum w:abstractNumId="5" w15:restartNumberingAfterBreak="0">
+  <w:abstractNum w:abstractNumId="6" w15:restartNumberingAfterBreak="0">
     <w:nsid w:val="62897D6F"/>
     <w:multiLevelType w:val="hybridMultilevel"/>
     <w:tmpl w:val="D7EAB200"/>
@@ -18452,7 +23438,7 @@
       </w:rPr>
     </w:lvl>
   </w:abstractNum>
-  <w:abstractNum w:abstractNumId="6" w15:restartNumberingAfterBreak="0">
+  <w:abstractNum w:abstractNumId="7" w15:restartNumberingAfterBreak="0">
     <w:nsid w:val="6A685F0C"/>
     <w:multiLevelType w:val="hybridMultilevel"/>
     <w:tmpl w:val="1D22165E"/>
@@ -18541,7 +23527,7 @@
       </w:pPr>
     </w:lvl>
   </w:abstractNum>
-  <w:abstractNum w:abstractNumId="7" w15:restartNumberingAfterBreak="0">
+  <w:abstractNum w:abstractNumId="8" w15:restartNumberingAfterBreak="0">
     <w:nsid w:val="6A9D5588"/>
     <w:multiLevelType w:val="hybridMultilevel"/>
     <w:tmpl w:val="2D28D23A"/>
@@ -18654,7 +23640,7 @@
       </w:rPr>
     </w:lvl>
   </w:abstractNum>
-  <w:abstractNum w:abstractNumId="8" w15:restartNumberingAfterBreak="0">
+  <w:abstractNum w:abstractNumId="9" w15:restartNumberingAfterBreak="0">
     <w:nsid w:val="70524DBC"/>
     <w:multiLevelType w:val="hybridMultilevel"/>
     <w:tmpl w:val="57887536"/>
@@ -18793,7 +23779,7 @@
       </w:rPr>
     </w:lvl>
   </w:abstractNum>
-  <w:abstractNum w:abstractNumId="9" w15:restartNumberingAfterBreak="0">
+  <w:abstractNum w:abstractNumId="10" w15:restartNumberingAfterBreak="0">
     <w:nsid w:val="74AC3E06"/>
     <w:multiLevelType w:val="hybridMultilevel"/>
     <w:tmpl w:val="35600980"/>
@@ -18907,34 +23893,37 @@
     </w:lvl>
   </w:abstractNum>
   <w:num w:numId="1" w16cid:durableId="901715781">
-    <w:abstractNumId w:val="8"/>
+    <w:abstractNumId w:val="9"/>
   </w:num>
   <w:num w:numId="2" w16cid:durableId="130559257">
-    <w:abstractNumId w:val="4"/>
+    <w:abstractNumId w:val="5"/>
   </w:num>
   <w:num w:numId="3" w16cid:durableId="1364750492">
-    <w:abstractNumId w:val="7"/>
+    <w:abstractNumId w:val="8"/>
   </w:num>
   <w:num w:numId="4" w16cid:durableId="1143617374">
     <w:abstractNumId w:val="2"/>
   </w:num>
   <w:num w:numId="5" w16cid:durableId="676809308">
-    <w:abstractNumId w:val="6"/>
+    <w:abstractNumId w:val="7"/>
   </w:num>
   <w:num w:numId="6" w16cid:durableId="398015966">
     <w:abstractNumId w:val="1"/>
   </w:num>
   <w:num w:numId="7" w16cid:durableId="1532036752">
-    <w:abstractNumId w:val="5"/>
+    <w:abstractNumId w:val="6"/>
   </w:num>
   <w:num w:numId="8" w16cid:durableId="1301228272">
-    <w:abstractNumId w:val="9"/>
+    <w:abstractNumId w:val="10"/>
   </w:num>
   <w:num w:numId="9" w16cid:durableId="813372611">
     <w:abstractNumId w:val="0"/>
   </w:num>
   <w:num w:numId="10" w16cid:durableId="1321347523">
     <w:abstractNumId w:val="3"/>
+  </w:num>
+  <w:num w:numId="11" w16cid:durableId="1987009363">
+    <w:abstractNumId w:val="4"/>
   </w:num>
 </w:numbering>
 </file>

--- a/thesis.docx
+++ b/thesis.docx
@@ -73,7 +73,7 @@
                 <v:shape id="_x0000_i1025" type="#_x0000_t75" alt="" style="width:64.2pt;height:64.2pt;mso-width-percent:0;mso-height-percent:0;mso-width-percent:0;mso-height-percent:0" o:ole="" fillcolor="window">
                   <v:imagedata r:id="rId8" o:title=""/>
                 </v:shape>
-                <o:OLEObject Type="Embed" ProgID="CorelDraw.Graphic.7" ShapeID="_x0000_i1025" DrawAspect="Content" ObjectID="_1847450643" r:id="rId9"/>
+                <o:OLEObject Type="Embed" ProgID="CorelDraw.Graphic.7" ShapeID="_x0000_i1025" DrawAspect="Content" ObjectID="_1847451067" r:id="rId9"/>
               </w:object>
             </w:r>
           </w:p>
@@ -8846,16 +8846,7 @@
                 <w:noProof/>
                 <w:lang w:val="sr-Cyrl-RS"/>
               </w:rPr>
-              <w:t>Уво</w:t>
-            </w:r>
-            <w:r>
-              <w:rPr>
-                <w:rStyle w:val="Hyperlink"/>
-                <w:rFonts w:ascii="Times New Roman" w:hAnsi="Times New Roman" w:cs="Times New Roman"/>
-                <w:noProof/>
-                <w:lang w:val="sr-Cyrl-RS"/>
-              </w:rPr>
-              <w:t>д</w:t>
+              <w:t>Увод</w:t>
             </w:r>
             <w:r>
               <w:rPr>
@@ -9474,7 +9465,21 @@
           <w:rFonts w:ascii="Times New Roman" w:hAnsi="Times New Roman" w:cs="Times New Roman"/>
           <w:lang w:val="ru-RU"/>
         </w:rPr>
-        <w:t>микроервисне</w:t>
+        <w:t>микро</w:t>
+      </w:r>
+      <w:r>
+        <w:rPr>
+          <w:rFonts w:ascii="Times New Roman" w:hAnsi="Times New Roman" w:cs="Times New Roman"/>
+          <w:lang w:val="ru-RU"/>
+        </w:rPr>
+        <w:t>с</w:t>
+      </w:r>
+      <w:r>
+        <w:rPr>
+          <w:rFonts w:ascii="Times New Roman" w:hAnsi="Times New Roman" w:cs="Times New Roman"/>
+          <w:lang w:val="ru-RU"/>
+        </w:rPr>
+        <w:t>ервисне</w:t>
       </w:r>
       <w:proofErr w:type="spellEnd"/>
       <w:r>
@@ -11486,13 +11491,20 @@
         </w:rPr>
         <w:t xml:space="preserve"> </w:t>
       </w:r>
-      <w:proofErr w:type="spellStart"/>
-      <w:r>
-        <w:rPr>
-          <w:rFonts w:ascii="Times New Roman" w:hAnsi="Times New Roman" w:cs="Times New Roman"/>
-          <w:lang w:val="ru-RU"/>
-        </w:rPr>
-        <w:t>омогућавају</w:t>
+      <w:r>
+        <w:rPr>
+          <w:rFonts w:ascii="Times New Roman" w:hAnsi="Times New Roman" w:cs="Times New Roman"/>
+          <w:lang w:val="sr-Cyrl-RS"/>
+        </w:rPr>
+        <w:t xml:space="preserve">протокол </w:t>
+      </w:r>
+      <w:proofErr w:type="spellStart"/>
+      <w:r>
+        <w:rPr>
+          <w:rFonts w:ascii="Times New Roman" w:hAnsi="Times New Roman" w:cs="Times New Roman"/>
+          <w:lang w:val="ru-RU"/>
+        </w:rPr>
+        <w:t>омогућава</w:t>
       </w:r>
       <w:proofErr w:type="spellEnd"/>
       <w:r>
@@ -11918,21 +11930,7 @@
           <w:rFonts w:ascii="Times New Roman" w:hAnsi="Times New Roman" w:cs="Times New Roman"/>
           <w:lang w:val="ru-RU"/>
         </w:rPr>
-        <w:t>[</w:t>
-      </w:r>
-      <w:r>
-        <w:rPr>
-          <w:rFonts w:ascii="Times New Roman" w:hAnsi="Times New Roman" w:cs="Times New Roman"/>
-          <w:lang w:val="ru-RU"/>
-        </w:rPr>
-        <w:t>6</w:t>
-      </w:r>
-      <w:r>
-        <w:rPr>
-          <w:rFonts w:ascii="Times New Roman" w:hAnsi="Times New Roman" w:cs="Times New Roman"/>
-          <w:lang w:val="ru-RU"/>
-        </w:rPr>
-        <w:t>]</w:t>
+        <w:t>[6]</w:t>
       </w:r>
       <w:r>
         <w:rPr>
@@ -12041,23 +12039,21 @@
           <w:rFonts w:ascii="Times New Roman" w:hAnsi="Times New Roman" w:cs="Times New Roman"/>
           <w:lang w:val="ru-RU"/>
         </w:rPr>
-        <w:t xml:space="preserve"> </w:t>
-      </w:r>
-      <w:proofErr w:type="spellStart"/>
-      <w:r>
-        <w:rPr>
-          <w:rFonts w:ascii="Times New Roman" w:hAnsi="Times New Roman" w:cs="Times New Roman"/>
-          <w:lang w:val="ru-RU"/>
-        </w:rPr>
-        <w:t>микроервиса</w:t>
-      </w:r>
-      <w:proofErr w:type="spellEnd"/>
-      <w:r>
-        <w:rPr>
-          <w:rFonts w:ascii="Times New Roman" w:hAnsi="Times New Roman" w:cs="Times New Roman"/>
-          <w:lang w:val="ru-RU"/>
-        </w:rPr>
-        <w:t xml:space="preserve"> </w:t>
+        <w:t xml:space="preserve"> микро</w:t>
+      </w:r>
+      <w:r>
+        <w:rPr>
+          <w:rFonts w:ascii="Times New Roman" w:hAnsi="Times New Roman" w:cs="Times New Roman"/>
+          <w:lang w:val="ru-RU"/>
+        </w:rPr>
+        <w:t>с</w:t>
+      </w:r>
+      <w:r>
+        <w:rPr>
+          <w:rFonts w:ascii="Times New Roman" w:hAnsi="Times New Roman" w:cs="Times New Roman"/>
+          <w:lang w:val="ru-RU"/>
+        </w:rPr>
+        <w:t xml:space="preserve">ервиса </w:t>
       </w:r>
       <w:proofErr w:type="spellStart"/>
       <w:r>
@@ -12513,7 +12509,21 @@
           <w:rFonts w:ascii="Times New Roman" w:hAnsi="Times New Roman" w:cs="Times New Roman"/>
           <w:lang w:val="ru-RU"/>
         </w:rPr>
-        <w:t>микроервисно</w:t>
+        <w:t>микро</w:t>
+      </w:r>
+      <w:r>
+        <w:rPr>
+          <w:rFonts w:ascii="Times New Roman" w:hAnsi="Times New Roman" w:cs="Times New Roman"/>
+          <w:lang w:val="ru-RU"/>
+        </w:rPr>
+        <w:t>с</w:t>
+      </w:r>
+      <w:r>
+        <w:rPr>
+          <w:rFonts w:ascii="Times New Roman" w:hAnsi="Times New Roman" w:cs="Times New Roman"/>
+          <w:lang w:val="ru-RU"/>
+        </w:rPr>
+        <w:t>ервисно</w:t>
       </w:r>
       <w:proofErr w:type="spellEnd"/>
       <w:r>
@@ -13353,23 +13363,7 @@
           <w:rFonts w:ascii="Times New Roman" w:hAnsi="Times New Roman" w:cs="Times New Roman"/>
           <w:lang w:val="ru-RU"/>
         </w:rPr>
-        <w:t xml:space="preserve"> </w:t>
-      </w:r>
-      <w:proofErr w:type="spellStart"/>
-      <w:r>
-        <w:rPr>
-          <w:rFonts w:ascii="Times New Roman" w:hAnsi="Times New Roman" w:cs="Times New Roman"/>
-          <w:lang w:val="ru-RU"/>
-        </w:rPr>
-        <w:t>даљи</w:t>
-      </w:r>
-      <w:proofErr w:type="spellEnd"/>
-      <w:r>
-        <w:rPr>
-          <w:rFonts w:ascii="Times New Roman" w:hAnsi="Times New Roman" w:cs="Times New Roman"/>
-          <w:lang w:val="ru-RU"/>
-        </w:rPr>
-        <w:t xml:space="preserve"> </w:t>
+        <w:t xml:space="preserve"> даљи </w:t>
       </w:r>
       <w:proofErr w:type="spellStart"/>
       <w:r>
@@ -16906,10 +16900,10 @@
                                 <w:sz w:val="20"/>
                               </w:rPr>
                               <w:object w:dxaOrig="1382" w:dyaOrig="1380" w14:anchorId="07567C10">
-                                <v:shape id="_x0000_i1035" type="#_x0000_t75" alt="" style="width:94.8pt;height:94.8pt;mso-width-percent:0;mso-height-percent:0;mso-width-percent:0;mso-height-percent:0" o:ole="" fillcolor="window">
+                                <v:shape id="_x0000_i1027" type="#_x0000_t75" alt="" style="width:94.8pt;height:94.8pt;mso-width-percent:0;mso-height-percent:0;mso-width-percent:0;mso-height-percent:0" o:ole="" fillcolor="window">
                                   <v:imagedata r:id="rId8" o:title=""/>
                                 </v:shape>
-                                <o:OLEObject Type="Embed" ProgID="CorelDraw.Graphic.7" ShapeID="_x0000_i1035" DrawAspect="Content" ObjectID="_1847450644" r:id="rId32"/>
+                                <o:OLEObject Type="Embed" ProgID="CorelDraw.Graphic.7" ShapeID="_x0000_i1027" DrawAspect="Content" ObjectID="_1847451068" r:id="rId32"/>
                               </w:object>
                             </w:r>
                           </w:p>
@@ -16973,10 +16967,10 @@
                           <w:sz w:val="20"/>
                         </w:rPr>
                         <w:object w:dxaOrig="1382" w:dyaOrig="1380" w14:anchorId="07567C10">
-                          <v:shape id="_x0000_i1035" type="#_x0000_t75" alt="" style="width:94.8pt;height:94.8pt;mso-width-percent:0;mso-height-percent:0;mso-width-percent:0;mso-height-percent:0" o:ole="" fillcolor="window">
+                          <v:shape id="_x0000_i1027" type="#_x0000_t75" alt="" style="width:94.8pt;height:94.8pt;mso-width-percent:0;mso-height-percent:0;mso-width-percent:0;mso-height-percent:0" o:ole="" fillcolor="window">
                             <v:imagedata r:id="rId8" o:title=""/>
                           </v:shape>
-                          <o:OLEObject Type="Embed" ProgID="CorelDraw.Graphic.7" ShapeID="_x0000_i1035" DrawAspect="Content" ObjectID="_1847450644" r:id="rId33"/>
+                          <o:OLEObject Type="Embed" ProgID="CorelDraw.Graphic.7" ShapeID="_x0000_i1027" DrawAspect="Content" ObjectID="_1847451068" r:id="rId33"/>
                         </w:object>
                       </w:r>
                     </w:p>
@@ -17267,7 +17261,7 @@
           <w:szCs w:val="24"/>
         </w:rPr>
         <w:drawing>
-          <wp:inline distT="0" distB="0" distL="0" distR="0" wp14:anchorId="0DCE8B11" wp14:editId="4E27F95F">
+          <wp:inline distT="0" distB="0" distL="0" distR="0" wp14:anchorId="0DCE8B11" wp14:editId="6085C54B">
             <wp:extent cx="2026836" cy="784754"/>
             <wp:effectExtent l="0" t="0" r="0" b="0"/>
             <wp:docPr id="314949663" name="Picture 1" descr="A diagram of a process&#10;&#10;Description automatically generated"/>
@@ -24531,6 +24525,7 @@
   <w:style w:type="character" w:default="1" w:styleId="DefaultParagraphFont">
     <w:name w:val="Default Paragraph Font"/>
     <w:uiPriority w:val="1"/>
+    <w:semiHidden/>
     <w:unhideWhenUsed/>
   </w:style>
   <w:style w:type="table" w:default="1" w:styleId="TableNormal">

--- a/thesis.docx
+++ b/thesis.docx
@@ -68,10 +68,10 @@
                   <v:path o:extrusionok="f" gradientshapeok="t" o:connecttype="rect"/>
                   <o:lock v:ext="edit" aspectratio="t"/>
                 </v:shapetype>
-                <v:shape id="_x0000_i1025" type="#_x0000_t75" alt="" style="width:64.2pt;height:64.2pt;mso-width-percent:0;mso-height-percent:0;mso-width-percent:0;mso-height-percent:0" o:ole="" fillcolor="window">
+                <v:shape id="_x0000_i1025" type="#_x0000_t75" alt="" style="width:63.6pt;height:63.6pt;mso-width-percent:0;mso-height-percent:0;mso-width-percent:0;mso-height-percent:0" o:ole="" fillcolor="window">
                   <v:imagedata r:id="rId8" o:title=""/>
                 </v:shape>
-                <o:OLEObject Type="Embed" ProgID="CorelDraw.Graphic.7" ShapeID="_x0000_i1025" DrawAspect="Content" ObjectID="_1848055452" r:id="rId9"/>
+                <o:OLEObject Type="Embed" ProgID="CorelDraw.Graphic.7" ShapeID="_x0000_i1025" DrawAspect="Content" ObjectID="_1848060991" r:id="rId9"/>
               </w:object>
             </w:r>
           </w:p>
@@ -6915,7 +6915,7 @@
           <w:pPr>
             <w:pStyle w:val="TOC1"/>
             <w:tabs>
-              <w:tab w:val="left" w:pos="480"/>
+              <w:tab w:val="left" w:pos="440"/>
               <w:tab w:val="right" w:leader="dot" w:pos="9304"/>
             </w:tabs>
             <w:rPr>
@@ -6944,10 +6944,11 @@
             </w:rPr>
             <w:fldChar w:fldCharType="separate"/>
           </w:r>
-          <w:hyperlink w:anchor="_Toc237438517" w:history="1">
+          <w:hyperlink w:anchor="_Toc237443360" w:history="1">
             <w:r>
               <w:rPr>
                 <w:rStyle w:val="Hyperlink"/>
+                <w:rFonts w:ascii="Times New Roman" w:hAnsi="Times New Roman" w:cs="Times New Roman"/>
                 <w:noProof/>
               </w:rPr>
               <w:t>1</w:t>
@@ -6965,6 +6966,7 @@
             <w:r>
               <w:rPr>
                 <w:rStyle w:val="Hyperlink"/>
+                <w:rFonts w:ascii="Times New Roman" w:hAnsi="Times New Roman" w:cs="Times New Roman"/>
                 <w:noProof/>
               </w:rPr>
               <w:t>Увод</w:t>
@@ -6988,7 +6990,7 @@
                 <w:noProof/>
                 <w:webHidden/>
               </w:rPr>
-              <w:instrText xml:space="preserve"> PAGEREF _Toc237438517 \h </w:instrText>
+              <w:instrText xml:space="preserve"> PAGEREF _Toc237443360 \h </w:instrText>
             </w:r>
             <w:r>
               <w:rPr>
@@ -7023,7 +7025,7 @@
           <w:pPr>
             <w:pStyle w:val="TOC1"/>
             <w:tabs>
-              <w:tab w:val="left" w:pos="480"/>
+              <w:tab w:val="left" w:pos="440"/>
               <w:tab w:val="right" w:leader="dot" w:pos="9304"/>
             </w:tabs>
             <w:rPr>
@@ -7034,13 +7036,11 @@
               <w:lang w:val="en-US"/>
             </w:rPr>
           </w:pPr>
-          <w:hyperlink w:anchor="_Toc237438518" w:history="1">
+          <w:hyperlink w:anchor="_Toc237443361" w:history="1">
             <w:r>
               <w:rPr>
                 <w:rStyle w:val="Hyperlink"/>
-                <w:rFonts w:ascii="Times New Roman" w:hAnsi="Times New Roman" w:cs="Times New Roman"/>
                 <w:noProof/>
-                <w:lang w:val="en-US"/>
               </w:rPr>
               <w:t>2</w:t>
             </w:r>
@@ -7057,7 +7057,6 @@
             <w:r>
               <w:rPr>
                 <w:rStyle w:val="Hyperlink"/>
-                <w:rFonts w:ascii="Times New Roman" w:hAnsi="Times New Roman" w:cs="Times New Roman"/>
                 <w:noProof/>
               </w:rPr>
               <w:t xml:space="preserve">Теоријске основе </w:t>
@@ -7065,20 +7064,27 @@
             <w:r>
               <w:rPr>
                 <w:rStyle w:val="Hyperlink"/>
-                <w:rFonts w:ascii="Times New Roman" w:hAnsi="Times New Roman" w:cs="Times New Roman"/>
                 <w:i/>
                 <w:iCs/>
                 <w:noProof/>
+                <w:lang w:val="en-US"/>
               </w:rPr>
               <w:t>Zero-Knowledge Proof</w:t>
             </w:r>
             <w:r>
               <w:rPr>
                 <w:rStyle w:val="Hyperlink"/>
-                <w:rFonts w:ascii="Times New Roman" w:hAnsi="Times New Roman" w:cs="Times New Roman"/>
                 <w:noProof/>
-              </w:rPr>
-              <w:t xml:space="preserve"> протокола</w:t>
+                <w:lang w:val="en-US"/>
+              </w:rPr>
+              <w:t xml:space="preserve"> </w:t>
+            </w:r>
+            <w:r>
+              <w:rPr>
+                <w:rStyle w:val="Hyperlink"/>
+                <w:noProof/>
+              </w:rPr>
+              <w:t>протокола</w:t>
             </w:r>
             <w:r>
               <w:rPr>
@@ -7099,7 +7105,7 @@
                 <w:noProof/>
                 <w:webHidden/>
               </w:rPr>
-              <w:instrText xml:space="preserve"> PAGEREF _Toc237438518 \h </w:instrText>
+              <w:instrText xml:space="preserve"> PAGEREF _Toc237443361 \h </w:instrText>
             </w:r>
             <w:r>
               <w:rPr>
@@ -7145,11 +7151,10 @@
               <w:lang w:val="en-US"/>
             </w:rPr>
           </w:pPr>
-          <w:hyperlink w:anchor="_Toc237438519" w:history="1">
+          <w:hyperlink w:anchor="_Toc237443362" w:history="1">
             <w:r>
               <w:rPr>
                 <w:rStyle w:val="Hyperlink"/>
-                <w:rFonts w:ascii="Times New Roman" w:hAnsi="Times New Roman" w:cs="Times New Roman"/>
                 <w:noProof/>
               </w:rPr>
               <w:t>2.1</w:t>
@@ -7167,35 +7172,71 @@
             <w:r>
               <w:rPr>
                 <w:rStyle w:val="Hyperlink"/>
-                <w:rFonts w:ascii="Times New Roman" w:hAnsi="Times New Roman" w:cs="Times New Roman"/>
                 <w:noProof/>
               </w:rPr>
-              <w:t xml:space="preserve">Основни концепт  </w:t>
+              <w:t xml:space="preserve">Основни концепт </w:t>
             </w:r>
             <w:r>
               <w:rPr>
                 <w:rStyle w:val="Hyperlink"/>
-                <w:rFonts w:ascii="Times New Roman" w:hAnsi="Times New Roman" w:cs="Times New Roman"/>
                 <w:i/>
                 <w:iCs/>
                 <w:noProof/>
-                <w:lang w:val="sr-Latn-RS"/>
-              </w:rPr>
-              <w:t>Zero-Knowledge Proof</w:t>
+                <w:lang w:val="en-US"/>
+              </w:rPr>
+              <w:t>Zero</w:t>
             </w:r>
             <w:r>
               <w:rPr>
                 <w:rStyle w:val="Hyperlink"/>
-                <w:rFonts w:ascii="Times New Roman" w:hAnsi="Times New Roman" w:cs="Times New Roman"/>
+                <w:i/>
+                <w:iCs/>
                 <w:noProof/>
-                <w:lang w:val="sr-Latn-RS"/>
+                <w:lang w:val="ru-RU"/>
+              </w:rPr>
+              <w:t>-</w:t>
+            </w:r>
+            <w:r>
+              <w:rPr>
+                <w:rStyle w:val="Hyperlink"/>
+                <w:i/>
+                <w:iCs/>
+                <w:noProof/>
+                <w:lang w:val="en-US"/>
+              </w:rPr>
+              <w:t>Knowledge</w:t>
+            </w:r>
+            <w:r>
+              <w:rPr>
+                <w:rStyle w:val="Hyperlink"/>
+                <w:i/>
+                <w:iCs/>
+                <w:noProof/>
+                <w:lang w:val="ru-RU"/>
               </w:rPr>
               <w:t xml:space="preserve"> </w:t>
             </w:r>
             <w:r>
               <w:rPr>
                 <w:rStyle w:val="Hyperlink"/>
-                <w:rFonts w:ascii="Times New Roman" w:hAnsi="Times New Roman" w:cs="Times New Roman"/>
+                <w:i/>
+                <w:iCs/>
+                <w:noProof/>
+                <w:lang w:val="en-US"/>
+              </w:rPr>
+              <w:t>Proof</w:t>
+            </w:r>
+            <w:r>
+              <w:rPr>
+                <w:rStyle w:val="Hyperlink"/>
+                <w:noProof/>
+                <w:lang w:val="ru-RU"/>
+              </w:rPr>
+              <w:t xml:space="preserve"> </w:t>
+            </w:r>
+            <w:r>
+              <w:rPr>
+                <w:rStyle w:val="Hyperlink"/>
                 <w:noProof/>
               </w:rPr>
               <w:t>протокола</w:t>
@@ -7219,7 +7260,7 @@
                 <w:noProof/>
                 <w:webHidden/>
               </w:rPr>
-              <w:instrText xml:space="preserve"> PAGEREF _Toc237438519 \h </w:instrText>
+              <w:instrText xml:space="preserve"> PAGEREF _Toc237443362 \h </w:instrText>
             </w:r>
             <w:r>
               <w:rPr>
@@ -7265,13 +7306,12 @@
               <w:lang w:val="en-US"/>
             </w:rPr>
           </w:pPr>
-          <w:hyperlink w:anchor="_Toc237438520" w:history="1">
+          <w:hyperlink w:anchor="_Toc237443363" w:history="1">
             <w:r>
               <w:rPr>
                 <w:rStyle w:val="Hyperlink"/>
                 <w:rFonts w:ascii="Times New Roman" w:hAnsi="Times New Roman" w:cs="Times New Roman"/>
                 <w:noProof/>
-                <w:lang w:val="en-US"/>
               </w:rPr>
               <w:t>2.2</w:t>
             </w:r>
@@ -7291,27 +7331,16 @@
                 <w:rFonts w:ascii="Times New Roman" w:hAnsi="Times New Roman" w:cs="Times New Roman"/>
                 <w:noProof/>
               </w:rPr>
-              <w:t xml:space="preserve">Особине </w:t>
-            </w:r>
-            <w:r>
-              <w:rPr>
-                <w:rStyle w:val="Hyperlink"/>
-                <w:rFonts w:ascii="Times New Roman" w:hAnsi="Times New Roman" w:cs="Times New Roman"/>
-                <w:i/>
-                <w:iCs/>
-                <w:noProof/>
-                <w:lang w:val="en-US"/>
-              </w:rPr>
-              <w:t>Zero-Knowledge Proof</w:t>
+              <w:t xml:space="preserve">Основне особине </w:t>
             </w:r>
             <w:r>
               <w:rPr>
                 <w:rStyle w:val="Hyperlink"/>
                 <w:rFonts w:ascii="Times New Roman" w:hAnsi="Times New Roman" w:cs="Times New Roman"/>
                 <w:noProof/>
-                <w:lang w:val="en-US"/>
-              </w:rPr>
-              <w:t xml:space="preserve"> </w:t>
+                <w:lang w:val="sr-Latn-RS"/>
+              </w:rPr>
+              <w:t xml:space="preserve">Zero-Knowledge Proof </w:t>
             </w:r>
             <w:r>
               <w:rPr>
@@ -7340,7 +7369,7 @@
                 <w:noProof/>
                 <w:webHidden/>
               </w:rPr>
-              <w:instrText xml:space="preserve"> PAGEREF _Toc237438520 \h </w:instrText>
+              <w:instrText xml:space="preserve"> PAGEREF _Toc237443363 \h </w:instrText>
             </w:r>
             <w:r>
               <w:rPr>
@@ -7373,9 +7402,9 @@
         </w:p>
         <w:p>
           <w:pPr>
-            <w:pStyle w:val="TOC1"/>
+            <w:pStyle w:val="TOC3"/>
             <w:tabs>
-              <w:tab w:val="left" w:pos="480"/>
+              <w:tab w:val="left" w:pos="1200"/>
               <w:tab w:val="right" w:leader="dot" w:pos="9304"/>
             </w:tabs>
             <w:rPr>
@@ -7386,14 +7415,14 @@
               <w:lang w:val="en-US"/>
             </w:rPr>
           </w:pPr>
-          <w:hyperlink w:anchor="_Toc237438521" w:history="1">
+          <w:hyperlink w:anchor="_Toc237443364" w:history="1">
             <w:r>
               <w:rPr>
                 <w:rStyle w:val="Hyperlink"/>
                 <w:rFonts w:ascii="Times New Roman" w:hAnsi="Times New Roman" w:cs="Times New Roman"/>
                 <w:noProof/>
               </w:rPr>
-              <w:t>3</w:t>
+              <w:t>2.2.1</w:t>
             </w:r>
             <w:r>
               <w:rPr>
@@ -7411,7 +7440,7 @@
                 <w:rFonts w:ascii="Times New Roman" w:hAnsi="Times New Roman" w:cs="Times New Roman"/>
                 <w:noProof/>
               </w:rPr>
-              <w:t>Навођење слика, графикона, табела, листинга и литературе</w:t>
+              <w:t>Потпуност</w:t>
             </w:r>
             <w:r>
               <w:rPr>
@@ -7432,7 +7461,7 @@
                 <w:noProof/>
                 <w:webHidden/>
               </w:rPr>
-              <w:instrText xml:space="preserve"> PAGEREF _Toc237438521 \h </w:instrText>
+              <w:instrText xml:space="preserve"> PAGEREF _Toc237443364 \h </w:instrText>
             </w:r>
             <w:r>
               <w:rPr>
@@ -7452,7 +7481,7 @@
                 <w:noProof/>
                 <w:webHidden/>
               </w:rPr>
-              <w:t>4</w:t>
+              <w:t>3</w:t>
             </w:r>
             <w:r>
               <w:rPr>
@@ -7465,9 +7494,9 @@
         </w:p>
         <w:p>
           <w:pPr>
-            <w:pStyle w:val="TOC1"/>
+            <w:pStyle w:val="TOC3"/>
             <w:tabs>
-              <w:tab w:val="left" w:pos="480"/>
+              <w:tab w:val="left" w:pos="1200"/>
               <w:tab w:val="right" w:leader="dot" w:pos="9304"/>
             </w:tabs>
             <w:rPr>
@@ -7478,14 +7507,13 @@
               <w:lang w:val="en-US"/>
             </w:rPr>
           </w:pPr>
-          <w:hyperlink w:anchor="_Toc237438522" w:history="1">
+          <w:hyperlink w:anchor="_Toc237443365" w:history="1">
             <w:r>
               <w:rPr>
                 <w:rStyle w:val="Hyperlink"/>
-                <w:rFonts w:ascii="Times New Roman" w:hAnsi="Times New Roman" w:cs="Times New Roman"/>
                 <w:noProof/>
               </w:rPr>
-              <w:t>4</w:t>
+              <w:t>2.2.2</w:t>
             </w:r>
             <w:r>
               <w:rPr>
@@ -7500,10 +7528,9 @@
             <w:r>
               <w:rPr>
                 <w:rStyle w:val="Hyperlink"/>
-                <w:rFonts w:ascii="Times New Roman" w:hAnsi="Times New Roman" w:cs="Times New Roman"/>
                 <w:noProof/>
               </w:rPr>
-              <w:t>4 Презентација</w:t>
+              <w:t>Поузданост</w:t>
             </w:r>
             <w:r>
               <w:rPr>
@@ -7524,7 +7551,7 @@
                 <w:noProof/>
                 <w:webHidden/>
               </w:rPr>
-              <w:instrText xml:space="preserve"> PAGEREF _Toc237438522 \h </w:instrText>
+              <w:instrText xml:space="preserve"> PAGEREF _Toc237443365 \h </w:instrText>
             </w:r>
             <w:r>
               <w:rPr>
@@ -7544,7 +7571,7 @@
                 <w:noProof/>
                 <w:webHidden/>
               </w:rPr>
-              <w:t>7</w:t>
+              <w:t>3</w:t>
             </w:r>
             <w:r>
               <w:rPr>
@@ -7557,9 +7584,9 @@
         </w:p>
         <w:p>
           <w:pPr>
-            <w:pStyle w:val="TOC1"/>
+            <w:pStyle w:val="TOC3"/>
             <w:tabs>
-              <w:tab w:val="left" w:pos="480"/>
+              <w:tab w:val="left" w:pos="1200"/>
               <w:tab w:val="right" w:leader="dot" w:pos="9304"/>
             </w:tabs>
             <w:rPr>
@@ -7570,14 +7597,13 @@
               <w:lang w:val="en-US"/>
             </w:rPr>
           </w:pPr>
-          <w:hyperlink w:anchor="_Toc237438523" w:history="1">
+          <w:hyperlink w:anchor="_Toc237443366" w:history="1">
             <w:r>
               <w:rPr>
                 <w:rStyle w:val="Hyperlink"/>
-                <w:rFonts w:ascii="Times New Roman" w:hAnsi="Times New Roman" w:cs="Times New Roman"/>
                 <w:noProof/>
               </w:rPr>
-              <w:t>5</w:t>
+              <w:t>2.2.3</w:t>
             </w:r>
             <w:r>
               <w:rPr>
@@ -7592,10 +7618,9 @@
             <w:r>
               <w:rPr>
                 <w:rStyle w:val="Hyperlink"/>
-                <w:rFonts w:ascii="Times New Roman" w:hAnsi="Times New Roman" w:cs="Times New Roman"/>
                 <w:noProof/>
               </w:rPr>
-              <w:t>Литература</w:t>
+              <w:t>Нулто знање</w:t>
             </w:r>
             <w:r>
               <w:rPr>
@@ -7616,7 +7641,7 @@
                 <w:noProof/>
                 <w:webHidden/>
               </w:rPr>
-              <w:instrText xml:space="preserve"> PAGEREF _Toc237438523 \h </w:instrText>
+              <w:instrText xml:space="preserve"> PAGEREF _Toc237443366 \h </w:instrText>
             </w:r>
             <w:r>
               <w:rPr>
@@ -7636,7 +7661,7 @@
                 <w:noProof/>
                 <w:webHidden/>
               </w:rPr>
-              <w:t>8</w:t>
+              <w:t>3</w:t>
             </w:r>
             <w:r>
               <w:rPr>
@@ -7649,9 +7674,9 @@
         </w:p>
         <w:p>
           <w:pPr>
-            <w:pStyle w:val="TOC1"/>
+            <w:pStyle w:val="TOC2"/>
             <w:tabs>
-              <w:tab w:val="left" w:pos="480"/>
+              <w:tab w:val="left" w:pos="960"/>
               <w:tab w:val="right" w:leader="dot" w:pos="9304"/>
             </w:tabs>
             <w:rPr>
@@ -7662,14 +7687,13 @@
               <w:lang w:val="en-US"/>
             </w:rPr>
           </w:pPr>
-          <w:hyperlink w:anchor="_Toc237438524" w:history="1">
+          <w:hyperlink w:anchor="_Toc237443367" w:history="1">
             <w:r>
               <w:rPr>
                 <w:rStyle w:val="Hyperlink"/>
-                <w:rFonts w:ascii="Times New Roman" w:hAnsi="Times New Roman" w:cs="Times New Roman"/>
                 <w:noProof/>
               </w:rPr>
-              <w:t>6</w:t>
+              <w:t>2.3</w:t>
             </w:r>
             <w:r>
               <w:rPr>
@@ -7684,10 +7708,64 @@
             <w:r>
               <w:rPr>
                 <w:rStyle w:val="Hyperlink"/>
-                <w:rFonts w:ascii="Times New Roman" w:hAnsi="Times New Roman" w:cs="Times New Roman"/>
                 <w:noProof/>
               </w:rPr>
-              <w:t>Биографија</w:t>
+              <w:t xml:space="preserve">Начин функционисања </w:t>
+            </w:r>
+            <w:r>
+              <w:rPr>
+                <w:rStyle w:val="Hyperlink"/>
+                <w:i/>
+                <w:iCs/>
+                <w:noProof/>
+                <w:lang w:val="en-US"/>
+              </w:rPr>
+              <w:t>Zero</w:t>
+            </w:r>
+            <w:r>
+              <w:rPr>
+                <w:rStyle w:val="Hyperlink"/>
+                <w:i/>
+                <w:iCs/>
+                <w:noProof/>
+              </w:rPr>
+              <w:t>-</w:t>
+            </w:r>
+            <w:r>
+              <w:rPr>
+                <w:rStyle w:val="Hyperlink"/>
+                <w:i/>
+                <w:iCs/>
+                <w:noProof/>
+                <w:lang w:val="en-US"/>
+              </w:rPr>
+              <w:t>Knowledge</w:t>
+            </w:r>
+            <w:r>
+              <w:rPr>
+                <w:rStyle w:val="Hyperlink"/>
+                <w:i/>
+                <w:iCs/>
+                <w:noProof/>
+              </w:rPr>
+              <w:t xml:space="preserve"> </w:t>
+            </w:r>
+            <w:r>
+              <w:rPr>
+                <w:rStyle w:val="Hyperlink"/>
+                <w:i/>
+                <w:iCs/>
+                <w:noProof/>
+                <w:lang w:val="en-US"/>
+              </w:rPr>
+              <w:t>Proof</w:t>
+            </w:r>
+            <w:r>
+              <w:rPr>
+                <w:rStyle w:val="Hyperlink"/>
+                <w:noProof/>
+              </w:rPr>
+              <w:t xml:space="preserve"> протокола</w:t>
             </w:r>
             <w:r>
               <w:rPr>
@@ -7708,7 +7786,7 @@
                 <w:noProof/>
                 <w:webHidden/>
               </w:rPr>
-              <w:instrText xml:space="preserve"> PAGEREF _Toc237438524 \h </w:instrText>
+              <w:instrText xml:space="preserve"> PAGEREF _Toc237443367 \h </w:instrText>
             </w:r>
             <w:r>
               <w:rPr>
@@ -7728,7 +7806,571 @@
                 <w:noProof/>
                 <w:webHidden/>
               </w:rPr>
+              <w:t>4</w:t>
+            </w:r>
+            <w:r>
+              <w:rPr>
+                <w:noProof/>
+                <w:webHidden/>
+              </w:rPr>
+              <w:fldChar w:fldCharType="end"/>
+            </w:r>
+          </w:hyperlink>
+        </w:p>
+        <w:p>
+          <w:pPr>
+            <w:pStyle w:val="TOC2"/>
+            <w:tabs>
+              <w:tab w:val="left" w:pos="960"/>
+              <w:tab w:val="right" w:leader="dot" w:pos="9304"/>
+            </w:tabs>
+            <w:rPr>
+              <w:rFonts w:eastAsiaTheme="minorEastAsia"/>
+              <w:noProof/>
+              <w:sz w:val="24"/>
+              <w:szCs w:val="24"/>
+              <w:lang w:val="en-US"/>
+            </w:rPr>
+          </w:pPr>
+          <w:hyperlink w:anchor="_Toc237443368" w:history="1">
+            <w:r>
+              <w:rPr>
+                <w:rStyle w:val="Hyperlink"/>
+                <w:i/>
+                <w:iCs/>
+                <w:noProof/>
+                <w:lang w:val="en-US"/>
+              </w:rPr>
+              <w:t>2.4</w:t>
+            </w:r>
+            <w:r>
+              <w:rPr>
+                <w:rFonts w:eastAsiaTheme="minorEastAsia"/>
+                <w:noProof/>
+                <w:sz w:val="24"/>
+                <w:szCs w:val="24"/>
+                <w:lang w:val="en-US"/>
+              </w:rPr>
+              <w:tab/>
+            </w:r>
+            <w:r>
+              <w:rPr>
+                <w:rStyle w:val="Hyperlink"/>
+                <w:noProof/>
+              </w:rPr>
+              <w:t xml:space="preserve">Интерактивни  </w:t>
+            </w:r>
+            <w:r>
+              <w:rPr>
+                <w:rStyle w:val="Hyperlink"/>
+                <w:i/>
+                <w:iCs/>
+                <w:noProof/>
+                <w:lang w:val="en-US"/>
+              </w:rPr>
+              <w:t>ZKP</w:t>
+            </w:r>
+            <w:r>
+              <w:rPr>
+                <w:noProof/>
+                <w:webHidden/>
+              </w:rPr>
+              <w:tab/>
+            </w:r>
+            <w:r>
+              <w:rPr>
+                <w:noProof/>
+                <w:webHidden/>
+              </w:rPr>
+              <w:fldChar w:fldCharType="begin"/>
+            </w:r>
+            <w:r>
+              <w:rPr>
+                <w:noProof/>
+                <w:webHidden/>
+              </w:rPr>
+              <w:instrText xml:space="preserve"> PAGEREF _Toc237443368 \h </w:instrText>
+            </w:r>
+            <w:r>
+              <w:rPr>
+                <w:noProof/>
+                <w:webHidden/>
+              </w:rPr>
+            </w:r>
+            <w:r>
+              <w:rPr>
+                <w:noProof/>
+                <w:webHidden/>
+              </w:rPr>
+              <w:fldChar w:fldCharType="separate"/>
+            </w:r>
+            <w:r>
+              <w:rPr>
+                <w:noProof/>
+                <w:webHidden/>
+              </w:rPr>
+              <w:t>5</w:t>
+            </w:r>
+            <w:r>
+              <w:rPr>
+                <w:noProof/>
+                <w:webHidden/>
+              </w:rPr>
+              <w:fldChar w:fldCharType="end"/>
+            </w:r>
+          </w:hyperlink>
+        </w:p>
+        <w:p>
+          <w:pPr>
+            <w:pStyle w:val="TOC2"/>
+            <w:tabs>
+              <w:tab w:val="left" w:pos="960"/>
+              <w:tab w:val="right" w:leader="dot" w:pos="9304"/>
+            </w:tabs>
+            <w:rPr>
+              <w:rFonts w:eastAsiaTheme="minorEastAsia"/>
+              <w:noProof/>
+              <w:sz w:val="24"/>
+              <w:szCs w:val="24"/>
+              <w:lang w:val="en-US"/>
+            </w:rPr>
+          </w:pPr>
+          <w:hyperlink w:anchor="_Toc237443369" w:history="1">
+            <w:r>
+              <w:rPr>
+                <w:rStyle w:val="Hyperlink"/>
+                <w:noProof/>
+                <w:lang w:val="en-US"/>
+              </w:rPr>
+              <w:t>2.5</w:t>
+            </w:r>
+            <w:r>
+              <w:rPr>
+                <w:rFonts w:eastAsiaTheme="minorEastAsia"/>
+                <w:noProof/>
+                <w:sz w:val="24"/>
+                <w:szCs w:val="24"/>
+                <w:lang w:val="en-US"/>
+              </w:rPr>
+              <w:tab/>
+            </w:r>
+            <w:r>
+              <w:rPr>
+                <w:rStyle w:val="Hyperlink"/>
+                <w:noProof/>
+              </w:rPr>
+              <w:t xml:space="preserve">Неинтерактивни </w:t>
+            </w:r>
+            <w:r>
+              <w:rPr>
+                <w:rStyle w:val="Hyperlink"/>
+                <w:i/>
+                <w:iCs/>
+                <w:noProof/>
+                <w:lang w:val="en-US"/>
+              </w:rPr>
+              <w:t>ZKP</w:t>
+            </w:r>
+            <w:r>
+              <w:rPr>
+                <w:noProof/>
+                <w:webHidden/>
+              </w:rPr>
+              <w:tab/>
+            </w:r>
+            <w:r>
+              <w:rPr>
+                <w:noProof/>
+                <w:webHidden/>
+              </w:rPr>
+              <w:fldChar w:fldCharType="begin"/>
+            </w:r>
+            <w:r>
+              <w:rPr>
+                <w:noProof/>
+                <w:webHidden/>
+              </w:rPr>
+              <w:instrText xml:space="preserve"> PAGEREF _Toc237443369 \h </w:instrText>
+            </w:r>
+            <w:r>
+              <w:rPr>
+                <w:noProof/>
+                <w:webHidden/>
+              </w:rPr>
+            </w:r>
+            <w:r>
+              <w:rPr>
+                <w:noProof/>
+                <w:webHidden/>
+              </w:rPr>
+              <w:fldChar w:fldCharType="separate"/>
+            </w:r>
+            <w:r>
+              <w:rPr>
+                <w:noProof/>
+                <w:webHidden/>
+              </w:rPr>
+              <w:t>5</w:t>
+            </w:r>
+            <w:r>
+              <w:rPr>
+                <w:noProof/>
+                <w:webHidden/>
+              </w:rPr>
+              <w:fldChar w:fldCharType="end"/>
+            </w:r>
+          </w:hyperlink>
+        </w:p>
+        <w:p>
+          <w:pPr>
+            <w:pStyle w:val="TOC1"/>
+            <w:tabs>
+              <w:tab w:val="left" w:pos="440"/>
+              <w:tab w:val="right" w:leader="dot" w:pos="9304"/>
+            </w:tabs>
+            <w:rPr>
+              <w:rFonts w:eastAsiaTheme="minorEastAsia"/>
+              <w:noProof/>
+              <w:sz w:val="24"/>
+              <w:szCs w:val="24"/>
+              <w:lang w:val="en-US"/>
+            </w:rPr>
+          </w:pPr>
+          <w:hyperlink w:anchor="_Toc237443370" w:history="1">
+            <w:r>
+              <w:rPr>
+                <w:rStyle w:val="Hyperlink"/>
+                <w:noProof/>
+              </w:rPr>
+              <w:t>3</w:t>
+            </w:r>
+            <w:r>
+              <w:rPr>
+                <w:rFonts w:eastAsiaTheme="minorEastAsia"/>
+                <w:noProof/>
+                <w:sz w:val="24"/>
+                <w:szCs w:val="24"/>
+                <w:lang w:val="en-US"/>
+              </w:rPr>
+              <w:tab/>
+            </w:r>
+            <w:r>
+              <w:rPr>
+                <w:rStyle w:val="Hyperlink"/>
+                <w:noProof/>
+              </w:rPr>
+              <w:t>Навођење слика, графикона, табела, листинга и литературе</w:t>
+            </w:r>
+            <w:r>
+              <w:rPr>
+                <w:noProof/>
+                <w:webHidden/>
+              </w:rPr>
+              <w:tab/>
+            </w:r>
+            <w:r>
+              <w:rPr>
+                <w:noProof/>
+                <w:webHidden/>
+              </w:rPr>
+              <w:fldChar w:fldCharType="begin"/>
+            </w:r>
+            <w:r>
+              <w:rPr>
+                <w:noProof/>
+                <w:webHidden/>
+              </w:rPr>
+              <w:instrText xml:space="preserve"> PAGEREF _Toc237443370 \h </w:instrText>
+            </w:r>
+            <w:r>
+              <w:rPr>
+                <w:noProof/>
+                <w:webHidden/>
+              </w:rPr>
+            </w:r>
+            <w:r>
+              <w:rPr>
+                <w:noProof/>
+                <w:webHidden/>
+              </w:rPr>
+              <w:fldChar w:fldCharType="separate"/>
+            </w:r>
+            <w:r>
+              <w:rPr>
+                <w:noProof/>
+                <w:webHidden/>
+              </w:rPr>
+              <w:t>6</w:t>
+            </w:r>
+            <w:r>
+              <w:rPr>
+                <w:noProof/>
+                <w:webHidden/>
+              </w:rPr>
+              <w:fldChar w:fldCharType="end"/>
+            </w:r>
+          </w:hyperlink>
+        </w:p>
+        <w:p>
+          <w:pPr>
+            <w:pStyle w:val="TOC1"/>
+            <w:tabs>
+              <w:tab w:val="left" w:pos="440"/>
+              <w:tab w:val="right" w:leader="dot" w:pos="9304"/>
+            </w:tabs>
+            <w:rPr>
+              <w:rFonts w:eastAsiaTheme="minorEastAsia"/>
+              <w:noProof/>
+              <w:sz w:val="24"/>
+              <w:szCs w:val="24"/>
+              <w:lang w:val="en-US"/>
+            </w:rPr>
+          </w:pPr>
+          <w:hyperlink w:anchor="_Toc237443371" w:history="1">
+            <w:r>
+              <w:rPr>
+                <w:rStyle w:val="Hyperlink"/>
+                <w:noProof/>
+              </w:rPr>
+              <w:t>4</w:t>
+            </w:r>
+            <w:r>
+              <w:rPr>
+                <w:rFonts w:eastAsiaTheme="minorEastAsia"/>
+                <w:noProof/>
+                <w:sz w:val="24"/>
+                <w:szCs w:val="24"/>
+                <w:lang w:val="en-US"/>
+              </w:rPr>
+              <w:tab/>
+            </w:r>
+            <w:r>
+              <w:rPr>
+                <w:rStyle w:val="Hyperlink"/>
+                <w:noProof/>
+              </w:rPr>
+              <w:t>4 Презентација</w:t>
+            </w:r>
+            <w:r>
+              <w:rPr>
+                <w:noProof/>
+                <w:webHidden/>
+              </w:rPr>
+              <w:tab/>
+            </w:r>
+            <w:r>
+              <w:rPr>
+                <w:noProof/>
+                <w:webHidden/>
+              </w:rPr>
+              <w:fldChar w:fldCharType="begin"/>
+            </w:r>
+            <w:r>
+              <w:rPr>
+                <w:noProof/>
+                <w:webHidden/>
+              </w:rPr>
+              <w:instrText xml:space="preserve"> PAGEREF _Toc237443371 \h </w:instrText>
+            </w:r>
+            <w:r>
+              <w:rPr>
+                <w:noProof/>
+                <w:webHidden/>
+              </w:rPr>
+            </w:r>
+            <w:r>
+              <w:rPr>
+                <w:noProof/>
+                <w:webHidden/>
+              </w:rPr>
+              <w:fldChar w:fldCharType="separate"/>
+            </w:r>
+            <w:r>
+              <w:rPr>
+                <w:noProof/>
+                <w:webHidden/>
+              </w:rPr>
               <w:t>9</w:t>
+            </w:r>
+            <w:r>
+              <w:rPr>
+                <w:noProof/>
+                <w:webHidden/>
+              </w:rPr>
+              <w:fldChar w:fldCharType="end"/>
+            </w:r>
+          </w:hyperlink>
+        </w:p>
+        <w:p>
+          <w:pPr>
+            <w:pStyle w:val="TOC1"/>
+            <w:tabs>
+              <w:tab w:val="left" w:pos="440"/>
+              <w:tab w:val="right" w:leader="dot" w:pos="9304"/>
+            </w:tabs>
+            <w:rPr>
+              <w:rFonts w:eastAsiaTheme="minorEastAsia"/>
+              <w:noProof/>
+              <w:sz w:val="24"/>
+              <w:szCs w:val="24"/>
+              <w:lang w:val="en-US"/>
+            </w:rPr>
+          </w:pPr>
+          <w:hyperlink w:anchor="_Toc237443372" w:history="1">
+            <w:r>
+              <w:rPr>
+                <w:rStyle w:val="Hyperlink"/>
+                <w:noProof/>
+              </w:rPr>
+              <w:t>5</w:t>
+            </w:r>
+            <w:r>
+              <w:rPr>
+                <w:rFonts w:eastAsiaTheme="minorEastAsia"/>
+                <w:noProof/>
+                <w:sz w:val="24"/>
+                <w:szCs w:val="24"/>
+                <w:lang w:val="en-US"/>
+              </w:rPr>
+              <w:tab/>
+            </w:r>
+            <w:r>
+              <w:rPr>
+                <w:rStyle w:val="Hyperlink"/>
+                <w:noProof/>
+              </w:rPr>
+              <w:t>Литература</w:t>
+            </w:r>
+            <w:r>
+              <w:rPr>
+                <w:noProof/>
+                <w:webHidden/>
+              </w:rPr>
+              <w:tab/>
+            </w:r>
+            <w:r>
+              <w:rPr>
+                <w:noProof/>
+                <w:webHidden/>
+              </w:rPr>
+              <w:fldChar w:fldCharType="begin"/>
+            </w:r>
+            <w:r>
+              <w:rPr>
+                <w:noProof/>
+                <w:webHidden/>
+              </w:rPr>
+              <w:instrText xml:space="preserve"> PAGEREF _Toc237443372 \h </w:instrText>
+            </w:r>
+            <w:r>
+              <w:rPr>
+                <w:noProof/>
+                <w:webHidden/>
+              </w:rPr>
+            </w:r>
+            <w:r>
+              <w:rPr>
+                <w:noProof/>
+                <w:webHidden/>
+              </w:rPr>
+              <w:fldChar w:fldCharType="separate"/>
+            </w:r>
+            <w:r>
+              <w:rPr>
+                <w:noProof/>
+                <w:webHidden/>
+              </w:rPr>
+              <w:t>10</w:t>
+            </w:r>
+            <w:r>
+              <w:rPr>
+                <w:noProof/>
+                <w:webHidden/>
+              </w:rPr>
+              <w:fldChar w:fldCharType="end"/>
+            </w:r>
+          </w:hyperlink>
+        </w:p>
+        <w:p>
+          <w:pPr>
+            <w:pStyle w:val="TOC1"/>
+            <w:tabs>
+              <w:tab w:val="left" w:pos="440"/>
+              <w:tab w:val="right" w:leader="dot" w:pos="9304"/>
+            </w:tabs>
+            <w:rPr>
+              <w:rFonts w:eastAsiaTheme="minorEastAsia"/>
+              <w:noProof/>
+              <w:sz w:val="24"/>
+              <w:szCs w:val="24"/>
+              <w:lang w:val="en-US"/>
+            </w:rPr>
+          </w:pPr>
+          <w:hyperlink w:anchor="_Toc237443373" w:history="1">
+            <w:r>
+              <w:rPr>
+                <w:rStyle w:val="Hyperlink"/>
+                <w:noProof/>
+              </w:rPr>
+              <w:t>6</w:t>
+            </w:r>
+            <w:r>
+              <w:rPr>
+                <w:rFonts w:eastAsiaTheme="minorEastAsia"/>
+                <w:noProof/>
+                <w:sz w:val="24"/>
+                <w:szCs w:val="24"/>
+                <w:lang w:val="en-US"/>
+              </w:rPr>
+              <w:tab/>
+            </w:r>
+            <w:r>
+              <w:rPr>
+                <w:rStyle w:val="Hyperlink"/>
+                <w:noProof/>
+              </w:rPr>
+              <w:t>Биографија</w:t>
+            </w:r>
+            <w:r>
+              <w:rPr>
+                <w:noProof/>
+                <w:webHidden/>
+              </w:rPr>
+              <w:tab/>
+            </w:r>
+            <w:r>
+              <w:rPr>
+                <w:noProof/>
+                <w:webHidden/>
+              </w:rPr>
+              <w:fldChar w:fldCharType="begin"/>
+            </w:r>
+            <w:r>
+              <w:rPr>
+                <w:noProof/>
+                <w:webHidden/>
+              </w:rPr>
+              <w:instrText xml:space="preserve"> PAGEREF _Toc237443373 \h </w:instrText>
+            </w:r>
+            <w:r>
+              <w:rPr>
+                <w:noProof/>
+                <w:webHidden/>
+              </w:rPr>
+            </w:r>
+            <w:r>
+              <w:rPr>
+                <w:noProof/>
+                <w:webHidden/>
+              </w:rPr>
+              <w:fldChar w:fldCharType="separate"/>
+            </w:r>
+            <w:r>
+              <w:rPr>
+                <w:noProof/>
+                <w:webHidden/>
+              </w:rPr>
+              <w:t>11</w:t>
             </w:r>
             <w:r>
               <w:rPr>
@@ -7798,7 +8440,7 @@
           <w:rFonts w:ascii="Times New Roman" w:hAnsi="Times New Roman" w:cs="Times New Roman"/>
         </w:rPr>
       </w:pPr>
-      <w:bookmarkStart w:id="0" w:name="_Toc237438517"/>
+      <w:bookmarkStart w:id="0" w:name="_Toc237443360"/>
       <w:r>
         <w:rPr>
           <w:rFonts w:ascii="Times New Roman" w:hAnsi="Times New Roman" w:cs="Times New Roman"/>
@@ -8538,6 +9180,7 @@
       <w:pPr>
         <w:pStyle w:val="Heading1"/>
       </w:pPr>
+      <w:bookmarkStart w:id="1" w:name="_Toc237443361"/>
       <w:r>
         <w:lastRenderedPageBreak/>
         <w:t xml:space="preserve">Теоријске основе </w:t>
@@ -8559,6 +9202,7 @@
       <w:r>
         <w:t>протокола</w:t>
       </w:r>
+      <w:bookmarkEnd w:id="1"/>
     </w:p>
     <w:p>
       <w:pPr>
@@ -8645,6 +9289,7 @@
       <w:pPr>
         <w:pStyle w:val="Heading2"/>
       </w:pPr>
+      <w:bookmarkStart w:id="2" w:name="_Toc237443362"/>
       <w:r>
         <w:t xml:space="preserve">Основни концепт </w:t>
       </w:r>
@@ -8697,6 +9342,7 @@
       <w:r>
         <w:t>протокола</w:t>
       </w:r>
+      <w:bookmarkEnd w:id="2"/>
     </w:p>
     <w:p>
       <w:pPr>
@@ -8708,6 +9354,7 @@
           <w:szCs w:val="24"/>
         </w:rPr>
       </w:pPr>
+      <w:proofErr w:type="spellStart"/>
       <w:r>
         <w:rPr>
           <w:rFonts w:ascii="Times New Roman" w:hAnsi="Times New Roman" w:cs="Times New Roman"/>
@@ -8724,7 +9371,97 @@
           <w:szCs w:val="24"/>
           <w:lang w:val="ru-RU"/>
         </w:rPr>
-        <w:t xml:space="preserve">јем информационих система јавља се све већа потреба </w:t>
+        <w:t>јем</w:t>
+      </w:r>
+      <w:proofErr w:type="spellEnd"/>
+      <w:r>
+        <w:rPr>
+          <w:rFonts w:ascii="Times New Roman" w:hAnsi="Times New Roman" w:cs="Times New Roman"/>
+          <w:sz w:val="24"/>
+          <w:szCs w:val="24"/>
+          <w:lang w:val="ru-RU"/>
+        </w:rPr>
+        <w:t xml:space="preserve"> </w:t>
+      </w:r>
+      <w:proofErr w:type="spellStart"/>
+      <w:r>
+        <w:rPr>
+          <w:rFonts w:ascii="Times New Roman" w:hAnsi="Times New Roman" w:cs="Times New Roman"/>
+          <w:sz w:val="24"/>
+          <w:szCs w:val="24"/>
+          <w:lang w:val="ru-RU"/>
+        </w:rPr>
+        <w:t>информационих</w:t>
+      </w:r>
+      <w:proofErr w:type="spellEnd"/>
+      <w:r>
+        <w:rPr>
+          <w:rFonts w:ascii="Times New Roman" w:hAnsi="Times New Roman" w:cs="Times New Roman"/>
+          <w:sz w:val="24"/>
+          <w:szCs w:val="24"/>
+          <w:lang w:val="ru-RU"/>
+        </w:rPr>
+        <w:t xml:space="preserve"> система </w:t>
+      </w:r>
+      <w:proofErr w:type="spellStart"/>
+      <w:r>
+        <w:rPr>
+          <w:rFonts w:ascii="Times New Roman" w:hAnsi="Times New Roman" w:cs="Times New Roman"/>
+          <w:sz w:val="24"/>
+          <w:szCs w:val="24"/>
+          <w:lang w:val="ru-RU"/>
+        </w:rPr>
+        <w:t>јавља</w:t>
+      </w:r>
+      <w:proofErr w:type="spellEnd"/>
+      <w:r>
+        <w:rPr>
+          <w:rFonts w:ascii="Times New Roman" w:hAnsi="Times New Roman" w:cs="Times New Roman"/>
+          <w:sz w:val="24"/>
+          <w:szCs w:val="24"/>
+          <w:lang w:val="ru-RU"/>
+        </w:rPr>
+        <w:t xml:space="preserve"> се </w:t>
+      </w:r>
+      <w:proofErr w:type="spellStart"/>
+      <w:r>
+        <w:rPr>
+          <w:rFonts w:ascii="Times New Roman" w:hAnsi="Times New Roman" w:cs="Times New Roman"/>
+          <w:sz w:val="24"/>
+          <w:szCs w:val="24"/>
+          <w:lang w:val="ru-RU"/>
+        </w:rPr>
+        <w:t>све</w:t>
+      </w:r>
+      <w:proofErr w:type="spellEnd"/>
+      <w:r>
+        <w:rPr>
+          <w:rFonts w:ascii="Times New Roman" w:hAnsi="Times New Roman" w:cs="Times New Roman"/>
+          <w:sz w:val="24"/>
+          <w:szCs w:val="24"/>
+          <w:lang w:val="ru-RU"/>
+        </w:rPr>
+        <w:t xml:space="preserve"> </w:t>
+      </w:r>
+      <w:proofErr w:type="spellStart"/>
+      <w:r>
+        <w:rPr>
+          <w:rFonts w:ascii="Times New Roman" w:hAnsi="Times New Roman" w:cs="Times New Roman"/>
+          <w:sz w:val="24"/>
+          <w:szCs w:val="24"/>
+          <w:lang w:val="ru-RU"/>
+        </w:rPr>
+        <w:t>већа</w:t>
+      </w:r>
+      <w:proofErr w:type="spellEnd"/>
+      <w:r>
+        <w:rPr>
+          <w:rFonts w:ascii="Times New Roman" w:hAnsi="Times New Roman" w:cs="Times New Roman"/>
+          <w:sz w:val="24"/>
+          <w:szCs w:val="24"/>
+          <w:lang w:val="ru-RU"/>
+        </w:rPr>
+        <w:t xml:space="preserve"> потреба </w:t>
       </w:r>
       <w:r>
         <w:rPr>
@@ -9178,6 +9915,7 @@
           <w:rFonts w:ascii="Times New Roman" w:hAnsi="Times New Roman" w:cs="Times New Roman"/>
         </w:rPr>
       </w:pPr>
+      <w:bookmarkStart w:id="3" w:name="_Toc237443363"/>
       <w:r>
         <w:rPr>
           <w:rFonts w:ascii="Times New Roman" w:hAnsi="Times New Roman" w:cs="Times New Roman"/>
@@ -9198,6 +9936,7 @@
         </w:rPr>
         <w:t>протокола</w:t>
       </w:r>
+      <w:bookmarkEnd w:id="3"/>
     </w:p>
     <w:p>
       <w:pPr>
@@ -9245,12 +9984,14 @@
           <w:rFonts w:ascii="Times New Roman" w:hAnsi="Times New Roman" w:cs="Times New Roman"/>
         </w:rPr>
       </w:pPr>
+      <w:bookmarkStart w:id="4" w:name="_Toc237443364"/>
       <w:r>
         <w:rPr>
           <w:rFonts w:ascii="Times New Roman" w:hAnsi="Times New Roman" w:cs="Times New Roman"/>
         </w:rPr>
         <w:t>Потпуност</w:t>
       </w:r>
+      <w:bookmarkEnd w:id="4"/>
     </w:p>
     <w:p>
       <w:pPr>
@@ -9318,797 +10059,3157 @@
       <w:pPr>
         <w:pStyle w:val="Heading3"/>
       </w:pPr>
+      <w:bookmarkStart w:id="5" w:name="_Toc237443365"/>
       <w:r>
         <w:t>Поузданост</w:t>
       </w:r>
-    </w:p>
-    <w:p>
-      <w:pPr>
-        <w:pStyle w:val="isselectedend"/>
-      </w:pPr>
-      <w:r>
-        <w:rPr>
-          <w:lang w:val="ru-RU"/>
-        </w:rPr>
-        <w:t>Поузданост (</w:t>
-      </w:r>
-      <w:r>
-        <w:rPr>
-          <w:rStyle w:val="Emphasis"/>
-        </w:rPr>
-        <w:t>soundness</w:t>
-      </w:r>
-      <w:r>
-        <w:rPr>
-          <w:lang w:val="ru-RU"/>
-        </w:rPr>
-        <w:t xml:space="preserve">) односи се на немогућност неовлашћеног доказивача да увјери провјериоца у нетачну тврдњу. </w:t>
-      </w:r>
-      <w:r>
-        <w:t>Уколико доказивач не посједује потребну информацију, вјероватноћа да успјешно формира доказ који ће бити прихваћен треба да буде занемарљиво мала.</w:t>
-      </w:r>
-    </w:p>
-    <w:p>
-      <w:pPr>
-        <w:pStyle w:val="NormalWeb"/>
-        <w:rPr>
-          <w:lang w:val="ru-RU"/>
-        </w:rPr>
-      </w:pPr>
-      <w:r>
-        <w:rPr>
-          <w:lang w:val="ru-RU"/>
-        </w:rPr>
-        <w:t>На овај начин се спречава да учесник који не познаје тајну вриједност једноставним погађањем или манипулацијом протоколом успјешно прође процес провјере.</w:t>
-      </w:r>
+      <w:bookmarkEnd w:id="5"/>
     </w:p>
     <w:p>
       <w:pPr>
         <w:ind w:left="576"/>
-      </w:pPr>
-    </w:p>
-    <w:p>
-      <w:pPr>
-        <w:ind w:left="547"/>
-        <w:jc w:val="both"/>
-        <w:rPr>
-          <w:rFonts w:ascii="Times New Roman" w:hAnsi="Times New Roman" w:cs="Times New Roman"/>
-          <w:sz w:val="24"/>
-          <w:szCs w:val="24"/>
-        </w:rPr>
-      </w:pPr>
-    </w:p>
-    <w:p>
-      <w:pPr>
-        <w:rPr>
-          <w:rFonts w:ascii="Times New Roman" w:hAnsi="Times New Roman" w:cs="Times New Roman"/>
-          <w:sz w:val="24"/>
-          <w:szCs w:val="24"/>
-        </w:rPr>
-      </w:pPr>
-    </w:p>
-    <w:p/>
-    <w:p/>
-    <w:p>
-      <w:pPr>
-        <w:jc w:val="both"/>
-        <w:rPr>
-          <w:rFonts w:ascii="Times New Roman" w:hAnsi="Times New Roman" w:cs="Times New Roman"/>
-          <w:sz w:val="24"/>
-          <w:szCs w:val="24"/>
-        </w:rPr>
-      </w:pPr>
-    </w:p>
-    <w:p>
-      <w:pPr>
-        <w:rPr>
-          <w:rFonts w:ascii="Times New Roman" w:hAnsi="Times New Roman" w:cs="Times New Roman"/>
-        </w:rPr>
-      </w:pPr>
-    </w:p>
-    <w:p>
-      <w:pPr>
-        <w:rPr>
-          <w:rFonts w:ascii="Times New Roman" w:hAnsi="Times New Roman" w:cs="Times New Roman"/>
-        </w:rPr>
-      </w:pPr>
-    </w:p>
-    <w:p>
-      <w:pPr>
-        <w:rPr>
-          <w:rFonts w:ascii="Times New Roman" w:hAnsi="Times New Roman" w:cs="Times New Roman"/>
-        </w:rPr>
-      </w:pPr>
-    </w:p>
-    <w:p>
-      <w:pPr>
-        <w:rPr>
-          <w:rFonts w:ascii="Times New Roman" w:hAnsi="Times New Roman" w:cs="Times New Roman"/>
-        </w:rPr>
-      </w:pPr>
-    </w:p>
-    <w:p>
-      <w:pPr>
-        <w:rPr>
-          <w:rFonts w:ascii="Times New Roman" w:hAnsi="Times New Roman" w:cs="Times New Roman"/>
-        </w:rPr>
-      </w:pPr>
-    </w:p>
-    <w:p>
-      <w:pPr>
-        <w:rPr>
-          <w:rFonts w:ascii="Times New Roman" w:hAnsi="Times New Roman" w:cs="Times New Roman"/>
-        </w:rPr>
-      </w:pPr>
-    </w:p>
-    <w:p>
-      <w:pPr>
-        <w:rPr>
-          <w:rFonts w:ascii="Times New Roman" w:hAnsi="Times New Roman" w:cs="Times New Roman"/>
-        </w:rPr>
-      </w:pPr>
-    </w:p>
-    <w:p>
-      <w:pPr>
-        <w:pStyle w:val="Heading1"/>
-        <w:rPr>
-          <w:lang w:val="ru-RU"/>
-        </w:rPr>
-      </w:pPr>
-      <w:bookmarkStart w:id="1" w:name="_Toc237438518"/>
-      <w:r>
-        <w:lastRenderedPageBreak/>
-        <w:t xml:space="preserve">Теоријске основе </w:t>
-      </w:r>
-      <w:r>
-        <w:rPr>
-          <w:i/>
-          <w:iCs/>
-        </w:rPr>
-        <w:t>Zero-Knowledge Proof</w:t>
-      </w:r>
-      <w:r>
-        <w:t xml:space="preserve"> протокола</w:t>
-      </w:r>
-      <w:bookmarkEnd w:id="1"/>
-    </w:p>
-    <w:p>
-      <w:pPr>
-        <w:jc w:val="both"/>
-        <w:rPr>
-          <w:rFonts w:ascii="Times New Roman" w:hAnsi="Times New Roman" w:cs="Times New Roman"/>
-          <w:sz w:val="24"/>
-          <w:szCs w:val="24"/>
-          <w:lang w:val="ru-RU"/>
-        </w:rPr>
-      </w:pPr>
-      <w:r>
-        <w:rPr>
-          <w:rFonts w:ascii="Times New Roman" w:hAnsi="Times New Roman" w:cs="Times New Roman"/>
-          <w:sz w:val="24"/>
-          <w:szCs w:val="24"/>
-        </w:rPr>
-        <w:t xml:space="preserve">У овом поглављу детаљније ћемо размотрити </w:t>
-      </w:r>
-      <w:r>
-        <w:rPr>
-          <w:rFonts w:ascii="Times New Roman" w:hAnsi="Times New Roman" w:cs="Times New Roman"/>
-          <w:i/>
-          <w:iCs/>
-          <w:sz w:val="24"/>
-          <w:szCs w:val="24"/>
-        </w:rPr>
-        <w:t>Zero-Knowledge Proof</w:t>
-      </w:r>
-      <w:r>
-        <w:rPr>
-          <w:rFonts w:ascii="Times New Roman" w:hAnsi="Times New Roman" w:cs="Times New Roman"/>
-          <w:sz w:val="24"/>
-          <w:szCs w:val="24"/>
-        </w:rPr>
-        <w:t xml:space="preserve"> (ZKP) протоколе. Најприје ће бити објашњена основна идеја овог криптографског приступа, као и особине које један систем мора да испуни како би се могао сматрати </w:t>
-      </w:r>
-      <w:r>
-        <w:rPr>
-          <w:rFonts w:ascii="Times New Roman" w:hAnsi="Times New Roman" w:cs="Times New Roman"/>
-          <w:i/>
-          <w:iCs/>
-          <w:sz w:val="24"/>
-          <w:szCs w:val="24"/>
-        </w:rPr>
-        <w:t>Zero-Knowledge Proof</w:t>
-      </w:r>
-      <w:r>
-        <w:rPr>
-          <w:rFonts w:ascii="Times New Roman" w:hAnsi="Times New Roman" w:cs="Times New Roman"/>
-          <w:sz w:val="24"/>
-          <w:szCs w:val="24"/>
-        </w:rPr>
-        <w:t xml:space="preserve"> системом. Након тога биће описан начин функционисања ових протокола, њихова подјела на интерактивне и неинтерактивне протоколе, као и неки од најзначајнијих приступа који се данас користе.</w:t>
-      </w:r>
-    </w:p>
-    <w:p>
-      <w:pPr>
-        <w:pStyle w:val="Heading2"/>
-        <w:rPr>
-          <w:rFonts w:ascii="Times New Roman" w:hAnsi="Times New Roman" w:cs="Times New Roman"/>
-        </w:rPr>
-      </w:pPr>
-      <w:bookmarkStart w:id="2" w:name="_Toc237438519"/>
-      <w:r>
-        <w:rPr>
-          <w:rFonts w:ascii="Times New Roman" w:hAnsi="Times New Roman" w:cs="Times New Roman"/>
-        </w:rPr>
-        <w:t xml:space="preserve">Основни концепт  </w:t>
-      </w:r>
-      <w:r>
-        <w:rPr>
-          <w:rFonts w:ascii="Times New Roman" w:hAnsi="Times New Roman" w:cs="Times New Roman"/>
-          <w:i/>
-          <w:iCs/>
-          <w:lang w:val="sr-Latn-RS"/>
-        </w:rPr>
-        <w:t>Zero-Knowledge Proof</w:t>
-      </w:r>
-      <w:r>
-        <w:rPr>
-          <w:rFonts w:ascii="Times New Roman" w:hAnsi="Times New Roman" w:cs="Times New Roman"/>
-          <w:lang w:val="sr-Latn-RS"/>
-        </w:rPr>
-        <w:t xml:space="preserve"> </w:t>
-      </w:r>
-      <w:r>
-        <w:rPr>
-          <w:rFonts w:ascii="Times New Roman" w:hAnsi="Times New Roman" w:cs="Times New Roman"/>
-        </w:rPr>
-        <w:t>протокола</w:t>
-      </w:r>
-      <w:bookmarkEnd w:id="2"/>
-    </w:p>
-    <w:p>
-      <w:pPr>
-        <w:jc w:val="both"/>
-        <w:rPr>
-          <w:rFonts w:ascii="Times New Roman" w:hAnsi="Times New Roman" w:cs="Times New Roman"/>
-          <w:sz w:val="24"/>
-          <w:szCs w:val="24"/>
-          <w:lang w:val="en-US"/>
-        </w:rPr>
-      </w:pPr>
-      <w:r>
-        <w:rPr>
-          <w:rFonts w:ascii="Times New Roman" w:hAnsi="Times New Roman" w:cs="Times New Roman"/>
-          <w:sz w:val="24"/>
-          <w:szCs w:val="24"/>
-        </w:rPr>
-        <w:t xml:space="preserve">Развојем информационих система јавља се све већа потреба за механизмима који омогућавају провјеру одређених информација без њиховог директног откривања. Један од криптографских приступа који омогућава овакав начин провјере представљају </w:t>
-      </w:r>
-      <w:r>
-        <w:rPr>
-          <w:rFonts w:ascii="Times New Roman" w:hAnsi="Times New Roman" w:cs="Times New Roman"/>
-          <w:i/>
-          <w:iCs/>
-          <w:sz w:val="24"/>
-          <w:szCs w:val="24"/>
-        </w:rPr>
-        <w:t>Zero-Knowledge Proof</w:t>
-      </w:r>
-      <w:r>
-        <w:rPr>
-          <w:rFonts w:ascii="Times New Roman" w:hAnsi="Times New Roman" w:cs="Times New Roman"/>
-          <w:sz w:val="24"/>
-          <w:szCs w:val="24"/>
-        </w:rPr>
-        <w:t xml:space="preserve"> протоколи. Основна идеја ових протокола јесте да један учесник може доказати другом учеснику да је одређена тврдња тачна, а да при томе не открије додатне информације које су кориштене за њено доказивање.</w:t>
-      </w:r>
-    </w:p>
-    <w:p>
-      <w:pPr>
-        <w:jc w:val="both"/>
-        <w:rPr>
-          <w:rFonts w:ascii="Times New Roman" w:hAnsi="Times New Roman" w:cs="Times New Roman"/>
-          <w:sz w:val="24"/>
-          <w:szCs w:val="24"/>
-          <w:lang w:val="en-US"/>
-        </w:rPr>
-      </w:pPr>
-      <w:r>
-        <w:rPr>
-          <w:rFonts w:ascii="Times New Roman" w:hAnsi="Times New Roman" w:cs="Times New Roman"/>
-          <w:sz w:val="24"/>
-          <w:szCs w:val="24"/>
-        </w:rPr>
-        <w:t xml:space="preserve">У </w:t>
-      </w:r>
-      <w:r>
-        <w:rPr>
-          <w:rFonts w:ascii="Times New Roman" w:hAnsi="Times New Roman" w:cs="Times New Roman"/>
-          <w:i/>
-          <w:iCs/>
-          <w:sz w:val="24"/>
-          <w:szCs w:val="24"/>
-        </w:rPr>
-        <w:t>Zero-Knowledge Proof</w:t>
-      </w:r>
-      <w:r>
-        <w:rPr>
-          <w:rFonts w:ascii="Times New Roman" w:hAnsi="Times New Roman" w:cs="Times New Roman"/>
-          <w:sz w:val="24"/>
-          <w:szCs w:val="24"/>
-        </w:rPr>
-        <w:t xml:space="preserve"> протоколу учествују двије стране: доказивач (</w:t>
-      </w:r>
-      <w:r>
-        <w:rPr>
-          <w:rFonts w:ascii="Times New Roman" w:hAnsi="Times New Roman" w:cs="Times New Roman"/>
-          <w:i/>
-          <w:iCs/>
-          <w:sz w:val="24"/>
-          <w:szCs w:val="24"/>
-        </w:rPr>
-        <w:t>prover</w:t>
-      </w:r>
-      <w:r>
-        <w:rPr>
-          <w:rFonts w:ascii="Times New Roman" w:hAnsi="Times New Roman" w:cs="Times New Roman"/>
-          <w:sz w:val="24"/>
-          <w:szCs w:val="24"/>
-        </w:rPr>
-        <w:t>) и провјерилац (</w:t>
-      </w:r>
-      <w:r>
-        <w:rPr>
-          <w:rFonts w:ascii="Times New Roman" w:hAnsi="Times New Roman" w:cs="Times New Roman"/>
-          <w:i/>
-          <w:iCs/>
-          <w:sz w:val="24"/>
-          <w:szCs w:val="24"/>
-        </w:rPr>
-        <w:t>verifier</w:t>
-      </w:r>
-      <w:r>
-        <w:rPr>
-          <w:rFonts w:ascii="Times New Roman" w:hAnsi="Times New Roman" w:cs="Times New Roman"/>
-          <w:sz w:val="24"/>
-          <w:szCs w:val="24"/>
-        </w:rPr>
-        <w:t>). Доказивач посједује одређену тајну информацију и жели да увјери провјериоца да је одговарајућа тврдња тачна. При томе, сама тајна информација не треба да буде откривена провјериоцу. Провјерилац на основу података које добија током извршавања протокола одлучује да ли ће прихватити или одбити доказ</w:t>
-      </w:r>
-      <w:r>
-        <w:rPr>
-          <w:rFonts w:ascii="Times New Roman" w:hAnsi="Times New Roman" w:cs="Times New Roman"/>
-          <w:sz w:val="24"/>
-          <w:szCs w:val="24"/>
-          <w:lang w:val="ru-RU"/>
-        </w:rPr>
-        <w:t>.</w:t>
-      </w:r>
-    </w:p>
-    <w:p>
-      <w:pPr>
-        <w:jc w:val="both"/>
-        <w:rPr>
-          <w:rFonts w:ascii="Times New Roman" w:hAnsi="Times New Roman" w:cs="Times New Roman"/>
-          <w:sz w:val="24"/>
-          <w:szCs w:val="24"/>
-          <w:lang w:val="en-US"/>
-        </w:rPr>
-      </w:pPr>
-      <w:r>
-        <w:rPr>
-          <w:rFonts w:ascii="Times New Roman" w:hAnsi="Times New Roman" w:cs="Times New Roman"/>
-          <w:sz w:val="24"/>
-          <w:szCs w:val="24"/>
-        </w:rPr>
-        <w:t xml:space="preserve">На примјер, корисник може жељети да докаже да познаје одређену тајну вриједност без њеног директног слања другој страни. Код традиционалног приступа било би потребно доставити податак на основу којег друга страна може извршити провјеру. Примјеном </w:t>
-      </w:r>
-      <w:r>
-        <w:rPr>
-          <w:rFonts w:ascii="Times New Roman" w:hAnsi="Times New Roman" w:cs="Times New Roman"/>
-          <w:i/>
-          <w:iCs/>
-          <w:sz w:val="24"/>
-          <w:szCs w:val="24"/>
-        </w:rPr>
-        <w:t>Zero-Knowledge Proof</w:t>
-      </w:r>
-      <w:r>
-        <w:rPr>
-          <w:rFonts w:ascii="Times New Roman" w:hAnsi="Times New Roman" w:cs="Times New Roman"/>
-          <w:sz w:val="24"/>
-          <w:szCs w:val="24"/>
-        </w:rPr>
-        <w:t xml:space="preserve"> протокола могуће је формирати доказ који потврђује посједовање одговарајуће информације, а да сама информација остане скривена. Управо ова особина чини ZKP погодним за системе у којима је потребно истовремено обезбиједити провјеру исправности и очување приватности.</w:t>
-      </w:r>
-    </w:p>
-    <w:p>
-      <w:pPr>
-        <w:jc w:val="both"/>
-        <w:rPr>
-          <w:rFonts w:ascii="Times New Roman" w:hAnsi="Times New Roman" w:cs="Times New Roman"/>
-          <w:lang w:val="en-US"/>
-        </w:rPr>
-      </w:pPr>
-      <w:r>
-        <w:rPr>
-          <w:rFonts w:ascii="Times New Roman" w:hAnsi="Times New Roman" w:cs="Times New Roman"/>
-          <w:sz w:val="24"/>
-          <w:szCs w:val="24"/>
-        </w:rPr>
-        <w:t xml:space="preserve">Да би се одређени протокол могао сматрати </w:t>
-      </w:r>
-      <w:r>
-        <w:rPr>
-          <w:rFonts w:ascii="Times New Roman" w:hAnsi="Times New Roman" w:cs="Times New Roman"/>
-          <w:i/>
-          <w:iCs/>
-          <w:sz w:val="24"/>
-          <w:szCs w:val="24"/>
-          <w:lang w:val="en-US"/>
-        </w:rPr>
-        <w:t>ZKP</w:t>
-      </w:r>
-      <w:r>
-        <w:rPr>
-          <w:rFonts w:ascii="Times New Roman" w:hAnsi="Times New Roman" w:cs="Times New Roman"/>
-          <w:i/>
-          <w:iCs/>
-          <w:sz w:val="24"/>
-          <w:szCs w:val="24"/>
-          <w:lang w:val="ru-RU"/>
-        </w:rPr>
-        <w:t xml:space="preserve"> </w:t>
-      </w:r>
-      <w:r>
-        <w:rPr>
-          <w:rFonts w:ascii="Times New Roman" w:hAnsi="Times New Roman" w:cs="Times New Roman"/>
-        </w:rPr>
-        <w:t xml:space="preserve">протоколом, потребно је да </w:t>
-      </w:r>
-      <w:r>
-        <w:rPr>
-          <w:rFonts w:ascii="Times New Roman" w:hAnsi="Times New Roman" w:cs="Times New Roman"/>
-        </w:rPr>
-        <w:t>задовољи три основне особине</w:t>
-      </w:r>
-      <w:r>
-        <w:rPr>
-          <w:rFonts w:ascii="Times New Roman" w:hAnsi="Times New Roman" w:cs="Times New Roman"/>
-          <w:lang w:val="ru-RU"/>
-        </w:rPr>
-        <w:t>:</w:t>
-      </w:r>
-    </w:p>
-    <w:p>
-      <w:pPr>
-        <w:pStyle w:val="ListParagraph"/>
-        <w:numPr>
-          <w:ilvl w:val="0"/>
-          <w:numId w:val="14"/>
-        </w:numPr>
-        <w:jc w:val="both"/>
-        <w:rPr>
-          <w:rFonts w:ascii="Times New Roman" w:hAnsi="Times New Roman" w:cs="Times New Roman"/>
-          <w:lang w:val="en-US"/>
-        </w:rPr>
-      </w:pPr>
-      <w:r>
-        <w:rPr>
-          <w:rFonts w:ascii="Times New Roman" w:hAnsi="Times New Roman" w:cs="Times New Roman"/>
-        </w:rPr>
-        <w:t>Потпуност</w:t>
-      </w:r>
-      <w:r>
-        <w:rPr>
-          <w:rFonts w:ascii="Times New Roman" w:hAnsi="Times New Roman" w:cs="Times New Roman"/>
-          <w:lang w:val="en-US"/>
-        </w:rPr>
-        <w:t xml:space="preserve"> (</w:t>
-      </w:r>
-      <w:r>
-        <w:rPr>
-          <w:rFonts w:ascii="Times New Roman" w:hAnsi="Times New Roman" w:cs="Times New Roman"/>
+        <w:rPr>
+          <w:lang w:val="ru-RU"/>
+        </w:rPr>
+      </w:pPr>
+      <w:r>
+        <w:t xml:space="preserve">Поузданост </w:t>
+      </w:r>
+      <w:r>
+        <w:rPr>
+          <w:lang w:val="ru-RU"/>
+        </w:rPr>
+        <w:t>(</w:t>
+      </w:r>
+      <w:r>
+        <w:rPr>
           <w:i/>
           <w:iCs/>
           <w:lang w:val="en-US"/>
         </w:rPr>
-        <w:t>completeness</w:t>
-      </w:r>
-      <w:r>
-        <w:rPr>
-          <w:rFonts w:ascii="Times New Roman" w:hAnsi="Times New Roman" w:cs="Times New Roman"/>
-          <w:lang w:val="en-US"/>
-        </w:rPr>
-        <w:t>)</w:t>
-      </w:r>
-      <w:r>
-        <w:rPr>
-          <w:rFonts w:ascii="Times New Roman" w:hAnsi="Times New Roman" w:cs="Times New Roman"/>
-        </w:rPr>
-        <w:t>,</w:t>
-      </w:r>
-    </w:p>
-    <w:p>
-      <w:pPr>
-        <w:pStyle w:val="ListParagraph"/>
-        <w:numPr>
-          <w:ilvl w:val="0"/>
-          <w:numId w:val="14"/>
-        </w:numPr>
-        <w:jc w:val="both"/>
-        <w:rPr>
-          <w:rFonts w:ascii="Times New Roman" w:hAnsi="Times New Roman" w:cs="Times New Roman"/>
-          <w:lang w:val="en-US"/>
-        </w:rPr>
-      </w:pPr>
-      <w:r>
-        <w:rPr>
-          <w:rFonts w:ascii="Times New Roman" w:hAnsi="Times New Roman" w:cs="Times New Roman"/>
-        </w:rPr>
-        <w:t>Поузданост</w:t>
-      </w:r>
-      <w:r>
-        <w:rPr>
-          <w:rFonts w:ascii="Times New Roman" w:hAnsi="Times New Roman" w:cs="Times New Roman"/>
-          <w:lang w:val="en-US"/>
+        <w:t>soundness</w:t>
+      </w:r>
+      <w:r>
+        <w:rPr>
+          <w:lang w:val="ru-RU"/>
+        </w:rPr>
+        <w:t xml:space="preserve">) </w:t>
+      </w:r>
+      <w:proofErr w:type="spellStart"/>
+      <w:r>
+        <w:rPr>
+          <w:lang w:val="ru-RU"/>
+        </w:rPr>
+        <w:t>односи</w:t>
+      </w:r>
+      <w:proofErr w:type="spellEnd"/>
+      <w:r>
+        <w:rPr>
+          <w:lang w:val="ru-RU"/>
+        </w:rPr>
+        <w:t xml:space="preserve"> се на </w:t>
+      </w:r>
+      <w:proofErr w:type="spellStart"/>
+      <w:r>
+        <w:rPr>
+          <w:lang w:val="ru-RU"/>
+        </w:rPr>
+        <w:t>немогућност</w:t>
+      </w:r>
+      <w:proofErr w:type="spellEnd"/>
+      <w:r>
+        <w:rPr>
+          <w:lang w:val="ru-RU"/>
+        </w:rPr>
+        <w:t xml:space="preserve"> </w:t>
+      </w:r>
+      <w:proofErr w:type="spellStart"/>
+      <w:r>
+        <w:rPr>
+          <w:lang w:val="ru-RU"/>
+        </w:rPr>
+        <w:t>неовлашћеног</w:t>
+      </w:r>
+      <w:proofErr w:type="spellEnd"/>
+      <w:r>
+        <w:rPr>
+          <w:lang w:val="ru-RU"/>
+        </w:rPr>
+        <w:t xml:space="preserve"> </w:t>
+      </w:r>
+      <w:proofErr w:type="spellStart"/>
+      <w:r>
+        <w:rPr>
+          <w:lang w:val="ru-RU"/>
+        </w:rPr>
+        <w:t>доказивача</w:t>
+      </w:r>
+      <w:proofErr w:type="spellEnd"/>
+      <w:r>
+        <w:rPr>
+          <w:lang w:val="ru-RU"/>
+        </w:rPr>
+        <w:t xml:space="preserve"> да </w:t>
+      </w:r>
+      <w:proofErr w:type="spellStart"/>
+      <w:r>
+        <w:rPr>
+          <w:lang w:val="ru-RU"/>
+        </w:rPr>
+        <w:t>увјери</w:t>
+      </w:r>
+      <w:proofErr w:type="spellEnd"/>
+      <w:r>
+        <w:rPr>
+          <w:lang w:val="ru-RU"/>
+        </w:rPr>
+        <w:t xml:space="preserve"> </w:t>
+      </w:r>
+      <w:proofErr w:type="spellStart"/>
+      <w:r>
+        <w:rPr>
+          <w:lang w:val="ru-RU"/>
+        </w:rPr>
+        <w:t>провјериоца</w:t>
+      </w:r>
+      <w:proofErr w:type="spellEnd"/>
+      <w:r>
+        <w:rPr>
+          <w:lang w:val="ru-RU"/>
+        </w:rPr>
+        <w:t xml:space="preserve"> у </w:t>
+      </w:r>
+      <w:proofErr w:type="spellStart"/>
+      <w:r>
+        <w:rPr>
+          <w:lang w:val="ru-RU"/>
+        </w:rPr>
+        <w:t>нетачну</w:t>
+      </w:r>
+      <w:proofErr w:type="spellEnd"/>
+      <w:r>
+        <w:rPr>
+          <w:lang w:val="ru-RU"/>
+        </w:rPr>
+        <w:t xml:space="preserve"> </w:t>
+      </w:r>
+      <w:proofErr w:type="spellStart"/>
+      <w:r>
+        <w:rPr>
+          <w:lang w:val="ru-RU"/>
+        </w:rPr>
+        <w:t>тврдњу</w:t>
+      </w:r>
+      <w:proofErr w:type="spellEnd"/>
+      <w:r>
+        <w:rPr>
+          <w:lang w:val="ru-RU"/>
+        </w:rPr>
+        <w:t xml:space="preserve">. </w:t>
+      </w:r>
+      <w:proofErr w:type="spellStart"/>
+      <w:r>
+        <w:rPr>
+          <w:lang w:val="ru-RU"/>
+        </w:rPr>
+        <w:t>Уколико</w:t>
+      </w:r>
+      <w:proofErr w:type="spellEnd"/>
+      <w:r>
+        <w:rPr>
+          <w:lang w:val="ru-RU"/>
+        </w:rPr>
+        <w:t xml:space="preserve"> </w:t>
+      </w:r>
+      <w:proofErr w:type="spellStart"/>
+      <w:r>
+        <w:rPr>
+          <w:lang w:val="ru-RU"/>
+        </w:rPr>
+        <w:t>доказивач</w:t>
+      </w:r>
+      <w:proofErr w:type="spellEnd"/>
+      <w:r>
+        <w:rPr>
+          <w:lang w:val="ru-RU"/>
+        </w:rPr>
+        <w:t xml:space="preserve"> не </w:t>
+      </w:r>
+      <w:proofErr w:type="spellStart"/>
+      <w:r>
+        <w:rPr>
+          <w:lang w:val="ru-RU"/>
+        </w:rPr>
+        <w:t>посједује</w:t>
+      </w:r>
+      <w:proofErr w:type="spellEnd"/>
+      <w:r>
+        <w:rPr>
+          <w:lang w:val="ru-RU"/>
+        </w:rPr>
+        <w:t xml:space="preserve"> </w:t>
+      </w:r>
+      <w:proofErr w:type="spellStart"/>
+      <w:r>
+        <w:rPr>
+          <w:lang w:val="ru-RU"/>
+        </w:rPr>
+        <w:t>потребну</w:t>
+      </w:r>
+      <w:proofErr w:type="spellEnd"/>
+      <w:r>
+        <w:rPr>
+          <w:lang w:val="ru-RU"/>
+        </w:rPr>
+        <w:t xml:space="preserve"> </w:t>
+      </w:r>
+      <w:proofErr w:type="spellStart"/>
+      <w:r>
+        <w:rPr>
+          <w:lang w:val="ru-RU"/>
+        </w:rPr>
+        <w:t>информацију</w:t>
+      </w:r>
+      <w:proofErr w:type="spellEnd"/>
+      <w:r>
+        <w:rPr>
+          <w:lang w:val="ru-RU"/>
+        </w:rPr>
+        <w:t xml:space="preserve">, </w:t>
+      </w:r>
+      <w:proofErr w:type="spellStart"/>
+      <w:r>
+        <w:rPr>
+          <w:lang w:val="ru-RU"/>
+        </w:rPr>
+        <w:t>вјероватноћа</w:t>
+      </w:r>
+      <w:proofErr w:type="spellEnd"/>
+      <w:r>
+        <w:rPr>
+          <w:lang w:val="ru-RU"/>
+        </w:rPr>
+        <w:t xml:space="preserve"> да </w:t>
+      </w:r>
+      <w:proofErr w:type="spellStart"/>
+      <w:r>
+        <w:rPr>
+          <w:lang w:val="ru-RU"/>
+        </w:rPr>
+        <w:t>успјешно</w:t>
+      </w:r>
+      <w:proofErr w:type="spellEnd"/>
+      <w:r>
+        <w:rPr>
+          <w:lang w:val="ru-RU"/>
+        </w:rPr>
+        <w:t xml:space="preserve"> </w:t>
+      </w:r>
+      <w:proofErr w:type="spellStart"/>
+      <w:r>
+        <w:rPr>
+          <w:lang w:val="ru-RU"/>
+        </w:rPr>
+        <w:t>формира</w:t>
+      </w:r>
+      <w:proofErr w:type="spellEnd"/>
+      <w:r>
+        <w:rPr>
+          <w:lang w:val="ru-RU"/>
+        </w:rPr>
+        <w:t xml:space="preserve"> </w:t>
+      </w:r>
+      <w:proofErr w:type="spellStart"/>
+      <w:r>
+        <w:rPr>
+          <w:lang w:val="ru-RU"/>
+        </w:rPr>
+        <w:t>доказ</w:t>
+      </w:r>
+      <w:proofErr w:type="spellEnd"/>
+      <w:r>
+        <w:rPr>
+          <w:lang w:val="ru-RU"/>
+        </w:rPr>
+        <w:t xml:space="preserve"> </w:t>
+      </w:r>
+      <w:proofErr w:type="spellStart"/>
+      <w:r>
+        <w:rPr>
+          <w:lang w:val="ru-RU"/>
+        </w:rPr>
+        <w:t>који</w:t>
+      </w:r>
+      <w:proofErr w:type="spellEnd"/>
+      <w:r>
+        <w:rPr>
+          <w:lang w:val="ru-RU"/>
+        </w:rPr>
+        <w:t xml:space="preserve"> </w:t>
+      </w:r>
+      <w:proofErr w:type="spellStart"/>
+      <w:r>
+        <w:rPr>
+          <w:lang w:val="ru-RU"/>
+        </w:rPr>
+        <w:t>ће</w:t>
+      </w:r>
+      <w:proofErr w:type="spellEnd"/>
+      <w:r>
+        <w:rPr>
+          <w:lang w:val="ru-RU"/>
+        </w:rPr>
+        <w:t xml:space="preserve"> </w:t>
+      </w:r>
+      <w:proofErr w:type="spellStart"/>
+      <w:r>
+        <w:rPr>
+          <w:lang w:val="ru-RU"/>
+        </w:rPr>
+        <w:t>бити</w:t>
+      </w:r>
+      <w:proofErr w:type="spellEnd"/>
+      <w:r>
+        <w:rPr>
+          <w:lang w:val="ru-RU"/>
+        </w:rPr>
+        <w:t xml:space="preserve"> </w:t>
+      </w:r>
+      <w:proofErr w:type="spellStart"/>
+      <w:r>
+        <w:rPr>
+          <w:lang w:val="ru-RU"/>
+        </w:rPr>
+        <w:t>прихваћен</w:t>
+      </w:r>
+      <w:proofErr w:type="spellEnd"/>
+      <w:r>
+        <w:rPr>
+          <w:lang w:val="ru-RU"/>
+        </w:rPr>
+        <w:t xml:space="preserve"> треба да буде </w:t>
+      </w:r>
+      <w:proofErr w:type="spellStart"/>
+      <w:r>
+        <w:rPr>
+          <w:lang w:val="ru-RU"/>
+        </w:rPr>
+        <w:t>занемарљиво</w:t>
+      </w:r>
+      <w:proofErr w:type="spellEnd"/>
+      <w:r>
+        <w:rPr>
+          <w:lang w:val="ru-RU"/>
+        </w:rPr>
+        <w:t xml:space="preserve"> мала [1].</w:t>
+      </w:r>
+    </w:p>
+    <w:p>
+      <w:pPr>
+        <w:ind w:left="576"/>
+      </w:pPr>
+      <w:r>
+        <w:rPr>
+          <w:lang w:val="ru-RU"/>
+        </w:rPr>
+        <w:t xml:space="preserve">На </w:t>
+      </w:r>
+      <w:proofErr w:type="spellStart"/>
+      <w:r>
+        <w:rPr>
+          <w:lang w:val="ru-RU"/>
+        </w:rPr>
+        <w:t>овај</w:t>
+      </w:r>
+      <w:proofErr w:type="spellEnd"/>
+      <w:r>
+        <w:rPr>
+          <w:lang w:val="ru-RU"/>
+        </w:rPr>
+        <w:t xml:space="preserve"> начин се </w:t>
+      </w:r>
+      <w:proofErr w:type="spellStart"/>
+      <w:r>
+        <w:rPr>
+          <w:lang w:val="ru-RU"/>
+        </w:rPr>
+        <w:t>спречава</w:t>
+      </w:r>
+      <w:proofErr w:type="spellEnd"/>
+      <w:r>
+        <w:rPr>
+          <w:lang w:val="ru-RU"/>
+        </w:rPr>
+        <w:t xml:space="preserve"> да </w:t>
+      </w:r>
+      <w:proofErr w:type="spellStart"/>
+      <w:r>
+        <w:rPr>
+          <w:lang w:val="ru-RU"/>
+        </w:rPr>
+        <w:t>учесник</w:t>
+      </w:r>
+      <w:proofErr w:type="spellEnd"/>
+      <w:r>
+        <w:rPr>
+          <w:lang w:val="ru-RU"/>
+        </w:rPr>
+        <w:t xml:space="preserve"> </w:t>
+      </w:r>
+      <w:proofErr w:type="spellStart"/>
+      <w:r>
+        <w:rPr>
+          <w:lang w:val="ru-RU"/>
+        </w:rPr>
+        <w:t>који</w:t>
+      </w:r>
+      <w:proofErr w:type="spellEnd"/>
+      <w:r>
+        <w:rPr>
+          <w:lang w:val="ru-RU"/>
+        </w:rPr>
+        <w:t xml:space="preserve"> не </w:t>
+      </w:r>
+      <w:proofErr w:type="spellStart"/>
+      <w:r>
+        <w:rPr>
+          <w:lang w:val="ru-RU"/>
+        </w:rPr>
+        <w:t>познаје</w:t>
+      </w:r>
+      <w:proofErr w:type="spellEnd"/>
+      <w:r>
+        <w:rPr>
+          <w:lang w:val="ru-RU"/>
+        </w:rPr>
+        <w:t xml:space="preserve"> </w:t>
+      </w:r>
+      <w:proofErr w:type="spellStart"/>
+      <w:r>
+        <w:rPr>
+          <w:lang w:val="ru-RU"/>
+        </w:rPr>
+        <w:t>тајну</w:t>
+      </w:r>
+      <w:proofErr w:type="spellEnd"/>
+      <w:r>
+        <w:rPr>
+          <w:lang w:val="ru-RU"/>
+        </w:rPr>
+        <w:t xml:space="preserve"> </w:t>
+      </w:r>
+      <w:proofErr w:type="spellStart"/>
+      <w:r>
+        <w:rPr>
+          <w:lang w:val="ru-RU"/>
+        </w:rPr>
+        <w:t>вриједност</w:t>
+      </w:r>
+      <w:proofErr w:type="spellEnd"/>
+      <w:r>
+        <w:rPr>
+          <w:lang w:val="ru-RU"/>
+        </w:rPr>
+        <w:t xml:space="preserve"> </w:t>
+      </w:r>
+      <w:proofErr w:type="spellStart"/>
+      <w:r>
+        <w:rPr>
+          <w:lang w:val="ru-RU"/>
+        </w:rPr>
+        <w:t>једноставним</w:t>
+      </w:r>
+      <w:proofErr w:type="spellEnd"/>
+      <w:r>
+        <w:rPr>
+          <w:lang w:val="ru-RU"/>
+        </w:rPr>
+        <w:t xml:space="preserve"> </w:t>
+      </w:r>
+      <w:proofErr w:type="spellStart"/>
+      <w:r>
+        <w:rPr>
+          <w:lang w:val="ru-RU"/>
+        </w:rPr>
+        <w:t>погађањем</w:t>
+      </w:r>
+      <w:proofErr w:type="spellEnd"/>
+      <w:r>
+        <w:rPr>
+          <w:lang w:val="ru-RU"/>
+        </w:rPr>
+        <w:t xml:space="preserve"> или </w:t>
+      </w:r>
+      <w:proofErr w:type="spellStart"/>
+      <w:r>
+        <w:rPr>
+          <w:lang w:val="ru-RU"/>
+        </w:rPr>
+        <w:t>манипулацијом</w:t>
+      </w:r>
+      <w:proofErr w:type="spellEnd"/>
+      <w:r>
+        <w:rPr>
+          <w:lang w:val="ru-RU"/>
+        </w:rPr>
+        <w:t xml:space="preserve"> протоколом </w:t>
+      </w:r>
+      <w:proofErr w:type="spellStart"/>
+      <w:r>
+        <w:rPr>
+          <w:lang w:val="ru-RU"/>
+        </w:rPr>
+        <w:t>успјешно</w:t>
+      </w:r>
+      <w:proofErr w:type="spellEnd"/>
+      <w:r>
+        <w:rPr>
+          <w:lang w:val="ru-RU"/>
+        </w:rPr>
+        <w:t xml:space="preserve"> </w:t>
+      </w:r>
+      <w:proofErr w:type="spellStart"/>
+      <w:r>
+        <w:rPr>
+          <w:lang w:val="ru-RU"/>
+        </w:rPr>
+        <w:t>прође</w:t>
+      </w:r>
+      <w:proofErr w:type="spellEnd"/>
+      <w:r>
+        <w:rPr>
+          <w:lang w:val="ru-RU"/>
+        </w:rPr>
+        <w:t xml:space="preserve"> </w:t>
+      </w:r>
+      <w:proofErr w:type="spellStart"/>
+      <w:r>
+        <w:rPr>
+          <w:lang w:val="ru-RU"/>
+        </w:rPr>
+        <w:t>процес</w:t>
+      </w:r>
+      <w:proofErr w:type="spellEnd"/>
+      <w:r>
+        <w:rPr>
+          <w:lang w:val="ru-RU"/>
+        </w:rPr>
+        <w:t xml:space="preserve"> </w:t>
+      </w:r>
+      <w:proofErr w:type="spellStart"/>
+      <w:r>
+        <w:rPr>
+          <w:lang w:val="ru-RU"/>
+        </w:rPr>
+        <w:t>провјере</w:t>
+      </w:r>
+      <w:proofErr w:type="spellEnd"/>
+      <w:r>
+        <w:rPr>
+          <w:lang w:val="ru-RU"/>
+        </w:rPr>
+        <w:t>.</w:t>
+      </w:r>
+    </w:p>
+    <w:p>
+      <w:pPr>
+        <w:pStyle w:val="Heading3"/>
+      </w:pPr>
+      <w:bookmarkStart w:id="6" w:name="_Toc237443366"/>
+      <w:r>
+        <w:t>Нулто знање</w:t>
+      </w:r>
+      <w:bookmarkEnd w:id="6"/>
+    </w:p>
+    <w:p>
+      <w:pPr>
+        <w:ind w:left="576"/>
+        <w:rPr>
+          <w:lang w:val="ru-RU"/>
+        </w:rPr>
+      </w:pPr>
+      <w:r>
+        <w:t>Нулто знање</w:t>
+      </w:r>
+      <w:r>
+        <w:rPr>
+          <w:lang w:val="ru-RU"/>
         </w:rPr>
         <w:t xml:space="preserve"> (</w:t>
       </w:r>
       <w:r>
         <w:rPr>
-          <w:rFonts w:ascii="Times New Roman" w:hAnsi="Times New Roman" w:cs="Times New Roman"/>
           <w:i/>
           <w:iCs/>
           <w:lang w:val="en-US"/>
         </w:rPr>
-        <w:t>soundness</w:t>
-      </w:r>
-      <w:r>
-        <w:rPr>
-          <w:rFonts w:ascii="Times New Roman" w:hAnsi="Times New Roman" w:cs="Times New Roman"/>
-          <w:lang w:val="en-US"/>
-        </w:rPr>
-        <w:t>)</w:t>
-      </w:r>
-      <w:r>
-        <w:rPr>
-          <w:rFonts w:ascii="Times New Roman" w:hAnsi="Times New Roman" w:cs="Times New Roman"/>
-        </w:rPr>
-        <w:t>,</w:t>
-      </w:r>
-    </w:p>
-    <w:p>
-      <w:pPr>
-        <w:pStyle w:val="ListParagraph"/>
-        <w:numPr>
-          <w:ilvl w:val="0"/>
-          <w:numId w:val="14"/>
-        </w:numPr>
-        <w:jc w:val="both"/>
-        <w:rPr>
-          <w:rFonts w:ascii="Times New Roman" w:hAnsi="Times New Roman" w:cs="Times New Roman"/>
-          <w:lang w:val="en-US"/>
-        </w:rPr>
-      </w:pPr>
-      <w:r>
-        <w:rPr>
-          <w:rFonts w:ascii="Times New Roman" w:hAnsi="Times New Roman" w:cs="Times New Roman"/>
-        </w:rPr>
-        <w:t xml:space="preserve">Нулто знање </w:t>
-      </w:r>
-      <w:r>
-        <w:rPr>
-          <w:rFonts w:ascii="Times New Roman" w:hAnsi="Times New Roman" w:cs="Times New Roman"/>
-          <w:lang w:val="en-US"/>
-        </w:rPr>
-        <w:t>(</w:t>
-      </w:r>
-      <w:r>
-        <w:rPr>
-          <w:rFonts w:ascii="Times New Roman" w:hAnsi="Times New Roman" w:cs="Times New Roman"/>
+        <w:t>zero</w:t>
+      </w:r>
+      <w:r>
+        <w:rPr>
+          <w:i/>
+          <w:iCs/>
+          <w:lang w:val="ru-RU"/>
+        </w:rPr>
+        <w:t>-</w:t>
+      </w:r>
+      <w:r>
+        <w:rPr>
           <w:i/>
           <w:iCs/>
           <w:lang w:val="en-US"/>
         </w:rPr>
-        <w:t>zero-knowledge</w:t>
-      </w:r>
-      <w:r>
-        <w:rPr>
-          <w:rFonts w:ascii="Times New Roman" w:hAnsi="Times New Roman" w:cs="Times New Roman"/>
-          <w:lang w:val="en-US"/>
-        </w:rPr>
-        <w:t>)</w:t>
-      </w:r>
-      <w:r>
-        <w:rPr>
-          <w:rFonts w:ascii="Times New Roman" w:hAnsi="Times New Roman" w:cs="Times New Roman"/>
+        <w:t>knowledge</w:t>
+      </w:r>
+      <w:r>
+        <w:rPr>
+          <w:lang w:val="ru-RU"/>
+        </w:rPr>
+        <w:t xml:space="preserve">) </w:t>
+      </w:r>
+      <w:proofErr w:type="spellStart"/>
+      <w:r>
+        <w:rPr>
+          <w:lang w:val="ru-RU"/>
+        </w:rPr>
+        <w:t>представља</w:t>
+      </w:r>
+      <w:proofErr w:type="spellEnd"/>
+      <w:r>
+        <w:rPr>
+          <w:lang w:val="ru-RU"/>
+        </w:rPr>
+        <w:t xml:space="preserve"> </w:t>
+      </w:r>
+      <w:proofErr w:type="spellStart"/>
+      <w:r>
+        <w:rPr>
+          <w:lang w:val="ru-RU"/>
+        </w:rPr>
+        <w:t>особину</w:t>
+      </w:r>
+      <w:proofErr w:type="spellEnd"/>
+      <w:r>
+        <w:rPr>
+          <w:lang w:val="ru-RU"/>
+        </w:rPr>
+        <w:t xml:space="preserve"> по </w:t>
+      </w:r>
+      <w:proofErr w:type="spellStart"/>
+      <w:r>
+        <w:rPr>
+          <w:lang w:val="ru-RU"/>
+        </w:rPr>
+        <w:t>којој</w:t>
+      </w:r>
+      <w:proofErr w:type="spellEnd"/>
+      <w:r>
+        <w:rPr>
+          <w:lang w:val="ru-RU"/>
+        </w:rPr>
+        <w:t xml:space="preserve"> </w:t>
+      </w:r>
+      <w:proofErr w:type="spellStart"/>
+      <w:r>
+        <w:rPr>
+          <w:lang w:val="ru-RU"/>
+        </w:rPr>
+        <w:t>је</w:t>
+      </w:r>
+      <w:proofErr w:type="spellEnd"/>
+      <w:r>
+        <w:rPr>
+          <w:lang w:val="ru-RU"/>
+        </w:rPr>
+        <w:t xml:space="preserve"> </w:t>
+      </w:r>
+      <w:proofErr w:type="spellStart"/>
+      <w:r>
+        <w:rPr>
+          <w:lang w:val="ru-RU"/>
+        </w:rPr>
+        <w:t>ова</w:t>
+      </w:r>
+      <w:proofErr w:type="spellEnd"/>
+      <w:r>
+        <w:rPr>
+          <w:lang w:val="ru-RU"/>
+        </w:rPr>
+        <w:t xml:space="preserve"> </w:t>
+      </w:r>
+      <w:proofErr w:type="spellStart"/>
+      <w:r>
+        <w:rPr>
+          <w:lang w:val="ru-RU"/>
+        </w:rPr>
+        <w:t>група</w:t>
+      </w:r>
+      <w:proofErr w:type="spellEnd"/>
+      <w:r>
+        <w:rPr>
+          <w:lang w:val="ru-RU"/>
+        </w:rPr>
+        <w:t xml:space="preserve"> протокола добила </w:t>
+      </w:r>
+      <w:proofErr w:type="spellStart"/>
+      <w:r>
+        <w:rPr>
+          <w:lang w:val="ru-RU"/>
+        </w:rPr>
+        <w:t>назив</w:t>
+      </w:r>
+      <w:proofErr w:type="spellEnd"/>
+      <w:r>
+        <w:rPr>
+          <w:lang w:val="ru-RU"/>
+        </w:rPr>
+        <w:t xml:space="preserve">. Она </w:t>
+      </w:r>
+      <w:proofErr w:type="spellStart"/>
+      <w:r>
+        <w:rPr>
+          <w:lang w:val="ru-RU"/>
+        </w:rPr>
+        <w:t>подразумијева</w:t>
+      </w:r>
+      <w:proofErr w:type="spellEnd"/>
+      <w:r>
+        <w:rPr>
+          <w:lang w:val="ru-RU"/>
+        </w:rPr>
+        <w:t xml:space="preserve"> да </w:t>
+      </w:r>
+      <w:proofErr w:type="spellStart"/>
+      <w:r>
+        <w:rPr>
+          <w:lang w:val="ru-RU"/>
+        </w:rPr>
+        <w:t>провјерилац</w:t>
+      </w:r>
+      <w:proofErr w:type="spellEnd"/>
+      <w:r>
+        <w:rPr>
+          <w:lang w:val="ru-RU"/>
+        </w:rPr>
+        <w:t xml:space="preserve"> током </w:t>
+      </w:r>
+      <w:proofErr w:type="spellStart"/>
+      <w:r>
+        <w:rPr>
+          <w:lang w:val="ru-RU"/>
+        </w:rPr>
+        <w:t>процеса</w:t>
+      </w:r>
+      <w:proofErr w:type="spellEnd"/>
+      <w:r>
+        <w:rPr>
+          <w:lang w:val="ru-RU"/>
+        </w:rPr>
+        <w:t xml:space="preserve"> </w:t>
+      </w:r>
+      <w:proofErr w:type="spellStart"/>
+      <w:r>
+        <w:rPr>
+          <w:lang w:val="ru-RU"/>
+        </w:rPr>
+        <w:t>доказивања</w:t>
+      </w:r>
+      <w:proofErr w:type="spellEnd"/>
+      <w:r>
+        <w:rPr>
+          <w:lang w:val="ru-RU"/>
+        </w:rPr>
+        <w:t xml:space="preserve"> не </w:t>
+      </w:r>
+      <w:proofErr w:type="spellStart"/>
+      <w:r>
+        <w:rPr>
+          <w:lang w:val="ru-RU"/>
+        </w:rPr>
+        <w:t>сазнаје</w:t>
+      </w:r>
+      <w:proofErr w:type="spellEnd"/>
+      <w:r>
+        <w:rPr>
+          <w:lang w:val="ru-RU"/>
+        </w:rPr>
+        <w:t xml:space="preserve"> </w:t>
+      </w:r>
+      <w:proofErr w:type="spellStart"/>
+      <w:r>
+        <w:rPr>
+          <w:lang w:val="ru-RU"/>
+        </w:rPr>
+        <w:t>ништа</w:t>
+      </w:r>
+      <w:proofErr w:type="spellEnd"/>
+      <w:r>
+        <w:rPr>
+          <w:lang w:val="ru-RU"/>
+        </w:rPr>
+        <w:t xml:space="preserve"> </w:t>
+      </w:r>
+      <w:proofErr w:type="spellStart"/>
+      <w:r>
+        <w:rPr>
+          <w:lang w:val="ru-RU"/>
+        </w:rPr>
+        <w:t>више</w:t>
+      </w:r>
+      <w:proofErr w:type="spellEnd"/>
+      <w:r>
+        <w:rPr>
+          <w:lang w:val="ru-RU"/>
+        </w:rPr>
+        <w:t xml:space="preserve"> од </w:t>
+      </w:r>
+      <w:proofErr w:type="spellStart"/>
+      <w:r>
+        <w:rPr>
+          <w:lang w:val="ru-RU"/>
+        </w:rPr>
+        <w:t>чињенице</w:t>
+      </w:r>
+      <w:proofErr w:type="spellEnd"/>
+      <w:r>
+        <w:rPr>
+          <w:lang w:val="ru-RU"/>
+        </w:rPr>
+        <w:t xml:space="preserve"> да </w:t>
+      </w:r>
+      <w:proofErr w:type="spellStart"/>
+      <w:r>
+        <w:rPr>
+          <w:lang w:val="ru-RU"/>
+        </w:rPr>
+        <w:t>је</w:t>
+      </w:r>
+      <w:proofErr w:type="spellEnd"/>
+      <w:r>
+        <w:rPr>
+          <w:lang w:val="ru-RU"/>
+        </w:rPr>
+        <w:t xml:space="preserve"> </w:t>
+      </w:r>
+      <w:proofErr w:type="spellStart"/>
+      <w:r>
+        <w:rPr>
+          <w:lang w:val="ru-RU"/>
+        </w:rPr>
+        <w:t>тврдња</w:t>
+      </w:r>
+      <w:proofErr w:type="spellEnd"/>
+      <w:r>
+        <w:rPr>
+          <w:lang w:val="ru-RU"/>
+        </w:rPr>
+        <w:t xml:space="preserve"> </w:t>
+      </w:r>
+      <w:proofErr w:type="spellStart"/>
+      <w:r>
+        <w:rPr>
+          <w:lang w:val="ru-RU"/>
+        </w:rPr>
+        <w:t>коју</w:t>
+      </w:r>
+      <w:proofErr w:type="spellEnd"/>
+      <w:r>
+        <w:rPr>
+          <w:lang w:val="ru-RU"/>
+        </w:rPr>
+        <w:t xml:space="preserve"> </w:t>
+      </w:r>
+      <w:proofErr w:type="spellStart"/>
+      <w:r>
+        <w:rPr>
+          <w:lang w:val="ru-RU"/>
+        </w:rPr>
+        <w:t>доказивач</w:t>
+      </w:r>
+      <w:proofErr w:type="spellEnd"/>
+      <w:r>
+        <w:rPr>
+          <w:lang w:val="ru-RU"/>
+        </w:rPr>
+        <w:t xml:space="preserve"> </w:t>
+      </w:r>
+      <w:proofErr w:type="spellStart"/>
+      <w:r>
+        <w:rPr>
+          <w:lang w:val="ru-RU"/>
+        </w:rPr>
+        <w:t>доказује</w:t>
+      </w:r>
+      <w:proofErr w:type="spellEnd"/>
+      <w:r>
+        <w:rPr>
+          <w:lang w:val="ru-RU"/>
+        </w:rPr>
+        <w:t xml:space="preserve"> </w:t>
+      </w:r>
+      <w:proofErr w:type="spellStart"/>
+      <w:r>
+        <w:rPr>
+          <w:lang w:val="ru-RU"/>
+        </w:rPr>
+        <w:t>тачна</w:t>
+      </w:r>
+      <w:proofErr w:type="spellEnd"/>
+      <w:r>
+        <w:rPr>
+          <w:lang w:val="ru-RU"/>
         </w:rPr>
         <w:t>.</w:t>
       </w:r>
     </w:p>
     <w:p>
       <w:pPr>
+        <w:ind w:left="576"/>
+        <w:rPr>
+          <w:lang w:val="ru-RU"/>
+        </w:rPr>
+      </w:pPr>
+      <w:r>
+        <w:rPr>
+          <w:lang w:val="ru-RU"/>
+        </w:rPr>
+        <w:t xml:space="preserve">То </w:t>
+      </w:r>
+      <w:proofErr w:type="spellStart"/>
+      <w:r>
+        <w:rPr>
+          <w:lang w:val="ru-RU"/>
+        </w:rPr>
+        <w:t>значи</w:t>
+      </w:r>
+      <w:proofErr w:type="spellEnd"/>
+      <w:r>
+        <w:rPr>
+          <w:lang w:val="ru-RU"/>
+        </w:rPr>
+        <w:t xml:space="preserve"> да </w:t>
+      </w:r>
+      <w:proofErr w:type="spellStart"/>
+      <w:r>
+        <w:rPr>
+          <w:lang w:val="ru-RU"/>
+        </w:rPr>
+        <w:t>информације</w:t>
+      </w:r>
+      <w:proofErr w:type="spellEnd"/>
+      <w:r>
+        <w:rPr>
+          <w:lang w:val="ru-RU"/>
+        </w:rPr>
+        <w:t xml:space="preserve"> </w:t>
+      </w:r>
+      <w:proofErr w:type="spellStart"/>
+      <w:r>
+        <w:rPr>
+          <w:lang w:val="ru-RU"/>
+        </w:rPr>
+        <w:t>размјењене</w:t>
+      </w:r>
+      <w:proofErr w:type="spellEnd"/>
+      <w:r>
+        <w:rPr>
+          <w:lang w:val="ru-RU"/>
+        </w:rPr>
+        <w:t xml:space="preserve"> током протокола не би </w:t>
+      </w:r>
+      <w:proofErr w:type="spellStart"/>
+      <w:r>
+        <w:rPr>
+          <w:lang w:val="ru-RU"/>
+        </w:rPr>
+        <w:t>требало</w:t>
+      </w:r>
+      <w:proofErr w:type="spellEnd"/>
+      <w:r>
+        <w:rPr>
+          <w:lang w:val="ru-RU"/>
+        </w:rPr>
+        <w:t xml:space="preserve"> да </w:t>
+      </w:r>
+      <w:proofErr w:type="spellStart"/>
+      <w:r>
+        <w:rPr>
+          <w:lang w:val="ru-RU"/>
+        </w:rPr>
+        <w:t>омогуће</w:t>
+      </w:r>
+      <w:proofErr w:type="spellEnd"/>
+      <w:r>
+        <w:rPr>
+          <w:lang w:val="ru-RU"/>
+        </w:rPr>
+        <w:t xml:space="preserve"> </w:t>
+      </w:r>
+      <w:proofErr w:type="spellStart"/>
+      <w:r>
+        <w:rPr>
+          <w:lang w:val="ru-RU"/>
+        </w:rPr>
+        <w:t>провјериоцу</w:t>
+      </w:r>
+      <w:proofErr w:type="spellEnd"/>
+      <w:r>
+        <w:rPr>
+          <w:lang w:val="ru-RU"/>
+        </w:rPr>
+        <w:t xml:space="preserve"> да </w:t>
+      </w:r>
+      <w:proofErr w:type="spellStart"/>
+      <w:r>
+        <w:rPr>
+          <w:lang w:val="ru-RU"/>
+        </w:rPr>
+        <w:t>реконструише</w:t>
+      </w:r>
+      <w:proofErr w:type="spellEnd"/>
+      <w:r>
+        <w:rPr>
+          <w:lang w:val="ru-RU"/>
+        </w:rPr>
+        <w:t xml:space="preserve"> </w:t>
+      </w:r>
+      <w:proofErr w:type="spellStart"/>
+      <w:r>
+        <w:rPr>
+          <w:lang w:val="ru-RU"/>
+        </w:rPr>
+        <w:t>тајну</w:t>
+      </w:r>
+      <w:proofErr w:type="spellEnd"/>
+      <w:r>
+        <w:rPr>
+          <w:lang w:val="ru-RU"/>
+        </w:rPr>
+        <w:t xml:space="preserve"> </w:t>
+      </w:r>
+      <w:proofErr w:type="spellStart"/>
+      <w:r>
+        <w:rPr>
+          <w:lang w:val="ru-RU"/>
+        </w:rPr>
+        <w:t>коју</w:t>
+      </w:r>
+      <w:proofErr w:type="spellEnd"/>
+      <w:r>
+        <w:rPr>
+          <w:lang w:val="ru-RU"/>
+        </w:rPr>
+        <w:t xml:space="preserve"> </w:t>
+      </w:r>
+      <w:proofErr w:type="spellStart"/>
+      <w:r>
+        <w:rPr>
+          <w:lang w:val="ru-RU"/>
+        </w:rPr>
+        <w:t>доказивач</w:t>
+      </w:r>
+      <w:proofErr w:type="spellEnd"/>
+      <w:r>
+        <w:rPr>
+          <w:lang w:val="ru-RU"/>
+        </w:rPr>
+        <w:t xml:space="preserve"> </w:t>
+      </w:r>
+      <w:proofErr w:type="spellStart"/>
+      <w:r>
+        <w:rPr>
+          <w:lang w:val="ru-RU"/>
+        </w:rPr>
+        <w:t>посједује</w:t>
+      </w:r>
+      <w:proofErr w:type="spellEnd"/>
+      <w:r>
+        <w:rPr>
+          <w:lang w:val="ru-RU"/>
+        </w:rPr>
+        <w:t xml:space="preserve">. На </w:t>
+      </w:r>
+      <w:proofErr w:type="spellStart"/>
+      <w:r>
+        <w:rPr>
+          <w:lang w:val="ru-RU"/>
+        </w:rPr>
+        <w:t>овај</w:t>
+      </w:r>
+      <w:proofErr w:type="spellEnd"/>
+      <w:r>
+        <w:rPr>
+          <w:lang w:val="ru-RU"/>
+        </w:rPr>
+        <w:t xml:space="preserve"> начин </w:t>
+      </w:r>
+      <w:proofErr w:type="spellStart"/>
+      <w:r>
+        <w:rPr>
+          <w:lang w:val="ru-RU"/>
+        </w:rPr>
+        <w:t>доказивач</w:t>
+      </w:r>
+      <w:proofErr w:type="spellEnd"/>
+      <w:r>
+        <w:rPr>
+          <w:lang w:val="ru-RU"/>
+        </w:rPr>
+        <w:t xml:space="preserve"> </w:t>
+      </w:r>
+      <w:proofErr w:type="spellStart"/>
+      <w:r>
+        <w:rPr>
+          <w:lang w:val="ru-RU"/>
+        </w:rPr>
+        <w:t>може</w:t>
+      </w:r>
+      <w:proofErr w:type="spellEnd"/>
+      <w:r>
+        <w:rPr>
+          <w:lang w:val="ru-RU"/>
+        </w:rPr>
+        <w:t xml:space="preserve"> </w:t>
+      </w:r>
+      <w:proofErr w:type="spellStart"/>
+      <w:r>
+        <w:rPr>
+          <w:lang w:val="ru-RU"/>
+        </w:rPr>
+        <w:t>више</w:t>
+      </w:r>
+      <w:proofErr w:type="spellEnd"/>
+      <w:r>
+        <w:rPr>
+          <w:lang w:val="ru-RU"/>
+        </w:rPr>
+        <w:t xml:space="preserve"> </w:t>
+      </w:r>
+      <w:proofErr w:type="spellStart"/>
+      <w:r>
+        <w:rPr>
+          <w:lang w:val="ru-RU"/>
+        </w:rPr>
+        <w:t>пута</w:t>
+      </w:r>
+      <w:proofErr w:type="spellEnd"/>
+      <w:r>
+        <w:rPr>
+          <w:lang w:val="ru-RU"/>
+        </w:rPr>
+        <w:t xml:space="preserve"> </w:t>
+      </w:r>
+      <w:proofErr w:type="spellStart"/>
+      <w:r>
+        <w:rPr>
+          <w:lang w:val="ru-RU"/>
+        </w:rPr>
+        <w:t>доказивати</w:t>
+      </w:r>
+      <w:proofErr w:type="spellEnd"/>
+      <w:r>
+        <w:rPr>
+          <w:lang w:val="ru-RU"/>
+        </w:rPr>
+        <w:t xml:space="preserve"> </w:t>
+      </w:r>
+      <w:proofErr w:type="spellStart"/>
+      <w:r>
+        <w:rPr>
+          <w:lang w:val="ru-RU"/>
+        </w:rPr>
+        <w:t>посједовање</w:t>
+      </w:r>
+      <w:proofErr w:type="spellEnd"/>
+      <w:r>
+        <w:rPr>
+          <w:lang w:val="ru-RU"/>
+        </w:rPr>
+        <w:t xml:space="preserve"> </w:t>
+      </w:r>
+      <w:proofErr w:type="spellStart"/>
+      <w:r>
+        <w:rPr>
+          <w:lang w:val="ru-RU"/>
+        </w:rPr>
+        <w:t>одређене</w:t>
+      </w:r>
+      <w:proofErr w:type="spellEnd"/>
+      <w:r>
+        <w:rPr>
+          <w:lang w:val="ru-RU"/>
+        </w:rPr>
+        <w:t xml:space="preserve"> </w:t>
+      </w:r>
+      <w:proofErr w:type="spellStart"/>
+      <w:r>
+        <w:rPr>
+          <w:lang w:val="ru-RU"/>
+        </w:rPr>
+        <w:t>информације</w:t>
+      </w:r>
+      <w:proofErr w:type="spellEnd"/>
+      <w:r>
+        <w:rPr>
+          <w:lang w:val="ru-RU"/>
+        </w:rPr>
+        <w:t xml:space="preserve"> </w:t>
+      </w:r>
+      <w:proofErr w:type="gramStart"/>
+      <w:r>
+        <w:rPr>
+          <w:lang w:val="ru-RU"/>
+        </w:rPr>
+        <w:t>без потребе</w:t>
+      </w:r>
+      <w:proofErr w:type="gramEnd"/>
+      <w:r>
+        <w:rPr>
+          <w:lang w:val="ru-RU"/>
+        </w:rPr>
+        <w:t xml:space="preserve"> да </w:t>
+      </w:r>
+      <w:proofErr w:type="spellStart"/>
+      <w:r>
+        <w:rPr>
+          <w:lang w:val="ru-RU"/>
+        </w:rPr>
+        <w:t>је</w:t>
+      </w:r>
+      <w:proofErr w:type="spellEnd"/>
+      <w:r>
+        <w:rPr>
+          <w:lang w:val="ru-RU"/>
+        </w:rPr>
+        <w:t xml:space="preserve"> </w:t>
+      </w:r>
+      <w:proofErr w:type="spellStart"/>
+      <w:r>
+        <w:rPr>
+          <w:lang w:val="ru-RU"/>
+        </w:rPr>
+        <w:t>директно</w:t>
+      </w:r>
+      <w:proofErr w:type="spellEnd"/>
+      <w:r>
+        <w:rPr>
+          <w:lang w:val="ru-RU"/>
+        </w:rPr>
+        <w:t xml:space="preserve"> </w:t>
+      </w:r>
+      <w:proofErr w:type="spellStart"/>
+      <w:r>
+        <w:rPr>
+          <w:lang w:val="ru-RU"/>
+        </w:rPr>
+        <w:t>открије</w:t>
+      </w:r>
+      <w:proofErr w:type="spellEnd"/>
+      <w:r>
+        <w:rPr>
+          <w:lang w:val="ru-RU"/>
+        </w:rPr>
+        <w:t xml:space="preserve"> </w:t>
+      </w:r>
+      <w:proofErr w:type="spellStart"/>
+      <w:r>
+        <w:rPr>
+          <w:lang w:val="ru-RU"/>
+        </w:rPr>
+        <w:t>другој</w:t>
+      </w:r>
+      <w:proofErr w:type="spellEnd"/>
+      <w:r>
+        <w:rPr>
+          <w:lang w:val="ru-RU"/>
+        </w:rPr>
+        <w:t xml:space="preserve"> </w:t>
+      </w:r>
+      <w:proofErr w:type="spellStart"/>
+      <w:r>
+        <w:rPr>
+          <w:lang w:val="ru-RU"/>
+        </w:rPr>
+        <w:t>страни</w:t>
+      </w:r>
+      <w:proofErr w:type="spellEnd"/>
+      <w:r>
+        <w:rPr>
+          <w:lang w:val="ru-RU"/>
+        </w:rPr>
+        <w:t>.</w:t>
+      </w:r>
+    </w:p>
+    <w:p>
+      <w:pPr>
+        <w:ind w:left="576"/>
+      </w:pPr>
+    </w:p>
+    <w:p>
+      <w:pPr>
+        <w:ind w:left="720"/>
+      </w:pPr>
+    </w:p>
+    <w:p>
+      <w:pPr>
+        <w:ind w:left="547"/>
         <w:jc w:val="both"/>
         <w:rPr>
           <w:rFonts w:ascii="Times New Roman" w:hAnsi="Times New Roman" w:cs="Times New Roman"/>
-        </w:rPr>
-      </w:pPr>
-      <w:r>
-        <w:rPr>
-          <w:rFonts w:ascii="Times New Roman" w:hAnsi="Times New Roman" w:cs="Times New Roman"/>
-        </w:rPr>
-        <w:t xml:space="preserve">Ове особине представљају основу функционисања </w:t>
-      </w:r>
-      <w:r>
-        <w:rPr>
-          <w:rFonts w:ascii="Times New Roman" w:hAnsi="Times New Roman" w:cs="Times New Roman"/>
+          <w:sz w:val="24"/>
+          <w:szCs w:val="24"/>
+        </w:rPr>
+      </w:pPr>
+    </w:p>
+    <w:p>
+      <w:pPr>
+        <w:rPr>
+          <w:rFonts w:ascii="Times New Roman" w:hAnsi="Times New Roman" w:cs="Times New Roman"/>
+          <w:sz w:val="24"/>
+          <w:szCs w:val="24"/>
+        </w:rPr>
+      </w:pPr>
+    </w:p>
+    <w:p/>
+    <w:p/>
+    <w:p>
+      <w:pPr>
+        <w:jc w:val="both"/>
+        <w:rPr>
+          <w:rFonts w:ascii="Times New Roman" w:hAnsi="Times New Roman" w:cs="Times New Roman"/>
+          <w:sz w:val="24"/>
+          <w:szCs w:val="24"/>
+        </w:rPr>
+      </w:pPr>
+    </w:p>
+    <w:p>
+      <w:pPr>
+        <w:jc w:val="both"/>
+        <w:rPr>
+          <w:rFonts w:ascii="Times New Roman" w:hAnsi="Times New Roman" w:cs="Times New Roman"/>
+          <w:sz w:val="24"/>
+          <w:szCs w:val="24"/>
+        </w:rPr>
+      </w:pPr>
+    </w:p>
+    <w:p>
+      <w:pPr>
+        <w:rPr>
+          <w:rFonts w:ascii="Times New Roman" w:hAnsi="Times New Roman" w:cs="Times New Roman"/>
+        </w:rPr>
+      </w:pPr>
+    </w:p>
+    <w:p>
+      <w:pPr>
+        <w:pStyle w:val="Heading2"/>
+      </w:pPr>
+      <w:bookmarkStart w:id="7" w:name="_Toc237443367"/>
+      <w:r>
+        <w:lastRenderedPageBreak/>
+        <w:t xml:space="preserve">Начин функционисања </w:t>
+      </w:r>
+      <w:r>
+        <w:rPr>
           <w:i/>
           <w:iCs/>
           <w:lang w:val="en-US"/>
         </w:rPr>
-        <w:t>ZKP</w:t>
-      </w:r>
-      <w:r>
-        <w:rPr>
-          <w:rFonts w:ascii="Times New Roman" w:hAnsi="Times New Roman" w:cs="Times New Roman"/>
+        <w:t>Zero</w:t>
+      </w:r>
+      <w:r>
+        <w:rPr>
           <w:i/>
           <w:iCs/>
-          <w:lang w:val="ru-RU"/>
-        </w:rPr>
-        <w:t xml:space="preserve"> </w:t>
-      </w:r>
-      <w:r>
-        <w:rPr>
-          <w:rFonts w:ascii="Times New Roman" w:hAnsi="Times New Roman" w:cs="Times New Roman"/>
-        </w:rPr>
-        <w:t>система и биће детаљније описане у наредном поглављу.</w:t>
-      </w:r>
-    </w:p>
-    <w:p>
-      <w:pPr>
-        <w:jc w:val="both"/>
-        <w:rPr>
-          <w:rFonts w:ascii="Times New Roman" w:hAnsi="Times New Roman" w:cs="Times New Roman"/>
-        </w:rPr>
-      </w:pPr>
-    </w:p>
-    <w:p>
-      <w:pPr>
-        <w:jc w:val="both"/>
-        <w:rPr>
-          <w:rFonts w:ascii="Times New Roman" w:hAnsi="Times New Roman" w:cs="Times New Roman"/>
-          <w:lang w:val="en-US"/>
-        </w:rPr>
-      </w:pPr>
-    </w:p>
-    <w:p>
-      <w:pPr>
-        <w:jc w:val="both"/>
-        <w:rPr>
-          <w:rFonts w:ascii="Times New Roman" w:hAnsi="Times New Roman" w:cs="Times New Roman"/>
-          <w:lang w:val="en-US"/>
-        </w:rPr>
-      </w:pPr>
-    </w:p>
-    <w:p>
-      <w:pPr>
-        <w:jc w:val="both"/>
-        <w:rPr>
-          <w:rFonts w:ascii="Times New Roman" w:hAnsi="Times New Roman" w:cs="Times New Roman"/>
-          <w:lang w:val="en-US"/>
-        </w:rPr>
-      </w:pPr>
-    </w:p>
-    <w:p>
-      <w:pPr>
-        <w:jc w:val="both"/>
-        <w:rPr>
-          <w:rFonts w:ascii="Times New Roman" w:hAnsi="Times New Roman" w:cs="Times New Roman"/>
-          <w:lang w:val="en-US"/>
-        </w:rPr>
-      </w:pPr>
-    </w:p>
-    <w:p>
-      <w:pPr>
-        <w:pStyle w:val="Heading2"/>
-        <w:rPr>
-          <w:rFonts w:ascii="Times New Roman" w:hAnsi="Times New Roman" w:cs="Times New Roman"/>
-          <w:lang w:val="en-US"/>
-        </w:rPr>
-      </w:pPr>
-      <w:bookmarkStart w:id="3" w:name="_Toc237438520"/>
-      <w:r>
-        <w:rPr>
-          <w:rFonts w:ascii="Times New Roman" w:hAnsi="Times New Roman" w:cs="Times New Roman"/>
-        </w:rPr>
-        <w:lastRenderedPageBreak/>
-        <w:t xml:space="preserve">Особине </w:t>
-      </w:r>
-      <w:r>
-        <w:rPr>
-          <w:rFonts w:ascii="Times New Roman" w:hAnsi="Times New Roman" w:cs="Times New Roman"/>
+        </w:rPr>
+        <w:t>-</w:t>
+      </w:r>
+      <w:r>
+        <w:rPr>
           <w:i/>
           <w:iCs/>
           <w:lang w:val="en-US"/>
         </w:rPr>
-        <w:t>Zero-Knowledge Proof</w:t>
-      </w:r>
-      <w:r>
-        <w:rPr>
-          <w:rFonts w:ascii="Times New Roman" w:hAnsi="Times New Roman" w:cs="Times New Roman"/>
+        <w:t>Knowledge</w:t>
+      </w:r>
+      <w:r>
+        <w:rPr>
+          <w:i/>
+          <w:iCs/>
+        </w:rPr>
+        <w:t xml:space="preserve"> </w:t>
+      </w:r>
+      <w:r>
+        <w:rPr>
+          <w:i/>
+          <w:iCs/>
           <w:lang w:val="en-US"/>
         </w:rPr>
+        <w:t>Proof</w:t>
+      </w:r>
+      <w:r>
         <w:t xml:space="preserve"> </w:t>
       </w:r>
       <w:r>
-        <w:rPr>
-          <w:rFonts w:ascii="Times New Roman" w:hAnsi="Times New Roman" w:cs="Times New Roman"/>
-        </w:rPr>
         <w:t>протокола</w:t>
       </w:r>
-      <w:bookmarkEnd w:id="3"/>
-    </w:p>
-    <w:p>
-      <w:pPr>
-        <w:rPr>
+      <w:bookmarkEnd w:id="7"/>
+    </w:p>
+    <w:p>
+      <w:pPr>
+        <w:ind w:left="547"/>
+        <w:rPr>
+          <w:lang w:val="ru-RU"/>
+        </w:rPr>
+      </w:pPr>
+      <w:r>
+        <w:t xml:space="preserve">Процес доказивања </w:t>
+      </w:r>
+      <w:proofErr w:type="spellStart"/>
+      <w:r>
+        <w:rPr>
+          <w:lang w:val="ru-RU"/>
+        </w:rPr>
+        <w:t>зависи</w:t>
+      </w:r>
+      <w:proofErr w:type="spellEnd"/>
+      <w:r>
+        <w:rPr>
+          <w:lang w:val="ru-RU"/>
+        </w:rPr>
+        <w:t xml:space="preserve"> од </w:t>
+      </w:r>
+      <w:proofErr w:type="spellStart"/>
+      <w:r>
+        <w:rPr>
+          <w:lang w:val="ru-RU"/>
+        </w:rPr>
+        <w:t>конкретног</w:t>
+      </w:r>
+      <w:proofErr w:type="spellEnd"/>
+      <w:r>
+        <w:rPr>
+          <w:lang w:val="ru-RU"/>
+        </w:rPr>
+        <w:t xml:space="preserve"> </w:t>
+      </w:r>
+      <w:r>
+        <w:rPr>
+          <w:i/>
+          <w:iCs/>
           <w:lang w:val="en-US"/>
         </w:rPr>
-      </w:pPr>
-      <w:r>
-        <w:t xml:space="preserve">Основне особине </w:t>
-      </w:r>
-      <w:r>
-        <w:rPr>
+        <w:t>Zero</w:t>
+      </w:r>
+      <w:r>
+        <w:rPr>
+          <w:i/>
+          <w:iCs/>
+          <w:lang w:val="ru-RU"/>
+        </w:rPr>
+        <w:t>-</w:t>
+      </w:r>
+      <w:r>
+        <w:rPr>
+          <w:i/>
+          <w:iCs/>
           <w:lang w:val="en-US"/>
         </w:rPr>
+        <w:t>Knowledge</w:t>
+      </w:r>
+      <w:r>
+        <w:rPr>
+          <w:i/>
+          <w:iCs/>
+          <w:lang w:val="ru-RU"/>
+        </w:rPr>
+        <w:t xml:space="preserve"> </w:t>
+      </w:r>
+      <w:r>
+        <w:rPr>
+          <w:i/>
+          <w:iCs/>
+          <w:lang w:val="en-US"/>
+        </w:rPr>
+        <w:t>Proof</w:t>
+      </w:r>
+      <w:r>
+        <w:rPr>
+          <w:lang w:val="ru-RU"/>
+        </w:rPr>
+        <w:t xml:space="preserve"> протокола </w:t>
+      </w:r>
+      <w:proofErr w:type="spellStart"/>
+      <w:r>
+        <w:rPr>
+          <w:lang w:val="ru-RU"/>
+        </w:rPr>
+        <w:t>који</w:t>
+      </w:r>
+      <w:proofErr w:type="spellEnd"/>
+      <w:r>
+        <w:rPr>
+          <w:lang w:val="ru-RU"/>
+        </w:rPr>
+        <w:t xml:space="preserve"> се </w:t>
+      </w:r>
+      <w:proofErr w:type="spellStart"/>
+      <w:r>
+        <w:rPr>
+          <w:lang w:val="ru-RU"/>
+        </w:rPr>
+        <w:t>користи</w:t>
+      </w:r>
+      <w:proofErr w:type="spellEnd"/>
+      <w:r>
+        <w:rPr>
+          <w:lang w:val="ru-RU"/>
+        </w:rPr>
+        <w:t xml:space="preserve">. Код </w:t>
+      </w:r>
+      <w:proofErr w:type="spellStart"/>
+      <w:r>
+        <w:rPr>
+          <w:lang w:val="ru-RU"/>
+        </w:rPr>
+        <w:t>класичних</w:t>
+      </w:r>
+      <w:proofErr w:type="spellEnd"/>
+      <w:r>
+        <w:rPr>
+          <w:lang w:val="ru-RU"/>
+        </w:rPr>
+        <w:t xml:space="preserve"> </w:t>
+      </w:r>
+      <w:proofErr w:type="spellStart"/>
+      <w:r>
+        <w:rPr>
+          <w:lang w:val="ru-RU"/>
+        </w:rPr>
+        <w:t>интерактивних</w:t>
+      </w:r>
+      <w:proofErr w:type="spellEnd"/>
+      <w:r>
+        <w:rPr>
+          <w:lang w:val="ru-RU"/>
+        </w:rPr>
+        <w:t xml:space="preserve"> протокола </w:t>
+      </w:r>
+      <w:proofErr w:type="spellStart"/>
+      <w:r>
+        <w:rPr>
+          <w:lang w:val="ru-RU"/>
+        </w:rPr>
+        <w:t>доказивач</w:t>
+      </w:r>
+      <w:proofErr w:type="spellEnd"/>
+      <w:r>
+        <w:rPr>
+          <w:lang w:val="ru-RU"/>
+        </w:rPr>
+        <w:t xml:space="preserve"> и </w:t>
+      </w:r>
+      <w:proofErr w:type="spellStart"/>
+      <w:r>
+        <w:rPr>
+          <w:lang w:val="ru-RU"/>
+        </w:rPr>
+        <w:t>провјерилац</w:t>
+      </w:r>
+      <w:proofErr w:type="spellEnd"/>
+      <w:r>
+        <w:rPr>
+          <w:lang w:val="ru-RU"/>
+        </w:rPr>
+        <w:t xml:space="preserve"> </w:t>
+      </w:r>
+      <w:proofErr w:type="spellStart"/>
+      <w:r>
+        <w:rPr>
+          <w:lang w:val="ru-RU"/>
+        </w:rPr>
+        <w:t>размјењују</w:t>
+      </w:r>
+      <w:proofErr w:type="spellEnd"/>
+      <w:r>
+        <w:rPr>
+          <w:lang w:val="ru-RU"/>
+        </w:rPr>
+        <w:t xml:space="preserve"> </w:t>
+      </w:r>
+      <w:proofErr w:type="spellStart"/>
+      <w:r>
+        <w:rPr>
+          <w:lang w:val="ru-RU"/>
+        </w:rPr>
+        <w:t>више</w:t>
+      </w:r>
+      <w:proofErr w:type="spellEnd"/>
+      <w:r>
+        <w:rPr>
+          <w:lang w:val="ru-RU"/>
+        </w:rPr>
+        <w:t xml:space="preserve"> порука како би </w:t>
+      </w:r>
+      <w:proofErr w:type="spellStart"/>
+      <w:r>
+        <w:rPr>
+          <w:lang w:val="ru-RU"/>
+        </w:rPr>
+        <w:t>провјерилац</w:t>
+      </w:r>
+      <w:proofErr w:type="spellEnd"/>
+      <w:r>
+        <w:rPr>
+          <w:lang w:val="ru-RU"/>
+        </w:rPr>
+        <w:t xml:space="preserve"> </w:t>
+      </w:r>
+      <w:proofErr w:type="spellStart"/>
+      <w:r>
+        <w:rPr>
+          <w:lang w:val="ru-RU"/>
+        </w:rPr>
+        <w:t>стекао</w:t>
+      </w:r>
+      <w:proofErr w:type="spellEnd"/>
+      <w:r>
+        <w:rPr>
+          <w:lang w:val="ru-RU"/>
+        </w:rPr>
+        <w:t xml:space="preserve"> </w:t>
+      </w:r>
+      <w:proofErr w:type="spellStart"/>
+      <w:r>
+        <w:rPr>
+          <w:lang w:val="ru-RU"/>
+        </w:rPr>
+        <w:t>довољан</w:t>
+      </w:r>
+      <w:proofErr w:type="spellEnd"/>
+      <w:r>
+        <w:rPr>
+          <w:lang w:val="ru-RU"/>
+        </w:rPr>
+        <w:t xml:space="preserve"> </w:t>
+      </w:r>
+      <w:proofErr w:type="spellStart"/>
+      <w:r>
+        <w:rPr>
+          <w:lang w:val="ru-RU"/>
+        </w:rPr>
+        <w:t>ниво</w:t>
+      </w:r>
+      <w:proofErr w:type="spellEnd"/>
+      <w:r>
+        <w:rPr>
+          <w:lang w:val="ru-RU"/>
+        </w:rPr>
+        <w:t xml:space="preserve"> </w:t>
+      </w:r>
+      <w:proofErr w:type="spellStart"/>
+      <w:r>
+        <w:rPr>
+          <w:lang w:val="ru-RU"/>
+        </w:rPr>
+        <w:t>сигурности</w:t>
+      </w:r>
+      <w:proofErr w:type="spellEnd"/>
+      <w:r>
+        <w:rPr>
+          <w:lang w:val="ru-RU"/>
+        </w:rPr>
+        <w:t xml:space="preserve"> да </w:t>
+      </w:r>
+      <w:proofErr w:type="spellStart"/>
+      <w:r>
+        <w:rPr>
+          <w:lang w:val="ru-RU"/>
+        </w:rPr>
+        <w:t>доказивач</w:t>
+      </w:r>
+      <w:proofErr w:type="spellEnd"/>
+      <w:r>
+        <w:rPr>
+          <w:lang w:val="ru-RU"/>
+        </w:rPr>
+        <w:t xml:space="preserve"> </w:t>
+      </w:r>
+      <w:proofErr w:type="spellStart"/>
+      <w:r>
+        <w:rPr>
+          <w:lang w:val="ru-RU"/>
+        </w:rPr>
+        <w:t>заиста</w:t>
+      </w:r>
+      <w:proofErr w:type="spellEnd"/>
+      <w:r>
+        <w:rPr>
+          <w:lang w:val="ru-RU"/>
+        </w:rPr>
+        <w:t xml:space="preserve"> </w:t>
+      </w:r>
+      <w:proofErr w:type="spellStart"/>
+      <w:r>
+        <w:rPr>
+          <w:lang w:val="ru-RU"/>
+        </w:rPr>
+        <w:t>посједује</w:t>
+      </w:r>
+      <w:proofErr w:type="spellEnd"/>
+      <w:r>
+        <w:rPr>
+          <w:lang w:val="ru-RU"/>
+        </w:rPr>
+        <w:t xml:space="preserve"> </w:t>
+      </w:r>
+      <w:proofErr w:type="spellStart"/>
+      <w:r>
+        <w:rPr>
+          <w:lang w:val="ru-RU"/>
+        </w:rPr>
+        <w:t>информацију</w:t>
+      </w:r>
+      <w:proofErr w:type="spellEnd"/>
+      <w:r>
+        <w:rPr>
+          <w:lang w:val="ru-RU"/>
+        </w:rPr>
+        <w:t xml:space="preserve"> </w:t>
+      </w:r>
+      <w:proofErr w:type="spellStart"/>
+      <w:r>
+        <w:rPr>
+          <w:lang w:val="ru-RU"/>
+        </w:rPr>
+        <w:t>коју</w:t>
+      </w:r>
+      <w:proofErr w:type="spellEnd"/>
+      <w:r>
+        <w:rPr>
+          <w:lang w:val="ru-RU"/>
+        </w:rPr>
+        <w:t xml:space="preserve"> </w:t>
+      </w:r>
+      <w:proofErr w:type="spellStart"/>
+      <w:r>
+        <w:rPr>
+          <w:lang w:val="ru-RU"/>
+        </w:rPr>
+        <w:t>тврди</w:t>
+      </w:r>
+      <w:proofErr w:type="spellEnd"/>
+      <w:r>
+        <w:rPr>
+          <w:lang w:val="ru-RU"/>
+        </w:rPr>
+        <w:t xml:space="preserve"> да </w:t>
+      </w:r>
+      <w:proofErr w:type="spellStart"/>
+      <w:r>
+        <w:rPr>
+          <w:lang w:val="ru-RU"/>
+        </w:rPr>
+        <w:t>познаје</w:t>
+      </w:r>
+      <w:proofErr w:type="spellEnd"/>
+      <w:r>
+        <w:rPr>
+          <w:lang w:val="ru-RU"/>
+        </w:rPr>
+        <w:t>.</w:t>
+      </w:r>
+    </w:p>
+    <w:p>
+      <w:pPr>
+        <w:ind w:left="547"/>
+        <w:rPr>
+          <w:lang w:val="ru-RU"/>
+        </w:rPr>
+      </w:pPr>
+      <w:proofErr w:type="spellStart"/>
+      <w:r>
+        <w:rPr>
+          <w:lang w:val="ru-RU"/>
+        </w:rPr>
+        <w:t>Доказивач</w:t>
+      </w:r>
+      <w:proofErr w:type="spellEnd"/>
+      <w:r>
+        <w:rPr>
+          <w:lang w:val="ru-RU"/>
+        </w:rPr>
+        <w:t xml:space="preserve"> на </w:t>
+      </w:r>
+      <w:proofErr w:type="spellStart"/>
+      <w:r>
+        <w:rPr>
+          <w:lang w:val="ru-RU"/>
+        </w:rPr>
+        <w:t>почетку</w:t>
+      </w:r>
+      <w:proofErr w:type="spellEnd"/>
+      <w:r>
+        <w:rPr>
+          <w:lang w:val="ru-RU"/>
+        </w:rPr>
+        <w:t xml:space="preserve"> </w:t>
+      </w:r>
+      <w:proofErr w:type="spellStart"/>
+      <w:r>
+        <w:rPr>
+          <w:lang w:val="ru-RU"/>
+        </w:rPr>
+        <w:t>посједује</w:t>
+      </w:r>
+      <w:proofErr w:type="spellEnd"/>
+      <w:r>
+        <w:rPr>
+          <w:lang w:val="ru-RU"/>
+        </w:rPr>
+        <w:t xml:space="preserve"> </w:t>
+      </w:r>
+      <w:proofErr w:type="spellStart"/>
+      <w:r>
+        <w:rPr>
+          <w:lang w:val="ru-RU"/>
+        </w:rPr>
+        <w:t>приватну</w:t>
+      </w:r>
+      <w:proofErr w:type="spellEnd"/>
+      <w:r>
+        <w:rPr>
+          <w:lang w:val="ru-RU"/>
+        </w:rPr>
+        <w:t xml:space="preserve"> </w:t>
+      </w:r>
+      <w:proofErr w:type="spellStart"/>
+      <w:r>
+        <w:rPr>
+          <w:lang w:val="ru-RU"/>
+        </w:rPr>
+        <w:t>информацију</w:t>
+      </w:r>
+      <w:proofErr w:type="spellEnd"/>
+      <w:r>
+        <w:rPr>
+          <w:lang w:val="ru-RU"/>
+        </w:rPr>
+        <w:t xml:space="preserve"> </w:t>
+      </w:r>
+      <w:proofErr w:type="spellStart"/>
+      <w:r>
+        <w:rPr>
+          <w:lang w:val="ru-RU"/>
+        </w:rPr>
+        <w:t>која</w:t>
+      </w:r>
+      <w:proofErr w:type="spellEnd"/>
+      <w:r>
+        <w:rPr>
+          <w:lang w:val="ru-RU"/>
+        </w:rPr>
+        <w:t xml:space="preserve"> се у </w:t>
+      </w:r>
+      <w:proofErr w:type="spellStart"/>
+      <w:r>
+        <w:rPr>
+          <w:lang w:val="ru-RU"/>
+        </w:rPr>
+        <w:t>литератури</w:t>
+      </w:r>
+      <w:proofErr w:type="spellEnd"/>
+      <w:r>
+        <w:rPr>
+          <w:lang w:val="ru-RU"/>
+        </w:rPr>
+        <w:t xml:space="preserve"> </w:t>
+      </w:r>
+      <w:proofErr w:type="spellStart"/>
+      <w:r>
+        <w:rPr>
+          <w:lang w:val="ru-RU"/>
+        </w:rPr>
+        <w:t>често</w:t>
+      </w:r>
+      <w:proofErr w:type="spellEnd"/>
+      <w:r>
+        <w:rPr>
+          <w:lang w:val="ru-RU"/>
+        </w:rPr>
+        <w:t xml:space="preserve"> </w:t>
+      </w:r>
+      <w:proofErr w:type="spellStart"/>
+      <w:r>
+        <w:rPr>
+          <w:lang w:val="ru-RU"/>
+        </w:rPr>
+        <w:t>назива</w:t>
+      </w:r>
+      <w:proofErr w:type="spellEnd"/>
+      <w:r>
+        <w:rPr>
+          <w:lang w:val="ru-RU"/>
+        </w:rPr>
+        <w:t xml:space="preserve"> </w:t>
+      </w:r>
+      <w:proofErr w:type="spellStart"/>
+      <w:r>
+        <w:rPr>
+          <w:lang w:val="ru-RU"/>
+        </w:rPr>
+        <w:t>свједоком</w:t>
+      </w:r>
+      <w:proofErr w:type="spellEnd"/>
+      <w:r>
+        <w:rPr>
+          <w:lang w:val="ru-RU"/>
+        </w:rPr>
+        <w:t xml:space="preserve"> (</w:t>
+      </w:r>
+      <w:r>
+        <w:rPr>
+          <w:i/>
+          <w:iCs/>
+          <w:lang w:val="en-US"/>
+        </w:rPr>
+        <w:t>witness</w:t>
+      </w:r>
+      <w:r>
+        <w:rPr>
+          <w:lang w:val="ru-RU"/>
+        </w:rPr>
+        <w:t xml:space="preserve">). На основу </w:t>
+      </w:r>
+      <w:proofErr w:type="spellStart"/>
+      <w:r>
+        <w:rPr>
+          <w:lang w:val="ru-RU"/>
+        </w:rPr>
+        <w:t>ње</w:t>
+      </w:r>
+      <w:proofErr w:type="spellEnd"/>
+      <w:r>
+        <w:rPr>
+          <w:lang w:val="ru-RU"/>
+        </w:rPr>
+        <w:t xml:space="preserve"> и </w:t>
+      </w:r>
+      <w:proofErr w:type="spellStart"/>
+      <w:r>
+        <w:rPr>
+          <w:lang w:val="ru-RU"/>
+        </w:rPr>
+        <w:t>јавно</w:t>
+      </w:r>
+      <w:proofErr w:type="spellEnd"/>
+      <w:r>
+        <w:rPr>
+          <w:lang w:val="ru-RU"/>
+        </w:rPr>
+        <w:t xml:space="preserve"> </w:t>
+      </w:r>
+      <w:proofErr w:type="spellStart"/>
+      <w:r>
+        <w:rPr>
+          <w:lang w:val="ru-RU"/>
+        </w:rPr>
+        <w:t>доступних</w:t>
+      </w:r>
+      <w:proofErr w:type="spellEnd"/>
+      <w:r>
+        <w:rPr>
+          <w:lang w:val="ru-RU"/>
+        </w:rPr>
+        <w:t xml:space="preserve"> </w:t>
+      </w:r>
+      <w:proofErr w:type="spellStart"/>
+      <w:r>
+        <w:rPr>
+          <w:lang w:val="ru-RU"/>
+        </w:rPr>
+        <w:t>информација</w:t>
+      </w:r>
+      <w:proofErr w:type="spellEnd"/>
+      <w:r>
+        <w:rPr>
+          <w:lang w:val="ru-RU"/>
+        </w:rPr>
+        <w:t xml:space="preserve"> </w:t>
+      </w:r>
+      <w:proofErr w:type="spellStart"/>
+      <w:r>
+        <w:rPr>
+          <w:lang w:val="ru-RU"/>
+        </w:rPr>
+        <w:t>формира</w:t>
+      </w:r>
+      <w:proofErr w:type="spellEnd"/>
+      <w:r>
+        <w:rPr>
+          <w:lang w:val="ru-RU"/>
+        </w:rPr>
+        <w:t xml:space="preserve"> </w:t>
+      </w:r>
+      <w:proofErr w:type="spellStart"/>
+      <w:r>
+        <w:rPr>
+          <w:lang w:val="ru-RU"/>
+        </w:rPr>
+        <w:t>податке</w:t>
+      </w:r>
+      <w:proofErr w:type="spellEnd"/>
+      <w:r>
+        <w:rPr>
+          <w:lang w:val="ru-RU"/>
+        </w:rPr>
+        <w:t xml:space="preserve"> </w:t>
+      </w:r>
+      <w:proofErr w:type="spellStart"/>
+      <w:r>
+        <w:rPr>
+          <w:lang w:val="ru-RU"/>
+        </w:rPr>
+        <w:t>који</w:t>
+      </w:r>
+      <w:proofErr w:type="spellEnd"/>
+      <w:r>
+        <w:rPr>
+          <w:lang w:val="ru-RU"/>
+        </w:rPr>
+        <w:t xml:space="preserve"> се </w:t>
+      </w:r>
+      <w:proofErr w:type="spellStart"/>
+      <w:r>
+        <w:rPr>
+          <w:lang w:val="ru-RU"/>
+        </w:rPr>
+        <w:t>просљеђују</w:t>
+      </w:r>
+      <w:proofErr w:type="spellEnd"/>
+      <w:r>
+        <w:rPr>
+          <w:lang w:val="ru-RU"/>
+        </w:rPr>
+        <w:t xml:space="preserve"> </w:t>
+      </w:r>
+      <w:proofErr w:type="spellStart"/>
+      <w:r>
+        <w:rPr>
+          <w:lang w:val="ru-RU"/>
+        </w:rPr>
+        <w:t>провјериоцу</w:t>
+      </w:r>
+      <w:proofErr w:type="spellEnd"/>
+      <w:r>
+        <w:rPr>
+          <w:lang w:val="ru-RU"/>
+        </w:rPr>
+        <w:t xml:space="preserve">. </w:t>
+      </w:r>
+      <w:proofErr w:type="spellStart"/>
+      <w:r>
+        <w:rPr>
+          <w:lang w:val="ru-RU"/>
+        </w:rPr>
+        <w:t>Провјерилац</w:t>
+      </w:r>
+      <w:proofErr w:type="spellEnd"/>
+      <w:r>
+        <w:rPr>
+          <w:lang w:val="ru-RU"/>
+        </w:rPr>
+        <w:t xml:space="preserve"> </w:t>
+      </w:r>
+      <w:proofErr w:type="spellStart"/>
+      <w:r>
+        <w:rPr>
+          <w:lang w:val="ru-RU"/>
+        </w:rPr>
+        <w:t>затим</w:t>
+      </w:r>
+      <w:proofErr w:type="spellEnd"/>
+      <w:r>
+        <w:rPr>
+          <w:lang w:val="ru-RU"/>
+        </w:rPr>
+        <w:t xml:space="preserve"> </w:t>
+      </w:r>
+      <w:proofErr w:type="spellStart"/>
+      <w:r>
+        <w:rPr>
+          <w:lang w:val="ru-RU"/>
+        </w:rPr>
+        <w:t>поставља</w:t>
+      </w:r>
+      <w:proofErr w:type="spellEnd"/>
+      <w:r>
+        <w:rPr>
+          <w:lang w:val="ru-RU"/>
+        </w:rPr>
+        <w:t xml:space="preserve"> </w:t>
+      </w:r>
+      <w:proofErr w:type="spellStart"/>
+      <w:r>
+        <w:rPr>
+          <w:lang w:val="ru-RU"/>
+        </w:rPr>
+        <w:t>одређени</w:t>
+      </w:r>
+      <w:proofErr w:type="spellEnd"/>
+      <w:r>
+        <w:rPr>
+          <w:lang w:val="ru-RU"/>
+        </w:rPr>
+        <w:t xml:space="preserve"> </w:t>
+      </w:r>
+      <w:proofErr w:type="spellStart"/>
+      <w:r>
+        <w:rPr>
+          <w:lang w:val="ru-RU"/>
+        </w:rPr>
+        <w:t>изазов</w:t>
+      </w:r>
+      <w:proofErr w:type="spellEnd"/>
+      <w:r>
+        <w:rPr>
+          <w:lang w:val="ru-RU"/>
+        </w:rPr>
+        <w:t xml:space="preserve"> (</w:t>
+      </w:r>
+      <w:r>
+        <w:rPr>
+          <w:i/>
+          <w:iCs/>
+          <w:lang w:val="en-US"/>
+        </w:rPr>
+        <w:t>challenge</w:t>
+      </w:r>
+      <w:r>
+        <w:rPr>
+          <w:lang w:val="ru-RU"/>
+        </w:rPr>
+        <w:t xml:space="preserve">), на </w:t>
+      </w:r>
+      <w:proofErr w:type="spellStart"/>
+      <w:r>
+        <w:rPr>
+          <w:lang w:val="ru-RU"/>
+        </w:rPr>
+        <w:t>који</w:t>
+      </w:r>
+      <w:proofErr w:type="spellEnd"/>
+      <w:r>
+        <w:rPr>
+          <w:lang w:val="ru-RU"/>
+        </w:rPr>
+        <w:t xml:space="preserve"> </w:t>
+      </w:r>
+      <w:proofErr w:type="spellStart"/>
+      <w:r>
+        <w:rPr>
+          <w:lang w:val="ru-RU"/>
+        </w:rPr>
+        <w:t>доказивач</w:t>
+      </w:r>
+      <w:proofErr w:type="spellEnd"/>
+      <w:r>
+        <w:rPr>
+          <w:lang w:val="ru-RU"/>
+        </w:rPr>
+        <w:t xml:space="preserve"> мора да </w:t>
+      </w:r>
+      <w:proofErr w:type="spellStart"/>
+      <w:r>
+        <w:rPr>
+          <w:lang w:val="ru-RU"/>
+        </w:rPr>
+        <w:t>формира</w:t>
+      </w:r>
+      <w:proofErr w:type="spellEnd"/>
+      <w:r>
+        <w:rPr>
+          <w:lang w:val="ru-RU"/>
+        </w:rPr>
+        <w:t xml:space="preserve"> </w:t>
+      </w:r>
+      <w:proofErr w:type="spellStart"/>
+      <w:r>
+        <w:rPr>
+          <w:lang w:val="ru-RU"/>
+        </w:rPr>
+        <w:t>исправан</w:t>
+      </w:r>
+      <w:proofErr w:type="spellEnd"/>
+      <w:r>
+        <w:rPr>
+          <w:lang w:val="ru-RU"/>
+        </w:rPr>
+        <w:t xml:space="preserve"> </w:t>
+      </w:r>
+      <w:proofErr w:type="spellStart"/>
+      <w:r>
+        <w:rPr>
+          <w:lang w:val="ru-RU"/>
+        </w:rPr>
+        <w:t>одговор</w:t>
+      </w:r>
+      <w:proofErr w:type="spellEnd"/>
+      <w:r>
+        <w:rPr>
+          <w:lang w:val="ru-RU"/>
+        </w:rPr>
+        <w:t xml:space="preserve">. На основу </w:t>
+      </w:r>
+      <w:proofErr w:type="spellStart"/>
+      <w:r>
+        <w:rPr>
+          <w:lang w:val="ru-RU"/>
+        </w:rPr>
+        <w:t>добијеног</w:t>
+      </w:r>
+      <w:proofErr w:type="spellEnd"/>
+      <w:r>
+        <w:rPr>
+          <w:lang w:val="ru-RU"/>
+        </w:rPr>
+        <w:t xml:space="preserve"> </w:t>
+      </w:r>
+      <w:proofErr w:type="spellStart"/>
+      <w:r>
+        <w:rPr>
+          <w:lang w:val="ru-RU"/>
+        </w:rPr>
+        <w:t>одговора</w:t>
+      </w:r>
+      <w:proofErr w:type="spellEnd"/>
+      <w:r>
+        <w:rPr>
+          <w:lang w:val="ru-RU"/>
+        </w:rPr>
+        <w:t xml:space="preserve"> </w:t>
+      </w:r>
+      <w:proofErr w:type="spellStart"/>
+      <w:r>
+        <w:rPr>
+          <w:lang w:val="ru-RU"/>
+        </w:rPr>
+        <w:t>провјерилац</w:t>
+      </w:r>
+      <w:proofErr w:type="spellEnd"/>
+      <w:r>
+        <w:rPr>
+          <w:lang w:val="ru-RU"/>
+        </w:rPr>
+        <w:t xml:space="preserve"> доноси </w:t>
+      </w:r>
+      <w:proofErr w:type="spellStart"/>
+      <w:r>
+        <w:rPr>
+          <w:lang w:val="ru-RU"/>
+        </w:rPr>
+        <w:t>одлуку</w:t>
+      </w:r>
+      <w:proofErr w:type="spellEnd"/>
+      <w:r>
+        <w:rPr>
+          <w:lang w:val="ru-RU"/>
+        </w:rPr>
+        <w:t xml:space="preserve"> о </w:t>
+      </w:r>
+      <w:proofErr w:type="spellStart"/>
+      <w:r>
+        <w:rPr>
+          <w:lang w:val="ru-RU"/>
+        </w:rPr>
+        <w:t>прихватању</w:t>
+      </w:r>
+      <w:proofErr w:type="spellEnd"/>
+      <w:r>
+        <w:rPr>
+          <w:lang w:val="ru-RU"/>
+        </w:rPr>
+        <w:t xml:space="preserve"> или </w:t>
+      </w:r>
+      <w:proofErr w:type="spellStart"/>
+      <w:r>
+        <w:rPr>
+          <w:lang w:val="ru-RU"/>
+        </w:rPr>
+        <w:t>одбијању</w:t>
+      </w:r>
+      <w:proofErr w:type="spellEnd"/>
+      <w:r>
+        <w:rPr>
+          <w:lang w:val="ru-RU"/>
+        </w:rPr>
+        <w:t xml:space="preserve"> </w:t>
+      </w:r>
+      <w:proofErr w:type="spellStart"/>
+      <w:r>
+        <w:rPr>
+          <w:lang w:val="ru-RU"/>
+        </w:rPr>
+        <w:t>доказа</w:t>
+      </w:r>
+      <w:proofErr w:type="spellEnd"/>
+      <w:r>
+        <w:rPr>
+          <w:lang w:val="ru-RU"/>
+        </w:rPr>
+        <w:t>.</w:t>
+      </w:r>
+    </w:p>
+    <w:p>
+      <w:pPr>
+        <w:ind w:left="547"/>
+        <w:rPr>
+          <w:lang w:val="ru-RU"/>
+        </w:rPr>
+      </w:pPr>
+      <w:proofErr w:type="spellStart"/>
+      <w:r>
+        <w:rPr>
+          <w:lang w:val="ru-RU"/>
+        </w:rPr>
+        <w:t>Ова</w:t>
+      </w:r>
+      <w:proofErr w:type="spellEnd"/>
+      <w:r>
+        <w:rPr>
+          <w:lang w:val="ru-RU"/>
+        </w:rPr>
+        <w:t xml:space="preserve"> </w:t>
+      </w:r>
+      <w:proofErr w:type="spellStart"/>
+      <w:r>
+        <w:rPr>
+          <w:lang w:val="ru-RU"/>
+        </w:rPr>
+        <w:t>размјена</w:t>
+      </w:r>
+      <w:proofErr w:type="spellEnd"/>
+      <w:r>
+        <w:rPr>
+          <w:lang w:val="ru-RU"/>
+        </w:rPr>
+        <w:t xml:space="preserve"> </w:t>
+      </w:r>
+      <w:proofErr w:type="spellStart"/>
+      <w:r>
+        <w:rPr>
+          <w:lang w:val="ru-RU"/>
+        </w:rPr>
+        <w:t>може</w:t>
+      </w:r>
+      <w:proofErr w:type="spellEnd"/>
+      <w:r>
+        <w:rPr>
+          <w:lang w:val="ru-RU"/>
+        </w:rPr>
+        <w:t xml:space="preserve"> се </w:t>
+      </w:r>
+      <w:proofErr w:type="spellStart"/>
+      <w:r>
+        <w:rPr>
+          <w:lang w:val="ru-RU"/>
+        </w:rPr>
+        <w:t>понављати</w:t>
+      </w:r>
+      <w:proofErr w:type="spellEnd"/>
+      <w:r>
+        <w:rPr>
+          <w:lang w:val="ru-RU"/>
+        </w:rPr>
+        <w:t xml:space="preserve"> </w:t>
+      </w:r>
+      <w:proofErr w:type="spellStart"/>
+      <w:r>
+        <w:rPr>
+          <w:lang w:val="ru-RU"/>
+        </w:rPr>
+        <w:t>више</w:t>
+      </w:r>
+      <w:proofErr w:type="spellEnd"/>
+      <w:r>
+        <w:rPr>
+          <w:lang w:val="ru-RU"/>
+        </w:rPr>
+        <w:t xml:space="preserve"> </w:t>
+      </w:r>
+      <w:proofErr w:type="spellStart"/>
+      <w:r>
+        <w:rPr>
+          <w:lang w:val="ru-RU"/>
+        </w:rPr>
+        <w:t>пута</w:t>
+      </w:r>
+      <w:proofErr w:type="spellEnd"/>
+      <w:r>
+        <w:rPr>
+          <w:lang w:val="ru-RU"/>
+        </w:rPr>
+        <w:t xml:space="preserve"> како би се </w:t>
+      </w:r>
+      <w:proofErr w:type="spellStart"/>
+      <w:r>
+        <w:rPr>
+          <w:lang w:val="ru-RU"/>
+        </w:rPr>
+        <w:t>смањила</w:t>
+      </w:r>
+      <w:proofErr w:type="spellEnd"/>
+      <w:r>
+        <w:rPr>
+          <w:lang w:val="ru-RU"/>
+        </w:rPr>
+        <w:t xml:space="preserve"> </w:t>
+      </w:r>
+      <w:proofErr w:type="spellStart"/>
+      <w:r>
+        <w:rPr>
+          <w:lang w:val="ru-RU"/>
+        </w:rPr>
+        <w:t>могућност</w:t>
+      </w:r>
+      <w:proofErr w:type="spellEnd"/>
+      <w:r>
+        <w:rPr>
+          <w:lang w:val="ru-RU"/>
+        </w:rPr>
+        <w:t xml:space="preserve"> да </w:t>
+      </w:r>
+      <w:proofErr w:type="spellStart"/>
+      <w:r>
+        <w:rPr>
+          <w:lang w:val="ru-RU"/>
+        </w:rPr>
+        <w:t>доказивач</w:t>
+      </w:r>
+      <w:proofErr w:type="spellEnd"/>
+      <w:r>
+        <w:rPr>
+          <w:lang w:val="ru-RU"/>
+        </w:rPr>
+        <w:t xml:space="preserve"> </w:t>
+      </w:r>
+      <w:proofErr w:type="spellStart"/>
+      <w:r>
+        <w:rPr>
+          <w:lang w:val="ru-RU"/>
+        </w:rPr>
+        <w:t>који</w:t>
+      </w:r>
+      <w:proofErr w:type="spellEnd"/>
+      <w:r>
+        <w:rPr>
+          <w:lang w:val="ru-RU"/>
+        </w:rPr>
+        <w:t xml:space="preserve"> не </w:t>
+      </w:r>
+      <w:proofErr w:type="spellStart"/>
+      <w:r>
+        <w:rPr>
+          <w:lang w:val="ru-RU"/>
+        </w:rPr>
+        <w:t>посједује</w:t>
+      </w:r>
+      <w:proofErr w:type="spellEnd"/>
+      <w:r>
+        <w:rPr>
+          <w:lang w:val="ru-RU"/>
+        </w:rPr>
+        <w:t xml:space="preserve"> </w:t>
+      </w:r>
+      <w:proofErr w:type="spellStart"/>
+      <w:r>
+        <w:rPr>
+          <w:lang w:val="ru-RU"/>
+        </w:rPr>
+        <w:t>одговарајућу</w:t>
+      </w:r>
+      <w:proofErr w:type="spellEnd"/>
+      <w:r>
+        <w:rPr>
+          <w:lang w:val="ru-RU"/>
+        </w:rPr>
+        <w:t xml:space="preserve"> </w:t>
+      </w:r>
+      <w:proofErr w:type="spellStart"/>
+      <w:r>
+        <w:rPr>
+          <w:lang w:val="ru-RU"/>
+        </w:rPr>
+        <w:t>тајну</w:t>
+      </w:r>
+      <w:proofErr w:type="spellEnd"/>
+      <w:r>
+        <w:rPr>
+          <w:lang w:val="ru-RU"/>
+        </w:rPr>
+        <w:t xml:space="preserve"> </w:t>
+      </w:r>
+      <w:proofErr w:type="spellStart"/>
+      <w:r>
+        <w:rPr>
+          <w:lang w:val="ru-RU"/>
+        </w:rPr>
+        <w:t>случајно</w:t>
+      </w:r>
+      <w:proofErr w:type="spellEnd"/>
+      <w:r>
+        <w:rPr>
+          <w:lang w:val="ru-RU"/>
+        </w:rPr>
+        <w:t xml:space="preserve"> </w:t>
+      </w:r>
+      <w:proofErr w:type="spellStart"/>
+      <w:r>
+        <w:rPr>
+          <w:lang w:val="ru-RU"/>
+        </w:rPr>
+        <w:t>успјешно</w:t>
+      </w:r>
+      <w:proofErr w:type="spellEnd"/>
+      <w:r>
+        <w:rPr>
+          <w:lang w:val="ru-RU"/>
+        </w:rPr>
+        <w:t xml:space="preserve"> </w:t>
+      </w:r>
+      <w:proofErr w:type="spellStart"/>
+      <w:r>
+        <w:rPr>
+          <w:lang w:val="ru-RU"/>
+        </w:rPr>
+        <w:t>прође</w:t>
+      </w:r>
+      <w:proofErr w:type="spellEnd"/>
+      <w:r>
+        <w:rPr>
+          <w:lang w:val="ru-RU"/>
+        </w:rPr>
+        <w:t xml:space="preserve"> </w:t>
+      </w:r>
+      <w:proofErr w:type="spellStart"/>
+      <w:r>
+        <w:rPr>
+          <w:lang w:val="ru-RU"/>
+        </w:rPr>
+        <w:t>процес</w:t>
+      </w:r>
+      <w:proofErr w:type="spellEnd"/>
+      <w:r>
+        <w:rPr>
+          <w:lang w:val="ru-RU"/>
+        </w:rPr>
+        <w:t xml:space="preserve"> </w:t>
+      </w:r>
+      <w:proofErr w:type="spellStart"/>
+      <w:r>
+        <w:rPr>
+          <w:lang w:val="ru-RU"/>
+        </w:rPr>
+        <w:t>провјере</w:t>
+      </w:r>
+      <w:proofErr w:type="spellEnd"/>
+      <w:r>
+        <w:rPr>
+          <w:lang w:val="ru-RU"/>
+        </w:rPr>
+        <w:t xml:space="preserve">. При томе </w:t>
+      </w:r>
+      <w:proofErr w:type="spellStart"/>
+      <w:r>
+        <w:rPr>
+          <w:lang w:val="ru-RU"/>
+        </w:rPr>
+        <w:t>је</w:t>
+      </w:r>
+      <w:proofErr w:type="spellEnd"/>
+      <w:r>
+        <w:rPr>
+          <w:lang w:val="ru-RU"/>
+        </w:rPr>
+        <w:t xml:space="preserve"> битно да </w:t>
+      </w:r>
+      <w:proofErr w:type="spellStart"/>
+      <w:r>
+        <w:rPr>
+          <w:lang w:val="ru-RU"/>
+        </w:rPr>
+        <w:t>информације</w:t>
+      </w:r>
+      <w:proofErr w:type="spellEnd"/>
+      <w:r>
+        <w:rPr>
+          <w:lang w:val="ru-RU"/>
+        </w:rPr>
+        <w:t xml:space="preserve"> </w:t>
+      </w:r>
+      <w:proofErr w:type="spellStart"/>
+      <w:r>
+        <w:rPr>
+          <w:lang w:val="ru-RU"/>
+        </w:rPr>
+        <w:t>које</w:t>
+      </w:r>
+      <w:proofErr w:type="spellEnd"/>
+      <w:r>
+        <w:rPr>
+          <w:lang w:val="ru-RU"/>
+        </w:rPr>
+        <w:t xml:space="preserve"> се </w:t>
+      </w:r>
+      <w:proofErr w:type="spellStart"/>
+      <w:r>
+        <w:rPr>
+          <w:lang w:val="ru-RU"/>
+        </w:rPr>
+        <w:t>размјењују</w:t>
+      </w:r>
+      <w:proofErr w:type="spellEnd"/>
+      <w:r>
+        <w:rPr>
+          <w:lang w:val="ru-RU"/>
+        </w:rPr>
+        <w:t xml:space="preserve"> не </w:t>
+      </w:r>
+      <w:proofErr w:type="spellStart"/>
+      <w:r>
+        <w:rPr>
+          <w:lang w:val="ru-RU"/>
+        </w:rPr>
+        <w:t>откривају</w:t>
+      </w:r>
+      <w:proofErr w:type="spellEnd"/>
+      <w:r>
+        <w:rPr>
+          <w:lang w:val="ru-RU"/>
+        </w:rPr>
+        <w:t xml:space="preserve"> саму </w:t>
+      </w:r>
+      <w:proofErr w:type="spellStart"/>
+      <w:r>
+        <w:rPr>
+          <w:lang w:val="ru-RU"/>
+        </w:rPr>
+        <w:t>тајну</w:t>
+      </w:r>
+      <w:proofErr w:type="spellEnd"/>
+      <w:r>
+        <w:rPr>
+          <w:lang w:val="ru-RU"/>
+        </w:rPr>
+        <w:t xml:space="preserve"> </w:t>
+      </w:r>
+      <w:proofErr w:type="spellStart"/>
+      <w:r>
+        <w:rPr>
+          <w:lang w:val="ru-RU"/>
+        </w:rPr>
+        <w:t>вриједност</w:t>
+      </w:r>
+      <w:proofErr w:type="spellEnd"/>
+      <w:r>
+        <w:rPr>
+          <w:lang w:val="ru-RU"/>
+        </w:rPr>
+        <w:t>.</w:t>
+      </w:r>
+    </w:p>
+    <w:p>
+      <w:pPr>
+        <w:ind w:left="547"/>
+        <w:rPr>
+          <w:lang w:val="en-US"/>
+        </w:rPr>
+      </w:pPr>
+      <w:r>
+        <w:rPr>
+          <w:lang w:val="ru-RU"/>
+        </w:rPr>
+        <w:t xml:space="preserve">У </w:t>
+      </w:r>
+      <w:proofErr w:type="spellStart"/>
+      <w:r>
+        <w:rPr>
+          <w:lang w:val="ru-RU"/>
+        </w:rPr>
+        <w:t>зависности</w:t>
+      </w:r>
+      <w:proofErr w:type="spellEnd"/>
+      <w:r>
+        <w:rPr>
+          <w:lang w:val="ru-RU"/>
+        </w:rPr>
+        <w:t xml:space="preserve"> од начина </w:t>
+      </w:r>
+      <w:proofErr w:type="spellStart"/>
+      <w:r>
+        <w:rPr>
+          <w:lang w:val="ru-RU"/>
+        </w:rPr>
+        <w:t>комуникације</w:t>
+      </w:r>
+      <w:proofErr w:type="spellEnd"/>
+      <w:r>
+        <w:rPr>
+          <w:lang w:val="ru-RU"/>
+        </w:rPr>
+        <w:t xml:space="preserve"> </w:t>
+      </w:r>
+      <w:proofErr w:type="spellStart"/>
+      <w:r>
+        <w:rPr>
+          <w:lang w:val="ru-RU"/>
+        </w:rPr>
+        <w:t>између</w:t>
+      </w:r>
+      <w:proofErr w:type="spellEnd"/>
+      <w:r>
+        <w:rPr>
+          <w:lang w:val="ru-RU"/>
+        </w:rPr>
+        <w:t xml:space="preserve"> </w:t>
+      </w:r>
+      <w:proofErr w:type="spellStart"/>
+      <w:r>
+        <w:rPr>
+          <w:lang w:val="ru-RU"/>
+        </w:rPr>
+        <w:t>доказивача</w:t>
+      </w:r>
+      <w:proofErr w:type="spellEnd"/>
+      <w:r>
+        <w:rPr>
+          <w:lang w:val="ru-RU"/>
+        </w:rPr>
+        <w:t xml:space="preserve"> и </w:t>
+      </w:r>
+      <w:proofErr w:type="spellStart"/>
+      <w:r>
+        <w:rPr>
+          <w:lang w:val="ru-RU"/>
+        </w:rPr>
+        <w:t>провјериоца</w:t>
+      </w:r>
+      <w:proofErr w:type="spellEnd"/>
+      <w:r>
+        <w:rPr>
+          <w:lang w:val="ru-RU"/>
+        </w:rPr>
+        <w:t xml:space="preserve">, </w:t>
+      </w:r>
+      <w:r>
+        <w:rPr>
+          <w:i/>
+          <w:iCs/>
+          <w:lang w:val="en-US"/>
+        </w:rPr>
         <w:t>Zero</w:t>
       </w:r>
       <w:r>
         <w:rPr>
+          <w:i/>
+          <w:iCs/>
+          <w:lang w:val="ru-RU"/>
+        </w:rPr>
+        <w:t>-</w:t>
+      </w:r>
+      <w:r>
+        <w:rPr>
+          <w:i/>
+          <w:iCs/>
           <w:lang w:val="en-US"/>
         </w:rPr>
-        <w:t>-</w:t>
-      </w:r>
-      <w:r>
-        <w:rPr>
+        <w:t>Knowledge</w:t>
+      </w:r>
+      <w:r>
+        <w:rPr>
+          <w:i/>
+          <w:iCs/>
+          <w:lang w:val="ru-RU"/>
+        </w:rPr>
+        <w:t xml:space="preserve"> </w:t>
+      </w:r>
+      <w:r>
+        <w:rPr>
+          <w:i/>
+          <w:iCs/>
           <w:lang w:val="en-US"/>
         </w:rPr>
-        <w:t>Knowledge</w:t>
-      </w:r>
+        <w:t>Proof</w:t>
+      </w:r>
+      <w:r>
+        <w:rPr>
+          <w:lang w:val="ru-RU"/>
+        </w:rPr>
+        <w:t xml:space="preserve"> </w:t>
+      </w:r>
+      <w:proofErr w:type="spellStart"/>
+      <w:r>
+        <w:rPr>
+          <w:lang w:val="ru-RU"/>
+        </w:rPr>
+        <w:t>протоколи</w:t>
+      </w:r>
+      <w:proofErr w:type="spellEnd"/>
+      <w:r>
+        <w:rPr>
+          <w:lang w:val="ru-RU"/>
+        </w:rPr>
+        <w:t xml:space="preserve"> могу се </w:t>
+      </w:r>
+      <w:proofErr w:type="spellStart"/>
+      <w:r>
+        <w:rPr>
+          <w:lang w:val="ru-RU"/>
+        </w:rPr>
+        <w:t>подијелити</w:t>
+      </w:r>
+      <w:proofErr w:type="spellEnd"/>
+      <w:r>
+        <w:rPr>
+          <w:lang w:val="ru-RU"/>
+        </w:rPr>
+        <w:t xml:space="preserve"> на </w:t>
+      </w:r>
+      <w:proofErr w:type="spellStart"/>
+      <w:r>
+        <w:rPr>
+          <w:lang w:val="ru-RU"/>
+        </w:rPr>
+        <w:t>интерактивне</w:t>
+      </w:r>
+      <w:proofErr w:type="spellEnd"/>
+      <w:r>
+        <w:rPr>
+          <w:lang w:val="ru-RU"/>
+        </w:rPr>
+        <w:t xml:space="preserve"> и </w:t>
+      </w:r>
+      <w:proofErr w:type="spellStart"/>
+      <w:r>
+        <w:rPr>
+          <w:lang w:val="ru-RU"/>
+        </w:rPr>
+        <w:t>неинтерактивне</w:t>
+      </w:r>
+      <w:proofErr w:type="spellEnd"/>
+      <w:r>
+        <w:rPr>
+          <w:lang w:val="ru-RU"/>
+        </w:rPr>
+        <w:t xml:space="preserve">. </w:t>
+      </w:r>
+      <w:proofErr w:type="spellStart"/>
       <w:r>
         <w:rPr>
           <w:lang w:val="en-US"/>
         </w:rPr>
+        <w:t>Њихове</w:t>
+      </w:r>
+      <w:proofErr w:type="spellEnd"/>
+      <w:r>
+        <w:rPr>
+          <w:lang w:val="en-US"/>
+        </w:rPr>
         <w:t xml:space="preserve"> </w:t>
       </w:r>
+      <w:proofErr w:type="spellStart"/>
       <w:r>
         <w:rPr>
           <w:lang w:val="en-US"/>
         </w:rPr>
-        <w:t>Proof</w:t>
-      </w:r>
+        <w:t>основне</w:t>
+      </w:r>
+      <w:proofErr w:type="spellEnd"/>
       <w:r>
         <w:rPr>
           <w:lang w:val="en-US"/>
         </w:rPr>
         <w:t xml:space="preserve"> </w:t>
       </w:r>
-      <w:r>
-        <w:t xml:space="preserve">протокола </w:t>
-      </w:r>
-      <w:r>
-        <w:t>дефинишу услове које процес доказивања мора да испуни како би се обезбједила исправност провјере, спријечило прихватање нетачних тврдњи и сачувала тајност информација које доказивач посједује. То су потпуност, поузданост и нулто знање.</w:t>
-      </w:r>
-    </w:p>
-    <w:p>
-      <w:pPr>
-        <w:pStyle w:val="Heading3"/>
+      <w:proofErr w:type="spellStart"/>
+      <w:r>
         <w:rPr>
           <w:lang w:val="en-US"/>
         </w:rPr>
-      </w:pPr>
-    </w:p>
-    <w:p/>
+        <w:t>особине</w:t>
+      </w:r>
+      <w:proofErr w:type="spellEnd"/>
+      <w:r>
+        <w:rPr>
+          <w:lang w:val="en-US"/>
+        </w:rPr>
+        <w:t xml:space="preserve"> и </w:t>
+      </w:r>
+      <w:proofErr w:type="spellStart"/>
+      <w:r>
+        <w:rPr>
+          <w:lang w:val="en-US"/>
+        </w:rPr>
+        <w:t>разлике</w:t>
+      </w:r>
+      <w:proofErr w:type="spellEnd"/>
+      <w:r>
+        <w:rPr>
+          <w:lang w:val="en-US"/>
+        </w:rPr>
+        <w:t xml:space="preserve"> </w:t>
+      </w:r>
+      <w:proofErr w:type="spellStart"/>
+      <w:r>
+        <w:rPr>
+          <w:lang w:val="en-US"/>
+        </w:rPr>
+        <w:t>биће</w:t>
+      </w:r>
+      <w:proofErr w:type="spellEnd"/>
+      <w:r>
+        <w:rPr>
+          <w:lang w:val="en-US"/>
+        </w:rPr>
+        <w:t xml:space="preserve"> </w:t>
+      </w:r>
+      <w:proofErr w:type="spellStart"/>
+      <w:r>
+        <w:rPr>
+          <w:lang w:val="en-US"/>
+        </w:rPr>
+        <w:t>описане</w:t>
+      </w:r>
+      <w:proofErr w:type="spellEnd"/>
+      <w:r>
+        <w:rPr>
+          <w:lang w:val="en-US"/>
+        </w:rPr>
+        <w:t xml:space="preserve"> у </w:t>
+      </w:r>
+      <w:proofErr w:type="spellStart"/>
+      <w:r>
+        <w:rPr>
+          <w:lang w:val="en-US"/>
+        </w:rPr>
+        <w:t>наставку</w:t>
+      </w:r>
+      <w:proofErr w:type="spellEnd"/>
+      <w:r>
+        <w:rPr>
+          <w:lang w:val="en-US"/>
+        </w:rPr>
+        <w:t>.</w:t>
+      </w:r>
+    </w:p>
+    <w:p>
+      <w:pPr>
+        <w:ind w:left="547"/>
+        <w:rPr>
+          <w:lang w:val="en-US"/>
+        </w:rPr>
+      </w:pPr>
+    </w:p>
+    <w:p>
+      <w:pPr>
+        <w:ind w:left="547"/>
+        <w:rPr>
+          <w:lang w:val="en-US"/>
+        </w:rPr>
+      </w:pPr>
+    </w:p>
+    <w:p>
+      <w:pPr>
+        <w:ind w:left="547"/>
+        <w:rPr>
+          <w:lang w:val="en-US"/>
+        </w:rPr>
+      </w:pPr>
+    </w:p>
+    <w:p>
+      <w:pPr>
+        <w:ind w:left="547"/>
+        <w:rPr>
+          <w:lang w:val="en-US"/>
+        </w:rPr>
+      </w:pPr>
+    </w:p>
+    <w:p>
+      <w:pPr>
+        <w:ind w:left="547"/>
+        <w:rPr>
+          <w:lang w:val="en-US"/>
+        </w:rPr>
+      </w:pPr>
+    </w:p>
+    <w:p>
+      <w:pPr>
+        <w:ind w:left="547"/>
+        <w:rPr>
+          <w:lang w:val="en-US"/>
+        </w:rPr>
+      </w:pPr>
+    </w:p>
+    <w:p>
+      <w:pPr>
+        <w:ind w:left="547"/>
+        <w:rPr>
+          <w:lang w:val="en-US"/>
+        </w:rPr>
+      </w:pPr>
+    </w:p>
+    <w:p>
+      <w:pPr>
+        <w:ind w:left="547"/>
+        <w:rPr>
+          <w:lang w:val="en-US"/>
+        </w:rPr>
+      </w:pPr>
+    </w:p>
+    <w:p>
+      <w:pPr>
+        <w:ind w:left="547"/>
+        <w:rPr>
+          <w:lang w:val="en-US"/>
+        </w:rPr>
+      </w:pPr>
+    </w:p>
+    <w:p>
+      <w:pPr>
+        <w:ind w:left="547"/>
+        <w:rPr>
+          <w:lang w:val="en-US"/>
+        </w:rPr>
+      </w:pPr>
+    </w:p>
+    <w:p>
+      <w:pPr>
+        <w:ind w:left="547"/>
+        <w:rPr>
+          <w:lang w:val="en-US"/>
+        </w:rPr>
+      </w:pPr>
+    </w:p>
+    <w:p>
+      <w:pPr>
+        <w:ind w:left="547"/>
+        <w:rPr>
+          <w:lang w:val="en-US"/>
+        </w:rPr>
+      </w:pPr>
+    </w:p>
+    <w:p>
+      <w:pPr>
+        <w:ind w:left="547"/>
+        <w:rPr>
+          <w:lang w:val="en-US"/>
+        </w:rPr>
+      </w:pPr>
+    </w:p>
+    <w:p>
+      <w:pPr>
+        <w:ind w:left="547"/>
+        <w:rPr>
+          <w:lang w:val="en-US"/>
+        </w:rPr>
+      </w:pPr>
+    </w:p>
+    <w:p>
+      <w:pPr>
+        <w:ind w:left="547"/>
+        <w:rPr>
+          <w:lang w:val="en-US"/>
+        </w:rPr>
+      </w:pPr>
+    </w:p>
+    <w:p>
+      <w:pPr>
+        <w:ind w:left="547"/>
+        <w:rPr>
+          <w:lang w:val="en-US"/>
+        </w:rPr>
+      </w:pPr>
+    </w:p>
+    <w:p>
+      <w:pPr>
+        <w:ind w:left="547"/>
+        <w:rPr>
+          <w:lang w:val="en-US"/>
+        </w:rPr>
+      </w:pPr>
+    </w:p>
+    <w:p>
+      <w:pPr>
+        <w:ind w:left="547"/>
+        <w:rPr>
+          <w:lang w:val="en-US"/>
+        </w:rPr>
+      </w:pPr>
+    </w:p>
+    <w:p>
+      <w:pPr>
+        <w:ind w:left="547"/>
+        <w:rPr>
+          <w:lang w:val="en-US"/>
+        </w:rPr>
+      </w:pPr>
+    </w:p>
+    <w:p>
+      <w:pPr>
+        <w:pStyle w:val="Heading2"/>
+        <w:rPr>
+          <w:i/>
+          <w:iCs/>
+          <w:lang w:val="en-US"/>
+        </w:rPr>
+      </w:pPr>
+      <w:bookmarkStart w:id="8" w:name="_Toc237443368"/>
+      <w:r>
+        <w:lastRenderedPageBreak/>
+        <w:t xml:space="preserve">Интерактивни  </w:t>
+      </w:r>
+      <w:r>
+        <w:rPr>
+          <w:i/>
+          <w:iCs/>
+          <w:lang w:val="en-US"/>
+        </w:rPr>
+        <w:t>ZKP</w:t>
+      </w:r>
+      <w:bookmarkEnd w:id="8"/>
+    </w:p>
+    <w:p>
+      <w:pPr>
+        <w:ind w:left="288"/>
+        <w:rPr>
+          <w:rFonts w:asciiTheme="majorHAnsi" w:eastAsiaTheme="majorEastAsia" w:hAnsiTheme="majorHAnsi" w:cstheme="majorBidi"/>
+          <w:color w:val="000000" w:themeColor="text1"/>
+          <w:sz w:val="32"/>
+          <w:szCs w:val="32"/>
+          <w:lang w:val="en-US"/>
+        </w:rPr>
+      </w:pPr>
+    </w:p>
+    <w:p>
+      <w:pPr>
+        <w:pStyle w:val="Heading2"/>
+        <w:rPr>
+          <w:lang w:val="en-US"/>
+        </w:rPr>
+      </w:pPr>
+      <w:bookmarkStart w:id="9" w:name="_Toc237443369"/>
+      <w:r>
+        <w:t xml:space="preserve">Неинтерактивни </w:t>
+      </w:r>
+      <w:r>
+        <w:rPr>
+          <w:i/>
+          <w:iCs/>
+          <w:lang w:val="en-US"/>
+        </w:rPr>
+        <w:t>ZKP</w:t>
+      </w:r>
+      <w:bookmarkEnd w:id="9"/>
+    </w:p>
     <w:p>
       <w:pPr>
         <w:jc w:val="both"/>
@@ -10313,8 +13414,9 @@
       <w:pPr>
         <w:pStyle w:val="Heading1"/>
       </w:pPr>
-      <w:bookmarkStart w:id="4" w:name="_Toc237438521"/>
-      <w:r>
+      <w:bookmarkStart w:id="10" w:name="_Toc237443370"/>
+      <w:r>
+        <w:lastRenderedPageBreak/>
         <w:t>Навођење слика, графикона, табела</w:t>
       </w:r>
       <w:r>
@@ -10323,7 +13425,7 @@
       <w:r>
         <w:t xml:space="preserve"> и литературе</w:t>
       </w:r>
-      <w:bookmarkEnd w:id="4"/>
+      <w:bookmarkEnd w:id="10"/>
     </w:p>
     <w:p>
       <w:pPr>
@@ -10789,7 +13891,6 @@
           <w:sz w:val="24"/>
           <w:szCs w:val="24"/>
         </w:rPr>
-        <w:lastRenderedPageBreak/>
         <mc:AlternateContent>
           <mc:Choice Requires="wps">
             <w:drawing>
@@ -10847,7 +13948,7 @@
                                 <v:shape id="_x0000_i1027" type="#_x0000_t75" alt="" style="width:94.8pt;height:94.8pt;mso-width-percent:0;mso-height-percent:0;mso-width-percent:0;mso-height-percent:0" o:ole="" fillcolor="window">
                                   <v:imagedata r:id="rId8" o:title=""/>
                                 </v:shape>
-                                <o:OLEObject Type="Embed" ProgID="CorelDraw.Graphic.7" ShapeID="_x0000_i1027" DrawAspect="Content" ObjectID="_1848055453" r:id="rId32"/>
+                                <o:OLEObject Type="Embed" ProgID="CorelDraw.Graphic.7" ShapeID="_x0000_i1027" DrawAspect="Content" ObjectID="_1848060992" r:id="rId32"/>
                               </w:object>
                             </w:r>
                           </w:p>
@@ -10908,7 +14009,7 @@
                           <v:shape id="_x0000_i1027" type="#_x0000_t75" alt="" style="width:94.8pt;height:94.8pt;mso-width-percent:0;mso-height-percent:0;mso-width-percent:0;mso-height-percent:0" o:ole="" fillcolor="window">
                             <v:imagedata r:id="rId8" o:title=""/>
                           </v:shape>
-                          <o:OLEObject Type="Embed" ProgID="CorelDraw.Graphic.7" ShapeID="_x0000_i1027" DrawAspect="Content" ObjectID="_1848055453" r:id="rId33"/>
+                          <o:OLEObject Type="Embed" ProgID="CorelDraw.Graphic.7" ShapeID="_x0000_i1027" DrawAspect="Content" ObjectID="_1848060992" r:id="rId33"/>
                         </w:object>
                       </w:r>
                     </w:p>
@@ -11014,6 +14115,7 @@
           <w:sz w:val="24"/>
           <w:szCs w:val="24"/>
         </w:rPr>
+        <w:lastRenderedPageBreak/>
         <w:t xml:space="preserve">Свака преузета слика или графикон мора да поседује референцу ка оригиналном извору, као што је то урађено на Слици 3.3. </w:t>
       </w:r>
     </w:p>
@@ -11656,7 +14758,6 @@
                 <w:sz w:val="20"/>
                 <w:szCs w:val="20"/>
               </w:rPr>
-              <w:lastRenderedPageBreak/>
               <w:t>2</w:t>
             </w:r>
           </w:p>
@@ -11860,7 +14961,6 @@
                 <w:sz w:val="20"/>
                 <w:szCs w:val="20"/>
               </w:rPr>
-              <w:lastRenderedPageBreak/>
               <w:t>CREATE TABLE radnik (</w:t>
             </w:r>
           </w:p>
@@ -11879,7 +14979,6 @@
                 <w:sz w:val="20"/>
                 <w:szCs w:val="20"/>
               </w:rPr>
-              <w:lastRenderedPageBreak/>
               <w:tab/>
               <w:t>Mbr integer NOT NULL,</w:t>
             </w:r>
@@ -12088,7 +15187,6 @@
           <w:sz w:val="24"/>
           <w:szCs w:val="24"/>
         </w:rPr>
-        <w:lastRenderedPageBreak/>
         <w:t>Листинг 3.1. Пример наредбе за креирање табеле Радник</w:t>
       </w:r>
     </w:p>
@@ -12177,6 +15275,7 @@
           <w:sz w:val="24"/>
           <w:szCs w:val="24"/>
         </w:rPr>
+        <w:lastRenderedPageBreak/>
         <w:t>Број референце</w:t>
       </w:r>
       <w:r>
@@ -12697,12 +15796,12 @@
       <w:pPr>
         <w:pStyle w:val="Heading1"/>
       </w:pPr>
-      <w:bookmarkStart w:id="5" w:name="_Toc237438522"/>
+      <w:bookmarkStart w:id="11" w:name="_Toc237443371"/>
       <w:r>
         <w:lastRenderedPageBreak/>
         <w:t>4 Презентација</w:t>
       </w:r>
-      <w:bookmarkEnd w:id="5"/>
+      <w:bookmarkEnd w:id="11"/>
     </w:p>
     <w:p>
       <w:pPr>
@@ -12945,12 +16044,12 @@
       <w:pPr>
         <w:pStyle w:val="Heading1"/>
       </w:pPr>
-      <w:bookmarkStart w:id="6" w:name="_Toc237438523"/>
+      <w:bookmarkStart w:id="12" w:name="_Toc237443372"/>
       <w:r>
         <w:lastRenderedPageBreak/>
         <w:t>Литература</w:t>
       </w:r>
-      <w:bookmarkEnd w:id="6"/>
+      <w:bookmarkEnd w:id="12"/>
     </w:p>
     <w:p>
       <w:pPr>
@@ -12967,7 +16066,7 @@
           <w:szCs w:val="24"/>
         </w:rPr>
       </w:pPr>
-      <w:bookmarkStart w:id="7" w:name="_Ref236837480"/>
+      <w:bookmarkStart w:id="13" w:name="_Ref236837480"/>
       <w:r>
         <w:rPr>
           <w:rFonts w:ascii="Times New Roman" w:hAnsi="Times New Roman" w:cs="Times New Roman"/>
@@ -13002,7 +16101,7 @@
         </w:rPr>
         <w:t>.</w:t>
       </w:r>
-      <w:bookmarkEnd w:id="7"/>
+      <w:bookmarkEnd w:id="13"/>
     </w:p>
     <w:p>
       <w:pPr>
@@ -13019,7 +16118,7 @@
           <w:szCs w:val="24"/>
         </w:rPr>
       </w:pPr>
-      <w:bookmarkStart w:id="8" w:name="_Ref236837494"/>
+      <w:bookmarkStart w:id="14" w:name="_Ref236837494"/>
       <w:r>
         <w:rPr>
           <w:rFonts w:ascii="Times New Roman" w:hAnsi="Times New Roman" w:cs="Times New Roman"/>
@@ -13046,7 +16145,7 @@
         </w:rPr>
         <w:t>, Manning, 2018.</w:t>
       </w:r>
-      <w:bookmarkEnd w:id="8"/>
+      <w:bookmarkEnd w:id="14"/>
     </w:p>
     <w:p>
       <w:pPr>
@@ -13063,7 +16162,7 @@
           <w:szCs w:val="24"/>
         </w:rPr>
       </w:pPr>
-      <w:bookmarkStart w:id="9" w:name="_Ref236837541"/>
+      <w:bookmarkStart w:id="15" w:name="_Ref236837541"/>
       <w:r>
         <w:rPr>
           <w:rFonts w:ascii="Times New Roman" w:hAnsi="Times New Roman" w:cs="Times New Roman"/>
@@ -13090,7 +16189,7 @@
         </w:rPr>
         <w:t>, RFC 8446, 2018.</w:t>
       </w:r>
-      <w:bookmarkEnd w:id="9"/>
+      <w:bookmarkEnd w:id="15"/>
     </w:p>
     <w:p>
       <w:pPr>
@@ -13235,12 +16334,12 @@
       <w:pPr>
         <w:pStyle w:val="Heading1"/>
       </w:pPr>
-      <w:bookmarkStart w:id="10" w:name="_Toc237438524"/>
+      <w:bookmarkStart w:id="16" w:name="_Toc237443373"/>
       <w:r>
         <w:lastRenderedPageBreak/>
         <w:t>Биографија</w:t>
       </w:r>
-      <w:bookmarkEnd w:id="10"/>
+      <w:bookmarkEnd w:id="16"/>
     </w:p>
     <w:p>
       <w:pPr>
@@ -14060,7 +17159,14 @@
               <w:rFonts w:ascii="Arial" w:hAnsi="Arial"/>
               <w:sz w:val="22"/>
             </w:rPr>
-            <w:t xml:space="preserve">UNIVERSITY OF NOVI SAD </w:t>
+            <w:t xml:space="preserve">UNIVERSITY </w:t>
+          </w:r>
+          <w:r>
+            <w:rPr>
+              <w:rFonts w:ascii="Arial" w:hAnsi="Arial"/>
+              <w:sz w:val="22"/>
+            </w:rPr>
+            <w:t xml:space="preserve">OF NOVI SAD </w:t>
           </w:r>
           <w:r>
             <w:rPr>
@@ -14327,7 +17433,15 @@
               <w:spacing w:val="-8"/>
               <w:sz w:val="20"/>
             </w:rPr>
-            <w:t xml:space="preserve">УНИВЕРЗИТЕТ У НОВОМ САДУ </w:t>
+            <w:t xml:space="preserve">УНИВЕРЗИТЕТ </w:t>
+          </w:r>
+          <w:r>
+            <w:rPr>
+              <w:rFonts w:ascii="Arial" w:hAnsi="Arial"/>
+              <w:spacing w:val="-8"/>
+              <w:sz w:val="20"/>
+            </w:rPr>
+            <w:t xml:space="preserve">У НОВОМ САДУ </w:t>
           </w:r>
           <w:r>
             <w:rPr>
@@ -18076,6 +21190,19 @@
       <w14:ligatures w14:val="none"/>
     </w:rPr>
   </w:style>
+  <w:style w:type="paragraph" w:styleId="TOC3">
+    <w:name w:val="toc 3"/>
+    <w:basedOn w:val="Normal"/>
+    <w:next w:val="Normal"/>
+    <w:autoRedefine/>
+    <w:uiPriority w:val="39"/>
+    <w:unhideWhenUsed/>
+    <w:rsid w:val="00E75399"/>
+    <w:pPr>
+      <w:spacing w:after="100"/>
+      <w:ind w:left="440"/>
+    </w:pPr>
+  </w:style>
 </w:styles>
 </file>
 

--- a/thesis.docx
+++ b/thesis.docx
@@ -68,10 +68,10 @@
                   <v:path o:extrusionok="f" gradientshapeok="t" o:connecttype="rect"/>
                   <o:lock v:ext="edit" aspectratio="t"/>
                 </v:shapetype>
-                <v:shape id="_x0000_i1025" type="#_x0000_t75" alt="" style="width:63.6pt;height:63.6pt;mso-width-percent:0;mso-height-percent:0;mso-width-percent:0;mso-height-percent:0" o:ole="" fillcolor="window">
+                <v:shape id="_x0000_i1025" type="#_x0000_t75" alt="" style="width:63.25pt;height:63.25pt;mso-width-percent:0;mso-height-percent:0;mso-width-percent:0;mso-height-percent:0" o:ole="" fillcolor="window">
                   <v:imagedata r:id="rId8" o:title=""/>
                 </v:shape>
-                <o:OLEObject Type="Embed" ProgID="CorelDraw.Graphic.7" ShapeID="_x0000_i1025" DrawAspect="Content" ObjectID="_1848060991" r:id="rId9"/>
+                <o:OLEObject Type="Embed" ProgID="CorelDraw.Graphic.7" ShapeID="_x0000_i1025" DrawAspect="Content" ObjectID="_1848065826" r:id="rId9"/>
               </w:object>
             </w:r>
           </w:p>
@@ -144,6 +144,9 @@
               </w:rPr>
             </w:pPr>
             <w:r>
+              <w:rPr>
+                <w:noProof/>
+              </w:rPr>
               <w:drawing>
                 <wp:inline distT="0" distB="0" distL="0" distR="0" wp14:anchorId="5423F435" wp14:editId="597F11A6">
                   <wp:extent cx="783590" cy="866775"/>
@@ -6944,7 +6947,7 @@
             </w:rPr>
             <w:fldChar w:fldCharType="separate"/>
           </w:r>
-          <w:hyperlink w:anchor="_Toc237443360" w:history="1">
+          <w:hyperlink w:anchor="_Toc237451631" w:history="1">
             <w:r>
               <w:rPr>
                 <w:rStyle w:val="Hyperlink"/>
@@ -6990,7 +6993,7 @@
                 <w:noProof/>
                 <w:webHidden/>
               </w:rPr>
-              <w:instrText xml:space="preserve"> PAGEREF _Toc237443360 \h </w:instrText>
+              <w:instrText xml:space="preserve"> PAGEREF _Toc237451631 \h </w:instrText>
             </w:r>
             <w:r>
               <w:rPr>
@@ -7036,7 +7039,7 @@
               <w:lang w:val="en-US"/>
             </w:rPr>
           </w:pPr>
-          <w:hyperlink w:anchor="_Toc237443361" w:history="1">
+          <w:hyperlink w:anchor="_Toc237451632" w:history="1">
             <w:r>
               <w:rPr>
                 <w:rStyle w:val="Hyperlink"/>
@@ -7069,13 +7072,53 @@
                 <w:noProof/>
                 <w:lang w:val="en-US"/>
               </w:rPr>
-              <w:t>Zero-Knowledge Proof</w:t>
+              <w:t>Zero</w:t>
+            </w:r>
+            <w:r>
+              <w:rPr>
+                <w:rStyle w:val="Hyperlink"/>
+                <w:i/>
+                <w:iCs/>
+                <w:noProof/>
+                <w:lang w:val="ru-RU"/>
+              </w:rPr>
+              <w:t>-</w:t>
+            </w:r>
+            <w:r>
+              <w:rPr>
+                <w:rStyle w:val="Hyperlink"/>
+                <w:i/>
+                <w:iCs/>
+                <w:noProof/>
+                <w:lang w:val="en-US"/>
+              </w:rPr>
+              <w:t>Knowledge</w:t>
+            </w:r>
+            <w:r>
+              <w:rPr>
+                <w:rStyle w:val="Hyperlink"/>
+                <w:i/>
+                <w:iCs/>
+                <w:noProof/>
+                <w:lang w:val="ru-RU"/>
+              </w:rPr>
+              <w:t xml:space="preserve"> </w:t>
+            </w:r>
+            <w:r>
+              <w:rPr>
+                <w:rStyle w:val="Hyperlink"/>
+                <w:i/>
+                <w:iCs/>
+                <w:noProof/>
+                <w:lang w:val="en-US"/>
+              </w:rPr>
+              <w:t>Proof</w:t>
             </w:r>
             <w:r>
               <w:rPr>
                 <w:rStyle w:val="Hyperlink"/>
                 <w:noProof/>
-                <w:lang w:val="en-US"/>
+                <w:lang w:val="ru-RU"/>
               </w:rPr>
               <w:t xml:space="preserve"> </w:t>
             </w:r>
@@ -7105,7 +7148,7 @@
                 <w:noProof/>
                 <w:webHidden/>
               </w:rPr>
-              <w:instrText xml:space="preserve"> PAGEREF _Toc237443361 \h </w:instrText>
+              <w:instrText xml:space="preserve"> PAGEREF _Toc237451632 \h </w:instrText>
             </w:r>
             <w:r>
               <w:rPr>
@@ -7151,7 +7194,7 @@
               <w:lang w:val="en-US"/>
             </w:rPr>
           </w:pPr>
-          <w:hyperlink w:anchor="_Toc237443362" w:history="1">
+          <w:hyperlink w:anchor="_Toc237451633" w:history="1">
             <w:r>
               <w:rPr>
                 <w:rStyle w:val="Hyperlink"/>
@@ -7260,7 +7303,7 @@
                 <w:noProof/>
                 <w:webHidden/>
               </w:rPr>
-              <w:instrText xml:space="preserve"> PAGEREF _Toc237443362 \h </w:instrText>
+              <w:instrText xml:space="preserve"> PAGEREF _Toc237451633 \h </w:instrText>
             </w:r>
             <w:r>
               <w:rPr>
@@ -7306,7 +7349,7 @@
               <w:lang w:val="en-US"/>
             </w:rPr>
           </w:pPr>
-          <w:hyperlink w:anchor="_Toc237443363" w:history="1">
+          <w:hyperlink w:anchor="_Toc237451634" w:history="1">
             <w:r>
               <w:rPr>
                 <w:rStyle w:val="Hyperlink"/>
@@ -7369,7 +7412,7 @@
                 <w:noProof/>
                 <w:webHidden/>
               </w:rPr>
-              <w:instrText xml:space="preserve"> PAGEREF _Toc237443363 \h </w:instrText>
+              <w:instrText xml:space="preserve"> PAGEREF _Toc237451634 \h </w:instrText>
             </w:r>
             <w:r>
               <w:rPr>
@@ -7415,7 +7458,7 @@
               <w:lang w:val="en-US"/>
             </w:rPr>
           </w:pPr>
-          <w:hyperlink w:anchor="_Toc237443364" w:history="1">
+          <w:hyperlink w:anchor="_Toc237451635" w:history="1">
             <w:r>
               <w:rPr>
                 <w:rStyle w:val="Hyperlink"/>
@@ -7461,7 +7504,7 @@
                 <w:noProof/>
                 <w:webHidden/>
               </w:rPr>
-              <w:instrText xml:space="preserve"> PAGEREF _Toc237443364 \h </w:instrText>
+              <w:instrText xml:space="preserve"> PAGEREF _Toc237451635 \h </w:instrText>
             </w:r>
             <w:r>
               <w:rPr>
@@ -7507,7 +7550,7 @@
               <w:lang w:val="en-US"/>
             </w:rPr>
           </w:pPr>
-          <w:hyperlink w:anchor="_Toc237443365" w:history="1">
+          <w:hyperlink w:anchor="_Toc237451636" w:history="1">
             <w:r>
               <w:rPr>
                 <w:rStyle w:val="Hyperlink"/>
@@ -7551,7 +7594,7 @@
                 <w:noProof/>
                 <w:webHidden/>
               </w:rPr>
-              <w:instrText xml:space="preserve"> PAGEREF _Toc237443365 \h </w:instrText>
+              <w:instrText xml:space="preserve"> PAGEREF _Toc237451636 \h </w:instrText>
             </w:r>
             <w:r>
               <w:rPr>
@@ -7597,7 +7640,7 @@
               <w:lang w:val="en-US"/>
             </w:rPr>
           </w:pPr>
-          <w:hyperlink w:anchor="_Toc237443366" w:history="1">
+          <w:hyperlink w:anchor="_Toc237451637" w:history="1">
             <w:r>
               <w:rPr>
                 <w:rStyle w:val="Hyperlink"/>
@@ -7641,7 +7684,7 @@
                 <w:noProof/>
                 <w:webHidden/>
               </w:rPr>
-              <w:instrText xml:space="preserve"> PAGEREF _Toc237443366 \h </w:instrText>
+              <w:instrText xml:space="preserve"> PAGEREF _Toc237451637 \h </w:instrText>
             </w:r>
             <w:r>
               <w:rPr>
@@ -7687,7 +7730,7 @@
               <w:lang w:val="en-US"/>
             </w:rPr>
           </w:pPr>
-          <w:hyperlink w:anchor="_Toc237443367" w:history="1">
+          <w:hyperlink w:anchor="_Toc237451638" w:history="1">
             <w:r>
               <w:rPr>
                 <w:rStyle w:val="Hyperlink"/>
@@ -7786,7 +7829,7 @@
                 <w:noProof/>
                 <w:webHidden/>
               </w:rPr>
-              <w:instrText xml:space="preserve"> PAGEREF _Toc237443367 \h </w:instrText>
+              <w:instrText xml:space="preserve"> PAGEREF _Toc237451638 \h </w:instrText>
             </w:r>
             <w:r>
               <w:rPr>
@@ -7832,7 +7875,33 @@
               <w:lang w:val="en-US"/>
             </w:rPr>
           </w:pPr>
-          <w:hyperlink w:anchor="_Toc237443368" w:history="1">
+          <w:hyperlink w:anchor="_Toc237451639" w:history="1">
+            <w:r>
+              <w:rPr>
+                <w:rStyle w:val="Hyperlink"/>
+                <w:i/>
+                <w:iCs/>
+                <w:noProof/>
+              </w:rPr>
+              <w:t>2.4</w:t>
+            </w:r>
+            <w:r>
+              <w:rPr>
+                <w:rFonts w:eastAsiaTheme="minorEastAsia"/>
+                <w:noProof/>
+                <w:sz w:val="24"/>
+                <w:szCs w:val="24"/>
+                <w:lang w:val="en-US"/>
+              </w:rPr>
+              <w:tab/>
+            </w:r>
+            <w:r>
+              <w:rPr>
+                <w:rStyle w:val="Hyperlink"/>
+                <w:noProof/>
+              </w:rPr>
+              <w:t xml:space="preserve">Интерактивни  </w:t>
+            </w:r>
             <w:r>
               <w:rPr>
                 <w:rStyle w:val="Hyperlink"/>
@@ -7841,33 +7910,6 @@
                 <w:noProof/>
                 <w:lang w:val="en-US"/>
               </w:rPr>
-              <w:t>2.4</w:t>
-            </w:r>
-            <w:r>
-              <w:rPr>
-                <w:rFonts w:eastAsiaTheme="minorEastAsia"/>
-                <w:noProof/>
-                <w:sz w:val="24"/>
-                <w:szCs w:val="24"/>
-                <w:lang w:val="en-US"/>
-              </w:rPr>
-              <w:tab/>
-            </w:r>
-            <w:r>
-              <w:rPr>
-                <w:rStyle w:val="Hyperlink"/>
-                <w:noProof/>
-              </w:rPr>
-              <w:t xml:space="preserve">Интерактивни  </w:t>
-            </w:r>
-            <w:r>
-              <w:rPr>
-                <w:rStyle w:val="Hyperlink"/>
-                <w:i/>
-                <w:iCs/>
-                <w:noProof/>
-                <w:lang w:val="en-US"/>
-              </w:rPr>
               <w:t>ZKP</w:t>
             </w:r>
             <w:r>
@@ -7889,7 +7931,7 @@
                 <w:noProof/>
                 <w:webHidden/>
               </w:rPr>
-              <w:instrText xml:space="preserve"> PAGEREF _Toc237443368 \h </w:instrText>
+              <w:instrText xml:space="preserve"> PAGEREF _Toc237451639 \h </w:instrText>
             </w:r>
             <w:r>
               <w:rPr>
@@ -7935,7 +7977,7 @@
               <w:lang w:val="en-US"/>
             </w:rPr>
           </w:pPr>
-          <w:hyperlink w:anchor="_Toc237443369" w:history="1">
+          <w:hyperlink w:anchor="_Toc237451640" w:history="1">
             <w:r>
               <w:rPr>
                 <w:rStyle w:val="Hyperlink"/>
@@ -7990,7 +8032,7 @@
                 <w:noProof/>
                 <w:webHidden/>
               </w:rPr>
-              <w:instrText xml:space="preserve"> PAGEREF _Toc237443369 \h </w:instrText>
+              <w:instrText xml:space="preserve"> PAGEREF _Toc237451640 \h </w:instrText>
             </w:r>
             <w:r>
               <w:rPr>
@@ -8010,7 +8052,7 @@
                 <w:noProof/>
                 <w:webHidden/>
               </w:rPr>
-              <w:t>5</w:t>
+              <w:t>7</w:t>
             </w:r>
             <w:r>
               <w:rPr>
@@ -8036,10 +8078,11 @@
               <w:lang w:val="en-US"/>
             </w:rPr>
           </w:pPr>
-          <w:hyperlink w:anchor="_Toc237443370" w:history="1">
+          <w:hyperlink w:anchor="_Toc237451641" w:history="1">
             <w:r>
               <w:rPr>
                 <w:rStyle w:val="Hyperlink"/>
+                <w:rFonts w:ascii="Times New Roman" w:hAnsi="Times New Roman" w:cs="Times New Roman"/>
                 <w:noProof/>
               </w:rPr>
               <w:t>3</w:t>
@@ -8057,9 +8100,28 @@
             <w:r>
               <w:rPr>
                 <w:rStyle w:val="Hyperlink"/>
+                <w:rFonts w:ascii="Times New Roman" w:hAnsi="Times New Roman" w:cs="Times New Roman"/>
                 <w:noProof/>
               </w:rPr>
-              <w:t>Навођење слика, графикона, табела, листинга и литературе</w:t>
+              <w:t xml:space="preserve">Пројектовање и имплементација </w:t>
+            </w:r>
+            <w:r>
+              <w:rPr>
+                <w:rStyle w:val="Hyperlink"/>
+                <w:rFonts w:ascii="Times New Roman" w:hAnsi="Times New Roman" w:cs="Times New Roman"/>
+                <w:noProof/>
+                <w:lang w:val="en-US"/>
+              </w:rPr>
+              <w:t>ZKP</w:t>
+            </w:r>
+            <w:r>
+              <w:rPr>
+                <w:rStyle w:val="Hyperlink"/>
+                <w:rFonts w:ascii="Times New Roman" w:hAnsi="Times New Roman" w:cs="Times New Roman"/>
+                <w:noProof/>
+                <w:lang w:val="ru-RU"/>
+              </w:rPr>
+              <w:t xml:space="preserve"> библиотеке</w:t>
             </w:r>
             <w:r>
               <w:rPr>
@@ -8080,7 +8142,7 @@
                 <w:noProof/>
                 <w:webHidden/>
               </w:rPr>
-              <w:instrText xml:space="preserve"> PAGEREF _Toc237443370 \h </w:instrText>
+              <w:instrText xml:space="preserve"> PAGEREF _Toc237451641 \h </w:instrText>
             </w:r>
             <w:r>
               <w:rPr>
@@ -8100,7 +8162,7 @@
                 <w:noProof/>
                 <w:webHidden/>
               </w:rPr>
-              <w:t>6</w:t>
+              <w:t>8</w:t>
             </w:r>
             <w:r>
               <w:rPr>
@@ -8126,10 +8188,11 @@
               <w:lang w:val="en-US"/>
             </w:rPr>
           </w:pPr>
-          <w:hyperlink w:anchor="_Toc237443371" w:history="1">
+          <w:hyperlink w:anchor="_Toc237451642" w:history="1">
             <w:r>
               <w:rPr>
                 <w:rStyle w:val="Hyperlink"/>
+                <w:rFonts w:ascii="Times New Roman" w:hAnsi="Times New Roman" w:cs="Times New Roman"/>
                 <w:noProof/>
               </w:rPr>
               <w:t>4</w:t>
@@ -8147,9 +8210,10 @@
             <w:r>
               <w:rPr>
                 <w:rStyle w:val="Hyperlink"/>
+                <w:rFonts w:ascii="Times New Roman" w:hAnsi="Times New Roman" w:cs="Times New Roman"/>
                 <w:noProof/>
               </w:rPr>
-              <w:t>4 Презентација</w:t>
+              <w:t>Примјена библиотеке у микросервисном окружењу</w:t>
             </w:r>
             <w:r>
               <w:rPr>
@@ -8170,7 +8234,7 @@
                 <w:noProof/>
                 <w:webHidden/>
               </w:rPr>
-              <w:instrText xml:space="preserve"> PAGEREF _Toc237443371 \h </w:instrText>
+              <w:instrText xml:space="preserve"> PAGEREF _Toc237451642 \h </w:instrText>
             </w:r>
             <w:r>
               <w:rPr>
@@ -8190,7 +8254,7 @@
                 <w:noProof/>
                 <w:webHidden/>
               </w:rPr>
-              <w:t>9</w:t>
+              <w:t>11</w:t>
             </w:r>
             <w:r>
               <w:rPr>
@@ -8216,10 +8280,11 @@
               <w:lang w:val="en-US"/>
             </w:rPr>
           </w:pPr>
-          <w:hyperlink w:anchor="_Toc237443372" w:history="1">
+          <w:hyperlink w:anchor="_Toc237451643" w:history="1">
             <w:r>
               <w:rPr>
                 <w:rStyle w:val="Hyperlink"/>
+                <w:rFonts w:ascii="Times New Roman" w:hAnsi="Times New Roman" w:cs="Times New Roman"/>
                 <w:noProof/>
               </w:rPr>
               <w:t>5</w:t>
@@ -8237,9 +8302,10 @@
             <w:r>
               <w:rPr>
                 <w:rStyle w:val="Hyperlink"/>
+                <w:rFonts w:ascii="Times New Roman" w:hAnsi="Times New Roman" w:cs="Times New Roman"/>
                 <w:noProof/>
               </w:rPr>
-              <w:t>Литература</w:t>
+              <w:t>Закључак</w:t>
             </w:r>
             <w:r>
               <w:rPr>
@@ -8260,7 +8326,7 @@
                 <w:noProof/>
                 <w:webHidden/>
               </w:rPr>
-              <w:instrText xml:space="preserve"> PAGEREF _Toc237443372 \h </w:instrText>
+              <w:instrText xml:space="preserve"> PAGEREF _Toc237451643 \h </w:instrText>
             </w:r>
             <w:r>
               <w:rPr>
@@ -8280,7 +8346,7 @@
                 <w:noProof/>
                 <w:webHidden/>
               </w:rPr>
-              <w:t>10</w:t>
+              <w:t>11</w:t>
             </w:r>
             <w:r>
               <w:rPr>
@@ -8306,10 +8372,11 @@
               <w:lang w:val="en-US"/>
             </w:rPr>
           </w:pPr>
-          <w:hyperlink w:anchor="_Toc237443373" w:history="1">
+          <w:hyperlink w:anchor="_Toc237451644" w:history="1">
             <w:r>
               <w:rPr>
                 <w:rStyle w:val="Hyperlink"/>
+                <w:rFonts w:ascii="Times New Roman" w:hAnsi="Times New Roman" w:cs="Times New Roman"/>
                 <w:noProof/>
               </w:rPr>
               <w:t>6</w:t>
@@ -8327,9 +8394,10 @@
             <w:r>
               <w:rPr>
                 <w:rStyle w:val="Hyperlink"/>
+                <w:rFonts w:ascii="Times New Roman" w:hAnsi="Times New Roman" w:cs="Times New Roman"/>
                 <w:noProof/>
               </w:rPr>
-              <w:t>Биографија</w:t>
+              <w:t>Литература</w:t>
             </w:r>
             <w:r>
               <w:rPr>
@@ -8350,7 +8418,7 @@
                 <w:noProof/>
                 <w:webHidden/>
               </w:rPr>
-              <w:instrText xml:space="preserve"> PAGEREF _Toc237443373 \h </w:instrText>
+              <w:instrText xml:space="preserve"> PAGEREF _Toc237451644 \h </w:instrText>
             </w:r>
             <w:r>
               <w:rPr>
@@ -8370,7 +8438,99 @@
                 <w:noProof/>
                 <w:webHidden/>
               </w:rPr>
-              <w:t>11</w:t>
+              <w:t>12</w:t>
+            </w:r>
+            <w:r>
+              <w:rPr>
+                <w:noProof/>
+                <w:webHidden/>
+              </w:rPr>
+              <w:fldChar w:fldCharType="end"/>
+            </w:r>
+          </w:hyperlink>
+        </w:p>
+        <w:p>
+          <w:pPr>
+            <w:pStyle w:val="TOC1"/>
+            <w:tabs>
+              <w:tab w:val="left" w:pos="440"/>
+              <w:tab w:val="right" w:leader="dot" w:pos="9304"/>
+            </w:tabs>
+            <w:rPr>
+              <w:rFonts w:eastAsiaTheme="minorEastAsia"/>
+              <w:noProof/>
+              <w:sz w:val="24"/>
+              <w:szCs w:val="24"/>
+              <w:lang w:val="en-US"/>
+            </w:rPr>
+          </w:pPr>
+          <w:hyperlink w:anchor="_Toc237451645" w:history="1">
+            <w:r>
+              <w:rPr>
+                <w:rStyle w:val="Hyperlink"/>
+                <w:rFonts w:ascii="Times New Roman" w:hAnsi="Times New Roman" w:cs="Times New Roman"/>
+                <w:noProof/>
+              </w:rPr>
+              <w:t>7</w:t>
+            </w:r>
+            <w:r>
+              <w:rPr>
+                <w:rFonts w:eastAsiaTheme="minorEastAsia"/>
+                <w:noProof/>
+                <w:sz w:val="24"/>
+                <w:szCs w:val="24"/>
+                <w:lang w:val="en-US"/>
+              </w:rPr>
+              <w:tab/>
+            </w:r>
+            <w:r>
+              <w:rPr>
+                <w:rStyle w:val="Hyperlink"/>
+                <w:rFonts w:ascii="Times New Roman" w:hAnsi="Times New Roman" w:cs="Times New Roman"/>
+                <w:noProof/>
+              </w:rPr>
+              <w:t>Биографија</w:t>
+            </w:r>
+            <w:r>
+              <w:rPr>
+                <w:noProof/>
+                <w:webHidden/>
+              </w:rPr>
+              <w:tab/>
+            </w:r>
+            <w:r>
+              <w:rPr>
+                <w:noProof/>
+                <w:webHidden/>
+              </w:rPr>
+              <w:fldChar w:fldCharType="begin"/>
+            </w:r>
+            <w:r>
+              <w:rPr>
+                <w:noProof/>
+                <w:webHidden/>
+              </w:rPr>
+              <w:instrText xml:space="preserve"> PAGEREF _Toc237451645 \h </w:instrText>
+            </w:r>
+            <w:r>
+              <w:rPr>
+                <w:noProof/>
+                <w:webHidden/>
+              </w:rPr>
+            </w:r>
+            <w:r>
+              <w:rPr>
+                <w:noProof/>
+                <w:webHidden/>
+              </w:rPr>
+              <w:fldChar w:fldCharType="separate"/>
+            </w:r>
+            <w:r>
+              <w:rPr>
+                <w:noProof/>
+                <w:webHidden/>
+              </w:rPr>
+              <w:t>13</w:t>
             </w:r>
             <w:r>
               <w:rPr>
@@ -8440,7 +8600,7 @@
           <w:rFonts w:ascii="Times New Roman" w:hAnsi="Times New Roman" w:cs="Times New Roman"/>
         </w:rPr>
       </w:pPr>
-      <w:bookmarkStart w:id="0" w:name="_Toc237443360"/>
+      <w:bookmarkStart w:id="0" w:name="_Toc237451631"/>
       <w:r>
         <w:rPr>
           <w:rFonts w:ascii="Times New Roman" w:hAnsi="Times New Roman" w:cs="Times New Roman"/>
@@ -8505,13 +8665,6 @@
           <w:sz w:val="24"/>
           <w:szCs w:val="24"/>
         </w:rPr>
-      </w:r>
-      <w:r>
-        <w:rPr>
-          <w:rFonts w:ascii="Times New Roman" w:hAnsi="Times New Roman" w:cs="Times New Roman"/>
-          <w:sz w:val="24"/>
-          <w:szCs w:val="24"/>
-        </w:rPr>
         <w:instrText xml:space="preserve"> \* MERGEFORMAT </w:instrText>
       </w:r>
       <w:r>
@@ -8520,6 +8673,13 @@
           <w:sz w:val="24"/>
           <w:szCs w:val="24"/>
         </w:rPr>
+      </w:r>
+      <w:r>
+        <w:rPr>
+          <w:rFonts w:ascii="Times New Roman" w:hAnsi="Times New Roman" w:cs="Times New Roman"/>
+          <w:sz w:val="24"/>
+          <w:szCs w:val="24"/>
+        </w:rPr>
         <w:fldChar w:fldCharType="separate"/>
       </w:r>
       <w:r>
@@ -8568,14 +8728,14 @@
           <w:sz w:val="24"/>
           <w:szCs w:val="24"/>
         </w:rPr>
-      </w:r>
-      <w:r>
-        <w:rPr>
-          <w:rFonts w:ascii="Times New Roman" w:hAnsi="Times New Roman" w:cs="Times New Roman"/>
-          <w:sz w:val="24"/>
-          <w:szCs w:val="24"/>
-        </w:rPr>
         <w:instrText xml:space="preserve"> \* MERGEFORMAT </w:instrText>
+      </w:r>
+      <w:r>
+        <w:rPr>
+          <w:rFonts w:ascii="Times New Roman" w:hAnsi="Times New Roman" w:cs="Times New Roman"/>
+          <w:sz w:val="24"/>
+          <w:szCs w:val="24"/>
+        </w:rPr>
       </w:r>
       <w:r>
         <w:rPr>
@@ -8667,13 +8827,6 @@
           <w:sz w:val="24"/>
           <w:szCs w:val="24"/>
         </w:rPr>
-      </w:r>
-      <w:r>
-        <w:rPr>
-          <w:rFonts w:ascii="Times New Roman" w:hAnsi="Times New Roman" w:cs="Times New Roman"/>
-          <w:sz w:val="24"/>
-          <w:szCs w:val="24"/>
-        </w:rPr>
         <w:instrText xml:space="preserve"> \* MERGEFORMAT </w:instrText>
       </w:r>
       <w:r>
@@ -8682,6 +8835,13 @@
           <w:sz w:val="24"/>
           <w:szCs w:val="24"/>
         </w:rPr>
+      </w:r>
+      <w:r>
+        <w:rPr>
+          <w:rFonts w:ascii="Times New Roman" w:hAnsi="Times New Roman" w:cs="Times New Roman"/>
+          <w:sz w:val="24"/>
+          <w:szCs w:val="24"/>
+        </w:rPr>
         <w:fldChar w:fldCharType="separate"/>
       </w:r>
       <w:r>
@@ -8730,14 +8890,14 @@
           <w:sz w:val="24"/>
           <w:szCs w:val="24"/>
         </w:rPr>
-      </w:r>
-      <w:r>
-        <w:rPr>
-          <w:rFonts w:ascii="Times New Roman" w:hAnsi="Times New Roman" w:cs="Times New Roman"/>
-          <w:sz w:val="24"/>
-          <w:szCs w:val="24"/>
-        </w:rPr>
         <w:instrText xml:space="preserve"> \* MERGEFORMAT </w:instrText>
+      </w:r>
+      <w:r>
+        <w:rPr>
+          <w:rFonts w:ascii="Times New Roman" w:hAnsi="Times New Roman" w:cs="Times New Roman"/>
+          <w:sz w:val="24"/>
+          <w:szCs w:val="24"/>
+        </w:rPr>
       </w:r>
       <w:r>
         <w:rPr>
@@ -8893,13 +9053,6 @@
           <w:sz w:val="24"/>
           <w:szCs w:val="24"/>
         </w:rPr>
-      </w:r>
-      <w:r>
-        <w:rPr>
-          <w:rFonts w:ascii="Times New Roman" w:hAnsi="Times New Roman" w:cs="Times New Roman"/>
-          <w:sz w:val="24"/>
-          <w:szCs w:val="24"/>
-        </w:rPr>
         <w:instrText xml:space="preserve"> \* MERGEFORMAT </w:instrText>
       </w:r>
       <w:r>
@@ -8908,6 +9061,13 @@
           <w:sz w:val="24"/>
           <w:szCs w:val="24"/>
         </w:rPr>
+      </w:r>
+      <w:r>
+        <w:rPr>
+          <w:rFonts w:ascii="Times New Roman" w:hAnsi="Times New Roman" w:cs="Times New Roman"/>
+          <w:sz w:val="24"/>
+          <w:szCs w:val="24"/>
+        </w:rPr>
         <w:fldChar w:fldCharType="separate"/>
       </w:r>
       <w:r>
@@ -8956,14 +9116,14 @@
           <w:sz w:val="24"/>
           <w:szCs w:val="24"/>
         </w:rPr>
-      </w:r>
-      <w:r>
-        <w:rPr>
-          <w:rFonts w:ascii="Times New Roman" w:hAnsi="Times New Roman" w:cs="Times New Roman"/>
-          <w:sz w:val="24"/>
-          <w:szCs w:val="24"/>
-        </w:rPr>
         <w:instrText xml:space="preserve"> \* MERGEFORMAT </w:instrText>
+      </w:r>
+      <w:r>
+        <w:rPr>
+          <w:rFonts w:ascii="Times New Roman" w:hAnsi="Times New Roman" w:cs="Times New Roman"/>
+          <w:sz w:val="24"/>
+          <w:szCs w:val="24"/>
+        </w:rPr>
       </w:r>
       <w:r>
         <w:rPr>
@@ -9139,7 +9299,7 @@
           <w:rFonts w:ascii="Times New Roman" w:hAnsi="Times New Roman" w:cs="Times New Roman"/>
           <w:sz w:val="24"/>
           <w:szCs w:val="24"/>
-          <w:lang w:val="en-US"/>
+          <w:lang w:val="ru-RU"/>
         </w:rPr>
       </w:pPr>
     </w:p>
@@ -9150,7 +9310,7 @@
           <w:rFonts w:ascii="Times New Roman" w:hAnsi="Times New Roman" w:cs="Times New Roman"/>
           <w:sz w:val="24"/>
           <w:szCs w:val="24"/>
-          <w:lang w:val="en-US"/>
+          <w:lang w:val="ru-RU"/>
         </w:rPr>
       </w:pPr>
     </w:p>
@@ -9161,7 +9321,7 @@
           <w:rFonts w:ascii="Times New Roman" w:hAnsi="Times New Roman" w:cs="Times New Roman"/>
           <w:sz w:val="24"/>
           <w:szCs w:val="24"/>
-          <w:lang w:val="en-US"/>
+          <w:lang w:val="ru-RU"/>
         </w:rPr>
       </w:pPr>
     </w:p>
@@ -9172,7 +9332,7 @@
           <w:rFonts w:ascii="Times New Roman" w:hAnsi="Times New Roman" w:cs="Times New Roman"/>
           <w:sz w:val="24"/>
           <w:szCs w:val="24"/>
-          <w:lang w:val="en-US"/>
+          <w:lang w:val="ru-RU"/>
         </w:rPr>
       </w:pPr>
     </w:p>
@@ -9180,7 +9340,7 @@
       <w:pPr>
         <w:pStyle w:val="Heading1"/>
       </w:pPr>
-      <w:bookmarkStart w:id="1" w:name="_Toc237443361"/>
+      <w:bookmarkStart w:id="1" w:name="_Toc237451632"/>
       <w:r>
         <w:lastRenderedPageBreak/>
         <w:t xml:space="preserve">Теоријске основе </w:t>
@@ -9191,11 +9351,43 @@
           <w:iCs/>
           <w:lang w:val="en-US"/>
         </w:rPr>
-        <w:t>Zero-Knowledge Proof</w:t>
-      </w:r>
-      <w:r>
-        <w:rPr>
+        <w:t>Zero</w:t>
+      </w:r>
+      <w:r>
+        <w:rPr>
+          <w:i/>
+          <w:iCs/>
+          <w:lang w:val="ru-RU"/>
+        </w:rPr>
+        <w:t>-</w:t>
+      </w:r>
+      <w:r>
+        <w:rPr>
+          <w:i/>
+          <w:iCs/>
           <w:lang w:val="en-US"/>
+        </w:rPr>
+        <w:t>Knowledge</w:t>
+      </w:r>
+      <w:r>
+        <w:rPr>
+          <w:i/>
+          <w:iCs/>
+          <w:lang w:val="ru-RU"/>
+        </w:rPr>
+        <w:t xml:space="preserve"> </w:t>
+      </w:r>
+      <w:r>
+        <w:rPr>
+          <w:i/>
+          <w:iCs/>
+          <w:lang w:val="en-US"/>
+        </w:rPr>
+        <w:t>Proof</w:t>
+      </w:r>
+      <w:r>
+        <w:rPr>
+          <w:lang w:val="ru-RU"/>
         </w:rPr>
         <w:t xml:space="preserve"> </w:t>
       </w:r>
@@ -9221,15 +9413,7 @@
           <w:sz w:val="24"/>
           <w:szCs w:val="24"/>
         </w:rPr>
-        <w:t xml:space="preserve">У овом </w:t>
-      </w:r>
-      <w:r>
-        <w:rPr>
-          <w:rFonts w:ascii="Times New Roman" w:hAnsi="Times New Roman" w:cs="Times New Roman"/>
-          <w:sz w:val="24"/>
-          <w:szCs w:val="24"/>
-        </w:rPr>
-        <w:t xml:space="preserve">поглављу детаљније ћемо размотрити </w:t>
+        <w:t xml:space="preserve">У овом поглављу детаљније ћемо размотрити </w:t>
       </w:r>
       <w:r>
         <w:rPr>
@@ -9289,7 +9473,7 @@
       <w:pPr>
         <w:pStyle w:val="Heading2"/>
       </w:pPr>
-      <w:bookmarkStart w:id="2" w:name="_Toc237443362"/>
+      <w:bookmarkStart w:id="2" w:name="_Toc237451633"/>
       <w:r>
         <w:t xml:space="preserve">Основни концепт </w:t>
       </w:r>
@@ -9915,7 +10099,7 @@
           <w:rFonts w:ascii="Times New Roman" w:hAnsi="Times New Roman" w:cs="Times New Roman"/>
         </w:rPr>
       </w:pPr>
-      <w:bookmarkStart w:id="3" w:name="_Toc237443363"/>
+      <w:bookmarkStart w:id="3" w:name="_Toc237451634"/>
       <w:r>
         <w:rPr>
           <w:rFonts w:ascii="Times New Roman" w:hAnsi="Times New Roman" w:cs="Times New Roman"/>
@@ -9984,7 +10168,7 @@
           <w:rFonts w:ascii="Times New Roman" w:hAnsi="Times New Roman" w:cs="Times New Roman"/>
         </w:rPr>
       </w:pPr>
-      <w:bookmarkStart w:id="4" w:name="_Toc237443364"/>
+      <w:bookmarkStart w:id="4" w:name="_Toc237451635"/>
       <w:r>
         <w:rPr>
           <w:rFonts w:ascii="Times New Roman" w:hAnsi="Times New Roman" w:cs="Times New Roman"/>
@@ -10059,7 +10243,7 @@
       <w:pPr>
         <w:pStyle w:val="Heading3"/>
       </w:pPr>
-      <w:bookmarkStart w:id="5" w:name="_Toc237443365"/>
+      <w:bookmarkStart w:id="5" w:name="_Toc237451636"/>
       <w:r>
         <w:t>Поузданост</w:t>
       </w:r>
@@ -10615,7 +10799,7 @@
       <w:pPr>
         <w:pStyle w:val="Heading3"/>
       </w:pPr>
-      <w:bookmarkStart w:id="6" w:name="_Toc237443366"/>
+      <w:bookmarkStart w:id="6" w:name="_Toc237451637"/>
       <w:r>
         <w:t>Нулто знање</w:t>
       </w:r>
@@ -11403,7 +11587,7 @@
       <w:pPr>
         <w:pStyle w:val="Heading2"/>
       </w:pPr>
-      <w:bookmarkStart w:id="7" w:name="_Toc237443367"/>
+      <w:bookmarkStart w:id="7" w:name="_Toc237451638"/>
       <w:r>
         <w:lastRenderedPageBreak/>
         <w:t xml:space="preserve">Начин функционисања </w:t>
@@ -13159,10 +13343,9 @@
         <w:rPr>
           <w:i/>
           <w:iCs/>
-          <w:lang w:val="en-US"/>
-        </w:rPr>
-      </w:pPr>
-      <w:bookmarkStart w:id="8" w:name="_Toc237443368"/>
+        </w:rPr>
+      </w:pPr>
+      <w:bookmarkStart w:id="8" w:name="_Toc237451639"/>
       <w:r>
         <w:lastRenderedPageBreak/>
         <w:t xml:space="preserve">Интерактивни  </w:t>
@@ -13180,13 +13363,1019 @@
     <w:p>
       <w:pPr>
         <w:ind w:left="288"/>
-        <w:rPr>
-          <w:rFonts w:asciiTheme="majorHAnsi" w:eastAsiaTheme="majorEastAsia" w:hAnsiTheme="majorHAnsi" w:cstheme="majorBidi"/>
+        <w:jc w:val="both"/>
+        <w:rPr>
+          <w:rFonts w:ascii="Times New Roman" w:hAnsi="Times New Roman" w:cs="Times New Roman"/>
+          <w:sz w:val="24"/>
+          <w:szCs w:val="24"/>
+        </w:rPr>
+      </w:pPr>
+      <w:r>
+        <w:rPr>
+          <w:rFonts w:ascii="Times New Roman" w:hAnsi="Times New Roman" w:cs="Times New Roman"/>
+          <w:sz w:val="24"/>
+          <w:szCs w:val="24"/>
+        </w:rPr>
+        <w:t xml:space="preserve">Интерактивни </w:t>
+      </w:r>
+      <w:r>
+        <w:rPr>
+          <w:rFonts w:ascii="Times New Roman" w:hAnsi="Times New Roman" w:cs="Times New Roman"/>
+          <w:i/>
+          <w:iCs/>
+          <w:sz w:val="24"/>
+          <w:szCs w:val="24"/>
+        </w:rPr>
+        <w:t>Zero-Knowledge Proof</w:t>
+      </w:r>
+      <w:r>
+        <w:rPr>
+          <w:rFonts w:ascii="Times New Roman" w:hAnsi="Times New Roman" w:cs="Times New Roman"/>
+          <w:sz w:val="24"/>
+          <w:szCs w:val="24"/>
+        </w:rPr>
+        <w:t xml:space="preserve"> протоколи представљају протоколе код којих доказивач (</w:t>
+      </w:r>
+      <w:r>
+        <w:rPr>
+          <w:rFonts w:ascii="Times New Roman" w:hAnsi="Times New Roman" w:cs="Times New Roman"/>
+          <w:i/>
+          <w:iCs/>
+          <w:sz w:val="24"/>
+          <w:szCs w:val="24"/>
+        </w:rPr>
+        <w:t>prover</w:t>
+      </w:r>
+      <w:r>
+        <w:rPr>
+          <w:rFonts w:ascii="Times New Roman" w:hAnsi="Times New Roman" w:cs="Times New Roman"/>
+          <w:sz w:val="24"/>
+          <w:szCs w:val="24"/>
+        </w:rPr>
+        <w:t>) и провјерилац (</w:t>
+      </w:r>
+      <w:r>
+        <w:rPr>
+          <w:rFonts w:ascii="Times New Roman" w:hAnsi="Times New Roman" w:cs="Times New Roman"/>
+          <w:i/>
+          <w:iCs/>
+          <w:sz w:val="24"/>
+          <w:szCs w:val="24"/>
+        </w:rPr>
+        <w:t>verifier</w:t>
+      </w:r>
+      <w:r>
+        <w:rPr>
+          <w:rFonts w:ascii="Times New Roman" w:hAnsi="Times New Roman" w:cs="Times New Roman"/>
+          <w:sz w:val="24"/>
+          <w:szCs w:val="24"/>
+        </w:rPr>
+        <w:t>) међусобно комуницирају током процеса доказивања. За разлику од приступа код којих је довољно формирати доказ и прослиједити га на провјеру, код интерактивних протокола доказ се заснива на размјени више порука између учесника. Циљ ове комуникације је да доказивач увјери провјериоца да посједује одређену тајну информацију, без откривања саме информације.</w:t>
+      </w:r>
+    </w:p>
+    <w:p>
+      <w:pPr>
+        <w:ind w:left="288"/>
+        <w:jc w:val="both"/>
+        <w:rPr>
+          <w:rFonts w:ascii="Times New Roman" w:hAnsi="Times New Roman" w:cs="Times New Roman"/>
+          <w:sz w:val="24"/>
+          <w:szCs w:val="24"/>
+        </w:rPr>
+      </w:pPr>
+      <w:r>
+        <w:rPr>
+          <w:rFonts w:ascii="Times New Roman" w:hAnsi="Times New Roman" w:cs="Times New Roman"/>
+          <w:sz w:val="24"/>
+          <w:szCs w:val="24"/>
+        </w:rPr>
+        <w:t>Основни интерактивни протокол може се посматрати кроз три корака: формирање обавезе (</w:t>
+      </w:r>
+      <w:r>
+        <w:rPr>
+          <w:rFonts w:ascii="Times New Roman" w:hAnsi="Times New Roman" w:cs="Times New Roman"/>
+          <w:i/>
+          <w:iCs/>
+          <w:sz w:val="24"/>
+          <w:szCs w:val="24"/>
+        </w:rPr>
+        <w:t>commitment</w:t>
+      </w:r>
+      <w:r>
+        <w:rPr>
+          <w:rFonts w:ascii="Times New Roman" w:hAnsi="Times New Roman" w:cs="Times New Roman"/>
+          <w:sz w:val="24"/>
+          <w:szCs w:val="24"/>
+        </w:rPr>
+        <w:t>), задавање изазова (</w:t>
+      </w:r>
+      <w:r>
+        <w:rPr>
+          <w:rFonts w:ascii="Times New Roman" w:hAnsi="Times New Roman" w:cs="Times New Roman"/>
+          <w:i/>
+          <w:iCs/>
+          <w:sz w:val="24"/>
+          <w:szCs w:val="24"/>
+        </w:rPr>
+        <w:t>challenge</w:t>
+      </w:r>
+      <w:r>
+        <w:rPr>
+          <w:rFonts w:ascii="Times New Roman" w:hAnsi="Times New Roman" w:cs="Times New Roman"/>
+          <w:sz w:val="24"/>
+          <w:szCs w:val="24"/>
+        </w:rPr>
+        <w:t>) и слање одговора (</w:t>
+      </w:r>
+      <w:r>
+        <w:rPr>
+          <w:rFonts w:ascii="Times New Roman" w:hAnsi="Times New Roman" w:cs="Times New Roman"/>
+          <w:i/>
+          <w:iCs/>
+          <w:sz w:val="24"/>
+          <w:szCs w:val="24"/>
+        </w:rPr>
+        <w:t>response</w:t>
+      </w:r>
+      <w:r>
+        <w:rPr>
+          <w:rFonts w:ascii="Times New Roman" w:hAnsi="Times New Roman" w:cs="Times New Roman"/>
+          <w:sz w:val="24"/>
+          <w:szCs w:val="24"/>
+        </w:rPr>
+        <w:t>). На почетку доказивач на основу тајне коју посједује и случајно генерисане вриједности формира обавезу коју просљеђује провјериоцу. Ова вриједност не треба да омогући провјериоцу да на основу ње одреди тајну коју доказивач посједује.</w:t>
+      </w:r>
+    </w:p>
+    <w:p>
+      <w:pPr>
+        <w:ind w:left="288"/>
+        <w:jc w:val="both"/>
+        <w:rPr>
+          <w:rFonts w:ascii="Times New Roman" w:eastAsiaTheme="majorEastAsia" w:hAnsi="Times New Roman" w:cs="Times New Roman"/>
           <w:color w:val="000000" w:themeColor="text1"/>
-          <w:sz w:val="32"/>
-          <w:szCs w:val="32"/>
+          <w:sz w:val="24"/>
+          <w:szCs w:val="24"/>
+          <w:lang w:val="ru-RU"/>
+        </w:rPr>
+      </w:pPr>
+      <w:r>
+        <w:rPr>
+          <w:rFonts w:ascii="Times New Roman" w:eastAsiaTheme="majorEastAsia" w:hAnsi="Times New Roman" w:cs="Times New Roman"/>
+          <w:color w:val="000000" w:themeColor="text1"/>
+          <w:sz w:val="24"/>
+          <w:szCs w:val="24"/>
+        </w:rPr>
+        <w:t>Након пријема обавезе, провјерилац генерише случајни изазов и просљеђује га доказивачу. Доказивач користећи примљени изазов, своју тајну и претходно кориштене податке, формира одговор. На основу добијене обавезе, послатог изазова и примљеног одговора, провјерилац провјерава да ли је испуњен услов дефинисан конкретним протоколом и доноси одлуку о прихватању или одбијању доказа</w:t>
+      </w:r>
+      <w:r>
+        <w:rPr>
+          <w:rFonts w:ascii="Times New Roman" w:eastAsiaTheme="majorEastAsia" w:hAnsi="Times New Roman" w:cs="Times New Roman"/>
+          <w:color w:val="000000" w:themeColor="text1"/>
+          <w:sz w:val="24"/>
+          <w:szCs w:val="24"/>
+        </w:rPr>
+        <w:t>.</w:t>
+      </w:r>
+    </w:p>
+    <w:p>
+      <w:pPr>
+        <w:ind w:left="288"/>
+        <w:jc w:val="both"/>
+        <w:rPr>
+          <w:rFonts w:ascii="Times New Roman" w:eastAsiaTheme="majorEastAsia" w:hAnsi="Times New Roman" w:cs="Times New Roman"/>
+          <w:color w:val="000000" w:themeColor="text1"/>
+          <w:sz w:val="24"/>
+          <w:szCs w:val="24"/>
+          <w:lang w:val="ru-RU"/>
+        </w:rPr>
+      </w:pPr>
+      <w:r>
+        <w:rPr>
+          <w:rFonts w:ascii="Times New Roman" w:eastAsiaTheme="majorEastAsia" w:hAnsi="Times New Roman" w:cs="Times New Roman"/>
+          <w:color w:val="000000" w:themeColor="text1"/>
+          <w:sz w:val="24"/>
+          <w:szCs w:val="24"/>
+        </w:rPr>
+        <w:t>Основни ток комуникације између доказивача и провјериоца приказуј</w:t>
+      </w:r>
+      <w:r>
+        <w:rPr>
+          <w:rFonts w:ascii="Times New Roman" w:eastAsiaTheme="majorEastAsia" w:hAnsi="Times New Roman" w:cs="Times New Roman"/>
+          <w:color w:val="000000" w:themeColor="text1"/>
+          <w:sz w:val="24"/>
+          <w:szCs w:val="24"/>
+        </w:rPr>
+        <w:t>е</w:t>
+      </w:r>
+      <w:r>
+        <w:rPr>
+          <w:rFonts w:ascii="Times New Roman" w:eastAsiaTheme="majorEastAsia" w:hAnsi="Times New Roman" w:cs="Times New Roman"/>
+          <w:color w:val="000000" w:themeColor="text1"/>
+          <w:sz w:val="24"/>
+          <w:szCs w:val="24"/>
+          <w:lang w:val="ru-RU"/>
+        </w:rPr>
+        <w:t xml:space="preserve"> </w:t>
+      </w:r>
+      <w:r>
+        <w:rPr>
+          <w:rFonts w:ascii="Times New Roman" w:eastAsiaTheme="majorEastAsia" w:hAnsi="Times New Roman" w:cs="Times New Roman"/>
+          <w:color w:val="000000" w:themeColor="text1"/>
+          <w:sz w:val="24"/>
+          <w:szCs w:val="24"/>
+          <w:lang w:val="ru-RU"/>
+        </w:rPr>
+        <w:fldChar w:fldCharType="begin"/>
+      </w:r>
+      <w:r>
+        <w:rPr>
+          <w:rFonts w:ascii="Times New Roman" w:eastAsiaTheme="majorEastAsia" w:hAnsi="Times New Roman" w:cs="Times New Roman"/>
+          <w:color w:val="000000" w:themeColor="text1"/>
+          <w:sz w:val="24"/>
+          <w:szCs w:val="24"/>
+          <w:lang w:val="ru-RU"/>
+        </w:rPr>
+        <w:instrText xml:space="preserve"> REF _Ref237452808 \h </w:instrText>
+      </w:r>
+      <w:r>
+        <w:rPr>
+          <w:rFonts w:ascii="Times New Roman" w:eastAsiaTheme="majorEastAsia" w:hAnsi="Times New Roman" w:cs="Times New Roman"/>
+          <w:color w:val="000000" w:themeColor="text1"/>
+          <w:sz w:val="24"/>
+          <w:szCs w:val="24"/>
+          <w:lang w:val="ru-RU"/>
+        </w:rPr>
+      </w:r>
+      <w:r>
+        <w:rPr>
+          <w:rFonts w:ascii="Times New Roman" w:eastAsiaTheme="majorEastAsia" w:hAnsi="Times New Roman" w:cs="Times New Roman"/>
+          <w:color w:val="000000" w:themeColor="text1"/>
+          <w:sz w:val="24"/>
+          <w:szCs w:val="24"/>
+          <w:lang w:val="ru-RU"/>
+        </w:rPr>
+        <w:instrText xml:space="preserve"> \* MERGEFORMAT </w:instrText>
+      </w:r>
+      <w:r>
+        <w:rPr>
+          <w:rFonts w:ascii="Times New Roman" w:eastAsiaTheme="majorEastAsia" w:hAnsi="Times New Roman" w:cs="Times New Roman"/>
+          <w:color w:val="000000" w:themeColor="text1"/>
+          <w:sz w:val="24"/>
+          <w:szCs w:val="24"/>
+          <w:lang w:val="ru-RU"/>
+        </w:rPr>
+        <w:fldChar w:fldCharType="separate"/>
+      </w:r>
+      <w:r>
+        <w:rPr>
+          <w:rFonts w:ascii="Times New Roman" w:hAnsi="Times New Roman" w:cs="Times New Roman"/>
+          <w:sz w:val="24"/>
+          <w:szCs w:val="24"/>
+        </w:rPr>
+        <w:t>Сли</w:t>
+      </w:r>
+      <w:r>
+        <w:rPr>
+          <w:rFonts w:ascii="Times New Roman" w:hAnsi="Times New Roman" w:cs="Times New Roman"/>
+          <w:sz w:val="24"/>
+          <w:szCs w:val="24"/>
+        </w:rPr>
+        <w:t>к</w:t>
+      </w:r>
+      <w:r>
+        <w:rPr>
+          <w:rFonts w:ascii="Times New Roman" w:hAnsi="Times New Roman" w:cs="Times New Roman"/>
+          <w:sz w:val="24"/>
+          <w:szCs w:val="24"/>
+        </w:rPr>
+        <w:t>а</w:t>
+      </w:r>
+      <w:r>
+        <w:rPr>
+          <w:rFonts w:ascii="Times New Roman" w:hAnsi="Times New Roman" w:cs="Times New Roman"/>
+          <w:sz w:val="24"/>
+          <w:szCs w:val="24"/>
+        </w:rPr>
+        <w:t xml:space="preserve"> </w:t>
+      </w:r>
+      <w:r>
+        <w:rPr>
+          <w:rFonts w:ascii="Times New Roman" w:hAnsi="Times New Roman" w:cs="Times New Roman"/>
+          <w:noProof/>
+          <w:sz w:val="24"/>
+          <w:szCs w:val="24"/>
+        </w:rPr>
+        <w:t>1</w:t>
+      </w:r>
+      <w:r>
+        <w:rPr>
+          <w:rFonts w:ascii="Times New Roman" w:eastAsiaTheme="majorEastAsia" w:hAnsi="Times New Roman" w:cs="Times New Roman"/>
+          <w:color w:val="000000" w:themeColor="text1"/>
+          <w:sz w:val="24"/>
+          <w:szCs w:val="24"/>
+          <w:lang w:val="ru-RU"/>
+        </w:rPr>
+        <w:fldChar w:fldCharType="end"/>
+      </w:r>
+      <w:r>
+        <w:rPr>
+          <w:rFonts w:ascii="Times New Roman" w:eastAsiaTheme="majorEastAsia" w:hAnsi="Times New Roman" w:cs="Times New Roman"/>
+          <w:color w:val="000000" w:themeColor="text1"/>
+          <w:sz w:val="24"/>
+          <w:szCs w:val="24"/>
+        </w:rPr>
+        <w:t>.</w:t>
+      </w:r>
+    </w:p>
+    <w:p>
+      <w:pPr>
+        <w:keepNext/>
+        <w:ind w:left="288"/>
+        <w:jc w:val="center"/>
+      </w:pPr>
+      <w:r>
+        <w:rPr>
+          <w:rFonts w:ascii="Times New Roman" w:eastAsiaTheme="majorEastAsia" w:hAnsi="Times New Roman" w:cs="Times New Roman"/>
+          <w:noProof/>
+          <w:color w:val="000000" w:themeColor="text1"/>
+          <w:sz w:val="24"/>
+          <w:szCs w:val="24"/>
           <w:lang w:val="en-US"/>
         </w:rPr>
+        <w:drawing>
+          <wp:inline distT="0" distB="0" distL="0" distR="0" wp14:anchorId="570FC397" wp14:editId="1E629C96">
+            <wp:extent cx="2962656" cy="1929384"/>
+            <wp:effectExtent l="0" t="0" r="0" b="0"/>
+            <wp:docPr id="684311600" name="Picture 3"/>
+            <wp:cNvGraphicFramePr>
+              <a:graphicFrameLocks xmlns:a="http://schemas.openxmlformats.org/drawingml/2006/main" noChangeAspect="1"/>
+            </wp:cNvGraphicFramePr>
+            <a:graphic xmlns:a="http://schemas.openxmlformats.org/drawingml/2006/main">
+              <a:graphicData uri="http://schemas.openxmlformats.org/drawingml/2006/picture">
+                <pic:pic xmlns:pic="http://schemas.openxmlformats.org/drawingml/2006/picture">
+                  <pic:nvPicPr>
+                    <pic:cNvPr id="684311600" name="Picture 684311600"/>
+                    <pic:cNvPicPr/>
+                  </pic:nvPicPr>
+                  <pic:blipFill>
+                    <a:blip r:embed="rId31" cstate="print">
+                      <a:extLst>
+                        <a:ext uri="{28A0092B-C50C-407E-A947-70E740481C1C}">
+                          <a14:useLocalDpi xmlns:a14="http://schemas.microsoft.com/office/drawing/2010/main" val="0"/>
+                        </a:ext>
+                      </a:extLst>
+                    </a:blip>
+                    <a:stretch>
+                      <a:fillRect/>
+                    </a:stretch>
+                  </pic:blipFill>
+                  <pic:spPr>
+                    <a:xfrm>
+                      <a:off x="0" y="0"/>
+                      <a:ext cx="2962656" cy="1929384"/>
+                    </a:xfrm>
+                    <a:prstGeom prst="rect">
+                      <a:avLst/>
+                    </a:prstGeom>
+                  </pic:spPr>
+                </pic:pic>
+              </a:graphicData>
+            </a:graphic>
+          </wp:inline>
+        </w:drawing>
+      </w:r>
+    </w:p>
+    <w:p>
+      <w:pPr>
+        <w:pStyle w:val="Caption"/>
+        <w:ind w:firstLine="288"/>
+        <w:jc w:val="center"/>
+        <w:rPr>
+          <w:rFonts w:ascii="Times New Roman" w:hAnsi="Times New Roman" w:cs="Times New Roman"/>
+          <w:i w:val="0"/>
+          <w:iCs w:val="0"/>
+          <w:sz w:val="24"/>
+          <w:szCs w:val="24"/>
+        </w:rPr>
+      </w:pPr>
+      <w:bookmarkStart w:id="9" w:name="_Ref237452802"/>
+      <w:bookmarkStart w:id="10" w:name="_Ref237452808"/>
+      <w:r>
+        <w:rPr>
+          <w:rFonts w:ascii="Times New Roman" w:hAnsi="Times New Roman" w:cs="Times New Roman"/>
+          <w:i w:val="0"/>
+          <w:iCs w:val="0"/>
+          <w:sz w:val="24"/>
+          <w:szCs w:val="24"/>
+        </w:rPr>
+        <w:t xml:space="preserve">Слика </w:t>
+      </w:r>
+      <w:r>
+        <w:rPr>
+          <w:rFonts w:ascii="Times New Roman" w:hAnsi="Times New Roman" w:cs="Times New Roman"/>
+          <w:i w:val="0"/>
+          <w:iCs w:val="0"/>
+          <w:sz w:val="24"/>
+          <w:szCs w:val="24"/>
+        </w:rPr>
+        <w:fldChar w:fldCharType="begin"/>
+      </w:r>
+      <w:r>
+        <w:rPr>
+          <w:rFonts w:ascii="Times New Roman" w:hAnsi="Times New Roman" w:cs="Times New Roman"/>
+          <w:i w:val="0"/>
+          <w:iCs w:val="0"/>
+          <w:sz w:val="24"/>
+          <w:szCs w:val="24"/>
+        </w:rPr>
+        <w:instrText xml:space="preserve"> SEQ Слика \* ARABIC </w:instrText>
+      </w:r>
+      <w:r>
+        <w:rPr>
+          <w:rFonts w:ascii="Times New Roman" w:hAnsi="Times New Roman" w:cs="Times New Roman"/>
+          <w:i w:val="0"/>
+          <w:iCs w:val="0"/>
+          <w:sz w:val="24"/>
+          <w:szCs w:val="24"/>
+        </w:rPr>
+        <w:fldChar w:fldCharType="separate"/>
+      </w:r>
+      <w:r>
+        <w:rPr>
+          <w:rFonts w:ascii="Times New Roman" w:hAnsi="Times New Roman" w:cs="Times New Roman"/>
+          <w:i w:val="0"/>
+          <w:iCs w:val="0"/>
+          <w:noProof/>
+          <w:sz w:val="24"/>
+          <w:szCs w:val="24"/>
+        </w:rPr>
+        <w:t>1</w:t>
+      </w:r>
+      <w:r>
+        <w:rPr>
+          <w:rFonts w:ascii="Times New Roman" w:hAnsi="Times New Roman" w:cs="Times New Roman"/>
+          <w:i w:val="0"/>
+          <w:iCs w:val="0"/>
+          <w:sz w:val="24"/>
+          <w:szCs w:val="24"/>
+        </w:rPr>
+        <w:fldChar w:fldCharType="end"/>
+      </w:r>
+      <w:bookmarkEnd w:id="10"/>
+      <w:r>
+        <w:rPr>
+          <w:rFonts w:ascii="Times New Roman" w:hAnsi="Times New Roman" w:cs="Times New Roman"/>
+          <w:i w:val="0"/>
+          <w:iCs w:val="0"/>
+          <w:sz w:val="24"/>
+          <w:szCs w:val="24"/>
+        </w:rPr>
+        <w:t>.</w:t>
+      </w:r>
+      <w:r>
+        <w:rPr>
+          <w:rFonts w:ascii="Times New Roman" w:hAnsi="Times New Roman" w:cs="Times New Roman"/>
+          <w:i w:val="0"/>
+          <w:iCs w:val="0"/>
+          <w:sz w:val="24"/>
+          <w:szCs w:val="24"/>
+        </w:rPr>
+        <w:t xml:space="preserve">  Интеракција између доказивача и провјериоца код интерактивног ZKP протокола (ауторски приказ према [7])</w:t>
+      </w:r>
+      <w:bookmarkEnd w:id="9"/>
+    </w:p>
+    <w:p>
+      <w:pPr>
+        <w:ind w:left="288"/>
+        <w:jc w:val="both"/>
+        <w:rPr>
+          <w:rFonts w:ascii="Times New Roman" w:eastAsiaTheme="majorEastAsia" w:hAnsi="Times New Roman" w:cs="Times New Roman"/>
+          <w:color w:val="000000" w:themeColor="text1"/>
+          <w:sz w:val="24"/>
+          <w:szCs w:val="24"/>
+        </w:rPr>
+      </w:pPr>
+      <w:r>
+        <w:rPr>
+          <w:rFonts w:ascii="Times New Roman" w:eastAsiaTheme="majorEastAsia" w:hAnsi="Times New Roman" w:cs="Times New Roman"/>
+          <w:color w:val="000000" w:themeColor="text1"/>
+          <w:sz w:val="24"/>
+          <w:szCs w:val="24"/>
+        </w:rPr>
+        <w:t>Једна интеракција између доказивача и провјериоца не мора увијек бити довољна да обезбиједи жељени ниво сигурности. У зависности од протокола, поступак се може поновити више пута са различитим случајно изабраним изазовима. Сваким успјешним понављањем смањује се вјероватноћа да доказивач који не посједује одговарајућу тајну успјешно увјери провјериоца у исправност своје тврдње</w:t>
+      </w:r>
+      <w:r>
+        <w:rPr>
+          <w:rFonts w:ascii="Times New Roman" w:eastAsiaTheme="majorEastAsia" w:hAnsi="Times New Roman" w:cs="Times New Roman"/>
+          <w:color w:val="000000" w:themeColor="text1"/>
+          <w:sz w:val="24"/>
+          <w:szCs w:val="24"/>
+        </w:rPr>
+        <w:t>.</w:t>
+      </w:r>
+    </w:p>
+    <w:p>
+      <w:pPr>
+        <w:ind w:left="288"/>
+        <w:jc w:val="both"/>
+        <w:rPr>
+          <w:rFonts w:ascii="Times New Roman" w:eastAsiaTheme="majorEastAsia" w:hAnsi="Times New Roman" w:cs="Times New Roman"/>
+          <w:color w:val="000000" w:themeColor="text1"/>
+          <w:sz w:val="24"/>
+          <w:szCs w:val="24"/>
+        </w:rPr>
+      </w:pPr>
+      <w:r>
+        <w:rPr>
+          <w:rFonts w:ascii="Times New Roman" w:eastAsiaTheme="majorEastAsia" w:hAnsi="Times New Roman" w:cs="Times New Roman"/>
+          <w:color w:val="000000" w:themeColor="text1"/>
+          <w:sz w:val="24"/>
+          <w:szCs w:val="24"/>
+        </w:rPr>
+        <w:t>Важну улогу у оваквим протоколима има случајност изазова који генерише провјерилац. Доказивач не треба унапријед да зна који ће изазов добити, јер би у супротном могао припремити одговор без стварног посједовања информације чије знање доказује. Изазов се генерише тек након што је доказивач формирао и послао обавезу, чиме се спречава прилагођавање почетне поруке конкретном изазову.</w:t>
+      </w:r>
+    </w:p>
+    <w:p>
+      <w:pPr>
+        <w:ind w:left="288"/>
+        <w:jc w:val="both"/>
+        <w:rPr>
+          <w:rFonts w:ascii="Times New Roman" w:eastAsiaTheme="majorEastAsia" w:hAnsi="Times New Roman" w:cs="Times New Roman"/>
+          <w:color w:val="000000" w:themeColor="text1"/>
+          <w:sz w:val="24"/>
+          <w:szCs w:val="24"/>
+        </w:rPr>
+      </w:pPr>
+      <w:r>
+        <w:rPr>
+          <w:rFonts w:ascii="Times New Roman" w:eastAsiaTheme="majorEastAsia" w:hAnsi="Times New Roman" w:cs="Times New Roman"/>
+          <w:color w:val="000000" w:themeColor="text1"/>
+          <w:sz w:val="24"/>
+          <w:szCs w:val="24"/>
+        </w:rPr>
+        <w:t xml:space="preserve">Један од познатих примјера интерактивног доказивања знања представља Schnorr протокол. Код овог протокола доказивач доказује познавање приватне вриједности која одговара јавно доступној вриједности, без откривања саме приватне вриједности. </w:t>
+      </w:r>
+      <w:r>
+        <w:rPr>
+          <w:rFonts w:ascii="Times New Roman" w:eastAsiaTheme="majorEastAsia" w:hAnsi="Times New Roman" w:cs="Times New Roman"/>
+          <w:color w:val="000000" w:themeColor="text1"/>
+          <w:sz w:val="24"/>
+          <w:szCs w:val="24"/>
+        </w:rPr>
+        <w:lastRenderedPageBreak/>
+        <w:t>Комуникација се такође заснива на размјени обавезе, случајног изазова и одговора, након чега провјерилац математичком провјером утврђује исправност доказа</w:t>
+      </w:r>
+      <w:r>
+        <w:rPr>
+          <w:rFonts w:ascii="Times New Roman" w:eastAsiaTheme="majorEastAsia" w:hAnsi="Times New Roman" w:cs="Times New Roman"/>
+          <w:color w:val="000000" w:themeColor="text1"/>
+          <w:sz w:val="24"/>
+          <w:szCs w:val="24"/>
+          <w:lang w:val="ru-RU"/>
+        </w:rPr>
+        <w:t xml:space="preserve"> </w:t>
+      </w:r>
+      <w:r>
+        <w:rPr>
+          <w:rFonts w:ascii="Times New Roman" w:eastAsiaTheme="majorEastAsia" w:hAnsi="Times New Roman" w:cs="Times New Roman"/>
+          <w:color w:val="000000" w:themeColor="text1"/>
+          <w:sz w:val="24"/>
+          <w:szCs w:val="24"/>
+          <w:lang w:val="ru-RU"/>
+        </w:rPr>
+        <w:fldChar w:fldCharType="begin"/>
+      </w:r>
+      <w:r>
+        <w:rPr>
+          <w:rFonts w:ascii="Times New Roman" w:eastAsiaTheme="majorEastAsia" w:hAnsi="Times New Roman" w:cs="Times New Roman"/>
+          <w:color w:val="000000" w:themeColor="text1"/>
+          <w:sz w:val="24"/>
+          <w:szCs w:val="24"/>
+          <w:lang w:val="ru-RU"/>
+        </w:rPr>
+        <w:instrText xml:space="preserve"> REF _Ref237451559 \r \h </w:instrText>
+      </w:r>
+      <w:r>
+        <w:rPr>
+          <w:rFonts w:ascii="Times New Roman" w:eastAsiaTheme="majorEastAsia" w:hAnsi="Times New Roman" w:cs="Times New Roman"/>
+          <w:color w:val="000000" w:themeColor="text1"/>
+          <w:sz w:val="24"/>
+          <w:szCs w:val="24"/>
+          <w:lang w:val="ru-RU"/>
+        </w:rPr>
+      </w:r>
+      <w:r>
+        <w:rPr>
+          <w:rFonts w:ascii="Times New Roman" w:eastAsiaTheme="majorEastAsia" w:hAnsi="Times New Roman" w:cs="Times New Roman"/>
+          <w:color w:val="000000" w:themeColor="text1"/>
+          <w:sz w:val="24"/>
+          <w:szCs w:val="24"/>
+          <w:lang w:val="ru-RU"/>
+        </w:rPr>
+        <w:fldChar w:fldCharType="separate"/>
+      </w:r>
+      <w:r>
+        <w:rPr>
+          <w:rFonts w:ascii="Times New Roman" w:eastAsiaTheme="majorEastAsia" w:hAnsi="Times New Roman" w:cs="Times New Roman"/>
+          <w:color w:val="000000" w:themeColor="text1"/>
+          <w:sz w:val="24"/>
+          <w:szCs w:val="24"/>
+          <w:lang w:val="ru-RU"/>
+        </w:rPr>
+        <w:t>[7]</w:t>
+      </w:r>
+      <w:r>
+        <w:rPr>
+          <w:rFonts w:ascii="Times New Roman" w:eastAsiaTheme="majorEastAsia" w:hAnsi="Times New Roman" w:cs="Times New Roman"/>
+          <w:color w:val="000000" w:themeColor="text1"/>
+          <w:sz w:val="24"/>
+          <w:szCs w:val="24"/>
+          <w:lang w:val="ru-RU"/>
+        </w:rPr>
+        <w:fldChar w:fldCharType="end"/>
+      </w:r>
+      <w:r>
+        <w:rPr>
+          <w:rFonts w:ascii="Times New Roman" w:eastAsiaTheme="majorEastAsia" w:hAnsi="Times New Roman" w:cs="Times New Roman"/>
+          <w:color w:val="000000" w:themeColor="text1"/>
+          <w:sz w:val="24"/>
+          <w:szCs w:val="24"/>
+        </w:rPr>
+        <w:t>.</w:t>
+      </w:r>
+    </w:p>
+    <w:p>
+      <w:pPr>
+        <w:ind w:left="288"/>
+        <w:jc w:val="both"/>
+        <w:rPr>
+          <w:rFonts w:ascii="Times New Roman" w:eastAsiaTheme="majorEastAsia" w:hAnsi="Times New Roman" w:cs="Times New Roman"/>
+          <w:color w:val="000000" w:themeColor="text1"/>
+          <w:sz w:val="24"/>
+          <w:szCs w:val="24"/>
+        </w:rPr>
+      </w:pPr>
+      <w:r>
+        <w:rPr>
+          <w:rFonts w:ascii="Times New Roman" w:eastAsiaTheme="majorEastAsia" w:hAnsi="Times New Roman" w:cs="Times New Roman"/>
+          <w:color w:val="000000" w:themeColor="text1"/>
+          <w:sz w:val="24"/>
+          <w:szCs w:val="24"/>
+        </w:rPr>
+        <w:t>Предност интерактивних ZKP протокола огледа се у томе што провјерилац активно учествује у процесу доказивања и генерисањем непредвидивог изазова утиче на формирање доказа. Међутим, потреба за размјеном више порука може представљати недостатак у дистрибуираним системима, јер повећава број комуникационих корака између учесника.</w:t>
+      </w:r>
+    </w:p>
+    <w:p>
+      <w:pPr>
+        <w:ind w:left="288"/>
+        <w:jc w:val="both"/>
+        <w:rPr>
+          <w:rFonts w:ascii="Times New Roman" w:eastAsiaTheme="majorEastAsia" w:hAnsi="Times New Roman" w:cs="Times New Roman"/>
+          <w:color w:val="000000" w:themeColor="text1"/>
+          <w:sz w:val="24"/>
+          <w:szCs w:val="24"/>
+        </w:rPr>
+      </w:pPr>
+      <w:r>
+        <w:rPr>
+          <w:rFonts w:ascii="Times New Roman" w:eastAsiaTheme="majorEastAsia" w:hAnsi="Times New Roman" w:cs="Times New Roman"/>
+          <w:color w:val="000000" w:themeColor="text1"/>
+          <w:sz w:val="24"/>
+          <w:szCs w:val="24"/>
+        </w:rPr>
+        <w:t xml:space="preserve">Да би се смањила потреба за оваквом интеракцијом, развијени су неинтерактивни </w:t>
+      </w:r>
+      <w:r>
+        <w:rPr>
+          <w:rFonts w:ascii="Times New Roman" w:eastAsiaTheme="majorEastAsia" w:hAnsi="Times New Roman" w:cs="Times New Roman"/>
+          <w:i/>
+          <w:iCs/>
+          <w:color w:val="000000" w:themeColor="text1"/>
+          <w:sz w:val="24"/>
+          <w:szCs w:val="24"/>
+        </w:rPr>
+        <w:t>Zero-Knowledge Proof</w:t>
+      </w:r>
+      <w:r>
+        <w:rPr>
+          <w:rFonts w:ascii="Times New Roman" w:eastAsiaTheme="majorEastAsia" w:hAnsi="Times New Roman" w:cs="Times New Roman"/>
+          <w:color w:val="000000" w:themeColor="text1"/>
+          <w:sz w:val="24"/>
+          <w:szCs w:val="24"/>
+        </w:rPr>
+        <w:t xml:space="preserve"> протоколи код којих доказивач може формирати доказ који се касније провјерава без размјене више порука са провјериоцем. Ова врста протокола биће детаљније описана у наредном поглављу.</w:t>
+      </w:r>
+    </w:p>
+    <w:p>
+      <w:pPr>
+        <w:ind w:left="288"/>
+        <w:jc w:val="both"/>
+        <w:rPr>
+          <w:rFonts w:ascii="Times New Roman" w:eastAsiaTheme="majorEastAsia" w:hAnsi="Times New Roman" w:cs="Times New Roman"/>
+          <w:color w:val="000000" w:themeColor="text1"/>
+          <w:sz w:val="24"/>
+          <w:szCs w:val="24"/>
+          <w:lang w:val="en-US"/>
+        </w:rPr>
+      </w:pPr>
+    </w:p>
+    <w:p>
+      <w:pPr>
+        <w:ind w:left="288"/>
+        <w:jc w:val="both"/>
+        <w:rPr>
+          <w:rFonts w:ascii="Times New Roman" w:eastAsiaTheme="majorEastAsia" w:hAnsi="Times New Roman" w:cs="Times New Roman"/>
+          <w:color w:val="000000" w:themeColor="text1"/>
+          <w:sz w:val="24"/>
+          <w:szCs w:val="24"/>
+          <w:lang w:val="en-US"/>
+        </w:rPr>
+      </w:pPr>
+    </w:p>
+    <w:p>
+      <w:pPr>
+        <w:ind w:left="288"/>
+        <w:jc w:val="both"/>
+        <w:rPr>
+          <w:rFonts w:ascii="Times New Roman" w:eastAsiaTheme="majorEastAsia" w:hAnsi="Times New Roman" w:cs="Times New Roman"/>
+          <w:color w:val="000000" w:themeColor="text1"/>
+          <w:sz w:val="24"/>
+          <w:szCs w:val="24"/>
+          <w:lang w:val="en-US"/>
+        </w:rPr>
+      </w:pPr>
+    </w:p>
+    <w:p>
+      <w:pPr>
+        <w:ind w:left="288"/>
+        <w:jc w:val="both"/>
+        <w:rPr>
+          <w:rFonts w:ascii="Times New Roman" w:eastAsiaTheme="majorEastAsia" w:hAnsi="Times New Roman" w:cs="Times New Roman"/>
+          <w:color w:val="000000" w:themeColor="text1"/>
+          <w:sz w:val="24"/>
+          <w:szCs w:val="24"/>
+          <w:lang w:val="en-US"/>
+        </w:rPr>
+      </w:pPr>
+    </w:p>
+    <w:p>
+      <w:pPr>
+        <w:ind w:left="288"/>
+        <w:jc w:val="both"/>
+        <w:rPr>
+          <w:rFonts w:ascii="Times New Roman" w:eastAsiaTheme="majorEastAsia" w:hAnsi="Times New Roman" w:cs="Times New Roman"/>
+          <w:color w:val="000000" w:themeColor="text1"/>
+          <w:sz w:val="24"/>
+          <w:szCs w:val="24"/>
+          <w:lang w:val="en-US"/>
+        </w:rPr>
+      </w:pPr>
+    </w:p>
+    <w:p>
+      <w:pPr>
+        <w:ind w:left="288"/>
+        <w:jc w:val="both"/>
+        <w:rPr>
+          <w:rFonts w:ascii="Times New Roman" w:eastAsiaTheme="majorEastAsia" w:hAnsi="Times New Roman" w:cs="Times New Roman"/>
+          <w:color w:val="000000" w:themeColor="text1"/>
+          <w:sz w:val="24"/>
+          <w:szCs w:val="24"/>
+          <w:lang w:val="en-US"/>
+        </w:rPr>
+      </w:pPr>
+    </w:p>
+    <w:p>
+      <w:pPr>
+        <w:ind w:left="288"/>
+        <w:jc w:val="both"/>
+        <w:rPr>
+          <w:rFonts w:ascii="Times New Roman" w:eastAsiaTheme="majorEastAsia" w:hAnsi="Times New Roman" w:cs="Times New Roman"/>
+          <w:color w:val="000000" w:themeColor="text1"/>
+          <w:sz w:val="24"/>
+          <w:szCs w:val="24"/>
+          <w:lang w:val="en-US"/>
+        </w:rPr>
+      </w:pPr>
+    </w:p>
+    <w:p>
+      <w:pPr>
+        <w:ind w:left="288"/>
+        <w:jc w:val="both"/>
+        <w:rPr>
+          <w:rFonts w:ascii="Times New Roman" w:eastAsiaTheme="majorEastAsia" w:hAnsi="Times New Roman" w:cs="Times New Roman"/>
+          <w:color w:val="000000" w:themeColor="text1"/>
+          <w:sz w:val="24"/>
+          <w:szCs w:val="24"/>
+          <w:lang w:val="en-US"/>
+        </w:rPr>
+      </w:pPr>
+    </w:p>
+    <w:p>
+      <w:pPr>
+        <w:ind w:left="288"/>
+        <w:jc w:val="both"/>
+        <w:rPr>
+          <w:rFonts w:ascii="Times New Roman" w:eastAsiaTheme="majorEastAsia" w:hAnsi="Times New Roman" w:cs="Times New Roman"/>
+          <w:color w:val="000000" w:themeColor="text1"/>
+          <w:sz w:val="24"/>
+          <w:szCs w:val="24"/>
+          <w:lang w:val="en-US"/>
+        </w:rPr>
+      </w:pPr>
+    </w:p>
+    <w:p>
+      <w:pPr>
+        <w:ind w:left="288"/>
+        <w:jc w:val="both"/>
+        <w:rPr>
+          <w:rFonts w:ascii="Times New Roman" w:eastAsiaTheme="majorEastAsia" w:hAnsi="Times New Roman" w:cs="Times New Roman"/>
+          <w:color w:val="000000" w:themeColor="text1"/>
+          <w:sz w:val="24"/>
+          <w:szCs w:val="24"/>
+          <w:lang w:val="en-US"/>
+        </w:rPr>
+      </w:pPr>
+    </w:p>
+    <w:p>
+      <w:pPr>
+        <w:ind w:left="288"/>
+        <w:jc w:val="both"/>
+        <w:rPr>
+          <w:rFonts w:ascii="Times New Roman" w:eastAsiaTheme="majorEastAsia" w:hAnsi="Times New Roman" w:cs="Times New Roman"/>
+          <w:color w:val="000000" w:themeColor="text1"/>
+          <w:sz w:val="24"/>
+          <w:szCs w:val="24"/>
+          <w:lang w:val="en-US"/>
+        </w:rPr>
+      </w:pPr>
+    </w:p>
+    <w:p>
+      <w:pPr>
+        <w:ind w:left="288"/>
+        <w:jc w:val="both"/>
+        <w:rPr>
+          <w:rFonts w:ascii="Times New Roman" w:eastAsiaTheme="majorEastAsia" w:hAnsi="Times New Roman" w:cs="Times New Roman"/>
+          <w:color w:val="000000" w:themeColor="text1"/>
+          <w:sz w:val="24"/>
+          <w:szCs w:val="24"/>
+          <w:lang w:val="en-US"/>
+        </w:rPr>
+      </w:pPr>
+    </w:p>
+    <w:p>
+      <w:pPr>
+        <w:ind w:left="288"/>
+        <w:jc w:val="both"/>
+        <w:rPr>
+          <w:rFonts w:ascii="Times New Roman" w:eastAsiaTheme="majorEastAsia" w:hAnsi="Times New Roman" w:cs="Times New Roman"/>
+          <w:color w:val="000000" w:themeColor="text1"/>
+          <w:sz w:val="24"/>
+          <w:szCs w:val="24"/>
+          <w:lang w:val="en-US"/>
+        </w:rPr>
+      </w:pPr>
+    </w:p>
+    <w:p>
+      <w:pPr>
+        <w:ind w:left="288"/>
+        <w:jc w:val="both"/>
+        <w:rPr>
+          <w:rFonts w:ascii="Times New Roman" w:eastAsiaTheme="majorEastAsia" w:hAnsi="Times New Roman" w:cs="Times New Roman"/>
+          <w:color w:val="000000" w:themeColor="text1"/>
+          <w:sz w:val="24"/>
+          <w:szCs w:val="24"/>
+          <w:lang w:val="en-US"/>
+        </w:rPr>
+      </w:pPr>
+    </w:p>
+    <w:p>
+      <w:pPr>
+        <w:ind w:left="288"/>
+        <w:jc w:val="both"/>
+        <w:rPr>
+          <w:rFonts w:ascii="Times New Roman" w:eastAsiaTheme="majorEastAsia" w:hAnsi="Times New Roman" w:cs="Times New Roman"/>
+          <w:color w:val="000000" w:themeColor="text1"/>
+          <w:sz w:val="24"/>
+          <w:szCs w:val="24"/>
+          <w:lang w:val="en-US"/>
+        </w:rPr>
+      </w:pPr>
+    </w:p>
+    <w:p>
+      <w:pPr>
+        <w:ind w:left="288"/>
+        <w:jc w:val="both"/>
+        <w:rPr>
+          <w:rFonts w:ascii="Times New Roman" w:eastAsiaTheme="majorEastAsia" w:hAnsi="Times New Roman" w:cs="Times New Roman"/>
+          <w:color w:val="000000" w:themeColor="text1"/>
+          <w:sz w:val="24"/>
+          <w:szCs w:val="24"/>
+          <w:lang w:val="en-US"/>
+        </w:rPr>
+      </w:pPr>
+    </w:p>
+    <w:p>
+      <w:pPr>
+        <w:ind w:left="288"/>
+        <w:jc w:val="both"/>
+        <w:rPr>
+          <w:rFonts w:ascii="Times New Roman" w:eastAsiaTheme="majorEastAsia" w:hAnsi="Times New Roman" w:cs="Times New Roman"/>
+          <w:color w:val="000000" w:themeColor="text1"/>
+          <w:sz w:val="24"/>
+          <w:szCs w:val="24"/>
+          <w:lang w:val="en-US"/>
+        </w:rPr>
+      </w:pPr>
+    </w:p>
+    <w:p>
+      <w:pPr>
+        <w:ind w:left="288"/>
+        <w:jc w:val="both"/>
+        <w:rPr>
+          <w:rFonts w:ascii="Times New Roman" w:eastAsiaTheme="majorEastAsia" w:hAnsi="Times New Roman" w:cs="Times New Roman"/>
+          <w:color w:val="000000" w:themeColor="text1"/>
+          <w:sz w:val="24"/>
+          <w:szCs w:val="24"/>
+          <w:lang w:val="en-US"/>
+        </w:rPr>
+      </w:pPr>
+    </w:p>
+    <w:p>
+      <w:pPr>
+        <w:ind w:left="288"/>
+        <w:jc w:val="both"/>
+        <w:rPr>
+          <w:rFonts w:ascii="Times New Roman" w:eastAsiaTheme="majorEastAsia" w:hAnsi="Times New Roman" w:cs="Times New Roman"/>
+          <w:color w:val="000000" w:themeColor="text1"/>
+          <w:sz w:val="24"/>
+          <w:szCs w:val="24"/>
+          <w:lang w:val="en-US"/>
+        </w:rPr>
+      </w:pPr>
+    </w:p>
+    <w:p>
+      <w:pPr>
+        <w:ind w:left="288"/>
+        <w:jc w:val="both"/>
+        <w:rPr>
+          <w:rFonts w:ascii="Times New Roman" w:eastAsiaTheme="majorEastAsia" w:hAnsi="Times New Roman" w:cs="Times New Roman"/>
+          <w:color w:val="000000" w:themeColor="text1"/>
+          <w:sz w:val="24"/>
+          <w:szCs w:val="24"/>
+          <w:lang w:val="en-US"/>
+        </w:rPr>
+      </w:pPr>
+    </w:p>
+    <w:p>
+      <w:pPr>
+        <w:ind w:left="288"/>
+        <w:jc w:val="both"/>
+        <w:rPr>
+          <w:rFonts w:ascii="Times New Roman" w:eastAsiaTheme="majorEastAsia" w:hAnsi="Times New Roman" w:cs="Times New Roman"/>
+          <w:color w:val="000000" w:themeColor="text1"/>
+          <w:sz w:val="24"/>
+          <w:szCs w:val="24"/>
+          <w:lang w:val="en-US"/>
+        </w:rPr>
+      </w:pPr>
+    </w:p>
+    <w:p>
+      <w:pPr>
+        <w:ind w:left="288"/>
+        <w:jc w:val="both"/>
+        <w:rPr>
+          <w:rFonts w:ascii="Times New Roman" w:eastAsiaTheme="majorEastAsia" w:hAnsi="Times New Roman" w:cs="Times New Roman"/>
+          <w:color w:val="000000" w:themeColor="text1"/>
+          <w:sz w:val="24"/>
+          <w:szCs w:val="24"/>
+          <w:lang w:val="en-US"/>
+        </w:rPr>
+      </w:pPr>
+    </w:p>
+    <w:p>
+      <w:pPr>
+        <w:ind w:left="288"/>
+        <w:jc w:val="both"/>
+        <w:rPr>
+          <w:rFonts w:ascii="Times New Roman" w:eastAsiaTheme="majorEastAsia" w:hAnsi="Times New Roman" w:cs="Times New Roman"/>
+          <w:color w:val="000000" w:themeColor="text1"/>
+          <w:sz w:val="24"/>
+          <w:szCs w:val="24"/>
+          <w:lang w:val="en-US"/>
+        </w:rPr>
+      </w:pPr>
+    </w:p>
+    <w:p>
+      <w:pPr>
+        <w:ind w:left="288"/>
+        <w:jc w:val="both"/>
+        <w:rPr>
+          <w:rFonts w:ascii="Times New Roman" w:eastAsiaTheme="majorEastAsia" w:hAnsi="Times New Roman" w:cs="Times New Roman"/>
+          <w:color w:val="000000" w:themeColor="text1"/>
+          <w:sz w:val="24"/>
+          <w:szCs w:val="24"/>
+          <w:lang w:val="en-US"/>
+        </w:rPr>
       </w:pPr>
     </w:p>
     <w:p>
@@ -13196,7 +14385,7 @@
           <w:lang w:val="en-US"/>
         </w:rPr>
       </w:pPr>
-      <w:bookmarkStart w:id="9" w:name="_Toc237443369"/>
+      <w:bookmarkStart w:id="11" w:name="_Toc237451640"/>
       <w:r>
         <w:t xml:space="preserve">Неинтерактивни </w:t>
       </w:r>
@@ -13208,7 +14397,7 @@
         </w:rPr>
         <w:t>ZKP</w:t>
       </w:r>
-      <w:bookmarkEnd w:id="9"/>
+      <w:bookmarkEnd w:id="11"/>
     </w:p>
     <w:p>
       <w:pPr>
@@ -13413,19 +14602,33 @@
     <w:p>
       <w:pPr>
         <w:pStyle w:val="Heading1"/>
-      </w:pPr>
-      <w:bookmarkStart w:id="10" w:name="_Toc237443370"/>
-      <w:r>
+        <w:rPr>
+          <w:rFonts w:ascii="Times New Roman" w:hAnsi="Times New Roman" w:cs="Times New Roman"/>
+        </w:rPr>
+      </w:pPr>
+      <w:bookmarkStart w:id="12" w:name="_Toc237451641"/>
+      <w:r>
+        <w:rPr>
+          <w:rFonts w:ascii="Times New Roman" w:hAnsi="Times New Roman" w:cs="Times New Roman"/>
+        </w:rPr>
         <w:lastRenderedPageBreak/>
-        <w:t>Навођење слика, графикона, табела</w:t>
-      </w:r>
-      <w:r>
-        <w:t>, листинга</w:t>
-      </w:r>
-      <w:r>
-        <w:t xml:space="preserve"> и литературе</w:t>
-      </w:r>
-      <w:bookmarkEnd w:id="10"/>
+        <w:t xml:space="preserve">Пројектовање и имплементација </w:t>
+      </w:r>
+      <w:r>
+        <w:rPr>
+          <w:rFonts w:ascii="Times New Roman" w:hAnsi="Times New Roman" w:cs="Times New Roman"/>
+          <w:lang w:val="en-US"/>
+        </w:rPr>
+        <w:t>ZKP</w:t>
+      </w:r>
+      <w:r>
+        <w:rPr>
+          <w:rFonts w:ascii="Times New Roman" w:hAnsi="Times New Roman" w:cs="Times New Roman"/>
+          <w:lang w:val="ru-RU"/>
+        </w:rPr>
+        <w:t xml:space="preserve"> библиотеке</w:t>
+      </w:r>
+      <w:bookmarkEnd w:id="12"/>
     </w:p>
     <w:p>
       <w:pPr>
@@ -13549,6 +14752,7 @@
       <w:r>
         <w:rPr>
           <w:rFonts w:ascii="Times New Roman" w:hAnsi="Times New Roman" w:cs="Times New Roman"/>
+          <w:noProof/>
           <w:sz w:val="24"/>
           <w:szCs w:val="24"/>
         </w:rPr>
@@ -13570,7 +14774,7 @@
                     </pic:cNvPicPr>
                   </pic:nvPicPr>
                   <pic:blipFill>
-                    <a:blip r:embed="rId31" cstate="print">
+                    <a:blip r:embed="rId32" cstate="print">
                       <a:extLst>
                         <a:ext uri="{28A0092B-C50C-407E-A947-70E740481C1C}">
                           <a14:useLocalDpi xmlns:a14="http://schemas.microsoft.com/office/drawing/2010/main" val="0"/>
@@ -13888,6 +15092,7 @@
       <w:r>
         <w:rPr>
           <w:rFonts w:ascii="Times New Roman" w:hAnsi="Times New Roman" w:cs="Times New Roman"/>
+          <w:noProof/>
           <w:sz w:val="24"/>
           <w:szCs w:val="24"/>
         </w:rPr>
@@ -13945,10 +15150,10 @@
                                 <w:sz w:val="20"/>
                               </w:rPr>
                               <w:object w:dxaOrig="1382" w:dyaOrig="1380" w14:anchorId="07567C10">
-                                <v:shape id="_x0000_i1027" type="#_x0000_t75" alt="" style="width:94.8pt;height:94.8pt;mso-width-percent:0;mso-height-percent:0;mso-width-percent:0;mso-height-percent:0" o:ole="" fillcolor="window">
+                                <v:shape id="_x0000_i1027" type="#_x0000_t75" alt="" style="width:94.9pt;height:94.9pt;mso-width-percent:0;mso-height-percent:0;mso-width-percent:0;mso-height-percent:0" o:ole="" fillcolor="window">
                                   <v:imagedata r:id="rId8" o:title=""/>
                                 </v:shape>
-                                <o:OLEObject Type="Embed" ProgID="CorelDraw.Graphic.7" ShapeID="_x0000_i1027" DrawAspect="Content" ObjectID="_1848060992" r:id="rId32"/>
+                                <o:OLEObject Type="Embed" ProgID="CorelDraw.Graphic.7" ShapeID="_x0000_i1027" DrawAspect="Content" ObjectID="_1848065827" r:id="rId33"/>
                               </w:object>
                             </w:r>
                           </w:p>
@@ -14006,10 +15211,10 @@
                           <w:sz w:val="20"/>
                         </w:rPr>
                         <w:object w:dxaOrig="1382" w:dyaOrig="1380" w14:anchorId="07567C10">
-                          <v:shape id="_x0000_i1027" type="#_x0000_t75" alt="" style="width:94.8pt;height:94.8pt;mso-width-percent:0;mso-height-percent:0;mso-width-percent:0;mso-height-percent:0" o:ole="" fillcolor="window">
-                            <v:imagedata r:id="rId8" o:title=""/>
+                          <v:shape id="_x0000_i1027" type="#_x0000_t75" alt="" style="width:95.15pt;height:95.15pt;mso-width-percent:0;mso-height-percent:0;mso-width-percent:0;mso-height-percent:0" o:ole="" fillcolor="window">
+                            <v:imagedata r:id="rId34" o:title=""/>
                           </v:shape>
-                          <o:OLEObject Type="Embed" ProgID="CorelDraw.Graphic.7" ShapeID="_x0000_i1027" DrawAspect="Content" ObjectID="_1848060992" r:id="rId33"/>
+                          <o:OLEObject Type="Embed" ProgID="CorelDraw.Graphic.7" ShapeID="_x0000_i1027" DrawAspect="Content" ObjectID="_1848064428" r:id="rId35"/>
                         </w:object>
                       </w:r>
                     </w:p>
@@ -14115,25 +15320,26 @@
           <w:sz w:val="24"/>
           <w:szCs w:val="24"/>
         </w:rPr>
+        <w:t xml:space="preserve">Свака преузета слика или графикон мора да поседује референцу ка оригиналном извору, као што је то урађено на Слици 3.3. </w:t>
+      </w:r>
+    </w:p>
+    <w:p>
+      <w:pPr>
+        <w:jc w:val="center"/>
+        <w:rPr>
+          <w:rFonts w:ascii="Times New Roman" w:hAnsi="Times New Roman" w:cs="Times New Roman"/>
+          <w:sz w:val="24"/>
+          <w:szCs w:val="24"/>
+        </w:rPr>
+      </w:pPr>
+      <w:r>
+        <w:rPr>
+          <w:rFonts w:ascii="Times New Roman" w:hAnsi="Times New Roman" w:cs="Times New Roman"/>
+          <w:noProof/>
+          <w:sz w:val="24"/>
+          <w:szCs w:val="24"/>
+        </w:rPr>
         <w:lastRenderedPageBreak/>
-        <w:t xml:space="preserve">Свака преузета слика или графикон мора да поседује референцу ка оригиналном извору, као што је то урађено на Слици 3.3. </w:t>
-      </w:r>
-    </w:p>
-    <w:p>
-      <w:pPr>
-        <w:jc w:val="center"/>
-        <w:rPr>
-          <w:rFonts w:ascii="Times New Roman" w:hAnsi="Times New Roman" w:cs="Times New Roman"/>
-          <w:sz w:val="24"/>
-          <w:szCs w:val="24"/>
-        </w:rPr>
-      </w:pPr>
-      <w:r>
-        <w:rPr>
-          <w:rFonts w:ascii="Times New Roman" w:hAnsi="Times New Roman" w:cs="Times New Roman"/>
-          <w:sz w:val="24"/>
-          <w:szCs w:val="24"/>
-        </w:rPr>
         <w:drawing>
           <wp:inline distT="0" distB="0" distL="0" distR="0" wp14:anchorId="329C9CDC" wp14:editId="42390417">
             <wp:extent cx="3476446" cy="1873971"/>
@@ -14152,7 +15358,7 @@
                     </pic:cNvPicPr>
                   </pic:nvPicPr>
                   <pic:blipFill>
-                    <a:blip r:embed="rId34" cstate="print">
+                    <a:blip r:embed="rId36" cstate="print">
                       <a:extLst>
                         <a:ext uri="{28A0092B-C50C-407E-A947-70E740481C1C}">
                           <a14:useLocalDpi xmlns:a14="http://schemas.microsoft.com/office/drawing/2010/main" val="0"/>
@@ -14256,11 +15462,12 @@
       <w:r>
         <w:rPr>
           <w:rFonts w:ascii="Times New Roman" w:hAnsi="Times New Roman" w:cs="Times New Roman"/>
+          <w:noProof/>
           <w:sz w:val="24"/>
           <w:szCs w:val="24"/>
         </w:rPr>
         <w:drawing>
-          <wp:inline distT="0" distB="0" distL="0" distR="0" wp14:anchorId="0DCE8B11" wp14:editId="5ED4BA41">
+          <wp:inline distT="0" distB="0" distL="0" distR="0" wp14:anchorId="0DCE8B11" wp14:editId="772A9D2E">
             <wp:extent cx="2026836" cy="784754"/>
             <wp:effectExtent l="0" t="0" r="0" b="0"/>
             <wp:docPr id="314949663" name="Picture 1" descr="A diagram of a process&#10;&#10;Description automatically generated"/>
@@ -14277,7 +15484,7 @@
                     </pic:cNvPicPr>
                   </pic:nvPicPr>
                   <pic:blipFill rotWithShape="1">
-                    <a:blip r:embed="rId35" cstate="print">
+                    <a:blip r:embed="rId37" cstate="print">
                       <a:extLst>
                         <a:ext uri="{28A0092B-C50C-407E-A947-70E740481C1C}">
                           <a14:useLocalDpi xmlns:a14="http://schemas.microsoft.com/office/drawing/2010/main" val="0"/>
@@ -15275,7 +16482,6 @@
           <w:sz w:val="24"/>
           <w:szCs w:val="24"/>
         </w:rPr>
-        <w:lastRenderedPageBreak/>
         <w:t>Број референце</w:t>
       </w:r>
       <w:r>
@@ -15350,7 +16556,16 @@
           <w:sz w:val="24"/>
           <w:szCs w:val="24"/>
         </w:rPr>
-        <w:t>требало би да се појаве као листа у поглављу Литература)</w:t>
+        <w:t xml:space="preserve">требало би да се појаве као листа </w:t>
+      </w:r>
+      <w:r>
+        <w:rPr>
+          <w:rFonts w:ascii="Times New Roman" w:hAnsi="Times New Roman" w:cs="Times New Roman"/>
+          <w:sz w:val="24"/>
+          <w:szCs w:val="24"/>
+        </w:rPr>
+        <w:lastRenderedPageBreak/>
+        <w:t>у поглављу Литература)</w:t>
       </w:r>
       <w:r>
         <w:rPr>
@@ -15795,13 +17010,19 @@
     <w:p>
       <w:pPr>
         <w:pStyle w:val="Heading1"/>
-      </w:pPr>
-      <w:bookmarkStart w:id="11" w:name="_Toc237443371"/>
-      <w:r>
+        <w:rPr>
+          <w:rFonts w:ascii="Times New Roman" w:hAnsi="Times New Roman" w:cs="Times New Roman"/>
+        </w:rPr>
+      </w:pPr>
+      <w:bookmarkStart w:id="13" w:name="_Toc237451642"/>
+      <w:r>
+        <w:rPr>
+          <w:rFonts w:ascii="Times New Roman" w:hAnsi="Times New Roman" w:cs="Times New Roman"/>
+        </w:rPr>
         <w:lastRenderedPageBreak/>
-        <w:t>4 Презентација</w:t>
-      </w:r>
-      <w:bookmarkEnd w:id="11"/>
+        <w:t>Примјена библиотеке у микросервисном окружењу</w:t>
+      </w:r>
+      <w:bookmarkEnd w:id="13"/>
     </w:p>
     <w:p>
       <w:pPr>
@@ -16024,6 +17245,32 @@
         <w:jc w:val="both"/>
         <w:rPr>
           <w:rFonts w:ascii="Times New Roman" w:hAnsi="Times New Roman" w:cs="Times New Roman"/>
+          <w:sz w:val="24"/>
+          <w:szCs w:val="24"/>
+        </w:rPr>
+      </w:pPr>
+    </w:p>
+    <w:p>
+      <w:pPr>
+        <w:pStyle w:val="Heading1"/>
+        <w:rPr>
+          <w:rFonts w:ascii="Times New Roman" w:hAnsi="Times New Roman" w:cs="Times New Roman"/>
+        </w:rPr>
+      </w:pPr>
+      <w:bookmarkStart w:id="14" w:name="_Toc237451643"/>
+      <w:r>
+        <w:rPr>
+          <w:rFonts w:ascii="Times New Roman" w:hAnsi="Times New Roman" w:cs="Times New Roman"/>
+        </w:rPr>
+        <w:t>Закључак</w:t>
+      </w:r>
+      <w:bookmarkEnd w:id="14"/>
+    </w:p>
+    <w:p>
+      <w:pPr>
+        <w:jc w:val="both"/>
+        <w:rPr>
+          <w:rFonts w:ascii="Times New Roman" w:hAnsi="Times New Roman" w:cs="Times New Roman"/>
         </w:rPr>
       </w:pPr>
     </w:p>
@@ -16043,13 +17290,19 @@
     <w:p>
       <w:pPr>
         <w:pStyle w:val="Heading1"/>
-      </w:pPr>
-      <w:bookmarkStart w:id="12" w:name="_Toc237443372"/>
-      <w:r>
+        <w:rPr>
+          <w:rFonts w:ascii="Times New Roman" w:hAnsi="Times New Roman" w:cs="Times New Roman"/>
+        </w:rPr>
+      </w:pPr>
+      <w:bookmarkStart w:id="15" w:name="_Toc237451644"/>
+      <w:r>
+        <w:rPr>
+          <w:rFonts w:ascii="Times New Roman" w:hAnsi="Times New Roman" w:cs="Times New Roman"/>
+        </w:rPr>
         <w:lastRenderedPageBreak/>
         <w:t>Литература</w:t>
       </w:r>
-      <w:bookmarkEnd w:id="12"/>
+      <w:bookmarkEnd w:id="15"/>
     </w:p>
     <w:p>
       <w:pPr>
@@ -16066,7 +17319,7 @@
           <w:szCs w:val="24"/>
         </w:rPr>
       </w:pPr>
-      <w:bookmarkStart w:id="13" w:name="_Ref236837480"/>
+      <w:bookmarkStart w:id="16" w:name="_Ref236837480"/>
       <w:r>
         <w:rPr>
           <w:rFonts w:ascii="Times New Roman" w:hAnsi="Times New Roman" w:cs="Times New Roman"/>
@@ -16101,7 +17354,7 @@
         </w:rPr>
         <w:t>.</w:t>
       </w:r>
-      <w:bookmarkEnd w:id="13"/>
+      <w:bookmarkEnd w:id="16"/>
     </w:p>
     <w:p>
       <w:pPr>
@@ -16118,7 +17371,7 @@
           <w:szCs w:val="24"/>
         </w:rPr>
       </w:pPr>
-      <w:bookmarkStart w:id="14" w:name="_Ref236837494"/>
+      <w:bookmarkStart w:id="17" w:name="_Ref236837494"/>
       <w:r>
         <w:rPr>
           <w:rFonts w:ascii="Times New Roman" w:hAnsi="Times New Roman" w:cs="Times New Roman"/>
@@ -16145,7 +17398,7 @@
         </w:rPr>
         <w:t>, Manning, 2018.</w:t>
       </w:r>
-      <w:bookmarkEnd w:id="14"/>
+      <w:bookmarkEnd w:id="17"/>
     </w:p>
     <w:p>
       <w:pPr>
@@ -16162,7 +17415,7 @@
           <w:szCs w:val="24"/>
         </w:rPr>
       </w:pPr>
-      <w:bookmarkStart w:id="15" w:name="_Ref236837541"/>
+      <w:bookmarkStart w:id="18" w:name="_Ref236837541"/>
       <w:r>
         <w:rPr>
           <w:rFonts w:ascii="Times New Roman" w:hAnsi="Times New Roman" w:cs="Times New Roman"/>
@@ -16189,7 +17442,7 @@
         </w:rPr>
         <w:t>, RFC 8446, 2018.</w:t>
       </w:r>
-      <w:bookmarkEnd w:id="15"/>
+      <w:bookmarkEnd w:id="18"/>
     </w:p>
     <w:p>
       <w:pPr>
@@ -16319,6 +17572,32 @@
     </w:p>
     <w:p>
       <w:pPr>
+        <w:pStyle w:val="ListParagraph"/>
+        <w:numPr>
+          <w:ilvl w:val="0"/>
+          <w:numId w:val="5"/>
+        </w:numPr>
+        <w:ind w:left="792" w:hanging="432"/>
+        <w:jc w:val="both"/>
+        <w:rPr>
+          <w:rFonts w:ascii="Times New Roman" w:hAnsi="Times New Roman" w:cs="Times New Roman"/>
+          <w:sz w:val="24"/>
+          <w:szCs w:val="24"/>
+        </w:rPr>
+      </w:pPr>
+      <w:bookmarkStart w:id="19" w:name="_Ref237451559"/>
+      <w:r>
+        <w:rPr>
+          <w:rFonts w:ascii="Times New Roman" w:hAnsi="Times New Roman" w:cs="Times New Roman"/>
+          <w:sz w:val="24"/>
+          <w:szCs w:val="24"/>
+        </w:rPr>
+        <w:t>C. P. Schnorr, “Efficient Identification and Signatures for Smart Cards,” Advances in Cryptology — CRYPTO ’89, Springer, 1990, pp. 239–252.</w:t>
+      </w:r>
+      <w:bookmarkEnd w:id="19"/>
+    </w:p>
+    <w:p>
+      <w:pPr>
         <w:rPr>
           <w:rFonts w:ascii="Times New Roman" w:hAnsi="Times New Roman" w:cs="Times New Roman"/>
         </w:rPr>
@@ -16333,16 +17612,23 @@
     <w:p>
       <w:pPr>
         <w:pStyle w:val="Heading1"/>
-      </w:pPr>
-      <w:bookmarkStart w:id="16" w:name="_Toc237443373"/>
-      <w:r>
+        <w:rPr>
+          <w:rFonts w:ascii="Times New Roman" w:hAnsi="Times New Roman" w:cs="Times New Roman"/>
+        </w:rPr>
+      </w:pPr>
+      <w:bookmarkStart w:id="20" w:name="_Toc237451645"/>
+      <w:r>
+        <w:rPr>
+          <w:rFonts w:ascii="Times New Roman" w:hAnsi="Times New Roman" w:cs="Times New Roman"/>
+        </w:rPr>
         <w:lastRenderedPageBreak/>
         <w:t>Биографија</w:t>
       </w:r>
-      <w:bookmarkEnd w:id="16"/>
-    </w:p>
-    <w:p>
-      <w:pPr>
+      <w:bookmarkEnd w:id="20"/>
+    </w:p>
+    <w:p>
+      <w:pPr>
+        <w:jc w:val="both"/>
         <w:rPr>
           <w:rFonts w:ascii="Times New Roman" w:hAnsi="Times New Roman" w:cs="Times New Roman"/>
           <w:lang w:val="ru-RU"/>
@@ -16358,10 +17644,10 @@
       </w:r>
     </w:p>
     <w:sectPr>
-      <w:headerReference w:type="even" r:id="rId36"/>
-      <w:headerReference w:type="default" r:id="rId37"/>
-      <w:footerReference w:type="even" r:id="rId38"/>
-      <w:footerReference w:type="default" r:id="rId39"/>
+      <w:headerReference w:type="even" r:id="rId38"/>
+      <w:headerReference w:type="default" r:id="rId39"/>
+      <w:footerReference w:type="even" r:id="rId40"/>
+      <w:footerReference w:type="default" r:id="rId41"/>
       <w:pgSz w:w="11906" w:h="16838" w:code="9"/>
       <w:pgMar w:top="1152" w:right="1152" w:bottom="1152" w:left="1440" w:header="720" w:footer="432" w:gutter="0"/>
       <w:pgNumType w:start="1"/>
@@ -16819,6 +18105,9 @@
             </w:rPr>
           </w:pPr>
           <w:r>
+            <w:rPr>
+              <w:noProof/>
+            </w:rPr>
             <w:drawing>
               <wp:inline distT="0" distB="0" distL="0" distR="0" wp14:anchorId="5820E788" wp14:editId="015F2713">
                 <wp:extent cx="413385" cy="457200"/>
@@ -17083,6 +18372,9 @@
             </w:rPr>
           </w:pPr>
           <w:r>
+            <w:rPr>
+              <w:noProof/>
+            </w:rPr>
             <w:drawing>
               <wp:inline distT="0" distB="0" distL="0" distR="0" wp14:anchorId="6F1813C4" wp14:editId="09BB485B">
                 <wp:extent cx="413385" cy="457200"/>
@@ -17354,6 +18646,9 @@
             </w:rPr>
           </w:pPr>
           <w:r>
+            <w:rPr>
+              <w:noProof/>
+            </w:rPr>
             <w:drawing>
               <wp:inline distT="0" distB="0" distL="0" distR="0" wp14:anchorId="7273734B" wp14:editId="7FD483F1">
                 <wp:extent cx="783590" cy="866775"/>
@@ -17849,6 +19144,9 @@
             </w:rPr>
           </w:pPr>
           <w:r>
+            <w:rPr>
+              <w:noProof/>
+            </w:rPr>
             <w:drawing>
               <wp:inline distT="0" distB="0" distL="0" distR="0" wp14:anchorId="6376E686" wp14:editId="63769684">
                 <wp:extent cx="781050" cy="857250"/>
@@ -21203,6 +22501,25 @@
       <w:ind w:left="440"/>
     </w:pPr>
   </w:style>
+  <w:style w:type="paragraph" w:styleId="Caption">
+    <w:name w:val="caption"/>
+    <w:basedOn w:val="Normal"/>
+    <w:next w:val="Normal"/>
+    <w:uiPriority w:val="35"/>
+    <w:unhideWhenUsed/>
+    <w:qFormat/>
+    <w:rsid w:val="0021529F"/>
+    <w:pPr>
+      <w:spacing w:after="200" w:line="240" w:lineRule="auto"/>
+    </w:pPr>
+    <w:rPr>
+      <w:i/>
+      <w:iCs/>
+      <w:color w:val="0E2841" w:themeColor="text2"/>
+      <w:sz w:val="18"/>
+      <w:szCs w:val="18"/>
+    </w:rPr>
+  </w:style>
 </w:styles>
 </file>
 

--- a/thesis.docx
+++ b/thesis.docx
@@ -68,10 +68,10 @@
                   <v:path o:extrusionok="f" gradientshapeok="t" o:connecttype="rect"/>
                   <o:lock v:ext="edit" aspectratio="t"/>
                 </v:shapetype>
-                <v:shape id="_x0000_i1025" type="#_x0000_t75" alt="" style="width:63.25pt;height:63.25pt;mso-width-percent:0;mso-height-percent:0;mso-width-percent:0;mso-height-percent:0" o:ole="" fillcolor="window">
+                <v:shape id="_x0000_i1025" type="#_x0000_t75" alt="" style="width:63pt;height:63pt;mso-width-percent:0;mso-height-percent:0;mso-width-percent:0;mso-height-percent:0" o:ole="" fillcolor="window">
                   <v:imagedata r:id="rId8" o:title=""/>
                 </v:shape>
-                <o:OLEObject Type="Embed" ProgID="CorelDraw.Graphic.7" ShapeID="_x0000_i1025" DrawAspect="Content" ObjectID="_1848065826" r:id="rId9"/>
+                <o:OLEObject Type="Embed" ProgID="CorelDraw.Graphic.7" ShapeID="_x0000_i1025" DrawAspect="Content" ObjectID="_1848070345" r:id="rId9"/>
               </w:object>
             </w:r>
           </w:p>
@@ -6947,7 +6947,7 @@
             </w:rPr>
             <w:fldChar w:fldCharType="separate"/>
           </w:r>
-          <w:hyperlink w:anchor="_Toc237451631" w:history="1">
+          <w:hyperlink w:anchor="_Toc237457512" w:history="1">
             <w:r>
               <w:rPr>
                 <w:rStyle w:val="Hyperlink"/>
@@ -6993,7 +6993,7 @@
                 <w:noProof/>
                 <w:webHidden/>
               </w:rPr>
-              <w:instrText xml:space="preserve"> PAGEREF _Toc237451631 \h </w:instrText>
+              <w:instrText xml:space="preserve"> PAGEREF _Toc237457512 \h </w:instrText>
             </w:r>
             <w:r>
               <w:rPr>
@@ -7039,7 +7039,7 @@
               <w:lang w:val="en-US"/>
             </w:rPr>
           </w:pPr>
-          <w:hyperlink w:anchor="_Toc237451632" w:history="1">
+          <w:hyperlink w:anchor="_Toc237457513" w:history="1">
             <w:r>
               <w:rPr>
                 <w:rStyle w:val="Hyperlink"/>
@@ -7148,7 +7148,7 @@
                 <w:noProof/>
                 <w:webHidden/>
               </w:rPr>
-              <w:instrText xml:space="preserve"> PAGEREF _Toc237451632 \h </w:instrText>
+              <w:instrText xml:space="preserve"> PAGEREF _Toc237457513 \h </w:instrText>
             </w:r>
             <w:r>
               <w:rPr>
@@ -7194,7 +7194,7 @@
               <w:lang w:val="en-US"/>
             </w:rPr>
           </w:pPr>
-          <w:hyperlink w:anchor="_Toc237451633" w:history="1">
+          <w:hyperlink w:anchor="_Toc237457514" w:history="1">
             <w:r>
               <w:rPr>
                 <w:rStyle w:val="Hyperlink"/>
@@ -7303,7 +7303,7 @@
                 <w:noProof/>
                 <w:webHidden/>
               </w:rPr>
-              <w:instrText xml:space="preserve"> PAGEREF _Toc237451633 \h </w:instrText>
+              <w:instrText xml:space="preserve"> PAGEREF _Toc237457514 \h </w:instrText>
             </w:r>
             <w:r>
               <w:rPr>
@@ -7349,7 +7349,7 @@
               <w:lang w:val="en-US"/>
             </w:rPr>
           </w:pPr>
-          <w:hyperlink w:anchor="_Toc237451634" w:history="1">
+          <w:hyperlink w:anchor="_Toc237457515" w:history="1">
             <w:r>
               <w:rPr>
                 <w:rStyle w:val="Hyperlink"/>
@@ -7412,7 +7412,7 @@
                 <w:noProof/>
                 <w:webHidden/>
               </w:rPr>
-              <w:instrText xml:space="preserve"> PAGEREF _Toc237451634 \h </w:instrText>
+              <w:instrText xml:space="preserve"> PAGEREF _Toc237457515 \h </w:instrText>
             </w:r>
             <w:r>
               <w:rPr>
@@ -7458,7 +7458,7 @@
               <w:lang w:val="en-US"/>
             </w:rPr>
           </w:pPr>
-          <w:hyperlink w:anchor="_Toc237451635" w:history="1">
+          <w:hyperlink w:anchor="_Toc237457516" w:history="1">
             <w:r>
               <w:rPr>
                 <w:rStyle w:val="Hyperlink"/>
@@ -7504,7 +7504,7 @@
                 <w:noProof/>
                 <w:webHidden/>
               </w:rPr>
-              <w:instrText xml:space="preserve"> PAGEREF _Toc237451635 \h </w:instrText>
+              <w:instrText xml:space="preserve"> PAGEREF _Toc237457516 \h </w:instrText>
             </w:r>
             <w:r>
               <w:rPr>
@@ -7550,7 +7550,7 @@
               <w:lang w:val="en-US"/>
             </w:rPr>
           </w:pPr>
-          <w:hyperlink w:anchor="_Toc237451636" w:history="1">
+          <w:hyperlink w:anchor="_Toc237457517" w:history="1">
             <w:r>
               <w:rPr>
                 <w:rStyle w:val="Hyperlink"/>
@@ -7594,7 +7594,7 @@
                 <w:noProof/>
                 <w:webHidden/>
               </w:rPr>
-              <w:instrText xml:space="preserve"> PAGEREF _Toc237451636 \h </w:instrText>
+              <w:instrText xml:space="preserve"> PAGEREF _Toc237457517 \h </w:instrText>
             </w:r>
             <w:r>
               <w:rPr>
@@ -7640,7 +7640,7 @@
               <w:lang w:val="en-US"/>
             </w:rPr>
           </w:pPr>
-          <w:hyperlink w:anchor="_Toc237451637" w:history="1">
+          <w:hyperlink w:anchor="_Toc237457518" w:history="1">
             <w:r>
               <w:rPr>
                 <w:rStyle w:val="Hyperlink"/>
@@ -7684,7 +7684,7 @@
                 <w:noProof/>
                 <w:webHidden/>
               </w:rPr>
-              <w:instrText xml:space="preserve"> PAGEREF _Toc237451637 \h </w:instrText>
+              <w:instrText xml:space="preserve"> PAGEREF _Toc237457518 \h </w:instrText>
             </w:r>
             <w:r>
               <w:rPr>
@@ -7730,7 +7730,7 @@
               <w:lang w:val="en-US"/>
             </w:rPr>
           </w:pPr>
-          <w:hyperlink w:anchor="_Toc237451638" w:history="1">
+          <w:hyperlink w:anchor="_Toc237457519" w:history="1">
             <w:r>
               <w:rPr>
                 <w:rStyle w:val="Hyperlink"/>
@@ -7829,7 +7829,7 @@
                 <w:noProof/>
                 <w:webHidden/>
               </w:rPr>
-              <w:instrText xml:space="preserve"> PAGEREF _Toc237451638 \h </w:instrText>
+              <w:instrText xml:space="preserve"> PAGEREF _Toc237457519 \h </w:instrText>
             </w:r>
             <w:r>
               <w:rPr>
@@ -7875,12 +7875,10 @@
               <w:lang w:val="en-US"/>
             </w:rPr>
           </w:pPr>
-          <w:hyperlink w:anchor="_Toc237451639" w:history="1">
+          <w:hyperlink w:anchor="_Toc237457520" w:history="1">
             <w:r>
               <w:rPr>
                 <w:rStyle w:val="Hyperlink"/>
-                <w:i/>
-                <w:iCs/>
                 <w:noProof/>
               </w:rPr>
               <w:t>2.4</w:t>
@@ -7931,7 +7929,7 @@
                 <w:noProof/>
                 <w:webHidden/>
               </w:rPr>
-              <w:instrText xml:space="preserve"> PAGEREF _Toc237451639 \h </w:instrText>
+              <w:instrText xml:space="preserve"> PAGEREF _Toc237457520 \h </w:instrText>
             </w:r>
             <w:r>
               <w:rPr>
@@ -7977,7 +7975,7 @@
               <w:lang w:val="en-US"/>
             </w:rPr>
           </w:pPr>
-          <w:hyperlink w:anchor="_Toc237451640" w:history="1">
+          <w:hyperlink w:anchor="_Toc237457521" w:history="1">
             <w:r>
               <w:rPr>
                 <w:rStyle w:val="Hyperlink"/>
@@ -8032,7 +8030,7 @@
                 <w:noProof/>
                 <w:webHidden/>
               </w:rPr>
-              <w:instrText xml:space="preserve"> PAGEREF _Toc237451640 \h </w:instrText>
+              <w:instrText xml:space="preserve"> PAGEREF _Toc237457521 \h </w:instrText>
             </w:r>
             <w:r>
               <w:rPr>
@@ -8053,6 +8051,104 @@
                 <w:webHidden/>
               </w:rPr>
               <w:t>7</w:t>
+            </w:r>
+            <w:r>
+              <w:rPr>
+                <w:noProof/>
+                <w:webHidden/>
+              </w:rPr>
+              <w:fldChar w:fldCharType="end"/>
+            </w:r>
+          </w:hyperlink>
+        </w:p>
+        <w:p>
+          <w:pPr>
+            <w:pStyle w:val="TOC2"/>
+            <w:tabs>
+              <w:tab w:val="left" w:pos="960"/>
+              <w:tab w:val="right" w:leader="dot" w:pos="9304"/>
+            </w:tabs>
+            <w:rPr>
+              <w:rFonts w:eastAsiaTheme="minorEastAsia"/>
+              <w:noProof/>
+              <w:sz w:val="24"/>
+              <w:szCs w:val="24"/>
+              <w:lang w:val="en-US"/>
+            </w:rPr>
+          </w:pPr>
+          <w:hyperlink w:anchor="_Toc237457522" w:history="1">
+            <w:r>
+              <w:rPr>
+                <w:rStyle w:val="Hyperlink"/>
+                <w:noProof/>
+              </w:rPr>
+              <w:t>2.6</w:t>
+            </w:r>
+            <w:r>
+              <w:rPr>
+                <w:rFonts w:eastAsiaTheme="minorEastAsia"/>
+                <w:noProof/>
+                <w:sz w:val="24"/>
+                <w:szCs w:val="24"/>
+                <w:lang w:val="en-US"/>
+              </w:rPr>
+              <w:tab/>
+            </w:r>
+            <w:r>
+              <w:rPr>
+                <w:rStyle w:val="Hyperlink"/>
+                <w:noProof/>
+                <w:lang w:val="en-US"/>
+              </w:rPr>
+              <w:t xml:space="preserve">zk-SNARK </w:t>
+            </w:r>
+            <w:r>
+              <w:rPr>
+                <w:rStyle w:val="Hyperlink"/>
+                <w:noProof/>
+              </w:rPr>
+              <w:t>протоколи</w:t>
+            </w:r>
+            <w:r>
+              <w:rPr>
+                <w:noProof/>
+                <w:webHidden/>
+              </w:rPr>
+              <w:tab/>
+            </w:r>
+            <w:r>
+              <w:rPr>
+                <w:noProof/>
+                <w:webHidden/>
+              </w:rPr>
+              <w:fldChar w:fldCharType="begin"/>
+            </w:r>
+            <w:r>
+              <w:rPr>
+                <w:noProof/>
+                <w:webHidden/>
+              </w:rPr>
+              <w:instrText xml:space="preserve"> PAGEREF _Toc237457522 \h </w:instrText>
+            </w:r>
+            <w:r>
+              <w:rPr>
+                <w:noProof/>
+                <w:webHidden/>
+              </w:rPr>
+            </w:r>
+            <w:r>
+              <w:rPr>
+                <w:noProof/>
+                <w:webHidden/>
+              </w:rPr>
+              <w:fldChar w:fldCharType="separate"/>
+            </w:r>
+            <w:r>
+              <w:rPr>
+                <w:noProof/>
+                <w:webHidden/>
+              </w:rPr>
+              <w:t>9</w:t>
             </w:r>
             <w:r>
               <w:rPr>
@@ -8078,7 +8174,7 @@
               <w:lang w:val="en-US"/>
             </w:rPr>
           </w:pPr>
-          <w:hyperlink w:anchor="_Toc237451641" w:history="1">
+          <w:hyperlink w:anchor="_Toc237457523" w:history="1">
             <w:r>
               <w:rPr>
                 <w:rStyle w:val="Hyperlink"/>
@@ -8142,7 +8238,7 @@
                 <w:noProof/>
                 <w:webHidden/>
               </w:rPr>
-              <w:instrText xml:space="preserve"> PAGEREF _Toc237451641 \h </w:instrText>
+              <w:instrText xml:space="preserve"> PAGEREF _Toc237457523 \h </w:instrText>
             </w:r>
             <w:r>
               <w:rPr>
@@ -8162,7 +8258,7 @@
                 <w:noProof/>
                 <w:webHidden/>
               </w:rPr>
-              <w:t>8</w:t>
+              <w:t>10</w:t>
             </w:r>
             <w:r>
               <w:rPr>
@@ -8188,7 +8284,7 @@
               <w:lang w:val="en-US"/>
             </w:rPr>
           </w:pPr>
-          <w:hyperlink w:anchor="_Toc237451642" w:history="1">
+          <w:hyperlink w:anchor="_Toc237457524" w:history="1">
             <w:r>
               <w:rPr>
                 <w:rStyle w:val="Hyperlink"/>
@@ -8234,7 +8330,7 @@
                 <w:noProof/>
                 <w:webHidden/>
               </w:rPr>
-              <w:instrText xml:space="preserve"> PAGEREF _Toc237451642 \h </w:instrText>
+              <w:instrText xml:space="preserve"> PAGEREF _Toc237457524 \h </w:instrText>
             </w:r>
             <w:r>
               <w:rPr>
@@ -8254,7 +8350,7 @@
                 <w:noProof/>
                 <w:webHidden/>
               </w:rPr>
-              <w:t>11</w:t>
+              <w:t>13</w:t>
             </w:r>
             <w:r>
               <w:rPr>
@@ -8280,7 +8376,7 @@
               <w:lang w:val="en-US"/>
             </w:rPr>
           </w:pPr>
-          <w:hyperlink w:anchor="_Toc237451643" w:history="1">
+          <w:hyperlink w:anchor="_Toc237457525" w:history="1">
             <w:r>
               <w:rPr>
                 <w:rStyle w:val="Hyperlink"/>
@@ -8326,7 +8422,7 @@
                 <w:noProof/>
                 <w:webHidden/>
               </w:rPr>
-              <w:instrText xml:space="preserve"> PAGEREF _Toc237451643 \h </w:instrText>
+              <w:instrText xml:space="preserve"> PAGEREF _Toc237457525 \h </w:instrText>
             </w:r>
             <w:r>
               <w:rPr>
@@ -8346,7 +8442,7 @@
                 <w:noProof/>
                 <w:webHidden/>
               </w:rPr>
-              <w:t>11</w:t>
+              <w:t>13</w:t>
             </w:r>
             <w:r>
               <w:rPr>
@@ -8372,7 +8468,7 @@
               <w:lang w:val="en-US"/>
             </w:rPr>
           </w:pPr>
-          <w:hyperlink w:anchor="_Toc237451644" w:history="1">
+          <w:hyperlink w:anchor="_Toc237457526" w:history="1">
             <w:r>
               <w:rPr>
                 <w:rStyle w:val="Hyperlink"/>
@@ -8418,7 +8514,7 @@
                 <w:noProof/>
                 <w:webHidden/>
               </w:rPr>
-              <w:instrText xml:space="preserve"> PAGEREF _Toc237451644 \h </w:instrText>
+              <w:instrText xml:space="preserve"> PAGEREF _Toc237457526 \h </w:instrText>
             </w:r>
             <w:r>
               <w:rPr>
@@ -8438,7 +8534,7 @@
                 <w:noProof/>
                 <w:webHidden/>
               </w:rPr>
-              <w:t>12</w:t>
+              <w:t>14</w:t>
             </w:r>
             <w:r>
               <w:rPr>
@@ -8464,7 +8560,7 @@
               <w:lang w:val="en-US"/>
             </w:rPr>
           </w:pPr>
-          <w:hyperlink w:anchor="_Toc237451645" w:history="1">
+          <w:hyperlink w:anchor="_Toc237457527" w:history="1">
             <w:r>
               <w:rPr>
                 <w:rStyle w:val="Hyperlink"/>
@@ -8510,7 +8606,7 @@
                 <w:noProof/>
                 <w:webHidden/>
               </w:rPr>
-              <w:instrText xml:space="preserve"> PAGEREF _Toc237451645 \h </w:instrText>
+              <w:instrText xml:space="preserve"> PAGEREF _Toc237457527 \h </w:instrText>
             </w:r>
             <w:r>
               <w:rPr>
@@ -8530,7 +8626,7 @@
                 <w:noProof/>
                 <w:webHidden/>
               </w:rPr>
-              <w:t>13</w:t>
+              <w:t>15</w:t>
             </w:r>
             <w:r>
               <w:rPr>
@@ -8600,7 +8696,7 @@
           <w:rFonts w:ascii="Times New Roman" w:hAnsi="Times New Roman" w:cs="Times New Roman"/>
         </w:rPr>
       </w:pPr>
-      <w:bookmarkStart w:id="0" w:name="_Toc237451631"/>
+      <w:bookmarkStart w:id="0" w:name="_Toc237457512"/>
       <w:r>
         <w:rPr>
           <w:rFonts w:ascii="Times New Roman" w:hAnsi="Times New Roman" w:cs="Times New Roman"/>
@@ -9340,7 +9436,7 @@
       <w:pPr>
         <w:pStyle w:val="Heading1"/>
       </w:pPr>
-      <w:bookmarkStart w:id="1" w:name="_Toc237451632"/>
+      <w:bookmarkStart w:id="1" w:name="_Toc237457513"/>
       <w:r>
         <w:lastRenderedPageBreak/>
         <w:t xml:space="preserve">Теоријске основе </w:t>
@@ -9473,7 +9569,7 @@
       <w:pPr>
         <w:pStyle w:val="Heading2"/>
       </w:pPr>
-      <w:bookmarkStart w:id="2" w:name="_Toc237451633"/>
+      <w:bookmarkStart w:id="2" w:name="_Toc237457514"/>
       <w:r>
         <w:t xml:space="preserve">Основни концепт </w:t>
       </w:r>
@@ -10099,7 +10195,7 @@
           <w:rFonts w:ascii="Times New Roman" w:hAnsi="Times New Roman" w:cs="Times New Roman"/>
         </w:rPr>
       </w:pPr>
-      <w:bookmarkStart w:id="3" w:name="_Toc237451634"/>
+      <w:bookmarkStart w:id="3" w:name="_Toc237457515"/>
       <w:r>
         <w:rPr>
           <w:rFonts w:ascii="Times New Roman" w:hAnsi="Times New Roman" w:cs="Times New Roman"/>
@@ -10168,7 +10264,7 @@
           <w:rFonts w:ascii="Times New Roman" w:hAnsi="Times New Roman" w:cs="Times New Roman"/>
         </w:rPr>
       </w:pPr>
-      <w:bookmarkStart w:id="4" w:name="_Toc237451635"/>
+      <w:bookmarkStart w:id="4" w:name="_Toc237457516"/>
       <w:r>
         <w:rPr>
           <w:rFonts w:ascii="Times New Roman" w:hAnsi="Times New Roman" w:cs="Times New Roman"/>
@@ -10243,7 +10339,7 @@
       <w:pPr>
         <w:pStyle w:val="Heading3"/>
       </w:pPr>
-      <w:bookmarkStart w:id="5" w:name="_Toc237451636"/>
+      <w:bookmarkStart w:id="5" w:name="_Toc237457517"/>
       <w:r>
         <w:t>Поузданост</w:t>
       </w:r>
@@ -10799,7 +10895,7 @@
       <w:pPr>
         <w:pStyle w:val="Heading3"/>
       </w:pPr>
-      <w:bookmarkStart w:id="6" w:name="_Toc237451637"/>
+      <w:bookmarkStart w:id="6" w:name="_Toc237457518"/>
       <w:r>
         <w:t>Нулто знање</w:t>
       </w:r>
@@ -11587,7 +11683,7 @@
       <w:pPr>
         <w:pStyle w:val="Heading2"/>
       </w:pPr>
-      <w:bookmarkStart w:id="7" w:name="_Toc237451638"/>
+      <w:bookmarkStart w:id="7" w:name="_Toc237457519"/>
       <w:r>
         <w:lastRenderedPageBreak/>
         <w:t xml:space="preserve">Начин функционисања </w:t>
@@ -13345,7 +13441,7 @@
           <w:iCs/>
         </w:rPr>
       </w:pPr>
-      <w:bookmarkStart w:id="8" w:name="_Toc237451639"/>
+      <w:bookmarkStart w:id="8" w:name="_Toc237457520"/>
       <w:r>
         <w:lastRenderedPageBreak/>
         <w:t xml:space="preserve">Интерактивни  </w:t>
@@ -13605,6 +13701,7 @@
           <w:szCs w:val="24"/>
           <w:lang w:val="ru-RU"/>
         </w:rPr>
+        <w:instrText xml:space="preserve"> \* MERGEFORMAT </w:instrText>
       </w:r>
       <w:r>
         <w:rPr>
@@ -13614,7 +13711,6 @@
           <w:szCs w:val="24"/>
           <w:lang w:val="ru-RU"/>
         </w:rPr>
-        <w:instrText xml:space="preserve"> \* MERGEFORMAT </w:instrText>
       </w:r>
       <w:r>
         <w:rPr>
@@ -13632,31 +13728,7 @@
           <w:sz w:val="24"/>
           <w:szCs w:val="24"/>
         </w:rPr>
-        <w:t>Сли</w:t>
-      </w:r>
-      <w:r>
-        <w:rPr>
-          <w:rFonts w:ascii="Times New Roman" w:hAnsi="Times New Roman" w:cs="Times New Roman"/>
-          <w:sz w:val="24"/>
-          <w:szCs w:val="24"/>
-        </w:rPr>
-        <w:t>к</w:t>
-      </w:r>
-      <w:r>
-        <w:rPr>
-          <w:rFonts w:ascii="Times New Roman" w:hAnsi="Times New Roman" w:cs="Times New Roman"/>
-          <w:sz w:val="24"/>
-          <w:szCs w:val="24"/>
-        </w:rPr>
-        <w:t>а</w:t>
-      </w:r>
-      <w:r>
-        <w:rPr>
-          <w:rFonts w:ascii="Times New Roman" w:hAnsi="Times New Roman" w:cs="Times New Roman"/>
-          <w:sz w:val="24"/>
-          <w:szCs w:val="24"/>
-        </w:rPr>
-        <w:t xml:space="preserve"> </w:t>
+        <w:t xml:space="preserve">Слика </w:t>
       </w:r>
       <w:r>
         <w:rPr>
@@ -13758,8 +13830,8 @@
           <w:szCs w:val="24"/>
         </w:rPr>
       </w:pPr>
-      <w:bookmarkStart w:id="9" w:name="_Ref237452802"/>
-      <w:bookmarkStart w:id="10" w:name="_Ref237452808"/>
+      <w:bookmarkStart w:id="9" w:name="_Ref237452808"/>
+      <w:bookmarkStart w:id="10" w:name="_Ref237452802"/>
       <w:r>
         <w:rPr>
           <w:rFonts w:ascii="Times New Roman" w:hAnsi="Times New Roman" w:cs="Times New Roman"/>
@@ -13821,7 +13893,7 @@
         </w:rPr>
         <w:fldChar w:fldCharType="end"/>
       </w:r>
-      <w:bookmarkEnd w:id="10"/>
+      <w:bookmarkEnd w:id="9"/>
       <w:r>
         <w:rPr>
           <w:rFonts w:ascii="Times New Roman" w:hAnsi="Times New Roman" w:cs="Times New Roman"/>
@@ -13842,7 +13914,7 @@
         </w:rPr>
         <w:t xml:space="preserve">  Интеракција између доказивача и провјериоца код интерактивног ZKP протокола (ауторски приказ према [7])</w:t>
       </w:r>
-      <w:bookmarkEnd w:id="9"/>
+      <w:bookmarkEnd w:id="10"/>
     </w:p>
     <w:p>
       <w:pPr>
@@ -13904,6 +13976,7 @@
           <w:color w:val="000000" w:themeColor="text1"/>
           <w:sz w:val="24"/>
           <w:szCs w:val="24"/>
+          <w:lang w:val="en-US"/>
         </w:rPr>
       </w:pPr>
       <w:r>
@@ -13913,7 +13986,7 @@
           <w:sz w:val="24"/>
           <w:szCs w:val="24"/>
         </w:rPr>
-        <w:t xml:space="preserve">Један од познатих примјера интерактивног доказивања знања представља Schnorr протокол. Код овог протокола доказивач доказује познавање приватне вриједности која одговара јавно доступној вриједности, без откривања саме приватне вриједности. </w:t>
+        <w:t>Један од познатих примјера интерактивног доказивања знања представља Schnorr</w:t>
       </w:r>
       <w:r>
         <w:rPr>
@@ -13921,6 +13994,47 @@
           <w:color w:val="000000" w:themeColor="text1"/>
           <w:sz w:val="24"/>
           <w:szCs w:val="24"/>
+          <w:lang w:val="ru-RU"/>
+        </w:rPr>
+        <w:t xml:space="preserve"> </w:t>
+      </w:r>
+      <w:r>
+        <w:rPr>
+          <w:rFonts w:ascii="Times New Roman" w:eastAsiaTheme="majorEastAsia" w:hAnsi="Times New Roman" w:cs="Times New Roman"/>
+          <w:color w:val="000000" w:themeColor="text1"/>
+          <w:sz w:val="24"/>
+          <w:szCs w:val="24"/>
+        </w:rPr>
+        <w:t>протокол. Код овог протокола доказивач доказује познавање приватне вриједности која одговара јавно доступној вриједности, без откривања саме приватне вриједности.</w:t>
+      </w:r>
+      <w:r>
+        <w:rPr>
+          <w:rFonts w:ascii="Times New Roman" w:eastAsiaTheme="majorEastAsia" w:hAnsi="Times New Roman" w:cs="Times New Roman"/>
+          <w:color w:val="000000" w:themeColor="text1"/>
+          <w:sz w:val="24"/>
+          <w:szCs w:val="24"/>
+          <w:lang w:val="ru-RU"/>
+        </w:rPr>
+        <w:t xml:space="preserve"> </w:t>
+      </w:r>
+    </w:p>
+    <w:p>
+      <w:pPr>
+        <w:ind w:left="576"/>
+        <w:jc w:val="both"/>
+        <w:rPr>
+          <w:rFonts w:ascii="Times New Roman" w:eastAsiaTheme="majorEastAsia" w:hAnsi="Times New Roman" w:cs="Times New Roman"/>
+          <w:color w:val="000000" w:themeColor="text1"/>
+          <w:sz w:val="24"/>
+          <w:szCs w:val="24"/>
+        </w:rPr>
+      </w:pPr>
+      <w:r>
+        <w:rPr>
+          <w:rFonts w:ascii="Times New Roman" w:eastAsiaTheme="majorEastAsia" w:hAnsi="Times New Roman" w:cs="Times New Roman"/>
+          <w:color w:val="000000" w:themeColor="text1"/>
+          <w:sz w:val="24"/>
+          <w:szCs w:val="24"/>
         </w:rPr>
         <w:lastRenderedPageBreak/>
         <w:t>Комуникација се такође заснива на размјени обавезе, случајног изазова и одговора, након чега провјерилац математичком провјером утврђује исправност доказа</w:t>
@@ -14006,7 +14120,7 @@
     </w:p>
     <w:p>
       <w:pPr>
-        <w:ind w:left="288"/>
+        <w:ind w:left="576"/>
         <w:jc w:val="both"/>
         <w:rPr>
           <w:rFonts w:ascii="Times New Roman" w:eastAsiaTheme="majorEastAsia" w:hAnsi="Times New Roman" w:cs="Times New Roman"/>
@@ -14027,7 +14141,7 @@
     </w:p>
     <w:p>
       <w:pPr>
-        <w:ind w:left="288"/>
+        <w:ind w:left="576"/>
         <w:jc w:val="both"/>
         <w:rPr>
           <w:rFonts w:ascii="Times New Roman" w:eastAsiaTheme="majorEastAsia" w:hAnsi="Times New Roman" w:cs="Times New Roman"/>
@@ -14367,26 +14481,14 @@
     </w:p>
     <w:p>
       <w:pPr>
-        <w:ind w:left="288"/>
-        <w:jc w:val="both"/>
-        <w:rPr>
-          <w:rFonts w:ascii="Times New Roman" w:eastAsiaTheme="majorEastAsia" w:hAnsi="Times New Roman" w:cs="Times New Roman"/>
-          <w:color w:val="000000" w:themeColor="text1"/>
-          <w:sz w:val="24"/>
-          <w:szCs w:val="24"/>
+        <w:pStyle w:val="Heading2"/>
+        <w:rPr>
           <w:lang w:val="en-US"/>
         </w:rPr>
       </w:pPr>
-    </w:p>
-    <w:p>
-      <w:pPr>
-        <w:pStyle w:val="Heading2"/>
-        <w:rPr>
-          <w:lang w:val="en-US"/>
-        </w:rPr>
-      </w:pPr>
-      <w:bookmarkStart w:id="11" w:name="_Toc237451640"/>
-      <w:r>
+      <w:bookmarkStart w:id="11" w:name="_Toc237457521"/>
+      <w:r>
+        <w:lastRenderedPageBreak/>
         <w:t xml:space="preserve">Неинтерактивни </w:t>
       </w:r>
       <w:r>
@@ -14401,166 +14503,4373 @@
     </w:p>
     <w:p>
       <w:pPr>
+        <w:pStyle w:val="pdq2pgselectionanchorcontainer"/>
+        <w:ind w:left="288"/>
         <w:jc w:val="both"/>
         <w:rPr>
-          <w:rFonts w:ascii="Times New Roman" w:hAnsi="Times New Roman" w:cs="Times New Roman"/>
-          <w:sz w:val="24"/>
-          <w:szCs w:val="24"/>
-          <w:lang w:val="en-US"/>
-        </w:rPr>
-      </w:pPr>
+          <w:lang w:val="ru-RU"/>
+        </w:rPr>
+      </w:pPr>
+      <w:proofErr w:type="spellStart"/>
+      <w:r>
+        <w:rPr>
+          <w:lang w:val="ru-RU"/>
+        </w:rPr>
+        <w:t>Неинтерактивни</w:t>
+      </w:r>
+      <w:proofErr w:type="spellEnd"/>
+      <w:r>
+        <w:rPr>
+          <w:lang w:val="ru-RU"/>
+        </w:rPr>
+        <w:t xml:space="preserve"> </w:t>
+      </w:r>
+      <w:r>
+        <w:rPr>
+          <w:rStyle w:val="Emphasis"/>
+        </w:rPr>
+        <w:t>Zero</w:t>
+      </w:r>
+      <w:r>
+        <w:rPr>
+          <w:rStyle w:val="Emphasis"/>
+          <w:lang w:val="ru-RU"/>
+        </w:rPr>
+        <w:t>-</w:t>
+      </w:r>
+      <w:r>
+        <w:rPr>
+          <w:rStyle w:val="Emphasis"/>
+        </w:rPr>
+        <w:t>Knowledge</w:t>
+      </w:r>
+      <w:r>
+        <w:rPr>
+          <w:rStyle w:val="Emphasis"/>
+          <w:lang w:val="ru-RU"/>
+        </w:rPr>
+        <w:t xml:space="preserve"> </w:t>
+      </w:r>
+      <w:r>
+        <w:rPr>
+          <w:rStyle w:val="Emphasis"/>
+        </w:rPr>
+        <w:t>Proof</w:t>
+      </w:r>
+      <w:r>
+        <w:rPr>
+          <w:lang w:val="ru-RU"/>
+        </w:rPr>
+        <w:t xml:space="preserve"> </w:t>
+      </w:r>
+      <w:proofErr w:type="spellStart"/>
+      <w:r>
+        <w:rPr>
+          <w:lang w:val="ru-RU"/>
+        </w:rPr>
+        <w:t>протоколи</w:t>
+      </w:r>
+      <w:proofErr w:type="spellEnd"/>
+      <w:r>
+        <w:rPr>
+          <w:lang w:val="ru-RU"/>
+        </w:rPr>
+        <w:t xml:space="preserve"> </w:t>
+      </w:r>
+      <w:proofErr w:type="spellStart"/>
+      <w:r>
+        <w:rPr>
+          <w:lang w:val="ru-RU"/>
+        </w:rPr>
+        <w:t>представљају</w:t>
+      </w:r>
+      <w:proofErr w:type="spellEnd"/>
+      <w:r>
+        <w:rPr>
+          <w:lang w:val="ru-RU"/>
+        </w:rPr>
+        <w:t xml:space="preserve"> протоколе код </w:t>
+      </w:r>
+      <w:proofErr w:type="spellStart"/>
+      <w:r>
+        <w:rPr>
+          <w:lang w:val="ru-RU"/>
+        </w:rPr>
+        <w:t>којих</w:t>
+      </w:r>
+      <w:proofErr w:type="spellEnd"/>
+      <w:r>
+        <w:rPr>
+          <w:lang w:val="ru-RU"/>
+        </w:rPr>
+        <w:t xml:space="preserve"> </w:t>
+      </w:r>
+      <w:proofErr w:type="spellStart"/>
+      <w:r>
+        <w:rPr>
+          <w:lang w:val="ru-RU"/>
+        </w:rPr>
+        <w:t>није</w:t>
+      </w:r>
+      <w:proofErr w:type="spellEnd"/>
+      <w:r>
+        <w:rPr>
+          <w:lang w:val="ru-RU"/>
+        </w:rPr>
+        <w:t xml:space="preserve"> потребна </w:t>
+      </w:r>
+      <w:proofErr w:type="spellStart"/>
+      <w:r>
+        <w:rPr>
+          <w:lang w:val="ru-RU"/>
+        </w:rPr>
+        <w:t>непосредна</w:t>
+      </w:r>
+      <w:proofErr w:type="spellEnd"/>
+      <w:r>
+        <w:rPr>
+          <w:lang w:val="ru-RU"/>
+        </w:rPr>
+        <w:t xml:space="preserve"> </w:t>
+      </w:r>
+      <w:proofErr w:type="spellStart"/>
+      <w:r>
+        <w:rPr>
+          <w:lang w:val="ru-RU"/>
+        </w:rPr>
+        <w:t>размјена</w:t>
+      </w:r>
+      <w:proofErr w:type="spellEnd"/>
+      <w:r>
+        <w:rPr>
+          <w:lang w:val="ru-RU"/>
+        </w:rPr>
+        <w:t xml:space="preserve"> </w:t>
+      </w:r>
+      <w:proofErr w:type="spellStart"/>
+      <w:r>
+        <w:rPr>
+          <w:lang w:val="ru-RU"/>
+        </w:rPr>
+        <w:t>више</w:t>
+      </w:r>
+      <w:proofErr w:type="spellEnd"/>
+      <w:r>
+        <w:rPr>
+          <w:lang w:val="ru-RU"/>
+        </w:rPr>
+        <w:t xml:space="preserve"> порука </w:t>
+      </w:r>
+      <w:proofErr w:type="spellStart"/>
+      <w:r>
+        <w:rPr>
+          <w:lang w:val="ru-RU"/>
+        </w:rPr>
+        <w:t>између</w:t>
+      </w:r>
+      <w:proofErr w:type="spellEnd"/>
+      <w:r>
+        <w:rPr>
+          <w:lang w:val="ru-RU"/>
+        </w:rPr>
+        <w:t xml:space="preserve"> </w:t>
+      </w:r>
+      <w:proofErr w:type="spellStart"/>
+      <w:r>
+        <w:rPr>
+          <w:lang w:val="ru-RU"/>
+        </w:rPr>
+        <w:t>доказивача</w:t>
+      </w:r>
+      <w:proofErr w:type="spellEnd"/>
+      <w:r>
+        <w:rPr>
+          <w:lang w:val="ru-RU"/>
+        </w:rPr>
+        <w:t xml:space="preserve"> и </w:t>
+      </w:r>
+      <w:proofErr w:type="spellStart"/>
+      <w:r>
+        <w:rPr>
+          <w:lang w:val="ru-RU"/>
+        </w:rPr>
+        <w:t>провјериоца</w:t>
+      </w:r>
+      <w:proofErr w:type="spellEnd"/>
+      <w:r>
+        <w:rPr>
+          <w:lang w:val="ru-RU"/>
+        </w:rPr>
+        <w:t xml:space="preserve"> током </w:t>
+      </w:r>
+      <w:proofErr w:type="spellStart"/>
+      <w:r>
+        <w:rPr>
+          <w:lang w:val="ru-RU"/>
+        </w:rPr>
+        <w:t>процеса</w:t>
+      </w:r>
+      <w:proofErr w:type="spellEnd"/>
+      <w:r>
+        <w:rPr>
+          <w:lang w:val="ru-RU"/>
+        </w:rPr>
+        <w:t xml:space="preserve"> </w:t>
+      </w:r>
+      <w:proofErr w:type="spellStart"/>
+      <w:r>
+        <w:rPr>
+          <w:lang w:val="ru-RU"/>
+        </w:rPr>
+        <w:t>доказивања</w:t>
+      </w:r>
+      <w:proofErr w:type="spellEnd"/>
+      <w:r>
+        <w:rPr>
+          <w:lang w:val="ru-RU"/>
+        </w:rPr>
+        <w:t xml:space="preserve">. </w:t>
+      </w:r>
+      <w:proofErr w:type="spellStart"/>
+      <w:r>
+        <w:rPr>
+          <w:lang w:val="ru-RU"/>
+        </w:rPr>
+        <w:t>Доказивач</w:t>
+      </w:r>
+      <w:proofErr w:type="spellEnd"/>
+      <w:r>
+        <w:rPr>
+          <w:lang w:val="ru-RU"/>
+        </w:rPr>
+        <w:t xml:space="preserve"> </w:t>
+      </w:r>
+      <w:proofErr w:type="spellStart"/>
+      <w:r>
+        <w:rPr>
+          <w:lang w:val="ru-RU"/>
+        </w:rPr>
+        <w:t>самостално</w:t>
+      </w:r>
+      <w:proofErr w:type="spellEnd"/>
+      <w:r>
+        <w:rPr>
+          <w:lang w:val="ru-RU"/>
+        </w:rPr>
+        <w:t xml:space="preserve"> </w:t>
+      </w:r>
+      <w:proofErr w:type="spellStart"/>
+      <w:r>
+        <w:rPr>
+          <w:lang w:val="ru-RU"/>
+        </w:rPr>
+        <w:t>формира</w:t>
+      </w:r>
+      <w:proofErr w:type="spellEnd"/>
+      <w:r>
+        <w:rPr>
+          <w:lang w:val="ru-RU"/>
+        </w:rPr>
+        <w:t xml:space="preserve"> </w:t>
+      </w:r>
+      <w:proofErr w:type="spellStart"/>
+      <w:r>
+        <w:rPr>
+          <w:lang w:val="ru-RU"/>
+        </w:rPr>
+        <w:t>доказ</w:t>
+      </w:r>
+      <w:proofErr w:type="spellEnd"/>
+      <w:r>
+        <w:rPr>
+          <w:lang w:val="ru-RU"/>
+        </w:rPr>
+        <w:t xml:space="preserve"> на основу </w:t>
+      </w:r>
+      <w:proofErr w:type="spellStart"/>
+      <w:r>
+        <w:rPr>
+          <w:lang w:val="ru-RU"/>
+        </w:rPr>
+        <w:t>информације</w:t>
+      </w:r>
+      <w:proofErr w:type="spellEnd"/>
+      <w:r>
+        <w:rPr>
+          <w:lang w:val="ru-RU"/>
+        </w:rPr>
+        <w:t xml:space="preserve"> </w:t>
+      </w:r>
+      <w:proofErr w:type="spellStart"/>
+      <w:r>
+        <w:rPr>
+          <w:lang w:val="ru-RU"/>
+        </w:rPr>
+        <w:t>коју</w:t>
+      </w:r>
+      <w:proofErr w:type="spellEnd"/>
+      <w:r>
+        <w:rPr>
+          <w:lang w:val="ru-RU"/>
+        </w:rPr>
+        <w:t xml:space="preserve"> </w:t>
+      </w:r>
+      <w:proofErr w:type="spellStart"/>
+      <w:r>
+        <w:rPr>
+          <w:lang w:val="ru-RU"/>
+        </w:rPr>
+        <w:t>посједује</w:t>
+      </w:r>
+      <w:proofErr w:type="spellEnd"/>
+      <w:r>
+        <w:rPr>
+          <w:lang w:val="ru-RU"/>
+        </w:rPr>
+        <w:t xml:space="preserve"> и </w:t>
+      </w:r>
+      <w:proofErr w:type="spellStart"/>
+      <w:r>
+        <w:rPr>
+          <w:lang w:val="ru-RU"/>
+        </w:rPr>
+        <w:t>одговарајућих</w:t>
+      </w:r>
+      <w:proofErr w:type="spellEnd"/>
+      <w:r>
+        <w:rPr>
+          <w:lang w:val="ru-RU"/>
+        </w:rPr>
+        <w:t xml:space="preserve"> </w:t>
+      </w:r>
+      <w:proofErr w:type="spellStart"/>
+      <w:r>
+        <w:rPr>
+          <w:lang w:val="ru-RU"/>
+        </w:rPr>
+        <w:t>јавних</w:t>
+      </w:r>
+      <w:proofErr w:type="spellEnd"/>
+      <w:r>
+        <w:rPr>
+          <w:lang w:val="ru-RU"/>
+        </w:rPr>
+        <w:t xml:space="preserve"> </w:t>
+      </w:r>
+      <w:proofErr w:type="spellStart"/>
+      <w:r>
+        <w:rPr>
+          <w:lang w:val="ru-RU"/>
+        </w:rPr>
+        <w:t>параметара</w:t>
+      </w:r>
+      <w:proofErr w:type="spellEnd"/>
+      <w:r>
+        <w:rPr>
+          <w:lang w:val="ru-RU"/>
+        </w:rPr>
+        <w:t xml:space="preserve">, </w:t>
+      </w:r>
+      <w:proofErr w:type="spellStart"/>
+      <w:r>
+        <w:rPr>
+          <w:lang w:val="ru-RU"/>
+        </w:rPr>
+        <w:t>након</w:t>
+      </w:r>
+      <w:proofErr w:type="spellEnd"/>
+      <w:r>
+        <w:rPr>
+          <w:lang w:val="ru-RU"/>
+        </w:rPr>
+        <w:t xml:space="preserve"> </w:t>
+      </w:r>
+      <w:proofErr w:type="spellStart"/>
+      <w:r>
+        <w:rPr>
+          <w:lang w:val="ru-RU"/>
+        </w:rPr>
+        <w:t>чега</w:t>
+      </w:r>
+      <w:proofErr w:type="spellEnd"/>
+      <w:r>
+        <w:rPr>
+          <w:lang w:val="ru-RU"/>
+        </w:rPr>
+        <w:t xml:space="preserve"> га </w:t>
+      </w:r>
+      <w:proofErr w:type="spellStart"/>
+      <w:r>
+        <w:rPr>
+          <w:lang w:val="ru-RU"/>
+        </w:rPr>
+        <w:t>просљеђује</w:t>
+      </w:r>
+      <w:proofErr w:type="spellEnd"/>
+      <w:r>
+        <w:rPr>
+          <w:lang w:val="ru-RU"/>
+        </w:rPr>
+        <w:t xml:space="preserve"> </w:t>
+      </w:r>
+      <w:proofErr w:type="spellStart"/>
+      <w:r>
+        <w:rPr>
+          <w:lang w:val="ru-RU"/>
+        </w:rPr>
+        <w:t>провјериоцу</w:t>
+      </w:r>
+      <w:proofErr w:type="spellEnd"/>
+      <w:r>
+        <w:rPr>
+          <w:lang w:val="ru-RU"/>
+        </w:rPr>
+        <w:t xml:space="preserve">. </w:t>
+      </w:r>
+      <w:proofErr w:type="spellStart"/>
+      <w:r>
+        <w:rPr>
+          <w:lang w:val="ru-RU"/>
+        </w:rPr>
+        <w:t>Провјерилац</w:t>
+      </w:r>
+      <w:proofErr w:type="spellEnd"/>
+      <w:r>
+        <w:rPr>
+          <w:lang w:val="ru-RU"/>
+        </w:rPr>
+        <w:t xml:space="preserve"> </w:t>
+      </w:r>
+      <w:proofErr w:type="spellStart"/>
+      <w:r>
+        <w:rPr>
+          <w:lang w:val="ru-RU"/>
+        </w:rPr>
+        <w:t>затим</w:t>
+      </w:r>
+      <w:proofErr w:type="spellEnd"/>
+      <w:r>
+        <w:rPr>
+          <w:lang w:val="ru-RU"/>
+        </w:rPr>
+        <w:t xml:space="preserve"> </w:t>
+      </w:r>
+      <w:proofErr w:type="spellStart"/>
+      <w:r>
+        <w:rPr>
+          <w:lang w:val="ru-RU"/>
+        </w:rPr>
+        <w:t>може</w:t>
+      </w:r>
+      <w:proofErr w:type="spellEnd"/>
+      <w:r>
+        <w:rPr>
+          <w:lang w:val="ru-RU"/>
+        </w:rPr>
+        <w:t xml:space="preserve"> да </w:t>
+      </w:r>
+      <w:proofErr w:type="spellStart"/>
+      <w:r>
+        <w:rPr>
+          <w:lang w:val="ru-RU"/>
+        </w:rPr>
+        <w:t>провјери</w:t>
+      </w:r>
+      <w:proofErr w:type="spellEnd"/>
+      <w:r>
+        <w:rPr>
+          <w:lang w:val="ru-RU"/>
+        </w:rPr>
+        <w:t xml:space="preserve"> </w:t>
+      </w:r>
+      <w:proofErr w:type="spellStart"/>
+      <w:r>
+        <w:rPr>
+          <w:lang w:val="ru-RU"/>
+        </w:rPr>
+        <w:t>исправност</w:t>
+      </w:r>
+      <w:proofErr w:type="spellEnd"/>
+      <w:r>
+        <w:rPr>
+          <w:lang w:val="ru-RU"/>
+        </w:rPr>
+        <w:t xml:space="preserve"> </w:t>
+      </w:r>
+      <w:proofErr w:type="spellStart"/>
+      <w:r>
+        <w:rPr>
+          <w:lang w:val="ru-RU"/>
+        </w:rPr>
+        <w:t>примљеног</w:t>
+      </w:r>
+      <w:proofErr w:type="spellEnd"/>
+      <w:r>
+        <w:rPr>
+          <w:lang w:val="ru-RU"/>
+        </w:rPr>
+        <w:t xml:space="preserve"> </w:t>
+      </w:r>
+      <w:proofErr w:type="spellStart"/>
+      <w:r>
+        <w:rPr>
+          <w:lang w:val="ru-RU"/>
+        </w:rPr>
+        <w:t>доказа</w:t>
+      </w:r>
+      <w:proofErr w:type="spellEnd"/>
+      <w:r>
+        <w:rPr>
+          <w:lang w:val="ru-RU"/>
+        </w:rPr>
+        <w:t xml:space="preserve"> без </w:t>
+      </w:r>
+      <w:proofErr w:type="spellStart"/>
+      <w:r>
+        <w:rPr>
+          <w:lang w:val="ru-RU"/>
+        </w:rPr>
+        <w:t>додатне</w:t>
+      </w:r>
+      <w:proofErr w:type="spellEnd"/>
+      <w:r>
+        <w:rPr>
+          <w:lang w:val="ru-RU"/>
+        </w:rPr>
+        <w:t xml:space="preserve"> </w:t>
+      </w:r>
+      <w:proofErr w:type="spellStart"/>
+      <w:r>
+        <w:rPr>
+          <w:lang w:val="ru-RU"/>
+        </w:rPr>
+        <w:t>комуникације</w:t>
+      </w:r>
+      <w:proofErr w:type="spellEnd"/>
+      <w:r>
+        <w:rPr>
+          <w:lang w:val="ru-RU"/>
+        </w:rPr>
+        <w:t xml:space="preserve"> </w:t>
+      </w:r>
+      <w:proofErr w:type="spellStart"/>
+      <w:r>
+        <w:rPr>
+          <w:lang w:val="ru-RU"/>
+        </w:rPr>
+        <w:t>са</w:t>
+      </w:r>
+      <w:proofErr w:type="spellEnd"/>
+      <w:r>
+        <w:rPr>
+          <w:lang w:val="ru-RU"/>
+        </w:rPr>
+        <w:t xml:space="preserve"> </w:t>
+      </w:r>
+      <w:proofErr w:type="spellStart"/>
+      <w:r>
+        <w:rPr>
+          <w:lang w:val="ru-RU"/>
+        </w:rPr>
+        <w:t>доказивачем</w:t>
+      </w:r>
+      <w:proofErr w:type="spellEnd"/>
+      <w:r>
+        <w:rPr>
+          <w:lang w:val="ru-RU"/>
+        </w:rPr>
+        <w:t xml:space="preserve">. На </w:t>
+      </w:r>
+      <w:proofErr w:type="spellStart"/>
+      <w:r>
+        <w:rPr>
+          <w:lang w:val="ru-RU"/>
+        </w:rPr>
+        <w:t>тај</w:t>
+      </w:r>
+      <w:proofErr w:type="spellEnd"/>
+      <w:r>
+        <w:rPr>
+          <w:lang w:val="ru-RU"/>
+        </w:rPr>
+        <w:t xml:space="preserve"> начин </w:t>
+      </w:r>
+      <w:proofErr w:type="spellStart"/>
+      <w:r>
+        <w:rPr>
+          <w:lang w:val="ru-RU"/>
+        </w:rPr>
+        <w:t>задржавају</w:t>
+      </w:r>
+      <w:proofErr w:type="spellEnd"/>
+      <w:r>
+        <w:rPr>
+          <w:lang w:val="ru-RU"/>
+        </w:rPr>
+        <w:t xml:space="preserve"> се </w:t>
+      </w:r>
+      <w:proofErr w:type="spellStart"/>
+      <w:r>
+        <w:rPr>
+          <w:lang w:val="ru-RU"/>
+        </w:rPr>
+        <w:t>основне</w:t>
+      </w:r>
+      <w:proofErr w:type="spellEnd"/>
+      <w:r>
+        <w:rPr>
+          <w:lang w:val="ru-RU"/>
+        </w:rPr>
+        <w:t xml:space="preserve"> </w:t>
+      </w:r>
+      <w:proofErr w:type="spellStart"/>
+      <w:r>
+        <w:rPr>
+          <w:lang w:val="ru-RU"/>
+        </w:rPr>
+        <w:t>особине</w:t>
+      </w:r>
+      <w:proofErr w:type="spellEnd"/>
+      <w:r>
+        <w:rPr>
+          <w:lang w:val="ru-RU"/>
+        </w:rPr>
+        <w:t xml:space="preserve"> </w:t>
+      </w:r>
+      <w:r>
+        <w:t>ZKP</w:t>
+      </w:r>
+      <w:r>
+        <w:rPr>
+          <w:lang w:val="ru-RU"/>
+        </w:rPr>
+        <w:t xml:space="preserve"> протокола, док се </w:t>
+      </w:r>
+      <w:proofErr w:type="spellStart"/>
+      <w:r>
+        <w:rPr>
+          <w:lang w:val="ru-RU"/>
+        </w:rPr>
+        <w:t>истовремено</w:t>
+      </w:r>
+      <w:proofErr w:type="spellEnd"/>
+      <w:r>
+        <w:rPr>
+          <w:lang w:val="ru-RU"/>
+        </w:rPr>
+        <w:t xml:space="preserve"> </w:t>
+      </w:r>
+      <w:proofErr w:type="spellStart"/>
+      <w:r>
+        <w:rPr>
+          <w:lang w:val="ru-RU"/>
+        </w:rPr>
+        <w:t>смањује</w:t>
+      </w:r>
+      <w:proofErr w:type="spellEnd"/>
+      <w:r>
+        <w:rPr>
+          <w:lang w:val="ru-RU"/>
+        </w:rPr>
+        <w:t xml:space="preserve"> потреба за </w:t>
+      </w:r>
+      <w:proofErr w:type="spellStart"/>
+      <w:r>
+        <w:rPr>
+          <w:lang w:val="ru-RU"/>
+        </w:rPr>
+        <w:t>интеракцијом</w:t>
+      </w:r>
+      <w:proofErr w:type="spellEnd"/>
+      <w:r>
+        <w:rPr>
+          <w:lang w:val="ru-RU"/>
+        </w:rPr>
+        <w:t xml:space="preserve"> </w:t>
+      </w:r>
+      <w:proofErr w:type="spellStart"/>
+      <w:r>
+        <w:rPr>
+          <w:lang w:val="ru-RU"/>
+        </w:rPr>
+        <w:t>између</w:t>
+      </w:r>
+      <w:proofErr w:type="spellEnd"/>
+      <w:r>
+        <w:rPr>
+          <w:lang w:val="ru-RU"/>
+        </w:rPr>
+        <w:t xml:space="preserve"> </w:t>
+      </w:r>
+      <w:proofErr w:type="spellStart"/>
+      <w:r>
+        <w:rPr>
+          <w:lang w:val="ru-RU"/>
+        </w:rPr>
+        <w:t>учесника</w:t>
+      </w:r>
+      <w:proofErr w:type="spellEnd"/>
+      <w:r>
+        <w:rPr>
+          <w:lang w:val="ru-RU"/>
+        </w:rPr>
+        <w:t xml:space="preserve"> [8].</w:t>
+      </w:r>
     </w:p>
     <w:p>
       <w:pPr>
-        <w:rPr>
-          <w:lang w:val="en-US"/>
-        </w:rPr>
-      </w:pPr>
+        <w:pStyle w:val="NormalWeb"/>
+        <w:ind w:left="288"/>
+        <w:jc w:val="both"/>
+      </w:pPr>
+      <w:r>
+        <w:rPr>
+          <w:lang w:val="ru-RU"/>
+        </w:rPr>
+        <w:t xml:space="preserve">За </w:t>
+      </w:r>
+      <w:proofErr w:type="spellStart"/>
+      <w:r>
+        <w:rPr>
+          <w:lang w:val="ru-RU"/>
+        </w:rPr>
+        <w:t>разлику</w:t>
+      </w:r>
+      <w:proofErr w:type="spellEnd"/>
+      <w:r>
+        <w:rPr>
+          <w:lang w:val="ru-RU"/>
+        </w:rPr>
+        <w:t xml:space="preserve"> од </w:t>
+      </w:r>
+      <w:proofErr w:type="spellStart"/>
+      <w:r>
+        <w:rPr>
+          <w:lang w:val="ru-RU"/>
+        </w:rPr>
+        <w:t>интерактивних</w:t>
+      </w:r>
+      <w:proofErr w:type="spellEnd"/>
+      <w:r>
+        <w:rPr>
+          <w:lang w:val="ru-RU"/>
+        </w:rPr>
+        <w:t xml:space="preserve"> протокола, код </w:t>
+      </w:r>
+      <w:proofErr w:type="spellStart"/>
+      <w:r>
+        <w:rPr>
+          <w:lang w:val="ru-RU"/>
+        </w:rPr>
+        <w:t>којих</w:t>
+      </w:r>
+      <w:proofErr w:type="spellEnd"/>
+      <w:r>
+        <w:rPr>
+          <w:lang w:val="ru-RU"/>
+        </w:rPr>
+        <w:t xml:space="preserve"> </w:t>
+      </w:r>
+      <w:proofErr w:type="spellStart"/>
+      <w:r>
+        <w:rPr>
+          <w:lang w:val="ru-RU"/>
+        </w:rPr>
+        <w:t>провјерилац</w:t>
+      </w:r>
+      <w:proofErr w:type="spellEnd"/>
+      <w:r>
+        <w:rPr>
+          <w:lang w:val="ru-RU"/>
+        </w:rPr>
+        <w:t xml:space="preserve"> активно </w:t>
+      </w:r>
+      <w:proofErr w:type="spellStart"/>
+      <w:r>
+        <w:rPr>
+          <w:lang w:val="ru-RU"/>
+        </w:rPr>
+        <w:t>учествује</w:t>
+      </w:r>
+      <w:proofErr w:type="spellEnd"/>
+      <w:r>
+        <w:rPr>
+          <w:lang w:val="ru-RU"/>
+        </w:rPr>
+        <w:t xml:space="preserve"> у </w:t>
+      </w:r>
+      <w:proofErr w:type="spellStart"/>
+      <w:r>
+        <w:rPr>
+          <w:lang w:val="ru-RU"/>
+        </w:rPr>
+        <w:t>процесу</w:t>
+      </w:r>
+      <w:proofErr w:type="spellEnd"/>
+      <w:r>
+        <w:rPr>
+          <w:lang w:val="ru-RU"/>
+        </w:rPr>
+        <w:t xml:space="preserve"> </w:t>
+      </w:r>
+      <w:proofErr w:type="spellStart"/>
+      <w:r>
+        <w:rPr>
+          <w:lang w:val="ru-RU"/>
+        </w:rPr>
+        <w:t>генерисањем</w:t>
+      </w:r>
+      <w:proofErr w:type="spellEnd"/>
+      <w:r>
+        <w:rPr>
+          <w:lang w:val="ru-RU"/>
+        </w:rPr>
+        <w:t xml:space="preserve"> </w:t>
+      </w:r>
+      <w:proofErr w:type="spellStart"/>
+      <w:r>
+        <w:rPr>
+          <w:lang w:val="ru-RU"/>
+        </w:rPr>
+        <w:t>изазова</w:t>
+      </w:r>
+      <w:proofErr w:type="spellEnd"/>
+      <w:r>
+        <w:rPr>
+          <w:lang w:val="ru-RU"/>
+        </w:rPr>
+        <w:t xml:space="preserve">, код </w:t>
+      </w:r>
+      <w:proofErr w:type="spellStart"/>
+      <w:r>
+        <w:rPr>
+          <w:lang w:val="ru-RU"/>
+        </w:rPr>
+        <w:t>неинтерактивног</w:t>
+      </w:r>
+      <w:proofErr w:type="spellEnd"/>
+      <w:r>
+        <w:rPr>
+          <w:lang w:val="ru-RU"/>
+        </w:rPr>
+        <w:t xml:space="preserve"> приступа </w:t>
+      </w:r>
+      <w:proofErr w:type="spellStart"/>
+      <w:r>
+        <w:rPr>
+          <w:lang w:val="ru-RU"/>
+        </w:rPr>
+        <w:t>доказ</w:t>
+      </w:r>
+      <w:proofErr w:type="spellEnd"/>
+      <w:r>
+        <w:rPr>
+          <w:lang w:val="ru-RU"/>
+        </w:rPr>
+        <w:t xml:space="preserve"> </w:t>
+      </w:r>
+      <w:proofErr w:type="spellStart"/>
+      <w:r>
+        <w:rPr>
+          <w:lang w:val="ru-RU"/>
+        </w:rPr>
+        <w:t>садржи</w:t>
+      </w:r>
+      <w:proofErr w:type="spellEnd"/>
+      <w:r>
+        <w:rPr>
+          <w:lang w:val="ru-RU"/>
+        </w:rPr>
+        <w:t xml:space="preserve"> </w:t>
+      </w:r>
+      <w:proofErr w:type="spellStart"/>
+      <w:r>
+        <w:rPr>
+          <w:lang w:val="ru-RU"/>
+        </w:rPr>
+        <w:t>информације</w:t>
+      </w:r>
+      <w:proofErr w:type="spellEnd"/>
+      <w:r>
+        <w:rPr>
+          <w:lang w:val="ru-RU"/>
+        </w:rPr>
+        <w:t xml:space="preserve"> </w:t>
+      </w:r>
+      <w:proofErr w:type="spellStart"/>
+      <w:r>
+        <w:rPr>
+          <w:lang w:val="ru-RU"/>
+        </w:rPr>
+        <w:t>потребне</w:t>
+      </w:r>
+      <w:proofErr w:type="spellEnd"/>
+      <w:r>
+        <w:rPr>
+          <w:lang w:val="ru-RU"/>
+        </w:rPr>
+        <w:t xml:space="preserve"> за </w:t>
+      </w:r>
+      <w:proofErr w:type="spellStart"/>
+      <w:r>
+        <w:rPr>
+          <w:lang w:val="ru-RU"/>
+        </w:rPr>
+        <w:t>његову</w:t>
+      </w:r>
+      <w:proofErr w:type="spellEnd"/>
+      <w:r>
+        <w:rPr>
+          <w:lang w:val="ru-RU"/>
+        </w:rPr>
+        <w:t xml:space="preserve"> </w:t>
+      </w:r>
+      <w:proofErr w:type="spellStart"/>
+      <w:r>
+        <w:rPr>
+          <w:lang w:val="ru-RU"/>
+        </w:rPr>
+        <w:t>провјеру</w:t>
+      </w:r>
+      <w:proofErr w:type="spellEnd"/>
+      <w:r>
+        <w:rPr>
+          <w:lang w:val="ru-RU"/>
+        </w:rPr>
+        <w:t xml:space="preserve">. </w:t>
+      </w:r>
+      <w:proofErr w:type="spellStart"/>
+      <w:r>
+        <w:rPr>
+          <w:lang w:val="ru-RU"/>
+        </w:rPr>
+        <w:t>Након</w:t>
+      </w:r>
+      <w:proofErr w:type="spellEnd"/>
+      <w:r>
+        <w:rPr>
+          <w:lang w:val="ru-RU"/>
+        </w:rPr>
+        <w:t xml:space="preserve"> </w:t>
+      </w:r>
+      <w:proofErr w:type="spellStart"/>
+      <w:r>
+        <w:rPr>
+          <w:lang w:val="ru-RU"/>
+        </w:rPr>
+        <w:t>формирања</w:t>
+      </w:r>
+      <w:proofErr w:type="spellEnd"/>
+      <w:r>
+        <w:rPr>
+          <w:lang w:val="ru-RU"/>
+        </w:rPr>
+        <w:t xml:space="preserve">, </w:t>
+      </w:r>
+      <w:proofErr w:type="spellStart"/>
+      <w:r>
+        <w:rPr>
+          <w:lang w:val="ru-RU"/>
+        </w:rPr>
+        <w:t>доказ</w:t>
+      </w:r>
+      <w:proofErr w:type="spellEnd"/>
+      <w:r>
+        <w:rPr>
+          <w:lang w:val="ru-RU"/>
+        </w:rPr>
+        <w:t xml:space="preserve"> се </w:t>
+      </w:r>
+      <w:proofErr w:type="spellStart"/>
+      <w:r>
+        <w:rPr>
+          <w:lang w:val="ru-RU"/>
+        </w:rPr>
+        <w:t>може</w:t>
+      </w:r>
+      <w:proofErr w:type="spellEnd"/>
+      <w:r>
+        <w:rPr>
+          <w:lang w:val="ru-RU"/>
+        </w:rPr>
+        <w:t xml:space="preserve"> </w:t>
+      </w:r>
+      <w:proofErr w:type="spellStart"/>
+      <w:r>
+        <w:rPr>
+          <w:lang w:val="ru-RU"/>
+        </w:rPr>
+        <w:t>пренијети</w:t>
+      </w:r>
+      <w:proofErr w:type="spellEnd"/>
+      <w:r>
+        <w:rPr>
+          <w:lang w:val="ru-RU"/>
+        </w:rPr>
+        <w:t xml:space="preserve"> и </w:t>
+      </w:r>
+      <w:proofErr w:type="spellStart"/>
+      <w:r>
+        <w:rPr>
+          <w:lang w:val="ru-RU"/>
+        </w:rPr>
+        <w:t>провјерити</w:t>
+      </w:r>
+      <w:proofErr w:type="spellEnd"/>
+      <w:r>
+        <w:rPr>
+          <w:lang w:val="ru-RU"/>
+        </w:rPr>
+        <w:t xml:space="preserve"> </w:t>
+      </w:r>
+      <w:proofErr w:type="spellStart"/>
+      <w:r>
+        <w:rPr>
+          <w:lang w:val="ru-RU"/>
+        </w:rPr>
+        <w:t>независно</w:t>
+      </w:r>
+      <w:proofErr w:type="spellEnd"/>
+      <w:r>
+        <w:rPr>
+          <w:lang w:val="ru-RU"/>
+        </w:rPr>
+        <w:t xml:space="preserve"> од </w:t>
+      </w:r>
+      <w:proofErr w:type="spellStart"/>
+      <w:r>
+        <w:rPr>
+          <w:lang w:val="ru-RU"/>
+        </w:rPr>
+        <w:t>процеса</w:t>
+      </w:r>
+      <w:proofErr w:type="spellEnd"/>
+      <w:r>
+        <w:rPr>
+          <w:lang w:val="ru-RU"/>
+        </w:rPr>
+        <w:t xml:space="preserve"> </w:t>
+      </w:r>
+      <w:proofErr w:type="spellStart"/>
+      <w:r>
+        <w:rPr>
+          <w:lang w:val="ru-RU"/>
+        </w:rPr>
+        <w:t>његовог</w:t>
+      </w:r>
+      <w:proofErr w:type="spellEnd"/>
+      <w:r>
+        <w:rPr>
+          <w:lang w:val="ru-RU"/>
+        </w:rPr>
+        <w:t xml:space="preserve"> </w:t>
+      </w:r>
+      <w:proofErr w:type="spellStart"/>
+      <w:r>
+        <w:rPr>
+          <w:lang w:val="ru-RU"/>
+        </w:rPr>
+        <w:t>генерисања</w:t>
+      </w:r>
+      <w:proofErr w:type="spellEnd"/>
+      <w:r>
+        <w:rPr>
+          <w:lang w:val="ru-RU"/>
+        </w:rPr>
+        <w:t xml:space="preserve">, </w:t>
+      </w:r>
+      <w:proofErr w:type="spellStart"/>
+      <w:r>
+        <w:rPr>
+          <w:lang w:val="ru-RU"/>
+        </w:rPr>
+        <w:t>што</w:t>
+      </w:r>
+      <w:proofErr w:type="spellEnd"/>
+      <w:r>
+        <w:rPr>
+          <w:lang w:val="ru-RU"/>
+        </w:rPr>
+        <w:t xml:space="preserve"> </w:t>
+      </w:r>
+      <w:proofErr w:type="spellStart"/>
+      <w:r>
+        <w:rPr>
+          <w:lang w:val="ru-RU"/>
+        </w:rPr>
+        <w:t>омогућава</w:t>
+      </w:r>
+      <w:proofErr w:type="spellEnd"/>
+      <w:r>
+        <w:rPr>
+          <w:lang w:val="ru-RU"/>
+        </w:rPr>
+        <w:t xml:space="preserve"> </w:t>
+      </w:r>
+      <w:proofErr w:type="spellStart"/>
+      <w:r>
+        <w:rPr>
+          <w:lang w:val="ru-RU"/>
+        </w:rPr>
+        <w:t>примјену</w:t>
+      </w:r>
+      <w:proofErr w:type="spellEnd"/>
+      <w:r>
+        <w:rPr>
+          <w:lang w:val="ru-RU"/>
+        </w:rPr>
+        <w:t xml:space="preserve"> </w:t>
+      </w:r>
+      <w:proofErr w:type="spellStart"/>
+      <w:r>
+        <w:rPr>
+          <w:lang w:val="ru-RU"/>
+        </w:rPr>
+        <w:t>ових</w:t>
+      </w:r>
+      <w:proofErr w:type="spellEnd"/>
+      <w:r>
+        <w:rPr>
+          <w:lang w:val="ru-RU"/>
+        </w:rPr>
+        <w:t xml:space="preserve"> протокола и у </w:t>
+      </w:r>
+      <w:proofErr w:type="spellStart"/>
+      <w:r>
+        <w:rPr>
+          <w:lang w:val="ru-RU"/>
+        </w:rPr>
+        <w:t>системима</w:t>
+      </w:r>
+      <w:proofErr w:type="spellEnd"/>
+      <w:r>
+        <w:rPr>
+          <w:lang w:val="ru-RU"/>
+        </w:rPr>
+        <w:t xml:space="preserve"> у </w:t>
+      </w:r>
+      <w:proofErr w:type="spellStart"/>
+      <w:r>
+        <w:rPr>
+          <w:lang w:val="ru-RU"/>
+        </w:rPr>
+        <w:t>којима</w:t>
+      </w:r>
+      <w:proofErr w:type="spellEnd"/>
+      <w:r>
+        <w:rPr>
+          <w:lang w:val="ru-RU"/>
+        </w:rPr>
+        <w:t xml:space="preserve"> </w:t>
+      </w:r>
+      <w:proofErr w:type="spellStart"/>
+      <w:r>
+        <w:rPr>
+          <w:lang w:val="ru-RU"/>
+        </w:rPr>
+        <w:t>непосредна</w:t>
+      </w:r>
+      <w:proofErr w:type="spellEnd"/>
+      <w:r>
+        <w:rPr>
+          <w:lang w:val="ru-RU"/>
+        </w:rPr>
+        <w:t xml:space="preserve"> </w:t>
+      </w:r>
+      <w:proofErr w:type="spellStart"/>
+      <w:r>
+        <w:rPr>
+          <w:lang w:val="ru-RU"/>
+        </w:rPr>
+        <w:t>комуникација</w:t>
+      </w:r>
+      <w:proofErr w:type="spellEnd"/>
+      <w:r>
+        <w:rPr>
+          <w:lang w:val="ru-RU"/>
+        </w:rPr>
+        <w:t xml:space="preserve"> </w:t>
+      </w:r>
+      <w:proofErr w:type="spellStart"/>
+      <w:r>
+        <w:rPr>
+          <w:lang w:val="ru-RU"/>
+        </w:rPr>
+        <w:t>између</w:t>
+      </w:r>
+      <w:proofErr w:type="spellEnd"/>
+      <w:r>
+        <w:rPr>
+          <w:lang w:val="ru-RU"/>
+        </w:rPr>
+        <w:t xml:space="preserve"> </w:t>
+      </w:r>
+      <w:proofErr w:type="spellStart"/>
+      <w:r>
+        <w:rPr>
+          <w:lang w:val="ru-RU"/>
+        </w:rPr>
+        <w:t>учесника</w:t>
+      </w:r>
+      <w:proofErr w:type="spellEnd"/>
+      <w:r>
+        <w:rPr>
+          <w:lang w:val="ru-RU"/>
+        </w:rPr>
+        <w:t xml:space="preserve"> </w:t>
+      </w:r>
+      <w:proofErr w:type="spellStart"/>
+      <w:r>
+        <w:rPr>
+          <w:lang w:val="ru-RU"/>
+        </w:rPr>
+        <w:t>није</w:t>
+      </w:r>
+      <w:proofErr w:type="spellEnd"/>
+      <w:r>
+        <w:rPr>
+          <w:lang w:val="ru-RU"/>
+        </w:rPr>
+        <w:t xml:space="preserve"> практична.</w:t>
+      </w:r>
     </w:p>
     <w:p>
       <w:pPr>
-        <w:rPr>
-          <w:lang w:val="en-US"/>
-        </w:rPr>
-      </w:pPr>
+        <w:pStyle w:val="NormalWeb"/>
+        <w:ind w:left="288"/>
+        <w:jc w:val="both"/>
+        <w:rPr>
+          <w:lang w:val="ru-RU"/>
+        </w:rPr>
+      </w:pPr>
+      <w:r>
+        <w:rPr>
+          <w:lang w:val="sr-Cyrl-RS"/>
+        </w:rPr>
+        <w:t>Основни ток комуникације између доказивача и провјериоца код неинтерактивног протокола приказује</w:t>
+      </w:r>
+      <w:r>
+        <w:rPr>
+          <w:lang w:val="ru-RU"/>
+        </w:rPr>
+        <w:t xml:space="preserve"> </w:t>
+      </w:r>
+      <w:r>
+        <w:rPr>
+          <w:lang w:val="ru-RU"/>
+        </w:rPr>
+        <w:fldChar w:fldCharType="begin"/>
+      </w:r>
+      <w:r>
+        <w:rPr>
+          <w:lang w:val="ru-RU"/>
+        </w:rPr>
+        <w:instrText xml:space="preserve"> REF _Ref237457370 \h </w:instrText>
+      </w:r>
+      <w:r>
+        <w:rPr>
+          <w:lang w:val="ru-RU"/>
+        </w:rPr>
+      </w:r>
+      <w:r>
+        <w:rPr>
+          <w:lang w:val="ru-RU"/>
+        </w:rPr>
+        <w:fldChar w:fldCharType="separate"/>
+      </w:r>
+      <w:proofErr w:type="spellStart"/>
+      <w:r>
+        <w:rPr>
+          <w:lang w:val="ru-RU"/>
+        </w:rPr>
+        <w:t>Сли</w:t>
+      </w:r>
+      <w:r>
+        <w:rPr>
+          <w:lang w:val="ru-RU"/>
+        </w:rPr>
+        <w:t>к</w:t>
+      </w:r>
+      <w:r>
+        <w:rPr>
+          <w:lang w:val="ru-RU"/>
+        </w:rPr>
+        <w:t>а</w:t>
+      </w:r>
+      <w:proofErr w:type="spellEnd"/>
+      <w:r>
+        <w:rPr>
+          <w:lang w:val="ru-RU"/>
+        </w:rPr>
+        <w:t xml:space="preserve"> </w:t>
+      </w:r>
+      <w:r>
+        <w:rPr>
+          <w:noProof/>
+          <w:lang w:val="ru-RU"/>
+        </w:rPr>
+        <w:t>2</w:t>
+      </w:r>
+      <w:r>
+        <w:rPr>
+          <w:lang w:val="ru-RU"/>
+        </w:rPr>
+        <w:fldChar w:fldCharType="end"/>
+      </w:r>
+      <w:r>
+        <w:rPr>
+          <w:lang w:val="sr-Cyrl-RS"/>
+        </w:rPr>
+        <w:t>.</w:t>
+      </w:r>
     </w:p>
     <w:p>
       <w:pPr>
-        <w:rPr>
-          <w:lang w:val="en-US"/>
-        </w:rPr>
-      </w:pPr>
+        <w:pStyle w:val="NormalWeb"/>
+        <w:keepNext/>
+        <w:ind w:left="288"/>
+        <w:jc w:val="center"/>
+      </w:pPr>
+      <w:r>
+        <w:rPr>
+          <w:noProof/>
+          <w14:ligatures w14:val="standardContextual"/>
+        </w:rPr>
+        <w:drawing>
+          <wp:inline distT="0" distB="0" distL="0" distR="0" wp14:anchorId="56101DA5" wp14:editId="3DC8B3EE">
+            <wp:extent cx="3044952" cy="1856232"/>
+            <wp:effectExtent l="0" t="0" r="3175" b="0"/>
+            <wp:docPr id="1700957230" name="Picture 2"/>
+            <wp:cNvGraphicFramePr>
+              <a:graphicFrameLocks xmlns:a="http://schemas.openxmlformats.org/drawingml/2006/main" noChangeAspect="1"/>
+            </wp:cNvGraphicFramePr>
+            <a:graphic xmlns:a="http://schemas.openxmlformats.org/drawingml/2006/main">
+              <a:graphicData uri="http://schemas.openxmlformats.org/drawingml/2006/picture">
+                <pic:pic xmlns:pic="http://schemas.openxmlformats.org/drawingml/2006/picture">
+                  <pic:nvPicPr>
+                    <pic:cNvPr id="1700957230" name="Picture 1700957230"/>
+                    <pic:cNvPicPr/>
+                  </pic:nvPicPr>
+                  <pic:blipFill>
+                    <a:blip r:embed="rId32" cstate="print">
+                      <a:extLst>
+                        <a:ext uri="{28A0092B-C50C-407E-A947-70E740481C1C}">
+                          <a14:useLocalDpi xmlns:a14="http://schemas.microsoft.com/office/drawing/2010/main" val="0"/>
+                        </a:ext>
+                      </a:extLst>
+                    </a:blip>
+                    <a:stretch>
+                      <a:fillRect/>
+                    </a:stretch>
+                  </pic:blipFill>
+                  <pic:spPr>
+                    <a:xfrm>
+                      <a:off x="0" y="0"/>
+                      <a:ext cx="3044952" cy="1856232"/>
+                    </a:xfrm>
+                    <a:prstGeom prst="rect">
+                      <a:avLst/>
+                    </a:prstGeom>
+                  </pic:spPr>
+                </pic:pic>
+              </a:graphicData>
+            </a:graphic>
+          </wp:inline>
+        </w:drawing>
+      </w:r>
     </w:p>
     <w:p>
       <w:pPr>
+        <w:pStyle w:val="Caption"/>
+        <w:ind w:firstLine="288"/>
+        <w:jc w:val="center"/>
+      </w:pPr>
+      <w:bookmarkStart w:id="12" w:name="_Ref237457370"/>
+      <w:r>
+        <w:t xml:space="preserve">Слика </w:t>
+      </w:r>
+      <w:r>
+        <w:fldChar w:fldCharType="begin"/>
+      </w:r>
+      <w:r>
+        <w:instrText xml:space="preserve"> SEQ Слика \* ARABIC </w:instrText>
+      </w:r>
+      <w:r>
+        <w:fldChar w:fldCharType="separate"/>
+      </w:r>
+      <w:r>
+        <w:rPr>
+          <w:noProof/>
+        </w:rPr>
+        <w:t>2</w:t>
+      </w:r>
+      <w:r>
+        <w:fldChar w:fldCharType="end"/>
+      </w:r>
+      <w:bookmarkEnd w:id="12"/>
+      <w:r>
+        <w:rPr>
+          <w:lang w:val="ru-RU"/>
+        </w:rPr>
+        <w:t xml:space="preserve">.  </w:t>
+      </w:r>
+      <w:proofErr w:type="spellStart"/>
+      <w:r>
+        <w:rPr>
+          <w:lang w:val="ru-RU"/>
+        </w:rPr>
+        <w:t>Интеракција</w:t>
+      </w:r>
+      <w:proofErr w:type="spellEnd"/>
+      <w:r>
+        <w:rPr>
+          <w:lang w:val="ru-RU"/>
+        </w:rPr>
+        <w:t xml:space="preserve"> </w:t>
+      </w:r>
+      <w:proofErr w:type="spellStart"/>
+      <w:r>
+        <w:rPr>
+          <w:lang w:val="ru-RU"/>
+        </w:rPr>
+        <w:t>између</w:t>
+      </w:r>
+      <w:proofErr w:type="spellEnd"/>
+      <w:r>
+        <w:rPr>
+          <w:lang w:val="ru-RU"/>
+        </w:rPr>
+        <w:t xml:space="preserve"> </w:t>
+      </w:r>
+      <w:proofErr w:type="spellStart"/>
+      <w:r>
+        <w:rPr>
+          <w:lang w:val="ru-RU"/>
+        </w:rPr>
+        <w:t>доказивача</w:t>
+      </w:r>
+      <w:proofErr w:type="spellEnd"/>
+      <w:r>
+        <w:rPr>
+          <w:lang w:val="ru-RU"/>
+        </w:rPr>
+        <w:t xml:space="preserve"> и </w:t>
+      </w:r>
+      <w:proofErr w:type="spellStart"/>
+      <w:r>
+        <w:rPr>
+          <w:lang w:val="ru-RU"/>
+        </w:rPr>
+        <w:t>провјериоца</w:t>
+      </w:r>
+      <w:proofErr w:type="spellEnd"/>
+      <w:r>
+        <w:rPr>
+          <w:lang w:val="ru-RU"/>
+        </w:rPr>
+        <w:t xml:space="preserve"> код </w:t>
+      </w:r>
+      <w:proofErr w:type="spellStart"/>
+      <w:r>
+        <w:rPr>
+          <w:lang w:val="ru-RU"/>
+        </w:rPr>
+        <w:t>неинтерактивног</w:t>
+      </w:r>
+      <w:proofErr w:type="spellEnd"/>
+      <w:r>
+        <w:rPr>
+          <w:lang w:val="ru-RU"/>
+        </w:rPr>
+        <w:t xml:space="preserve"> </w:t>
+      </w:r>
+      <w:r>
         <w:rPr>
           <w:lang w:val="en-US"/>
         </w:rPr>
-      </w:pPr>
+        <w:t>ZKP</w:t>
+      </w:r>
+      <w:r>
+        <w:rPr>
+          <w:lang w:val="ru-RU"/>
+        </w:rPr>
+        <w:t xml:space="preserve"> протокола (</w:t>
+      </w:r>
+      <w:proofErr w:type="spellStart"/>
+      <w:r>
+        <w:rPr>
+          <w:lang w:val="ru-RU"/>
+        </w:rPr>
+        <w:t>ауторски</w:t>
+      </w:r>
+      <w:proofErr w:type="spellEnd"/>
+      <w:r>
+        <w:rPr>
+          <w:lang w:val="ru-RU"/>
+        </w:rPr>
+        <w:t xml:space="preserve"> приказ </w:t>
+      </w:r>
+      <w:proofErr w:type="spellStart"/>
+      <w:r>
+        <w:rPr>
+          <w:lang w:val="ru-RU"/>
+        </w:rPr>
+        <w:t>према</w:t>
+      </w:r>
+      <w:proofErr w:type="spellEnd"/>
+      <w:r>
+        <w:rPr>
+          <w:lang w:val="ru-RU"/>
+        </w:rPr>
+        <w:t xml:space="preserve"> [8</w:t>
+      </w:r>
+      <w:r>
+        <w:rPr>
+          <w:lang w:val="ru-RU"/>
+        </w:rPr>
+        <w:t>]</w:t>
+      </w:r>
+      <w:r>
+        <w:rPr>
+          <w:lang w:val="ru-RU"/>
+        </w:rPr>
+        <w:t>)</w:t>
+      </w:r>
     </w:p>
     <w:p>
       <w:pPr>
-        <w:rPr>
-          <w:lang w:val="en-US"/>
-        </w:rPr>
-      </w:pPr>
+        <w:pStyle w:val="NormalWeb"/>
+        <w:ind w:left="288"/>
+        <w:jc w:val="both"/>
+        <w:rPr>
+          <w:lang w:val="ru-RU"/>
+        </w:rPr>
+      </w:pPr>
+      <w:proofErr w:type="spellStart"/>
+      <w:r>
+        <w:rPr>
+          <w:lang w:val="ru-RU"/>
+        </w:rPr>
+        <w:t>Први</w:t>
+      </w:r>
+      <w:proofErr w:type="spellEnd"/>
+      <w:r>
+        <w:rPr>
+          <w:lang w:val="ru-RU"/>
+        </w:rPr>
+        <w:t xml:space="preserve"> </w:t>
+      </w:r>
+      <w:proofErr w:type="spellStart"/>
+      <w:r>
+        <w:rPr>
+          <w:lang w:val="ru-RU"/>
+        </w:rPr>
+        <w:t>неинтерактивни</w:t>
+      </w:r>
+      <w:proofErr w:type="spellEnd"/>
+      <w:r>
+        <w:rPr>
+          <w:lang w:val="ru-RU"/>
+        </w:rPr>
+        <w:t xml:space="preserve"> </w:t>
+      </w:r>
+      <w:r>
+        <w:rPr>
+          <w:rStyle w:val="Emphasis"/>
+        </w:rPr>
+        <w:t>Zero</w:t>
+      </w:r>
+      <w:r>
+        <w:rPr>
+          <w:rStyle w:val="Emphasis"/>
+          <w:lang w:val="ru-RU"/>
+        </w:rPr>
+        <w:t>-</w:t>
+      </w:r>
+      <w:r>
+        <w:rPr>
+          <w:rStyle w:val="Emphasis"/>
+        </w:rPr>
+        <w:t>Knowledge</w:t>
+      </w:r>
+      <w:r>
+        <w:rPr>
+          <w:lang w:val="ru-RU"/>
+        </w:rPr>
+        <w:t xml:space="preserve"> </w:t>
+      </w:r>
+      <w:proofErr w:type="spellStart"/>
+      <w:r>
+        <w:rPr>
+          <w:lang w:val="ru-RU"/>
+        </w:rPr>
+        <w:t>системи</w:t>
+      </w:r>
+      <w:proofErr w:type="spellEnd"/>
+      <w:r>
+        <w:rPr>
+          <w:lang w:val="ru-RU"/>
+        </w:rPr>
+        <w:t xml:space="preserve"> </w:t>
+      </w:r>
+      <w:proofErr w:type="spellStart"/>
+      <w:r>
+        <w:rPr>
+          <w:lang w:val="ru-RU"/>
+        </w:rPr>
+        <w:t>заснивали</w:t>
+      </w:r>
+      <w:proofErr w:type="spellEnd"/>
+      <w:r>
+        <w:rPr>
+          <w:lang w:val="ru-RU"/>
+        </w:rPr>
+        <w:t xml:space="preserve"> су се на </w:t>
+      </w:r>
+      <w:proofErr w:type="spellStart"/>
+      <w:r>
+        <w:rPr>
+          <w:lang w:val="ru-RU"/>
+        </w:rPr>
+        <w:t>претпоставци</w:t>
+      </w:r>
+      <w:proofErr w:type="spellEnd"/>
+      <w:r>
+        <w:rPr>
+          <w:lang w:val="ru-RU"/>
+        </w:rPr>
+        <w:t xml:space="preserve"> да </w:t>
+      </w:r>
+      <w:proofErr w:type="spellStart"/>
+      <w:r>
+        <w:rPr>
+          <w:lang w:val="ru-RU"/>
+        </w:rPr>
+        <w:t>доказивач</w:t>
+      </w:r>
+      <w:proofErr w:type="spellEnd"/>
+      <w:r>
+        <w:rPr>
+          <w:lang w:val="ru-RU"/>
+        </w:rPr>
+        <w:t xml:space="preserve"> и </w:t>
+      </w:r>
+      <w:proofErr w:type="spellStart"/>
+      <w:r>
+        <w:rPr>
+          <w:lang w:val="ru-RU"/>
+        </w:rPr>
+        <w:t>провјерилац</w:t>
+      </w:r>
+      <w:proofErr w:type="spellEnd"/>
+      <w:r>
+        <w:rPr>
+          <w:lang w:val="ru-RU"/>
+        </w:rPr>
+        <w:t xml:space="preserve"> </w:t>
+      </w:r>
+      <w:proofErr w:type="spellStart"/>
+      <w:r>
+        <w:rPr>
+          <w:lang w:val="ru-RU"/>
+        </w:rPr>
+        <w:t>имају</w:t>
+      </w:r>
+      <w:proofErr w:type="spellEnd"/>
+      <w:r>
+        <w:rPr>
+          <w:lang w:val="ru-RU"/>
+        </w:rPr>
+        <w:t xml:space="preserve"> приступ </w:t>
+      </w:r>
+      <w:proofErr w:type="spellStart"/>
+      <w:r>
+        <w:rPr>
+          <w:lang w:val="ru-RU"/>
+        </w:rPr>
+        <w:t>заједничким</w:t>
+      </w:r>
+      <w:proofErr w:type="spellEnd"/>
+      <w:r>
+        <w:rPr>
+          <w:lang w:val="ru-RU"/>
+        </w:rPr>
+        <w:t xml:space="preserve"> </w:t>
+      </w:r>
+      <w:proofErr w:type="spellStart"/>
+      <w:r>
+        <w:rPr>
+          <w:lang w:val="ru-RU"/>
+        </w:rPr>
+        <w:t>случајним</w:t>
+      </w:r>
+      <w:proofErr w:type="spellEnd"/>
+      <w:r>
+        <w:rPr>
+          <w:lang w:val="ru-RU"/>
+        </w:rPr>
+        <w:t xml:space="preserve"> </w:t>
+      </w:r>
+      <w:proofErr w:type="spellStart"/>
+      <w:r>
+        <w:rPr>
+          <w:lang w:val="ru-RU"/>
+        </w:rPr>
+        <w:t>подацима</w:t>
+      </w:r>
+      <w:proofErr w:type="spellEnd"/>
+      <w:r>
+        <w:rPr>
+          <w:lang w:val="ru-RU"/>
+        </w:rPr>
+        <w:t xml:space="preserve"> </w:t>
+      </w:r>
+      <w:proofErr w:type="spellStart"/>
+      <w:r>
+        <w:rPr>
+          <w:lang w:val="ru-RU"/>
+        </w:rPr>
+        <w:t>генерисаним</w:t>
+      </w:r>
+      <w:proofErr w:type="spellEnd"/>
+      <w:r>
+        <w:rPr>
+          <w:lang w:val="ru-RU"/>
+        </w:rPr>
+        <w:t xml:space="preserve"> </w:t>
+      </w:r>
+      <w:proofErr w:type="spellStart"/>
+      <w:r>
+        <w:rPr>
+          <w:lang w:val="ru-RU"/>
+        </w:rPr>
+        <w:t>прије</w:t>
+      </w:r>
+      <w:proofErr w:type="spellEnd"/>
+      <w:r>
+        <w:rPr>
+          <w:lang w:val="ru-RU"/>
+        </w:rPr>
+        <w:t xml:space="preserve"> </w:t>
+      </w:r>
+      <w:proofErr w:type="spellStart"/>
+      <w:r>
+        <w:rPr>
+          <w:lang w:val="ru-RU"/>
+        </w:rPr>
+        <w:t>процеса</w:t>
+      </w:r>
+      <w:proofErr w:type="spellEnd"/>
+      <w:r>
+        <w:rPr>
+          <w:lang w:val="ru-RU"/>
+        </w:rPr>
+        <w:t xml:space="preserve"> </w:t>
+      </w:r>
+      <w:proofErr w:type="spellStart"/>
+      <w:r>
+        <w:rPr>
+          <w:lang w:val="ru-RU"/>
+        </w:rPr>
+        <w:t>доказивања</w:t>
+      </w:r>
+      <w:proofErr w:type="spellEnd"/>
+      <w:r>
+        <w:rPr>
+          <w:lang w:val="ru-RU"/>
+        </w:rPr>
+        <w:t xml:space="preserve">. </w:t>
+      </w:r>
+      <w:proofErr w:type="spellStart"/>
+      <w:r>
+        <w:rPr>
+          <w:lang w:val="ru-RU"/>
+        </w:rPr>
+        <w:t>Овај</w:t>
+      </w:r>
+      <w:proofErr w:type="spellEnd"/>
+      <w:r>
+        <w:rPr>
+          <w:lang w:val="ru-RU"/>
+        </w:rPr>
+        <w:t xml:space="preserve"> приступ </w:t>
+      </w:r>
+      <w:proofErr w:type="spellStart"/>
+      <w:r>
+        <w:rPr>
+          <w:lang w:val="ru-RU"/>
+        </w:rPr>
+        <w:t>познат</w:t>
+      </w:r>
+      <w:proofErr w:type="spellEnd"/>
+      <w:r>
+        <w:rPr>
+          <w:lang w:val="ru-RU"/>
+        </w:rPr>
+        <w:t xml:space="preserve"> </w:t>
+      </w:r>
+      <w:proofErr w:type="spellStart"/>
+      <w:r>
+        <w:rPr>
+          <w:lang w:val="ru-RU"/>
+        </w:rPr>
+        <w:t>је</w:t>
+      </w:r>
+      <w:proofErr w:type="spellEnd"/>
+      <w:r>
+        <w:rPr>
+          <w:lang w:val="ru-RU"/>
+        </w:rPr>
+        <w:t xml:space="preserve"> </w:t>
+      </w:r>
+      <w:proofErr w:type="spellStart"/>
+      <w:r>
+        <w:rPr>
+          <w:lang w:val="ru-RU"/>
+        </w:rPr>
+        <w:t>као</w:t>
+      </w:r>
+      <w:proofErr w:type="spellEnd"/>
+      <w:r>
+        <w:rPr>
+          <w:lang w:val="ru-RU"/>
+        </w:rPr>
+        <w:t xml:space="preserve"> </w:t>
+      </w:r>
+      <w:proofErr w:type="spellStart"/>
+      <w:r>
+        <w:rPr>
+          <w:lang w:val="ru-RU"/>
+        </w:rPr>
+        <w:t>модел</w:t>
+      </w:r>
+      <w:proofErr w:type="spellEnd"/>
+      <w:r>
+        <w:rPr>
+          <w:lang w:val="ru-RU"/>
+        </w:rPr>
+        <w:t xml:space="preserve"> </w:t>
+      </w:r>
+      <w:proofErr w:type="spellStart"/>
+      <w:r>
+        <w:rPr>
+          <w:lang w:val="ru-RU"/>
+        </w:rPr>
+        <w:t>заједничког</w:t>
+      </w:r>
+      <w:proofErr w:type="spellEnd"/>
+      <w:r>
+        <w:rPr>
+          <w:lang w:val="ru-RU"/>
+        </w:rPr>
+        <w:t xml:space="preserve"> </w:t>
+      </w:r>
+      <w:proofErr w:type="spellStart"/>
+      <w:r>
+        <w:rPr>
+          <w:lang w:val="ru-RU"/>
+        </w:rPr>
+        <w:t>референтног</w:t>
+      </w:r>
+      <w:proofErr w:type="spellEnd"/>
+      <w:r>
+        <w:rPr>
+          <w:lang w:val="ru-RU"/>
+        </w:rPr>
+        <w:t xml:space="preserve"> низа (</w:t>
+      </w:r>
+      <w:r>
+        <w:rPr>
+          <w:rStyle w:val="Emphasis"/>
+        </w:rPr>
+        <w:t>Common</w:t>
+      </w:r>
+      <w:r>
+        <w:rPr>
+          <w:rStyle w:val="Emphasis"/>
+          <w:lang w:val="ru-RU"/>
+        </w:rPr>
+        <w:t xml:space="preserve"> </w:t>
+      </w:r>
+      <w:r>
+        <w:rPr>
+          <w:rStyle w:val="Emphasis"/>
+        </w:rPr>
+        <w:t>Reference</w:t>
+      </w:r>
+      <w:r>
+        <w:rPr>
+          <w:rStyle w:val="Emphasis"/>
+          <w:lang w:val="ru-RU"/>
+        </w:rPr>
+        <w:t xml:space="preserve"> </w:t>
+      </w:r>
+      <w:r>
+        <w:rPr>
+          <w:rStyle w:val="Emphasis"/>
+        </w:rPr>
+        <w:t>String</w:t>
+      </w:r>
+      <w:r>
+        <w:rPr>
+          <w:rStyle w:val="Emphasis"/>
+          <w:lang w:val="ru-RU"/>
+        </w:rPr>
+        <w:t xml:space="preserve"> – </w:t>
+      </w:r>
+      <w:r>
+        <w:rPr>
+          <w:rStyle w:val="Emphasis"/>
+        </w:rPr>
+        <w:t>CRS</w:t>
+      </w:r>
+      <w:r>
+        <w:rPr>
+          <w:lang w:val="ru-RU"/>
+        </w:rPr>
+        <w:t xml:space="preserve">). </w:t>
+      </w:r>
+      <w:proofErr w:type="spellStart"/>
+      <w:r>
+        <w:rPr>
+          <w:lang w:val="ru-RU"/>
+        </w:rPr>
+        <w:t>Заједнички</w:t>
+      </w:r>
+      <w:proofErr w:type="spellEnd"/>
+      <w:r>
+        <w:rPr>
+          <w:lang w:val="ru-RU"/>
+        </w:rPr>
+        <w:t xml:space="preserve"> </w:t>
+      </w:r>
+      <w:proofErr w:type="spellStart"/>
+      <w:r>
+        <w:rPr>
+          <w:lang w:val="ru-RU"/>
+        </w:rPr>
+        <w:t>параметри</w:t>
+      </w:r>
+      <w:proofErr w:type="spellEnd"/>
+      <w:r>
+        <w:rPr>
+          <w:lang w:val="ru-RU"/>
+        </w:rPr>
+        <w:t xml:space="preserve"> не </w:t>
+      </w:r>
+      <w:proofErr w:type="spellStart"/>
+      <w:r>
+        <w:rPr>
+          <w:lang w:val="ru-RU"/>
+        </w:rPr>
+        <w:t>садрже</w:t>
+      </w:r>
+      <w:proofErr w:type="spellEnd"/>
+      <w:r>
+        <w:rPr>
+          <w:lang w:val="ru-RU"/>
+        </w:rPr>
+        <w:t xml:space="preserve"> </w:t>
+      </w:r>
+      <w:proofErr w:type="spellStart"/>
+      <w:r>
+        <w:rPr>
+          <w:lang w:val="ru-RU"/>
+        </w:rPr>
+        <w:t>приватну</w:t>
+      </w:r>
+      <w:proofErr w:type="spellEnd"/>
+      <w:r>
+        <w:rPr>
+          <w:lang w:val="ru-RU"/>
+        </w:rPr>
+        <w:t xml:space="preserve"> </w:t>
+      </w:r>
+      <w:proofErr w:type="spellStart"/>
+      <w:r>
+        <w:rPr>
+          <w:lang w:val="ru-RU"/>
+        </w:rPr>
+        <w:t>информацију</w:t>
+      </w:r>
+      <w:proofErr w:type="spellEnd"/>
+      <w:r>
+        <w:rPr>
+          <w:lang w:val="ru-RU"/>
+        </w:rPr>
+        <w:t xml:space="preserve"> </w:t>
+      </w:r>
+      <w:proofErr w:type="spellStart"/>
+      <w:r>
+        <w:rPr>
+          <w:lang w:val="ru-RU"/>
+        </w:rPr>
+        <w:t>доказивача</w:t>
+      </w:r>
+      <w:proofErr w:type="spellEnd"/>
+      <w:r>
+        <w:rPr>
+          <w:lang w:val="ru-RU"/>
+        </w:rPr>
+        <w:t xml:space="preserve">, </w:t>
+      </w:r>
+      <w:proofErr w:type="spellStart"/>
+      <w:r>
+        <w:rPr>
+          <w:lang w:val="ru-RU"/>
+        </w:rPr>
+        <w:t>већ</w:t>
+      </w:r>
+      <w:proofErr w:type="spellEnd"/>
+      <w:r>
+        <w:rPr>
+          <w:lang w:val="ru-RU"/>
+        </w:rPr>
+        <w:t xml:space="preserve"> </w:t>
+      </w:r>
+      <w:proofErr w:type="spellStart"/>
+      <w:r>
+        <w:rPr>
+          <w:lang w:val="ru-RU"/>
+        </w:rPr>
+        <w:t>представљају</w:t>
+      </w:r>
+      <w:proofErr w:type="spellEnd"/>
+      <w:r>
+        <w:rPr>
+          <w:lang w:val="ru-RU"/>
+        </w:rPr>
+        <w:t xml:space="preserve"> </w:t>
+      </w:r>
+      <w:proofErr w:type="spellStart"/>
+      <w:r>
+        <w:rPr>
+          <w:lang w:val="ru-RU"/>
+        </w:rPr>
+        <w:t>податке</w:t>
+      </w:r>
+      <w:proofErr w:type="spellEnd"/>
+      <w:r>
+        <w:rPr>
+          <w:lang w:val="ru-RU"/>
+        </w:rPr>
+        <w:t xml:space="preserve"> </w:t>
+      </w:r>
+      <w:proofErr w:type="spellStart"/>
+      <w:r>
+        <w:rPr>
+          <w:lang w:val="ru-RU"/>
+        </w:rPr>
+        <w:t>које</w:t>
+      </w:r>
+      <w:proofErr w:type="spellEnd"/>
+      <w:r>
+        <w:rPr>
+          <w:lang w:val="ru-RU"/>
+        </w:rPr>
+        <w:t xml:space="preserve"> </w:t>
+      </w:r>
+      <w:proofErr w:type="spellStart"/>
+      <w:r>
+        <w:rPr>
+          <w:lang w:val="ru-RU"/>
+        </w:rPr>
+        <w:t>обје</w:t>
+      </w:r>
+      <w:proofErr w:type="spellEnd"/>
+      <w:r>
+        <w:rPr>
+          <w:lang w:val="ru-RU"/>
+        </w:rPr>
+        <w:t xml:space="preserve"> стране </w:t>
+      </w:r>
+      <w:proofErr w:type="spellStart"/>
+      <w:r>
+        <w:rPr>
+          <w:lang w:val="ru-RU"/>
+        </w:rPr>
+        <w:t>користе</w:t>
+      </w:r>
+      <w:proofErr w:type="spellEnd"/>
+      <w:r>
+        <w:rPr>
+          <w:lang w:val="ru-RU"/>
+        </w:rPr>
+        <w:t xml:space="preserve"> приликом </w:t>
+      </w:r>
+      <w:proofErr w:type="spellStart"/>
+      <w:r>
+        <w:rPr>
+          <w:lang w:val="ru-RU"/>
+        </w:rPr>
+        <w:t>генерисања</w:t>
+      </w:r>
+      <w:proofErr w:type="spellEnd"/>
+      <w:r>
+        <w:rPr>
+          <w:lang w:val="ru-RU"/>
+        </w:rPr>
+        <w:t xml:space="preserve"> и </w:t>
+      </w:r>
+      <w:proofErr w:type="spellStart"/>
+      <w:r>
+        <w:rPr>
+          <w:lang w:val="ru-RU"/>
+        </w:rPr>
+        <w:t>провјере</w:t>
+      </w:r>
+      <w:proofErr w:type="spellEnd"/>
+      <w:r>
+        <w:rPr>
+          <w:lang w:val="ru-RU"/>
+        </w:rPr>
+        <w:t xml:space="preserve"> </w:t>
+      </w:r>
+      <w:proofErr w:type="spellStart"/>
+      <w:r>
+        <w:rPr>
+          <w:lang w:val="ru-RU"/>
+        </w:rPr>
+        <w:t>доказа</w:t>
+      </w:r>
+      <w:proofErr w:type="spellEnd"/>
+      <w:r>
+        <w:rPr>
+          <w:lang w:val="ru-RU"/>
+        </w:rPr>
+        <w:t xml:space="preserve"> [</w:t>
+      </w:r>
+      <w:r>
+        <w:t>DODAJ</w:t>
+      </w:r>
+      <w:r>
+        <w:rPr>
+          <w:lang w:val="ru-RU"/>
+        </w:rPr>
+        <w:t xml:space="preserve"> </w:t>
+      </w:r>
+      <w:r>
+        <w:t>REF</w:t>
+      </w:r>
+      <w:r>
+        <w:rPr>
+          <w:lang w:val="ru-RU"/>
+        </w:rPr>
+        <w:t>].</w:t>
+      </w:r>
     </w:p>
     <w:p>
       <w:pPr>
-        <w:rPr>
-          <w:lang w:val="en-US"/>
-        </w:rPr>
-      </w:pPr>
+        <w:pStyle w:val="NormalWeb"/>
+        <w:ind w:left="288"/>
+        <w:jc w:val="both"/>
+        <w:rPr>
+          <w:lang w:val="ru-RU"/>
+        </w:rPr>
+      </w:pPr>
+      <w:proofErr w:type="spellStart"/>
+      <w:r>
+        <w:rPr>
+          <w:lang w:val="ru-RU"/>
+        </w:rPr>
+        <w:t>Други</w:t>
+      </w:r>
+      <w:proofErr w:type="spellEnd"/>
+      <w:r>
+        <w:rPr>
+          <w:lang w:val="ru-RU"/>
+        </w:rPr>
+        <w:t xml:space="preserve"> </w:t>
+      </w:r>
+      <w:proofErr w:type="spellStart"/>
+      <w:r>
+        <w:rPr>
+          <w:lang w:val="ru-RU"/>
+        </w:rPr>
+        <w:t>значајан</w:t>
+      </w:r>
+      <w:proofErr w:type="spellEnd"/>
+      <w:r>
+        <w:rPr>
+          <w:lang w:val="ru-RU"/>
+        </w:rPr>
+        <w:t xml:space="preserve"> приступ за </w:t>
+      </w:r>
+      <w:proofErr w:type="spellStart"/>
+      <w:r>
+        <w:rPr>
+          <w:lang w:val="ru-RU"/>
+        </w:rPr>
+        <w:t>уклањање</w:t>
+      </w:r>
+      <w:proofErr w:type="spellEnd"/>
+      <w:r>
+        <w:rPr>
+          <w:lang w:val="ru-RU"/>
+        </w:rPr>
+        <w:t xml:space="preserve"> </w:t>
+      </w:r>
+      <w:proofErr w:type="spellStart"/>
+      <w:r>
+        <w:rPr>
+          <w:lang w:val="ru-RU"/>
+        </w:rPr>
+        <w:t>интеракције</w:t>
+      </w:r>
+      <w:proofErr w:type="spellEnd"/>
+      <w:r>
+        <w:rPr>
+          <w:lang w:val="ru-RU"/>
+        </w:rPr>
+        <w:t xml:space="preserve"> </w:t>
+      </w:r>
+      <w:proofErr w:type="spellStart"/>
+      <w:r>
+        <w:rPr>
+          <w:lang w:val="ru-RU"/>
+        </w:rPr>
+        <w:t>представља</w:t>
+      </w:r>
+      <w:proofErr w:type="spellEnd"/>
+      <w:r>
+        <w:rPr>
+          <w:lang w:val="ru-RU"/>
+        </w:rPr>
+        <w:t xml:space="preserve"> </w:t>
+      </w:r>
+      <w:r>
+        <w:rPr>
+          <w:rStyle w:val="Emphasis"/>
+        </w:rPr>
+        <w:t>Fiat</w:t>
+      </w:r>
+      <w:r>
+        <w:rPr>
+          <w:rStyle w:val="Emphasis"/>
+          <w:lang w:val="ru-RU"/>
+        </w:rPr>
+        <w:t>–</w:t>
+      </w:r>
+      <w:r>
+        <w:rPr>
+          <w:rStyle w:val="Emphasis"/>
+        </w:rPr>
+        <w:t>Shamir</w:t>
+      </w:r>
+      <w:r>
+        <w:rPr>
+          <w:lang w:val="ru-RU"/>
+        </w:rPr>
+        <w:t xml:space="preserve"> </w:t>
+      </w:r>
+      <w:proofErr w:type="spellStart"/>
+      <w:r>
+        <w:rPr>
+          <w:lang w:val="ru-RU"/>
+        </w:rPr>
+        <w:t>трансформација</w:t>
+      </w:r>
+      <w:proofErr w:type="spellEnd"/>
+      <w:r>
+        <w:rPr>
+          <w:lang w:val="ru-RU"/>
+        </w:rPr>
+        <w:t xml:space="preserve">. </w:t>
+      </w:r>
+      <w:proofErr w:type="spellStart"/>
+      <w:r>
+        <w:rPr>
+          <w:lang w:val="ru-RU"/>
+        </w:rPr>
+        <w:t>Њена</w:t>
+      </w:r>
+      <w:proofErr w:type="spellEnd"/>
+      <w:r>
+        <w:rPr>
+          <w:lang w:val="ru-RU"/>
+        </w:rPr>
+        <w:t xml:space="preserve"> </w:t>
+      </w:r>
+      <w:proofErr w:type="spellStart"/>
+      <w:r>
+        <w:rPr>
+          <w:lang w:val="ru-RU"/>
+        </w:rPr>
+        <w:t>основна</w:t>
+      </w:r>
+      <w:proofErr w:type="spellEnd"/>
+      <w:r>
+        <w:rPr>
+          <w:lang w:val="ru-RU"/>
+        </w:rPr>
+        <w:t xml:space="preserve"> </w:t>
+      </w:r>
+      <w:proofErr w:type="spellStart"/>
+      <w:r>
+        <w:rPr>
+          <w:lang w:val="ru-RU"/>
+        </w:rPr>
+        <w:t>идеја</w:t>
+      </w:r>
+      <w:proofErr w:type="spellEnd"/>
+      <w:r>
+        <w:rPr>
+          <w:lang w:val="ru-RU"/>
+        </w:rPr>
+        <w:t xml:space="preserve"> </w:t>
+      </w:r>
+      <w:proofErr w:type="spellStart"/>
+      <w:r>
+        <w:rPr>
+          <w:lang w:val="ru-RU"/>
+        </w:rPr>
+        <w:t>је</w:t>
+      </w:r>
+      <w:proofErr w:type="spellEnd"/>
+      <w:r>
+        <w:rPr>
+          <w:lang w:val="ru-RU"/>
+        </w:rPr>
+        <w:t xml:space="preserve"> да се </w:t>
+      </w:r>
+      <w:proofErr w:type="spellStart"/>
+      <w:r>
+        <w:rPr>
+          <w:lang w:val="ru-RU"/>
+        </w:rPr>
+        <w:t>изазов</w:t>
+      </w:r>
+      <w:proofErr w:type="spellEnd"/>
+      <w:r>
+        <w:rPr>
+          <w:lang w:val="ru-RU"/>
+        </w:rPr>
+        <w:t xml:space="preserve"> </w:t>
+      </w:r>
+      <w:proofErr w:type="spellStart"/>
+      <w:r>
+        <w:rPr>
+          <w:lang w:val="ru-RU"/>
+        </w:rPr>
+        <w:t>који</w:t>
+      </w:r>
+      <w:proofErr w:type="spellEnd"/>
+      <w:r>
+        <w:rPr>
+          <w:lang w:val="ru-RU"/>
+        </w:rPr>
+        <w:t xml:space="preserve"> код </w:t>
+      </w:r>
+      <w:proofErr w:type="spellStart"/>
+      <w:r>
+        <w:rPr>
+          <w:lang w:val="ru-RU"/>
+        </w:rPr>
+        <w:t>интерактивног</w:t>
+      </w:r>
+      <w:proofErr w:type="spellEnd"/>
+      <w:r>
+        <w:rPr>
+          <w:lang w:val="ru-RU"/>
+        </w:rPr>
+        <w:t xml:space="preserve"> протокола </w:t>
+      </w:r>
+      <w:proofErr w:type="spellStart"/>
+      <w:r>
+        <w:rPr>
+          <w:lang w:val="ru-RU"/>
+        </w:rPr>
+        <w:t>генерише</w:t>
+      </w:r>
+      <w:proofErr w:type="spellEnd"/>
+      <w:r>
+        <w:rPr>
+          <w:lang w:val="ru-RU"/>
+        </w:rPr>
+        <w:t xml:space="preserve"> </w:t>
+      </w:r>
+      <w:proofErr w:type="spellStart"/>
+      <w:r>
+        <w:rPr>
+          <w:lang w:val="ru-RU"/>
+        </w:rPr>
+        <w:t>провјерилац</w:t>
+      </w:r>
+      <w:proofErr w:type="spellEnd"/>
+      <w:r>
+        <w:rPr>
+          <w:lang w:val="ru-RU"/>
+        </w:rPr>
+        <w:t xml:space="preserve"> </w:t>
+      </w:r>
+      <w:proofErr w:type="spellStart"/>
+      <w:r>
+        <w:rPr>
+          <w:lang w:val="ru-RU"/>
+        </w:rPr>
+        <w:t>замијени</w:t>
+      </w:r>
+      <w:proofErr w:type="spellEnd"/>
+      <w:r>
+        <w:rPr>
+          <w:lang w:val="ru-RU"/>
+        </w:rPr>
+        <w:t xml:space="preserve"> </w:t>
+      </w:r>
+      <w:proofErr w:type="spellStart"/>
+      <w:r>
+        <w:rPr>
+          <w:lang w:val="ru-RU"/>
+        </w:rPr>
+        <w:t>вриједношћу</w:t>
+      </w:r>
+      <w:proofErr w:type="spellEnd"/>
+      <w:r>
+        <w:rPr>
+          <w:lang w:val="ru-RU"/>
+        </w:rPr>
+        <w:t xml:space="preserve"> </w:t>
+      </w:r>
+      <w:proofErr w:type="spellStart"/>
+      <w:r>
+        <w:rPr>
+          <w:lang w:val="ru-RU"/>
+        </w:rPr>
+        <w:t>добијеном</w:t>
+      </w:r>
+      <w:proofErr w:type="spellEnd"/>
+      <w:r>
+        <w:rPr>
+          <w:lang w:val="ru-RU"/>
+        </w:rPr>
+        <w:t xml:space="preserve"> </w:t>
+      </w:r>
+      <w:proofErr w:type="spellStart"/>
+      <w:r>
+        <w:rPr>
+          <w:lang w:val="ru-RU"/>
+        </w:rPr>
+        <w:t>примјеном</w:t>
+      </w:r>
+      <w:proofErr w:type="spellEnd"/>
+      <w:r>
+        <w:rPr>
+          <w:lang w:val="ru-RU"/>
+        </w:rPr>
+        <w:t xml:space="preserve"> </w:t>
+      </w:r>
+      <w:proofErr w:type="spellStart"/>
+      <w:r>
+        <w:rPr>
+          <w:lang w:val="ru-RU"/>
+        </w:rPr>
+        <w:t>криптографске</w:t>
+      </w:r>
+      <w:proofErr w:type="spellEnd"/>
+      <w:r>
+        <w:rPr>
+          <w:lang w:val="ru-RU"/>
+        </w:rPr>
+        <w:t xml:space="preserve"> </w:t>
+      </w:r>
+      <w:proofErr w:type="spellStart"/>
+      <w:r>
+        <w:rPr>
+          <w:lang w:val="ru-RU"/>
+        </w:rPr>
+        <w:t>хеш</w:t>
+      </w:r>
+      <w:proofErr w:type="spellEnd"/>
+      <w:r>
+        <w:rPr>
+          <w:lang w:val="ru-RU"/>
+        </w:rPr>
+        <w:t xml:space="preserve"> </w:t>
+      </w:r>
+      <w:proofErr w:type="spellStart"/>
+      <w:r>
+        <w:rPr>
+          <w:lang w:val="ru-RU"/>
+        </w:rPr>
+        <w:t>функције</w:t>
+      </w:r>
+      <w:proofErr w:type="spellEnd"/>
+      <w:r>
+        <w:rPr>
+          <w:lang w:val="ru-RU"/>
+        </w:rPr>
+        <w:t xml:space="preserve">. На </w:t>
+      </w:r>
+      <w:proofErr w:type="spellStart"/>
+      <w:r>
+        <w:rPr>
+          <w:lang w:val="ru-RU"/>
+        </w:rPr>
+        <w:t>овај</w:t>
+      </w:r>
+      <w:proofErr w:type="spellEnd"/>
+      <w:r>
+        <w:rPr>
+          <w:lang w:val="ru-RU"/>
+        </w:rPr>
+        <w:t xml:space="preserve"> начин </w:t>
+      </w:r>
+      <w:proofErr w:type="spellStart"/>
+      <w:r>
+        <w:rPr>
+          <w:lang w:val="ru-RU"/>
+        </w:rPr>
+        <w:t>доказивач</w:t>
+      </w:r>
+      <w:proofErr w:type="spellEnd"/>
+      <w:r>
+        <w:rPr>
+          <w:lang w:val="ru-RU"/>
+        </w:rPr>
+        <w:t xml:space="preserve"> </w:t>
+      </w:r>
+      <w:proofErr w:type="spellStart"/>
+      <w:r>
+        <w:rPr>
+          <w:lang w:val="ru-RU"/>
+        </w:rPr>
+        <w:t>више</w:t>
+      </w:r>
+      <w:proofErr w:type="spellEnd"/>
+      <w:r>
+        <w:rPr>
+          <w:lang w:val="ru-RU"/>
+        </w:rPr>
+        <w:t xml:space="preserve"> не мора да чека да </w:t>
+      </w:r>
+      <w:proofErr w:type="spellStart"/>
+      <w:r>
+        <w:rPr>
+          <w:lang w:val="ru-RU"/>
+        </w:rPr>
+        <w:t>провјерилац</w:t>
+      </w:r>
+      <w:proofErr w:type="spellEnd"/>
+      <w:r>
+        <w:rPr>
+          <w:lang w:val="ru-RU"/>
+        </w:rPr>
+        <w:t xml:space="preserve"> </w:t>
+      </w:r>
+      <w:proofErr w:type="spellStart"/>
+      <w:r>
+        <w:rPr>
+          <w:lang w:val="ru-RU"/>
+        </w:rPr>
+        <w:t>генерише</w:t>
+      </w:r>
+      <w:proofErr w:type="spellEnd"/>
+      <w:r>
+        <w:rPr>
+          <w:lang w:val="ru-RU"/>
+        </w:rPr>
+        <w:t xml:space="preserve"> и </w:t>
+      </w:r>
+      <w:proofErr w:type="spellStart"/>
+      <w:r>
+        <w:rPr>
+          <w:lang w:val="ru-RU"/>
+        </w:rPr>
+        <w:t>пошаље</w:t>
+      </w:r>
+      <w:proofErr w:type="spellEnd"/>
+      <w:r>
+        <w:rPr>
+          <w:lang w:val="ru-RU"/>
+        </w:rPr>
+        <w:t xml:space="preserve"> </w:t>
+      </w:r>
+      <w:proofErr w:type="spellStart"/>
+      <w:r>
+        <w:rPr>
+          <w:lang w:val="ru-RU"/>
+        </w:rPr>
+        <w:t>изазов</w:t>
+      </w:r>
+      <w:proofErr w:type="spellEnd"/>
+      <w:r>
+        <w:rPr>
+          <w:lang w:val="ru-RU"/>
+        </w:rPr>
+        <w:t xml:space="preserve">, </w:t>
+      </w:r>
+      <w:proofErr w:type="spellStart"/>
+      <w:r>
+        <w:rPr>
+          <w:lang w:val="ru-RU"/>
+        </w:rPr>
+        <w:t>већ</w:t>
+      </w:r>
+      <w:proofErr w:type="spellEnd"/>
+      <w:r>
+        <w:rPr>
+          <w:lang w:val="ru-RU"/>
+        </w:rPr>
+        <w:t xml:space="preserve"> </w:t>
+      </w:r>
+      <w:proofErr w:type="spellStart"/>
+      <w:r>
+        <w:rPr>
+          <w:lang w:val="ru-RU"/>
+        </w:rPr>
+        <w:t>потребну</w:t>
+      </w:r>
+      <w:proofErr w:type="spellEnd"/>
+      <w:r>
+        <w:rPr>
+          <w:lang w:val="ru-RU"/>
+        </w:rPr>
+        <w:t xml:space="preserve"> </w:t>
+      </w:r>
+      <w:proofErr w:type="spellStart"/>
+      <w:r>
+        <w:rPr>
+          <w:lang w:val="ru-RU"/>
+        </w:rPr>
+        <w:t>вриједност</w:t>
+      </w:r>
+      <w:proofErr w:type="spellEnd"/>
+      <w:r>
+        <w:rPr>
+          <w:lang w:val="ru-RU"/>
+        </w:rPr>
+        <w:t xml:space="preserve"> </w:t>
+      </w:r>
+      <w:proofErr w:type="spellStart"/>
+      <w:r>
+        <w:rPr>
+          <w:lang w:val="ru-RU"/>
+        </w:rPr>
+        <w:t>може</w:t>
+      </w:r>
+      <w:proofErr w:type="spellEnd"/>
+      <w:r>
+        <w:rPr>
+          <w:lang w:val="ru-RU"/>
+        </w:rPr>
+        <w:t xml:space="preserve"> </w:t>
+      </w:r>
+      <w:proofErr w:type="spellStart"/>
+      <w:r>
+        <w:rPr>
+          <w:lang w:val="ru-RU"/>
+        </w:rPr>
+        <w:t>самостално</w:t>
+      </w:r>
+      <w:proofErr w:type="spellEnd"/>
+      <w:r>
+        <w:rPr>
+          <w:lang w:val="ru-RU"/>
+        </w:rPr>
+        <w:t xml:space="preserve"> да </w:t>
+      </w:r>
+      <w:proofErr w:type="spellStart"/>
+      <w:r>
+        <w:rPr>
+          <w:lang w:val="ru-RU"/>
+        </w:rPr>
+        <w:t>израчуна</w:t>
+      </w:r>
+      <w:proofErr w:type="spellEnd"/>
+      <w:r>
+        <w:rPr>
+          <w:lang w:val="ru-RU"/>
+        </w:rPr>
+        <w:t xml:space="preserve"> на основу </w:t>
+      </w:r>
+      <w:proofErr w:type="spellStart"/>
+      <w:r>
+        <w:rPr>
+          <w:lang w:val="ru-RU"/>
+        </w:rPr>
+        <w:t>података</w:t>
+      </w:r>
+      <w:proofErr w:type="spellEnd"/>
+      <w:r>
+        <w:rPr>
+          <w:lang w:val="ru-RU"/>
+        </w:rPr>
+        <w:t xml:space="preserve"> </w:t>
+      </w:r>
+      <w:proofErr w:type="spellStart"/>
+      <w:r>
+        <w:rPr>
+          <w:lang w:val="ru-RU"/>
+        </w:rPr>
+        <w:t>који</w:t>
+      </w:r>
+      <w:proofErr w:type="spellEnd"/>
+      <w:r>
+        <w:rPr>
+          <w:lang w:val="ru-RU"/>
+        </w:rPr>
+        <w:t xml:space="preserve"> </w:t>
+      </w:r>
+      <w:proofErr w:type="spellStart"/>
+      <w:r>
+        <w:rPr>
+          <w:lang w:val="ru-RU"/>
+        </w:rPr>
+        <w:t>учествују</w:t>
+      </w:r>
+      <w:proofErr w:type="spellEnd"/>
+      <w:r>
+        <w:rPr>
+          <w:lang w:val="ru-RU"/>
+        </w:rPr>
+        <w:t xml:space="preserve"> </w:t>
+      </w:r>
+      <w:proofErr w:type="gramStart"/>
+      <w:r>
+        <w:rPr>
+          <w:lang w:val="ru-RU"/>
+        </w:rPr>
+        <w:t>у протоколу</w:t>
+      </w:r>
+      <w:proofErr w:type="gramEnd"/>
+      <w:r>
+        <w:rPr>
+          <w:lang w:val="ru-RU"/>
+        </w:rPr>
+        <w:t xml:space="preserve"> [</w:t>
+      </w:r>
+      <w:r>
+        <w:t>DODAJ</w:t>
+      </w:r>
+      <w:r>
+        <w:rPr>
+          <w:lang w:val="ru-RU"/>
+        </w:rPr>
+        <w:t xml:space="preserve"> </w:t>
+      </w:r>
+      <w:r>
+        <w:t>REF</w:t>
+      </w:r>
+      <w:r>
+        <w:rPr>
+          <w:lang w:val="ru-RU"/>
+        </w:rPr>
+        <w:t>].</w:t>
+      </w:r>
     </w:p>
     <w:p>
       <w:pPr>
-        <w:rPr>
-          <w:lang w:val="en-US"/>
-        </w:rPr>
-      </w:pPr>
+        <w:pStyle w:val="NormalWeb"/>
+        <w:ind w:left="288"/>
+        <w:jc w:val="both"/>
+        <w:rPr>
+          <w:lang w:val="ru-RU"/>
+        </w:rPr>
+      </w:pPr>
+      <w:r>
+        <w:rPr>
+          <w:lang w:val="ru-RU"/>
+        </w:rPr>
+        <w:t xml:space="preserve">Приликом </w:t>
+      </w:r>
+      <w:proofErr w:type="spellStart"/>
+      <w:r>
+        <w:rPr>
+          <w:lang w:val="ru-RU"/>
+        </w:rPr>
+        <w:t>формирања</w:t>
+      </w:r>
+      <w:proofErr w:type="spellEnd"/>
+      <w:r>
+        <w:rPr>
+          <w:lang w:val="ru-RU"/>
+        </w:rPr>
+        <w:t xml:space="preserve"> </w:t>
+      </w:r>
+      <w:proofErr w:type="spellStart"/>
+      <w:r>
+        <w:rPr>
+          <w:lang w:val="ru-RU"/>
+        </w:rPr>
+        <w:t>доказа</w:t>
+      </w:r>
+      <w:proofErr w:type="spellEnd"/>
+      <w:r>
+        <w:rPr>
+          <w:lang w:val="ru-RU"/>
+        </w:rPr>
+        <w:t xml:space="preserve">, </w:t>
+      </w:r>
+      <w:proofErr w:type="spellStart"/>
+      <w:r>
+        <w:rPr>
+          <w:lang w:val="ru-RU"/>
+        </w:rPr>
+        <w:t>доказивач</w:t>
+      </w:r>
+      <w:proofErr w:type="spellEnd"/>
+      <w:r>
+        <w:rPr>
+          <w:lang w:val="ru-RU"/>
+        </w:rPr>
+        <w:t xml:space="preserve"> </w:t>
+      </w:r>
+      <w:proofErr w:type="spellStart"/>
+      <w:r>
+        <w:rPr>
+          <w:lang w:val="ru-RU"/>
+        </w:rPr>
+        <w:t>најприје</w:t>
+      </w:r>
+      <w:proofErr w:type="spellEnd"/>
+      <w:r>
+        <w:rPr>
+          <w:lang w:val="ru-RU"/>
+        </w:rPr>
+        <w:t xml:space="preserve"> </w:t>
+      </w:r>
+      <w:proofErr w:type="spellStart"/>
+      <w:r>
+        <w:rPr>
+          <w:lang w:val="ru-RU"/>
+        </w:rPr>
+        <w:t>формира</w:t>
+      </w:r>
+      <w:proofErr w:type="spellEnd"/>
+      <w:r>
+        <w:rPr>
+          <w:lang w:val="ru-RU"/>
+        </w:rPr>
+        <w:t xml:space="preserve"> </w:t>
+      </w:r>
+      <w:proofErr w:type="spellStart"/>
+      <w:r>
+        <w:rPr>
+          <w:lang w:val="ru-RU"/>
+        </w:rPr>
+        <w:t>почетну</w:t>
+      </w:r>
+      <w:proofErr w:type="spellEnd"/>
+      <w:r>
+        <w:rPr>
+          <w:lang w:val="ru-RU"/>
+        </w:rPr>
+        <w:t xml:space="preserve"> </w:t>
+      </w:r>
+      <w:proofErr w:type="spellStart"/>
+      <w:r>
+        <w:rPr>
+          <w:lang w:val="ru-RU"/>
+        </w:rPr>
+        <w:t>вриједност</w:t>
+      </w:r>
+      <w:proofErr w:type="spellEnd"/>
+      <w:r>
+        <w:rPr>
+          <w:lang w:val="ru-RU"/>
+        </w:rPr>
+        <w:t xml:space="preserve"> </w:t>
+      </w:r>
+      <w:proofErr w:type="spellStart"/>
+      <w:r>
+        <w:rPr>
+          <w:lang w:val="ru-RU"/>
+        </w:rPr>
+        <w:t>која</w:t>
+      </w:r>
+      <w:proofErr w:type="spellEnd"/>
+      <w:r>
+        <w:rPr>
+          <w:lang w:val="ru-RU"/>
+        </w:rPr>
+        <w:t xml:space="preserve"> би код </w:t>
+      </w:r>
+      <w:proofErr w:type="spellStart"/>
+      <w:r>
+        <w:rPr>
+          <w:lang w:val="ru-RU"/>
+        </w:rPr>
+        <w:t>интерактивног</w:t>
+      </w:r>
+      <w:proofErr w:type="spellEnd"/>
+      <w:r>
+        <w:rPr>
+          <w:lang w:val="ru-RU"/>
+        </w:rPr>
+        <w:t xml:space="preserve"> протокола била </w:t>
+      </w:r>
+      <w:proofErr w:type="spellStart"/>
+      <w:r>
+        <w:rPr>
+          <w:lang w:val="ru-RU"/>
+        </w:rPr>
+        <w:t>послата</w:t>
+      </w:r>
+      <w:proofErr w:type="spellEnd"/>
+      <w:r>
+        <w:rPr>
+          <w:lang w:val="ru-RU"/>
+        </w:rPr>
+        <w:t xml:space="preserve"> </w:t>
+      </w:r>
+      <w:proofErr w:type="spellStart"/>
+      <w:r>
+        <w:rPr>
+          <w:lang w:val="ru-RU"/>
+        </w:rPr>
+        <w:t>провјериоцу</w:t>
+      </w:r>
+      <w:proofErr w:type="spellEnd"/>
+      <w:r>
+        <w:rPr>
+          <w:lang w:val="ru-RU"/>
+        </w:rPr>
+        <w:t xml:space="preserve">. </w:t>
+      </w:r>
+      <w:proofErr w:type="spellStart"/>
+      <w:r>
+        <w:rPr>
+          <w:lang w:val="ru-RU"/>
+        </w:rPr>
+        <w:t>Умјесто</w:t>
+      </w:r>
+      <w:proofErr w:type="spellEnd"/>
+      <w:r>
+        <w:rPr>
+          <w:lang w:val="ru-RU"/>
+        </w:rPr>
+        <w:t xml:space="preserve"> </w:t>
+      </w:r>
+      <w:proofErr w:type="spellStart"/>
+      <w:r>
+        <w:rPr>
+          <w:lang w:val="ru-RU"/>
+        </w:rPr>
+        <w:t>примања</w:t>
+      </w:r>
+      <w:proofErr w:type="spellEnd"/>
+      <w:r>
+        <w:rPr>
+          <w:lang w:val="ru-RU"/>
+        </w:rPr>
+        <w:t xml:space="preserve"> </w:t>
+      </w:r>
+      <w:proofErr w:type="spellStart"/>
+      <w:r>
+        <w:rPr>
+          <w:lang w:val="ru-RU"/>
+        </w:rPr>
+        <w:t>случајног</w:t>
+      </w:r>
+      <w:proofErr w:type="spellEnd"/>
+      <w:r>
+        <w:rPr>
+          <w:lang w:val="ru-RU"/>
+        </w:rPr>
+        <w:t xml:space="preserve"> </w:t>
+      </w:r>
+      <w:proofErr w:type="spellStart"/>
+      <w:r>
+        <w:rPr>
+          <w:lang w:val="ru-RU"/>
+        </w:rPr>
+        <w:t>изазова</w:t>
+      </w:r>
+      <w:proofErr w:type="spellEnd"/>
+      <w:r>
+        <w:rPr>
+          <w:lang w:val="ru-RU"/>
+        </w:rPr>
+        <w:t xml:space="preserve">, </w:t>
+      </w:r>
+      <w:proofErr w:type="spellStart"/>
+      <w:r>
+        <w:rPr>
+          <w:lang w:val="ru-RU"/>
+        </w:rPr>
+        <w:t>доказивач</w:t>
+      </w:r>
+      <w:proofErr w:type="spellEnd"/>
+      <w:r>
+        <w:rPr>
+          <w:lang w:val="ru-RU"/>
+        </w:rPr>
+        <w:t xml:space="preserve"> </w:t>
+      </w:r>
+      <w:proofErr w:type="spellStart"/>
+      <w:r>
+        <w:rPr>
+          <w:lang w:val="ru-RU"/>
+        </w:rPr>
+        <w:t>примјењује</w:t>
+      </w:r>
+      <w:proofErr w:type="spellEnd"/>
+      <w:r>
+        <w:rPr>
+          <w:lang w:val="ru-RU"/>
+        </w:rPr>
+        <w:t xml:space="preserve"> </w:t>
+      </w:r>
+      <w:proofErr w:type="spellStart"/>
+      <w:r>
+        <w:rPr>
+          <w:lang w:val="ru-RU"/>
+        </w:rPr>
+        <w:t>криптографску</w:t>
+      </w:r>
+      <w:proofErr w:type="spellEnd"/>
+      <w:r>
+        <w:rPr>
+          <w:lang w:val="ru-RU"/>
+        </w:rPr>
+        <w:t xml:space="preserve"> </w:t>
+      </w:r>
+      <w:proofErr w:type="spellStart"/>
+      <w:r>
+        <w:rPr>
+          <w:lang w:val="ru-RU"/>
+        </w:rPr>
+        <w:t>хеш</w:t>
+      </w:r>
+      <w:proofErr w:type="spellEnd"/>
+      <w:r>
+        <w:rPr>
+          <w:lang w:val="ru-RU"/>
+        </w:rPr>
+        <w:t xml:space="preserve"> </w:t>
+      </w:r>
+      <w:proofErr w:type="spellStart"/>
+      <w:r>
+        <w:rPr>
+          <w:lang w:val="ru-RU"/>
+        </w:rPr>
+        <w:t>функцију</w:t>
+      </w:r>
+      <w:proofErr w:type="spellEnd"/>
+      <w:r>
+        <w:rPr>
+          <w:lang w:val="ru-RU"/>
+        </w:rPr>
+        <w:t xml:space="preserve"> над </w:t>
+      </w:r>
+      <w:proofErr w:type="spellStart"/>
+      <w:r>
+        <w:rPr>
+          <w:lang w:val="ru-RU"/>
+        </w:rPr>
+        <w:t>одговарајућим</w:t>
+      </w:r>
+      <w:proofErr w:type="spellEnd"/>
+      <w:r>
+        <w:rPr>
+          <w:lang w:val="ru-RU"/>
+        </w:rPr>
+        <w:t xml:space="preserve"> </w:t>
+      </w:r>
+      <w:proofErr w:type="spellStart"/>
+      <w:r>
+        <w:rPr>
+          <w:lang w:val="ru-RU"/>
+        </w:rPr>
+        <w:lastRenderedPageBreak/>
+        <w:t>подацима</w:t>
+      </w:r>
+      <w:proofErr w:type="spellEnd"/>
+      <w:r>
+        <w:rPr>
+          <w:lang w:val="ru-RU"/>
+        </w:rPr>
+        <w:t xml:space="preserve"> и на </w:t>
+      </w:r>
+      <w:proofErr w:type="spellStart"/>
+      <w:r>
+        <w:rPr>
+          <w:lang w:val="ru-RU"/>
+        </w:rPr>
+        <w:t>тај</w:t>
+      </w:r>
+      <w:proofErr w:type="spellEnd"/>
+      <w:r>
+        <w:rPr>
+          <w:lang w:val="ru-RU"/>
+        </w:rPr>
+        <w:t xml:space="preserve"> начин </w:t>
+      </w:r>
+      <w:proofErr w:type="spellStart"/>
+      <w:r>
+        <w:rPr>
+          <w:lang w:val="ru-RU"/>
+        </w:rPr>
+        <w:t>добија</w:t>
+      </w:r>
+      <w:proofErr w:type="spellEnd"/>
+      <w:r>
+        <w:rPr>
+          <w:lang w:val="ru-RU"/>
+        </w:rPr>
+        <w:t xml:space="preserve"> </w:t>
+      </w:r>
+      <w:proofErr w:type="spellStart"/>
+      <w:r>
+        <w:rPr>
+          <w:lang w:val="ru-RU"/>
+        </w:rPr>
+        <w:t>вриједност</w:t>
+      </w:r>
+      <w:proofErr w:type="spellEnd"/>
+      <w:r>
+        <w:rPr>
+          <w:lang w:val="ru-RU"/>
+        </w:rPr>
+        <w:t xml:space="preserve"> </w:t>
+      </w:r>
+      <w:proofErr w:type="spellStart"/>
+      <w:r>
+        <w:rPr>
+          <w:lang w:val="ru-RU"/>
+        </w:rPr>
+        <w:t>изазова</w:t>
+      </w:r>
+      <w:proofErr w:type="spellEnd"/>
+      <w:r>
+        <w:rPr>
+          <w:lang w:val="ru-RU"/>
+        </w:rPr>
+        <w:t xml:space="preserve">. На основу </w:t>
+      </w:r>
+      <w:proofErr w:type="spellStart"/>
+      <w:r>
+        <w:rPr>
+          <w:lang w:val="ru-RU"/>
+        </w:rPr>
+        <w:t>добијеног</w:t>
+      </w:r>
+      <w:proofErr w:type="spellEnd"/>
+      <w:r>
+        <w:rPr>
+          <w:lang w:val="ru-RU"/>
+        </w:rPr>
+        <w:t xml:space="preserve"> </w:t>
+      </w:r>
+      <w:proofErr w:type="spellStart"/>
+      <w:r>
+        <w:rPr>
+          <w:lang w:val="ru-RU"/>
+        </w:rPr>
+        <w:t>изазова</w:t>
+      </w:r>
+      <w:proofErr w:type="spellEnd"/>
+      <w:r>
+        <w:rPr>
+          <w:lang w:val="ru-RU"/>
+        </w:rPr>
+        <w:t xml:space="preserve"> и </w:t>
+      </w:r>
+      <w:proofErr w:type="spellStart"/>
+      <w:r>
+        <w:rPr>
+          <w:lang w:val="ru-RU"/>
+        </w:rPr>
+        <w:t>приватне</w:t>
+      </w:r>
+      <w:proofErr w:type="spellEnd"/>
+      <w:r>
+        <w:rPr>
+          <w:lang w:val="ru-RU"/>
+        </w:rPr>
+        <w:t xml:space="preserve"> </w:t>
+      </w:r>
+      <w:proofErr w:type="spellStart"/>
+      <w:r>
+        <w:rPr>
+          <w:lang w:val="ru-RU"/>
+        </w:rPr>
+        <w:t>информације</w:t>
+      </w:r>
+      <w:proofErr w:type="spellEnd"/>
+      <w:r>
+        <w:rPr>
+          <w:lang w:val="ru-RU"/>
+        </w:rPr>
+        <w:t xml:space="preserve"> </w:t>
+      </w:r>
+      <w:proofErr w:type="spellStart"/>
+      <w:r>
+        <w:rPr>
+          <w:lang w:val="ru-RU"/>
+        </w:rPr>
+        <w:t>формира</w:t>
+      </w:r>
+      <w:proofErr w:type="spellEnd"/>
+      <w:r>
+        <w:rPr>
+          <w:lang w:val="ru-RU"/>
+        </w:rPr>
+        <w:t xml:space="preserve"> се </w:t>
+      </w:r>
+      <w:proofErr w:type="spellStart"/>
+      <w:r>
+        <w:rPr>
+          <w:lang w:val="ru-RU"/>
+        </w:rPr>
+        <w:t>остатак</w:t>
+      </w:r>
+      <w:proofErr w:type="spellEnd"/>
+      <w:r>
+        <w:rPr>
+          <w:lang w:val="ru-RU"/>
+        </w:rPr>
+        <w:t xml:space="preserve"> </w:t>
+      </w:r>
+      <w:proofErr w:type="spellStart"/>
+      <w:r>
+        <w:rPr>
+          <w:lang w:val="ru-RU"/>
+        </w:rPr>
+        <w:t>доказа</w:t>
+      </w:r>
+      <w:proofErr w:type="spellEnd"/>
+      <w:r>
+        <w:rPr>
+          <w:lang w:val="ru-RU"/>
+        </w:rPr>
+        <w:t xml:space="preserve">. </w:t>
+      </w:r>
+      <w:proofErr w:type="spellStart"/>
+      <w:r>
+        <w:rPr>
+          <w:lang w:val="ru-RU"/>
+        </w:rPr>
+        <w:t>Провјерилац</w:t>
+      </w:r>
+      <w:proofErr w:type="spellEnd"/>
+      <w:r>
+        <w:rPr>
+          <w:lang w:val="ru-RU"/>
+        </w:rPr>
+        <w:t xml:space="preserve"> приликом </w:t>
+      </w:r>
+      <w:proofErr w:type="spellStart"/>
+      <w:r>
+        <w:rPr>
+          <w:lang w:val="ru-RU"/>
+        </w:rPr>
+        <w:t>провјере</w:t>
+      </w:r>
+      <w:proofErr w:type="spellEnd"/>
+      <w:r>
+        <w:rPr>
+          <w:lang w:val="ru-RU"/>
+        </w:rPr>
+        <w:t xml:space="preserve"> </w:t>
+      </w:r>
+      <w:proofErr w:type="spellStart"/>
+      <w:r>
+        <w:rPr>
+          <w:lang w:val="ru-RU"/>
+        </w:rPr>
+        <w:t>поново</w:t>
+      </w:r>
+      <w:proofErr w:type="spellEnd"/>
+      <w:r>
+        <w:rPr>
+          <w:lang w:val="ru-RU"/>
+        </w:rPr>
+        <w:t xml:space="preserve"> </w:t>
+      </w:r>
+      <w:proofErr w:type="spellStart"/>
+      <w:r>
+        <w:rPr>
+          <w:lang w:val="ru-RU"/>
+        </w:rPr>
+        <w:t>израчунава</w:t>
+      </w:r>
+      <w:proofErr w:type="spellEnd"/>
+      <w:r>
+        <w:rPr>
+          <w:lang w:val="ru-RU"/>
+        </w:rPr>
+        <w:t xml:space="preserve"> </w:t>
+      </w:r>
+      <w:proofErr w:type="spellStart"/>
+      <w:r>
+        <w:rPr>
+          <w:lang w:val="ru-RU"/>
+        </w:rPr>
+        <w:t>хеш</w:t>
+      </w:r>
+      <w:proofErr w:type="spellEnd"/>
+      <w:r>
+        <w:rPr>
+          <w:lang w:val="ru-RU"/>
+        </w:rPr>
+        <w:t xml:space="preserve"> </w:t>
+      </w:r>
+      <w:proofErr w:type="spellStart"/>
+      <w:r>
+        <w:rPr>
+          <w:lang w:val="ru-RU"/>
+        </w:rPr>
+        <w:t>вриједност</w:t>
+      </w:r>
+      <w:proofErr w:type="spellEnd"/>
+      <w:r>
+        <w:rPr>
+          <w:lang w:val="ru-RU"/>
+        </w:rPr>
+        <w:t xml:space="preserve"> и </w:t>
+      </w:r>
+      <w:proofErr w:type="spellStart"/>
+      <w:r>
+        <w:rPr>
+          <w:lang w:val="ru-RU"/>
+        </w:rPr>
+        <w:t>провјерава</w:t>
+      </w:r>
+      <w:proofErr w:type="spellEnd"/>
+      <w:r>
+        <w:rPr>
+          <w:lang w:val="ru-RU"/>
+        </w:rPr>
+        <w:t xml:space="preserve"> да ли </w:t>
+      </w:r>
+      <w:proofErr w:type="spellStart"/>
+      <w:r>
+        <w:rPr>
+          <w:lang w:val="ru-RU"/>
+        </w:rPr>
+        <w:t>примљени</w:t>
+      </w:r>
+      <w:proofErr w:type="spellEnd"/>
+      <w:r>
+        <w:rPr>
+          <w:lang w:val="ru-RU"/>
+        </w:rPr>
+        <w:t xml:space="preserve"> </w:t>
+      </w:r>
+      <w:proofErr w:type="spellStart"/>
+      <w:r>
+        <w:rPr>
+          <w:lang w:val="ru-RU"/>
+        </w:rPr>
+        <w:t>доказ</w:t>
+      </w:r>
+      <w:proofErr w:type="spellEnd"/>
+      <w:r>
+        <w:rPr>
+          <w:lang w:val="ru-RU"/>
+        </w:rPr>
+        <w:t xml:space="preserve"> </w:t>
+      </w:r>
+      <w:proofErr w:type="spellStart"/>
+      <w:r>
+        <w:rPr>
+          <w:lang w:val="ru-RU"/>
+        </w:rPr>
+        <w:t>задовољава</w:t>
+      </w:r>
+      <w:proofErr w:type="spellEnd"/>
+      <w:r>
+        <w:rPr>
+          <w:lang w:val="ru-RU"/>
+        </w:rPr>
+        <w:t xml:space="preserve"> </w:t>
+      </w:r>
+      <w:proofErr w:type="spellStart"/>
+      <w:r>
+        <w:rPr>
+          <w:lang w:val="ru-RU"/>
+        </w:rPr>
+        <w:t>услове</w:t>
+      </w:r>
+      <w:proofErr w:type="spellEnd"/>
+      <w:r>
+        <w:rPr>
+          <w:lang w:val="ru-RU"/>
+        </w:rPr>
+        <w:t xml:space="preserve"> </w:t>
+      </w:r>
+      <w:proofErr w:type="spellStart"/>
+      <w:r>
+        <w:rPr>
+          <w:lang w:val="ru-RU"/>
+        </w:rPr>
+        <w:t>дефинисане</w:t>
+      </w:r>
+      <w:proofErr w:type="spellEnd"/>
+      <w:r>
+        <w:rPr>
+          <w:lang w:val="ru-RU"/>
+        </w:rPr>
+        <w:t xml:space="preserve"> протоколом [</w:t>
+      </w:r>
+      <w:r>
+        <w:t>DODAJ</w:t>
+      </w:r>
+      <w:r>
+        <w:rPr>
+          <w:lang w:val="ru-RU"/>
+        </w:rPr>
+        <w:t xml:space="preserve"> </w:t>
+      </w:r>
+      <w:r>
+        <w:t>REF</w:t>
+      </w:r>
+      <w:r>
+        <w:rPr>
+          <w:lang w:val="ru-RU"/>
+        </w:rPr>
+        <w:t>].</w:t>
+      </w:r>
     </w:p>
     <w:p>
       <w:pPr>
-        <w:rPr>
-          <w:lang w:val="en-US"/>
-        </w:rPr>
-      </w:pPr>
+        <w:pStyle w:val="NormalWeb"/>
+        <w:ind w:left="288"/>
+        <w:jc w:val="both"/>
+        <w:rPr>
+          <w:lang w:val="ru-RU"/>
+        </w:rPr>
+      </w:pPr>
+      <w:proofErr w:type="spellStart"/>
+      <w:r>
+        <w:rPr>
+          <w:lang w:val="ru-RU"/>
+        </w:rPr>
+        <w:t>Неинтерактивни</w:t>
+      </w:r>
+      <w:proofErr w:type="spellEnd"/>
+      <w:r>
+        <w:rPr>
+          <w:lang w:val="ru-RU"/>
+        </w:rPr>
+        <w:t xml:space="preserve"> приступ </w:t>
+      </w:r>
+      <w:proofErr w:type="spellStart"/>
+      <w:r>
+        <w:rPr>
+          <w:lang w:val="ru-RU"/>
+        </w:rPr>
+        <w:t>смањује</w:t>
+      </w:r>
+      <w:proofErr w:type="spellEnd"/>
+      <w:r>
+        <w:rPr>
+          <w:lang w:val="ru-RU"/>
+        </w:rPr>
+        <w:t xml:space="preserve"> </w:t>
+      </w:r>
+      <w:proofErr w:type="spellStart"/>
+      <w:r>
+        <w:rPr>
+          <w:lang w:val="ru-RU"/>
+        </w:rPr>
+        <w:t>број</w:t>
+      </w:r>
+      <w:proofErr w:type="spellEnd"/>
+      <w:r>
+        <w:rPr>
+          <w:lang w:val="ru-RU"/>
+        </w:rPr>
+        <w:t xml:space="preserve"> </w:t>
+      </w:r>
+      <w:proofErr w:type="spellStart"/>
+      <w:r>
+        <w:rPr>
+          <w:lang w:val="ru-RU"/>
+        </w:rPr>
+        <w:t>комуникационих</w:t>
+      </w:r>
+      <w:proofErr w:type="spellEnd"/>
+      <w:r>
+        <w:rPr>
+          <w:lang w:val="ru-RU"/>
+        </w:rPr>
+        <w:t xml:space="preserve"> </w:t>
+      </w:r>
+      <w:proofErr w:type="spellStart"/>
+      <w:r>
+        <w:rPr>
+          <w:lang w:val="ru-RU"/>
+        </w:rPr>
+        <w:t>корака</w:t>
+      </w:r>
+      <w:proofErr w:type="spellEnd"/>
+      <w:r>
+        <w:rPr>
+          <w:lang w:val="ru-RU"/>
+        </w:rPr>
+        <w:t xml:space="preserve">, </w:t>
+      </w:r>
+      <w:proofErr w:type="spellStart"/>
+      <w:r>
+        <w:rPr>
+          <w:lang w:val="ru-RU"/>
+        </w:rPr>
+        <w:t>јер</w:t>
+      </w:r>
+      <w:proofErr w:type="spellEnd"/>
+      <w:r>
+        <w:rPr>
+          <w:lang w:val="ru-RU"/>
+        </w:rPr>
+        <w:t xml:space="preserve"> </w:t>
+      </w:r>
+      <w:proofErr w:type="spellStart"/>
+      <w:r>
+        <w:rPr>
+          <w:lang w:val="ru-RU"/>
+        </w:rPr>
+        <w:t>доказивач</w:t>
+      </w:r>
+      <w:proofErr w:type="spellEnd"/>
+      <w:r>
+        <w:rPr>
+          <w:lang w:val="ru-RU"/>
+        </w:rPr>
+        <w:t xml:space="preserve"> </w:t>
+      </w:r>
+      <w:proofErr w:type="spellStart"/>
+      <w:r>
+        <w:rPr>
+          <w:lang w:val="ru-RU"/>
+        </w:rPr>
+        <w:t>може</w:t>
+      </w:r>
+      <w:proofErr w:type="spellEnd"/>
+      <w:r>
+        <w:rPr>
+          <w:lang w:val="ru-RU"/>
+        </w:rPr>
+        <w:t xml:space="preserve"> </w:t>
+      </w:r>
+      <w:proofErr w:type="spellStart"/>
+      <w:r>
+        <w:rPr>
+          <w:lang w:val="ru-RU"/>
+        </w:rPr>
+        <w:t>самостално</w:t>
+      </w:r>
+      <w:proofErr w:type="spellEnd"/>
+      <w:r>
+        <w:rPr>
+          <w:lang w:val="ru-RU"/>
+        </w:rPr>
+        <w:t xml:space="preserve"> </w:t>
+      </w:r>
+      <w:proofErr w:type="spellStart"/>
+      <w:r>
+        <w:rPr>
+          <w:lang w:val="ru-RU"/>
+        </w:rPr>
+        <w:t>формирати</w:t>
+      </w:r>
+      <w:proofErr w:type="spellEnd"/>
+      <w:r>
+        <w:rPr>
+          <w:lang w:val="ru-RU"/>
+        </w:rPr>
+        <w:t xml:space="preserve"> </w:t>
+      </w:r>
+      <w:proofErr w:type="spellStart"/>
+      <w:r>
+        <w:rPr>
+          <w:lang w:val="ru-RU"/>
+        </w:rPr>
+        <w:t>доказ</w:t>
+      </w:r>
+      <w:proofErr w:type="spellEnd"/>
+      <w:r>
+        <w:rPr>
+          <w:lang w:val="ru-RU"/>
+        </w:rPr>
+        <w:t xml:space="preserve">, а </w:t>
+      </w:r>
+      <w:proofErr w:type="spellStart"/>
+      <w:r>
+        <w:rPr>
+          <w:lang w:val="ru-RU"/>
+        </w:rPr>
+        <w:t>провјерилац</w:t>
+      </w:r>
+      <w:proofErr w:type="spellEnd"/>
+      <w:r>
+        <w:rPr>
+          <w:lang w:val="ru-RU"/>
+        </w:rPr>
+        <w:t xml:space="preserve"> га </w:t>
+      </w:r>
+      <w:proofErr w:type="spellStart"/>
+      <w:r>
+        <w:rPr>
+          <w:lang w:val="ru-RU"/>
+        </w:rPr>
+        <w:t>накнадно</w:t>
+      </w:r>
+      <w:proofErr w:type="spellEnd"/>
+      <w:r>
+        <w:rPr>
+          <w:lang w:val="ru-RU"/>
+        </w:rPr>
+        <w:t xml:space="preserve"> </w:t>
+      </w:r>
+      <w:proofErr w:type="spellStart"/>
+      <w:r>
+        <w:rPr>
+          <w:lang w:val="ru-RU"/>
+        </w:rPr>
+        <w:t>провјерити</w:t>
+      </w:r>
+      <w:proofErr w:type="spellEnd"/>
+      <w:r>
+        <w:rPr>
+          <w:lang w:val="ru-RU"/>
+        </w:rPr>
+        <w:t xml:space="preserve">. </w:t>
+      </w:r>
+      <w:proofErr w:type="spellStart"/>
+      <w:r>
+        <w:rPr>
+          <w:lang w:val="ru-RU"/>
+        </w:rPr>
+        <w:t>Ова</w:t>
+      </w:r>
+      <w:proofErr w:type="spellEnd"/>
+      <w:r>
+        <w:rPr>
+          <w:lang w:val="ru-RU"/>
+        </w:rPr>
+        <w:t xml:space="preserve"> </w:t>
+      </w:r>
+      <w:proofErr w:type="spellStart"/>
+      <w:r>
+        <w:rPr>
+          <w:lang w:val="ru-RU"/>
+        </w:rPr>
+        <w:t>особина</w:t>
+      </w:r>
+      <w:proofErr w:type="spellEnd"/>
+      <w:r>
+        <w:rPr>
+          <w:lang w:val="ru-RU"/>
+        </w:rPr>
+        <w:t xml:space="preserve"> </w:t>
+      </w:r>
+      <w:proofErr w:type="spellStart"/>
+      <w:r>
+        <w:rPr>
+          <w:lang w:val="ru-RU"/>
+        </w:rPr>
+        <w:t>је</w:t>
+      </w:r>
+      <w:proofErr w:type="spellEnd"/>
+      <w:r>
+        <w:rPr>
+          <w:lang w:val="ru-RU"/>
+        </w:rPr>
+        <w:t xml:space="preserve"> нарочито погодна за </w:t>
+      </w:r>
+      <w:proofErr w:type="spellStart"/>
+      <w:r>
+        <w:rPr>
+          <w:lang w:val="ru-RU"/>
+        </w:rPr>
+        <w:t>дистрибуиране</w:t>
+      </w:r>
+      <w:proofErr w:type="spellEnd"/>
+      <w:r>
+        <w:rPr>
+          <w:lang w:val="ru-RU"/>
+        </w:rPr>
+        <w:t xml:space="preserve"> системе, у </w:t>
+      </w:r>
+      <w:proofErr w:type="spellStart"/>
+      <w:r>
+        <w:rPr>
+          <w:lang w:val="ru-RU"/>
+        </w:rPr>
+        <w:t>којима</w:t>
+      </w:r>
+      <w:proofErr w:type="spellEnd"/>
+      <w:r>
+        <w:rPr>
+          <w:lang w:val="ru-RU"/>
+        </w:rPr>
+        <w:t xml:space="preserve"> </w:t>
+      </w:r>
+      <w:proofErr w:type="spellStart"/>
+      <w:r>
+        <w:rPr>
+          <w:lang w:val="ru-RU"/>
+        </w:rPr>
+        <w:t>може</w:t>
+      </w:r>
+      <w:proofErr w:type="spellEnd"/>
+      <w:r>
+        <w:rPr>
+          <w:lang w:val="ru-RU"/>
+        </w:rPr>
+        <w:t xml:space="preserve"> </w:t>
+      </w:r>
+      <w:proofErr w:type="spellStart"/>
+      <w:r>
+        <w:rPr>
+          <w:lang w:val="ru-RU"/>
+        </w:rPr>
+        <w:t>поједноставити</w:t>
+      </w:r>
+      <w:proofErr w:type="spellEnd"/>
+      <w:r>
+        <w:rPr>
+          <w:lang w:val="ru-RU"/>
+        </w:rPr>
+        <w:t xml:space="preserve"> </w:t>
+      </w:r>
+      <w:proofErr w:type="spellStart"/>
+      <w:r>
+        <w:rPr>
+          <w:lang w:val="ru-RU"/>
+        </w:rPr>
+        <w:t>примјену</w:t>
+      </w:r>
+      <w:proofErr w:type="spellEnd"/>
+      <w:r>
+        <w:rPr>
+          <w:lang w:val="ru-RU"/>
+        </w:rPr>
+        <w:t xml:space="preserve"> механизма </w:t>
+      </w:r>
+      <w:proofErr w:type="spellStart"/>
+      <w:r>
+        <w:rPr>
+          <w:lang w:val="ru-RU"/>
+        </w:rPr>
+        <w:t>доказивања</w:t>
+      </w:r>
+      <w:proofErr w:type="spellEnd"/>
+      <w:r>
+        <w:rPr>
+          <w:lang w:val="ru-RU"/>
+        </w:rPr>
+        <w:t xml:space="preserve"> </w:t>
+      </w:r>
+      <w:proofErr w:type="spellStart"/>
+      <w:r>
+        <w:rPr>
+          <w:lang w:val="ru-RU"/>
+        </w:rPr>
+        <w:t>између</w:t>
+      </w:r>
+      <w:proofErr w:type="spellEnd"/>
+      <w:r>
+        <w:rPr>
+          <w:lang w:val="ru-RU"/>
+        </w:rPr>
+        <w:t xml:space="preserve"> </w:t>
+      </w:r>
+      <w:proofErr w:type="spellStart"/>
+      <w:r>
+        <w:rPr>
+          <w:lang w:val="ru-RU"/>
+        </w:rPr>
+        <w:t>различитих</w:t>
+      </w:r>
+      <w:proofErr w:type="spellEnd"/>
+      <w:r>
+        <w:rPr>
+          <w:lang w:val="ru-RU"/>
+        </w:rPr>
+        <w:t xml:space="preserve"> </w:t>
+      </w:r>
+      <w:proofErr w:type="spellStart"/>
+      <w:r>
+        <w:rPr>
+          <w:lang w:val="ru-RU"/>
+        </w:rPr>
+        <w:t>компоненти</w:t>
+      </w:r>
+      <w:proofErr w:type="spellEnd"/>
+      <w:r>
+        <w:rPr>
+          <w:lang w:val="ru-RU"/>
+        </w:rPr>
+        <w:t xml:space="preserve"> система.</w:t>
+      </w:r>
     </w:p>
     <w:p>
       <w:pPr>
-        <w:rPr>
-          <w:lang w:val="en-US"/>
-        </w:rPr>
-      </w:pPr>
+        <w:pStyle w:val="NormalWeb"/>
+        <w:ind w:left="288"/>
+        <w:jc w:val="both"/>
+        <w:rPr>
+          <w:lang w:val="ru-RU"/>
+        </w:rPr>
+      </w:pPr>
+      <w:proofErr w:type="spellStart"/>
+      <w:r>
+        <w:rPr>
+          <w:lang w:val="ru-RU"/>
+        </w:rPr>
+        <w:t>Неинтерактивни</w:t>
+      </w:r>
+      <w:proofErr w:type="spellEnd"/>
+      <w:r>
+        <w:rPr>
+          <w:lang w:val="ru-RU"/>
+        </w:rPr>
+        <w:t xml:space="preserve"> </w:t>
+      </w:r>
+      <w:r>
+        <w:t>ZKP</w:t>
+      </w:r>
+      <w:r>
+        <w:rPr>
+          <w:lang w:val="ru-RU"/>
+        </w:rPr>
+        <w:t xml:space="preserve"> </w:t>
+      </w:r>
+      <w:proofErr w:type="spellStart"/>
+      <w:r>
+        <w:rPr>
+          <w:lang w:val="ru-RU"/>
+        </w:rPr>
+        <w:t>протоколи</w:t>
+      </w:r>
+      <w:proofErr w:type="spellEnd"/>
+      <w:r>
+        <w:rPr>
+          <w:lang w:val="ru-RU"/>
+        </w:rPr>
+        <w:t xml:space="preserve"> </w:t>
+      </w:r>
+      <w:proofErr w:type="spellStart"/>
+      <w:r>
+        <w:rPr>
+          <w:lang w:val="ru-RU"/>
+        </w:rPr>
+        <w:t>представљају</w:t>
+      </w:r>
+      <w:proofErr w:type="spellEnd"/>
+      <w:r>
+        <w:rPr>
+          <w:lang w:val="ru-RU"/>
+        </w:rPr>
+        <w:t xml:space="preserve"> основу </w:t>
+      </w:r>
+      <w:proofErr w:type="spellStart"/>
+      <w:r>
+        <w:rPr>
+          <w:lang w:val="ru-RU"/>
+        </w:rPr>
+        <w:t>бројних</w:t>
+      </w:r>
+      <w:proofErr w:type="spellEnd"/>
+      <w:r>
+        <w:rPr>
+          <w:lang w:val="ru-RU"/>
+        </w:rPr>
+        <w:t xml:space="preserve"> </w:t>
+      </w:r>
+      <w:proofErr w:type="spellStart"/>
+      <w:r>
+        <w:rPr>
+          <w:lang w:val="ru-RU"/>
+        </w:rPr>
+        <w:t>савремених</w:t>
+      </w:r>
+      <w:proofErr w:type="spellEnd"/>
+      <w:r>
+        <w:rPr>
+          <w:lang w:val="ru-RU"/>
+        </w:rPr>
+        <w:t xml:space="preserve"> система </w:t>
+      </w:r>
+      <w:proofErr w:type="spellStart"/>
+      <w:r>
+        <w:rPr>
+          <w:lang w:val="ru-RU"/>
+        </w:rPr>
+        <w:t>доказивања</w:t>
+      </w:r>
+      <w:proofErr w:type="spellEnd"/>
+      <w:r>
+        <w:rPr>
+          <w:lang w:val="ru-RU"/>
+        </w:rPr>
+        <w:t xml:space="preserve">. </w:t>
+      </w:r>
+      <w:proofErr w:type="spellStart"/>
+      <w:r>
+        <w:rPr>
+          <w:lang w:val="ru-RU"/>
+        </w:rPr>
+        <w:t>Конкретни</w:t>
+      </w:r>
+      <w:proofErr w:type="spellEnd"/>
+      <w:r>
+        <w:rPr>
+          <w:lang w:val="ru-RU"/>
+        </w:rPr>
+        <w:t xml:space="preserve"> </w:t>
+      </w:r>
+      <w:proofErr w:type="spellStart"/>
+      <w:r>
+        <w:rPr>
+          <w:lang w:val="ru-RU"/>
+        </w:rPr>
+        <w:t>системи</w:t>
+      </w:r>
+      <w:proofErr w:type="spellEnd"/>
+      <w:r>
+        <w:rPr>
+          <w:lang w:val="ru-RU"/>
+        </w:rPr>
+        <w:t xml:space="preserve"> могу се </w:t>
+      </w:r>
+      <w:proofErr w:type="spellStart"/>
+      <w:r>
+        <w:rPr>
+          <w:lang w:val="ru-RU"/>
+        </w:rPr>
+        <w:t>разликовати</w:t>
+      </w:r>
+      <w:proofErr w:type="spellEnd"/>
+      <w:r>
+        <w:rPr>
+          <w:lang w:val="ru-RU"/>
+        </w:rPr>
+        <w:t xml:space="preserve"> </w:t>
+      </w:r>
+      <w:proofErr w:type="spellStart"/>
+      <w:r>
+        <w:rPr>
+          <w:lang w:val="ru-RU"/>
+        </w:rPr>
+        <w:t>према</w:t>
+      </w:r>
+      <w:proofErr w:type="spellEnd"/>
+      <w:r>
+        <w:rPr>
+          <w:lang w:val="ru-RU"/>
+        </w:rPr>
+        <w:t xml:space="preserve"> начину </w:t>
+      </w:r>
+      <w:proofErr w:type="spellStart"/>
+      <w:r>
+        <w:rPr>
+          <w:lang w:val="ru-RU"/>
+        </w:rPr>
+        <w:t>генерисања</w:t>
+      </w:r>
+      <w:proofErr w:type="spellEnd"/>
+      <w:r>
+        <w:rPr>
+          <w:lang w:val="ru-RU"/>
+        </w:rPr>
+        <w:t xml:space="preserve"> </w:t>
+      </w:r>
+      <w:proofErr w:type="spellStart"/>
+      <w:r>
+        <w:rPr>
+          <w:lang w:val="ru-RU"/>
+        </w:rPr>
+        <w:t>јавних</w:t>
+      </w:r>
+      <w:proofErr w:type="spellEnd"/>
+      <w:r>
+        <w:rPr>
+          <w:lang w:val="ru-RU"/>
+        </w:rPr>
+        <w:t xml:space="preserve"> </w:t>
+      </w:r>
+      <w:proofErr w:type="spellStart"/>
+      <w:r>
+        <w:rPr>
+          <w:lang w:val="ru-RU"/>
+        </w:rPr>
+        <w:t>параметара</w:t>
+      </w:r>
+      <w:proofErr w:type="spellEnd"/>
+      <w:r>
+        <w:rPr>
+          <w:lang w:val="ru-RU"/>
+        </w:rPr>
+        <w:t xml:space="preserve">, </w:t>
+      </w:r>
+      <w:proofErr w:type="spellStart"/>
+      <w:r>
+        <w:rPr>
+          <w:lang w:val="ru-RU"/>
+        </w:rPr>
+        <w:t>величини</w:t>
+      </w:r>
+      <w:proofErr w:type="spellEnd"/>
+      <w:r>
+        <w:rPr>
+          <w:lang w:val="ru-RU"/>
+        </w:rPr>
+        <w:t xml:space="preserve"> </w:t>
+      </w:r>
+      <w:proofErr w:type="spellStart"/>
+      <w:r>
+        <w:rPr>
+          <w:lang w:val="ru-RU"/>
+        </w:rPr>
+        <w:t>доказа</w:t>
+      </w:r>
+      <w:proofErr w:type="spellEnd"/>
+      <w:r>
+        <w:rPr>
+          <w:lang w:val="ru-RU"/>
+        </w:rPr>
+        <w:t xml:space="preserve">, </w:t>
+      </w:r>
+      <w:proofErr w:type="spellStart"/>
+      <w:r>
+        <w:rPr>
+          <w:lang w:val="ru-RU"/>
+        </w:rPr>
+        <w:t>времену</w:t>
+      </w:r>
+      <w:proofErr w:type="spellEnd"/>
+      <w:r>
+        <w:rPr>
+          <w:lang w:val="ru-RU"/>
+        </w:rPr>
+        <w:t xml:space="preserve"> потребном за </w:t>
+      </w:r>
+      <w:proofErr w:type="spellStart"/>
+      <w:r>
+        <w:rPr>
+          <w:lang w:val="ru-RU"/>
+        </w:rPr>
+        <w:t>генерисање</w:t>
+      </w:r>
+      <w:proofErr w:type="spellEnd"/>
+      <w:r>
+        <w:rPr>
+          <w:lang w:val="ru-RU"/>
+        </w:rPr>
+        <w:t xml:space="preserve"> и </w:t>
+      </w:r>
+      <w:proofErr w:type="spellStart"/>
+      <w:r>
+        <w:rPr>
+          <w:lang w:val="ru-RU"/>
+        </w:rPr>
+        <w:t>провјеру</w:t>
+      </w:r>
+      <w:proofErr w:type="spellEnd"/>
+      <w:r>
+        <w:rPr>
+          <w:lang w:val="ru-RU"/>
+        </w:rPr>
+        <w:t xml:space="preserve">, </w:t>
+      </w:r>
+      <w:proofErr w:type="spellStart"/>
+      <w:r>
+        <w:rPr>
+          <w:lang w:val="ru-RU"/>
+        </w:rPr>
+        <w:t>као</w:t>
+      </w:r>
+      <w:proofErr w:type="spellEnd"/>
+      <w:r>
+        <w:rPr>
+          <w:lang w:val="ru-RU"/>
+        </w:rPr>
+        <w:t xml:space="preserve"> и </w:t>
+      </w:r>
+      <w:proofErr w:type="spellStart"/>
+      <w:r>
+        <w:rPr>
+          <w:lang w:val="ru-RU"/>
+        </w:rPr>
+        <w:t>криптографским</w:t>
+      </w:r>
+      <w:proofErr w:type="spellEnd"/>
+      <w:r>
+        <w:rPr>
+          <w:lang w:val="ru-RU"/>
+        </w:rPr>
+        <w:t xml:space="preserve"> </w:t>
+      </w:r>
+      <w:proofErr w:type="spellStart"/>
+      <w:r>
+        <w:rPr>
+          <w:lang w:val="ru-RU"/>
+        </w:rPr>
+        <w:t>претпоставкама</w:t>
+      </w:r>
+      <w:proofErr w:type="spellEnd"/>
+      <w:r>
+        <w:rPr>
+          <w:lang w:val="ru-RU"/>
+        </w:rPr>
+        <w:t xml:space="preserve"> на </w:t>
+      </w:r>
+      <w:proofErr w:type="spellStart"/>
+      <w:r>
+        <w:rPr>
+          <w:lang w:val="ru-RU"/>
+        </w:rPr>
+        <w:t>којима</w:t>
+      </w:r>
+      <w:proofErr w:type="spellEnd"/>
+      <w:r>
+        <w:rPr>
+          <w:lang w:val="ru-RU"/>
+        </w:rPr>
+        <w:t xml:space="preserve"> се </w:t>
+      </w:r>
+      <w:proofErr w:type="spellStart"/>
+      <w:r>
+        <w:rPr>
+          <w:lang w:val="ru-RU"/>
+        </w:rPr>
+        <w:t>заснива</w:t>
+      </w:r>
+      <w:proofErr w:type="spellEnd"/>
+      <w:r>
+        <w:rPr>
+          <w:lang w:val="ru-RU"/>
+        </w:rPr>
+        <w:t xml:space="preserve"> </w:t>
+      </w:r>
+      <w:proofErr w:type="spellStart"/>
+      <w:r>
+        <w:rPr>
+          <w:lang w:val="ru-RU"/>
+        </w:rPr>
+        <w:t>њихова</w:t>
+      </w:r>
+      <w:proofErr w:type="spellEnd"/>
+      <w:r>
+        <w:rPr>
+          <w:lang w:val="ru-RU"/>
+        </w:rPr>
+        <w:t xml:space="preserve"> </w:t>
+      </w:r>
+      <w:proofErr w:type="spellStart"/>
+      <w:r>
+        <w:rPr>
+          <w:lang w:val="ru-RU"/>
+        </w:rPr>
+        <w:t>безбједност</w:t>
+      </w:r>
+      <w:proofErr w:type="spellEnd"/>
+      <w:r>
+        <w:rPr>
+          <w:lang w:val="ru-RU"/>
+        </w:rPr>
+        <w:t xml:space="preserve">. </w:t>
+      </w:r>
+      <w:proofErr w:type="spellStart"/>
+      <w:r>
+        <w:rPr>
+          <w:lang w:val="ru-RU"/>
+        </w:rPr>
+        <w:t>Због</w:t>
+      </w:r>
+      <w:proofErr w:type="spellEnd"/>
+      <w:r>
+        <w:rPr>
+          <w:lang w:val="ru-RU"/>
+        </w:rPr>
+        <w:t xml:space="preserve"> тога </w:t>
+      </w:r>
+      <w:proofErr w:type="spellStart"/>
+      <w:r>
+        <w:rPr>
+          <w:lang w:val="ru-RU"/>
+        </w:rPr>
+        <w:t>избор</w:t>
+      </w:r>
+      <w:proofErr w:type="spellEnd"/>
+      <w:r>
+        <w:rPr>
+          <w:lang w:val="ru-RU"/>
+        </w:rPr>
+        <w:t xml:space="preserve"> </w:t>
+      </w:r>
+      <w:proofErr w:type="spellStart"/>
+      <w:r>
+        <w:rPr>
+          <w:lang w:val="ru-RU"/>
+        </w:rPr>
+        <w:t>конкретног</w:t>
+      </w:r>
+      <w:proofErr w:type="spellEnd"/>
+      <w:r>
+        <w:rPr>
+          <w:lang w:val="ru-RU"/>
+        </w:rPr>
+        <w:t xml:space="preserve"> система </w:t>
+      </w:r>
+      <w:proofErr w:type="spellStart"/>
+      <w:r>
+        <w:rPr>
+          <w:lang w:val="ru-RU"/>
+        </w:rPr>
+        <w:t>зависи</w:t>
+      </w:r>
+      <w:proofErr w:type="spellEnd"/>
+      <w:r>
+        <w:rPr>
+          <w:lang w:val="ru-RU"/>
+        </w:rPr>
+        <w:t xml:space="preserve"> од </w:t>
+      </w:r>
+      <w:proofErr w:type="spellStart"/>
+      <w:r>
+        <w:rPr>
+          <w:lang w:val="ru-RU"/>
+        </w:rPr>
+        <w:t>захтјева</w:t>
+      </w:r>
+      <w:proofErr w:type="spellEnd"/>
+      <w:r>
+        <w:rPr>
+          <w:lang w:val="ru-RU"/>
+        </w:rPr>
+        <w:t xml:space="preserve"> </w:t>
+      </w:r>
+      <w:proofErr w:type="spellStart"/>
+      <w:r>
+        <w:rPr>
+          <w:lang w:val="ru-RU"/>
+        </w:rPr>
+        <w:t>окружења</w:t>
+      </w:r>
+      <w:proofErr w:type="spellEnd"/>
+      <w:r>
+        <w:rPr>
+          <w:lang w:val="ru-RU"/>
+        </w:rPr>
+        <w:t xml:space="preserve"> у </w:t>
+      </w:r>
+      <w:proofErr w:type="spellStart"/>
+      <w:r>
+        <w:rPr>
+          <w:lang w:val="ru-RU"/>
+        </w:rPr>
+        <w:t>којем</w:t>
+      </w:r>
+      <w:proofErr w:type="spellEnd"/>
+      <w:r>
+        <w:rPr>
+          <w:lang w:val="ru-RU"/>
+        </w:rPr>
+        <w:t xml:space="preserve"> се </w:t>
+      </w:r>
+      <w:proofErr w:type="spellStart"/>
+      <w:r>
+        <w:rPr>
+          <w:lang w:val="ru-RU"/>
+        </w:rPr>
+        <w:t>примјењује</w:t>
+      </w:r>
+      <w:proofErr w:type="spellEnd"/>
+      <w:r>
+        <w:rPr>
+          <w:lang w:val="ru-RU"/>
+        </w:rPr>
+        <w:t>.</w:t>
+      </w:r>
     </w:p>
     <w:p>
       <w:pPr>
-        <w:rPr>
-          <w:lang w:val="en-US"/>
+        <w:ind w:left="288"/>
+        <w:jc w:val="both"/>
+        <w:rPr>
+          <w:rFonts w:ascii="Times New Roman" w:hAnsi="Times New Roman" w:cs="Times New Roman"/>
+          <w:sz w:val="24"/>
+          <w:szCs w:val="24"/>
+          <w:lang w:val="ru-RU"/>
         </w:rPr>
       </w:pPr>
     </w:p>
     <w:p>
       <w:pPr>
         <w:rPr>
-          <w:lang w:val="en-US"/>
+          <w:lang w:val="ru-RU"/>
         </w:rPr>
       </w:pPr>
     </w:p>
     <w:p>
       <w:pPr>
         <w:rPr>
-          <w:lang w:val="en-US"/>
+          <w:lang w:val="ru-RU"/>
         </w:rPr>
       </w:pPr>
     </w:p>
     <w:p>
       <w:pPr>
         <w:rPr>
-          <w:lang w:val="en-US"/>
+          <w:lang w:val="ru-RU"/>
         </w:rPr>
       </w:pPr>
     </w:p>
     <w:p>
       <w:pPr>
         <w:rPr>
-          <w:lang w:val="en-US"/>
+          <w:lang w:val="ru-RU"/>
         </w:rPr>
       </w:pPr>
     </w:p>
     <w:p>
       <w:pPr>
         <w:rPr>
-          <w:lang w:val="en-US"/>
+          <w:lang w:val="ru-RU"/>
         </w:rPr>
       </w:pPr>
     </w:p>
     <w:p>
       <w:pPr>
         <w:rPr>
-          <w:lang w:val="en-US"/>
+          <w:lang w:val="ru-RU"/>
         </w:rPr>
       </w:pPr>
     </w:p>
     <w:p>
       <w:pPr>
         <w:rPr>
-          <w:lang w:val="en-US"/>
+          <w:lang w:val="ru-RU"/>
         </w:rPr>
       </w:pPr>
     </w:p>
     <w:p>
       <w:pPr>
         <w:rPr>
-          <w:lang w:val="en-US"/>
+          <w:lang w:val="ru-RU"/>
         </w:rPr>
       </w:pPr>
     </w:p>
     <w:p>
       <w:pPr>
         <w:rPr>
-          <w:lang w:val="en-US"/>
+          <w:lang w:val="ru-RU"/>
         </w:rPr>
       </w:pPr>
     </w:p>
     <w:p>
       <w:pPr>
         <w:rPr>
-          <w:lang w:val="en-US"/>
+          <w:lang w:val="ru-RU"/>
         </w:rPr>
       </w:pPr>
     </w:p>
     <w:p>
       <w:pPr>
         <w:rPr>
-          <w:lang w:val="en-US"/>
+          <w:lang w:val="ru-RU"/>
         </w:rPr>
       </w:pPr>
     </w:p>
     <w:p>
       <w:pPr>
         <w:rPr>
-          <w:lang w:val="en-US"/>
+          <w:lang w:val="ru-RU"/>
         </w:rPr>
       </w:pPr>
     </w:p>
@@ -14601,12 +18910,95 @@
     </w:p>
     <w:p>
       <w:pPr>
+        <w:rPr>
+          <w:lang w:val="en-US"/>
+        </w:rPr>
+      </w:pPr>
+    </w:p>
+    <w:p>
+      <w:pPr>
+        <w:rPr>
+          <w:lang w:val="en-US"/>
+        </w:rPr>
+      </w:pPr>
+    </w:p>
+    <w:p>
+      <w:pPr>
+        <w:rPr>
+          <w:lang w:val="en-US"/>
+        </w:rPr>
+      </w:pPr>
+    </w:p>
+    <w:p>
+      <w:pPr>
+        <w:rPr>
+          <w:lang w:val="en-US"/>
+        </w:rPr>
+      </w:pPr>
+    </w:p>
+    <w:p>
+      <w:pPr>
+        <w:pStyle w:val="Heading2"/>
+      </w:pPr>
+      <w:bookmarkStart w:id="13" w:name="_Toc237457522"/>
+      <w:proofErr w:type="spellStart"/>
+      <w:r>
+        <w:rPr>
+          <w:lang w:val="en-US"/>
+        </w:rPr>
+        <w:lastRenderedPageBreak/>
+        <w:t>zk</w:t>
+      </w:r>
+      <w:proofErr w:type="spellEnd"/>
+      <w:r>
+        <w:rPr>
+          <w:lang w:val="en-US"/>
+        </w:rPr>
+        <w:t xml:space="preserve">-SNARK </w:t>
+      </w:r>
+      <w:r>
+        <w:t>протоколи</w:t>
+      </w:r>
+      <w:bookmarkEnd w:id="13"/>
+    </w:p>
+    <w:p/>
+    <w:p/>
+    <w:p/>
+    <w:p/>
+    <w:p/>
+    <w:p/>
+    <w:p/>
+    <w:p/>
+    <w:p/>
+    <w:p/>
+    <w:p/>
+    <w:p/>
+    <w:p/>
+    <w:p/>
+    <w:p/>
+    <w:p/>
+    <w:p/>
+    <w:p/>
+    <w:p/>
+    <w:p/>
+    <w:p/>
+    <w:p/>
+    <w:p/>
+    <w:p/>
+    <w:p/>
+    <w:p/>
+    <w:p/>
+    <w:p/>
+    <w:p/>
+    <w:p/>
+    <w:p>
+      <w:pPr>
         <w:pStyle w:val="Heading1"/>
         <w:rPr>
           <w:rFonts w:ascii="Times New Roman" w:hAnsi="Times New Roman" w:cs="Times New Roman"/>
         </w:rPr>
       </w:pPr>
-      <w:bookmarkStart w:id="12" w:name="_Toc237451641"/>
+      <w:bookmarkStart w:id="14" w:name="_Toc237457523"/>
       <w:r>
         <w:rPr>
           <w:rFonts w:ascii="Times New Roman" w:hAnsi="Times New Roman" w:cs="Times New Roman"/>
@@ -14628,7 +19020,7 @@
         </w:rPr>
         <w:t xml:space="preserve"> библиотеке</w:t>
       </w:r>
-      <w:bookmarkEnd w:id="12"/>
+      <w:bookmarkEnd w:id="14"/>
     </w:p>
     <w:p>
       <w:pPr>
@@ -14774,7 +19166,7 @@
                     </pic:cNvPicPr>
                   </pic:nvPicPr>
                   <pic:blipFill>
-                    <a:blip r:embed="rId32" cstate="print">
+                    <a:blip r:embed="rId33" cstate="print">
                       <a:extLst>
                         <a:ext uri="{28A0092B-C50C-407E-A947-70E740481C1C}">
                           <a14:useLocalDpi xmlns:a14="http://schemas.microsoft.com/office/drawing/2010/main" val="0"/>
@@ -15150,10 +19542,10 @@
                                 <w:sz w:val="20"/>
                               </w:rPr>
                               <w:object w:dxaOrig="1382" w:dyaOrig="1380" w14:anchorId="07567C10">
-                                <v:shape id="_x0000_i1027" type="#_x0000_t75" alt="" style="width:94.9pt;height:94.9pt;mso-width-percent:0;mso-height-percent:0;mso-width-percent:0;mso-height-percent:0" o:ole="" fillcolor="window">
+                                <v:shape id="_x0000_i1037" type="#_x0000_t75" alt="" style="width:94.8pt;height:94.8pt;mso-width-percent:0;mso-height-percent:0;mso-width-percent:0;mso-height-percent:0" o:ole="" fillcolor="window">
                                   <v:imagedata r:id="rId8" o:title=""/>
                                 </v:shape>
-                                <o:OLEObject Type="Embed" ProgID="CorelDraw.Graphic.7" ShapeID="_x0000_i1027" DrawAspect="Content" ObjectID="_1848065827" r:id="rId33"/>
+                                <o:OLEObject Type="Embed" ProgID="CorelDraw.Graphic.7" ShapeID="_x0000_i1037" DrawAspect="Content" ObjectID="_1848070346" r:id="rId34"/>
                               </w:object>
                             </w:r>
                           </w:p>
@@ -15211,10 +19603,10 @@
                           <w:sz w:val="20"/>
                         </w:rPr>
                         <w:object w:dxaOrig="1382" w:dyaOrig="1380" w14:anchorId="07567C10">
-                          <v:shape id="_x0000_i1027" type="#_x0000_t75" alt="" style="width:95.15pt;height:95.15pt;mso-width-percent:0;mso-height-percent:0;mso-width-percent:0;mso-height-percent:0" o:ole="" fillcolor="window">
-                            <v:imagedata r:id="rId34" o:title=""/>
+                          <v:shape id="_x0000_i1037" type="#_x0000_t75" alt="" style="width:94.8pt;height:94.8pt;mso-width-percent:0;mso-height-percent:0;mso-width-percent:0;mso-height-percent:0" o:ole="" fillcolor="window">
+                            <v:imagedata r:id="rId8" o:title=""/>
                           </v:shape>
-                          <o:OLEObject Type="Embed" ProgID="CorelDraw.Graphic.7" ShapeID="_x0000_i1027" DrawAspect="Content" ObjectID="_1848064428" r:id="rId35"/>
+                          <o:OLEObject Type="Embed" ProgID="CorelDraw.Graphic.7" ShapeID="_x0000_i1037" DrawAspect="Content" ObjectID="_1848070346" r:id="rId35"/>
                         </w:object>
                       </w:r>
                     </w:p>
@@ -15467,7 +19859,7 @@
           <w:szCs w:val="24"/>
         </w:rPr>
         <w:drawing>
-          <wp:inline distT="0" distB="0" distL="0" distR="0" wp14:anchorId="0DCE8B11" wp14:editId="772A9D2E">
+          <wp:inline distT="0" distB="0" distL="0" distR="0" wp14:anchorId="0DCE8B11" wp14:editId="5C0068D5">
             <wp:extent cx="2026836" cy="784754"/>
             <wp:effectExtent l="0" t="0" r="0" b="0"/>
             <wp:docPr id="314949663" name="Picture 1" descr="A diagram of a process&#10;&#10;Description automatically generated"/>
@@ -17014,7 +21406,7 @@
           <w:rFonts w:ascii="Times New Roman" w:hAnsi="Times New Roman" w:cs="Times New Roman"/>
         </w:rPr>
       </w:pPr>
-      <w:bookmarkStart w:id="13" w:name="_Toc237451642"/>
+      <w:bookmarkStart w:id="15" w:name="_Toc237457524"/>
       <w:r>
         <w:rPr>
           <w:rFonts w:ascii="Times New Roman" w:hAnsi="Times New Roman" w:cs="Times New Roman"/>
@@ -17022,7 +21414,7 @@
         <w:lastRenderedPageBreak/>
         <w:t>Примјена библиотеке у микросервисном окружењу</w:t>
       </w:r>
-      <w:bookmarkEnd w:id="13"/>
+      <w:bookmarkEnd w:id="15"/>
     </w:p>
     <w:p>
       <w:pPr>
@@ -17257,14 +21649,14 @@
           <w:rFonts w:ascii="Times New Roman" w:hAnsi="Times New Roman" w:cs="Times New Roman"/>
         </w:rPr>
       </w:pPr>
-      <w:bookmarkStart w:id="14" w:name="_Toc237451643"/>
+      <w:bookmarkStart w:id="16" w:name="_Toc237457525"/>
       <w:r>
         <w:rPr>
           <w:rFonts w:ascii="Times New Roman" w:hAnsi="Times New Roman" w:cs="Times New Roman"/>
         </w:rPr>
         <w:t>Закључак</w:t>
       </w:r>
-      <w:bookmarkEnd w:id="14"/>
+      <w:bookmarkEnd w:id="16"/>
     </w:p>
     <w:p>
       <w:pPr>
@@ -17294,7 +21686,7 @@
           <w:rFonts w:ascii="Times New Roman" w:hAnsi="Times New Roman" w:cs="Times New Roman"/>
         </w:rPr>
       </w:pPr>
-      <w:bookmarkStart w:id="15" w:name="_Toc237451644"/>
+      <w:bookmarkStart w:id="17" w:name="_Toc237457526"/>
       <w:r>
         <w:rPr>
           <w:rFonts w:ascii="Times New Roman" w:hAnsi="Times New Roman" w:cs="Times New Roman"/>
@@ -17302,7 +21694,7 @@
         <w:lastRenderedPageBreak/>
         <w:t>Литература</w:t>
       </w:r>
-      <w:bookmarkEnd w:id="15"/>
+      <w:bookmarkEnd w:id="17"/>
     </w:p>
     <w:p>
       <w:pPr>
@@ -17319,7 +21711,7 @@
           <w:szCs w:val="24"/>
         </w:rPr>
       </w:pPr>
-      <w:bookmarkStart w:id="16" w:name="_Ref236837480"/>
+      <w:bookmarkStart w:id="18" w:name="_Ref236837480"/>
       <w:r>
         <w:rPr>
           <w:rFonts w:ascii="Times New Roman" w:hAnsi="Times New Roman" w:cs="Times New Roman"/>
@@ -17354,7 +21746,7 @@
         </w:rPr>
         <w:t>.</w:t>
       </w:r>
-      <w:bookmarkEnd w:id="16"/>
+      <w:bookmarkEnd w:id="18"/>
     </w:p>
     <w:p>
       <w:pPr>
@@ -17371,7 +21763,7 @@
           <w:szCs w:val="24"/>
         </w:rPr>
       </w:pPr>
-      <w:bookmarkStart w:id="17" w:name="_Ref236837494"/>
+      <w:bookmarkStart w:id="19" w:name="_Ref236837494"/>
       <w:r>
         <w:rPr>
           <w:rFonts w:ascii="Times New Roman" w:hAnsi="Times New Roman" w:cs="Times New Roman"/>
@@ -17398,7 +21790,7 @@
         </w:rPr>
         <w:t>, Manning, 2018.</w:t>
       </w:r>
-      <w:bookmarkEnd w:id="17"/>
+      <w:bookmarkEnd w:id="19"/>
     </w:p>
     <w:p>
       <w:pPr>
@@ -17415,7 +21807,7 @@
           <w:szCs w:val="24"/>
         </w:rPr>
       </w:pPr>
-      <w:bookmarkStart w:id="18" w:name="_Ref236837541"/>
+      <w:bookmarkStart w:id="20" w:name="_Ref236837541"/>
       <w:r>
         <w:rPr>
           <w:rFonts w:ascii="Times New Roman" w:hAnsi="Times New Roman" w:cs="Times New Roman"/>
@@ -17442,7 +21834,7 @@
         </w:rPr>
         <w:t>, RFC 8446, 2018.</w:t>
       </w:r>
-      <w:bookmarkEnd w:id="18"/>
+      <w:bookmarkEnd w:id="20"/>
     </w:p>
     <w:p>
       <w:pPr>
@@ -17585,7 +21977,7 @@
           <w:szCs w:val="24"/>
         </w:rPr>
       </w:pPr>
-      <w:bookmarkStart w:id="19" w:name="_Ref237451559"/>
+      <w:bookmarkStart w:id="21" w:name="_Ref237451559"/>
       <w:r>
         <w:rPr>
           <w:rFonts w:ascii="Times New Roman" w:hAnsi="Times New Roman" w:cs="Times New Roman"/>
@@ -17594,7 +21986,7 @@
         </w:rPr>
         <w:t>C. P. Schnorr, “Efficient Identification and Signatures for Smart Cards,” Advances in Cryptology — CRYPTO ’89, Springer, 1990, pp. 239–252.</w:t>
       </w:r>
-      <w:bookmarkEnd w:id="19"/>
+      <w:bookmarkEnd w:id="21"/>
     </w:p>
     <w:p>
       <w:pPr>
@@ -17616,7 +22008,7 @@
           <w:rFonts w:ascii="Times New Roman" w:hAnsi="Times New Roman" w:cs="Times New Roman"/>
         </w:rPr>
       </w:pPr>
-      <w:bookmarkStart w:id="20" w:name="_Toc237451645"/>
+      <w:bookmarkStart w:id="22" w:name="_Toc237457527"/>
       <w:r>
         <w:rPr>
           <w:rFonts w:ascii="Times New Roman" w:hAnsi="Times New Roman" w:cs="Times New Roman"/>
@@ -17624,7 +22016,7 @@
         <w:lastRenderedPageBreak/>
         <w:t>Биографија</w:t>
       </w:r>
-      <w:bookmarkEnd w:id="20"/>
+      <w:bookmarkEnd w:id="22"/>
     </w:p>
     <w:p>
       <w:pPr>
@@ -20458,7 +24850,7 @@
   <w:abstractNum w:abstractNumId="9" w15:restartNumberingAfterBreak="0">
     <w:nsid w:val="669A7EF4"/>
     <w:multiLevelType w:val="multilevel"/>
-    <w:tmpl w:val="38DCAE80"/>
+    <w:tmpl w:val="415003BC"/>
     <w:lvl w:ilvl="0">
       <w:start w:val="1"/>
       <w:numFmt w:val="decimal"/>
@@ -20484,6 +24876,8 @@
       </w:pPr>
       <w:rPr>
         <w:rFonts w:hint="default"/>
+        <w:i w:val="0"/>
+        <w:iCs w:val="0"/>
       </w:rPr>
     </w:lvl>
     <w:lvl w:ilvl="2">
@@ -22520,6 +26914,22 @@
       <w:szCs w:val="18"/>
     </w:rPr>
   </w:style>
+  <w:style w:type="paragraph" w:customStyle="1" w:styleId="pdq2pgselectionanchorcontainer">
+    <w:name w:val="pdq2pg_selectionanchorcontainer"/>
+    <w:basedOn w:val="Normal"/>
+    <w:rsid w:val="002D4807"/>
+    <w:pPr>
+      <w:spacing w:before="100" w:beforeAutospacing="1" w:after="100" w:afterAutospacing="1" w:line="240" w:lineRule="auto"/>
+    </w:pPr>
+    <w:rPr>
+      <w:rFonts w:ascii="Times New Roman" w:eastAsia="Times New Roman" w:hAnsi="Times New Roman" w:cs="Times New Roman"/>
+      <w:kern w:val="0"/>
+      <w:sz w:val="24"/>
+      <w:szCs w:val="24"/>
+      <w:lang w:val="en-US"/>
+      <w14:ligatures w14:val="none"/>
+    </w:rPr>
+  </w:style>
 </w:styles>
 </file>
 

--- a/thesis.docx
+++ b/thesis.docx
@@ -68,10 +68,10 @@
                   <v:path o:extrusionok="f" gradientshapeok="t" o:connecttype="rect"/>
                   <o:lock v:ext="edit" aspectratio="t"/>
                 </v:shapetype>
-                <v:shape id="_x0000_i1025" type="#_x0000_t75" alt="" style="width:63pt;height:63pt;mso-width-percent:0;mso-height-percent:0;mso-width-percent:0;mso-height-percent:0" o:ole="" fillcolor="window">
+                <v:shape id="_x0000_i1025" type="#_x0000_t75" alt="" style="width:63.25pt;height:62.75pt;mso-width-percent:0;mso-height-percent:0;mso-width-percent:0;mso-height-percent:0" o:ole="" fillcolor="window">
                   <v:imagedata r:id="rId8" o:title=""/>
                 </v:shape>
-                <o:OLEObject Type="Embed" ProgID="CorelDraw.Graphic.7" ShapeID="_x0000_i1025" DrawAspect="Content" ObjectID="_1848070345" r:id="rId9"/>
+                <o:OLEObject Type="Embed" ProgID="CorelDraw.Graphic.7" ShapeID="_x0000_i1025" DrawAspect="Content" ObjectID="_1848091887" r:id="rId9"/>
               </w:object>
             </w:r>
           </w:p>
@@ -6947,7 +6947,7 @@
             </w:rPr>
             <w:fldChar w:fldCharType="separate"/>
           </w:r>
-          <w:hyperlink w:anchor="_Toc237457512" w:history="1">
+          <w:hyperlink w:anchor="_Toc237478381" w:history="1">
             <w:r>
               <w:rPr>
                 <w:rStyle w:val="Hyperlink"/>
@@ -6993,7 +6993,7 @@
                 <w:noProof/>
                 <w:webHidden/>
               </w:rPr>
-              <w:instrText xml:space="preserve"> PAGEREF _Toc237457512 \h </w:instrText>
+              <w:instrText xml:space="preserve"> PAGEREF _Toc237478381 \h </w:instrText>
             </w:r>
             <w:r>
               <w:rPr>
@@ -7039,7 +7039,7 @@
               <w:lang w:val="en-US"/>
             </w:rPr>
           </w:pPr>
-          <w:hyperlink w:anchor="_Toc237457513" w:history="1">
+          <w:hyperlink w:anchor="_Toc237478382" w:history="1">
             <w:r>
               <w:rPr>
                 <w:rStyle w:val="Hyperlink"/>
@@ -7148,7 +7148,7 @@
                 <w:noProof/>
                 <w:webHidden/>
               </w:rPr>
-              <w:instrText xml:space="preserve"> PAGEREF _Toc237457513 \h </w:instrText>
+              <w:instrText xml:space="preserve"> PAGEREF _Toc237478382 \h </w:instrText>
             </w:r>
             <w:r>
               <w:rPr>
@@ -7194,7 +7194,7 @@
               <w:lang w:val="en-US"/>
             </w:rPr>
           </w:pPr>
-          <w:hyperlink w:anchor="_Toc237457514" w:history="1">
+          <w:hyperlink w:anchor="_Toc237478383" w:history="1">
             <w:r>
               <w:rPr>
                 <w:rStyle w:val="Hyperlink"/>
@@ -7303,7 +7303,7 @@
                 <w:noProof/>
                 <w:webHidden/>
               </w:rPr>
-              <w:instrText xml:space="preserve"> PAGEREF _Toc237457514 \h </w:instrText>
+              <w:instrText xml:space="preserve"> PAGEREF _Toc237478383 \h </w:instrText>
             </w:r>
             <w:r>
               <w:rPr>
@@ -7349,7 +7349,7 @@
               <w:lang w:val="en-US"/>
             </w:rPr>
           </w:pPr>
-          <w:hyperlink w:anchor="_Toc237457515" w:history="1">
+          <w:hyperlink w:anchor="_Toc237478384" w:history="1">
             <w:r>
               <w:rPr>
                 <w:rStyle w:val="Hyperlink"/>
@@ -7412,7 +7412,7 @@
                 <w:noProof/>
                 <w:webHidden/>
               </w:rPr>
-              <w:instrText xml:space="preserve"> PAGEREF _Toc237457515 \h </w:instrText>
+              <w:instrText xml:space="preserve"> PAGEREF _Toc237478384 \h </w:instrText>
             </w:r>
             <w:r>
               <w:rPr>
@@ -7458,7 +7458,7 @@
               <w:lang w:val="en-US"/>
             </w:rPr>
           </w:pPr>
-          <w:hyperlink w:anchor="_Toc237457516" w:history="1">
+          <w:hyperlink w:anchor="_Toc237478385" w:history="1">
             <w:r>
               <w:rPr>
                 <w:rStyle w:val="Hyperlink"/>
@@ -7504,7 +7504,7 @@
                 <w:noProof/>
                 <w:webHidden/>
               </w:rPr>
-              <w:instrText xml:space="preserve"> PAGEREF _Toc237457516 \h </w:instrText>
+              <w:instrText xml:space="preserve"> PAGEREF _Toc237478385 \h </w:instrText>
             </w:r>
             <w:r>
               <w:rPr>
@@ -7550,7 +7550,7 @@
               <w:lang w:val="en-US"/>
             </w:rPr>
           </w:pPr>
-          <w:hyperlink w:anchor="_Toc237457517" w:history="1">
+          <w:hyperlink w:anchor="_Toc237478386" w:history="1">
             <w:r>
               <w:rPr>
                 <w:rStyle w:val="Hyperlink"/>
@@ -7594,7 +7594,7 @@
                 <w:noProof/>
                 <w:webHidden/>
               </w:rPr>
-              <w:instrText xml:space="preserve"> PAGEREF _Toc237457517 \h </w:instrText>
+              <w:instrText xml:space="preserve"> PAGEREF _Toc237478386 \h </w:instrText>
             </w:r>
             <w:r>
               <w:rPr>
@@ -7640,7 +7640,7 @@
               <w:lang w:val="en-US"/>
             </w:rPr>
           </w:pPr>
-          <w:hyperlink w:anchor="_Toc237457518" w:history="1">
+          <w:hyperlink w:anchor="_Toc237478387" w:history="1">
             <w:r>
               <w:rPr>
                 <w:rStyle w:val="Hyperlink"/>
@@ -7684,7 +7684,7 @@
                 <w:noProof/>
                 <w:webHidden/>
               </w:rPr>
-              <w:instrText xml:space="preserve"> PAGEREF _Toc237457518 \h </w:instrText>
+              <w:instrText xml:space="preserve"> PAGEREF _Toc237478387 \h </w:instrText>
             </w:r>
             <w:r>
               <w:rPr>
@@ -7730,7 +7730,7 @@
               <w:lang w:val="en-US"/>
             </w:rPr>
           </w:pPr>
-          <w:hyperlink w:anchor="_Toc237457519" w:history="1">
+          <w:hyperlink w:anchor="_Toc237478388" w:history="1">
             <w:r>
               <w:rPr>
                 <w:rStyle w:val="Hyperlink"/>
@@ -7829,7 +7829,7 @@
                 <w:noProof/>
                 <w:webHidden/>
               </w:rPr>
-              <w:instrText xml:space="preserve"> PAGEREF _Toc237457519 \h </w:instrText>
+              <w:instrText xml:space="preserve"> PAGEREF _Toc237478388 \h </w:instrText>
             </w:r>
             <w:r>
               <w:rPr>
@@ -7875,7 +7875,7 @@
               <w:lang w:val="en-US"/>
             </w:rPr>
           </w:pPr>
-          <w:hyperlink w:anchor="_Toc237457520" w:history="1">
+          <w:hyperlink w:anchor="_Toc237478389" w:history="1">
             <w:r>
               <w:rPr>
                 <w:rStyle w:val="Hyperlink"/>
@@ -7929,7 +7929,7 @@
                 <w:noProof/>
                 <w:webHidden/>
               </w:rPr>
-              <w:instrText xml:space="preserve"> PAGEREF _Toc237457520 \h </w:instrText>
+              <w:instrText xml:space="preserve"> PAGEREF _Toc237478389 \h </w:instrText>
             </w:r>
             <w:r>
               <w:rPr>
@@ -7975,7 +7975,7 @@
               <w:lang w:val="en-US"/>
             </w:rPr>
           </w:pPr>
-          <w:hyperlink w:anchor="_Toc237457521" w:history="1">
+          <w:hyperlink w:anchor="_Toc237478390" w:history="1">
             <w:r>
               <w:rPr>
                 <w:rStyle w:val="Hyperlink"/>
@@ -8030,7 +8030,7 @@
                 <w:noProof/>
                 <w:webHidden/>
               </w:rPr>
-              <w:instrText xml:space="preserve"> PAGEREF _Toc237457521 \h </w:instrText>
+              <w:instrText xml:space="preserve"> PAGEREF _Toc237478390 \h </w:instrText>
             </w:r>
             <w:r>
               <w:rPr>
@@ -8076,11 +8076,12 @@
               <w:lang w:val="en-US"/>
             </w:rPr>
           </w:pPr>
-          <w:hyperlink w:anchor="_Toc237457522" w:history="1">
+          <w:hyperlink w:anchor="_Toc237478391" w:history="1">
             <w:r>
               <w:rPr>
                 <w:rStyle w:val="Hyperlink"/>
                 <w:noProof/>
+                <w:lang w:val="en-US"/>
               </w:rPr>
               <w:t>2.6</w:t>
             </w:r>
@@ -8128,7 +8129,7 @@
                 <w:noProof/>
                 <w:webHidden/>
               </w:rPr>
-              <w:instrText xml:space="preserve"> PAGEREF _Toc237457522 \h </w:instrText>
+              <w:instrText xml:space="preserve"> PAGEREF _Toc237478391 \h </w:instrText>
             </w:r>
             <w:r>
               <w:rPr>
@@ -8149,6 +8150,99 @@
                 <w:webHidden/>
               </w:rPr>
               <w:t>9</w:t>
+            </w:r>
+            <w:r>
+              <w:rPr>
+                <w:noProof/>
+                <w:webHidden/>
+              </w:rPr>
+              <w:fldChar w:fldCharType="end"/>
+            </w:r>
+          </w:hyperlink>
+        </w:p>
+        <w:p>
+          <w:pPr>
+            <w:pStyle w:val="TOC2"/>
+            <w:tabs>
+              <w:tab w:val="left" w:pos="960"/>
+              <w:tab w:val="right" w:leader="dot" w:pos="9304"/>
+            </w:tabs>
+            <w:rPr>
+              <w:rFonts w:eastAsiaTheme="minorEastAsia"/>
+              <w:noProof/>
+              <w:sz w:val="24"/>
+              <w:szCs w:val="24"/>
+              <w:lang w:val="en-US"/>
+            </w:rPr>
+          </w:pPr>
+          <w:hyperlink w:anchor="_Toc237478392" w:history="1">
+            <w:r>
+              <w:rPr>
+                <w:rStyle w:val="Hyperlink"/>
+                <w:rFonts w:ascii="Times New Roman" w:hAnsi="Times New Roman" w:cs="Times New Roman"/>
+                <w:noProof/>
+                <w:lang w:val="en-US"/>
+              </w:rPr>
+              <w:t>2.7</w:t>
+            </w:r>
+            <w:r>
+              <w:rPr>
+                <w:rFonts w:eastAsiaTheme="minorEastAsia"/>
+                <w:noProof/>
+                <w:sz w:val="24"/>
+                <w:szCs w:val="24"/>
+                <w:lang w:val="en-US"/>
+              </w:rPr>
+              <w:tab/>
+            </w:r>
+            <w:r>
+              <w:rPr>
+                <w:rStyle w:val="Hyperlink"/>
+                <w:rFonts w:ascii="Times New Roman" w:hAnsi="Times New Roman" w:cs="Times New Roman"/>
+                <w:noProof/>
+              </w:rPr>
+              <w:t>Примјене Zero-Knowledge Proof протокола</w:t>
+            </w:r>
+            <w:r>
+              <w:rPr>
+                <w:noProof/>
+                <w:webHidden/>
+              </w:rPr>
+              <w:tab/>
+            </w:r>
+            <w:r>
+              <w:rPr>
+                <w:noProof/>
+                <w:webHidden/>
+              </w:rPr>
+              <w:fldChar w:fldCharType="begin"/>
+            </w:r>
+            <w:r>
+              <w:rPr>
+                <w:noProof/>
+                <w:webHidden/>
+              </w:rPr>
+              <w:instrText xml:space="preserve"> PAGEREF _Toc237478392 \h </w:instrText>
+            </w:r>
+            <w:r>
+              <w:rPr>
+                <w:noProof/>
+                <w:webHidden/>
+              </w:rPr>
+            </w:r>
+            <w:r>
+              <w:rPr>
+                <w:noProof/>
+                <w:webHidden/>
+              </w:rPr>
+              <w:fldChar w:fldCharType="separate"/>
+            </w:r>
+            <w:r>
+              <w:rPr>
+                <w:noProof/>
+                <w:webHidden/>
+              </w:rPr>
+              <w:t>10</w:t>
             </w:r>
             <w:r>
               <w:rPr>
@@ -8174,7 +8268,7 @@
               <w:lang w:val="en-US"/>
             </w:rPr>
           </w:pPr>
-          <w:hyperlink w:anchor="_Toc237457523" w:history="1">
+          <w:hyperlink w:anchor="_Toc237478393" w:history="1">
             <w:r>
               <w:rPr>
                 <w:rStyle w:val="Hyperlink"/>
@@ -8238,7 +8332,7 @@
                 <w:noProof/>
                 <w:webHidden/>
               </w:rPr>
-              <w:instrText xml:space="preserve"> PAGEREF _Toc237457523 \h </w:instrText>
+              <w:instrText xml:space="preserve"> PAGEREF _Toc237478393 \h </w:instrText>
             </w:r>
             <w:r>
               <w:rPr>
@@ -8258,7 +8352,7 @@
                 <w:noProof/>
                 <w:webHidden/>
               </w:rPr>
-              <w:t>10</w:t>
+              <w:t>11</w:t>
             </w:r>
             <w:r>
               <w:rPr>
@@ -8284,7 +8378,7 @@
               <w:lang w:val="en-US"/>
             </w:rPr>
           </w:pPr>
-          <w:hyperlink w:anchor="_Toc237457524" w:history="1">
+          <w:hyperlink w:anchor="_Toc237478394" w:history="1">
             <w:r>
               <w:rPr>
                 <w:rStyle w:val="Hyperlink"/>
@@ -8330,7 +8424,7 @@
                 <w:noProof/>
                 <w:webHidden/>
               </w:rPr>
-              <w:instrText xml:space="preserve"> PAGEREF _Toc237457524 \h </w:instrText>
+              <w:instrText xml:space="preserve"> PAGEREF _Toc237478394 \h </w:instrText>
             </w:r>
             <w:r>
               <w:rPr>
@@ -8350,7 +8444,7 @@
                 <w:noProof/>
                 <w:webHidden/>
               </w:rPr>
-              <w:t>13</w:t>
+              <w:t>14</w:t>
             </w:r>
             <w:r>
               <w:rPr>
@@ -8376,7 +8470,7 @@
               <w:lang w:val="en-US"/>
             </w:rPr>
           </w:pPr>
-          <w:hyperlink w:anchor="_Toc237457525" w:history="1">
+          <w:hyperlink w:anchor="_Toc237478395" w:history="1">
             <w:r>
               <w:rPr>
                 <w:rStyle w:val="Hyperlink"/>
@@ -8422,7 +8516,7 @@
                 <w:noProof/>
                 <w:webHidden/>
               </w:rPr>
-              <w:instrText xml:space="preserve"> PAGEREF _Toc237457525 \h </w:instrText>
+              <w:instrText xml:space="preserve"> PAGEREF _Toc237478395 \h </w:instrText>
             </w:r>
             <w:r>
               <w:rPr>
@@ -8442,7 +8536,7 @@
                 <w:noProof/>
                 <w:webHidden/>
               </w:rPr>
-              <w:t>13</w:t>
+              <w:t>14</w:t>
             </w:r>
             <w:r>
               <w:rPr>
@@ -8468,7 +8562,7 @@
               <w:lang w:val="en-US"/>
             </w:rPr>
           </w:pPr>
-          <w:hyperlink w:anchor="_Toc237457526" w:history="1">
+          <w:hyperlink w:anchor="_Toc237478396" w:history="1">
             <w:r>
               <w:rPr>
                 <w:rStyle w:val="Hyperlink"/>
@@ -8514,7 +8608,7 @@
                 <w:noProof/>
                 <w:webHidden/>
               </w:rPr>
-              <w:instrText xml:space="preserve"> PAGEREF _Toc237457526 \h </w:instrText>
+              <w:instrText xml:space="preserve"> PAGEREF _Toc237478396 \h </w:instrText>
             </w:r>
             <w:r>
               <w:rPr>
@@ -8534,7 +8628,7 @@
                 <w:noProof/>
                 <w:webHidden/>
               </w:rPr>
-              <w:t>14</w:t>
+              <w:t>15</w:t>
             </w:r>
             <w:r>
               <w:rPr>
@@ -8560,7 +8654,7 @@
               <w:lang w:val="en-US"/>
             </w:rPr>
           </w:pPr>
-          <w:hyperlink w:anchor="_Toc237457527" w:history="1">
+          <w:hyperlink w:anchor="_Toc237478397" w:history="1">
             <w:r>
               <w:rPr>
                 <w:rStyle w:val="Hyperlink"/>
@@ -8606,7 +8700,7 @@
                 <w:noProof/>
                 <w:webHidden/>
               </w:rPr>
-              <w:instrText xml:space="preserve"> PAGEREF _Toc237457527 \h </w:instrText>
+              <w:instrText xml:space="preserve"> PAGEREF _Toc237478397 \h </w:instrText>
             </w:r>
             <w:r>
               <w:rPr>
@@ -8626,7 +8720,7 @@
                 <w:noProof/>
                 <w:webHidden/>
               </w:rPr>
-              <w:t>15</w:t>
+              <w:t>16</w:t>
             </w:r>
             <w:r>
               <w:rPr>
@@ -8696,7 +8790,7 @@
           <w:rFonts w:ascii="Times New Roman" w:hAnsi="Times New Roman" w:cs="Times New Roman"/>
         </w:rPr>
       </w:pPr>
-      <w:bookmarkStart w:id="0" w:name="_Toc237457512"/>
+      <w:bookmarkStart w:id="0" w:name="_Toc237478381"/>
       <w:r>
         <w:rPr>
           <w:rFonts w:ascii="Times New Roman" w:hAnsi="Times New Roman" w:cs="Times New Roman"/>
@@ -9436,7 +9530,7 @@
       <w:pPr>
         <w:pStyle w:val="Heading1"/>
       </w:pPr>
-      <w:bookmarkStart w:id="1" w:name="_Toc237457513"/>
+      <w:bookmarkStart w:id="1" w:name="_Toc237478382"/>
       <w:r>
         <w:lastRenderedPageBreak/>
         <w:t xml:space="preserve">Теоријске основе </w:t>
@@ -9569,7 +9663,7 @@
       <w:pPr>
         <w:pStyle w:val="Heading2"/>
       </w:pPr>
-      <w:bookmarkStart w:id="2" w:name="_Toc237457514"/>
+      <w:bookmarkStart w:id="2" w:name="_Toc237478383"/>
       <w:r>
         <w:t xml:space="preserve">Основни концепт </w:t>
       </w:r>
@@ -10195,7 +10289,7 @@
           <w:rFonts w:ascii="Times New Roman" w:hAnsi="Times New Roman" w:cs="Times New Roman"/>
         </w:rPr>
       </w:pPr>
-      <w:bookmarkStart w:id="3" w:name="_Toc237457515"/>
+      <w:bookmarkStart w:id="3" w:name="_Toc237478384"/>
       <w:r>
         <w:rPr>
           <w:rFonts w:ascii="Times New Roman" w:hAnsi="Times New Roman" w:cs="Times New Roman"/>
@@ -10264,7 +10358,7 @@
           <w:rFonts w:ascii="Times New Roman" w:hAnsi="Times New Roman" w:cs="Times New Roman"/>
         </w:rPr>
       </w:pPr>
-      <w:bookmarkStart w:id="4" w:name="_Toc237457516"/>
+      <w:bookmarkStart w:id="4" w:name="_Toc237478385"/>
       <w:r>
         <w:rPr>
           <w:rFonts w:ascii="Times New Roman" w:hAnsi="Times New Roman" w:cs="Times New Roman"/>
@@ -10339,7 +10433,7 @@
       <w:pPr>
         <w:pStyle w:val="Heading3"/>
       </w:pPr>
-      <w:bookmarkStart w:id="5" w:name="_Toc237457517"/>
+      <w:bookmarkStart w:id="5" w:name="_Toc237478386"/>
       <w:r>
         <w:t>Поузданост</w:t>
       </w:r>
@@ -10895,7 +10989,7 @@
       <w:pPr>
         <w:pStyle w:val="Heading3"/>
       </w:pPr>
-      <w:bookmarkStart w:id="6" w:name="_Toc237457518"/>
+      <w:bookmarkStart w:id="6" w:name="_Toc237478387"/>
       <w:r>
         <w:t>Нулто знање</w:t>
       </w:r>
@@ -11683,7 +11777,7 @@
       <w:pPr>
         <w:pStyle w:val="Heading2"/>
       </w:pPr>
-      <w:bookmarkStart w:id="7" w:name="_Toc237457519"/>
+      <w:bookmarkStart w:id="7" w:name="_Toc237478388"/>
       <w:r>
         <w:lastRenderedPageBreak/>
         <w:t xml:space="preserve">Начин функционисања </w:t>
@@ -13441,7 +13535,7 @@
           <w:iCs/>
         </w:rPr>
       </w:pPr>
-      <w:bookmarkStart w:id="8" w:name="_Toc237457520"/>
+      <w:bookmarkStart w:id="8" w:name="_Toc237478389"/>
       <w:r>
         <w:lastRenderedPageBreak/>
         <w:t xml:space="preserve">Интерактивни  </w:t>
@@ -13976,7 +14070,7 @@
           <w:color w:val="000000" w:themeColor="text1"/>
           <w:sz w:val="24"/>
           <w:szCs w:val="24"/>
-          <w:lang w:val="en-US"/>
+          <w:lang w:val="ru-RU"/>
         </w:rPr>
       </w:pPr>
       <w:r>
@@ -14486,7 +14580,7 @@
           <w:lang w:val="en-US"/>
         </w:rPr>
       </w:pPr>
-      <w:bookmarkStart w:id="11" w:name="_Toc237457521"/>
+      <w:bookmarkStart w:id="11" w:name="_Toc237478390"/>
       <w:r>
         <w:lastRenderedPageBreak/>
         <w:t xml:space="preserve">Неинтерактивни </w:t>
@@ -15221,6 +15315,9 @@
         <w:pStyle w:val="NormalWeb"/>
         <w:ind w:left="288"/>
         <w:jc w:val="both"/>
+        <w:rPr>
+          <w:lang w:val="ru-RU"/>
+        </w:rPr>
       </w:pPr>
       <w:r>
         <w:rPr>
@@ -15782,19 +15879,7 @@
         <w:rPr>
           <w:lang w:val="ru-RU"/>
         </w:rPr>
-        <w:t>Сли</w:t>
-      </w:r>
-      <w:r>
-        <w:rPr>
-          <w:lang w:val="ru-RU"/>
-        </w:rPr>
-        <w:t>к</w:t>
-      </w:r>
-      <w:r>
-        <w:rPr>
-          <w:lang w:val="ru-RU"/>
-        </w:rPr>
-        <w:t>а</w:t>
+        <w:t>Слика</w:t>
       </w:r>
       <w:proofErr w:type="spellEnd"/>
       <w:r>
@@ -18760,21 +18845,7 @@
         <w:rPr>
           <w:lang w:val="ru-RU"/>
         </w:rPr>
-        <w:t xml:space="preserve"> се </w:t>
-      </w:r>
-      <w:proofErr w:type="spellStart"/>
-      <w:r>
-        <w:rPr>
-          <w:lang w:val="ru-RU"/>
-        </w:rPr>
-        <w:t>примјењује</w:t>
-      </w:r>
-      <w:proofErr w:type="spellEnd"/>
-      <w:r>
-        <w:rPr>
-          <w:lang w:val="ru-RU"/>
-        </w:rPr>
-        <w:t>.</w:t>
+        <w:t xml:space="preserve"> се примјењује.</w:t>
       </w:r>
     </w:p>
     <w:p>
@@ -18876,71 +18947,74 @@
     <w:p>
       <w:pPr>
         <w:rPr>
-          <w:lang w:val="en-US"/>
+          <w:lang w:val="ru-RU"/>
         </w:rPr>
       </w:pPr>
     </w:p>
     <w:p>
       <w:pPr>
         <w:rPr>
-          <w:lang w:val="en-US"/>
+          <w:lang w:val="ru-RU"/>
         </w:rPr>
       </w:pPr>
     </w:p>
     <w:p>
       <w:pPr>
         <w:rPr>
-          <w:lang w:val="en-US"/>
+          <w:lang w:val="ru-RU"/>
         </w:rPr>
       </w:pPr>
     </w:p>
     <w:p>
       <w:pPr>
         <w:rPr>
-          <w:lang w:val="en-US"/>
+          <w:lang w:val="ru-RU"/>
         </w:rPr>
       </w:pPr>
     </w:p>
     <w:p>
       <w:pPr>
         <w:rPr>
-          <w:lang w:val="en-US"/>
+          <w:lang w:val="ru-RU"/>
         </w:rPr>
       </w:pPr>
     </w:p>
     <w:p>
       <w:pPr>
         <w:rPr>
-          <w:lang w:val="en-US"/>
+          <w:lang w:val="ru-RU"/>
         </w:rPr>
       </w:pPr>
     </w:p>
     <w:p>
       <w:pPr>
         <w:rPr>
-          <w:lang w:val="en-US"/>
+          <w:lang w:val="ru-RU"/>
         </w:rPr>
       </w:pPr>
     </w:p>
     <w:p>
       <w:pPr>
         <w:rPr>
-          <w:lang w:val="en-US"/>
+          <w:lang w:val="ru-RU"/>
         </w:rPr>
       </w:pPr>
     </w:p>
     <w:p>
       <w:pPr>
         <w:rPr>
-          <w:lang w:val="en-US"/>
+          <w:lang w:val="ru-RU"/>
         </w:rPr>
       </w:pPr>
     </w:p>
     <w:p>
       <w:pPr>
         <w:pStyle w:val="Heading2"/>
-      </w:pPr>
-      <w:bookmarkStart w:id="13" w:name="_Toc237457522"/>
+        <w:rPr>
+          <w:lang w:val="en-US"/>
+        </w:rPr>
+      </w:pPr>
+      <w:bookmarkStart w:id="13" w:name="_Toc237478391"/>
       <w:proofErr w:type="spellStart"/>
       <w:r>
         <w:rPr>
@@ -18960,37 +19034,2125 @@
         <w:t>протоколи</w:t>
       </w:r>
       <w:bookmarkEnd w:id="13"/>
+    </w:p>
+    <w:p>
+      <w:pPr>
+        <w:rPr>
+          <w:lang w:val="en-US"/>
+        </w:rPr>
+      </w:pPr>
+    </w:p>
+    <w:p>
+      <w:pPr>
+        <w:rPr>
+          <w:lang w:val="en-US"/>
+        </w:rPr>
+      </w:pPr>
+      <w:r>
+        <w:rPr>
+          <w:lang w:val="en-US"/>
+        </w:rPr>
+        <w:br w:type="page"/>
+      </w:r>
+    </w:p>
+    <w:p>
+      <w:pPr>
+        <w:pStyle w:val="Heading2"/>
+        <w:rPr>
+          <w:rFonts w:ascii="Times New Roman" w:hAnsi="Times New Roman" w:cs="Times New Roman"/>
+          <w:lang w:val="en-US"/>
+        </w:rPr>
+      </w:pPr>
+      <w:bookmarkStart w:id="14" w:name="_Toc237478392"/>
+      <w:r>
+        <w:rPr>
+          <w:rFonts w:ascii="Times New Roman" w:hAnsi="Times New Roman" w:cs="Times New Roman"/>
+        </w:rPr>
+        <w:lastRenderedPageBreak/>
+        <w:t xml:space="preserve">Примјене </w:t>
+      </w:r>
+      <w:r>
+        <w:rPr>
+          <w:rFonts w:ascii="Times New Roman" w:hAnsi="Times New Roman" w:cs="Times New Roman"/>
+        </w:rPr>
+        <w:t>Zero-Knowledge Proof протокола</w:t>
+      </w:r>
+      <w:bookmarkEnd w:id="14"/>
+    </w:p>
+    <w:p>
+      <w:pPr>
+        <w:pStyle w:val="pdq2pgselectionanchorcontainer"/>
+        <w:ind w:left="547"/>
+        <w:jc w:val="both"/>
+        <w:rPr>
+          <w:lang w:val="ru-RU"/>
+        </w:rPr>
+      </w:pPr>
+      <w:r>
+        <w:rPr>
+          <w:rStyle w:val="Emphasis"/>
+        </w:rPr>
+        <w:t>Zero</w:t>
+      </w:r>
+      <w:r>
+        <w:rPr>
+          <w:rStyle w:val="Emphasis"/>
+          <w:lang w:val="ru-RU"/>
+        </w:rPr>
+        <w:t>-</w:t>
+      </w:r>
+      <w:r>
+        <w:rPr>
+          <w:rStyle w:val="Emphasis"/>
+        </w:rPr>
+        <w:t>Knowledge</w:t>
+      </w:r>
+      <w:r>
+        <w:rPr>
+          <w:rStyle w:val="Emphasis"/>
+          <w:lang w:val="ru-RU"/>
+        </w:rPr>
+        <w:t xml:space="preserve"> </w:t>
+      </w:r>
+      <w:r>
+        <w:rPr>
+          <w:rStyle w:val="Emphasis"/>
+        </w:rPr>
+        <w:t>Proof</w:t>
+      </w:r>
+      <w:r>
+        <w:rPr>
+          <w:lang w:val="ru-RU"/>
+        </w:rPr>
+        <w:t xml:space="preserve"> </w:t>
+      </w:r>
+      <w:proofErr w:type="spellStart"/>
+      <w:r>
+        <w:rPr>
+          <w:lang w:val="ru-RU"/>
+        </w:rPr>
+        <w:t>протоколи</w:t>
+      </w:r>
+      <w:proofErr w:type="spellEnd"/>
+      <w:r>
+        <w:rPr>
+          <w:lang w:val="ru-RU"/>
+        </w:rPr>
+        <w:t xml:space="preserve"> могу се </w:t>
+      </w:r>
+      <w:proofErr w:type="spellStart"/>
+      <w:r>
+        <w:rPr>
+          <w:lang w:val="ru-RU"/>
+        </w:rPr>
+        <w:t>примјењивати</w:t>
+      </w:r>
+      <w:proofErr w:type="spellEnd"/>
+      <w:r>
+        <w:rPr>
+          <w:lang w:val="ru-RU"/>
+        </w:rPr>
+        <w:t xml:space="preserve"> у </w:t>
+      </w:r>
+      <w:proofErr w:type="spellStart"/>
+      <w:r>
+        <w:rPr>
+          <w:lang w:val="ru-RU"/>
+        </w:rPr>
+        <w:t>различитим</w:t>
+      </w:r>
+      <w:proofErr w:type="spellEnd"/>
+      <w:r>
+        <w:rPr>
+          <w:lang w:val="ru-RU"/>
+        </w:rPr>
+        <w:t xml:space="preserve"> </w:t>
+      </w:r>
+      <w:proofErr w:type="spellStart"/>
+      <w:r>
+        <w:rPr>
+          <w:lang w:val="ru-RU"/>
+        </w:rPr>
+        <w:t>областима</w:t>
+      </w:r>
+      <w:proofErr w:type="spellEnd"/>
+      <w:r>
+        <w:rPr>
+          <w:lang w:val="ru-RU"/>
+        </w:rPr>
+        <w:t xml:space="preserve"> у </w:t>
+      </w:r>
+      <w:proofErr w:type="spellStart"/>
+      <w:r>
+        <w:rPr>
+          <w:lang w:val="ru-RU"/>
+        </w:rPr>
+        <w:t>којима</w:t>
+      </w:r>
+      <w:proofErr w:type="spellEnd"/>
+      <w:r>
+        <w:rPr>
+          <w:lang w:val="ru-RU"/>
+        </w:rPr>
+        <w:t xml:space="preserve"> </w:t>
+      </w:r>
+      <w:proofErr w:type="spellStart"/>
+      <w:r>
+        <w:rPr>
+          <w:lang w:val="ru-RU"/>
+        </w:rPr>
+        <w:t>је</w:t>
+      </w:r>
+      <w:proofErr w:type="spellEnd"/>
+      <w:r>
+        <w:rPr>
+          <w:lang w:val="ru-RU"/>
+        </w:rPr>
+        <w:t xml:space="preserve"> потребно </w:t>
+      </w:r>
+      <w:proofErr w:type="spellStart"/>
+      <w:r>
+        <w:rPr>
+          <w:lang w:val="ru-RU"/>
+        </w:rPr>
+        <w:t>извршити</w:t>
+      </w:r>
+      <w:proofErr w:type="spellEnd"/>
+      <w:r>
+        <w:rPr>
+          <w:lang w:val="ru-RU"/>
+        </w:rPr>
+        <w:t xml:space="preserve"> </w:t>
+      </w:r>
+      <w:proofErr w:type="spellStart"/>
+      <w:r>
+        <w:rPr>
+          <w:lang w:val="ru-RU"/>
+        </w:rPr>
+        <w:t>провјеру</w:t>
+      </w:r>
+      <w:proofErr w:type="spellEnd"/>
+      <w:r>
+        <w:rPr>
+          <w:lang w:val="ru-RU"/>
+        </w:rPr>
+        <w:t xml:space="preserve"> </w:t>
+      </w:r>
+      <w:proofErr w:type="spellStart"/>
+      <w:r>
+        <w:rPr>
+          <w:lang w:val="ru-RU"/>
+        </w:rPr>
+        <w:t>одређених</w:t>
+      </w:r>
+      <w:proofErr w:type="spellEnd"/>
+      <w:r>
+        <w:rPr>
+          <w:lang w:val="ru-RU"/>
+        </w:rPr>
+        <w:t xml:space="preserve"> </w:t>
+      </w:r>
+      <w:proofErr w:type="spellStart"/>
+      <w:r>
+        <w:rPr>
+          <w:lang w:val="ru-RU"/>
+        </w:rPr>
+        <w:t>информација</w:t>
+      </w:r>
+      <w:proofErr w:type="spellEnd"/>
+      <w:r>
+        <w:rPr>
+          <w:lang w:val="ru-RU"/>
+        </w:rPr>
+        <w:t xml:space="preserve"> без </w:t>
+      </w:r>
+      <w:proofErr w:type="spellStart"/>
+      <w:r>
+        <w:rPr>
+          <w:lang w:val="ru-RU"/>
+        </w:rPr>
+        <w:t>њиховог</w:t>
+      </w:r>
+      <w:proofErr w:type="spellEnd"/>
+      <w:r>
+        <w:rPr>
+          <w:lang w:val="ru-RU"/>
+        </w:rPr>
+        <w:t xml:space="preserve"> </w:t>
+      </w:r>
+      <w:proofErr w:type="spellStart"/>
+      <w:r>
+        <w:rPr>
+          <w:lang w:val="ru-RU"/>
+        </w:rPr>
+        <w:t>директног</w:t>
+      </w:r>
+      <w:proofErr w:type="spellEnd"/>
+      <w:r>
+        <w:rPr>
+          <w:lang w:val="ru-RU"/>
+        </w:rPr>
+        <w:t xml:space="preserve"> </w:t>
+      </w:r>
+      <w:proofErr w:type="spellStart"/>
+      <w:r>
+        <w:rPr>
+          <w:lang w:val="ru-RU"/>
+        </w:rPr>
+        <w:t>откривања</w:t>
+      </w:r>
+      <w:proofErr w:type="spellEnd"/>
+      <w:r>
+        <w:rPr>
+          <w:lang w:val="ru-RU"/>
+        </w:rPr>
+        <w:t xml:space="preserve">. </w:t>
+      </w:r>
+      <w:proofErr w:type="spellStart"/>
+      <w:r>
+        <w:rPr>
+          <w:lang w:val="ru-RU"/>
+        </w:rPr>
+        <w:t>Неке</w:t>
+      </w:r>
+      <w:proofErr w:type="spellEnd"/>
+      <w:r>
+        <w:rPr>
+          <w:lang w:val="ru-RU"/>
+        </w:rPr>
+        <w:t xml:space="preserve"> од </w:t>
+      </w:r>
+      <w:proofErr w:type="spellStart"/>
+      <w:r>
+        <w:rPr>
+          <w:lang w:val="ru-RU"/>
+        </w:rPr>
+        <w:t>значајнијих</w:t>
+      </w:r>
+      <w:proofErr w:type="spellEnd"/>
+      <w:r>
+        <w:rPr>
+          <w:lang w:val="ru-RU"/>
+        </w:rPr>
+        <w:t xml:space="preserve"> области </w:t>
+      </w:r>
+      <w:proofErr w:type="spellStart"/>
+      <w:r>
+        <w:rPr>
+          <w:lang w:val="ru-RU"/>
+        </w:rPr>
+        <w:t>примјене</w:t>
+      </w:r>
+      <w:proofErr w:type="spellEnd"/>
+      <w:r>
+        <w:rPr>
+          <w:lang w:val="ru-RU"/>
+        </w:rPr>
+        <w:t xml:space="preserve"> су </w:t>
+      </w:r>
+      <w:proofErr w:type="spellStart"/>
+      <w:r>
+        <w:rPr>
+          <w:lang w:val="ru-RU"/>
+        </w:rPr>
+        <w:t>блокчејн</w:t>
+      </w:r>
+      <w:proofErr w:type="spellEnd"/>
+      <w:r>
+        <w:rPr>
+          <w:lang w:val="ru-RU"/>
+        </w:rPr>
+        <w:t xml:space="preserve"> </w:t>
+      </w:r>
+      <w:proofErr w:type="spellStart"/>
+      <w:r>
+        <w:rPr>
+          <w:lang w:val="ru-RU"/>
+        </w:rPr>
+        <w:t>системи</w:t>
+      </w:r>
+      <w:proofErr w:type="spellEnd"/>
+      <w:r>
+        <w:rPr>
+          <w:lang w:val="ru-RU"/>
+        </w:rPr>
+        <w:t xml:space="preserve">, </w:t>
+      </w:r>
+      <w:proofErr w:type="spellStart"/>
+      <w:r>
+        <w:rPr>
+          <w:lang w:val="ru-RU"/>
+        </w:rPr>
+        <w:t>управљање</w:t>
+      </w:r>
+      <w:proofErr w:type="spellEnd"/>
+      <w:r>
+        <w:rPr>
+          <w:lang w:val="ru-RU"/>
+        </w:rPr>
+        <w:t xml:space="preserve"> </w:t>
+      </w:r>
+      <w:proofErr w:type="spellStart"/>
+      <w:r>
+        <w:rPr>
+          <w:lang w:val="ru-RU"/>
+        </w:rPr>
+        <w:t>дигиталним</w:t>
+      </w:r>
+      <w:proofErr w:type="spellEnd"/>
+      <w:r>
+        <w:rPr>
+          <w:lang w:val="ru-RU"/>
+        </w:rPr>
+        <w:t xml:space="preserve"> идентитетом, </w:t>
+      </w:r>
+      <w:proofErr w:type="spellStart"/>
+      <w:r>
+        <w:rPr>
+          <w:lang w:val="ru-RU"/>
+        </w:rPr>
+        <w:t>електронско</w:t>
+      </w:r>
+      <w:proofErr w:type="spellEnd"/>
+      <w:r>
+        <w:rPr>
+          <w:lang w:val="ru-RU"/>
+        </w:rPr>
+        <w:t xml:space="preserve"> </w:t>
+      </w:r>
+      <w:proofErr w:type="spellStart"/>
+      <w:r>
+        <w:rPr>
+          <w:lang w:val="ru-RU"/>
+        </w:rPr>
+        <w:t>гласање</w:t>
+      </w:r>
+      <w:proofErr w:type="spellEnd"/>
+      <w:r>
+        <w:rPr>
+          <w:lang w:val="ru-RU"/>
+        </w:rPr>
+        <w:t xml:space="preserve"> и </w:t>
+      </w:r>
+      <w:proofErr w:type="spellStart"/>
+      <w:r>
+        <w:rPr>
+          <w:lang w:val="ru-RU"/>
+        </w:rPr>
+        <w:t>аутентификација</w:t>
+      </w:r>
+      <w:proofErr w:type="spellEnd"/>
+      <w:r>
+        <w:rPr>
+          <w:lang w:val="ru-RU"/>
+        </w:rPr>
+        <w:t xml:space="preserve"> [</w:t>
+      </w:r>
+      <w:r>
+        <w:rPr>
+          <w:lang w:val="ru-RU"/>
+        </w:rPr>
+        <w:t>ДОДАЈ РЕФ</w:t>
+      </w:r>
+      <w:r>
+        <w:rPr>
+          <w:lang w:val="ru-RU"/>
+        </w:rPr>
+        <w:t>].</w:t>
+      </w:r>
+    </w:p>
+    <w:p>
+      <w:pPr>
+        <w:pStyle w:val="NormalWeb"/>
+        <w:ind w:left="547"/>
+        <w:jc w:val="both"/>
+        <w:rPr>
+          <w:lang w:val="ru-RU"/>
+        </w:rPr>
+      </w:pPr>
+      <w:proofErr w:type="spellStart"/>
+      <w:r>
+        <w:rPr>
+          <w:lang w:val="ru-RU"/>
+        </w:rPr>
+        <w:t>Једна</w:t>
+      </w:r>
+      <w:proofErr w:type="spellEnd"/>
+      <w:r>
+        <w:rPr>
+          <w:lang w:val="ru-RU"/>
+        </w:rPr>
+        <w:t xml:space="preserve"> од </w:t>
+      </w:r>
+      <w:proofErr w:type="spellStart"/>
+      <w:r>
+        <w:rPr>
+          <w:lang w:val="ru-RU"/>
+        </w:rPr>
+        <w:t>познатијих</w:t>
+      </w:r>
+      <w:proofErr w:type="spellEnd"/>
+      <w:r>
+        <w:rPr>
+          <w:lang w:val="ru-RU"/>
+        </w:rPr>
+        <w:t xml:space="preserve"> </w:t>
+      </w:r>
+      <w:proofErr w:type="spellStart"/>
+      <w:r>
+        <w:rPr>
+          <w:lang w:val="ru-RU"/>
+        </w:rPr>
+        <w:t>примјена</w:t>
+      </w:r>
+      <w:proofErr w:type="spellEnd"/>
+      <w:r>
+        <w:rPr>
+          <w:lang w:val="ru-RU"/>
+        </w:rPr>
+        <w:t xml:space="preserve"> </w:t>
+      </w:r>
+      <w:r>
+        <w:t>ZKP</w:t>
+      </w:r>
+      <w:r>
+        <w:rPr>
+          <w:lang w:val="ru-RU"/>
+        </w:rPr>
+        <w:t xml:space="preserve"> протокола </w:t>
+      </w:r>
+      <w:proofErr w:type="spellStart"/>
+      <w:r>
+        <w:rPr>
+          <w:lang w:val="ru-RU"/>
+        </w:rPr>
+        <w:t>је</w:t>
+      </w:r>
+      <w:proofErr w:type="spellEnd"/>
+      <w:r>
+        <w:rPr>
+          <w:lang w:val="ru-RU"/>
+        </w:rPr>
+        <w:t xml:space="preserve"> у </w:t>
+      </w:r>
+      <w:proofErr w:type="spellStart"/>
+      <w:r>
+        <w:rPr>
+          <w:lang w:val="ru-RU"/>
+        </w:rPr>
+        <w:t>блокчејн</w:t>
+      </w:r>
+      <w:proofErr w:type="spellEnd"/>
+      <w:r>
+        <w:rPr>
+          <w:lang w:val="ru-RU"/>
+        </w:rPr>
+        <w:t xml:space="preserve"> </w:t>
+      </w:r>
+      <w:proofErr w:type="spellStart"/>
+      <w:r>
+        <w:rPr>
+          <w:lang w:val="ru-RU"/>
+        </w:rPr>
+        <w:t>системима</w:t>
+      </w:r>
+      <w:proofErr w:type="spellEnd"/>
+      <w:r>
+        <w:rPr>
+          <w:lang w:val="ru-RU"/>
+        </w:rPr>
+        <w:t xml:space="preserve">. У </w:t>
+      </w:r>
+      <w:proofErr w:type="spellStart"/>
+      <w:r>
+        <w:rPr>
+          <w:lang w:val="ru-RU"/>
+        </w:rPr>
+        <w:t>овом</w:t>
+      </w:r>
+      <w:proofErr w:type="spellEnd"/>
+      <w:r>
+        <w:rPr>
+          <w:lang w:val="ru-RU"/>
+        </w:rPr>
+        <w:t xml:space="preserve"> </w:t>
+      </w:r>
+      <w:proofErr w:type="spellStart"/>
+      <w:r>
+        <w:rPr>
+          <w:lang w:val="ru-RU"/>
+        </w:rPr>
+        <w:t>случају</w:t>
+      </w:r>
+      <w:proofErr w:type="spellEnd"/>
+      <w:r>
+        <w:rPr>
+          <w:lang w:val="ru-RU"/>
+        </w:rPr>
+        <w:t xml:space="preserve"> </w:t>
+      </w:r>
+      <w:proofErr w:type="spellStart"/>
+      <w:r>
+        <w:rPr>
+          <w:lang w:val="ru-RU"/>
+        </w:rPr>
+        <w:t>могуће</w:t>
+      </w:r>
+      <w:proofErr w:type="spellEnd"/>
+      <w:r>
+        <w:rPr>
+          <w:lang w:val="ru-RU"/>
+        </w:rPr>
+        <w:t xml:space="preserve"> </w:t>
+      </w:r>
+      <w:proofErr w:type="spellStart"/>
+      <w:r>
+        <w:rPr>
+          <w:lang w:val="ru-RU"/>
+        </w:rPr>
+        <w:t>је</w:t>
+      </w:r>
+      <w:proofErr w:type="spellEnd"/>
+      <w:r>
+        <w:rPr>
+          <w:lang w:val="ru-RU"/>
+        </w:rPr>
+        <w:t xml:space="preserve"> </w:t>
+      </w:r>
+      <w:proofErr w:type="spellStart"/>
+      <w:r>
+        <w:rPr>
+          <w:lang w:val="ru-RU"/>
+        </w:rPr>
+        <w:t>доказати</w:t>
+      </w:r>
+      <w:proofErr w:type="spellEnd"/>
+      <w:r>
+        <w:rPr>
+          <w:lang w:val="ru-RU"/>
+        </w:rPr>
+        <w:t xml:space="preserve"> </w:t>
+      </w:r>
+      <w:proofErr w:type="spellStart"/>
+      <w:r>
+        <w:rPr>
+          <w:lang w:val="ru-RU"/>
+        </w:rPr>
+        <w:t>исправност</w:t>
+      </w:r>
+      <w:proofErr w:type="spellEnd"/>
+      <w:r>
+        <w:rPr>
+          <w:lang w:val="ru-RU"/>
+        </w:rPr>
+        <w:t xml:space="preserve"> </w:t>
+      </w:r>
+      <w:proofErr w:type="spellStart"/>
+      <w:r>
+        <w:rPr>
+          <w:lang w:val="ru-RU"/>
+        </w:rPr>
+        <w:t>одређене</w:t>
+      </w:r>
+      <w:proofErr w:type="spellEnd"/>
+      <w:r>
+        <w:rPr>
+          <w:lang w:val="ru-RU"/>
+        </w:rPr>
+        <w:t xml:space="preserve"> </w:t>
+      </w:r>
+      <w:proofErr w:type="spellStart"/>
+      <w:r>
+        <w:rPr>
+          <w:lang w:val="ru-RU"/>
+        </w:rPr>
+        <w:t>трансакције</w:t>
+      </w:r>
+      <w:proofErr w:type="spellEnd"/>
+      <w:r>
+        <w:rPr>
+          <w:lang w:val="ru-RU"/>
+        </w:rPr>
+        <w:t xml:space="preserve"> без </w:t>
+      </w:r>
+      <w:proofErr w:type="spellStart"/>
+      <w:r>
+        <w:rPr>
+          <w:lang w:val="ru-RU"/>
+        </w:rPr>
+        <w:t>откривања</w:t>
+      </w:r>
+      <w:proofErr w:type="spellEnd"/>
+      <w:r>
+        <w:rPr>
+          <w:lang w:val="ru-RU"/>
+        </w:rPr>
+        <w:t xml:space="preserve"> свих </w:t>
+      </w:r>
+      <w:proofErr w:type="spellStart"/>
+      <w:r>
+        <w:rPr>
+          <w:lang w:val="ru-RU"/>
+        </w:rPr>
+        <w:t>података</w:t>
+      </w:r>
+      <w:proofErr w:type="spellEnd"/>
+      <w:r>
+        <w:rPr>
+          <w:lang w:val="ru-RU"/>
+        </w:rPr>
+        <w:t xml:space="preserve"> </w:t>
+      </w:r>
+      <w:proofErr w:type="spellStart"/>
+      <w:r>
+        <w:rPr>
+          <w:lang w:val="ru-RU"/>
+        </w:rPr>
+        <w:t>који</w:t>
+      </w:r>
+      <w:proofErr w:type="spellEnd"/>
+      <w:r>
+        <w:rPr>
+          <w:lang w:val="ru-RU"/>
+        </w:rPr>
+        <w:t xml:space="preserve"> су </w:t>
+      </w:r>
+      <w:proofErr w:type="spellStart"/>
+      <w:r>
+        <w:rPr>
+          <w:lang w:val="ru-RU"/>
+        </w:rPr>
+        <w:t>кориштени</w:t>
+      </w:r>
+      <w:proofErr w:type="spellEnd"/>
+      <w:r>
+        <w:rPr>
+          <w:lang w:val="ru-RU"/>
+        </w:rPr>
+        <w:t xml:space="preserve"> приликом </w:t>
+      </w:r>
+      <w:proofErr w:type="spellStart"/>
+      <w:r>
+        <w:rPr>
+          <w:lang w:val="ru-RU"/>
+        </w:rPr>
+        <w:t>њеног</w:t>
+      </w:r>
+      <w:proofErr w:type="spellEnd"/>
+      <w:r>
+        <w:rPr>
+          <w:lang w:val="ru-RU"/>
+        </w:rPr>
+        <w:t xml:space="preserve"> </w:t>
+      </w:r>
+      <w:proofErr w:type="spellStart"/>
+      <w:r>
+        <w:rPr>
+          <w:lang w:val="ru-RU"/>
+        </w:rPr>
+        <w:t>формирања</w:t>
+      </w:r>
+      <w:proofErr w:type="spellEnd"/>
+      <w:r>
+        <w:rPr>
+          <w:lang w:val="ru-RU"/>
+        </w:rPr>
+        <w:t xml:space="preserve">. На </w:t>
+      </w:r>
+      <w:proofErr w:type="spellStart"/>
+      <w:r>
+        <w:rPr>
+          <w:lang w:val="ru-RU"/>
+        </w:rPr>
+        <w:t>овај</w:t>
+      </w:r>
+      <w:proofErr w:type="spellEnd"/>
+      <w:r>
+        <w:rPr>
+          <w:lang w:val="ru-RU"/>
+        </w:rPr>
+        <w:t xml:space="preserve"> начин </w:t>
+      </w:r>
+      <w:proofErr w:type="spellStart"/>
+      <w:r>
+        <w:rPr>
+          <w:lang w:val="ru-RU"/>
+        </w:rPr>
+        <w:t>омогућава</w:t>
+      </w:r>
+      <w:proofErr w:type="spellEnd"/>
+      <w:r>
+        <w:rPr>
+          <w:lang w:val="ru-RU"/>
+        </w:rPr>
+        <w:t xml:space="preserve"> се </w:t>
+      </w:r>
+      <w:proofErr w:type="spellStart"/>
+      <w:r>
+        <w:rPr>
+          <w:lang w:val="ru-RU"/>
+        </w:rPr>
+        <w:t>провјера</w:t>
+      </w:r>
+      <w:proofErr w:type="spellEnd"/>
+      <w:r>
+        <w:rPr>
+          <w:lang w:val="ru-RU"/>
+        </w:rPr>
+        <w:t xml:space="preserve"> исправности </w:t>
+      </w:r>
+      <w:proofErr w:type="spellStart"/>
+      <w:r>
+        <w:rPr>
+          <w:lang w:val="ru-RU"/>
+        </w:rPr>
+        <w:t>трансакција</w:t>
+      </w:r>
+      <w:proofErr w:type="spellEnd"/>
+      <w:r>
+        <w:rPr>
+          <w:lang w:val="ru-RU"/>
+        </w:rPr>
+        <w:t xml:space="preserve"> уз </w:t>
+      </w:r>
+      <w:proofErr w:type="spellStart"/>
+      <w:r>
+        <w:rPr>
+          <w:lang w:val="ru-RU"/>
+        </w:rPr>
+        <w:t>истовремено</w:t>
+      </w:r>
+      <w:proofErr w:type="spellEnd"/>
+      <w:r>
+        <w:rPr>
+          <w:lang w:val="ru-RU"/>
+        </w:rPr>
+        <w:t xml:space="preserve"> </w:t>
+      </w:r>
+      <w:proofErr w:type="spellStart"/>
+      <w:r>
+        <w:rPr>
+          <w:lang w:val="ru-RU"/>
+        </w:rPr>
+        <w:t>очување</w:t>
+      </w:r>
+      <w:proofErr w:type="spellEnd"/>
+      <w:r>
+        <w:rPr>
+          <w:lang w:val="ru-RU"/>
+        </w:rPr>
+        <w:t xml:space="preserve"> приватности </w:t>
+      </w:r>
+      <w:proofErr w:type="spellStart"/>
+      <w:r>
+        <w:rPr>
+          <w:lang w:val="ru-RU"/>
+        </w:rPr>
+        <w:t>одређених</w:t>
+      </w:r>
+      <w:proofErr w:type="spellEnd"/>
+      <w:r>
+        <w:rPr>
+          <w:lang w:val="ru-RU"/>
+        </w:rPr>
+        <w:t xml:space="preserve"> </w:t>
+      </w:r>
+      <w:proofErr w:type="spellStart"/>
+      <w:r>
+        <w:rPr>
+          <w:lang w:val="ru-RU"/>
+        </w:rPr>
+        <w:t>информација</w:t>
+      </w:r>
+      <w:proofErr w:type="spellEnd"/>
+      <w:r>
+        <w:rPr>
+          <w:lang w:val="ru-RU"/>
+        </w:rPr>
+        <w:t xml:space="preserve"> [</w:t>
+      </w:r>
+      <w:r>
+        <w:rPr>
+          <w:lang w:val="sr-Cyrl-RS"/>
+        </w:rPr>
+        <w:t>ДОДАЈ РЕФ</w:t>
+      </w:r>
+      <w:r>
+        <w:rPr>
+          <w:lang w:val="ru-RU"/>
+        </w:rPr>
+        <w:t>].</w:t>
+      </w:r>
+    </w:p>
+    <w:p>
+      <w:pPr>
+        <w:pStyle w:val="NormalWeb"/>
+        <w:ind w:left="547"/>
+        <w:jc w:val="both"/>
+        <w:rPr>
+          <w:lang w:val="ru-RU"/>
+        </w:rPr>
+      </w:pPr>
+      <w:r>
+        <w:t>ZKP</w:t>
+      </w:r>
+      <w:r>
+        <w:rPr>
+          <w:lang w:val="ru-RU"/>
+        </w:rPr>
+        <w:t xml:space="preserve"> </w:t>
+      </w:r>
+      <w:proofErr w:type="spellStart"/>
+      <w:r>
+        <w:rPr>
+          <w:lang w:val="ru-RU"/>
+        </w:rPr>
+        <w:t>протоколи</w:t>
+      </w:r>
+      <w:proofErr w:type="spellEnd"/>
+      <w:r>
+        <w:rPr>
+          <w:lang w:val="ru-RU"/>
+        </w:rPr>
+        <w:t xml:space="preserve"> могу се </w:t>
+      </w:r>
+      <w:proofErr w:type="spellStart"/>
+      <w:r>
+        <w:rPr>
+          <w:lang w:val="ru-RU"/>
+        </w:rPr>
+        <w:t>користити</w:t>
+      </w:r>
+      <w:proofErr w:type="spellEnd"/>
+      <w:r>
+        <w:rPr>
+          <w:lang w:val="ru-RU"/>
+        </w:rPr>
+        <w:t xml:space="preserve"> и за </w:t>
+      </w:r>
+      <w:proofErr w:type="spellStart"/>
+      <w:r>
+        <w:rPr>
+          <w:lang w:val="ru-RU"/>
+        </w:rPr>
+        <w:t>управљање</w:t>
+      </w:r>
+      <w:proofErr w:type="spellEnd"/>
+      <w:r>
+        <w:rPr>
+          <w:lang w:val="ru-RU"/>
+        </w:rPr>
+        <w:t xml:space="preserve"> </w:t>
+      </w:r>
+      <w:proofErr w:type="spellStart"/>
+      <w:r>
+        <w:rPr>
+          <w:lang w:val="ru-RU"/>
+        </w:rPr>
+        <w:t>дигиталним</w:t>
+      </w:r>
+      <w:proofErr w:type="spellEnd"/>
+      <w:r>
+        <w:rPr>
+          <w:lang w:val="ru-RU"/>
+        </w:rPr>
+        <w:t xml:space="preserve"> идентитетом. На </w:t>
+      </w:r>
+      <w:proofErr w:type="spellStart"/>
+      <w:r>
+        <w:rPr>
+          <w:lang w:val="ru-RU"/>
+        </w:rPr>
+        <w:t>примјер</w:t>
+      </w:r>
+      <w:proofErr w:type="spellEnd"/>
+      <w:r>
+        <w:rPr>
+          <w:lang w:val="ru-RU"/>
+        </w:rPr>
+        <w:t xml:space="preserve">, </w:t>
+      </w:r>
+      <w:proofErr w:type="spellStart"/>
+      <w:r>
+        <w:rPr>
+          <w:lang w:val="ru-RU"/>
+        </w:rPr>
+        <w:t>корисник</w:t>
+      </w:r>
+      <w:proofErr w:type="spellEnd"/>
+      <w:r>
+        <w:rPr>
+          <w:lang w:val="ru-RU"/>
+        </w:rPr>
+        <w:t xml:space="preserve"> </w:t>
+      </w:r>
+      <w:proofErr w:type="spellStart"/>
+      <w:r>
+        <w:rPr>
+          <w:lang w:val="ru-RU"/>
+        </w:rPr>
+        <w:t>може</w:t>
+      </w:r>
+      <w:proofErr w:type="spellEnd"/>
+      <w:r>
+        <w:rPr>
+          <w:lang w:val="ru-RU"/>
+        </w:rPr>
+        <w:t xml:space="preserve"> </w:t>
+      </w:r>
+      <w:proofErr w:type="spellStart"/>
+      <w:r>
+        <w:rPr>
+          <w:lang w:val="ru-RU"/>
+        </w:rPr>
+        <w:t>доказати</w:t>
+      </w:r>
+      <w:proofErr w:type="spellEnd"/>
+      <w:r>
+        <w:rPr>
+          <w:lang w:val="ru-RU"/>
+        </w:rPr>
+        <w:t xml:space="preserve"> да </w:t>
+      </w:r>
+      <w:proofErr w:type="spellStart"/>
+      <w:r>
+        <w:rPr>
+          <w:lang w:val="ru-RU"/>
+        </w:rPr>
+        <w:t>испуњава</w:t>
+      </w:r>
+      <w:proofErr w:type="spellEnd"/>
+      <w:r>
+        <w:rPr>
+          <w:lang w:val="ru-RU"/>
+        </w:rPr>
+        <w:t xml:space="preserve"> </w:t>
+      </w:r>
+      <w:proofErr w:type="spellStart"/>
+      <w:r>
+        <w:rPr>
+          <w:lang w:val="ru-RU"/>
+        </w:rPr>
+        <w:t>одређени</w:t>
+      </w:r>
+      <w:proofErr w:type="spellEnd"/>
+      <w:r>
+        <w:rPr>
+          <w:lang w:val="ru-RU"/>
+        </w:rPr>
+        <w:t xml:space="preserve"> </w:t>
+      </w:r>
+      <w:proofErr w:type="spellStart"/>
+      <w:r>
+        <w:rPr>
+          <w:lang w:val="ru-RU"/>
+        </w:rPr>
+        <w:t>старосни</w:t>
+      </w:r>
+      <w:proofErr w:type="spellEnd"/>
+      <w:r>
+        <w:rPr>
+          <w:lang w:val="ru-RU"/>
+        </w:rPr>
+        <w:t xml:space="preserve"> </w:t>
+      </w:r>
+      <w:proofErr w:type="spellStart"/>
+      <w:r>
+        <w:rPr>
+          <w:lang w:val="ru-RU"/>
+        </w:rPr>
+        <w:t>услов</w:t>
+      </w:r>
+      <w:proofErr w:type="spellEnd"/>
+      <w:r>
+        <w:rPr>
+          <w:lang w:val="ru-RU"/>
+        </w:rPr>
+        <w:t xml:space="preserve"> без </w:t>
+      </w:r>
+      <w:proofErr w:type="spellStart"/>
+      <w:r>
+        <w:rPr>
+          <w:lang w:val="ru-RU"/>
+        </w:rPr>
+        <w:t>откривања</w:t>
+      </w:r>
+      <w:proofErr w:type="spellEnd"/>
+      <w:r>
+        <w:rPr>
+          <w:lang w:val="ru-RU"/>
+        </w:rPr>
+        <w:t xml:space="preserve"> </w:t>
+      </w:r>
+      <w:proofErr w:type="spellStart"/>
+      <w:r>
+        <w:rPr>
+          <w:lang w:val="ru-RU"/>
+        </w:rPr>
+        <w:t>тачног</w:t>
+      </w:r>
+      <w:proofErr w:type="spellEnd"/>
+      <w:r>
+        <w:rPr>
+          <w:lang w:val="ru-RU"/>
+        </w:rPr>
+        <w:t xml:space="preserve"> </w:t>
+      </w:r>
+      <w:proofErr w:type="spellStart"/>
+      <w:r>
+        <w:rPr>
+          <w:lang w:val="ru-RU"/>
+        </w:rPr>
+        <w:t>датума</w:t>
+      </w:r>
+      <w:proofErr w:type="spellEnd"/>
+      <w:r>
+        <w:rPr>
+          <w:lang w:val="ru-RU"/>
+        </w:rPr>
+        <w:t xml:space="preserve"> </w:t>
+      </w:r>
+      <w:proofErr w:type="spellStart"/>
+      <w:r>
+        <w:rPr>
+          <w:lang w:val="ru-RU"/>
+        </w:rPr>
+        <w:t>рођења</w:t>
+      </w:r>
+      <w:proofErr w:type="spellEnd"/>
+      <w:r>
+        <w:rPr>
+          <w:lang w:val="ru-RU"/>
+        </w:rPr>
+        <w:t xml:space="preserve">. На </w:t>
+      </w:r>
+      <w:proofErr w:type="spellStart"/>
+      <w:r>
+        <w:rPr>
+          <w:lang w:val="ru-RU"/>
+        </w:rPr>
+        <w:t>тај</w:t>
+      </w:r>
+      <w:proofErr w:type="spellEnd"/>
+      <w:r>
+        <w:rPr>
+          <w:lang w:val="ru-RU"/>
+        </w:rPr>
+        <w:t xml:space="preserve"> начин </w:t>
+      </w:r>
+      <w:proofErr w:type="spellStart"/>
+      <w:r>
+        <w:rPr>
+          <w:lang w:val="ru-RU"/>
+        </w:rPr>
+        <w:t>другој</w:t>
+      </w:r>
+      <w:proofErr w:type="spellEnd"/>
+      <w:r>
+        <w:rPr>
+          <w:lang w:val="ru-RU"/>
+        </w:rPr>
+        <w:t xml:space="preserve"> </w:t>
+      </w:r>
+      <w:proofErr w:type="spellStart"/>
+      <w:r>
+        <w:rPr>
+          <w:lang w:val="ru-RU"/>
+        </w:rPr>
+        <w:t>страни</w:t>
+      </w:r>
+      <w:proofErr w:type="spellEnd"/>
+      <w:r>
+        <w:rPr>
+          <w:lang w:val="ru-RU"/>
+        </w:rPr>
+        <w:t xml:space="preserve"> се </w:t>
+      </w:r>
+      <w:proofErr w:type="spellStart"/>
+      <w:r>
+        <w:rPr>
+          <w:lang w:val="ru-RU"/>
+        </w:rPr>
+        <w:t>открива</w:t>
+      </w:r>
+      <w:proofErr w:type="spellEnd"/>
+      <w:r>
+        <w:rPr>
+          <w:lang w:val="ru-RU"/>
+        </w:rPr>
+        <w:t xml:space="preserve"> само </w:t>
+      </w:r>
+      <w:proofErr w:type="spellStart"/>
+      <w:r>
+        <w:rPr>
+          <w:lang w:val="ru-RU"/>
+        </w:rPr>
+        <w:t>информација</w:t>
+      </w:r>
+      <w:proofErr w:type="spellEnd"/>
+      <w:r>
+        <w:rPr>
+          <w:lang w:val="ru-RU"/>
+        </w:rPr>
+        <w:t xml:space="preserve"> </w:t>
+      </w:r>
+      <w:proofErr w:type="spellStart"/>
+      <w:r>
+        <w:rPr>
+          <w:lang w:val="ru-RU"/>
+        </w:rPr>
+        <w:t>која</w:t>
+      </w:r>
+      <w:proofErr w:type="spellEnd"/>
+      <w:r>
+        <w:rPr>
+          <w:lang w:val="ru-RU"/>
+        </w:rPr>
+        <w:t xml:space="preserve"> </w:t>
+      </w:r>
+      <w:proofErr w:type="spellStart"/>
+      <w:r>
+        <w:rPr>
+          <w:lang w:val="ru-RU"/>
+        </w:rPr>
+        <w:t>је</w:t>
+      </w:r>
+      <w:proofErr w:type="spellEnd"/>
+      <w:r>
+        <w:rPr>
+          <w:lang w:val="ru-RU"/>
+        </w:rPr>
+        <w:t xml:space="preserve"> </w:t>
+      </w:r>
+      <w:proofErr w:type="spellStart"/>
+      <w:r>
+        <w:rPr>
+          <w:lang w:val="ru-RU"/>
+        </w:rPr>
+        <w:t>неопходна</w:t>
+      </w:r>
+      <w:proofErr w:type="spellEnd"/>
+      <w:r>
+        <w:rPr>
+          <w:lang w:val="ru-RU"/>
+        </w:rPr>
+        <w:t xml:space="preserve"> за </w:t>
+      </w:r>
+      <w:proofErr w:type="spellStart"/>
+      <w:r>
+        <w:rPr>
+          <w:lang w:val="ru-RU"/>
+        </w:rPr>
+        <w:t>конкретну</w:t>
+      </w:r>
+      <w:proofErr w:type="spellEnd"/>
+      <w:r>
+        <w:rPr>
+          <w:lang w:val="ru-RU"/>
+        </w:rPr>
+        <w:t xml:space="preserve"> </w:t>
+      </w:r>
+      <w:proofErr w:type="spellStart"/>
+      <w:r>
+        <w:rPr>
+          <w:lang w:val="ru-RU"/>
+        </w:rPr>
+        <w:t>провјеру</w:t>
+      </w:r>
+      <w:proofErr w:type="spellEnd"/>
+      <w:r>
+        <w:rPr>
+          <w:lang w:val="ru-RU"/>
+        </w:rPr>
+        <w:t xml:space="preserve"> [</w:t>
+      </w:r>
+      <w:r>
+        <w:rPr>
+          <w:lang w:val="sr-Cyrl-RS"/>
+        </w:rPr>
+        <w:t>ДОДАЈ РЕФ</w:t>
+      </w:r>
+      <w:r>
+        <w:rPr>
+          <w:lang w:val="ru-RU"/>
+        </w:rPr>
+        <w:t>].</w:t>
+      </w:r>
+    </w:p>
+    <w:p>
+      <w:pPr>
+        <w:pStyle w:val="NormalWeb"/>
+        <w:ind w:left="547"/>
+        <w:jc w:val="both"/>
+        <w:rPr>
+          <w:lang w:val="ru-RU"/>
+        </w:rPr>
+      </w:pPr>
+      <w:proofErr w:type="spellStart"/>
+      <w:r>
+        <w:rPr>
+          <w:lang w:val="ru-RU"/>
+        </w:rPr>
+        <w:t>Још</w:t>
+      </w:r>
+      <w:proofErr w:type="spellEnd"/>
+      <w:r>
+        <w:rPr>
+          <w:lang w:val="ru-RU"/>
+        </w:rPr>
+        <w:t xml:space="preserve"> </w:t>
+      </w:r>
+      <w:proofErr w:type="spellStart"/>
+      <w:r>
+        <w:rPr>
+          <w:lang w:val="ru-RU"/>
+        </w:rPr>
+        <w:t>једна</w:t>
+      </w:r>
+      <w:proofErr w:type="spellEnd"/>
+      <w:r>
+        <w:rPr>
+          <w:lang w:val="ru-RU"/>
+        </w:rPr>
+        <w:t xml:space="preserve"> </w:t>
+      </w:r>
+      <w:proofErr w:type="spellStart"/>
+      <w:r>
+        <w:rPr>
+          <w:lang w:val="ru-RU"/>
+        </w:rPr>
+        <w:t>област</w:t>
+      </w:r>
+      <w:proofErr w:type="spellEnd"/>
+      <w:r>
+        <w:rPr>
+          <w:lang w:val="ru-RU"/>
+        </w:rPr>
+        <w:t xml:space="preserve"> </w:t>
+      </w:r>
+      <w:proofErr w:type="spellStart"/>
+      <w:r>
+        <w:rPr>
+          <w:lang w:val="ru-RU"/>
+        </w:rPr>
+        <w:t>примјене</w:t>
+      </w:r>
+      <w:proofErr w:type="spellEnd"/>
+      <w:r>
+        <w:rPr>
+          <w:lang w:val="ru-RU"/>
+        </w:rPr>
+        <w:t xml:space="preserve"> су </w:t>
+      </w:r>
+      <w:proofErr w:type="spellStart"/>
+      <w:r>
+        <w:rPr>
+          <w:lang w:val="ru-RU"/>
+        </w:rPr>
+        <w:t>системи</w:t>
+      </w:r>
+      <w:proofErr w:type="spellEnd"/>
+      <w:r>
+        <w:rPr>
+          <w:lang w:val="ru-RU"/>
+        </w:rPr>
+        <w:t xml:space="preserve"> </w:t>
+      </w:r>
+      <w:proofErr w:type="spellStart"/>
+      <w:r>
+        <w:rPr>
+          <w:lang w:val="ru-RU"/>
+        </w:rPr>
+        <w:t>електронског</w:t>
+      </w:r>
+      <w:proofErr w:type="spellEnd"/>
+      <w:r>
+        <w:rPr>
+          <w:lang w:val="ru-RU"/>
+        </w:rPr>
+        <w:t xml:space="preserve"> </w:t>
+      </w:r>
+      <w:proofErr w:type="spellStart"/>
+      <w:r>
+        <w:rPr>
+          <w:lang w:val="ru-RU"/>
+        </w:rPr>
+        <w:t>гласања</w:t>
+      </w:r>
+      <w:proofErr w:type="spellEnd"/>
+      <w:r>
+        <w:rPr>
+          <w:lang w:val="ru-RU"/>
+        </w:rPr>
+        <w:t xml:space="preserve">. Код </w:t>
+      </w:r>
+      <w:proofErr w:type="spellStart"/>
+      <w:r>
+        <w:rPr>
+          <w:lang w:val="ru-RU"/>
+        </w:rPr>
+        <w:t>ових</w:t>
+      </w:r>
+      <w:proofErr w:type="spellEnd"/>
+      <w:r>
+        <w:rPr>
+          <w:lang w:val="ru-RU"/>
+        </w:rPr>
+        <w:t xml:space="preserve"> система </w:t>
+      </w:r>
+      <w:r>
+        <w:t>ZKP</w:t>
+      </w:r>
+      <w:r>
+        <w:rPr>
+          <w:lang w:val="ru-RU"/>
+        </w:rPr>
+        <w:t xml:space="preserve"> </w:t>
+      </w:r>
+      <w:proofErr w:type="spellStart"/>
+      <w:r>
+        <w:rPr>
+          <w:lang w:val="ru-RU"/>
+        </w:rPr>
+        <w:t>протоколи</w:t>
+      </w:r>
+      <w:proofErr w:type="spellEnd"/>
+      <w:r>
+        <w:rPr>
+          <w:lang w:val="ru-RU"/>
+        </w:rPr>
+        <w:t xml:space="preserve"> могу </w:t>
+      </w:r>
+      <w:proofErr w:type="spellStart"/>
+      <w:r>
+        <w:rPr>
+          <w:lang w:val="ru-RU"/>
+        </w:rPr>
+        <w:t>омогућити</w:t>
+      </w:r>
+      <w:proofErr w:type="spellEnd"/>
+      <w:r>
+        <w:rPr>
+          <w:lang w:val="ru-RU"/>
+        </w:rPr>
+        <w:t xml:space="preserve"> </w:t>
+      </w:r>
+      <w:proofErr w:type="spellStart"/>
+      <w:r>
+        <w:rPr>
+          <w:lang w:val="ru-RU"/>
+        </w:rPr>
+        <w:t>провјеру</w:t>
+      </w:r>
+      <w:proofErr w:type="spellEnd"/>
+      <w:r>
+        <w:rPr>
+          <w:lang w:val="ru-RU"/>
+        </w:rPr>
+        <w:t xml:space="preserve"> исправности гласа без </w:t>
+      </w:r>
+      <w:proofErr w:type="spellStart"/>
+      <w:r>
+        <w:rPr>
+          <w:lang w:val="ru-RU"/>
+        </w:rPr>
+        <w:t>откривања</w:t>
+      </w:r>
+      <w:proofErr w:type="spellEnd"/>
+      <w:r>
+        <w:rPr>
+          <w:lang w:val="ru-RU"/>
+        </w:rPr>
+        <w:t xml:space="preserve"> </w:t>
+      </w:r>
+      <w:proofErr w:type="spellStart"/>
+      <w:r>
+        <w:rPr>
+          <w:lang w:val="ru-RU"/>
+        </w:rPr>
+        <w:t>избора</w:t>
+      </w:r>
+      <w:proofErr w:type="spellEnd"/>
+      <w:r>
+        <w:rPr>
+          <w:lang w:val="ru-RU"/>
+        </w:rPr>
+        <w:t xml:space="preserve"> </w:t>
+      </w:r>
+      <w:proofErr w:type="spellStart"/>
+      <w:r>
+        <w:rPr>
+          <w:lang w:val="ru-RU"/>
+        </w:rPr>
+        <w:t>гласача</w:t>
+      </w:r>
+      <w:proofErr w:type="spellEnd"/>
+      <w:r>
+        <w:rPr>
+          <w:lang w:val="ru-RU"/>
+        </w:rPr>
+        <w:t xml:space="preserve">, </w:t>
+      </w:r>
+      <w:proofErr w:type="spellStart"/>
+      <w:r>
+        <w:rPr>
+          <w:lang w:val="ru-RU"/>
+        </w:rPr>
+        <w:t>чиме</w:t>
+      </w:r>
+      <w:proofErr w:type="spellEnd"/>
+      <w:r>
+        <w:rPr>
+          <w:lang w:val="ru-RU"/>
+        </w:rPr>
+        <w:t xml:space="preserve"> се </w:t>
+      </w:r>
+      <w:proofErr w:type="spellStart"/>
+      <w:r>
+        <w:rPr>
+          <w:lang w:val="ru-RU"/>
+        </w:rPr>
+        <w:t>истовремено</w:t>
+      </w:r>
+      <w:proofErr w:type="spellEnd"/>
+      <w:r>
+        <w:rPr>
+          <w:lang w:val="ru-RU"/>
+        </w:rPr>
+        <w:t xml:space="preserve"> </w:t>
+      </w:r>
+      <w:proofErr w:type="spellStart"/>
+      <w:r>
+        <w:rPr>
+          <w:lang w:val="ru-RU"/>
+        </w:rPr>
+        <w:t>настоје</w:t>
+      </w:r>
+      <w:proofErr w:type="spellEnd"/>
+      <w:r>
+        <w:rPr>
+          <w:lang w:val="ru-RU"/>
+        </w:rPr>
+        <w:t xml:space="preserve"> </w:t>
+      </w:r>
+      <w:proofErr w:type="spellStart"/>
+      <w:r>
+        <w:rPr>
+          <w:lang w:val="ru-RU"/>
+        </w:rPr>
+        <w:t>обезбиједити</w:t>
+      </w:r>
+      <w:proofErr w:type="spellEnd"/>
+      <w:r>
+        <w:rPr>
+          <w:lang w:val="ru-RU"/>
+        </w:rPr>
+        <w:t xml:space="preserve"> </w:t>
+      </w:r>
+      <w:proofErr w:type="spellStart"/>
+      <w:r>
+        <w:rPr>
+          <w:lang w:val="ru-RU"/>
+        </w:rPr>
+        <w:t>могућност</w:t>
+      </w:r>
+      <w:proofErr w:type="spellEnd"/>
+      <w:r>
+        <w:rPr>
+          <w:lang w:val="ru-RU"/>
+        </w:rPr>
+        <w:t xml:space="preserve"> </w:t>
+      </w:r>
+      <w:proofErr w:type="spellStart"/>
+      <w:r>
+        <w:rPr>
+          <w:lang w:val="ru-RU"/>
+        </w:rPr>
+        <w:t>провјере</w:t>
+      </w:r>
+      <w:proofErr w:type="spellEnd"/>
+      <w:r>
+        <w:rPr>
+          <w:lang w:val="ru-RU"/>
+        </w:rPr>
+        <w:t xml:space="preserve"> и </w:t>
+      </w:r>
+      <w:proofErr w:type="spellStart"/>
+      <w:r>
+        <w:rPr>
+          <w:lang w:val="ru-RU"/>
+        </w:rPr>
+        <w:t>приватност</w:t>
+      </w:r>
+      <w:proofErr w:type="spellEnd"/>
+      <w:r>
+        <w:rPr>
+          <w:lang w:val="ru-RU"/>
+        </w:rPr>
+        <w:t xml:space="preserve"> [</w:t>
+      </w:r>
+      <w:r>
+        <w:rPr>
+          <w:lang w:val="sr-Cyrl-RS"/>
+        </w:rPr>
+        <w:t>ДОДАЈ РЕФ</w:t>
+      </w:r>
+      <w:r>
+        <w:rPr>
+          <w:lang w:val="ru-RU"/>
+        </w:rPr>
+        <w:t>].</w:t>
+      </w:r>
+    </w:p>
+    <w:p>
+      <w:pPr>
+        <w:pStyle w:val="NormalWeb"/>
+        <w:ind w:left="547"/>
+        <w:jc w:val="both"/>
+        <w:rPr>
+          <w:lang w:val="ru-RU"/>
+        </w:rPr>
+      </w:pPr>
+      <w:r>
+        <w:rPr>
+          <w:lang w:val="ru-RU"/>
+        </w:rPr>
+        <w:t xml:space="preserve">За </w:t>
+      </w:r>
+      <w:proofErr w:type="spellStart"/>
+      <w:r>
+        <w:rPr>
+          <w:lang w:val="ru-RU"/>
+        </w:rPr>
+        <w:t>овај</w:t>
+      </w:r>
+      <w:proofErr w:type="spellEnd"/>
+      <w:r>
+        <w:rPr>
+          <w:lang w:val="ru-RU"/>
+        </w:rPr>
+        <w:t xml:space="preserve"> рад </w:t>
+      </w:r>
+      <w:proofErr w:type="spellStart"/>
+      <w:r>
+        <w:rPr>
+          <w:lang w:val="ru-RU"/>
+        </w:rPr>
+        <w:t>посебно</w:t>
+      </w:r>
+      <w:proofErr w:type="spellEnd"/>
+      <w:r>
+        <w:rPr>
+          <w:lang w:val="ru-RU"/>
+        </w:rPr>
+        <w:t xml:space="preserve"> </w:t>
+      </w:r>
+      <w:proofErr w:type="spellStart"/>
+      <w:r>
+        <w:rPr>
+          <w:lang w:val="ru-RU"/>
+        </w:rPr>
+        <w:t>је</w:t>
+      </w:r>
+      <w:proofErr w:type="spellEnd"/>
+      <w:r>
+        <w:rPr>
+          <w:lang w:val="ru-RU"/>
+        </w:rPr>
+        <w:t xml:space="preserve"> </w:t>
+      </w:r>
+      <w:proofErr w:type="spellStart"/>
+      <w:r>
+        <w:rPr>
+          <w:lang w:val="ru-RU"/>
+        </w:rPr>
+        <w:t>значајна</w:t>
+      </w:r>
+      <w:proofErr w:type="spellEnd"/>
+      <w:r>
+        <w:rPr>
+          <w:lang w:val="ru-RU"/>
+        </w:rPr>
+        <w:t xml:space="preserve"> </w:t>
+      </w:r>
+      <w:proofErr w:type="spellStart"/>
+      <w:r>
+        <w:rPr>
+          <w:lang w:val="ru-RU"/>
+        </w:rPr>
+        <w:t>могућност</w:t>
+      </w:r>
+      <w:proofErr w:type="spellEnd"/>
+      <w:r>
+        <w:rPr>
+          <w:lang w:val="ru-RU"/>
+        </w:rPr>
+        <w:t xml:space="preserve"> </w:t>
+      </w:r>
+      <w:proofErr w:type="spellStart"/>
+      <w:r>
+        <w:rPr>
+          <w:lang w:val="ru-RU"/>
+        </w:rPr>
+        <w:t>примјене</w:t>
+      </w:r>
+      <w:proofErr w:type="spellEnd"/>
+      <w:r>
+        <w:rPr>
+          <w:lang w:val="ru-RU"/>
+        </w:rPr>
+        <w:t xml:space="preserve"> </w:t>
+      </w:r>
+      <w:r>
+        <w:t>ZKP</w:t>
+      </w:r>
+      <w:r>
+        <w:rPr>
+          <w:lang w:val="ru-RU"/>
+        </w:rPr>
+        <w:t xml:space="preserve"> протокола у </w:t>
+      </w:r>
+      <w:proofErr w:type="spellStart"/>
+      <w:r>
+        <w:rPr>
+          <w:lang w:val="ru-RU"/>
+        </w:rPr>
+        <w:t>процесу</w:t>
+      </w:r>
+      <w:proofErr w:type="spellEnd"/>
+      <w:r>
+        <w:rPr>
+          <w:lang w:val="ru-RU"/>
+        </w:rPr>
+        <w:t xml:space="preserve"> </w:t>
+      </w:r>
+      <w:proofErr w:type="spellStart"/>
+      <w:r>
+        <w:rPr>
+          <w:lang w:val="ru-RU"/>
+        </w:rPr>
+        <w:t>аутентификације</w:t>
+      </w:r>
+      <w:proofErr w:type="spellEnd"/>
+      <w:r>
+        <w:rPr>
+          <w:lang w:val="ru-RU"/>
+        </w:rPr>
+        <w:t xml:space="preserve">. </w:t>
+      </w:r>
+      <w:proofErr w:type="spellStart"/>
+      <w:r>
+        <w:rPr>
+          <w:lang w:val="ru-RU"/>
+        </w:rPr>
+        <w:t>Умјесто</w:t>
+      </w:r>
+      <w:proofErr w:type="spellEnd"/>
+      <w:r>
+        <w:rPr>
+          <w:lang w:val="ru-RU"/>
+        </w:rPr>
+        <w:t xml:space="preserve"> </w:t>
+      </w:r>
+      <w:proofErr w:type="spellStart"/>
+      <w:r>
+        <w:rPr>
+          <w:lang w:val="ru-RU"/>
+        </w:rPr>
+        <w:t>откривања</w:t>
+      </w:r>
+      <w:proofErr w:type="spellEnd"/>
+      <w:r>
+        <w:rPr>
+          <w:lang w:val="ru-RU"/>
+        </w:rPr>
+        <w:t xml:space="preserve"> </w:t>
+      </w:r>
+      <w:proofErr w:type="spellStart"/>
+      <w:r>
+        <w:rPr>
+          <w:lang w:val="ru-RU"/>
+        </w:rPr>
+        <w:t>тајне</w:t>
+      </w:r>
+      <w:proofErr w:type="spellEnd"/>
+      <w:r>
+        <w:rPr>
+          <w:lang w:val="ru-RU"/>
+        </w:rPr>
+        <w:t xml:space="preserve"> </w:t>
+      </w:r>
+      <w:proofErr w:type="spellStart"/>
+      <w:r>
+        <w:rPr>
+          <w:lang w:val="ru-RU"/>
+        </w:rPr>
+        <w:t>информације</w:t>
+      </w:r>
+      <w:proofErr w:type="spellEnd"/>
+      <w:r>
+        <w:rPr>
+          <w:lang w:val="ru-RU"/>
+        </w:rPr>
+        <w:t xml:space="preserve">, </w:t>
+      </w:r>
+      <w:proofErr w:type="spellStart"/>
+      <w:r>
+        <w:rPr>
+          <w:lang w:val="ru-RU"/>
+        </w:rPr>
+        <w:t>доказивач</w:t>
+      </w:r>
+      <w:proofErr w:type="spellEnd"/>
+      <w:r>
+        <w:rPr>
+          <w:lang w:val="ru-RU"/>
+        </w:rPr>
+        <w:t xml:space="preserve"> </w:t>
+      </w:r>
+      <w:proofErr w:type="spellStart"/>
+      <w:r>
+        <w:rPr>
+          <w:lang w:val="ru-RU"/>
+        </w:rPr>
+        <w:t>може</w:t>
+      </w:r>
+      <w:proofErr w:type="spellEnd"/>
+      <w:r>
+        <w:rPr>
+          <w:lang w:val="ru-RU"/>
+        </w:rPr>
+        <w:t xml:space="preserve"> </w:t>
+      </w:r>
+      <w:proofErr w:type="spellStart"/>
+      <w:r>
+        <w:rPr>
+          <w:lang w:val="ru-RU"/>
+        </w:rPr>
+        <w:t>доказати</w:t>
+      </w:r>
+      <w:proofErr w:type="spellEnd"/>
+      <w:r>
+        <w:rPr>
+          <w:lang w:val="ru-RU"/>
+        </w:rPr>
+        <w:t xml:space="preserve"> да </w:t>
+      </w:r>
+      <w:proofErr w:type="spellStart"/>
+      <w:r>
+        <w:rPr>
+          <w:lang w:val="ru-RU"/>
+        </w:rPr>
+        <w:t>је</w:t>
+      </w:r>
+      <w:proofErr w:type="spellEnd"/>
+      <w:r>
+        <w:rPr>
+          <w:lang w:val="ru-RU"/>
+        </w:rPr>
+        <w:t xml:space="preserve"> </w:t>
+      </w:r>
+      <w:proofErr w:type="spellStart"/>
+      <w:r>
+        <w:rPr>
+          <w:lang w:val="ru-RU"/>
+        </w:rPr>
+        <w:t>посједује</w:t>
+      </w:r>
+      <w:proofErr w:type="spellEnd"/>
+      <w:r>
+        <w:rPr>
+          <w:lang w:val="ru-RU"/>
+        </w:rPr>
+        <w:t xml:space="preserve">, док </w:t>
+      </w:r>
+      <w:proofErr w:type="spellStart"/>
+      <w:r>
+        <w:rPr>
+          <w:lang w:val="ru-RU"/>
+        </w:rPr>
+        <w:t>провјерилац</w:t>
+      </w:r>
+      <w:proofErr w:type="spellEnd"/>
+      <w:r>
+        <w:rPr>
+          <w:lang w:val="ru-RU"/>
+        </w:rPr>
+        <w:t xml:space="preserve"> на основу </w:t>
+      </w:r>
+      <w:proofErr w:type="spellStart"/>
+      <w:r>
+        <w:rPr>
+          <w:lang w:val="ru-RU"/>
+        </w:rPr>
+        <w:t>добијеног</w:t>
+      </w:r>
+      <w:proofErr w:type="spellEnd"/>
+      <w:r>
+        <w:rPr>
+          <w:lang w:val="ru-RU"/>
+        </w:rPr>
+        <w:t xml:space="preserve"> </w:t>
+      </w:r>
+      <w:proofErr w:type="spellStart"/>
+      <w:r>
+        <w:rPr>
+          <w:lang w:val="ru-RU"/>
+        </w:rPr>
+        <w:t>доказа</w:t>
+      </w:r>
+      <w:proofErr w:type="spellEnd"/>
+      <w:r>
+        <w:rPr>
+          <w:lang w:val="ru-RU"/>
+        </w:rPr>
+        <w:t xml:space="preserve"> </w:t>
+      </w:r>
+      <w:proofErr w:type="spellStart"/>
+      <w:r>
+        <w:rPr>
+          <w:lang w:val="ru-RU"/>
+        </w:rPr>
+        <w:t>утврђује</w:t>
+      </w:r>
+      <w:proofErr w:type="spellEnd"/>
+      <w:r>
+        <w:rPr>
+          <w:lang w:val="ru-RU"/>
+        </w:rPr>
+        <w:t xml:space="preserve"> </w:t>
+      </w:r>
+      <w:proofErr w:type="spellStart"/>
+      <w:r>
+        <w:rPr>
+          <w:lang w:val="ru-RU"/>
+        </w:rPr>
+        <w:t>исправност</w:t>
+      </w:r>
+      <w:proofErr w:type="spellEnd"/>
+      <w:r>
+        <w:rPr>
+          <w:lang w:val="ru-RU"/>
+        </w:rPr>
+        <w:t xml:space="preserve"> </w:t>
+      </w:r>
+      <w:proofErr w:type="spellStart"/>
+      <w:r>
+        <w:rPr>
+          <w:lang w:val="ru-RU"/>
+        </w:rPr>
+        <w:t>тврдње</w:t>
+      </w:r>
+      <w:proofErr w:type="spellEnd"/>
+      <w:r>
+        <w:rPr>
+          <w:lang w:val="ru-RU"/>
+        </w:rPr>
+        <w:t xml:space="preserve">. </w:t>
+      </w:r>
+      <w:proofErr w:type="spellStart"/>
+      <w:r>
+        <w:rPr>
+          <w:lang w:val="ru-RU"/>
+        </w:rPr>
+        <w:t>Овакав</w:t>
+      </w:r>
+      <w:proofErr w:type="spellEnd"/>
+      <w:r>
+        <w:rPr>
+          <w:lang w:val="ru-RU"/>
+        </w:rPr>
+        <w:t xml:space="preserve"> приступ </w:t>
+      </w:r>
+      <w:proofErr w:type="spellStart"/>
+      <w:r>
+        <w:rPr>
+          <w:lang w:val="ru-RU"/>
+        </w:rPr>
+        <w:t>може</w:t>
+      </w:r>
+      <w:proofErr w:type="spellEnd"/>
+      <w:r>
+        <w:rPr>
+          <w:lang w:val="ru-RU"/>
+        </w:rPr>
+        <w:t xml:space="preserve"> се </w:t>
+      </w:r>
+      <w:proofErr w:type="spellStart"/>
+      <w:r>
+        <w:rPr>
+          <w:lang w:val="ru-RU"/>
+        </w:rPr>
+        <w:t>примијенити</w:t>
+      </w:r>
+      <w:proofErr w:type="spellEnd"/>
+      <w:r>
+        <w:rPr>
+          <w:lang w:val="ru-RU"/>
+        </w:rPr>
+        <w:t xml:space="preserve"> и приликом </w:t>
+      </w:r>
+      <w:proofErr w:type="spellStart"/>
+      <w:r>
+        <w:rPr>
+          <w:lang w:val="ru-RU"/>
+        </w:rPr>
+        <w:t>аутентификације</w:t>
+      </w:r>
+      <w:proofErr w:type="spellEnd"/>
+      <w:r>
+        <w:rPr>
+          <w:lang w:val="ru-RU"/>
+        </w:rPr>
+        <w:t xml:space="preserve"> </w:t>
+      </w:r>
+      <w:proofErr w:type="spellStart"/>
+      <w:r>
+        <w:rPr>
+          <w:lang w:val="ru-RU"/>
+        </w:rPr>
+        <w:t>између</w:t>
+      </w:r>
+      <w:proofErr w:type="spellEnd"/>
+      <w:r>
+        <w:rPr>
+          <w:lang w:val="ru-RU"/>
+        </w:rPr>
+        <w:t xml:space="preserve"> </w:t>
+      </w:r>
+      <w:proofErr w:type="spellStart"/>
+      <w:r>
+        <w:rPr>
+          <w:lang w:val="ru-RU"/>
+        </w:rPr>
+        <w:t>софтверских</w:t>
+      </w:r>
+      <w:proofErr w:type="spellEnd"/>
+      <w:r>
+        <w:rPr>
+          <w:lang w:val="ru-RU"/>
+        </w:rPr>
+        <w:t xml:space="preserve"> сервиса, </w:t>
+      </w:r>
+      <w:proofErr w:type="spellStart"/>
+      <w:r>
+        <w:rPr>
+          <w:lang w:val="ru-RU"/>
+        </w:rPr>
+        <w:t>што</w:t>
+      </w:r>
+      <w:proofErr w:type="spellEnd"/>
+      <w:r>
+        <w:rPr>
+          <w:lang w:val="ru-RU"/>
+        </w:rPr>
+        <w:t xml:space="preserve"> </w:t>
+      </w:r>
+      <w:proofErr w:type="spellStart"/>
+      <w:r>
+        <w:rPr>
+          <w:lang w:val="ru-RU"/>
+        </w:rPr>
+        <w:t>ће</w:t>
+      </w:r>
+      <w:proofErr w:type="spellEnd"/>
+      <w:r>
+        <w:rPr>
+          <w:lang w:val="ru-RU"/>
+        </w:rPr>
+        <w:t xml:space="preserve"> </w:t>
+      </w:r>
+      <w:proofErr w:type="spellStart"/>
+      <w:r>
+        <w:rPr>
+          <w:lang w:val="ru-RU"/>
+        </w:rPr>
+        <w:t>бити</w:t>
+      </w:r>
+      <w:proofErr w:type="spellEnd"/>
+      <w:r>
+        <w:rPr>
+          <w:lang w:val="ru-RU"/>
+        </w:rPr>
+        <w:t xml:space="preserve"> </w:t>
+      </w:r>
+      <w:proofErr w:type="spellStart"/>
+      <w:r>
+        <w:rPr>
+          <w:lang w:val="ru-RU"/>
+        </w:rPr>
+        <w:t>детаљније</w:t>
+      </w:r>
+      <w:proofErr w:type="spellEnd"/>
+      <w:r>
+        <w:rPr>
+          <w:lang w:val="ru-RU"/>
+        </w:rPr>
+        <w:t xml:space="preserve"> </w:t>
+      </w:r>
+      <w:proofErr w:type="spellStart"/>
+      <w:r>
+        <w:rPr>
+          <w:lang w:val="ru-RU"/>
+        </w:rPr>
+        <w:t>размотрено</w:t>
+      </w:r>
+      <w:proofErr w:type="spellEnd"/>
+      <w:r>
+        <w:rPr>
+          <w:lang w:val="ru-RU"/>
+        </w:rPr>
+        <w:t xml:space="preserve"> у наставку рада.</w:t>
+      </w:r>
+    </w:p>
+    <w:p>
+      <w:pPr>
+        <w:ind w:left="547"/>
+        <w:rPr>
+          <w:lang w:val="ru-RU"/>
+        </w:rPr>
+      </w:pPr>
+    </w:p>
+    <w:p>
+      <w:pPr>
+        <w:ind w:left="547"/>
+      </w:pPr>
+    </w:p>
+    <w:p>
+      <w:pPr>
+        <w:ind w:left="547"/>
+      </w:pPr>
+    </w:p>
+    <w:p>
+      <w:pPr>
+        <w:ind w:left="547"/>
+      </w:pPr>
+    </w:p>
+    <w:p>
+      <w:pPr>
+        <w:ind w:left="547"/>
+      </w:pPr>
+    </w:p>
+    <w:p>
+      <w:pPr>
+        <w:ind w:left="547"/>
+      </w:pPr>
+    </w:p>
+    <w:p>
+      <w:pPr>
+        <w:ind w:left="547"/>
+      </w:pPr>
+    </w:p>
+    <w:p>
+      <w:pPr>
+        <w:ind w:left="288"/>
+      </w:pPr>
     </w:p>
     <w:p/>
     <w:p/>
     <w:p/>
     <w:p/>
     <w:p/>
-    <w:p/>
-    <w:p/>
-    <w:p/>
-    <w:p/>
-    <w:p/>
-    <w:p/>
-    <w:p/>
-    <w:p/>
-    <w:p/>
-    <w:p/>
-    <w:p/>
-    <w:p/>
-    <w:p/>
-    <w:p/>
-    <w:p/>
-    <w:p/>
-    <w:p/>
-    <w:p/>
-    <w:p/>
-    <w:p/>
-    <w:p/>
-    <w:p/>
-    <w:p/>
-    <w:p/>
-    <w:p/>
     <w:p>
       <w:pPr>
         <w:pStyle w:val="Heading1"/>
@@ -18998,7 +21160,7 @@
           <w:rFonts w:ascii="Times New Roman" w:hAnsi="Times New Roman" w:cs="Times New Roman"/>
         </w:rPr>
       </w:pPr>
-      <w:bookmarkStart w:id="14" w:name="_Toc237457523"/>
+      <w:bookmarkStart w:id="15" w:name="_Toc237478393"/>
       <w:r>
         <w:rPr>
           <w:rFonts w:ascii="Times New Roman" w:hAnsi="Times New Roman" w:cs="Times New Roman"/>
@@ -19020,7 +21182,7 @@
         </w:rPr>
         <w:t xml:space="preserve"> библиотеке</w:t>
       </w:r>
-      <w:bookmarkEnd w:id="14"/>
+      <w:bookmarkEnd w:id="15"/>
     </w:p>
     <w:p>
       <w:pPr>
@@ -19542,10 +21704,10 @@
                                 <w:sz w:val="20"/>
                               </w:rPr>
                               <w:object w:dxaOrig="1382" w:dyaOrig="1380" w14:anchorId="07567C10">
-                                <v:shape id="_x0000_i1037" type="#_x0000_t75" alt="" style="width:94.8pt;height:94.8pt;mso-width-percent:0;mso-height-percent:0;mso-width-percent:0;mso-height-percent:0" o:ole="" fillcolor="window">
+                                <v:shape id="_x0000_i1027" type="#_x0000_t75" alt="" style="width:94.9pt;height:94.9pt;mso-width-percent:0;mso-height-percent:0;mso-width-percent:0;mso-height-percent:0" o:ole="" fillcolor="window">
                                   <v:imagedata r:id="rId8" o:title=""/>
                                 </v:shape>
-                                <o:OLEObject Type="Embed" ProgID="CorelDraw.Graphic.7" ShapeID="_x0000_i1037" DrawAspect="Content" ObjectID="_1848070346" r:id="rId34"/>
+                                <o:OLEObject Type="Embed" ProgID="CorelDraw.Graphic.7" ShapeID="_x0000_i1027" DrawAspect="Content" ObjectID="_1848091888" r:id="rId34"/>
                               </w:object>
                             </w:r>
                           </w:p>
@@ -19604,9 +21766,9 @@
                         </w:rPr>
                         <w:object w:dxaOrig="1382" w:dyaOrig="1380" w14:anchorId="07567C10">
                           <v:shape id="_x0000_i1037" type="#_x0000_t75" alt="" style="width:94.8pt;height:94.8pt;mso-width-percent:0;mso-height-percent:0;mso-width-percent:0;mso-height-percent:0" o:ole="" fillcolor="window">
-                            <v:imagedata r:id="rId8" o:title=""/>
+                            <v:imagedata r:id="rId35" o:title=""/>
                           </v:shape>
-                          <o:OLEObject Type="Embed" ProgID="CorelDraw.Graphic.7" ShapeID="_x0000_i1037" DrawAspect="Content" ObjectID="_1848070346" r:id="rId35"/>
+                          <o:OLEObject Type="Embed" ProgID="CorelDraw.Graphic.7" ShapeID="_x0000_i1037" DrawAspect="Content" ObjectID="_1848070346" r:id="rId36"/>
                         </w:object>
                       </w:r>
                     </w:p>
@@ -19750,7 +21912,7 @@
                     </pic:cNvPicPr>
                   </pic:nvPicPr>
                   <pic:blipFill>
-                    <a:blip r:embed="rId36" cstate="print">
+                    <a:blip r:embed="rId37" cstate="print">
                       <a:extLst>
                         <a:ext uri="{28A0092B-C50C-407E-A947-70E740481C1C}">
                           <a14:useLocalDpi xmlns:a14="http://schemas.microsoft.com/office/drawing/2010/main" val="0"/>
@@ -19859,7 +22021,7 @@
           <w:szCs w:val="24"/>
         </w:rPr>
         <w:drawing>
-          <wp:inline distT="0" distB="0" distL="0" distR="0" wp14:anchorId="0DCE8B11" wp14:editId="5C0068D5">
+          <wp:inline distT="0" distB="0" distL="0" distR="0" wp14:anchorId="0DCE8B11" wp14:editId="0712EBEB">
             <wp:extent cx="2026836" cy="784754"/>
             <wp:effectExtent l="0" t="0" r="0" b="0"/>
             <wp:docPr id="314949663" name="Picture 1" descr="A diagram of a process&#10;&#10;Description automatically generated"/>
@@ -19876,7 +22038,7 @@
                     </pic:cNvPicPr>
                   </pic:nvPicPr>
                   <pic:blipFill rotWithShape="1">
-                    <a:blip r:embed="rId37" cstate="print">
+                    <a:blip r:embed="rId38" cstate="print">
                       <a:extLst>
                         <a:ext uri="{28A0092B-C50C-407E-A947-70E740481C1C}">
                           <a14:useLocalDpi xmlns:a14="http://schemas.microsoft.com/office/drawing/2010/main" val="0"/>
@@ -21406,255 +23568,13 @@
           <w:rFonts w:ascii="Times New Roman" w:hAnsi="Times New Roman" w:cs="Times New Roman"/>
         </w:rPr>
       </w:pPr>
-      <w:bookmarkStart w:id="15" w:name="_Toc237457524"/>
+      <w:bookmarkStart w:id="16" w:name="_Toc237478394"/>
       <w:r>
         <w:rPr>
           <w:rFonts w:ascii="Times New Roman" w:hAnsi="Times New Roman" w:cs="Times New Roman"/>
         </w:rPr>
         <w:lastRenderedPageBreak/>
         <w:t>Примјена библиотеке у микросервисном окружењу</w:t>
-      </w:r>
-      <w:bookmarkEnd w:id="15"/>
-    </w:p>
-    <w:p>
-      <w:pPr>
-        <w:jc w:val="both"/>
-        <w:rPr>
-          <w:rFonts w:ascii="Times New Roman" w:hAnsi="Times New Roman" w:cs="Times New Roman"/>
-          <w:sz w:val="24"/>
-          <w:szCs w:val="24"/>
-        </w:rPr>
-      </w:pPr>
-      <w:r>
-        <w:rPr>
-          <w:rFonts w:ascii="Times New Roman" w:hAnsi="Times New Roman" w:cs="Times New Roman"/>
-          <w:sz w:val="24"/>
-          <w:szCs w:val="24"/>
-        </w:rPr>
-        <w:t xml:space="preserve">Презентација </w:t>
-      </w:r>
-      <w:r>
-        <w:rPr>
-          <w:rFonts w:ascii="Times New Roman" w:hAnsi="Times New Roman" w:cs="Times New Roman"/>
-          <w:sz w:val="24"/>
-          <w:szCs w:val="24"/>
-        </w:rPr>
-        <w:t xml:space="preserve">коришћена приликом одбране завршног рада </w:t>
-      </w:r>
-      <w:r>
-        <w:rPr>
-          <w:rFonts w:ascii="Times New Roman" w:hAnsi="Times New Roman" w:cs="Times New Roman"/>
-          <w:sz w:val="24"/>
-          <w:szCs w:val="24"/>
-        </w:rPr>
-        <w:t>мора да траје до 10 минута за дипломске радове и</w:t>
-      </w:r>
-      <w:r>
-        <w:rPr>
-          <w:rFonts w:ascii="Times New Roman" w:hAnsi="Times New Roman" w:cs="Times New Roman"/>
-          <w:sz w:val="24"/>
-          <w:szCs w:val="24"/>
-        </w:rPr>
-        <w:t>ли</w:t>
-      </w:r>
-      <w:r>
-        <w:rPr>
-          <w:rFonts w:ascii="Times New Roman" w:hAnsi="Times New Roman" w:cs="Times New Roman"/>
-          <w:sz w:val="24"/>
-          <w:szCs w:val="24"/>
-        </w:rPr>
-        <w:t xml:space="preserve"> до 15 минута за мастер радове. </w:t>
-      </w:r>
-    </w:p>
-    <w:p>
-      <w:pPr>
-        <w:jc w:val="both"/>
-        <w:rPr>
-          <w:rFonts w:ascii="Times New Roman" w:hAnsi="Times New Roman" w:cs="Times New Roman"/>
-          <w:sz w:val="24"/>
-          <w:szCs w:val="24"/>
-        </w:rPr>
-      </w:pPr>
-      <w:r>
-        <w:rPr>
-          <w:rFonts w:ascii="Times New Roman" w:hAnsi="Times New Roman" w:cs="Times New Roman"/>
-          <w:sz w:val="24"/>
-          <w:szCs w:val="24"/>
-        </w:rPr>
-        <w:t xml:space="preserve">У зависности од садржаја рада, потребно је најпре </w:t>
-      </w:r>
-      <w:r>
-        <w:rPr>
-          <w:rFonts w:ascii="Times New Roman" w:hAnsi="Times New Roman" w:cs="Times New Roman"/>
-          <w:sz w:val="24"/>
-          <w:szCs w:val="24"/>
-        </w:rPr>
-        <w:t>презентовати</w:t>
-      </w:r>
-      <w:r>
-        <w:rPr>
-          <w:rFonts w:ascii="Times New Roman" w:hAnsi="Times New Roman" w:cs="Times New Roman"/>
-          <w:sz w:val="24"/>
-          <w:szCs w:val="24"/>
-        </w:rPr>
-        <w:t xml:space="preserve"> увод који представља домен рада, мотивацију и циљ (нпр. </w:t>
-      </w:r>
-      <w:r>
-        <w:rPr>
-          <w:rFonts w:ascii="Times New Roman" w:hAnsi="Times New Roman" w:cs="Times New Roman"/>
-          <w:sz w:val="24"/>
-          <w:szCs w:val="24"/>
-        </w:rPr>
-        <w:t>један</w:t>
-      </w:r>
-      <w:r>
-        <w:rPr>
-          <w:rFonts w:ascii="Times New Roman" w:hAnsi="Times New Roman" w:cs="Times New Roman"/>
-          <w:sz w:val="24"/>
-          <w:szCs w:val="24"/>
-        </w:rPr>
-        <w:t xml:space="preserve"> до </w:t>
-      </w:r>
-      <w:r>
-        <w:rPr>
-          <w:rFonts w:ascii="Times New Roman" w:hAnsi="Times New Roman" w:cs="Times New Roman"/>
-          <w:sz w:val="24"/>
-          <w:szCs w:val="24"/>
-        </w:rPr>
-        <w:t>два</w:t>
-      </w:r>
-      <w:r>
-        <w:rPr>
-          <w:rFonts w:ascii="Times New Roman" w:hAnsi="Times New Roman" w:cs="Times New Roman"/>
-          <w:sz w:val="24"/>
-          <w:szCs w:val="24"/>
-        </w:rPr>
-        <w:t xml:space="preserve"> слајда). Затим је потребно представити решење описано у раду (то може бити архитектура система за радове који обухватају софтверско решење) или теоријски увод и главне резултате (за радове у којима је фокус био на истраживању области). Уколико је у питању софтверско решење, </w:t>
-      </w:r>
-      <w:r>
-        <w:rPr>
-          <w:rFonts w:ascii="Times New Roman" w:hAnsi="Times New Roman" w:cs="Times New Roman"/>
-          <w:sz w:val="24"/>
-          <w:szCs w:val="24"/>
-        </w:rPr>
-        <w:t xml:space="preserve">потребно је </w:t>
-      </w:r>
-      <w:r>
-        <w:rPr>
-          <w:rFonts w:ascii="Times New Roman" w:hAnsi="Times New Roman" w:cs="Times New Roman"/>
-          <w:sz w:val="24"/>
-          <w:szCs w:val="24"/>
-        </w:rPr>
-        <w:t xml:space="preserve">снимити </w:t>
-      </w:r>
-      <w:r>
-        <w:rPr>
-          <w:rFonts w:ascii="Times New Roman" w:hAnsi="Times New Roman" w:cs="Times New Roman"/>
-          <w:sz w:val="24"/>
-          <w:szCs w:val="24"/>
-        </w:rPr>
-        <w:t>показни</w:t>
-      </w:r>
-      <w:r>
-        <w:rPr>
-          <w:rFonts w:ascii="Times New Roman" w:hAnsi="Times New Roman" w:cs="Times New Roman"/>
-          <w:sz w:val="24"/>
-          <w:szCs w:val="24"/>
-        </w:rPr>
-        <w:t xml:space="preserve"> видео</w:t>
-      </w:r>
-      <w:r>
-        <w:rPr>
-          <w:rFonts w:ascii="Times New Roman" w:hAnsi="Times New Roman" w:cs="Times New Roman"/>
-          <w:sz w:val="24"/>
-          <w:szCs w:val="24"/>
-        </w:rPr>
-        <w:t xml:space="preserve"> (</w:t>
-      </w:r>
-      <w:r>
-        <w:rPr>
-          <w:rFonts w:ascii="Times New Roman" w:hAnsi="Times New Roman" w:cs="Times New Roman"/>
-          <w:i/>
-          <w:iCs/>
-          <w:sz w:val="24"/>
-          <w:szCs w:val="24"/>
-        </w:rPr>
-        <w:t>demo</w:t>
-      </w:r>
-      <w:r>
-        <w:rPr>
-          <w:rFonts w:ascii="Times New Roman" w:hAnsi="Times New Roman" w:cs="Times New Roman"/>
-          <w:sz w:val="24"/>
-          <w:szCs w:val="24"/>
-        </w:rPr>
-        <w:t>)</w:t>
-      </w:r>
-      <w:r>
-        <w:rPr>
-          <w:rFonts w:ascii="Times New Roman" w:hAnsi="Times New Roman" w:cs="Times New Roman"/>
-          <w:sz w:val="24"/>
-          <w:szCs w:val="24"/>
-        </w:rPr>
-        <w:t xml:space="preserve"> у трајању од 3 до 5 минута. На крају презентације потребно је најпре сумирати главне доприносе презентованог рада, а затим који су будући правци рада или истраживања. </w:t>
-      </w:r>
-    </w:p>
-    <w:p>
-      <w:pPr>
-        <w:jc w:val="both"/>
-        <w:rPr>
-          <w:rFonts w:ascii="Times New Roman" w:hAnsi="Times New Roman" w:cs="Times New Roman"/>
-          <w:sz w:val="24"/>
-          <w:szCs w:val="24"/>
-        </w:rPr>
-      </w:pPr>
-      <w:r>
-        <w:rPr>
-          <w:rFonts w:ascii="Times New Roman" w:hAnsi="Times New Roman" w:cs="Times New Roman"/>
-          <w:sz w:val="24"/>
-          <w:szCs w:val="24"/>
-        </w:rPr>
-        <w:t xml:space="preserve">Требало би избећи, </w:t>
-      </w:r>
-      <w:r>
-        <w:rPr>
-          <w:rFonts w:ascii="Times New Roman" w:hAnsi="Times New Roman" w:cs="Times New Roman"/>
-          <w:sz w:val="24"/>
-          <w:szCs w:val="24"/>
-        </w:rPr>
-        <w:t>у зависности од теме рада</w:t>
-      </w:r>
-      <w:r>
-        <w:rPr>
-          <w:rFonts w:ascii="Times New Roman" w:hAnsi="Times New Roman" w:cs="Times New Roman"/>
-          <w:sz w:val="24"/>
-          <w:szCs w:val="24"/>
-        </w:rPr>
-        <w:t>, велике количине текста на слајдовима.</w:t>
-      </w:r>
-    </w:p>
-    <w:p>
-      <w:pPr>
-        <w:jc w:val="both"/>
-        <w:rPr>
-          <w:rFonts w:ascii="Times New Roman" w:hAnsi="Times New Roman" w:cs="Times New Roman"/>
-          <w:sz w:val="24"/>
-          <w:szCs w:val="24"/>
-        </w:rPr>
-      </w:pPr>
-    </w:p>
-    <w:p>
-      <w:pPr>
-        <w:pStyle w:val="Heading1"/>
-        <w:rPr>
-          <w:rFonts w:ascii="Times New Roman" w:hAnsi="Times New Roman" w:cs="Times New Roman"/>
-        </w:rPr>
-      </w:pPr>
-      <w:bookmarkStart w:id="16" w:name="_Toc237457525"/>
-      <w:r>
-        <w:rPr>
-          <w:rFonts w:ascii="Times New Roman" w:hAnsi="Times New Roman" w:cs="Times New Roman"/>
-        </w:rPr>
-        <w:t>Закључак</w:t>
       </w:r>
       <w:bookmarkEnd w:id="16"/>
     </w:p>
@@ -21663,30 +23583,272 @@
         <w:jc w:val="both"/>
         <w:rPr>
           <w:rFonts w:ascii="Times New Roman" w:hAnsi="Times New Roman" w:cs="Times New Roman"/>
-        </w:rPr>
-      </w:pPr>
+          <w:sz w:val="24"/>
+          <w:szCs w:val="24"/>
+        </w:rPr>
+      </w:pPr>
+      <w:r>
+        <w:rPr>
+          <w:rFonts w:ascii="Times New Roman" w:hAnsi="Times New Roman" w:cs="Times New Roman"/>
+          <w:sz w:val="24"/>
+          <w:szCs w:val="24"/>
+        </w:rPr>
+        <w:t xml:space="preserve">Презентација </w:t>
+      </w:r>
+      <w:r>
+        <w:rPr>
+          <w:rFonts w:ascii="Times New Roman" w:hAnsi="Times New Roman" w:cs="Times New Roman"/>
+          <w:sz w:val="24"/>
+          <w:szCs w:val="24"/>
+        </w:rPr>
+        <w:t xml:space="preserve">коришћена приликом одбране завршног рада </w:t>
+      </w:r>
+      <w:r>
+        <w:rPr>
+          <w:rFonts w:ascii="Times New Roman" w:hAnsi="Times New Roman" w:cs="Times New Roman"/>
+          <w:sz w:val="24"/>
+          <w:szCs w:val="24"/>
+        </w:rPr>
+        <w:t>мора да траје до 10 минута за дипломске радове и</w:t>
+      </w:r>
+      <w:r>
+        <w:rPr>
+          <w:rFonts w:ascii="Times New Roman" w:hAnsi="Times New Roman" w:cs="Times New Roman"/>
+          <w:sz w:val="24"/>
+          <w:szCs w:val="24"/>
+        </w:rPr>
+        <w:t>ли</w:t>
+      </w:r>
+      <w:r>
+        <w:rPr>
+          <w:rFonts w:ascii="Times New Roman" w:hAnsi="Times New Roman" w:cs="Times New Roman"/>
+          <w:sz w:val="24"/>
+          <w:szCs w:val="24"/>
+        </w:rPr>
+        <w:t xml:space="preserve"> до 15 минута за мастер радове. </w:t>
+      </w:r>
     </w:p>
     <w:p>
       <w:pPr>
-        <w:rPr>
-          <w:rFonts w:ascii="Times New Roman" w:hAnsi="Times New Roman" w:cs="Times New Roman"/>
-        </w:rPr>
-      </w:pPr>
-      <w:r>
-        <w:rPr>
-          <w:rFonts w:ascii="Times New Roman" w:hAnsi="Times New Roman" w:cs="Times New Roman"/>
-        </w:rPr>
-        <w:br w:type="page"/>
+        <w:jc w:val="both"/>
+        <w:rPr>
+          <w:rFonts w:ascii="Times New Roman" w:hAnsi="Times New Roman" w:cs="Times New Roman"/>
+          <w:sz w:val="24"/>
+          <w:szCs w:val="24"/>
+        </w:rPr>
+      </w:pPr>
+      <w:r>
+        <w:rPr>
+          <w:rFonts w:ascii="Times New Roman" w:hAnsi="Times New Roman" w:cs="Times New Roman"/>
+          <w:sz w:val="24"/>
+          <w:szCs w:val="24"/>
+        </w:rPr>
+        <w:t xml:space="preserve">У зависности од садржаја рада, потребно је најпре </w:t>
+      </w:r>
+      <w:r>
+        <w:rPr>
+          <w:rFonts w:ascii="Times New Roman" w:hAnsi="Times New Roman" w:cs="Times New Roman"/>
+          <w:sz w:val="24"/>
+          <w:szCs w:val="24"/>
+        </w:rPr>
+        <w:t>презентовати</w:t>
+      </w:r>
+      <w:r>
+        <w:rPr>
+          <w:rFonts w:ascii="Times New Roman" w:hAnsi="Times New Roman" w:cs="Times New Roman"/>
+          <w:sz w:val="24"/>
+          <w:szCs w:val="24"/>
+        </w:rPr>
+        <w:t xml:space="preserve"> увод који представља домен рада, мотивацију и циљ (нпр. </w:t>
+      </w:r>
+      <w:r>
+        <w:rPr>
+          <w:rFonts w:ascii="Times New Roman" w:hAnsi="Times New Roman" w:cs="Times New Roman"/>
+          <w:sz w:val="24"/>
+          <w:szCs w:val="24"/>
+        </w:rPr>
+        <w:t>један</w:t>
+      </w:r>
+      <w:r>
+        <w:rPr>
+          <w:rFonts w:ascii="Times New Roman" w:hAnsi="Times New Roman" w:cs="Times New Roman"/>
+          <w:sz w:val="24"/>
+          <w:szCs w:val="24"/>
+        </w:rPr>
+        <w:t xml:space="preserve"> до </w:t>
+      </w:r>
+      <w:r>
+        <w:rPr>
+          <w:rFonts w:ascii="Times New Roman" w:hAnsi="Times New Roman" w:cs="Times New Roman"/>
+          <w:sz w:val="24"/>
+          <w:szCs w:val="24"/>
+        </w:rPr>
+        <w:t>два</w:t>
+      </w:r>
+      <w:r>
+        <w:rPr>
+          <w:rFonts w:ascii="Times New Roman" w:hAnsi="Times New Roman" w:cs="Times New Roman"/>
+          <w:sz w:val="24"/>
+          <w:szCs w:val="24"/>
+        </w:rPr>
+        <w:t xml:space="preserve"> слајда). Затим је потребно представити решење описано у раду (то може бити архитектура система за радове који обухватају софтверско решење) или теоријски увод и главне резултате (за радове у којима је фокус био на истраживању области). Уколико је у питању софтверско решење, </w:t>
+      </w:r>
+      <w:r>
+        <w:rPr>
+          <w:rFonts w:ascii="Times New Roman" w:hAnsi="Times New Roman" w:cs="Times New Roman"/>
+          <w:sz w:val="24"/>
+          <w:szCs w:val="24"/>
+        </w:rPr>
+        <w:t xml:space="preserve">потребно је </w:t>
+      </w:r>
+      <w:r>
+        <w:rPr>
+          <w:rFonts w:ascii="Times New Roman" w:hAnsi="Times New Roman" w:cs="Times New Roman"/>
+          <w:sz w:val="24"/>
+          <w:szCs w:val="24"/>
+        </w:rPr>
+        <w:t xml:space="preserve">снимити </w:t>
+      </w:r>
+      <w:r>
+        <w:rPr>
+          <w:rFonts w:ascii="Times New Roman" w:hAnsi="Times New Roman" w:cs="Times New Roman"/>
+          <w:sz w:val="24"/>
+          <w:szCs w:val="24"/>
+        </w:rPr>
+        <w:t>показни</w:t>
+      </w:r>
+      <w:r>
+        <w:rPr>
+          <w:rFonts w:ascii="Times New Roman" w:hAnsi="Times New Roman" w:cs="Times New Roman"/>
+          <w:sz w:val="24"/>
+          <w:szCs w:val="24"/>
+        </w:rPr>
+        <w:t xml:space="preserve"> видео</w:t>
+      </w:r>
+      <w:r>
+        <w:rPr>
+          <w:rFonts w:ascii="Times New Roman" w:hAnsi="Times New Roman" w:cs="Times New Roman"/>
+          <w:sz w:val="24"/>
+          <w:szCs w:val="24"/>
+        </w:rPr>
+        <w:t xml:space="preserve"> (</w:t>
+      </w:r>
+      <w:r>
+        <w:rPr>
+          <w:rFonts w:ascii="Times New Roman" w:hAnsi="Times New Roman" w:cs="Times New Roman"/>
+          <w:i/>
+          <w:iCs/>
+          <w:sz w:val="24"/>
+          <w:szCs w:val="24"/>
+        </w:rPr>
+        <w:t>demo</w:t>
+      </w:r>
+      <w:r>
+        <w:rPr>
+          <w:rFonts w:ascii="Times New Roman" w:hAnsi="Times New Roman" w:cs="Times New Roman"/>
+          <w:sz w:val="24"/>
+          <w:szCs w:val="24"/>
+        </w:rPr>
+        <w:t>)</w:t>
+      </w:r>
+      <w:r>
+        <w:rPr>
+          <w:rFonts w:ascii="Times New Roman" w:hAnsi="Times New Roman" w:cs="Times New Roman"/>
+          <w:sz w:val="24"/>
+          <w:szCs w:val="24"/>
+        </w:rPr>
+        <w:t xml:space="preserve"> у трајању од 3 до 5 минута. На крају презентације потребно је најпре сумирати главне доприносе презентованог рада, а затим који су будући правци рада или истраживања. </w:t>
       </w:r>
     </w:p>
     <w:p>
       <w:pPr>
+        <w:jc w:val="both"/>
+        <w:rPr>
+          <w:rFonts w:ascii="Times New Roman" w:hAnsi="Times New Roman" w:cs="Times New Roman"/>
+          <w:sz w:val="24"/>
+          <w:szCs w:val="24"/>
+        </w:rPr>
+      </w:pPr>
+      <w:r>
+        <w:rPr>
+          <w:rFonts w:ascii="Times New Roman" w:hAnsi="Times New Roman" w:cs="Times New Roman"/>
+          <w:sz w:val="24"/>
+          <w:szCs w:val="24"/>
+        </w:rPr>
+        <w:t xml:space="preserve">Требало би избећи, </w:t>
+      </w:r>
+      <w:r>
+        <w:rPr>
+          <w:rFonts w:ascii="Times New Roman" w:hAnsi="Times New Roman" w:cs="Times New Roman"/>
+          <w:sz w:val="24"/>
+          <w:szCs w:val="24"/>
+        </w:rPr>
+        <w:t>у зависности од теме рада</w:t>
+      </w:r>
+      <w:r>
+        <w:rPr>
+          <w:rFonts w:ascii="Times New Roman" w:hAnsi="Times New Roman" w:cs="Times New Roman"/>
+          <w:sz w:val="24"/>
+          <w:szCs w:val="24"/>
+        </w:rPr>
+        <w:t>, велике количине текста на слајдовима.</w:t>
+      </w:r>
+    </w:p>
+    <w:p>
+      <w:pPr>
+        <w:jc w:val="both"/>
+        <w:rPr>
+          <w:rFonts w:ascii="Times New Roman" w:hAnsi="Times New Roman" w:cs="Times New Roman"/>
+          <w:sz w:val="24"/>
+          <w:szCs w:val="24"/>
+        </w:rPr>
+      </w:pPr>
+    </w:p>
+    <w:p>
+      <w:pPr>
         <w:pStyle w:val="Heading1"/>
         <w:rPr>
           <w:rFonts w:ascii="Times New Roman" w:hAnsi="Times New Roman" w:cs="Times New Roman"/>
         </w:rPr>
       </w:pPr>
-      <w:bookmarkStart w:id="17" w:name="_Toc237457526"/>
+      <w:bookmarkStart w:id="17" w:name="_Toc237478395"/>
+      <w:r>
+        <w:rPr>
+          <w:rFonts w:ascii="Times New Roman" w:hAnsi="Times New Roman" w:cs="Times New Roman"/>
+        </w:rPr>
+        <w:t>Закључак</w:t>
+      </w:r>
+      <w:bookmarkEnd w:id="17"/>
+    </w:p>
+    <w:p>
+      <w:pPr>
+        <w:jc w:val="both"/>
+        <w:rPr>
+          <w:rFonts w:ascii="Times New Roman" w:hAnsi="Times New Roman" w:cs="Times New Roman"/>
+        </w:rPr>
+      </w:pPr>
+    </w:p>
+    <w:p>
+      <w:pPr>
+        <w:rPr>
+          <w:rFonts w:ascii="Times New Roman" w:hAnsi="Times New Roman" w:cs="Times New Roman"/>
+        </w:rPr>
+      </w:pPr>
+      <w:r>
+        <w:rPr>
+          <w:rFonts w:ascii="Times New Roman" w:hAnsi="Times New Roman" w:cs="Times New Roman"/>
+        </w:rPr>
+        <w:br w:type="page"/>
+      </w:r>
+    </w:p>
+    <w:p>
+      <w:pPr>
+        <w:pStyle w:val="Heading1"/>
+        <w:rPr>
+          <w:rFonts w:ascii="Times New Roman" w:hAnsi="Times New Roman" w:cs="Times New Roman"/>
+        </w:rPr>
+      </w:pPr>
+      <w:bookmarkStart w:id="18" w:name="_Toc237478396"/>
       <w:r>
         <w:rPr>
           <w:rFonts w:ascii="Times New Roman" w:hAnsi="Times New Roman" w:cs="Times New Roman"/>
@@ -21694,7 +23856,7 @@
         <w:lastRenderedPageBreak/>
         <w:t>Литература</w:t>
       </w:r>
-      <w:bookmarkEnd w:id="17"/>
+      <w:bookmarkEnd w:id="18"/>
     </w:p>
     <w:p>
       <w:pPr>
@@ -21711,7 +23873,7 @@
           <w:szCs w:val="24"/>
         </w:rPr>
       </w:pPr>
-      <w:bookmarkStart w:id="18" w:name="_Ref236837480"/>
+      <w:bookmarkStart w:id="19" w:name="_Ref236837480"/>
       <w:r>
         <w:rPr>
           <w:rFonts w:ascii="Times New Roman" w:hAnsi="Times New Roman" w:cs="Times New Roman"/>
@@ -21746,7 +23908,7 @@
         </w:rPr>
         <w:t>.</w:t>
       </w:r>
-      <w:bookmarkEnd w:id="18"/>
+      <w:bookmarkEnd w:id="19"/>
     </w:p>
     <w:p>
       <w:pPr>
@@ -21763,7 +23925,7 @@
           <w:szCs w:val="24"/>
         </w:rPr>
       </w:pPr>
-      <w:bookmarkStart w:id="19" w:name="_Ref236837494"/>
+      <w:bookmarkStart w:id="20" w:name="_Ref236837494"/>
       <w:r>
         <w:rPr>
           <w:rFonts w:ascii="Times New Roman" w:hAnsi="Times New Roman" w:cs="Times New Roman"/>
@@ -21790,7 +23952,7 @@
         </w:rPr>
         <w:t>, Manning, 2018.</w:t>
       </w:r>
-      <w:bookmarkEnd w:id="19"/>
+      <w:bookmarkEnd w:id="20"/>
     </w:p>
     <w:p>
       <w:pPr>
@@ -21807,7 +23969,7 @@
           <w:szCs w:val="24"/>
         </w:rPr>
       </w:pPr>
-      <w:bookmarkStart w:id="20" w:name="_Ref236837541"/>
+      <w:bookmarkStart w:id="21" w:name="_Ref236837541"/>
       <w:r>
         <w:rPr>
           <w:rFonts w:ascii="Times New Roman" w:hAnsi="Times New Roman" w:cs="Times New Roman"/>
@@ -21834,7 +23996,7 @@
         </w:rPr>
         <w:t>, RFC 8446, 2018.</w:t>
       </w:r>
-      <w:bookmarkEnd w:id="20"/>
+      <w:bookmarkEnd w:id="21"/>
     </w:p>
     <w:p>
       <w:pPr>
@@ -21977,7 +24139,7 @@
           <w:szCs w:val="24"/>
         </w:rPr>
       </w:pPr>
-      <w:bookmarkStart w:id="21" w:name="_Ref237451559"/>
+      <w:bookmarkStart w:id="22" w:name="_Ref237451559"/>
       <w:r>
         <w:rPr>
           <w:rFonts w:ascii="Times New Roman" w:hAnsi="Times New Roman" w:cs="Times New Roman"/>
@@ -21985,41 +24147,41 @@
           <w:szCs w:val="24"/>
         </w:rPr>
         <w:t>C. P. Schnorr, “Efficient Identification and Signatures for Smart Cards,” Advances in Cryptology — CRYPTO ’89, Springer, 1990, pp. 239–252.</w:t>
-      </w:r>
-      <w:bookmarkEnd w:id="21"/>
-    </w:p>
-    <w:p>
-      <w:pPr>
-        <w:rPr>
-          <w:rFonts w:ascii="Times New Roman" w:hAnsi="Times New Roman" w:cs="Times New Roman"/>
-        </w:rPr>
-      </w:pPr>
-      <w:r>
-        <w:rPr>
-          <w:rFonts w:ascii="Times New Roman" w:hAnsi="Times New Roman" w:cs="Times New Roman"/>
-        </w:rPr>
-        <w:br w:type="page"/>
-      </w:r>
-    </w:p>
-    <w:p>
-      <w:pPr>
-        <w:pStyle w:val="Heading1"/>
-        <w:rPr>
-          <w:rFonts w:ascii="Times New Roman" w:hAnsi="Times New Roman" w:cs="Times New Roman"/>
-        </w:rPr>
-      </w:pPr>
-      <w:bookmarkStart w:id="22" w:name="_Toc237457527"/>
-      <w:r>
-        <w:rPr>
-          <w:rFonts w:ascii="Times New Roman" w:hAnsi="Times New Roman" w:cs="Times New Roman"/>
-        </w:rPr>
-        <w:lastRenderedPageBreak/>
-        <w:t>Биографија</w:t>
       </w:r>
       <w:bookmarkEnd w:id="22"/>
     </w:p>
     <w:p>
       <w:pPr>
+        <w:rPr>
+          <w:rFonts w:ascii="Times New Roman" w:hAnsi="Times New Roman" w:cs="Times New Roman"/>
+        </w:rPr>
+      </w:pPr>
+      <w:r>
+        <w:rPr>
+          <w:rFonts w:ascii="Times New Roman" w:hAnsi="Times New Roman" w:cs="Times New Roman"/>
+        </w:rPr>
+        <w:br w:type="page"/>
+      </w:r>
+    </w:p>
+    <w:p>
+      <w:pPr>
+        <w:pStyle w:val="Heading1"/>
+        <w:rPr>
+          <w:rFonts w:ascii="Times New Roman" w:hAnsi="Times New Roman" w:cs="Times New Roman"/>
+        </w:rPr>
+      </w:pPr>
+      <w:bookmarkStart w:id="23" w:name="_Toc237478397"/>
+      <w:r>
+        <w:rPr>
+          <w:rFonts w:ascii="Times New Roman" w:hAnsi="Times New Roman" w:cs="Times New Roman"/>
+        </w:rPr>
+        <w:lastRenderedPageBreak/>
+        <w:t>Биографија</w:t>
+      </w:r>
+      <w:bookmarkEnd w:id="23"/>
+    </w:p>
+    <w:p>
+      <w:pPr>
         <w:jc w:val="both"/>
         <w:rPr>
           <w:rFonts w:ascii="Times New Roman" w:hAnsi="Times New Roman" w:cs="Times New Roman"/>
@@ -22036,10 +24198,10 @@
       </w:r>
     </w:p>
     <w:sectPr>
-      <w:headerReference w:type="even" r:id="rId38"/>
-      <w:headerReference w:type="default" r:id="rId39"/>
-      <w:footerReference w:type="even" r:id="rId40"/>
-      <w:footerReference w:type="default" r:id="rId41"/>
+      <w:headerReference w:type="even" r:id="rId39"/>
+      <w:headerReference w:type="default" r:id="rId40"/>
+      <w:footerReference w:type="even" r:id="rId41"/>
+      <w:footerReference w:type="default" r:id="rId42"/>
       <w:pgSz w:w="11906" w:h="16838" w:code="9"/>
       <w:pgMar w:top="1152" w:right="1152" w:bottom="1152" w:left="1440" w:header="720" w:footer="432" w:gutter="0"/>
       <w:pgNumType w:start="1"/>

--- a/thesis.docx
+++ b/thesis.docx
@@ -71,7 +71,7 @@
                 <v:shape id="_x0000_i1025" type="#_x0000_t75" alt="" style="width:63.25pt;height:62.75pt;mso-width-percent:0;mso-height-percent:0;mso-width-percent:0;mso-height-percent:0" o:ole="" fillcolor="window">
                   <v:imagedata r:id="rId8" o:title=""/>
                 </v:shape>
-                <o:OLEObject Type="Embed" ProgID="CorelDraw.Graphic.7" ShapeID="_x0000_i1025" DrawAspect="Content" ObjectID="_1848091887" r:id="rId9"/>
+                <o:OLEObject Type="Embed" ProgID="CorelDraw.Graphic.7" ShapeID="_x0000_i1025" DrawAspect="Content" ObjectID="_1848244620" r:id="rId9"/>
               </w:object>
             </w:r>
           </w:p>
@@ -6947,7 +6947,7 @@
             </w:rPr>
             <w:fldChar w:fldCharType="separate"/>
           </w:r>
-          <w:hyperlink w:anchor="_Toc237478381" w:history="1">
+          <w:hyperlink w:anchor="_Toc237631761" w:history="1">
             <w:r>
               <w:rPr>
                 <w:rStyle w:val="Hyperlink"/>
@@ -6993,7 +6993,7 @@
                 <w:noProof/>
                 <w:webHidden/>
               </w:rPr>
-              <w:instrText xml:space="preserve"> PAGEREF _Toc237478381 \h </w:instrText>
+              <w:instrText xml:space="preserve"> PAGEREF _Toc237631761 \h </w:instrText>
             </w:r>
             <w:r>
               <w:rPr>
@@ -7039,7 +7039,7 @@
               <w:lang w:val="en-US"/>
             </w:rPr>
           </w:pPr>
-          <w:hyperlink w:anchor="_Toc237478382" w:history="1">
+          <w:hyperlink w:anchor="_Toc237631762" w:history="1">
             <w:r>
               <w:rPr>
                 <w:rStyle w:val="Hyperlink"/>
@@ -7148,7 +7148,7 @@
                 <w:noProof/>
                 <w:webHidden/>
               </w:rPr>
-              <w:instrText xml:space="preserve"> PAGEREF _Toc237478382 \h </w:instrText>
+              <w:instrText xml:space="preserve"> PAGEREF _Toc237631762 \h </w:instrText>
             </w:r>
             <w:r>
               <w:rPr>
@@ -7194,7 +7194,7 @@
               <w:lang w:val="en-US"/>
             </w:rPr>
           </w:pPr>
-          <w:hyperlink w:anchor="_Toc237478383" w:history="1">
+          <w:hyperlink w:anchor="_Toc237631763" w:history="1">
             <w:r>
               <w:rPr>
                 <w:rStyle w:val="Hyperlink"/>
@@ -7303,7 +7303,7 @@
                 <w:noProof/>
                 <w:webHidden/>
               </w:rPr>
-              <w:instrText xml:space="preserve"> PAGEREF _Toc237478383 \h </w:instrText>
+              <w:instrText xml:space="preserve"> PAGEREF _Toc237631763 \h </w:instrText>
             </w:r>
             <w:r>
               <w:rPr>
@@ -7349,7 +7349,7 @@
               <w:lang w:val="en-US"/>
             </w:rPr>
           </w:pPr>
-          <w:hyperlink w:anchor="_Toc237478384" w:history="1">
+          <w:hyperlink w:anchor="_Toc237631764" w:history="1">
             <w:r>
               <w:rPr>
                 <w:rStyle w:val="Hyperlink"/>
@@ -7412,7 +7412,7 @@
                 <w:noProof/>
                 <w:webHidden/>
               </w:rPr>
-              <w:instrText xml:space="preserve"> PAGEREF _Toc237478384 \h </w:instrText>
+              <w:instrText xml:space="preserve"> PAGEREF _Toc237631764 \h </w:instrText>
             </w:r>
             <w:r>
               <w:rPr>
@@ -7458,7 +7458,7 @@
               <w:lang w:val="en-US"/>
             </w:rPr>
           </w:pPr>
-          <w:hyperlink w:anchor="_Toc237478385" w:history="1">
+          <w:hyperlink w:anchor="_Toc237631765" w:history="1">
             <w:r>
               <w:rPr>
                 <w:rStyle w:val="Hyperlink"/>
@@ -7504,7 +7504,7 @@
                 <w:noProof/>
                 <w:webHidden/>
               </w:rPr>
-              <w:instrText xml:space="preserve"> PAGEREF _Toc237478385 \h </w:instrText>
+              <w:instrText xml:space="preserve"> PAGEREF _Toc237631765 \h </w:instrText>
             </w:r>
             <w:r>
               <w:rPr>
@@ -7550,7 +7550,7 @@
               <w:lang w:val="en-US"/>
             </w:rPr>
           </w:pPr>
-          <w:hyperlink w:anchor="_Toc237478386" w:history="1">
+          <w:hyperlink w:anchor="_Toc237631766" w:history="1">
             <w:r>
               <w:rPr>
                 <w:rStyle w:val="Hyperlink"/>
@@ -7594,7 +7594,7 @@
                 <w:noProof/>
                 <w:webHidden/>
               </w:rPr>
-              <w:instrText xml:space="preserve"> PAGEREF _Toc237478386 \h </w:instrText>
+              <w:instrText xml:space="preserve"> PAGEREF _Toc237631766 \h </w:instrText>
             </w:r>
             <w:r>
               <w:rPr>
@@ -7640,7 +7640,7 @@
               <w:lang w:val="en-US"/>
             </w:rPr>
           </w:pPr>
-          <w:hyperlink w:anchor="_Toc237478387" w:history="1">
+          <w:hyperlink w:anchor="_Toc237631767" w:history="1">
             <w:r>
               <w:rPr>
                 <w:rStyle w:val="Hyperlink"/>
@@ -7684,7 +7684,7 @@
                 <w:noProof/>
                 <w:webHidden/>
               </w:rPr>
-              <w:instrText xml:space="preserve"> PAGEREF _Toc237478387 \h </w:instrText>
+              <w:instrText xml:space="preserve"> PAGEREF _Toc237631767 \h </w:instrText>
             </w:r>
             <w:r>
               <w:rPr>
@@ -7730,7 +7730,7 @@
               <w:lang w:val="en-US"/>
             </w:rPr>
           </w:pPr>
-          <w:hyperlink w:anchor="_Toc237478388" w:history="1">
+          <w:hyperlink w:anchor="_Toc237631768" w:history="1">
             <w:r>
               <w:rPr>
                 <w:rStyle w:val="Hyperlink"/>
@@ -7829,7 +7829,7 @@
                 <w:noProof/>
                 <w:webHidden/>
               </w:rPr>
-              <w:instrText xml:space="preserve"> PAGEREF _Toc237478388 \h </w:instrText>
+              <w:instrText xml:space="preserve"> PAGEREF _Toc237631768 \h </w:instrText>
             </w:r>
             <w:r>
               <w:rPr>
@@ -7875,7 +7875,7 @@
               <w:lang w:val="en-US"/>
             </w:rPr>
           </w:pPr>
-          <w:hyperlink w:anchor="_Toc237478389" w:history="1">
+          <w:hyperlink w:anchor="_Toc237631769" w:history="1">
             <w:r>
               <w:rPr>
                 <w:rStyle w:val="Hyperlink"/>
@@ -7929,7 +7929,7 @@
                 <w:noProof/>
                 <w:webHidden/>
               </w:rPr>
-              <w:instrText xml:space="preserve"> PAGEREF _Toc237478389 \h </w:instrText>
+              <w:instrText xml:space="preserve"> PAGEREF _Toc237631769 \h </w:instrText>
             </w:r>
             <w:r>
               <w:rPr>
@@ -7975,7 +7975,7 @@
               <w:lang w:val="en-US"/>
             </w:rPr>
           </w:pPr>
-          <w:hyperlink w:anchor="_Toc237478390" w:history="1">
+          <w:hyperlink w:anchor="_Toc237631770" w:history="1">
             <w:r>
               <w:rPr>
                 <w:rStyle w:val="Hyperlink"/>
@@ -8030,7 +8030,7 @@
                 <w:noProof/>
                 <w:webHidden/>
               </w:rPr>
-              <w:instrText xml:space="preserve"> PAGEREF _Toc237478390 \h </w:instrText>
+              <w:instrText xml:space="preserve"> PAGEREF _Toc237631770 \h </w:instrText>
             </w:r>
             <w:r>
               <w:rPr>
@@ -8076,7 +8076,7 @@
               <w:lang w:val="en-US"/>
             </w:rPr>
           </w:pPr>
-          <w:hyperlink w:anchor="_Toc237478391" w:history="1">
+          <w:hyperlink w:anchor="_Toc237631771" w:history="1">
             <w:r>
               <w:rPr>
                 <w:rStyle w:val="Hyperlink"/>
@@ -8129,7 +8129,7 @@
                 <w:noProof/>
                 <w:webHidden/>
               </w:rPr>
-              <w:instrText xml:space="preserve"> PAGEREF _Toc237478391 \h </w:instrText>
+              <w:instrText xml:space="preserve"> PAGEREF _Toc237631771 \h </w:instrText>
             </w:r>
             <w:r>
               <w:rPr>
@@ -8175,7 +8175,7 @@
               <w:lang w:val="en-US"/>
             </w:rPr>
           </w:pPr>
-          <w:hyperlink w:anchor="_Toc237478392" w:history="1">
+          <w:hyperlink w:anchor="_Toc237631772" w:history="1">
             <w:r>
               <w:rPr>
                 <w:rStyle w:val="Hyperlink"/>
@@ -8222,7 +8222,7 @@
                 <w:noProof/>
                 <w:webHidden/>
               </w:rPr>
-              <w:instrText xml:space="preserve"> PAGEREF _Toc237478392 \h </w:instrText>
+              <w:instrText xml:space="preserve"> PAGEREF _Toc237631772 \h </w:instrText>
             </w:r>
             <w:r>
               <w:rPr>
@@ -8268,7 +8268,7 @@
               <w:lang w:val="en-US"/>
             </w:rPr>
           </w:pPr>
-          <w:hyperlink w:anchor="_Toc237478393" w:history="1">
+          <w:hyperlink w:anchor="_Toc237631773" w:history="1">
             <w:r>
               <w:rPr>
                 <w:rStyle w:val="Hyperlink"/>
@@ -8332,7 +8332,7 @@
                 <w:noProof/>
                 <w:webHidden/>
               </w:rPr>
-              <w:instrText xml:space="preserve"> PAGEREF _Toc237478393 \h </w:instrText>
+              <w:instrText xml:space="preserve"> PAGEREF _Toc237631773 \h </w:instrText>
             </w:r>
             <w:r>
               <w:rPr>
@@ -8378,12 +8378,13 @@
               <w:lang w:val="en-US"/>
             </w:rPr>
           </w:pPr>
-          <w:hyperlink w:anchor="_Toc237478394" w:history="1">
+          <w:hyperlink w:anchor="_Toc237631774" w:history="1">
             <w:r>
               <w:rPr>
                 <w:rStyle w:val="Hyperlink"/>
                 <w:rFonts w:ascii="Times New Roman" w:hAnsi="Times New Roman" w:cs="Times New Roman"/>
                 <w:noProof/>
+                <w:lang w:val="en-US"/>
               </w:rPr>
               <w:t>4</w:t>
             </w:r>
@@ -8424,7 +8425,7 @@
                 <w:noProof/>
                 <w:webHidden/>
               </w:rPr>
-              <w:instrText xml:space="preserve"> PAGEREF _Toc237478394 \h </w:instrText>
+              <w:instrText xml:space="preserve"> PAGEREF _Toc237631774 \h </w:instrText>
             </w:r>
             <w:r>
               <w:rPr>
@@ -8444,7 +8445,640 @@
                 <w:noProof/>
                 <w:webHidden/>
               </w:rPr>
-              <w:t>14</w:t>
+              <w:t>12</w:t>
+            </w:r>
+            <w:r>
+              <w:rPr>
+                <w:noProof/>
+                <w:webHidden/>
+              </w:rPr>
+              <w:fldChar w:fldCharType="end"/>
+            </w:r>
+          </w:hyperlink>
+        </w:p>
+        <w:p>
+          <w:pPr>
+            <w:pStyle w:val="TOC2"/>
+            <w:tabs>
+              <w:tab w:val="left" w:pos="960"/>
+              <w:tab w:val="right" w:leader="dot" w:pos="9304"/>
+            </w:tabs>
+            <w:rPr>
+              <w:rFonts w:eastAsiaTheme="minorEastAsia"/>
+              <w:noProof/>
+              <w:sz w:val="24"/>
+              <w:szCs w:val="24"/>
+              <w:lang w:val="en-US"/>
+            </w:rPr>
+          </w:pPr>
+          <w:hyperlink w:anchor="_Toc237631775" w:history="1">
+            <w:r>
+              <w:rPr>
+                <w:rStyle w:val="Hyperlink"/>
+                <w:rFonts w:ascii="Times New Roman" w:hAnsi="Times New Roman" w:cs="Times New Roman"/>
+                <w:noProof/>
+                <w:lang w:val="en-US"/>
+              </w:rPr>
+              <w:t>4.1</w:t>
+            </w:r>
+            <w:r>
+              <w:rPr>
+                <w:rFonts w:eastAsiaTheme="minorEastAsia"/>
+                <w:noProof/>
+                <w:sz w:val="24"/>
+                <w:szCs w:val="24"/>
+                <w:lang w:val="en-US"/>
+              </w:rPr>
+              <w:tab/>
+            </w:r>
+            <w:r>
+              <w:rPr>
+                <w:rStyle w:val="Hyperlink"/>
+                <w:rFonts w:ascii="Times New Roman" w:hAnsi="Times New Roman" w:cs="Times New Roman"/>
+                <w:noProof/>
+              </w:rPr>
+              <w:t>Архитектура демонстрационе апликације</w:t>
+            </w:r>
+            <w:r>
+              <w:rPr>
+                <w:noProof/>
+                <w:webHidden/>
+              </w:rPr>
+              <w:tab/>
+            </w:r>
+            <w:r>
+              <w:rPr>
+                <w:noProof/>
+                <w:webHidden/>
+              </w:rPr>
+              <w:fldChar w:fldCharType="begin"/>
+            </w:r>
+            <w:r>
+              <w:rPr>
+                <w:noProof/>
+                <w:webHidden/>
+              </w:rPr>
+              <w:instrText xml:space="preserve"> PAGEREF _Toc237631775 \h </w:instrText>
+            </w:r>
+            <w:r>
+              <w:rPr>
+                <w:noProof/>
+                <w:webHidden/>
+              </w:rPr>
+            </w:r>
+            <w:r>
+              <w:rPr>
+                <w:noProof/>
+                <w:webHidden/>
+              </w:rPr>
+              <w:fldChar w:fldCharType="separate"/>
+            </w:r>
+            <w:r>
+              <w:rPr>
+                <w:noProof/>
+                <w:webHidden/>
+              </w:rPr>
+              <w:t>12</w:t>
+            </w:r>
+            <w:r>
+              <w:rPr>
+                <w:noProof/>
+                <w:webHidden/>
+              </w:rPr>
+              <w:fldChar w:fldCharType="end"/>
+            </w:r>
+          </w:hyperlink>
+        </w:p>
+        <w:p>
+          <w:pPr>
+            <w:pStyle w:val="TOC2"/>
+            <w:tabs>
+              <w:tab w:val="left" w:pos="960"/>
+              <w:tab w:val="right" w:leader="dot" w:pos="9304"/>
+            </w:tabs>
+            <w:rPr>
+              <w:rFonts w:eastAsiaTheme="minorEastAsia"/>
+              <w:noProof/>
+              <w:sz w:val="24"/>
+              <w:szCs w:val="24"/>
+              <w:lang w:val="en-US"/>
+            </w:rPr>
+          </w:pPr>
+          <w:hyperlink w:anchor="_Toc237631776" w:history="1">
+            <w:r>
+              <w:rPr>
+                <w:rStyle w:val="Hyperlink"/>
+                <w:rFonts w:ascii="Times New Roman" w:hAnsi="Times New Roman" w:cs="Times New Roman"/>
+                <w:noProof/>
+              </w:rPr>
+              <w:t>4.2</w:t>
+            </w:r>
+            <w:r>
+              <w:rPr>
+                <w:rFonts w:eastAsiaTheme="minorEastAsia"/>
+                <w:noProof/>
+                <w:sz w:val="24"/>
+                <w:szCs w:val="24"/>
+                <w:lang w:val="en-US"/>
+              </w:rPr>
+              <w:tab/>
+            </w:r>
+            <w:r>
+              <w:rPr>
+                <w:rStyle w:val="Hyperlink"/>
+                <w:rFonts w:ascii="Times New Roman" w:hAnsi="Times New Roman" w:cs="Times New Roman"/>
+                <w:noProof/>
+              </w:rPr>
+              <w:t>Имплементација демонстрационе апликације</w:t>
+            </w:r>
+            <w:r>
+              <w:rPr>
+                <w:noProof/>
+                <w:webHidden/>
+              </w:rPr>
+              <w:tab/>
+            </w:r>
+            <w:r>
+              <w:rPr>
+                <w:noProof/>
+                <w:webHidden/>
+              </w:rPr>
+              <w:fldChar w:fldCharType="begin"/>
+            </w:r>
+            <w:r>
+              <w:rPr>
+                <w:noProof/>
+                <w:webHidden/>
+              </w:rPr>
+              <w:instrText xml:space="preserve"> PAGEREF _Toc237631776 \h </w:instrText>
+            </w:r>
+            <w:r>
+              <w:rPr>
+                <w:noProof/>
+                <w:webHidden/>
+              </w:rPr>
+            </w:r>
+            <w:r>
+              <w:rPr>
+                <w:noProof/>
+                <w:webHidden/>
+              </w:rPr>
+              <w:fldChar w:fldCharType="separate"/>
+            </w:r>
+            <w:r>
+              <w:rPr>
+                <w:noProof/>
+                <w:webHidden/>
+              </w:rPr>
+              <w:t>12</w:t>
+            </w:r>
+            <w:r>
+              <w:rPr>
+                <w:noProof/>
+                <w:webHidden/>
+              </w:rPr>
+              <w:fldChar w:fldCharType="end"/>
+            </w:r>
+          </w:hyperlink>
+        </w:p>
+        <w:p>
+          <w:pPr>
+            <w:pStyle w:val="TOC3"/>
+            <w:tabs>
+              <w:tab w:val="left" w:pos="1200"/>
+              <w:tab w:val="right" w:leader="dot" w:pos="9304"/>
+            </w:tabs>
+            <w:rPr>
+              <w:rFonts w:eastAsiaTheme="minorEastAsia"/>
+              <w:noProof/>
+              <w:sz w:val="24"/>
+              <w:szCs w:val="24"/>
+              <w:lang w:val="en-US"/>
+            </w:rPr>
+          </w:pPr>
+          <w:hyperlink w:anchor="_Toc237631777" w:history="1">
+            <w:r>
+              <w:rPr>
+                <w:rStyle w:val="Hyperlink"/>
+                <w:rFonts w:ascii="Times New Roman" w:eastAsia="Times New Roman" w:hAnsi="Times New Roman" w:cs="Times New Roman"/>
+                <w:noProof/>
+              </w:rPr>
+              <w:t>4.2.1</w:t>
+            </w:r>
+            <w:r>
+              <w:rPr>
+                <w:rFonts w:eastAsiaTheme="minorEastAsia"/>
+                <w:noProof/>
+                <w:sz w:val="24"/>
+                <w:szCs w:val="24"/>
+                <w:lang w:val="en-US"/>
+              </w:rPr>
+              <w:tab/>
+            </w:r>
+            <w:r>
+              <w:rPr>
+                <w:rStyle w:val="Hyperlink"/>
+                <w:rFonts w:ascii="Times New Roman" w:eastAsia="Times New Roman" w:hAnsi="Times New Roman" w:cs="Times New Roman"/>
+                <w:noProof/>
+                <w:lang w:val="ru-RU"/>
+              </w:rPr>
+              <w:t xml:space="preserve">Имплементација </w:t>
+            </w:r>
+            <w:r>
+              <w:rPr>
+                <w:rStyle w:val="Hyperlink"/>
+                <w:rFonts w:ascii="Times New Roman" w:eastAsia="Times New Roman" w:hAnsi="Times New Roman" w:cs="Times New Roman"/>
+                <w:i/>
+                <w:iCs/>
+                <w:noProof/>
+                <w:lang w:val="en-US"/>
+              </w:rPr>
+              <w:t>OrderService</w:t>
+            </w:r>
+            <w:r>
+              <w:rPr>
+                <w:rStyle w:val="Hyperlink"/>
+                <w:rFonts w:ascii="Times New Roman" w:eastAsia="Times New Roman" w:hAnsi="Times New Roman" w:cs="Times New Roman"/>
+                <w:noProof/>
+                <w:lang w:val="en-US"/>
+              </w:rPr>
+              <w:t xml:space="preserve"> </w:t>
+            </w:r>
+            <w:r>
+              <w:rPr>
+                <w:rStyle w:val="Hyperlink"/>
+                <w:rFonts w:ascii="Times New Roman" w:eastAsia="Times New Roman" w:hAnsi="Times New Roman" w:cs="Times New Roman"/>
+                <w:noProof/>
+              </w:rPr>
+              <w:t>сервиса</w:t>
+            </w:r>
+            <w:r>
+              <w:rPr>
+                <w:noProof/>
+                <w:webHidden/>
+              </w:rPr>
+              <w:tab/>
+            </w:r>
+            <w:r>
+              <w:rPr>
+                <w:noProof/>
+                <w:webHidden/>
+              </w:rPr>
+              <w:fldChar w:fldCharType="begin"/>
+            </w:r>
+            <w:r>
+              <w:rPr>
+                <w:noProof/>
+                <w:webHidden/>
+              </w:rPr>
+              <w:instrText xml:space="preserve"> PAGEREF _Toc237631777 \h </w:instrText>
+            </w:r>
+            <w:r>
+              <w:rPr>
+                <w:noProof/>
+                <w:webHidden/>
+              </w:rPr>
+            </w:r>
+            <w:r>
+              <w:rPr>
+                <w:noProof/>
+                <w:webHidden/>
+              </w:rPr>
+              <w:fldChar w:fldCharType="separate"/>
+            </w:r>
+            <w:r>
+              <w:rPr>
+                <w:noProof/>
+                <w:webHidden/>
+              </w:rPr>
+              <w:t>13</w:t>
+            </w:r>
+            <w:r>
+              <w:rPr>
+                <w:noProof/>
+                <w:webHidden/>
+              </w:rPr>
+              <w:fldChar w:fldCharType="end"/>
+            </w:r>
+          </w:hyperlink>
+        </w:p>
+        <w:p>
+          <w:pPr>
+            <w:pStyle w:val="TOC3"/>
+            <w:tabs>
+              <w:tab w:val="left" w:pos="1200"/>
+              <w:tab w:val="right" w:leader="dot" w:pos="9304"/>
+            </w:tabs>
+            <w:rPr>
+              <w:rFonts w:eastAsiaTheme="minorEastAsia"/>
+              <w:noProof/>
+              <w:sz w:val="24"/>
+              <w:szCs w:val="24"/>
+              <w:lang w:val="en-US"/>
+            </w:rPr>
+          </w:pPr>
+          <w:hyperlink w:anchor="_Toc237631778" w:history="1">
+            <w:r>
+              <w:rPr>
+                <w:rStyle w:val="Hyperlink"/>
+                <w:rFonts w:ascii="Times New Roman" w:hAnsi="Times New Roman" w:cs="Times New Roman"/>
+                <w:noProof/>
+              </w:rPr>
+              <w:t>4.2.2</w:t>
+            </w:r>
+            <w:r>
+              <w:rPr>
+                <w:rFonts w:eastAsiaTheme="minorEastAsia"/>
+                <w:noProof/>
+                <w:sz w:val="24"/>
+                <w:szCs w:val="24"/>
+                <w:lang w:val="en-US"/>
+              </w:rPr>
+              <w:tab/>
+            </w:r>
+            <w:r>
+              <w:rPr>
+                <w:rStyle w:val="Hyperlink"/>
+                <w:rFonts w:ascii="Times New Roman" w:hAnsi="Times New Roman" w:cs="Times New Roman"/>
+                <w:noProof/>
+              </w:rPr>
+              <w:t xml:space="preserve">Имплементација </w:t>
+            </w:r>
+            <w:r>
+              <w:rPr>
+                <w:rStyle w:val="Hyperlink"/>
+                <w:rFonts w:ascii="Times New Roman" w:hAnsi="Times New Roman" w:cs="Times New Roman"/>
+                <w:noProof/>
+                <w:lang w:val="en-US"/>
+              </w:rPr>
+              <w:t xml:space="preserve">WarehouseService </w:t>
+            </w:r>
+            <w:r>
+              <w:rPr>
+                <w:rStyle w:val="Hyperlink"/>
+                <w:rFonts w:ascii="Times New Roman" w:hAnsi="Times New Roman" w:cs="Times New Roman"/>
+                <w:noProof/>
+              </w:rPr>
+              <w:t>сервиса</w:t>
+            </w:r>
+            <w:r>
+              <w:rPr>
+                <w:noProof/>
+                <w:webHidden/>
+              </w:rPr>
+              <w:tab/>
+            </w:r>
+            <w:r>
+              <w:rPr>
+                <w:noProof/>
+                <w:webHidden/>
+              </w:rPr>
+              <w:fldChar w:fldCharType="begin"/>
+            </w:r>
+            <w:r>
+              <w:rPr>
+                <w:noProof/>
+                <w:webHidden/>
+              </w:rPr>
+              <w:instrText xml:space="preserve"> PAGEREF _Toc237631778 \h </w:instrText>
+            </w:r>
+            <w:r>
+              <w:rPr>
+                <w:noProof/>
+                <w:webHidden/>
+              </w:rPr>
+            </w:r>
+            <w:r>
+              <w:rPr>
+                <w:noProof/>
+                <w:webHidden/>
+              </w:rPr>
+              <w:fldChar w:fldCharType="separate"/>
+            </w:r>
+            <w:r>
+              <w:rPr>
+                <w:noProof/>
+                <w:webHidden/>
+              </w:rPr>
+              <w:t>13</w:t>
+            </w:r>
+            <w:r>
+              <w:rPr>
+                <w:noProof/>
+                <w:webHidden/>
+              </w:rPr>
+              <w:fldChar w:fldCharType="end"/>
+            </w:r>
+          </w:hyperlink>
+        </w:p>
+        <w:p>
+          <w:pPr>
+            <w:pStyle w:val="TOC3"/>
+            <w:tabs>
+              <w:tab w:val="left" w:pos="1200"/>
+              <w:tab w:val="right" w:leader="dot" w:pos="9304"/>
+            </w:tabs>
+            <w:rPr>
+              <w:rFonts w:eastAsiaTheme="minorEastAsia"/>
+              <w:noProof/>
+              <w:sz w:val="24"/>
+              <w:szCs w:val="24"/>
+              <w:lang w:val="en-US"/>
+            </w:rPr>
+          </w:pPr>
+          <w:hyperlink w:anchor="_Toc237631779" w:history="1">
+            <w:r>
+              <w:rPr>
+                <w:rStyle w:val="Hyperlink"/>
+                <w:rFonts w:ascii="Times New Roman" w:hAnsi="Times New Roman" w:cs="Times New Roman"/>
+                <w:noProof/>
+              </w:rPr>
+              <w:t>4.2.3</w:t>
+            </w:r>
+            <w:r>
+              <w:rPr>
+                <w:rFonts w:eastAsiaTheme="minorEastAsia"/>
+                <w:noProof/>
+                <w:sz w:val="24"/>
+                <w:szCs w:val="24"/>
+                <w:lang w:val="en-US"/>
+              </w:rPr>
+              <w:tab/>
+            </w:r>
+            <w:r>
+              <w:rPr>
+                <w:rStyle w:val="Hyperlink"/>
+                <w:rFonts w:ascii="Times New Roman" w:hAnsi="Times New Roman" w:cs="Times New Roman"/>
+                <w:noProof/>
+              </w:rPr>
+              <w:t xml:space="preserve">Имплементација </w:t>
+            </w:r>
+            <w:r>
+              <w:rPr>
+                <w:rStyle w:val="Hyperlink"/>
+                <w:rFonts w:ascii="Times New Roman" w:hAnsi="Times New Roman" w:cs="Times New Roman"/>
+                <w:noProof/>
+                <w:lang w:val="en-US"/>
+              </w:rPr>
+              <w:t xml:space="preserve">PaymentService </w:t>
+            </w:r>
+            <w:r>
+              <w:rPr>
+                <w:rStyle w:val="Hyperlink"/>
+                <w:rFonts w:ascii="Times New Roman" w:hAnsi="Times New Roman" w:cs="Times New Roman"/>
+                <w:noProof/>
+              </w:rPr>
+              <w:t>сервиса</w:t>
+            </w:r>
+            <w:r>
+              <w:rPr>
+                <w:noProof/>
+                <w:webHidden/>
+              </w:rPr>
+              <w:tab/>
+            </w:r>
+            <w:r>
+              <w:rPr>
+                <w:noProof/>
+                <w:webHidden/>
+              </w:rPr>
+              <w:fldChar w:fldCharType="begin"/>
+            </w:r>
+            <w:r>
+              <w:rPr>
+                <w:noProof/>
+                <w:webHidden/>
+              </w:rPr>
+              <w:instrText xml:space="preserve"> PAGEREF _Toc237631779 \h </w:instrText>
+            </w:r>
+            <w:r>
+              <w:rPr>
+                <w:noProof/>
+                <w:webHidden/>
+              </w:rPr>
+            </w:r>
+            <w:r>
+              <w:rPr>
+                <w:noProof/>
+                <w:webHidden/>
+              </w:rPr>
+              <w:fldChar w:fldCharType="separate"/>
+            </w:r>
+            <w:r>
+              <w:rPr>
+                <w:noProof/>
+                <w:webHidden/>
+              </w:rPr>
+              <w:t>13</w:t>
+            </w:r>
+            <w:r>
+              <w:rPr>
+                <w:noProof/>
+                <w:webHidden/>
+              </w:rPr>
+              <w:fldChar w:fldCharType="end"/>
+            </w:r>
+          </w:hyperlink>
+        </w:p>
+        <w:p>
+          <w:pPr>
+            <w:pStyle w:val="TOC2"/>
+            <w:tabs>
+              <w:tab w:val="left" w:pos="960"/>
+              <w:tab w:val="right" w:leader="dot" w:pos="9304"/>
+            </w:tabs>
+            <w:rPr>
+              <w:rFonts w:eastAsiaTheme="minorEastAsia"/>
+              <w:noProof/>
+              <w:sz w:val="24"/>
+              <w:szCs w:val="24"/>
+              <w:lang w:val="en-US"/>
+            </w:rPr>
+          </w:pPr>
+          <w:hyperlink w:anchor="_Toc237631780" w:history="1">
+            <w:r>
+              <w:rPr>
+                <w:rStyle w:val="Hyperlink"/>
+                <w:rFonts w:ascii="Times New Roman" w:hAnsi="Times New Roman" w:cs="Times New Roman"/>
+                <w:noProof/>
+              </w:rPr>
+              <w:t>4.3</w:t>
+            </w:r>
+            <w:r>
+              <w:rPr>
+                <w:rFonts w:eastAsiaTheme="minorEastAsia"/>
+                <w:noProof/>
+                <w:sz w:val="24"/>
+                <w:szCs w:val="24"/>
+                <w:lang w:val="en-US"/>
+              </w:rPr>
+              <w:tab/>
+            </w:r>
+            <w:r>
+              <w:rPr>
+                <w:rStyle w:val="Hyperlink"/>
+                <w:rFonts w:ascii="Times New Roman" w:hAnsi="Times New Roman" w:cs="Times New Roman"/>
+                <w:noProof/>
+              </w:rPr>
+              <w:t xml:space="preserve">Интеграција </w:t>
+            </w:r>
+            <w:r>
+              <w:rPr>
+                <w:rStyle w:val="Hyperlink"/>
+                <w:rFonts w:ascii="Times New Roman" w:hAnsi="Times New Roman" w:cs="Times New Roman"/>
+                <w:noProof/>
+                <w:lang w:val="en-US"/>
+              </w:rPr>
+              <w:t>ZKP</w:t>
+            </w:r>
+            <w:r>
+              <w:rPr>
+                <w:rStyle w:val="Hyperlink"/>
+                <w:rFonts w:ascii="Times New Roman" w:hAnsi="Times New Roman" w:cs="Times New Roman"/>
+                <w:noProof/>
+              </w:rPr>
+              <w:t xml:space="preserve"> библиотеке</w:t>
+            </w:r>
+            <w:r>
+              <w:rPr>
+                <w:noProof/>
+                <w:webHidden/>
+              </w:rPr>
+              <w:tab/>
+            </w:r>
+            <w:r>
+              <w:rPr>
+                <w:noProof/>
+                <w:webHidden/>
+              </w:rPr>
+              <w:fldChar w:fldCharType="begin"/>
+            </w:r>
+            <w:r>
+              <w:rPr>
+                <w:noProof/>
+                <w:webHidden/>
+              </w:rPr>
+              <w:instrText xml:space="preserve"> PAGEREF _Toc237631780 \h </w:instrText>
+            </w:r>
+            <w:r>
+              <w:rPr>
+                <w:noProof/>
+                <w:webHidden/>
+              </w:rPr>
+            </w:r>
+            <w:r>
+              <w:rPr>
+                <w:noProof/>
+                <w:webHidden/>
+              </w:rPr>
+              <w:fldChar w:fldCharType="separate"/>
+            </w:r>
+            <w:r>
+              <w:rPr>
+                <w:noProof/>
+                <w:webHidden/>
+              </w:rPr>
+              <w:t>13</w:t>
             </w:r>
             <w:r>
               <w:rPr>
@@ -8470,7 +9104,7 @@
               <w:lang w:val="en-US"/>
             </w:rPr>
           </w:pPr>
-          <w:hyperlink w:anchor="_Toc237478395" w:history="1">
+          <w:hyperlink w:anchor="_Toc237631781" w:history="1">
             <w:r>
               <w:rPr>
                 <w:rStyle w:val="Hyperlink"/>
@@ -8516,7 +9150,7 @@
                 <w:noProof/>
                 <w:webHidden/>
               </w:rPr>
-              <w:instrText xml:space="preserve"> PAGEREF _Toc237478395 \h </w:instrText>
+              <w:instrText xml:space="preserve"> PAGEREF _Toc237631781 \h </w:instrText>
             </w:r>
             <w:r>
               <w:rPr>
@@ -8536,7 +9170,7 @@
                 <w:noProof/>
                 <w:webHidden/>
               </w:rPr>
-              <w:t>14</w:t>
+              <w:t>13</w:t>
             </w:r>
             <w:r>
               <w:rPr>
@@ -8562,7 +9196,7 @@
               <w:lang w:val="en-US"/>
             </w:rPr>
           </w:pPr>
-          <w:hyperlink w:anchor="_Toc237478396" w:history="1">
+          <w:hyperlink w:anchor="_Toc237631782" w:history="1">
             <w:r>
               <w:rPr>
                 <w:rStyle w:val="Hyperlink"/>
@@ -8608,7 +9242,7 @@
                 <w:noProof/>
                 <w:webHidden/>
               </w:rPr>
-              <w:instrText xml:space="preserve"> PAGEREF _Toc237478396 \h </w:instrText>
+              <w:instrText xml:space="preserve"> PAGEREF _Toc237631782 \h </w:instrText>
             </w:r>
             <w:r>
               <w:rPr>
@@ -8628,7 +9262,7 @@
                 <w:noProof/>
                 <w:webHidden/>
               </w:rPr>
-              <w:t>15</w:t>
+              <w:t>14</w:t>
             </w:r>
             <w:r>
               <w:rPr>
@@ -8654,7 +9288,7 @@
               <w:lang w:val="en-US"/>
             </w:rPr>
           </w:pPr>
-          <w:hyperlink w:anchor="_Toc237478397" w:history="1">
+          <w:hyperlink w:anchor="_Toc237631783" w:history="1">
             <w:r>
               <w:rPr>
                 <w:rStyle w:val="Hyperlink"/>
@@ -8700,7 +9334,7 @@
                 <w:noProof/>
                 <w:webHidden/>
               </w:rPr>
-              <w:instrText xml:space="preserve"> PAGEREF _Toc237478397 \h </w:instrText>
+              <w:instrText xml:space="preserve"> PAGEREF _Toc237631783 \h </w:instrText>
             </w:r>
             <w:r>
               <w:rPr>
@@ -8720,7 +9354,7 @@
                 <w:noProof/>
                 <w:webHidden/>
               </w:rPr>
-              <w:t>16</w:t>
+              <w:t>15</w:t>
             </w:r>
             <w:r>
               <w:rPr>
@@ -8790,7 +9424,7 @@
           <w:rFonts w:ascii="Times New Roman" w:hAnsi="Times New Roman" w:cs="Times New Roman"/>
         </w:rPr>
       </w:pPr>
-      <w:bookmarkStart w:id="0" w:name="_Toc237478381"/>
+      <w:bookmarkStart w:id="0" w:name="_Toc237631761"/>
       <w:r>
         <w:rPr>
           <w:rFonts w:ascii="Times New Roman" w:hAnsi="Times New Roman" w:cs="Times New Roman"/>
@@ -9530,7 +10164,7 @@
       <w:pPr>
         <w:pStyle w:val="Heading1"/>
       </w:pPr>
-      <w:bookmarkStart w:id="1" w:name="_Toc237478382"/>
+      <w:bookmarkStart w:id="1" w:name="_Toc237631762"/>
       <w:r>
         <w:lastRenderedPageBreak/>
         <w:t xml:space="preserve">Теоријске основе </w:t>
@@ -9663,7 +10297,7 @@
       <w:pPr>
         <w:pStyle w:val="Heading2"/>
       </w:pPr>
-      <w:bookmarkStart w:id="2" w:name="_Toc237478383"/>
+      <w:bookmarkStart w:id="2" w:name="_Toc237631763"/>
       <w:r>
         <w:t xml:space="preserve">Основни концепт </w:t>
       </w:r>
@@ -10289,7 +10923,7 @@
           <w:rFonts w:ascii="Times New Roman" w:hAnsi="Times New Roman" w:cs="Times New Roman"/>
         </w:rPr>
       </w:pPr>
-      <w:bookmarkStart w:id="3" w:name="_Toc237478384"/>
+      <w:bookmarkStart w:id="3" w:name="_Toc237631764"/>
       <w:r>
         <w:rPr>
           <w:rFonts w:ascii="Times New Roman" w:hAnsi="Times New Roman" w:cs="Times New Roman"/>
@@ -10358,7 +10992,7 @@
           <w:rFonts w:ascii="Times New Roman" w:hAnsi="Times New Roman" w:cs="Times New Roman"/>
         </w:rPr>
       </w:pPr>
-      <w:bookmarkStart w:id="4" w:name="_Toc237478385"/>
+      <w:bookmarkStart w:id="4" w:name="_Toc237631765"/>
       <w:r>
         <w:rPr>
           <w:rFonts w:ascii="Times New Roman" w:hAnsi="Times New Roman" w:cs="Times New Roman"/>
@@ -10433,7 +11067,7 @@
       <w:pPr>
         <w:pStyle w:val="Heading3"/>
       </w:pPr>
-      <w:bookmarkStart w:id="5" w:name="_Toc237478386"/>
+      <w:bookmarkStart w:id="5" w:name="_Toc237631766"/>
       <w:r>
         <w:t>Поузданост</w:t>
       </w:r>
@@ -10989,7 +11623,7 @@
       <w:pPr>
         <w:pStyle w:val="Heading3"/>
       </w:pPr>
-      <w:bookmarkStart w:id="6" w:name="_Toc237478387"/>
+      <w:bookmarkStart w:id="6" w:name="_Toc237631767"/>
       <w:r>
         <w:t>Нулто знање</w:t>
       </w:r>
@@ -11777,7 +12411,7 @@
       <w:pPr>
         <w:pStyle w:val="Heading2"/>
       </w:pPr>
-      <w:bookmarkStart w:id="7" w:name="_Toc237478388"/>
+      <w:bookmarkStart w:id="7" w:name="_Toc237631768"/>
       <w:r>
         <w:lastRenderedPageBreak/>
         <w:t xml:space="preserve">Начин функционисања </w:t>
@@ -13535,7 +14169,7 @@
           <w:iCs/>
         </w:rPr>
       </w:pPr>
-      <w:bookmarkStart w:id="8" w:name="_Toc237478389"/>
+      <w:bookmarkStart w:id="8" w:name="_Toc237631769"/>
       <w:r>
         <w:lastRenderedPageBreak/>
         <w:t xml:space="preserve">Интерактивни  </w:t>
@@ -14580,7 +15214,7 @@
           <w:lang w:val="en-US"/>
         </w:rPr>
       </w:pPr>
-      <w:bookmarkStart w:id="11" w:name="_Toc237478390"/>
+      <w:bookmarkStart w:id="11" w:name="_Toc237631770"/>
       <w:r>
         <w:lastRenderedPageBreak/>
         <w:t xml:space="preserve">Неинтерактивни </w:t>
@@ -19014,7 +19648,7 @@
           <w:lang w:val="en-US"/>
         </w:rPr>
       </w:pPr>
-      <w:bookmarkStart w:id="13" w:name="_Toc237478391"/>
+      <w:bookmarkStart w:id="13" w:name="_Toc237631771"/>
       <w:proofErr w:type="spellStart"/>
       <w:r>
         <w:rPr>
@@ -19063,19 +19697,13 @@
           <w:lang w:val="en-US"/>
         </w:rPr>
       </w:pPr>
-      <w:bookmarkStart w:id="14" w:name="_Toc237478392"/>
+      <w:bookmarkStart w:id="14" w:name="_Toc237631772"/>
       <w:r>
         <w:rPr>
           <w:rFonts w:ascii="Times New Roman" w:hAnsi="Times New Roman" w:cs="Times New Roman"/>
         </w:rPr>
         <w:lastRenderedPageBreak/>
-        <w:t xml:space="preserve">Примјене </w:t>
-      </w:r>
-      <w:r>
-        <w:rPr>
-          <w:rFonts w:ascii="Times New Roman" w:hAnsi="Times New Roman" w:cs="Times New Roman"/>
-        </w:rPr>
-        <w:t>Zero-Knowledge Proof протокола</w:t>
+        <w:t>Примјене Zero-Knowledge Proof протокола</w:t>
       </w:r>
       <w:bookmarkEnd w:id="14"/>
     </w:p>
@@ -21160,7 +21788,7 @@
           <w:rFonts w:ascii="Times New Roman" w:hAnsi="Times New Roman" w:cs="Times New Roman"/>
         </w:rPr>
       </w:pPr>
-      <w:bookmarkStart w:id="15" w:name="_Toc237478393"/>
+      <w:bookmarkStart w:id="15" w:name="_Toc237631773"/>
       <w:r>
         <w:rPr>
           <w:rFonts w:ascii="Times New Roman" w:hAnsi="Times New Roman" w:cs="Times New Roman"/>
@@ -21189,119 +21817,363 @@
         <w:jc w:val="both"/>
         <w:rPr>
           <w:rFonts w:ascii="Times New Roman" w:hAnsi="Times New Roman" w:cs="Times New Roman"/>
-          <w:sz w:val="24"/>
-          <w:szCs w:val="24"/>
-        </w:rPr>
-      </w:pPr>
-      <w:r>
-        <w:rPr>
-          <w:rFonts w:ascii="Times New Roman" w:hAnsi="Times New Roman" w:cs="Times New Roman"/>
-          <w:sz w:val="24"/>
-          <w:szCs w:val="24"/>
-        </w:rPr>
-        <w:t xml:space="preserve">Свака слика, графикон, табела или листинг морају </w:t>
-      </w:r>
-      <w:r>
-        <w:rPr>
-          <w:rFonts w:ascii="Times New Roman" w:hAnsi="Times New Roman" w:cs="Times New Roman"/>
-          <w:sz w:val="24"/>
-          <w:szCs w:val="24"/>
-        </w:rPr>
-        <w:t>поседовати</w:t>
-      </w:r>
-      <w:r>
-        <w:rPr>
-          <w:rFonts w:ascii="Times New Roman" w:hAnsi="Times New Roman" w:cs="Times New Roman"/>
-          <w:sz w:val="24"/>
-          <w:szCs w:val="24"/>
-        </w:rPr>
-        <w:t xml:space="preserve"> свој наслов. Наслов слика, графикона и листинга пише се испод њиховог појављивања, док се наслов табеле пише изнад њеног појављивања. </w:t>
-      </w:r>
+        </w:rPr>
+      </w:pPr>
     </w:p>
     <w:p>
       <w:pPr>
-        <w:jc w:val="both"/>
-        <w:rPr>
-          <w:rFonts w:ascii="Times New Roman" w:hAnsi="Times New Roman" w:cs="Times New Roman"/>
-          <w:sz w:val="24"/>
-          <w:szCs w:val="24"/>
-        </w:rPr>
-      </w:pPr>
-      <w:r>
-        <w:rPr>
-          <w:rFonts w:ascii="Times New Roman" w:hAnsi="Times New Roman" w:cs="Times New Roman"/>
-          <w:sz w:val="24"/>
-          <w:szCs w:val="24"/>
-        </w:rPr>
-        <w:t xml:space="preserve">Могуће је нумерисати </w:t>
-      </w:r>
-      <w:r>
-        <w:rPr>
-          <w:rFonts w:ascii="Times New Roman" w:hAnsi="Times New Roman" w:cs="Times New Roman"/>
-          <w:sz w:val="24"/>
-          <w:szCs w:val="24"/>
-        </w:rPr>
-        <w:t>слике, графиконе, табеле и листинге</w:t>
-      </w:r>
-      <w:r>
-        <w:rPr>
-          <w:rFonts w:ascii="Times New Roman" w:hAnsi="Times New Roman" w:cs="Times New Roman"/>
-          <w:sz w:val="24"/>
-          <w:szCs w:val="24"/>
-        </w:rPr>
-        <w:t xml:space="preserve"> на нивоу целог рада (нпр. Слика 1, Слика 2, Слика 3) или </w:t>
-      </w:r>
-      <w:r>
-        <w:rPr>
-          <w:rFonts w:ascii="Times New Roman" w:hAnsi="Times New Roman" w:cs="Times New Roman"/>
-          <w:sz w:val="24"/>
-          <w:szCs w:val="24"/>
-        </w:rPr>
-        <w:t>на нивоу</w:t>
-      </w:r>
-      <w:r>
-        <w:rPr>
-          <w:rFonts w:ascii="Times New Roman" w:hAnsi="Times New Roman" w:cs="Times New Roman"/>
-          <w:sz w:val="24"/>
-          <w:szCs w:val="24"/>
-        </w:rPr>
-        <w:t xml:space="preserve"> главних поглавља (нпр. Слика 1.1, Слика 1.2, Слика 4.1).</w:t>
+        <w:rPr>
+          <w:rFonts w:ascii="Times New Roman" w:hAnsi="Times New Roman" w:cs="Times New Roman"/>
+        </w:rPr>
+      </w:pPr>
+      <w:r>
+        <w:rPr>
+          <w:rFonts w:ascii="Times New Roman" w:hAnsi="Times New Roman" w:cs="Times New Roman"/>
+        </w:rPr>
+        <w:br w:type="page"/>
       </w:r>
     </w:p>
     <w:p>
       <w:pPr>
-        <w:jc w:val="both"/>
-        <w:rPr>
-          <w:rFonts w:ascii="Times New Roman" w:hAnsi="Times New Roman" w:cs="Times New Roman"/>
-          <w:sz w:val="24"/>
-          <w:szCs w:val="24"/>
-        </w:rPr>
-      </w:pPr>
-      <w:r>
-        <w:rPr>
-          <w:rFonts w:ascii="Times New Roman" w:hAnsi="Times New Roman" w:cs="Times New Roman"/>
-          <w:sz w:val="24"/>
-          <w:szCs w:val="24"/>
-        </w:rPr>
-        <w:t xml:space="preserve">Слике, графикони, табеле и листинзи морају бити референцирани у тексту пре њиховог појављивања. </w:t>
-      </w:r>
-      <w:r>
-        <w:rPr>
-          <w:rFonts w:ascii="Times New Roman" w:hAnsi="Times New Roman" w:cs="Times New Roman"/>
-          <w:sz w:val="24"/>
-          <w:szCs w:val="24"/>
-        </w:rPr>
-        <w:t>Нпр. Лого Факултета техничких наука приказан је Слици 3.1.</w:t>
-      </w:r>
+        <w:pStyle w:val="Heading1"/>
+        <w:rPr>
+          <w:rFonts w:ascii="Times New Roman" w:hAnsi="Times New Roman" w:cs="Times New Roman"/>
+          <w:lang w:val="en-US"/>
+        </w:rPr>
+      </w:pPr>
+      <w:bookmarkStart w:id="16" w:name="_Toc237631774"/>
+      <w:r>
+        <w:rPr>
+          <w:rFonts w:ascii="Times New Roman" w:hAnsi="Times New Roman" w:cs="Times New Roman"/>
+        </w:rPr>
+        <w:lastRenderedPageBreak/>
+        <w:t>Примјена библиотеке у микросервисном окружењу</w:t>
+      </w:r>
+      <w:bookmarkEnd w:id="16"/>
     </w:p>
     <w:p>
       <w:pPr>
+        <w:rPr>
+          <w:rFonts w:ascii="Times New Roman" w:hAnsi="Times New Roman" w:cs="Times New Roman"/>
+          <w:sz w:val="24"/>
+          <w:szCs w:val="24"/>
+        </w:rPr>
+      </w:pPr>
+      <w:r>
+        <w:rPr>
+          <w:rFonts w:ascii="Times New Roman" w:hAnsi="Times New Roman" w:cs="Times New Roman"/>
+          <w:sz w:val="24"/>
+          <w:szCs w:val="24"/>
+        </w:rPr>
+        <w:t xml:space="preserve">За потребе демонстрације развијене библиотеке имплементирана је једноставна микросервисна апликација која се састоји од три сервиса. Централну улогу има </w:t>
+      </w:r>
+      <w:r>
+        <w:rPr>
+          <w:rFonts w:ascii="Times New Roman" w:hAnsi="Times New Roman" w:cs="Times New Roman"/>
+          <w:i/>
+          <w:iCs/>
+          <w:sz w:val="24"/>
+          <w:szCs w:val="24"/>
+        </w:rPr>
+        <w:t>OrderService</w:t>
+      </w:r>
+      <w:r>
+        <w:rPr>
+          <w:rFonts w:ascii="Times New Roman" w:hAnsi="Times New Roman" w:cs="Times New Roman"/>
+          <w:sz w:val="24"/>
+          <w:szCs w:val="24"/>
+        </w:rPr>
+        <w:t xml:space="preserve">, чији је задатак да оркестрира комуникацију са сервисима </w:t>
+      </w:r>
+      <w:r>
+        <w:rPr>
+          <w:rFonts w:ascii="Times New Roman" w:hAnsi="Times New Roman" w:cs="Times New Roman"/>
+          <w:i/>
+          <w:iCs/>
+          <w:sz w:val="24"/>
+          <w:szCs w:val="24"/>
+        </w:rPr>
+        <w:t>WarehouseService</w:t>
+      </w:r>
+      <w:r>
+        <w:rPr>
+          <w:rFonts w:ascii="Times New Roman" w:hAnsi="Times New Roman" w:cs="Times New Roman"/>
+          <w:sz w:val="24"/>
+          <w:szCs w:val="24"/>
+        </w:rPr>
+        <w:t xml:space="preserve"> и </w:t>
+      </w:r>
+      <w:r>
+        <w:rPr>
+          <w:rFonts w:ascii="Times New Roman" w:hAnsi="Times New Roman" w:cs="Times New Roman"/>
+          <w:i/>
+          <w:iCs/>
+          <w:sz w:val="24"/>
+          <w:szCs w:val="24"/>
+        </w:rPr>
+        <w:t>PaymentService</w:t>
+      </w:r>
+      <w:r>
+        <w:rPr>
+          <w:rFonts w:ascii="Times New Roman" w:hAnsi="Times New Roman" w:cs="Times New Roman"/>
+          <w:sz w:val="24"/>
+          <w:szCs w:val="24"/>
+        </w:rPr>
+        <w:t xml:space="preserve">. Управо комуникација између ових сервиса представља кључно мјесто за интеграцију развијене библиотеке за аутентификацију сервиса засновану на </w:t>
+      </w:r>
+      <w:r>
+        <w:rPr>
+          <w:rFonts w:ascii="Times New Roman" w:hAnsi="Times New Roman" w:cs="Times New Roman"/>
+          <w:i/>
+          <w:iCs/>
+          <w:sz w:val="24"/>
+          <w:szCs w:val="24"/>
+        </w:rPr>
+        <w:t>Zero-Knowledge Proof</w:t>
+      </w:r>
+      <w:r>
+        <w:rPr>
+          <w:rFonts w:ascii="Times New Roman" w:hAnsi="Times New Roman" w:cs="Times New Roman"/>
+          <w:sz w:val="24"/>
+          <w:szCs w:val="24"/>
+        </w:rPr>
+        <w:t xml:space="preserve"> механизмима.</w:t>
+      </w:r>
+    </w:p>
+    <w:p>
+      <w:pPr>
+        <w:pStyle w:val="Heading2"/>
+        <w:numPr>
+          <w:ilvl w:val="1"/>
+          <w:numId w:val="18"/>
+        </w:numPr>
+        <w:rPr>
+          <w:rFonts w:ascii="Times New Roman" w:hAnsi="Times New Roman" w:cs="Times New Roman"/>
+          <w:lang w:val="en-US"/>
+        </w:rPr>
+      </w:pPr>
+      <w:bookmarkStart w:id="17" w:name="_Toc237631775"/>
+      <w:r>
+        <w:rPr>
+          <w:rFonts w:ascii="Times New Roman" w:hAnsi="Times New Roman" w:cs="Times New Roman"/>
+        </w:rPr>
+        <w:t>Архитектура демонстрационе апликације</w:t>
+      </w:r>
+      <w:bookmarkEnd w:id="17"/>
+    </w:p>
+    <w:p>
+      <w:pPr>
+        <w:ind w:left="288"/>
+        <w:jc w:val="both"/>
+        <w:rPr>
+          <w:rFonts w:ascii="Times New Roman" w:hAnsi="Times New Roman" w:cs="Times New Roman"/>
+          <w:sz w:val="24"/>
+          <w:szCs w:val="24"/>
+        </w:rPr>
+      </w:pPr>
+      <w:r>
+        <w:rPr>
+          <w:rFonts w:ascii="Times New Roman" w:hAnsi="Times New Roman" w:cs="Times New Roman"/>
+          <w:sz w:val="24"/>
+          <w:szCs w:val="24"/>
+        </w:rPr>
+        <w:t>Сваки сервис је имплементиран као независна цјелина са јасн</w:t>
+      </w:r>
+      <w:r>
+        <w:rPr>
+          <w:rFonts w:ascii="Times New Roman" w:hAnsi="Times New Roman" w:cs="Times New Roman"/>
+          <w:sz w:val="24"/>
+          <w:szCs w:val="24"/>
+        </w:rPr>
+        <w:t>им</w:t>
+      </w:r>
+      <w:r>
+        <w:rPr>
+          <w:rFonts w:ascii="Times New Roman" w:hAnsi="Times New Roman" w:cs="Times New Roman"/>
+          <w:sz w:val="24"/>
+          <w:szCs w:val="24"/>
+        </w:rPr>
+        <w:t xml:space="preserve"> одговорностима.</w:t>
+      </w:r>
+      <w:r>
+        <w:rPr>
+          <w:rFonts w:ascii="Times New Roman" w:hAnsi="Times New Roman" w:cs="Times New Roman"/>
+          <w:sz w:val="24"/>
+          <w:szCs w:val="24"/>
+        </w:rPr>
+        <w:t xml:space="preserve"> Сервиси међусобно комуницирају путем </w:t>
+      </w:r>
+      <w:r>
+        <w:rPr>
+          <w:rFonts w:ascii="Times New Roman" w:hAnsi="Times New Roman" w:cs="Times New Roman"/>
+          <w:i/>
+          <w:iCs/>
+          <w:sz w:val="24"/>
+          <w:szCs w:val="24"/>
+        </w:rPr>
+        <w:t>HyperText Transfer Protocol</w:t>
+      </w:r>
+      <w:r>
+        <w:rPr>
+          <w:rFonts w:ascii="Times New Roman" w:hAnsi="Times New Roman" w:cs="Times New Roman"/>
+          <w:i/>
+          <w:iCs/>
+          <w:sz w:val="24"/>
+          <w:szCs w:val="24"/>
+        </w:rPr>
+        <w:t xml:space="preserve"> </w:t>
+      </w:r>
+      <w:r>
+        <w:rPr>
+          <w:rFonts w:ascii="Times New Roman" w:hAnsi="Times New Roman" w:cs="Times New Roman"/>
+          <w:sz w:val="24"/>
+          <w:szCs w:val="24"/>
+        </w:rPr>
+        <w:t>(</w:t>
+      </w:r>
+      <w:r>
+        <w:rPr>
+          <w:rFonts w:ascii="Times New Roman" w:hAnsi="Times New Roman" w:cs="Times New Roman"/>
+          <w:sz w:val="24"/>
+          <w:szCs w:val="24"/>
+          <w:lang w:val="en-US"/>
+        </w:rPr>
+        <w:t>HTTP</w:t>
+      </w:r>
+      <w:r>
+        <w:rPr>
+          <w:rFonts w:ascii="Times New Roman" w:hAnsi="Times New Roman" w:cs="Times New Roman"/>
+          <w:sz w:val="24"/>
+          <w:szCs w:val="24"/>
+        </w:rPr>
+        <w:t xml:space="preserve">) </w:t>
+      </w:r>
+      <w:r>
+        <w:rPr>
+          <w:rFonts w:ascii="Times New Roman" w:hAnsi="Times New Roman" w:cs="Times New Roman"/>
+          <w:sz w:val="24"/>
+          <w:szCs w:val="24"/>
+        </w:rPr>
+        <w:t>захтјева.</w:t>
+      </w:r>
+      <w:r>
+        <w:rPr>
+          <w:rFonts w:ascii="Times New Roman" w:hAnsi="Times New Roman" w:cs="Times New Roman"/>
+          <w:sz w:val="24"/>
+          <w:szCs w:val="24"/>
+        </w:rPr>
+        <w:t xml:space="preserve"> </w:t>
+      </w:r>
+      <w:r>
+        <w:rPr>
+          <w:rFonts w:ascii="Times New Roman" w:hAnsi="Times New Roman" w:cs="Times New Roman"/>
+          <w:sz w:val="24"/>
+          <w:szCs w:val="24"/>
+        </w:rPr>
+        <w:t xml:space="preserve">Архитектура демонстрационе микросервисне апликације приказана је на </w:t>
+      </w:r>
+      <w:r>
+        <w:rPr>
+          <w:rFonts w:ascii="Times New Roman" w:hAnsi="Times New Roman" w:cs="Times New Roman"/>
+          <w:sz w:val="24"/>
+          <w:szCs w:val="24"/>
+        </w:rPr>
+        <w:fldChar w:fldCharType="begin"/>
+      </w:r>
+      <w:r>
+        <w:rPr>
+          <w:rFonts w:ascii="Times New Roman" w:hAnsi="Times New Roman" w:cs="Times New Roman"/>
+          <w:sz w:val="24"/>
+          <w:szCs w:val="24"/>
+        </w:rPr>
+        <w:instrText xml:space="preserve"> REF _Ref237629785 \h </w:instrText>
+      </w:r>
+      <w:r>
+        <w:rPr>
+          <w:rFonts w:ascii="Times New Roman" w:hAnsi="Times New Roman" w:cs="Times New Roman"/>
+          <w:sz w:val="24"/>
+          <w:szCs w:val="24"/>
+        </w:rPr>
+      </w:r>
+      <w:r>
+        <w:rPr>
+          <w:rFonts w:ascii="Times New Roman" w:hAnsi="Times New Roman" w:cs="Times New Roman"/>
+          <w:sz w:val="24"/>
+          <w:szCs w:val="24"/>
+        </w:rPr>
+        <w:instrText xml:space="preserve"> \* MERGEFORMAT </w:instrText>
+      </w:r>
+      <w:r>
+        <w:rPr>
+          <w:rFonts w:ascii="Times New Roman" w:hAnsi="Times New Roman" w:cs="Times New Roman"/>
+          <w:sz w:val="24"/>
+          <w:szCs w:val="24"/>
+        </w:rPr>
+        <w:fldChar w:fldCharType="separate"/>
+      </w:r>
+      <w:r>
+        <w:rPr>
+          <w:rFonts w:ascii="Times New Roman" w:hAnsi="Times New Roman" w:cs="Times New Roman"/>
+          <w:sz w:val="24"/>
+          <w:szCs w:val="24"/>
+        </w:rPr>
+        <w:t>Сли</w:t>
+      </w:r>
+      <w:r>
+        <w:rPr>
+          <w:rFonts w:ascii="Times New Roman" w:hAnsi="Times New Roman" w:cs="Times New Roman"/>
+          <w:sz w:val="24"/>
+          <w:szCs w:val="24"/>
+        </w:rPr>
+        <w:t>ц</w:t>
+      </w:r>
+      <w:r>
+        <w:rPr>
+          <w:rFonts w:ascii="Times New Roman" w:hAnsi="Times New Roman" w:cs="Times New Roman"/>
+          <w:sz w:val="24"/>
+          <w:szCs w:val="24"/>
+        </w:rPr>
+        <w:t>и</w:t>
+      </w:r>
+      <w:r>
+        <w:rPr>
+          <w:rFonts w:ascii="Times New Roman" w:hAnsi="Times New Roman" w:cs="Times New Roman"/>
+          <w:sz w:val="24"/>
+          <w:szCs w:val="24"/>
+        </w:rPr>
+        <w:t xml:space="preserve"> </w:t>
+      </w:r>
+      <w:r>
+        <w:rPr>
+          <w:rFonts w:ascii="Times New Roman" w:hAnsi="Times New Roman" w:cs="Times New Roman"/>
+          <w:noProof/>
+          <w:sz w:val="24"/>
+          <w:szCs w:val="24"/>
+        </w:rPr>
+        <w:t>3</w:t>
+      </w:r>
+      <w:r>
+        <w:rPr>
+          <w:rFonts w:ascii="Times New Roman" w:hAnsi="Times New Roman" w:cs="Times New Roman"/>
+          <w:sz w:val="24"/>
+          <w:szCs w:val="24"/>
+        </w:rPr>
+        <w:fldChar w:fldCharType="end"/>
+      </w:r>
+      <w:r>
+        <w:rPr>
+          <w:rFonts w:ascii="Times New Roman" w:hAnsi="Times New Roman" w:cs="Times New Roman"/>
+          <w:sz w:val="24"/>
+          <w:szCs w:val="24"/>
+        </w:rPr>
+        <w:t>.</w:t>
+      </w:r>
+    </w:p>
+    <w:p>
+      <w:pPr>
+        <w:keepNext/>
+        <w:ind w:left="288"/>
         <w:jc w:val="center"/>
-        <w:rPr>
-          <w:rFonts w:ascii="Times New Roman" w:hAnsi="Times New Roman" w:cs="Times New Roman"/>
-          <w:sz w:val="24"/>
-          <w:szCs w:val="24"/>
-        </w:rPr>
       </w:pPr>
       <w:r>
         <w:rPr>
@@ -21309,12 +22181,13 @@
           <w:noProof/>
           <w:sz w:val="24"/>
           <w:szCs w:val="24"/>
+          <w:lang w:val="en-US"/>
         </w:rPr>
         <w:drawing>
-          <wp:inline distT="0" distB="0" distL="0" distR="0" wp14:anchorId="60D2915D" wp14:editId="0A78F534">
-            <wp:extent cx="991973" cy="1097280"/>
-            <wp:effectExtent l="0" t="0" r="0" b="7620"/>
-            <wp:docPr id="1728391184" name="Picture 4" descr="A black and white logo&#10;&#10;Description automatically generated"/>
+          <wp:inline distT="0" distB="0" distL="0" distR="0" wp14:anchorId="0821B9AE" wp14:editId="3FEA9EA0">
+            <wp:extent cx="5184648" cy="3456432"/>
+            <wp:effectExtent l="0" t="0" r="0" b="0"/>
+            <wp:docPr id="1872427672" name="Picture 2"/>
             <wp:cNvGraphicFramePr>
               <a:graphicFrameLocks xmlns:a="http://schemas.openxmlformats.org/drawingml/2006/main" noChangeAspect="1"/>
             </wp:cNvGraphicFramePr>
@@ -21322,10 +22195,8 @@
               <a:graphicData uri="http://schemas.openxmlformats.org/drawingml/2006/picture">
                 <pic:pic xmlns:pic="http://schemas.openxmlformats.org/drawingml/2006/picture">
                   <pic:nvPicPr>
-                    <pic:cNvPr id="1881707878" name="Picture 4" descr="A black and white logo&#10;&#10;Description automatically generated"/>
-                    <pic:cNvPicPr>
-                      <a:picLocks noChangeAspect="1" noChangeArrowheads="1"/>
-                    </pic:cNvPicPr>
+                    <pic:cNvPr id="1872427672" name="Picture 1872427672"/>
+                    <pic:cNvPicPr/>
                   </pic:nvPicPr>
                   <pic:blipFill>
                     <a:blip r:embed="rId33" cstate="print">
@@ -21335,23 +22206,18 @@
                         </a:ext>
                       </a:extLst>
                     </a:blip>
-                    <a:srcRect/>
                     <a:stretch>
                       <a:fillRect/>
                     </a:stretch>
                   </pic:blipFill>
-                  <pic:spPr bwMode="auto">
+                  <pic:spPr>
                     <a:xfrm>
                       <a:off x="0" y="0"/>
-                      <a:ext cx="991973" cy="1097280"/>
+                      <a:ext cx="5184648" cy="3456432"/>
                     </a:xfrm>
                     <a:prstGeom prst="rect">
                       <a:avLst/>
                     </a:prstGeom>
-                    <a:noFill/>
-                    <a:ln>
-                      <a:noFill/>
-                    </a:ln>
                   </pic:spPr>
                 </pic:pic>
               </a:graphicData>
@@ -21362,86 +22228,118 @@
     </w:p>
     <w:p>
       <w:pPr>
+        <w:pStyle w:val="Caption"/>
         <w:jc w:val="center"/>
         <w:rPr>
           <w:rFonts w:ascii="Times New Roman" w:hAnsi="Times New Roman" w:cs="Times New Roman"/>
-          <w:sz w:val="24"/>
-          <w:szCs w:val="24"/>
-        </w:rPr>
-      </w:pPr>
-      <w:r>
-        <w:rPr>
-          <w:rFonts w:ascii="Times New Roman" w:hAnsi="Times New Roman" w:cs="Times New Roman"/>
-          <w:sz w:val="24"/>
-          <w:szCs w:val="24"/>
-        </w:rPr>
-        <w:t>Слика 3.1. Лого Факултета техничких наука</w:t>
+          <w:i w:val="0"/>
+          <w:iCs w:val="0"/>
+          <w:sz w:val="24"/>
+          <w:szCs w:val="24"/>
+          <w:lang w:val="en-US"/>
+        </w:rPr>
+      </w:pPr>
+      <w:bookmarkStart w:id="18" w:name="_Ref237629785"/>
+      <w:r>
+        <w:rPr>
+          <w:rFonts w:ascii="Times New Roman" w:hAnsi="Times New Roman" w:cs="Times New Roman"/>
+          <w:i w:val="0"/>
+          <w:iCs w:val="0"/>
+          <w:sz w:val="24"/>
+          <w:szCs w:val="24"/>
+        </w:rPr>
+        <w:t xml:space="preserve">Слика </w:t>
+      </w:r>
+      <w:r>
+        <w:rPr>
+          <w:rFonts w:ascii="Times New Roman" w:hAnsi="Times New Roman" w:cs="Times New Roman"/>
+          <w:i w:val="0"/>
+          <w:iCs w:val="0"/>
+          <w:sz w:val="24"/>
+          <w:szCs w:val="24"/>
+        </w:rPr>
+        <w:fldChar w:fldCharType="begin"/>
+      </w:r>
+      <w:r>
+        <w:rPr>
+          <w:rFonts w:ascii="Times New Roman" w:hAnsi="Times New Roman" w:cs="Times New Roman"/>
+          <w:i w:val="0"/>
+          <w:iCs w:val="0"/>
+          <w:sz w:val="24"/>
+          <w:szCs w:val="24"/>
+        </w:rPr>
+        <w:instrText xml:space="preserve"> SEQ Слика \* ARABIC </w:instrText>
+      </w:r>
+      <w:r>
+        <w:rPr>
+          <w:rFonts w:ascii="Times New Roman" w:hAnsi="Times New Roman" w:cs="Times New Roman"/>
+          <w:i w:val="0"/>
+          <w:iCs w:val="0"/>
+          <w:sz w:val="24"/>
+          <w:szCs w:val="24"/>
+        </w:rPr>
+        <w:fldChar w:fldCharType="separate"/>
+      </w:r>
+      <w:r>
+        <w:rPr>
+          <w:rFonts w:ascii="Times New Roman" w:hAnsi="Times New Roman" w:cs="Times New Roman"/>
+          <w:i w:val="0"/>
+          <w:iCs w:val="0"/>
+          <w:noProof/>
+          <w:sz w:val="24"/>
+          <w:szCs w:val="24"/>
+        </w:rPr>
+        <w:t>3</w:t>
+      </w:r>
+      <w:r>
+        <w:rPr>
+          <w:rFonts w:ascii="Times New Roman" w:hAnsi="Times New Roman" w:cs="Times New Roman"/>
+          <w:i w:val="0"/>
+          <w:iCs w:val="0"/>
+          <w:sz w:val="24"/>
+          <w:szCs w:val="24"/>
+        </w:rPr>
+        <w:fldChar w:fldCharType="end"/>
+      </w:r>
+      <w:bookmarkEnd w:id="18"/>
+      <w:r>
+        <w:rPr>
+          <w:rFonts w:ascii="Times New Roman" w:hAnsi="Times New Roman" w:cs="Times New Roman"/>
+          <w:i w:val="0"/>
+          <w:iCs w:val="0"/>
+          <w:sz w:val="24"/>
+          <w:szCs w:val="24"/>
+          <w:lang w:val="ru-RU"/>
+        </w:rPr>
+        <w:t xml:space="preserve">. </w:t>
+      </w:r>
+      <w:r>
+        <w:rPr>
+          <w:rFonts w:ascii="Times New Roman" w:hAnsi="Times New Roman" w:cs="Times New Roman"/>
+          <w:i w:val="0"/>
+          <w:iCs w:val="0"/>
+          <w:sz w:val="24"/>
+          <w:szCs w:val="24"/>
+        </w:rPr>
+        <w:t>Архитектура демонстрационе апликације</w:t>
       </w:r>
     </w:p>
     <w:p>
       <w:pPr>
-        <w:jc w:val="both"/>
-        <w:rPr>
-          <w:rFonts w:ascii="Times New Roman" w:hAnsi="Times New Roman" w:cs="Times New Roman"/>
-          <w:sz w:val="24"/>
-          <w:szCs w:val="24"/>
-        </w:rPr>
-      </w:pPr>
-      <w:r>
-        <w:rPr>
-          <w:rFonts w:ascii="Times New Roman" w:hAnsi="Times New Roman" w:cs="Times New Roman"/>
-          <w:sz w:val="24"/>
-          <w:szCs w:val="24"/>
-        </w:rPr>
-        <w:t>Слику</w:t>
-      </w:r>
-      <w:r>
-        <w:rPr>
-          <w:rFonts w:ascii="Times New Roman" w:hAnsi="Times New Roman" w:cs="Times New Roman"/>
-          <w:sz w:val="24"/>
-          <w:szCs w:val="24"/>
-        </w:rPr>
-        <w:t xml:space="preserve"> или графикон</w:t>
-      </w:r>
-      <w:r>
-        <w:rPr>
-          <w:rFonts w:ascii="Times New Roman" w:hAnsi="Times New Roman" w:cs="Times New Roman"/>
-          <w:sz w:val="24"/>
-          <w:szCs w:val="24"/>
-        </w:rPr>
-        <w:t xml:space="preserve"> </w:t>
-      </w:r>
-      <w:r>
-        <w:rPr>
-          <w:rFonts w:ascii="Times New Roman" w:hAnsi="Times New Roman" w:cs="Times New Roman"/>
-          <w:sz w:val="24"/>
-          <w:szCs w:val="24"/>
-        </w:rPr>
-        <w:t xml:space="preserve">заједно са </w:t>
-      </w:r>
-      <w:r>
-        <w:rPr>
-          <w:rFonts w:ascii="Times New Roman" w:hAnsi="Times New Roman" w:cs="Times New Roman"/>
-          <w:sz w:val="24"/>
-          <w:szCs w:val="24"/>
-        </w:rPr>
-        <w:t>наслов</w:t>
-      </w:r>
-      <w:r>
-        <w:rPr>
-          <w:rFonts w:ascii="Times New Roman" w:hAnsi="Times New Roman" w:cs="Times New Roman"/>
-          <w:sz w:val="24"/>
-          <w:szCs w:val="24"/>
-        </w:rPr>
-        <w:t>ом</w:t>
-      </w:r>
-      <w:r>
-        <w:rPr>
-          <w:rFonts w:ascii="Times New Roman" w:hAnsi="Times New Roman" w:cs="Times New Roman"/>
-          <w:sz w:val="24"/>
-          <w:szCs w:val="24"/>
-        </w:rPr>
-        <w:t xml:space="preserve"> могуће је ставити у оквиру објекта </w:t>
+        <w:ind w:left="288"/>
+        <w:rPr>
+          <w:rFonts w:ascii="Times New Roman" w:hAnsi="Times New Roman" w:cs="Times New Roman"/>
+          <w:sz w:val="24"/>
+          <w:szCs w:val="24"/>
+        </w:rPr>
+      </w:pPr>
+      <w:r>
+        <w:rPr>
+          <w:rFonts w:ascii="Times New Roman" w:hAnsi="Times New Roman" w:cs="Times New Roman"/>
+          <w:sz w:val="24"/>
+          <w:szCs w:val="24"/>
+        </w:rPr>
+        <w:t xml:space="preserve">Клијент комуницира искључиво са </w:t>
       </w:r>
       <w:r>
         <w:rPr>
@@ -21451,2404 +22349,1388 @@
           <w:sz w:val="24"/>
           <w:szCs w:val="24"/>
         </w:rPr>
-        <w:t>Text Box</w:t>
-      </w:r>
-      <w:r>
-        <w:rPr>
-          <w:rFonts w:ascii="Times New Roman" w:hAnsi="Times New Roman" w:cs="Times New Roman"/>
-          <w:sz w:val="24"/>
-          <w:szCs w:val="24"/>
-        </w:rPr>
-        <w:t xml:space="preserve"> како би било могуће преломити текст поставком тог објекта на дно или врх странице, као што је то урађено са Сликом 3.2. </w:t>
+        <w:t>OrderService</w:t>
+      </w:r>
+      <w:r>
+        <w:rPr>
+          <w:rFonts w:ascii="Times New Roman" w:hAnsi="Times New Roman" w:cs="Times New Roman"/>
+          <w:sz w:val="24"/>
+          <w:szCs w:val="24"/>
+        </w:rPr>
+        <w:t xml:space="preserve"> сервисом, док се даља комуникација одвија између сервиса унутар система. Приликом упућивања захтјева ка другом сервису примјењује се механизам аутентификације заснован на ZKP доказима. Сервис који прима захтјев провјерава приложени доказ прије извршавања захтијеване операције. На овај начин аутентификациони механизам може бити интегрисан у комуникацију између сервиса без мијешања са њиховом основном пословном логиком.</w:t>
       </w:r>
     </w:p>
     <w:p>
       <w:pPr>
-        <w:jc w:val="both"/>
-        <w:rPr>
-          <w:rFonts w:ascii="Times New Roman" w:hAnsi="Times New Roman" w:cs="Times New Roman"/>
-          <w:sz w:val="24"/>
-          <w:szCs w:val="24"/>
-        </w:rPr>
-      </w:pPr>
-      <w:r>
-        <w:rPr>
-          <w:rFonts w:ascii="Times New Roman" w:hAnsi="Times New Roman" w:cs="Times New Roman"/>
-          <w:sz w:val="24"/>
-          <w:szCs w:val="24"/>
-        </w:rPr>
-        <w:t>Уколико је потребно референцирати више слика</w:t>
-      </w:r>
-      <w:r>
-        <w:rPr>
-          <w:rFonts w:ascii="Times New Roman" w:hAnsi="Times New Roman" w:cs="Times New Roman"/>
-          <w:sz w:val="24"/>
-          <w:szCs w:val="24"/>
-        </w:rPr>
-        <w:t xml:space="preserve">, </w:t>
-      </w:r>
-      <w:r>
-        <w:rPr>
-          <w:rFonts w:ascii="Times New Roman" w:hAnsi="Times New Roman" w:cs="Times New Roman"/>
-          <w:sz w:val="24"/>
-          <w:szCs w:val="24"/>
-        </w:rPr>
-        <w:t>графикона</w:t>
-      </w:r>
-      <w:r>
-        <w:rPr>
-          <w:rFonts w:ascii="Times New Roman" w:hAnsi="Times New Roman" w:cs="Times New Roman"/>
-          <w:sz w:val="24"/>
-          <w:szCs w:val="24"/>
-        </w:rPr>
-        <w:t xml:space="preserve">, </w:t>
-      </w:r>
-      <w:r>
-        <w:rPr>
-          <w:rFonts w:ascii="Times New Roman" w:hAnsi="Times New Roman" w:cs="Times New Roman"/>
-          <w:sz w:val="24"/>
-          <w:szCs w:val="24"/>
-        </w:rPr>
-        <w:t>табела</w:t>
-      </w:r>
-      <w:r>
-        <w:rPr>
-          <w:rFonts w:ascii="Times New Roman" w:hAnsi="Times New Roman" w:cs="Times New Roman"/>
-          <w:sz w:val="24"/>
-          <w:szCs w:val="24"/>
-        </w:rPr>
-        <w:t xml:space="preserve"> или </w:t>
-      </w:r>
-      <w:r>
-        <w:rPr>
-          <w:rFonts w:ascii="Times New Roman" w:hAnsi="Times New Roman" w:cs="Times New Roman"/>
-          <w:sz w:val="24"/>
-          <w:szCs w:val="24"/>
-        </w:rPr>
-        <w:t>листинга одједном, могуће је урадити на следећи начин:</w:t>
-      </w:r>
+        <w:pStyle w:val="Heading2"/>
+        <w:rPr>
+          <w:rFonts w:ascii="Times New Roman" w:hAnsi="Times New Roman" w:cs="Times New Roman"/>
+        </w:rPr>
+      </w:pPr>
+      <w:bookmarkStart w:id="19" w:name="_Toc237631776"/>
+      <w:r>
+        <w:rPr>
+          <w:rFonts w:ascii="Times New Roman" w:hAnsi="Times New Roman" w:cs="Times New Roman"/>
+        </w:rPr>
+        <w:t>Импле</w:t>
+      </w:r>
+      <w:r>
+        <w:rPr>
+          <w:rFonts w:ascii="Times New Roman" w:hAnsi="Times New Roman" w:cs="Times New Roman"/>
+        </w:rPr>
+        <w:t>ментација демонстрационе апликације</w:t>
+      </w:r>
+      <w:bookmarkEnd w:id="19"/>
     </w:p>
     <w:p>
       <w:pPr>
-        <w:pStyle w:val="ListParagraph"/>
-        <w:numPr>
-          <w:ilvl w:val="0"/>
-          <w:numId w:val="4"/>
-        </w:numPr>
+        <w:spacing w:before="100" w:beforeAutospacing="1" w:after="100" w:afterAutospacing="1" w:line="240" w:lineRule="auto"/>
+        <w:ind w:left="288"/>
         <w:jc w:val="both"/>
         <w:rPr>
-          <w:rFonts w:ascii="Times New Roman" w:hAnsi="Times New Roman" w:cs="Times New Roman"/>
-          <w:sz w:val="24"/>
-          <w:szCs w:val="24"/>
-        </w:rPr>
-      </w:pPr>
-      <w:r>
-        <w:rPr>
-          <w:rFonts w:ascii="Times New Roman" w:hAnsi="Times New Roman" w:cs="Times New Roman"/>
-          <w:sz w:val="24"/>
-          <w:szCs w:val="24"/>
-        </w:rPr>
-        <w:t>Референцирање две ставке (нпр. …у Табелама 2.4 и 2.5…)</w:t>
+          <w:rFonts w:ascii="Times New Roman" w:eastAsia="Times New Roman" w:hAnsi="Times New Roman" w:cs="Times New Roman"/>
+          <w:kern w:val="0"/>
+          <w:sz w:val="24"/>
+          <w:szCs w:val="24"/>
+          <w:lang w:val="ru-RU"/>
+          <w14:ligatures w14:val="none"/>
+        </w:rPr>
+      </w:pPr>
+      <w:proofErr w:type="spellStart"/>
+      <w:r>
+        <w:rPr>
+          <w:rFonts w:ascii="Times New Roman" w:eastAsia="Times New Roman" w:hAnsi="Times New Roman" w:cs="Times New Roman"/>
+          <w:kern w:val="0"/>
+          <w:sz w:val="24"/>
+          <w:szCs w:val="24"/>
+          <w:lang w:val="ru-RU"/>
+          <w14:ligatures w14:val="none"/>
+        </w:rPr>
+        <w:t>Микросервисна</w:t>
+      </w:r>
+      <w:proofErr w:type="spellEnd"/>
+      <w:r>
+        <w:rPr>
+          <w:rFonts w:ascii="Times New Roman" w:eastAsia="Times New Roman" w:hAnsi="Times New Roman" w:cs="Times New Roman"/>
+          <w:kern w:val="0"/>
+          <w:sz w:val="24"/>
+          <w:szCs w:val="24"/>
+          <w:lang w:val="ru-RU"/>
+          <w14:ligatures w14:val="none"/>
+        </w:rPr>
+        <w:t xml:space="preserve"> </w:t>
+      </w:r>
+      <w:proofErr w:type="spellStart"/>
+      <w:r>
+        <w:rPr>
+          <w:rFonts w:ascii="Times New Roman" w:eastAsia="Times New Roman" w:hAnsi="Times New Roman" w:cs="Times New Roman"/>
+          <w:kern w:val="0"/>
+          <w:sz w:val="24"/>
+          <w:szCs w:val="24"/>
+          <w:lang w:val="ru-RU"/>
+          <w14:ligatures w14:val="none"/>
+        </w:rPr>
+        <w:t>апликација</w:t>
+      </w:r>
+      <w:proofErr w:type="spellEnd"/>
+      <w:r>
+        <w:rPr>
+          <w:rFonts w:ascii="Times New Roman" w:eastAsia="Times New Roman" w:hAnsi="Times New Roman" w:cs="Times New Roman"/>
+          <w:kern w:val="0"/>
+          <w:sz w:val="24"/>
+          <w:szCs w:val="24"/>
+          <w:lang w:val="ru-RU"/>
+          <w14:ligatures w14:val="none"/>
+        </w:rPr>
+        <w:t xml:space="preserve"> </w:t>
+      </w:r>
+      <w:proofErr w:type="spellStart"/>
+      <w:r>
+        <w:rPr>
+          <w:rFonts w:ascii="Times New Roman" w:eastAsia="Times New Roman" w:hAnsi="Times New Roman" w:cs="Times New Roman"/>
+          <w:kern w:val="0"/>
+          <w:sz w:val="24"/>
+          <w:szCs w:val="24"/>
+          <w:lang w:val="ru-RU"/>
+          <w14:ligatures w14:val="none"/>
+        </w:rPr>
+        <w:t>имплементирана</w:t>
+      </w:r>
+      <w:proofErr w:type="spellEnd"/>
+      <w:r>
+        <w:rPr>
+          <w:rFonts w:ascii="Times New Roman" w:eastAsia="Times New Roman" w:hAnsi="Times New Roman" w:cs="Times New Roman"/>
+          <w:kern w:val="0"/>
+          <w:sz w:val="24"/>
+          <w:szCs w:val="24"/>
+          <w:lang w:val="ru-RU"/>
+          <w14:ligatures w14:val="none"/>
+        </w:rPr>
+        <w:t xml:space="preserve"> </w:t>
+      </w:r>
+      <w:proofErr w:type="spellStart"/>
+      <w:r>
+        <w:rPr>
+          <w:rFonts w:ascii="Times New Roman" w:eastAsia="Times New Roman" w:hAnsi="Times New Roman" w:cs="Times New Roman"/>
+          <w:kern w:val="0"/>
+          <w:sz w:val="24"/>
+          <w:szCs w:val="24"/>
+          <w:lang w:val="ru-RU"/>
+          <w14:ligatures w14:val="none"/>
+        </w:rPr>
+        <w:t>је</w:t>
+      </w:r>
+      <w:proofErr w:type="spellEnd"/>
+      <w:r>
+        <w:rPr>
+          <w:rFonts w:ascii="Times New Roman" w:eastAsia="Times New Roman" w:hAnsi="Times New Roman" w:cs="Times New Roman"/>
+          <w:kern w:val="0"/>
+          <w:sz w:val="24"/>
+          <w:szCs w:val="24"/>
+          <w:lang w:val="ru-RU"/>
+          <w14:ligatures w14:val="none"/>
+        </w:rPr>
+        <w:t xml:space="preserve"> у </w:t>
+      </w:r>
+      <w:proofErr w:type="spellStart"/>
+      <w:r>
+        <w:rPr>
+          <w:rFonts w:ascii="Times New Roman" w:eastAsia="Times New Roman" w:hAnsi="Times New Roman" w:cs="Times New Roman"/>
+          <w:kern w:val="0"/>
+          <w:sz w:val="24"/>
+          <w:szCs w:val="24"/>
+          <w:lang w:val="ru-RU"/>
+          <w14:ligatures w14:val="none"/>
+        </w:rPr>
+        <w:t>програмском</w:t>
+      </w:r>
+      <w:proofErr w:type="spellEnd"/>
+      <w:r>
+        <w:rPr>
+          <w:rFonts w:ascii="Times New Roman" w:eastAsia="Times New Roman" w:hAnsi="Times New Roman" w:cs="Times New Roman"/>
+          <w:kern w:val="0"/>
+          <w:sz w:val="24"/>
+          <w:szCs w:val="24"/>
+          <w:lang w:val="ru-RU"/>
+          <w14:ligatures w14:val="none"/>
+        </w:rPr>
+        <w:t xml:space="preserve"> </w:t>
+      </w:r>
+      <w:proofErr w:type="spellStart"/>
+      <w:r>
+        <w:rPr>
+          <w:rFonts w:ascii="Times New Roman" w:eastAsia="Times New Roman" w:hAnsi="Times New Roman" w:cs="Times New Roman"/>
+          <w:kern w:val="0"/>
+          <w:sz w:val="24"/>
+          <w:szCs w:val="24"/>
+          <w:lang w:val="ru-RU"/>
+          <w14:ligatures w14:val="none"/>
+        </w:rPr>
+        <w:t>језику</w:t>
+      </w:r>
+      <w:proofErr w:type="spellEnd"/>
+      <w:r>
+        <w:rPr>
+          <w:rFonts w:ascii="Times New Roman" w:eastAsia="Times New Roman" w:hAnsi="Times New Roman" w:cs="Times New Roman"/>
+          <w:kern w:val="0"/>
+          <w:sz w:val="24"/>
+          <w:szCs w:val="24"/>
+          <w:lang w:val="ru-RU"/>
+          <w14:ligatures w14:val="none"/>
+        </w:rPr>
+        <w:t xml:space="preserve"> </w:t>
+      </w:r>
+      <w:r>
+        <w:rPr>
+          <w:rFonts w:ascii="Times New Roman" w:eastAsia="Times New Roman" w:hAnsi="Times New Roman" w:cs="Times New Roman"/>
+          <w:i/>
+          <w:iCs/>
+          <w:kern w:val="0"/>
+          <w:sz w:val="24"/>
+          <w:szCs w:val="24"/>
+          <w:lang w:val="en-US"/>
+          <w14:ligatures w14:val="none"/>
+        </w:rPr>
+        <w:t>Rust</w:t>
+      </w:r>
+      <w:r>
+        <w:rPr>
+          <w:rFonts w:ascii="Times New Roman" w:eastAsia="Times New Roman" w:hAnsi="Times New Roman" w:cs="Times New Roman"/>
+          <w:kern w:val="0"/>
+          <w:sz w:val="24"/>
+          <w:szCs w:val="24"/>
+          <w:lang w:val="ru-RU"/>
+          <w14:ligatures w14:val="none"/>
+        </w:rPr>
+        <w:t xml:space="preserve">. За </w:t>
+      </w:r>
+      <w:proofErr w:type="spellStart"/>
+      <w:r>
+        <w:rPr>
+          <w:rFonts w:ascii="Times New Roman" w:eastAsia="Times New Roman" w:hAnsi="Times New Roman" w:cs="Times New Roman"/>
+          <w:kern w:val="0"/>
+          <w:sz w:val="24"/>
+          <w:szCs w:val="24"/>
+          <w:lang w:val="ru-RU"/>
+          <w14:ligatures w14:val="none"/>
+        </w:rPr>
+        <w:t>организацију</w:t>
+      </w:r>
+      <w:proofErr w:type="spellEnd"/>
+      <w:r>
+        <w:rPr>
+          <w:rFonts w:ascii="Times New Roman" w:eastAsia="Times New Roman" w:hAnsi="Times New Roman" w:cs="Times New Roman"/>
+          <w:kern w:val="0"/>
+          <w:sz w:val="24"/>
+          <w:szCs w:val="24"/>
+          <w:lang w:val="ru-RU"/>
+          <w14:ligatures w14:val="none"/>
+        </w:rPr>
+        <w:t xml:space="preserve"> </w:t>
+      </w:r>
+      <w:proofErr w:type="spellStart"/>
+      <w:r>
+        <w:rPr>
+          <w:rFonts w:ascii="Times New Roman" w:eastAsia="Times New Roman" w:hAnsi="Times New Roman" w:cs="Times New Roman"/>
+          <w:kern w:val="0"/>
+          <w:sz w:val="24"/>
+          <w:szCs w:val="24"/>
+          <w:lang w:val="ru-RU"/>
+          <w14:ligatures w14:val="none"/>
+        </w:rPr>
+        <w:t>пројекта</w:t>
+      </w:r>
+      <w:proofErr w:type="spellEnd"/>
+      <w:r>
+        <w:rPr>
+          <w:rFonts w:ascii="Times New Roman" w:eastAsia="Times New Roman" w:hAnsi="Times New Roman" w:cs="Times New Roman"/>
+          <w:kern w:val="0"/>
+          <w:sz w:val="24"/>
+          <w:szCs w:val="24"/>
+          <w:lang w:val="ru-RU"/>
+          <w14:ligatures w14:val="none"/>
+        </w:rPr>
+        <w:t xml:space="preserve"> </w:t>
+      </w:r>
+      <w:proofErr w:type="spellStart"/>
+      <w:r>
+        <w:rPr>
+          <w:rFonts w:ascii="Times New Roman" w:eastAsia="Times New Roman" w:hAnsi="Times New Roman" w:cs="Times New Roman"/>
+          <w:kern w:val="0"/>
+          <w:sz w:val="24"/>
+          <w:szCs w:val="24"/>
+          <w:lang w:val="ru-RU"/>
+          <w14:ligatures w14:val="none"/>
+        </w:rPr>
+        <w:t>кориштен</w:t>
+      </w:r>
+      <w:proofErr w:type="spellEnd"/>
+      <w:r>
+        <w:rPr>
+          <w:rFonts w:ascii="Times New Roman" w:eastAsia="Times New Roman" w:hAnsi="Times New Roman" w:cs="Times New Roman"/>
+          <w:kern w:val="0"/>
+          <w:sz w:val="24"/>
+          <w:szCs w:val="24"/>
+          <w:lang w:val="ru-RU"/>
+          <w14:ligatures w14:val="none"/>
+        </w:rPr>
+        <w:t xml:space="preserve"> </w:t>
+      </w:r>
+      <w:proofErr w:type="spellStart"/>
+      <w:r>
+        <w:rPr>
+          <w:rFonts w:ascii="Times New Roman" w:eastAsia="Times New Roman" w:hAnsi="Times New Roman" w:cs="Times New Roman"/>
+          <w:kern w:val="0"/>
+          <w:sz w:val="24"/>
+          <w:szCs w:val="24"/>
+          <w:lang w:val="ru-RU"/>
+          <w14:ligatures w14:val="none"/>
+        </w:rPr>
+        <w:t>је</w:t>
+      </w:r>
+      <w:proofErr w:type="spellEnd"/>
+      <w:r>
+        <w:rPr>
+          <w:rFonts w:ascii="Times New Roman" w:eastAsia="Times New Roman" w:hAnsi="Times New Roman" w:cs="Times New Roman"/>
+          <w:kern w:val="0"/>
+          <w:sz w:val="24"/>
+          <w:szCs w:val="24"/>
+          <w:lang w:val="ru-RU"/>
+          <w14:ligatures w14:val="none"/>
+        </w:rPr>
+        <w:t xml:space="preserve"> </w:t>
+      </w:r>
+      <w:r>
+        <w:rPr>
+          <w:rFonts w:ascii="Times New Roman" w:eastAsia="Times New Roman" w:hAnsi="Times New Roman" w:cs="Times New Roman"/>
+          <w:i/>
+          <w:iCs/>
+          <w:kern w:val="0"/>
+          <w:sz w:val="24"/>
+          <w:szCs w:val="24"/>
+          <w:lang w:val="en-US"/>
+          <w14:ligatures w14:val="none"/>
+        </w:rPr>
+        <w:t>Cargo</w:t>
+      </w:r>
+      <w:r>
+        <w:rPr>
+          <w:rFonts w:ascii="Times New Roman" w:eastAsia="Times New Roman" w:hAnsi="Times New Roman" w:cs="Times New Roman"/>
+          <w:i/>
+          <w:iCs/>
+          <w:kern w:val="0"/>
+          <w:sz w:val="24"/>
+          <w:szCs w:val="24"/>
+          <w:lang w:val="ru-RU"/>
+          <w14:ligatures w14:val="none"/>
+        </w:rPr>
+        <w:t xml:space="preserve"> </w:t>
+      </w:r>
+      <w:r>
+        <w:rPr>
+          <w:rFonts w:ascii="Times New Roman" w:eastAsia="Times New Roman" w:hAnsi="Times New Roman" w:cs="Times New Roman"/>
+          <w:i/>
+          <w:iCs/>
+          <w:kern w:val="0"/>
+          <w:sz w:val="24"/>
+          <w:szCs w:val="24"/>
+          <w:lang w:val="en-US"/>
+          <w14:ligatures w14:val="none"/>
+        </w:rPr>
+        <w:t>workspace</w:t>
+      </w:r>
+      <w:r>
+        <w:rPr>
+          <w:rFonts w:ascii="Times New Roman" w:eastAsia="Times New Roman" w:hAnsi="Times New Roman" w:cs="Times New Roman"/>
+          <w:kern w:val="0"/>
+          <w:sz w:val="24"/>
+          <w:szCs w:val="24"/>
+          <w:lang w:val="ru-RU"/>
+          <w14:ligatures w14:val="none"/>
+        </w:rPr>
+        <w:t xml:space="preserve">, </w:t>
+      </w:r>
+      <w:proofErr w:type="spellStart"/>
+      <w:r>
+        <w:rPr>
+          <w:rFonts w:ascii="Times New Roman" w:eastAsia="Times New Roman" w:hAnsi="Times New Roman" w:cs="Times New Roman"/>
+          <w:kern w:val="0"/>
+          <w:sz w:val="24"/>
+          <w:szCs w:val="24"/>
+          <w:lang w:val="ru-RU"/>
+          <w14:ligatures w14:val="none"/>
+        </w:rPr>
+        <w:t>који</w:t>
+      </w:r>
+      <w:proofErr w:type="spellEnd"/>
+      <w:r>
+        <w:rPr>
+          <w:rFonts w:ascii="Times New Roman" w:eastAsia="Times New Roman" w:hAnsi="Times New Roman" w:cs="Times New Roman"/>
+          <w:kern w:val="0"/>
+          <w:sz w:val="24"/>
+          <w:szCs w:val="24"/>
+          <w:lang w:val="ru-RU"/>
+          <w14:ligatures w14:val="none"/>
+        </w:rPr>
+        <w:t xml:space="preserve"> </w:t>
+      </w:r>
+      <w:proofErr w:type="spellStart"/>
+      <w:r>
+        <w:rPr>
+          <w:rFonts w:ascii="Times New Roman" w:eastAsia="Times New Roman" w:hAnsi="Times New Roman" w:cs="Times New Roman"/>
+          <w:kern w:val="0"/>
+          <w:sz w:val="24"/>
+          <w:szCs w:val="24"/>
+          <w:lang w:val="ru-RU"/>
+          <w14:ligatures w14:val="none"/>
+        </w:rPr>
+        <w:t>омогућава</w:t>
+      </w:r>
+      <w:proofErr w:type="spellEnd"/>
+      <w:r>
+        <w:rPr>
+          <w:rFonts w:ascii="Times New Roman" w:eastAsia="Times New Roman" w:hAnsi="Times New Roman" w:cs="Times New Roman"/>
+          <w:kern w:val="0"/>
+          <w:sz w:val="24"/>
+          <w:szCs w:val="24"/>
+          <w:lang w:val="ru-RU"/>
+          <w14:ligatures w14:val="none"/>
+        </w:rPr>
+        <w:t xml:space="preserve"> </w:t>
+      </w:r>
+      <w:proofErr w:type="spellStart"/>
+      <w:r>
+        <w:rPr>
+          <w:rFonts w:ascii="Times New Roman" w:eastAsia="Times New Roman" w:hAnsi="Times New Roman" w:cs="Times New Roman"/>
+          <w:kern w:val="0"/>
+          <w:sz w:val="24"/>
+          <w:szCs w:val="24"/>
+          <w:lang w:val="ru-RU"/>
+          <w14:ligatures w14:val="none"/>
+        </w:rPr>
+        <w:t>организовање</w:t>
+      </w:r>
+      <w:proofErr w:type="spellEnd"/>
+      <w:r>
+        <w:rPr>
+          <w:rFonts w:ascii="Times New Roman" w:eastAsia="Times New Roman" w:hAnsi="Times New Roman" w:cs="Times New Roman"/>
+          <w:kern w:val="0"/>
+          <w:sz w:val="24"/>
+          <w:szCs w:val="24"/>
+          <w:lang w:val="ru-RU"/>
+          <w14:ligatures w14:val="none"/>
+        </w:rPr>
+        <w:t xml:space="preserve"> </w:t>
+      </w:r>
+      <w:proofErr w:type="spellStart"/>
+      <w:r>
+        <w:rPr>
+          <w:rFonts w:ascii="Times New Roman" w:eastAsia="Times New Roman" w:hAnsi="Times New Roman" w:cs="Times New Roman"/>
+          <w:kern w:val="0"/>
+          <w:sz w:val="24"/>
+          <w:szCs w:val="24"/>
+          <w:lang w:val="ru-RU"/>
+          <w14:ligatures w14:val="none"/>
+        </w:rPr>
+        <w:t>више</w:t>
+      </w:r>
+      <w:proofErr w:type="spellEnd"/>
+      <w:r>
+        <w:rPr>
+          <w:rFonts w:ascii="Times New Roman" w:eastAsia="Times New Roman" w:hAnsi="Times New Roman" w:cs="Times New Roman"/>
+          <w:kern w:val="0"/>
+          <w:sz w:val="24"/>
+          <w:szCs w:val="24"/>
+          <w:lang w:val="ru-RU"/>
+          <w14:ligatures w14:val="none"/>
+        </w:rPr>
+        <w:t xml:space="preserve"> </w:t>
+      </w:r>
+      <w:proofErr w:type="spellStart"/>
+      <w:r>
+        <w:rPr>
+          <w:rFonts w:ascii="Times New Roman" w:eastAsia="Times New Roman" w:hAnsi="Times New Roman" w:cs="Times New Roman"/>
+          <w:kern w:val="0"/>
+          <w:sz w:val="24"/>
+          <w:szCs w:val="24"/>
+          <w:lang w:val="ru-RU"/>
+          <w14:ligatures w14:val="none"/>
+        </w:rPr>
+        <w:t>међусобно</w:t>
+      </w:r>
+      <w:proofErr w:type="spellEnd"/>
+      <w:r>
+        <w:rPr>
+          <w:rFonts w:ascii="Times New Roman" w:eastAsia="Times New Roman" w:hAnsi="Times New Roman" w:cs="Times New Roman"/>
+          <w:kern w:val="0"/>
+          <w:sz w:val="24"/>
+          <w:szCs w:val="24"/>
+          <w:lang w:val="ru-RU"/>
+          <w14:ligatures w14:val="none"/>
+        </w:rPr>
+        <w:t xml:space="preserve"> </w:t>
+      </w:r>
+      <w:proofErr w:type="spellStart"/>
+      <w:r>
+        <w:rPr>
+          <w:rFonts w:ascii="Times New Roman" w:eastAsia="Times New Roman" w:hAnsi="Times New Roman" w:cs="Times New Roman"/>
+          <w:kern w:val="0"/>
+          <w:sz w:val="24"/>
+          <w:szCs w:val="24"/>
+          <w:lang w:val="ru-RU"/>
+          <w14:ligatures w14:val="none"/>
+        </w:rPr>
+        <w:t>повезаних</w:t>
+      </w:r>
+      <w:proofErr w:type="spellEnd"/>
+      <w:r>
+        <w:rPr>
+          <w:rFonts w:ascii="Times New Roman" w:eastAsia="Times New Roman" w:hAnsi="Times New Roman" w:cs="Times New Roman"/>
+          <w:kern w:val="0"/>
+          <w:sz w:val="24"/>
+          <w:szCs w:val="24"/>
+          <w:lang w:val="ru-RU"/>
+          <w14:ligatures w14:val="none"/>
+        </w:rPr>
+        <w:t xml:space="preserve"> </w:t>
+      </w:r>
+      <w:r>
+        <w:rPr>
+          <w:rFonts w:ascii="Times New Roman" w:eastAsia="Times New Roman" w:hAnsi="Times New Roman" w:cs="Times New Roman"/>
+          <w:i/>
+          <w:iCs/>
+          <w:kern w:val="0"/>
+          <w:sz w:val="24"/>
+          <w:szCs w:val="24"/>
+          <w:lang w:val="en-US"/>
+          <w14:ligatures w14:val="none"/>
+        </w:rPr>
+        <w:t>crate</w:t>
+      </w:r>
+      <w:r>
+        <w:rPr>
+          <w:rFonts w:ascii="Times New Roman" w:eastAsia="Times New Roman" w:hAnsi="Times New Roman" w:cs="Times New Roman"/>
+          <w:kern w:val="0"/>
+          <w:sz w:val="24"/>
+          <w:szCs w:val="24"/>
+          <w:lang w:val="ru-RU"/>
+          <w14:ligatures w14:val="none"/>
+        </w:rPr>
+        <w:t>-</w:t>
+      </w:r>
+      <w:proofErr w:type="spellStart"/>
+      <w:r>
+        <w:rPr>
+          <w:rFonts w:ascii="Times New Roman" w:eastAsia="Times New Roman" w:hAnsi="Times New Roman" w:cs="Times New Roman"/>
+          <w:kern w:val="0"/>
+          <w:sz w:val="24"/>
+          <w:szCs w:val="24"/>
+          <w:lang w:val="ru-RU"/>
+          <w14:ligatures w14:val="none"/>
+        </w:rPr>
+        <w:t>ова</w:t>
+      </w:r>
+      <w:proofErr w:type="spellEnd"/>
+      <w:r>
+        <w:rPr>
+          <w:rFonts w:ascii="Times New Roman" w:eastAsia="Times New Roman" w:hAnsi="Times New Roman" w:cs="Times New Roman"/>
+          <w:kern w:val="0"/>
+          <w:sz w:val="24"/>
+          <w:szCs w:val="24"/>
+          <w:lang w:val="ru-RU"/>
+          <w14:ligatures w14:val="none"/>
+        </w:rPr>
+        <w:t xml:space="preserve"> у </w:t>
+      </w:r>
+      <w:proofErr w:type="spellStart"/>
+      <w:r>
+        <w:rPr>
+          <w:rFonts w:ascii="Times New Roman" w:eastAsia="Times New Roman" w:hAnsi="Times New Roman" w:cs="Times New Roman"/>
+          <w:kern w:val="0"/>
+          <w:sz w:val="24"/>
+          <w:szCs w:val="24"/>
+          <w:lang w:val="ru-RU"/>
+          <w14:ligatures w14:val="none"/>
+        </w:rPr>
+        <w:t>оквиру</w:t>
+      </w:r>
+      <w:proofErr w:type="spellEnd"/>
+      <w:r>
+        <w:rPr>
+          <w:rFonts w:ascii="Times New Roman" w:eastAsia="Times New Roman" w:hAnsi="Times New Roman" w:cs="Times New Roman"/>
+          <w:kern w:val="0"/>
+          <w:sz w:val="24"/>
+          <w:szCs w:val="24"/>
+          <w:lang w:val="ru-RU"/>
+          <w14:ligatures w14:val="none"/>
+        </w:rPr>
+        <w:t xml:space="preserve"> </w:t>
+      </w:r>
+      <w:proofErr w:type="spellStart"/>
+      <w:r>
+        <w:rPr>
+          <w:rFonts w:ascii="Times New Roman" w:eastAsia="Times New Roman" w:hAnsi="Times New Roman" w:cs="Times New Roman"/>
+          <w:kern w:val="0"/>
+          <w:sz w:val="24"/>
+          <w:szCs w:val="24"/>
+          <w:lang w:val="ru-RU"/>
+          <w14:ligatures w14:val="none"/>
+        </w:rPr>
+        <w:t>једног</w:t>
+      </w:r>
+      <w:proofErr w:type="spellEnd"/>
+      <w:r>
+        <w:rPr>
+          <w:rFonts w:ascii="Times New Roman" w:eastAsia="Times New Roman" w:hAnsi="Times New Roman" w:cs="Times New Roman"/>
+          <w:kern w:val="0"/>
+          <w:sz w:val="24"/>
+          <w:szCs w:val="24"/>
+          <w:lang w:val="ru-RU"/>
+          <w14:ligatures w14:val="none"/>
+        </w:rPr>
+        <w:t xml:space="preserve"> </w:t>
+      </w:r>
+      <w:proofErr w:type="spellStart"/>
+      <w:r>
+        <w:rPr>
+          <w:rFonts w:ascii="Times New Roman" w:eastAsia="Times New Roman" w:hAnsi="Times New Roman" w:cs="Times New Roman"/>
+          <w:kern w:val="0"/>
+          <w:sz w:val="24"/>
+          <w:szCs w:val="24"/>
+          <w:lang w:val="ru-RU"/>
+          <w14:ligatures w14:val="none"/>
+        </w:rPr>
+        <w:t>пројекта</w:t>
+      </w:r>
+      <w:proofErr w:type="spellEnd"/>
+      <w:r>
+        <w:rPr>
+          <w:rFonts w:ascii="Times New Roman" w:eastAsia="Times New Roman" w:hAnsi="Times New Roman" w:cs="Times New Roman"/>
+          <w:kern w:val="0"/>
+          <w:sz w:val="24"/>
+          <w:szCs w:val="24"/>
+          <w:lang w:val="ru-RU"/>
+          <w14:ligatures w14:val="none"/>
+        </w:rPr>
+        <w:t xml:space="preserve">. </w:t>
+      </w:r>
+      <w:proofErr w:type="spellStart"/>
+      <w:r>
+        <w:rPr>
+          <w:rFonts w:ascii="Times New Roman" w:eastAsia="Times New Roman" w:hAnsi="Times New Roman" w:cs="Times New Roman"/>
+          <w:kern w:val="0"/>
+          <w:sz w:val="24"/>
+          <w:szCs w:val="24"/>
+          <w:lang w:val="ru-RU"/>
+          <w14:ligatures w14:val="none"/>
+        </w:rPr>
+        <w:t>Сваки</w:t>
+      </w:r>
+      <w:proofErr w:type="spellEnd"/>
+      <w:r>
+        <w:rPr>
+          <w:rFonts w:ascii="Times New Roman" w:eastAsia="Times New Roman" w:hAnsi="Times New Roman" w:cs="Times New Roman"/>
+          <w:kern w:val="0"/>
+          <w:sz w:val="24"/>
+          <w:szCs w:val="24"/>
+          <w:lang w:val="ru-RU"/>
+          <w14:ligatures w14:val="none"/>
+        </w:rPr>
+        <w:t xml:space="preserve"> микросервис реализован </w:t>
+      </w:r>
+      <w:proofErr w:type="spellStart"/>
+      <w:r>
+        <w:rPr>
+          <w:rFonts w:ascii="Times New Roman" w:eastAsia="Times New Roman" w:hAnsi="Times New Roman" w:cs="Times New Roman"/>
+          <w:kern w:val="0"/>
+          <w:sz w:val="24"/>
+          <w:szCs w:val="24"/>
+          <w:lang w:val="ru-RU"/>
+          <w14:ligatures w14:val="none"/>
+        </w:rPr>
+        <w:lastRenderedPageBreak/>
+        <w:t>је</w:t>
+      </w:r>
+      <w:proofErr w:type="spellEnd"/>
+      <w:r>
+        <w:rPr>
+          <w:rFonts w:ascii="Times New Roman" w:eastAsia="Times New Roman" w:hAnsi="Times New Roman" w:cs="Times New Roman"/>
+          <w:kern w:val="0"/>
+          <w:sz w:val="24"/>
+          <w:szCs w:val="24"/>
+          <w:lang w:val="ru-RU"/>
+          <w14:ligatures w14:val="none"/>
+        </w:rPr>
+        <w:t xml:space="preserve"> </w:t>
+      </w:r>
+      <w:proofErr w:type="spellStart"/>
+      <w:r>
+        <w:rPr>
+          <w:rFonts w:ascii="Times New Roman" w:eastAsia="Times New Roman" w:hAnsi="Times New Roman" w:cs="Times New Roman"/>
+          <w:kern w:val="0"/>
+          <w:sz w:val="24"/>
+          <w:szCs w:val="24"/>
+          <w:lang w:val="ru-RU"/>
+          <w14:ligatures w14:val="none"/>
+        </w:rPr>
+        <w:t>као</w:t>
+      </w:r>
+      <w:proofErr w:type="spellEnd"/>
+      <w:r>
+        <w:rPr>
+          <w:rFonts w:ascii="Times New Roman" w:eastAsia="Times New Roman" w:hAnsi="Times New Roman" w:cs="Times New Roman"/>
+          <w:kern w:val="0"/>
+          <w:sz w:val="24"/>
+          <w:szCs w:val="24"/>
+          <w:lang w:val="ru-RU"/>
+          <w14:ligatures w14:val="none"/>
+        </w:rPr>
+        <w:t xml:space="preserve"> </w:t>
+      </w:r>
+      <w:proofErr w:type="spellStart"/>
+      <w:r>
+        <w:rPr>
+          <w:rFonts w:ascii="Times New Roman" w:eastAsia="Times New Roman" w:hAnsi="Times New Roman" w:cs="Times New Roman"/>
+          <w:kern w:val="0"/>
+          <w:sz w:val="24"/>
+          <w:szCs w:val="24"/>
+          <w:lang w:val="ru-RU"/>
+          <w14:ligatures w14:val="none"/>
+        </w:rPr>
+        <w:t>засебан</w:t>
+      </w:r>
+      <w:proofErr w:type="spellEnd"/>
+      <w:r>
+        <w:rPr>
+          <w:rFonts w:ascii="Times New Roman" w:eastAsia="Times New Roman" w:hAnsi="Times New Roman" w:cs="Times New Roman"/>
+          <w:kern w:val="0"/>
+          <w:sz w:val="24"/>
+          <w:szCs w:val="24"/>
+          <w:lang w:val="ru-RU"/>
+          <w14:ligatures w14:val="none"/>
+        </w:rPr>
+        <w:t xml:space="preserve"> </w:t>
+      </w:r>
+      <w:r>
+        <w:rPr>
+          <w:rFonts w:ascii="Times New Roman" w:eastAsia="Times New Roman" w:hAnsi="Times New Roman" w:cs="Times New Roman"/>
+          <w:i/>
+          <w:iCs/>
+          <w:kern w:val="0"/>
+          <w:sz w:val="24"/>
+          <w:szCs w:val="24"/>
+          <w:lang w:val="en-US"/>
+          <w14:ligatures w14:val="none"/>
+        </w:rPr>
+        <w:t>crate</w:t>
+      </w:r>
+      <w:r>
+        <w:rPr>
+          <w:rFonts w:ascii="Times New Roman" w:eastAsia="Times New Roman" w:hAnsi="Times New Roman" w:cs="Times New Roman"/>
+          <w:kern w:val="0"/>
+          <w:sz w:val="24"/>
+          <w:szCs w:val="24"/>
+          <w:lang w:val="ru-RU"/>
+          <w14:ligatures w14:val="none"/>
+        </w:rPr>
+        <w:t xml:space="preserve">, </w:t>
+      </w:r>
+      <w:proofErr w:type="spellStart"/>
+      <w:r>
+        <w:rPr>
+          <w:rFonts w:ascii="Times New Roman" w:eastAsia="Times New Roman" w:hAnsi="Times New Roman" w:cs="Times New Roman"/>
+          <w:kern w:val="0"/>
+          <w:sz w:val="24"/>
+          <w:szCs w:val="24"/>
+          <w:lang w:val="ru-RU"/>
+          <w14:ligatures w14:val="none"/>
+        </w:rPr>
+        <w:t>чиме</w:t>
+      </w:r>
+      <w:proofErr w:type="spellEnd"/>
+      <w:r>
+        <w:rPr>
+          <w:rFonts w:ascii="Times New Roman" w:eastAsia="Times New Roman" w:hAnsi="Times New Roman" w:cs="Times New Roman"/>
+          <w:kern w:val="0"/>
+          <w:sz w:val="24"/>
+          <w:szCs w:val="24"/>
+          <w:lang w:val="ru-RU"/>
+          <w14:ligatures w14:val="none"/>
+        </w:rPr>
+        <w:t xml:space="preserve"> </w:t>
+      </w:r>
+      <w:proofErr w:type="spellStart"/>
+      <w:r>
+        <w:rPr>
+          <w:rFonts w:ascii="Times New Roman" w:eastAsia="Times New Roman" w:hAnsi="Times New Roman" w:cs="Times New Roman"/>
+          <w:kern w:val="0"/>
+          <w:sz w:val="24"/>
+          <w:szCs w:val="24"/>
+          <w:lang w:val="ru-RU"/>
+          <w14:ligatures w14:val="none"/>
+        </w:rPr>
+        <w:t>је</w:t>
+      </w:r>
+      <w:proofErr w:type="spellEnd"/>
+      <w:r>
+        <w:rPr>
+          <w:rFonts w:ascii="Times New Roman" w:eastAsia="Times New Roman" w:hAnsi="Times New Roman" w:cs="Times New Roman"/>
+          <w:kern w:val="0"/>
+          <w:sz w:val="24"/>
+          <w:szCs w:val="24"/>
+          <w:lang w:val="ru-RU"/>
+          <w14:ligatures w14:val="none"/>
+        </w:rPr>
+        <w:t xml:space="preserve"> </w:t>
+      </w:r>
+      <w:proofErr w:type="spellStart"/>
+      <w:r>
+        <w:rPr>
+          <w:rFonts w:ascii="Times New Roman" w:eastAsia="Times New Roman" w:hAnsi="Times New Roman" w:cs="Times New Roman"/>
+          <w:kern w:val="0"/>
+          <w:sz w:val="24"/>
+          <w:szCs w:val="24"/>
+          <w:lang w:val="ru-RU"/>
+          <w14:ligatures w14:val="none"/>
+        </w:rPr>
+        <w:t>задржана</w:t>
+      </w:r>
+      <w:proofErr w:type="spellEnd"/>
+      <w:r>
+        <w:rPr>
+          <w:rFonts w:ascii="Times New Roman" w:eastAsia="Times New Roman" w:hAnsi="Times New Roman" w:cs="Times New Roman"/>
+          <w:kern w:val="0"/>
+          <w:sz w:val="24"/>
+          <w:szCs w:val="24"/>
+          <w:lang w:val="ru-RU"/>
+          <w14:ligatures w14:val="none"/>
+        </w:rPr>
+        <w:t xml:space="preserve"> </w:t>
+      </w:r>
+      <w:proofErr w:type="spellStart"/>
+      <w:r>
+        <w:rPr>
+          <w:rFonts w:ascii="Times New Roman" w:eastAsia="Times New Roman" w:hAnsi="Times New Roman" w:cs="Times New Roman"/>
+          <w:kern w:val="0"/>
+          <w:sz w:val="24"/>
+          <w:szCs w:val="24"/>
+          <w:lang w:val="ru-RU"/>
+          <w14:ligatures w14:val="none"/>
+        </w:rPr>
+        <w:t>логичка</w:t>
+      </w:r>
+      <w:proofErr w:type="spellEnd"/>
+      <w:r>
+        <w:rPr>
+          <w:rFonts w:ascii="Times New Roman" w:eastAsia="Times New Roman" w:hAnsi="Times New Roman" w:cs="Times New Roman"/>
+          <w:kern w:val="0"/>
+          <w:sz w:val="24"/>
+          <w:szCs w:val="24"/>
+          <w:lang w:val="ru-RU"/>
+          <w14:ligatures w14:val="none"/>
+        </w:rPr>
+        <w:t xml:space="preserve"> </w:t>
+      </w:r>
+      <w:proofErr w:type="spellStart"/>
+      <w:r>
+        <w:rPr>
+          <w:rFonts w:ascii="Times New Roman" w:eastAsia="Times New Roman" w:hAnsi="Times New Roman" w:cs="Times New Roman"/>
+          <w:kern w:val="0"/>
+          <w:sz w:val="24"/>
+          <w:szCs w:val="24"/>
+          <w:lang w:val="ru-RU"/>
+          <w14:ligatures w14:val="none"/>
+        </w:rPr>
+        <w:t>раздвојеност</w:t>
+      </w:r>
+      <w:proofErr w:type="spellEnd"/>
+      <w:r>
+        <w:rPr>
+          <w:rFonts w:ascii="Times New Roman" w:eastAsia="Times New Roman" w:hAnsi="Times New Roman" w:cs="Times New Roman"/>
+          <w:kern w:val="0"/>
+          <w:sz w:val="24"/>
+          <w:szCs w:val="24"/>
+          <w:lang w:val="ru-RU"/>
+          <w14:ligatures w14:val="none"/>
+        </w:rPr>
+        <w:t xml:space="preserve"> сервиса и </w:t>
+      </w:r>
+      <w:proofErr w:type="spellStart"/>
+      <w:r>
+        <w:rPr>
+          <w:rFonts w:ascii="Times New Roman" w:eastAsia="Times New Roman" w:hAnsi="Times New Roman" w:cs="Times New Roman"/>
+          <w:kern w:val="0"/>
+          <w:sz w:val="24"/>
+          <w:szCs w:val="24"/>
+          <w:lang w:val="ru-RU"/>
+          <w14:ligatures w14:val="none"/>
+        </w:rPr>
+        <w:t>омогућено</w:t>
+      </w:r>
+      <w:proofErr w:type="spellEnd"/>
+      <w:r>
+        <w:rPr>
+          <w:rFonts w:ascii="Times New Roman" w:eastAsia="Times New Roman" w:hAnsi="Times New Roman" w:cs="Times New Roman"/>
+          <w:kern w:val="0"/>
+          <w:sz w:val="24"/>
+          <w:szCs w:val="24"/>
+          <w:lang w:val="ru-RU"/>
+          <w14:ligatures w14:val="none"/>
+        </w:rPr>
+        <w:t xml:space="preserve"> </w:t>
+      </w:r>
+      <w:proofErr w:type="spellStart"/>
+      <w:r>
+        <w:rPr>
+          <w:rFonts w:ascii="Times New Roman" w:eastAsia="Times New Roman" w:hAnsi="Times New Roman" w:cs="Times New Roman"/>
+          <w:kern w:val="0"/>
+          <w:sz w:val="24"/>
+          <w:szCs w:val="24"/>
+          <w:lang w:val="ru-RU"/>
+          <w14:ligatures w14:val="none"/>
+        </w:rPr>
+        <w:t>њихово</w:t>
+      </w:r>
+      <w:proofErr w:type="spellEnd"/>
+      <w:r>
+        <w:rPr>
+          <w:rFonts w:ascii="Times New Roman" w:eastAsia="Times New Roman" w:hAnsi="Times New Roman" w:cs="Times New Roman"/>
+          <w:kern w:val="0"/>
+          <w:sz w:val="24"/>
+          <w:szCs w:val="24"/>
+          <w:lang w:val="ru-RU"/>
+          <w14:ligatures w14:val="none"/>
+        </w:rPr>
+        <w:t xml:space="preserve"> </w:t>
+      </w:r>
+      <w:proofErr w:type="spellStart"/>
+      <w:r>
+        <w:rPr>
+          <w:rFonts w:ascii="Times New Roman" w:eastAsia="Times New Roman" w:hAnsi="Times New Roman" w:cs="Times New Roman"/>
+          <w:kern w:val="0"/>
+          <w:sz w:val="24"/>
+          <w:szCs w:val="24"/>
+          <w:lang w:val="ru-RU"/>
+          <w14:ligatures w14:val="none"/>
+        </w:rPr>
+        <w:t>независно</w:t>
+      </w:r>
+      <w:proofErr w:type="spellEnd"/>
+      <w:r>
+        <w:rPr>
+          <w:rFonts w:ascii="Times New Roman" w:eastAsia="Times New Roman" w:hAnsi="Times New Roman" w:cs="Times New Roman"/>
+          <w:kern w:val="0"/>
+          <w:sz w:val="24"/>
+          <w:szCs w:val="24"/>
+          <w:lang w:val="ru-RU"/>
+          <w14:ligatures w14:val="none"/>
+        </w:rPr>
+        <w:t xml:space="preserve"> </w:t>
+      </w:r>
+      <w:proofErr w:type="spellStart"/>
+      <w:r>
+        <w:rPr>
+          <w:rFonts w:ascii="Times New Roman" w:eastAsia="Times New Roman" w:hAnsi="Times New Roman" w:cs="Times New Roman"/>
+          <w:kern w:val="0"/>
+          <w:sz w:val="24"/>
+          <w:szCs w:val="24"/>
+          <w:lang w:val="ru-RU"/>
+          <w14:ligatures w14:val="none"/>
+        </w:rPr>
+        <w:t>покретање</w:t>
+      </w:r>
+      <w:proofErr w:type="spellEnd"/>
+      <w:r>
+        <w:rPr>
+          <w:rFonts w:ascii="Times New Roman" w:eastAsia="Times New Roman" w:hAnsi="Times New Roman" w:cs="Times New Roman"/>
+          <w:kern w:val="0"/>
+          <w:sz w:val="24"/>
+          <w:szCs w:val="24"/>
+          <w:lang w:val="ru-RU"/>
+          <w14:ligatures w14:val="none"/>
+        </w:rPr>
+        <w:t>.</w:t>
       </w:r>
     </w:p>
     <w:p>
       <w:pPr>
-        <w:pStyle w:val="ListParagraph"/>
-        <w:numPr>
-          <w:ilvl w:val="0"/>
-          <w:numId w:val="4"/>
-        </w:numPr>
+        <w:spacing w:before="100" w:beforeAutospacing="1" w:after="100" w:afterAutospacing="1" w:line="240" w:lineRule="auto"/>
+        <w:ind w:left="288"/>
         <w:jc w:val="both"/>
         <w:rPr>
-          <w:rFonts w:ascii="Times New Roman" w:hAnsi="Times New Roman" w:cs="Times New Roman"/>
-          <w:sz w:val="24"/>
-          <w:szCs w:val="24"/>
-        </w:rPr>
-      </w:pPr>
-      <w:r>
-        <w:rPr>
-          <w:rFonts w:ascii="Times New Roman" w:hAnsi="Times New Roman" w:cs="Times New Roman"/>
-          <w:sz w:val="24"/>
-          <w:szCs w:val="24"/>
-        </w:rPr>
-        <w:t>Референцирање више од две ставке (нпр. …у Табелама од 2.6 до 2.9…)</w:t>
+          <w:rFonts w:ascii="Times New Roman" w:eastAsia="Times New Roman" w:hAnsi="Times New Roman" w:cs="Times New Roman"/>
+          <w:kern w:val="0"/>
+          <w:sz w:val="24"/>
+          <w:szCs w:val="24"/>
+          <w:lang w:val="en-US"/>
+          <w14:ligatures w14:val="none"/>
+        </w:rPr>
+      </w:pPr>
+      <w:r>
+        <w:rPr>
+          <w:rFonts w:ascii="Times New Roman" w:eastAsia="Times New Roman" w:hAnsi="Times New Roman" w:cs="Times New Roman"/>
+          <w:kern w:val="0"/>
+          <w:sz w:val="24"/>
+          <w:szCs w:val="24"/>
+          <w14:ligatures w14:val="none"/>
+        </w:rPr>
+        <w:t xml:space="preserve">Радни простор организован је кроз </w:t>
+      </w:r>
+      <w:r>
+        <w:rPr>
+          <w:rFonts w:ascii="Times New Roman" w:eastAsia="Times New Roman" w:hAnsi="Times New Roman" w:cs="Times New Roman"/>
+          <w:i/>
+          <w:iCs/>
+          <w:kern w:val="0"/>
+          <w:sz w:val="24"/>
+          <w:szCs w:val="24"/>
+          <w14:ligatures w14:val="none"/>
+        </w:rPr>
+        <w:t>crate</w:t>
+      </w:r>
+      <w:r>
+        <w:rPr>
+          <w:rFonts w:ascii="Times New Roman" w:eastAsia="Times New Roman" w:hAnsi="Times New Roman" w:cs="Times New Roman"/>
+          <w:kern w:val="0"/>
+          <w:sz w:val="24"/>
+          <w:szCs w:val="24"/>
+          <w14:ligatures w14:val="none"/>
+        </w:rPr>
+        <w:t xml:space="preserve">-ове </w:t>
+      </w:r>
+      <w:r>
+        <w:rPr>
+          <w:rFonts w:ascii="Times New Roman" w:eastAsia="Times New Roman" w:hAnsi="Times New Roman" w:cs="Times New Roman"/>
+          <w:i/>
+          <w:iCs/>
+          <w:kern w:val="0"/>
+          <w:sz w:val="24"/>
+          <w:szCs w:val="24"/>
+          <w14:ligatures w14:val="none"/>
+        </w:rPr>
+        <w:t>order-service</w:t>
+      </w:r>
+      <w:r>
+        <w:rPr>
+          <w:rFonts w:ascii="Times New Roman" w:eastAsia="Times New Roman" w:hAnsi="Times New Roman" w:cs="Times New Roman"/>
+          <w:kern w:val="0"/>
+          <w:sz w:val="24"/>
+          <w:szCs w:val="24"/>
+          <w14:ligatures w14:val="none"/>
+        </w:rPr>
+        <w:t xml:space="preserve">, </w:t>
+      </w:r>
+      <w:r>
+        <w:rPr>
+          <w:rFonts w:ascii="Times New Roman" w:eastAsia="Times New Roman" w:hAnsi="Times New Roman" w:cs="Times New Roman"/>
+          <w:i/>
+          <w:iCs/>
+          <w:kern w:val="0"/>
+          <w:sz w:val="24"/>
+          <w:szCs w:val="24"/>
+          <w14:ligatures w14:val="none"/>
+        </w:rPr>
+        <w:t>warehouse-service</w:t>
+      </w:r>
+      <w:r>
+        <w:rPr>
+          <w:rFonts w:ascii="Times New Roman" w:eastAsia="Times New Roman" w:hAnsi="Times New Roman" w:cs="Times New Roman"/>
+          <w:kern w:val="0"/>
+          <w:sz w:val="24"/>
+          <w:szCs w:val="24"/>
+          <w14:ligatures w14:val="none"/>
+        </w:rPr>
+        <w:t xml:space="preserve"> и </w:t>
+      </w:r>
+      <w:r>
+        <w:rPr>
+          <w:rFonts w:ascii="Times New Roman" w:eastAsia="Times New Roman" w:hAnsi="Times New Roman" w:cs="Times New Roman"/>
+          <w:i/>
+          <w:iCs/>
+          <w:kern w:val="0"/>
+          <w:sz w:val="24"/>
+          <w:szCs w:val="24"/>
+          <w14:ligatures w14:val="none"/>
+        </w:rPr>
+        <w:t>payment-service</w:t>
+      </w:r>
+      <w:r>
+        <w:rPr>
+          <w:rFonts w:ascii="Times New Roman" w:eastAsia="Times New Roman" w:hAnsi="Times New Roman" w:cs="Times New Roman"/>
+          <w:kern w:val="0"/>
+          <w:sz w:val="24"/>
+          <w:szCs w:val="24"/>
+          <w:lang w:val="ru-RU"/>
+          <w14:ligatures w14:val="none"/>
+        </w:rPr>
+        <w:t xml:space="preserve">. </w:t>
+      </w:r>
+      <w:r>
+        <w:rPr>
+          <w:rFonts w:ascii="Times New Roman" w:eastAsia="Times New Roman" w:hAnsi="Times New Roman" w:cs="Times New Roman"/>
+          <w:kern w:val="0"/>
+          <w:sz w:val="24"/>
+          <w:szCs w:val="24"/>
+          <w14:ligatures w14:val="none"/>
+        </w:rPr>
+        <w:t>З</w:t>
+      </w:r>
+      <w:r>
+        <w:rPr>
+          <w:rFonts w:ascii="Times New Roman" w:eastAsia="Times New Roman" w:hAnsi="Times New Roman" w:cs="Times New Roman"/>
+          <w:kern w:val="0"/>
+          <w:sz w:val="24"/>
+          <w:szCs w:val="24"/>
+          <w14:ligatures w14:val="none"/>
+        </w:rPr>
+        <w:t xml:space="preserve">а дијељене компоненте издвојен посебан </w:t>
+      </w:r>
+      <w:r>
+        <w:rPr>
+          <w:rFonts w:ascii="Times New Roman" w:eastAsia="Times New Roman" w:hAnsi="Times New Roman" w:cs="Times New Roman"/>
+          <w:i/>
+          <w:iCs/>
+          <w:kern w:val="0"/>
+          <w:sz w:val="24"/>
+          <w:szCs w:val="24"/>
+          <w14:ligatures w14:val="none"/>
+        </w:rPr>
+        <w:t>common crate</w:t>
+      </w:r>
+      <w:r>
+        <w:rPr>
+          <w:rFonts w:ascii="Times New Roman" w:eastAsia="Times New Roman" w:hAnsi="Times New Roman" w:cs="Times New Roman"/>
+          <w:kern w:val="0"/>
+          <w:sz w:val="24"/>
+          <w:szCs w:val="24"/>
+          <w14:ligatures w14:val="none"/>
+        </w:rPr>
+        <w:t>. У њему су дефинисани модели и функционалности које користи више сервиса, чиме се избјегава дуплирање заједничког кода.</w:t>
       </w:r>
     </w:p>
     <w:p>
       <w:pPr>
+        <w:spacing w:before="100" w:beforeAutospacing="1" w:after="100" w:afterAutospacing="1" w:line="240" w:lineRule="auto"/>
+        <w:ind w:left="288"/>
         <w:jc w:val="both"/>
         <w:rPr>
-          <w:rFonts w:ascii="Times New Roman" w:hAnsi="Times New Roman" w:cs="Times New Roman"/>
-          <w:sz w:val="24"/>
-          <w:szCs w:val="24"/>
-        </w:rPr>
-      </w:pPr>
-      <w:r>
-        <w:rPr>
-          <w:rFonts w:ascii="Times New Roman" w:hAnsi="Times New Roman" w:cs="Times New Roman"/>
-          <w:sz w:val="24"/>
-          <w:szCs w:val="24"/>
-        </w:rPr>
-        <w:t>Слике морају бити одговарајуће резолуције како би се добро виделе и приликом електронског прегледа</w:t>
-      </w:r>
-      <w:r>
-        <w:rPr>
-          <w:rFonts w:ascii="Times New Roman" w:hAnsi="Times New Roman" w:cs="Times New Roman"/>
-          <w:sz w:val="24"/>
-          <w:szCs w:val="24"/>
-        </w:rPr>
-        <w:t xml:space="preserve"> рада</w:t>
-      </w:r>
-      <w:r>
-        <w:rPr>
-          <w:rFonts w:ascii="Times New Roman" w:hAnsi="Times New Roman" w:cs="Times New Roman"/>
-          <w:sz w:val="24"/>
-          <w:szCs w:val="24"/>
-        </w:rPr>
-        <w:t xml:space="preserve"> и приликом штампања. Такође, слике на којима се налази текст, попут модела </w:t>
-      </w:r>
-      <w:r>
-        <w:rPr>
-          <w:rFonts w:ascii="Times New Roman" w:hAnsi="Times New Roman" w:cs="Times New Roman"/>
+          <w:rFonts w:ascii="Times New Roman" w:eastAsia="Times New Roman" w:hAnsi="Times New Roman" w:cs="Times New Roman"/>
+          <w:kern w:val="0"/>
+          <w:sz w:val="24"/>
+          <w:szCs w:val="24"/>
+          <w14:ligatures w14:val="none"/>
+        </w:rPr>
+      </w:pPr>
+      <w:r>
+        <w:rPr>
+          <w:rFonts w:ascii="Times New Roman" w:eastAsia="Times New Roman" w:hAnsi="Times New Roman" w:cs="Times New Roman"/>
+          <w:kern w:val="0"/>
+          <w:sz w:val="24"/>
+          <w:szCs w:val="24"/>
+          <w14:ligatures w14:val="none"/>
+        </w:rPr>
+        <w:t>За реализацију HTTP слоја коришћен је програмски оквир Axum, док је асинхроно извршавање операција омогућено употребом Tokio окружења. У оквиру сваког сервиса дефинисане су HTTP руте и одговарајуће функције за обраду пристиглих захтјева. За слање захтјева између сервиса користи се HTTP клијент, при чему се у овај дио комуникације интегрише развијена библиотека за ZKP аутентификацију.</w:t>
+      </w:r>
+    </w:p>
+    <w:p>
+      <w:pPr>
+        <w:pStyle w:val="Heading3"/>
+        <w:rPr>
+          <w:rFonts w:ascii="Times New Roman" w:eastAsia="Times New Roman" w:hAnsi="Times New Roman" w:cs="Times New Roman"/>
+        </w:rPr>
+      </w:pPr>
+      <w:bookmarkStart w:id="20" w:name="_Toc237631777"/>
+      <w:proofErr w:type="spellStart"/>
+      <w:r>
+        <w:rPr>
+          <w:rFonts w:ascii="Times New Roman" w:eastAsia="Times New Roman" w:hAnsi="Times New Roman" w:cs="Times New Roman"/>
+          <w:lang w:val="ru-RU"/>
+        </w:rPr>
+        <w:t>Имплементација</w:t>
+      </w:r>
+      <w:proofErr w:type="spellEnd"/>
+      <w:r>
+        <w:rPr>
+          <w:rFonts w:ascii="Times New Roman" w:eastAsia="Times New Roman" w:hAnsi="Times New Roman" w:cs="Times New Roman"/>
+          <w:lang w:val="ru-RU"/>
+        </w:rPr>
+        <w:t xml:space="preserve"> </w:t>
+      </w:r>
+      <w:proofErr w:type="spellStart"/>
+      <w:r>
+        <w:rPr>
+          <w:rFonts w:ascii="Times New Roman" w:eastAsia="Times New Roman" w:hAnsi="Times New Roman" w:cs="Times New Roman"/>
           <w:i/>
           <w:iCs/>
-          <w:sz w:val="24"/>
-          <w:szCs w:val="24"/>
-        </w:rPr>
-        <w:t>EER</w:t>
-      </w:r>
-      <w:r>
-        <w:rPr>
-          <w:rFonts w:ascii="Times New Roman" w:hAnsi="Times New Roman" w:cs="Times New Roman"/>
-          <w:sz w:val="24"/>
-          <w:szCs w:val="24"/>
-        </w:rPr>
-        <w:t xml:space="preserve">, морају </w:t>
-      </w:r>
-      <w:r>
-        <w:rPr>
-          <w:rFonts w:ascii="Times New Roman" w:hAnsi="Times New Roman" w:cs="Times New Roman"/>
-          <w:sz w:val="24"/>
-          <w:szCs w:val="24"/>
-        </w:rPr>
-        <w:t>јасно да прикажу комплетан текст, што може захтевати прерасподелу елемената на дијаграму или чак приказивање дијаграма кроз више делова.</w:t>
-      </w:r>
+          <w:lang w:val="en-US"/>
+        </w:rPr>
+        <w:t>OrderService</w:t>
+      </w:r>
+      <w:proofErr w:type="spellEnd"/>
+      <w:r>
+        <w:rPr>
+          <w:rFonts w:ascii="Times New Roman" w:eastAsia="Times New Roman" w:hAnsi="Times New Roman" w:cs="Times New Roman"/>
+          <w:lang w:val="en-US"/>
+        </w:rPr>
+        <w:t xml:space="preserve"> </w:t>
+      </w:r>
+      <w:r>
+        <w:rPr>
+          <w:rFonts w:ascii="Times New Roman" w:eastAsia="Times New Roman" w:hAnsi="Times New Roman" w:cs="Times New Roman"/>
+        </w:rPr>
+        <w:t>сервиса</w:t>
+      </w:r>
+      <w:bookmarkEnd w:id="20"/>
     </w:p>
     <w:p>
       <w:pPr>
-        <w:jc w:val="both"/>
-        <w:rPr>
-          <w:rFonts w:ascii="Times New Roman" w:hAnsi="Times New Roman" w:cs="Times New Roman"/>
-          <w:sz w:val="24"/>
-          <w:szCs w:val="24"/>
-        </w:rPr>
-      </w:pPr>
-      <w:r>
-        <w:rPr>
-          <w:rFonts w:ascii="Times New Roman" w:hAnsi="Times New Roman" w:cs="Times New Roman"/>
-          <w:noProof/>
-          <w:sz w:val="24"/>
-          <w:szCs w:val="24"/>
-        </w:rPr>
-        <mc:AlternateContent>
-          <mc:Choice Requires="wps">
-            <w:drawing>
-              <wp:anchor distT="45720" distB="45720" distL="114300" distR="114300" simplePos="0" relativeHeight="251659264" behindDoc="0" locked="0" layoutInCell="1" allowOverlap="1" wp14:anchorId="0064EFD8" wp14:editId="1CADAE06">
-                <wp:simplePos x="0" y="0"/>
-                <wp:positionH relativeFrom="column">
-                  <wp:posOffset>15875</wp:posOffset>
-                </wp:positionH>
-                <wp:positionV relativeFrom="paragraph">
-                  <wp:posOffset>847090</wp:posOffset>
-                </wp:positionV>
-                <wp:extent cx="5897880" cy="1868170"/>
-                <wp:effectExtent l="0" t="0" r="7620" b="0"/>
-                <wp:wrapSquare wrapText="bothSides"/>
-                <wp:docPr id="217" name="Text Box 2"/>
-                <wp:cNvGraphicFramePr>
-                  <a:graphicFrameLocks xmlns:a="http://schemas.openxmlformats.org/drawingml/2006/main"/>
-                </wp:cNvGraphicFramePr>
-                <a:graphic xmlns:a="http://schemas.openxmlformats.org/drawingml/2006/main">
-                  <a:graphicData uri="http://schemas.microsoft.com/office/word/2010/wordprocessingShape">
-                    <wps:wsp>
-                      <wps:cNvSpPr txBox="1">
-                        <a:spLocks noChangeArrowheads="1"/>
-                      </wps:cNvSpPr>
-                      <wps:spPr bwMode="auto">
-                        <a:xfrm>
-                          <a:off x="0" y="0"/>
-                          <a:ext cx="5897880" cy="1868170"/>
-                        </a:xfrm>
-                        <a:prstGeom prst="rect">
-                          <a:avLst/>
-                        </a:prstGeom>
-                        <a:solidFill>
-                          <a:srgbClr val="FFFFFF"/>
-                        </a:solidFill>
-                        <a:ln w="9525">
-                          <a:noFill/>
-                          <a:miter lim="800000"/>
-                          <a:headEnd/>
-                          <a:tailEnd/>
-                        </a:ln>
-                      </wps:spPr>
-                      <wps:txbx>
-                        <w:txbxContent>
-                          <w:p>
-                            <w:pPr>
-                              <w:jc w:val="center"/>
-                            </w:pPr>
-                            <w:r>
-                              <w:rPr>
-                                <w:rFonts w:ascii="Arial" w:hAnsi="Arial"/>
-                                <w:sz w:val="20"/>
-                              </w:rPr>
-                              <w:object w:dxaOrig="1382" w:dyaOrig="1380" w14:anchorId="07567C10">
-                                <v:shape id="_x0000_i1027" type="#_x0000_t75" alt="" style="width:94.9pt;height:94.9pt;mso-width-percent:0;mso-height-percent:0;mso-width-percent:0;mso-height-percent:0" o:ole="" fillcolor="window">
-                                  <v:imagedata r:id="rId8" o:title=""/>
-                                </v:shape>
-                                <o:OLEObject Type="Embed" ProgID="CorelDraw.Graphic.7" ShapeID="_x0000_i1027" DrawAspect="Content" ObjectID="_1848091888" r:id="rId34"/>
-                              </w:object>
-                            </w:r>
-                          </w:p>
-                          <w:p>
-                            <w:pPr>
-                              <w:jc w:val="center"/>
-                              <w:rPr>
-                                <w:rFonts w:ascii="Times New Roman" w:hAnsi="Times New Roman" w:cs="Times New Roman"/>
-                                <w:sz w:val="24"/>
-                                <w:szCs w:val="24"/>
-                              </w:rPr>
-                            </w:pPr>
-                            <w:r>
-                              <w:rPr>
-                                <w:rFonts w:ascii="Times New Roman" w:hAnsi="Times New Roman" w:cs="Times New Roman"/>
-                                <w:sz w:val="24"/>
-                                <w:szCs w:val="24"/>
-                              </w:rPr>
-                              <w:t>Слика 3.2. Лого Универзитета у Новом Саду</w:t>
-                            </w:r>
-                          </w:p>
-                        </w:txbxContent>
-                      </wps:txbx>
-                      <wps:bodyPr rot="0" vert="horz" wrap="square" lIns="0" tIns="0" rIns="0" bIns="0" anchor="t" anchorCtr="0">
-                        <a:noAutofit/>
-                      </wps:bodyPr>
-                    </wps:wsp>
-                  </a:graphicData>
-                </a:graphic>
-                <wp14:sizeRelH relativeFrom="margin">
-                  <wp14:pctWidth>0</wp14:pctWidth>
-                </wp14:sizeRelH>
-                <wp14:sizeRelV relativeFrom="margin">
-                  <wp14:pctHeight>0</wp14:pctHeight>
-                </wp14:sizeRelV>
-              </wp:anchor>
-            </w:drawing>
-          </mc:Choice>
-          <mc:Fallback>
-            <w:pict>
-              <v:shapetype w14:anchorId="0064EFD8" id="_x0000_t202" coordsize="21600,21600" o:spt="202" path="m,l,21600r21600,l21600,xe">
-                <v:stroke joinstyle="miter"/>
-                <v:path gradientshapeok="t" o:connecttype="rect"/>
-              </v:shapetype>
-              <v:shape id="Text Box 2" o:spid="_x0000_s1026" type="#_x0000_t202" style="position:absolute;left:0;text-align:left;margin-left:1.25pt;margin-top:66.7pt;width:464.4pt;height:147.1pt;z-index:251659264;visibility:visible;mso-wrap-style:square;mso-width-percent:0;mso-height-percent:0;mso-wrap-distance-left:9pt;mso-wrap-distance-top:3.6pt;mso-wrap-distance-right:9pt;mso-wrap-distance-bottom:3.6pt;mso-position-horizontal:absolute;mso-position-horizontal-relative:text;mso-position-vertical:absolute;mso-position-vertical-relative:text;mso-width-percent:0;mso-height-percent:0;mso-width-relative:margin;mso-height-relative:margin;v-text-anchor:top" o:gfxdata="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" stroked="f">
-                <v:textbox inset="0,0,0,0">
-                  <w:txbxContent>
-                    <w:p>
-                      <w:pPr>
-                        <w:jc w:val="center"/>
-                      </w:pPr>
-                      <w:r>
-                        <w:rPr>
-                          <w:rFonts w:ascii="Arial" w:hAnsi="Arial"/>
-                          <w:sz w:val="20"/>
-                        </w:rPr>
-                        <w:object w:dxaOrig="1382" w:dyaOrig="1380" w14:anchorId="07567C10">
-                          <v:shape id="_x0000_i1037" type="#_x0000_t75" alt="" style="width:94.8pt;height:94.8pt;mso-width-percent:0;mso-height-percent:0;mso-width-percent:0;mso-height-percent:0" o:ole="" fillcolor="window">
-                            <v:imagedata r:id="rId35" o:title=""/>
-                          </v:shape>
-                          <o:OLEObject Type="Embed" ProgID="CorelDraw.Graphic.7" ShapeID="_x0000_i1037" DrawAspect="Content" ObjectID="_1848070346" r:id="rId36"/>
-                        </w:object>
-                      </w:r>
-                    </w:p>
-                    <w:p>
-                      <w:pPr>
-                        <w:jc w:val="center"/>
-                        <w:rPr>
-                          <w:rFonts w:ascii="Times New Roman" w:hAnsi="Times New Roman" w:cs="Times New Roman"/>
-                          <w:sz w:val="24"/>
-                          <w:szCs w:val="24"/>
-                        </w:rPr>
-                      </w:pPr>
-                      <w:r>
-                        <w:rPr>
-                          <w:rFonts w:ascii="Times New Roman" w:hAnsi="Times New Roman" w:cs="Times New Roman"/>
-                          <w:sz w:val="24"/>
-                          <w:szCs w:val="24"/>
-                        </w:rPr>
-                        <w:t>Слика 3.2. Лого Универзитета у Новом Саду</w:t>
-                      </w:r>
-                    </w:p>
-                  </w:txbxContent>
-                </v:textbox>
-                <w10:wrap type="square"/>
-              </v:shape>
-            </w:pict>
-          </mc:Fallback>
-        </mc:AlternateContent>
-      </w:r>
-      <w:r>
-        <w:rPr>
-          <w:rFonts w:ascii="Times New Roman" w:hAnsi="Times New Roman" w:cs="Times New Roman"/>
-          <w:sz w:val="24"/>
-          <w:szCs w:val="24"/>
-        </w:rPr>
-        <w:t xml:space="preserve">Називи коришћени на дијаграмима (нпр. </w:t>
-      </w:r>
-      <w:r>
-        <w:rPr>
-          <w:rFonts w:ascii="Times New Roman" w:hAnsi="Times New Roman" w:cs="Times New Roman"/>
-          <w:sz w:val="24"/>
-          <w:szCs w:val="24"/>
-        </w:rPr>
-        <w:t xml:space="preserve">типа </w:t>
-      </w:r>
-      <w:r>
-        <w:rPr>
-          <w:rFonts w:ascii="Times New Roman" w:hAnsi="Times New Roman" w:cs="Times New Roman"/>
-          <w:i/>
-          <w:iCs/>
-          <w:sz w:val="24"/>
-          <w:szCs w:val="24"/>
-        </w:rPr>
-        <w:t>EER</w:t>
-      </w:r>
-      <w:r>
-        <w:rPr>
-          <w:rFonts w:ascii="Times New Roman" w:hAnsi="Times New Roman" w:cs="Times New Roman"/>
-          <w:sz w:val="24"/>
-          <w:szCs w:val="24"/>
-        </w:rPr>
-        <w:t xml:space="preserve"> или типа</w:t>
-      </w:r>
-      <w:r>
-        <w:rPr>
-          <w:rFonts w:ascii="Times New Roman" w:hAnsi="Times New Roman" w:cs="Times New Roman"/>
-          <w:sz w:val="24"/>
-          <w:szCs w:val="24"/>
-        </w:rPr>
-        <w:t xml:space="preserve"> </w:t>
-      </w:r>
-      <w:r>
-        <w:rPr>
-          <w:rFonts w:ascii="Times New Roman" w:hAnsi="Times New Roman" w:cs="Times New Roman"/>
-          <w:i/>
-          <w:iCs/>
-          <w:sz w:val="24"/>
-          <w:szCs w:val="24"/>
-        </w:rPr>
-        <w:t>UML</w:t>
-      </w:r>
-      <w:r>
-        <w:rPr>
-          <w:rFonts w:ascii="Times New Roman" w:hAnsi="Times New Roman" w:cs="Times New Roman"/>
-          <w:sz w:val="24"/>
-          <w:szCs w:val="24"/>
-        </w:rPr>
-        <w:t>) требало би да буду написани на српском језику.</w:t>
-      </w:r>
+        <w:pStyle w:val="Heading3"/>
+        <w:rPr>
+          <w:rFonts w:ascii="Times New Roman" w:hAnsi="Times New Roman" w:cs="Times New Roman"/>
+        </w:rPr>
+      </w:pPr>
+      <w:bookmarkStart w:id="21" w:name="_Toc237631778"/>
+      <w:r>
+        <w:rPr>
+          <w:rFonts w:ascii="Times New Roman" w:hAnsi="Times New Roman" w:cs="Times New Roman"/>
+        </w:rPr>
+        <w:t xml:space="preserve">Имплементација </w:t>
+      </w:r>
+      <w:proofErr w:type="spellStart"/>
+      <w:r>
+        <w:rPr>
+          <w:rFonts w:ascii="Times New Roman" w:hAnsi="Times New Roman" w:cs="Times New Roman"/>
+          <w:lang w:val="en-US"/>
+        </w:rPr>
+        <w:t>WarehouseService</w:t>
+      </w:r>
+      <w:proofErr w:type="spellEnd"/>
+      <w:r>
+        <w:rPr>
+          <w:rFonts w:ascii="Times New Roman" w:hAnsi="Times New Roman" w:cs="Times New Roman"/>
+          <w:lang w:val="en-US"/>
+        </w:rPr>
+        <w:t xml:space="preserve"> </w:t>
+      </w:r>
+      <w:r>
+        <w:rPr>
+          <w:rFonts w:ascii="Times New Roman" w:hAnsi="Times New Roman" w:cs="Times New Roman"/>
+        </w:rPr>
+        <w:t>сервиса</w:t>
+      </w:r>
+      <w:bookmarkEnd w:id="21"/>
     </w:p>
     <w:p>
       <w:pPr>
-        <w:jc w:val="both"/>
-        <w:rPr>
-          <w:rFonts w:ascii="Times New Roman" w:hAnsi="Times New Roman" w:cs="Times New Roman"/>
-          <w:sz w:val="24"/>
-          <w:szCs w:val="24"/>
-        </w:rPr>
-      </w:pPr>
-      <w:r>
-        <w:rPr>
-          <w:rFonts w:ascii="Times New Roman" w:hAnsi="Times New Roman" w:cs="Times New Roman"/>
-          <w:sz w:val="24"/>
-          <w:szCs w:val="24"/>
-        </w:rPr>
-        <w:t xml:space="preserve">Свака преузета слика или графикон мора да поседује референцу ка оригиналном извору, као што је то урађено на Слици 3.3. </w:t>
-      </w:r>
+        <w:pStyle w:val="Heading3"/>
+        <w:rPr>
+          <w:rFonts w:ascii="Times New Roman" w:hAnsi="Times New Roman" w:cs="Times New Roman"/>
+        </w:rPr>
+      </w:pPr>
+      <w:bookmarkStart w:id="22" w:name="_Toc237631779"/>
+      <w:r>
+        <w:rPr>
+          <w:rFonts w:ascii="Times New Roman" w:hAnsi="Times New Roman" w:cs="Times New Roman"/>
+        </w:rPr>
+        <w:t xml:space="preserve">Имплементација </w:t>
+      </w:r>
+      <w:proofErr w:type="spellStart"/>
+      <w:r>
+        <w:rPr>
+          <w:rFonts w:ascii="Times New Roman" w:hAnsi="Times New Roman" w:cs="Times New Roman"/>
+          <w:lang w:val="en-US"/>
+        </w:rPr>
+        <w:t>PaymentService</w:t>
+      </w:r>
+      <w:proofErr w:type="spellEnd"/>
+      <w:r>
+        <w:rPr>
+          <w:rFonts w:ascii="Times New Roman" w:hAnsi="Times New Roman" w:cs="Times New Roman"/>
+          <w:lang w:val="en-US"/>
+        </w:rPr>
+        <w:t xml:space="preserve"> </w:t>
+      </w:r>
+      <w:r>
+        <w:rPr>
+          <w:rFonts w:ascii="Times New Roman" w:hAnsi="Times New Roman" w:cs="Times New Roman"/>
+        </w:rPr>
+        <w:t>сервиса</w:t>
+      </w:r>
+      <w:bookmarkEnd w:id="22"/>
     </w:p>
     <w:p>
       <w:pPr>
-        <w:jc w:val="center"/>
-        <w:rPr>
-          <w:rFonts w:ascii="Times New Roman" w:hAnsi="Times New Roman" w:cs="Times New Roman"/>
-          <w:sz w:val="24"/>
-          <w:szCs w:val="24"/>
-        </w:rPr>
-      </w:pPr>
-      <w:r>
-        <w:rPr>
-          <w:rFonts w:ascii="Times New Roman" w:hAnsi="Times New Roman" w:cs="Times New Roman"/>
-          <w:noProof/>
-          <w:sz w:val="24"/>
-          <w:szCs w:val="24"/>
-        </w:rPr>
-        <w:lastRenderedPageBreak/>
-        <w:drawing>
-          <wp:inline distT="0" distB="0" distL="0" distR="0" wp14:anchorId="329C9CDC" wp14:editId="42390417">
-            <wp:extent cx="3476446" cy="1873971"/>
-            <wp:effectExtent l="0" t="0" r="0" b="0"/>
-            <wp:docPr id="565871108" name="Picture 1" descr="A diagram of a process&#10;&#10;Description automatically generated"/>
-            <wp:cNvGraphicFramePr>
-              <a:graphicFrameLocks xmlns:a="http://schemas.openxmlformats.org/drawingml/2006/main" noChangeAspect="1"/>
-            </wp:cNvGraphicFramePr>
-            <a:graphic xmlns:a="http://schemas.openxmlformats.org/drawingml/2006/main">
-              <a:graphicData uri="http://schemas.openxmlformats.org/drawingml/2006/picture">
-                <pic:pic xmlns:pic="http://schemas.openxmlformats.org/drawingml/2006/picture">
-                  <pic:nvPicPr>
-                    <pic:cNvPr id="565871108" name="Picture 1" descr="A diagram of a process&#10;&#10;Description automatically generated"/>
-                    <pic:cNvPicPr>
-                      <a:picLocks noChangeAspect="1" noChangeArrowheads="1"/>
-                    </pic:cNvPicPr>
-                  </pic:nvPicPr>
-                  <pic:blipFill>
-                    <a:blip r:embed="rId37" cstate="print">
-                      <a:extLst>
-                        <a:ext uri="{28A0092B-C50C-407E-A947-70E740481C1C}">
-                          <a14:useLocalDpi xmlns:a14="http://schemas.microsoft.com/office/drawing/2010/main" val="0"/>
-                        </a:ext>
-                      </a:extLst>
-                    </a:blip>
-                    <a:srcRect/>
-                    <a:stretch>
-                      <a:fillRect/>
-                    </a:stretch>
-                  </pic:blipFill>
-                  <pic:spPr bwMode="auto">
-                    <a:xfrm>
-                      <a:off x="0" y="0"/>
-                      <a:ext cx="3501526" cy="1887490"/>
-                    </a:xfrm>
-                    <a:prstGeom prst="rect">
-                      <a:avLst/>
-                    </a:prstGeom>
-                    <a:noFill/>
-                    <a:ln>
-                      <a:noFill/>
-                    </a:ln>
-                  </pic:spPr>
-                </pic:pic>
-              </a:graphicData>
-            </a:graphic>
-          </wp:inline>
-        </w:drawing>
-      </w:r>
+        <w:ind w:left="547"/>
+      </w:pPr>
     </w:p>
     <w:p>
       <w:pPr>
-        <w:jc w:val="center"/>
-        <w:rPr>
-          <w:rFonts w:ascii="Times New Roman" w:hAnsi="Times New Roman" w:cs="Times New Roman"/>
-          <w:sz w:val="24"/>
-          <w:szCs w:val="24"/>
-        </w:rPr>
-      </w:pPr>
-      <w:r>
-        <w:rPr>
-          <w:rFonts w:ascii="Times New Roman" w:hAnsi="Times New Roman" w:cs="Times New Roman"/>
-          <w:sz w:val="24"/>
-          <w:szCs w:val="24"/>
-        </w:rPr>
-        <w:t xml:space="preserve">Слика 3.3. </w:t>
-      </w:r>
-      <w:r>
-        <w:rPr>
-          <w:rFonts w:ascii="Times New Roman" w:hAnsi="Times New Roman" w:cs="Times New Roman"/>
-          <w:sz w:val="24"/>
-          <w:szCs w:val="24"/>
-        </w:rPr>
-        <w:t>Пример корисничког интерфејса [1]</w:t>
-      </w:r>
+        <w:pStyle w:val="Heading2"/>
+        <w:rPr>
+          <w:rFonts w:ascii="Times New Roman" w:hAnsi="Times New Roman" w:cs="Times New Roman"/>
+        </w:rPr>
+      </w:pPr>
+      <w:bookmarkStart w:id="23" w:name="_Toc237631780"/>
+      <w:r>
+        <w:rPr>
+          <w:rFonts w:ascii="Times New Roman" w:hAnsi="Times New Roman" w:cs="Times New Roman"/>
+        </w:rPr>
+        <w:t xml:space="preserve">Интеграција </w:t>
+      </w:r>
+      <w:r>
+        <w:rPr>
+          <w:rFonts w:ascii="Times New Roman" w:hAnsi="Times New Roman" w:cs="Times New Roman"/>
+          <w:lang w:val="en-US"/>
+        </w:rPr>
+        <w:t>ZKP</w:t>
+      </w:r>
+      <w:r>
+        <w:rPr>
+          <w:rFonts w:ascii="Times New Roman" w:hAnsi="Times New Roman" w:cs="Times New Roman"/>
+        </w:rPr>
+        <w:t xml:space="preserve"> </w:t>
+      </w:r>
+      <w:r>
+        <w:rPr>
+          <w:rFonts w:ascii="Times New Roman" w:hAnsi="Times New Roman" w:cs="Times New Roman"/>
+        </w:rPr>
+        <w:t>библиотеке</w:t>
+      </w:r>
+      <w:bookmarkEnd w:id="23"/>
     </w:p>
     <w:p>
       <w:pPr>
-        <w:jc w:val="both"/>
-        <w:rPr>
-          <w:rFonts w:ascii="Times New Roman" w:hAnsi="Times New Roman" w:cs="Times New Roman"/>
-          <w:sz w:val="24"/>
-          <w:szCs w:val="24"/>
-        </w:rPr>
-      </w:pPr>
-      <w:r>
-        <w:rPr>
-          <w:rFonts w:ascii="Times New Roman" w:hAnsi="Times New Roman" w:cs="Times New Roman"/>
-          <w:sz w:val="24"/>
-          <w:szCs w:val="24"/>
-        </w:rPr>
-        <w:t>Уколико је приказана слика модификована, али заснована на некој другој слици, потребно је такође навести референцу</w:t>
-      </w:r>
-      <w:r>
-        <w:rPr>
-          <w:rFonts w:ascii="Times New Roman" w:hAnsi="Times New Roman" w:cs="Times New Roman"/>
-          <w:sz w:val="24"/>
-          <w:szCs w:val="24"/>
-        </w:rPr>
-        <w:t xml:space="preserve"> на оригинални извор</w:t>
-      </w:r>
-      <w:r>
-        <w:rPr>
-          <w:rFonts w:ascii="Times New Roman" w:hAnsi="Times New Roman" w:cs="Times New Roman"/>
-          <w:sz w:val="24"/>
-          <w:szCs w:val="24"/>
-        </w:rPr>
-        <w:t>, као што је приказано на Слици 3.4.</w:t>
-      </w:r>
+        <w:rPr>
+          <w:rFonts w:ascii="Times New Roman" w:hAnsi="Times New Roman" w:cs="Times New Roman"/>
+          <w:sz w:val="24"/>
+          <w:szCs w:val="24"/>
+        </w:rPr>
+      </w:pPr>
     </w:p>
     <w:p>
       <w:pPr>
-        <w:jc w:val="center"/>
-        <w:rPr>
-          <w:rFonts w:ascii="Times New Roman" w:hAnsi="Times New Roman" w:cs="Times New Roman"/>
-          <w:sz w:val="24"/>
-          <w:szCs w:val="24"/>
-        </w:rPr>
-      </w:pPr>
-      <w:r>
-        <w:rPr>
-          <w:rFonts w:ascii="Times New Roman" w:hAnsi="Times New Roman" w:cs="Times New Roman"/>
-          <w:noProof/>
-          <w:sz w:val="24"/>
-          <w:szCs w:val="24"/>
-        </w:rPr>
-        <w:drawing>
-          <wp:inline distT="0" distB="0" distL="0" distR="0" wp14:anchorId="0DCE8B11" wp14:editId="0712EBEB">
-            <wp:extent cx="2026836" cy="784754"/>
-            <wp:effectExtent l="0" t="0" r="0" b="0"/>
-            <wp:docPr id="314949663" name="Picture 1" descr="A diagram of a process&#10;&#10;Description automatically generated"/>
-            <wp:cNvGraphicFramePr>
-              <a:graphicFrameLocks xmlns:a="http://schemas.openxmlformats.org/drawingml/2006/main" noChangeAspect="1"/>
-            </wp:cNvGraphicFramePr>
-            <a:graphic xmlns:a="http://schemas.openxmlformats.org/drawingml/2006/main">
-              <a:graphicData uri="http://schemas.openxmlformats.org/drawingml/2006/picture">
-                <pic:pic xmlns:pic="http://schemas.openxmlformats.org/drawingml/2006/picture">
-                  <pic:nvPicPr>
-                    <pic:cNvPr id="565871108" name="Picture 1" descr="A diagram of a process&#10;&#10;Description automatically generated"/>
-                    <pic:cNvPicPr>
-                      <a:picLocks noChangeAspect="1" noChangeArrowheads="1"/>
-                    </pic:cNvPicPr>
-                  </pic:nvPicPr>
-                  <pic:blipFill rotWithShape="1">
-                    <a:blip r:embed="rId38" cstate="print">
-                      <a:extLst>
-                        <a:ext uri="{28A0092B-C50C-407E-A947-70E740481C1C}">
-                          <a14:useLocalDpi xmlns:a14="http://schemas.microsoft.com/office/drawing/2010/main" val="0"/>
-                        </a:ext>
-                      </a:extLst>
-                    </a:blip>
-                    <a:srcRect l="20866" t="55246" r="20769" b="2832"/>
-                    <a:stretch/>
-                  </pic:blipFill>
-                  <pic:spPr bwMode="auto">
-                    <a:xfrm>
-                      <a:off x="0" y="0"/>
-                      <a:ext cx="2043631" cy="791257"/>
-                    </a:xfrm>
-                    <a:prstGeom prst="rect">
-                      <a:avLst/>
-                    </a:prstGeom>
-                    <a:noFill/>
-                    <a:ln>
-                      <a:noFill/>
-                    </a:ln>
-                    <a:extLst>
-                      <a:ext uri="{53640926-AAD7-44D8-BBD7-CCE9431645EC}">
-                        <a14:shadowObscured xmlns:a14="http://schemas.microsoft.com/office/drawing/2010/main"/>
-                      </a:ext>
-                    </a:extLst>
-                  </pic:spPr>
-                </pic:pic>
-              </a:graphicData>
-            </a:graphic>
-          </wp:inline>
-        </w:drawing>
-      </w:r>
+        <w:rPr>
+          <w:rFonts w:ascii="Times New Roman" w:hAnsi="Times New Roman" w:cs="Times New Roman"/>
+          <w:sz w:val="24"/>
+          <w:szCs w:val="24"/>
+        </w:rPr>
+      </w:pPr>
     </w:p>
     <w:p>
       <w:pPr>
-        <w:jc w:val="center"/>
-        <w:rPr>
-          <w:rFonts w:ascii="Times New Roman" w:hAnsi="Times New Roman" w:cs="Times New Roman"/>
-          <w:sz w:val="24"/>
-          <w:szCs w:val="24"/>
-        </w:rPr>
-      </w:pPr>
-      <w:r>
-        <w:rPr>
-          <w:rFonts w:ascii="Times New Roman" w:hAnsi="Times New Roman" w:cs="Times New Roman"/>
-          <w:sz w:val="24"/>
-          <w:szCs w:val="24"/>
-        </w:rPr>
-        <w:t xml:space="preserve">Слика 3.4. </w:t>
-      </w:r>
-      <w:r>
-        <w:rPr>
-          <w:rFonts w:ascii="Times New Roman" w:hAnsi="Times New Roman" w:cs="Times New Roman"/>
-          <w:sz w:val="24"/>
-          <w:szCs w:val="24"/>
-        </w:rPr>
-        <w:t>Пример дела корисничког интерфејса (засновано на [1])</w:t>
-      </w:r>
+        <w:jc w:val="both"/>
+        <w:rPr>
+          <w:rFonts w:ascii="Times New Roman" w:hAnsi="Times New Roman" w:cs="Times New Roman"/>
+          <w:sz w:val="24"/>
+          <w:szCs w:val="24"/>
+        </w:rPr>
+      </w:pPr>
     </w:p>
     <w:p>
       <w:pPr>
-        <w:jc w:val="both"/>
-        <w:rPr>
-          <w:rFonts w:ascii="Times New Roman" w:hAnsi="Times New Roman" w:cs="Times New Roman"/>
-          <w:sz w:val="24"/>
-          <w:szCs w:val="24"/>
-        </w:rPr>
-      </w:pPr>
-      <w:r>
-        <w:rPr>
-          <w:rFonts w:ascii="Times New Roman" w:hAnsi="Times New Roman" w:cs="Times New Roman"/>
-          <w:sz w:val="24"/>
-          <w:szCs w:val="24"/>
-        </w:rPr>
-        <w:t xml:space="preserve">Пример </w:t>
-      </w:r>
-      <w:r>
-        <w:rPr>
-          <w:rFonts w:ascii="Times New Roman" w:hAnsi="Times New Roman" w:cs="Times New Roman"/>
-          <w:sz w:val="24"/>
-          <w:szCs w:val="24"/>
-        </w:rPr>
-        <w:t>табеле са три колоне</w:t>
-      </w:r>
-      <w:r>
-        <w:rPr>
-          <w:rFonts w:ascii="Times New Roman" w:hAnsi="Times New Roman" w:cs="Times New Roman"/>
-          <w:sz w:val="24"/>
-          <w:szCs w:val="24"/>
-        </w:rPr>
-        <w:t xml:space="preserve"> представљен</w:t>
-      </w:r>
-      <w:r>
-        <w:rPr>
-          <w:rFonts w:ascii="Times New Roman" w:hAnsi="Times New Roman" w:cs="Times New Roman"/>
-          <w:sz w:val="24"/>
-          <w:szCs w:val="24"/>
-        </w:rPr>
-        <w:t xml:space="preserve"> је у оквиру Табеле 3.1.</w:t>
-      </w:r>
+        <w:pStyle w:val="Heading1"/>
+        <w:rPr>
+          <w:rFonts w:ascii="Times New Roman" w:hAnsi="Times New Roman" w:cs="Times New Roman"/>
+        </w:rPr>
+      </w:pPr>
+      <w:bookmarkStart w:id="24" w:name="_Toc237631781"/>
+      <w:r>
+        <w:rPr>
+          <w:rFonts w:ascii="Times New Roman" w:hAnsi="Times New Roman" w:cs="Times New Roman"/>
+        </w:rPr>
+        <w:t>Закључак</w:t>
+      </w:r>
+      <w:bookmarkEnd w:id="24"/>
     </w:p>
     <w:p>
       <w:pPr>
-        <w:jc w:val="center"/>
-        <w:rPr>
-          <w:rFonts w:ascii="Times New Roman" w:hAnsi="Times New Roman" w:cs="Times New Roman"/>
-          <w:sz w:val="24"/>
-          <w:szCs w:val="24"/>
-        </w:rPr>
-      </w:pPr>
-      <w:r>
-        <w:rPr>
-          <w:rFonts w:ascii="Times New Roman" w:hAnsi="Times New Roman" w:cs="Times New Roman"/>
-          <w:sz w:val="24"/>
-          <w:szCs w:val="24"/>
-        </w:rPr>
-        <w:t>Табела 3.1. Пример једне табеле</w:t>
-      </w:r>
-    </w:p>
-    <w:tbl>
-      <w:tblPr>
-        <w:tblStyle w:val="TableGrid"/>
-        <w:tblW w:w="0" w:type="auto"/>
-        <w:tblLook w:val="04A0" w:firstRow="1" w:lastRow="0" w:firstColumn="1" w:lastColumn="0" w:noHBand="0" w:noVBand="1"/>
-      </w:tblPr>
-      <w:tblGrid>
-        <w:gridCol w:w="3101"/>
-        <w:gridCol w:w="3101"/>
-        <w:gridCol w:w="3102"/>
-      </w:tblGrid>
-      <w:tr>
-        <w:tc>
-          <w:tcPr>
-            <w:tcW w:w="3101" w:type="dxa"/>
-            <w:shd w:val="clear" w:color="auto" w:fill="E8E8E8" w:themeFill="background2"/>
-          </w:tcPr>
-          <w:p>
-            <w:pPr>
-              <w:jc w:val="center"/>
-              <w:rPr>
-                <w:rFonts w:ascii="Times New Roman" w:hAnsi="Times New Roman" w:cs="Times New Roman"/>
-                <w:b/>
-                <w:bCs/>
-                <w:sz w:val="24"/>
-                <w:szCs w:val="24"/>
-              </w:rPr>
-            </w:pPr>
-            <w:r>
-              <w:rPr>
-                <w:rFonts w:ascii="Times New Roman" w:hAnsi="Times New Roman" w:cs="Times New Roman"/>
-                <w:b/>
-                <w:bCs/>
-                <w:sz w:val="24"/>
-                <w:szCs w:val="24"/>
-              </w:rPr>
-              <w:t>Колона 1</w:t>
-            </w:r>
-          </w:p>
-        </w:tc>
-        <w:tc>
-          <w:tcPr>
-            <w:tcW w:w="3101" w:type="dxa"/>
-            <w:shd w:val="clear" w:color="auto" w:fill="E8E8E8" w:themeFill="background2"/>
-          </w:tcPr>
-          <w:p>
-            <w:pPr>
-              <w:jc w:val="center"/>
-              <w:rPr>
-                <w:rFonts w:ascii="Times New Roman" w:hAnsi="Times New Roman" w:cs="Times New Roman"/>
-                <w:b/>
-                <w:bCs/>
-                <w:sz w:val="24"/>
-                <w:szCs w:val="24"/>
-              </w:rPr>
-            </w:pPr>
-            <w:r>
-              <w:rPr>
-                <w:rFonts w:ascii="Times New Roman" w:hAnsi="Times New Roman" w:cs="Times New Roman"/>
-                <w:b/>
-                <w:bCs/>
-                <w:sz w:val="24"/>
-                <w:szCs w:val="24"/>
-              </w:rPr>
-              <w:t>Колона 2</w:t>
-            </w:r>
-          </w:p>
-        </w:tc>
-        <w:tc>
-          <w:tcPr>
-            <w:tcW w:w="3102" w:type="dxa"/>
-            <w:shd w:val="clear" w:color="auto" w:fill="E8E8E8" w:themeFill="background2"/>
-          </w:tcPr>
-          <w:p>
-            <w:pPr>
-              <w:jc w:val="center"/>
-              <w:rPr>
-                <w:rFonts w:ascii="Times New Roman" w:hAnsi="Times New Roman" w:cs="Times New Roman"/>
-                <w:b/>
-                <w:bCs/>
-                <w:sz w:val="24"/>
-                <w:szCs w:val="24"/>
-              </w:rPr>
-            </w:pPr>
-            <w:r>
-              <w:rPr>
-                <w:rFonts w:ascii="Times New Roman" w:hAnsi="Times New Roman" w:cs="Times New Roman"/>
-                <w:b/>
-                <w:bCs/>
-                <w:sz w:val="24"/>
-                <w:szCs w:val="24"/>
-              </w:rPr>
-              <w:t>Колона 3</w:t>
-            </w:r>
-          </w:p>
-        </w:tc>
-      </w:tr>
-      <w:tr>
-        <w:tc>
-          <w:tcPr>
-            <w:tcW w:w="3101" w:type="dxa"/>
-          </w:tcPr>
-          <w:p>
-            <w:pPr>
-              <w:jc w:val="center"/>
-              <w:rPr>
-                <w:rFonts w:ascii="Times New Roman" w:hAnsi="Times New Roman" w:cs="Times New Roman"/>
-                <w:sz w:val="24"/>
-                <w:szCs w:val="24"/>
-              </w:rPr>
-            </w:pPr>
-          </w:p>
-        </w:tc>
-        <w:tc>
-          <w:tcPr>
-            <w:tcW w:w="3101" w:type="dxa"/>
-          </w:tcPr>
-          <w:p>
-            <w:pPr>
-              <w:jc w:val="center"/>
-              <w:rPr>
-                <w:rFonts w:ascii="Times New Roman" w:hAnsi="Times New Roman" w:cs="Times New Roman"/>
-                <w:sz w:val="24"/>
-                <w:szCs w:val="24"/>
-              </w:rPr>
-            </w:pPr>
-          </w:p>
-        </w:tc>
-        <w:tc>
-          <w:tcPr>
-            <w:tcW w:w="3102" w:type="dxa"/>
-          </w:tcPr>
-          <w:p>
-            <w:pPr>
-              <w:jc w:val="center"/>
-              <w:rPr>
-                <w:rFonts w:ascii="Times New Roman" w:hAnsi="Times New Roman" w:cs="Times New Roman"/>
-                <w:sz w:val="24"/>
-                <w:szCs w:val="24"/>
-              </w:rPr>
-            </w:pPr>
-          </w:p>
-        </w:tc>
-      </w:tr>
-      <w:tr>
-        <w:tc>
-          <w:tcPr>
-            <w:tcW w:w="3101" w:type="dxa"/>
-          </w:tcPr>
-          <w:p>
-            <w:pPr>
-              <w:jc w:val="center"/>
-              <w:rPr>
-                <w:rFonts w:ascii="Times New Roman" w:hAnsi="Times New Roman" w:cs="Times New Roman"/>
-                <w:sz w:val="24"/>
-                <w:szCs w:val="24"/>
-              </w:rPr>
-            </w:pPr>
-          </w:p>
-        </w:tc>
-        <w:tc>
-          <w:tcPr>
-            <w:tcW w:w="3101" w:type="dxa"/>
-          </w:tcPr>
-          <w:p>
-            <w:pPr>
-              <w:jc w:val="center"/>
-              <w:rPr>
-                <w:rFonts w:ascii="Times New Roman" w:hAnsi="Times New Roman" w:cs="Times New Roman"/>
-                <w:sz w:val="24"/>
-                <w:szCs w:val="24"/>
-              </w:rPr>
-            </w:pPr>
-          </w:p>
-        </w:tc>
-        <w:tc>
-          <w:tcPr>
-            <w:tcW w:w="3102" w:type="dxa"/>
-          </w:tcPr>
-          <w:p>
-            <w:pPr>
-              <w:jc w:val="center"/>
-              <w:rPr>
-                <w:rFonts w:ascii="Times New Roman" w:hAnsi="Times New Roman" w:cs="Times New Roman"/>
-                <w:sz w:val="24"/>
-                <w:szCs w:val="24"/>
-              </w:rPr>
-            </w:pPr>
-          </w:p>
-        </w:tc>
-      </w:tr>
-      <w:tr>
-        <w:tc>
-          <w:tcPr>
-            <w:tcW w:w="3101" w:type="dxa"/>
-          </w:tcPr>
-          <w:p>
-            <w:pPr>
-              <w:jc w:val="center"/>
-              <w:rPr>
-                <w:rFonts w:ascii="Times New Roman" w:hAnsi="Times New Roman" w:cs="Times New Roman"/>
-                <w:sz w:val="24"/>
-                <w:szCs w:val="24"/>
-              </w:rPr>
-            </w:pPr>
-          </w:p>
-        </w:tc>
-        <w:tc>
-          <w:tcPr>
-            <w:tcW w:w="3101" w:type="dxa"/>
-          </w:tcPr>
-          <w:p>
-            <w:pPr>
-              <w:jc w:val="center"/>
-              <w:rPr>
-                <w:rFonts w:ascii="Times New Roman" w:hAnsi="Times New Roman" w:cs="Times New Roman"/>
-                <w:sz w:val="24"/>
-                <w:szCs w:val="24"/>
-              </w:rPr>
-            </w:pPr>
-          </w:p>
-        </w:tc>
-        <w:tc>
-          <w:tcPr>
-            <w:tcW w:w="3102" w:type="dxa"/>
-          </w:tcPr>
-          <w:p>
-            <w:pPr>
-              <w:jc w:val="center"/>
-              <w:rPr>
-                <w:rFonts w:ascii="Times New Roman" w:hAnsi="Times New Roman" w:cs="Times New Roman"/>
-                <w:sz w:val="24"/>
-                <w:szCs w:val="24"/>
-              </w:rPr>
-            </w:pPr>
-          </w:p>
-        </w:tc>
-      </w:tr>
-    </w:tbl>
-    <w:p>
-      <w:pPr>
-        <w:spacing w:before="120"/>
         <w:jc w:val="both"/>
         <w:rPr>
           <w:rFonts w:ascii="Times New Roman" w:hAnsi="Times New Roman" w:cs="Times New Roman"/>
-          <w:sz w:val="24"/>
-          <w:szCs w:val="24"/>
-        </w:rPr>
-      </w:pPr>
-      <w:r>
-        <w:rPr>
-          <w:rFonts w:ascii="Times New Roman" w:hAnsi="Times New Roman" w:cs="Times New Roman"/>
-          <w:sz w:val="24"/>
-          <w:szCs w:val="24"/>
-        </w:rPr>
-        <w:t xml:space="preserve">Листинг је могуће приказати као текст у </w:t>
-      </w:r>
-      <w:r>
-        <w:rPr>
-          <w:rFonts w:ascii="Times New Roman" w:hAnsi="Times New Roman" w:cs="Times New Roman"/>
-          <w:sz w:val="24"/>
-          <w:szCs w:val="24"/>
-        </w:rPr>
-        <w:t>оквиру</w:t>
-      </w:r>
-      <w:r>
-        <w:rPr>
-          <w:rFonts w:ascii="Times New Roman" w:hAnsi="Times New Roman" w:cs="Times New Roman"/>
-          <w:sz w:val="24"/>
-          <w:szCs w:val="24"/>
-        </w:rPr>
-        <w:t xml:space="preserve"> табеле (Листинг 3.1). За потребе писања програмског кôда</w:t>
-      </w:r>
-      <w:r>
-        <w:rPr>
-          <w:rFonts w:ascii="Times New Roman" w:hAnsi="Times New Roman" w:cs="Times New Roman"/>
-          <w:sz w:val="24"/>
-          <w:szCs w:val="24"/>
-        </w:rPr>
-        <w:t xml:space="preserve"> у оквиру листинга</w:t>
-      </w:r>
-      <w:r>
-        <w:rPr>
-          <w:rFonts w:ascii="Times New Roman" w:hAnsi="Times New Roman" w:cs="Times New Roman"/>
-          <w:sz w:val="24"/>
-          <w:szCs w:val="24"/>
-        </w:rPr>
-        <w:t xml:space="preserve">, могуће је искористи фонт </w:t>
-      </w:r>
-      <w:r>
-        <w:rPr>
-          <w:rFonts w:ascii="Times New Roman" w:hAnsi="Times New Roman" w:cs="Times New Roman"/>
-          <w:i/>
-          <w:iCs/>
-          <w:sz w:val="24"/>
-          <w:szCs w:val="24"/>
-        </w:rPr>
-        <w:t>Consolas</w:t>
-      </w:r>
-      <w:r>
-        <w:rPr>
-          <w:rFonts w:ascii="Times New Roman" w:hAnsi="Times New Roman" w:cs="Times New Roman"/>
-          <w:sz w:val="24"/>
-          <w:szCs w:val="24"/>
-        </w:rPr>
-        <w:t xml:space="preserve"> величине 10.</w:t>
-      </w:r>
-    </w:p>
-    <w:tbl>
-      <w:tblPr>
-        <w:tblStyle w:val="TableGrid"/>
-        <w:tblW w:w="0" w:type="auto"/>
-        <w:tblCellMar>
-          <w:top w:w="43" w:type="dxa"/>
-          <w:bottom w:w="43" w:type="dxa"/>
-        </w:tblCellMar>
-        <w:tblLook w:val="04A0" w:firstRow="1" w:lastRow="0" w:firstColumn="1" w:lastColumn="0" w:noHBand="0" w:noVBand="1"/>
-      </w:tblPr>
-      <w:tblGrid>
-        <w:gridCol w:w="436"/>
-        <w:gridCol w:w="8868"/>
-      </w:tblGrid>
-      <w:tr>
-        <w:tc>
-          <w:tcPr>
-            <w:tcW w:w="355" w:type="dxa"/>
-          </w:tcPr>
-          <w:p>
-            <w:pPr>
-              <w:jc w:val="both"/>
-              <w:rPr>
-                <w:rFonts w:ascii="Consolas" w:hAnsi="Consolas" w:cs="Times New Roman"/>
-                <w:sz w:val="20"/>
-                <w:szCs w:val="20"/>
-              </w:rPr>
-            </w:pPr>
-            <w:r>
-              <w:rPr>
-                <w:rFonts w:ascii="Consolas" w:hAnsi="Consolas" w:cs="Times New Roman"/>
-                <w:sz w:val="20"/>
-                <w:szCs w:val="20"/>
-              </w:rPr>
-              <w:t>1</w:t>
-            </w:r>
-          </w:p>
-          <w:p>
-            <w:pPr>
-              <w:jc w:val="both"/>
-              <w:rPr>
-                <w:rFonts w:ascii="Consolas" w:hAnsi="Consolas" w:cs="Times New Roman"/>
-                <w:sz w:val="20"/>
-                <w:szCs w:val="20"/>
-              </w:rPr>
-            </w:pPr>
-            <w:r>
-              <w:rPr>
-                <w:rFonts w:ascii="Consolas" w:hAnsi="Consolas" w:cs="Times New Roman"/>
-                <w:sz w:val="20"/>
-                <w:szCs w:val="20"/>
-              </w:rPr>
-              <w:t>2</w:t>
-            </w:r>
-          </w:p>
-          <w:p>
-            <w:pPr>
-              <w:jc w:val="both"/>
-              <w:rPr>
-                <w:rFonts w:ascii="Consolas" w:hAnsi="Consolas" w:cs="Times New Roman"/>
-                <w:sz w:val="20"/>
-                <w:szCs w:val="20"/>
-              </w:rPr>
-            </w:pPr>
-            <w:r>
-              <w:rPr>
-                <w:rFonts w:ascii="Consolas" w:hAnsi="Consolas" w:cs="Times New Roman"/>
-                <w:sz w:val="20"/>
-                <w:szCs w:val="20"/>
-              </w:rPr>
-              <w:t>3</w:t>
-            </w:r>
-          </w:p>
-          <w:p>
-            <w:pPr>
-              <w:jc w:val="both"/>
-              <w:rPr>
-                <w:rFonts w:ascii="Consolas" w:hAnsi="Consolas" w:cs="Times New Roman"/>
-                <w:sz w:val="20"/>
-                <w:szCs w:val="20"/>
-              </w:rPr>
-            </w:pPr>
-            <w:r>
-              <w:rPr>
-                <w:rFonts w:ascii="Consolas" w:hAnsi="Consolas" w:cs="Times New Roman"/>
-                <w:sz w:val="20"/>
-                <w:szCs w:val="20"/>
-              </w:rPr>
-              <w:t>4</w:t>
-            </w:r>
-          </w:p>
-          <w:p>
-            <w:pPr>
-              <w:jc w:val="both"/>
-              <w:rPr>
-                <w:rFonts w:ascii="Consolas" w:hAnsi="Consolas" w:cs="Times New Roman"/>
-                <w:sz w:val="20"/>
-                <w:szCs w:val="20"/>
-              </w:rPr>
-            </w:pPr>
-            <w:r>
-              <w:rPr>
-                <w:rFonts w:ascii="Consolas" w:hAnsi="Consolas" w:cs="Times New Roman"/>
-                <w:sz w:val="20"/>
-                <w:szCs w:val="20"/>
-              </w:rPr>
-              <w:t>5</w:t>
-            </w:r>
-          </w:p>
-          <w:p>
-            <w:pPr>
-              <w:jc w:val="both"/>
-              <w:rPr>
-                <w:rFonts w:ascii="Consolas" w:hAnsi="Consolas" w:cs="Times New Roman"/>
-                <w:sz w:val="20"/>
-                <w:szCs w:val="20"/>
-              </w:rPr>
-            </w:pPr>
-            <w:r>
-              <w:rPr>
-                <w:rFonts w:ascii="Consolas" w:hAnsi="Consolas" w:cs="Times New Roman"/>
-                <w:sz w:val="20"/>
-                <w:szCs w:val="20"/>
-              </w:rPr>
-              <w:t>6</w:t>
-            </w:r>
-          </w:p>
-          <w:p>
-            <w:pPr>
-              <w:jc w:val="both"/>
-              <w:rPr>
-                <w:rFonts w:ascii="Consolas" w:hAnsi="Consolas" w:cs="Times New Roman"/>
-                <w:sz w:val="20"/>
-                <w:szCs w:val="20"/>
-              </w:rPr>
-            </w:pPr>
-            <w:r>
-              <w:rPr>
-                <w:rFonts w:ascii="Consolas" w:hAnsi="Consolas" w:cs="Times New Roman"/>
-                <w:sz w:val="20"/>
-                <w:szCs w:val="20"/>
-              </w:rPr>
-              <w:t>7</w:t>
-            </w:r>
-          </w:p>
-          <w:p>
-            <w:pPr>
-              <w:jc w:val="both"/>
-              <w:rPr>
-                <w:rFonts w:ascii="Consolas" w:hAnsi="Consolas" w:cs="Times New Roman"/>
-                <w:sz w:val="20"/>
-                <w:szCs w:val="20"/>
-              </w:rPr>
-            </w:pPr>
-            <w:r>
-              <w:rPr>
-                <w:rFonts w:ascii="Consolas" w:hAnsi="Consolas" w:cs="Times New Roman"/>
-                <w:sz w:val="20"/>
-                <w:szCs w:val="20"/>
-              </w:rPr>
-              <w:t>8</w:t>
-            </w:r>
-          </w:p>
-          <w:p>
-            <w:pPr>
-              <w:jc w:val="both"/>
-              <w:rPr>
-                <w:rFonts w:ascii="Consolas" w:hAnsi="Consolas" w:cs="Times New Roman"/>
-                <w:sz w:val="20"/>
-                <w:szCs w:val="20"/>
-              </w:rPr>
-            </w:pPr>
-            <w:r>
-              <w:rPr>
-                <w:rFonts w:ascii="Consolas" w:hAnsi="Consolas" w:cs="Times New Roman"/>
-                <w:sz w:val="20"/>
-                <w:szCs w:val="20"/>
-              </w:rPr>
-              <w:t>9</w:t>
-            </w:r>
-          </w:p>
-          <w:p>
-            <w:pPr>
-              <w:jc w:val="both"/>
-              <w:rPr>
-                <w:rFonts w:ascii="Consolas" w:hAnsi="Consolas" w:cs="Times New Roman"/>
-                <w:sz w:val="20"/>
-                <w:szCs w:val="20"/>
-              </w:rPr>
-            </w:pPr>
-            <w:r>
-              <w:rPr>
-                <w:rFonts w:ascii="Consolas" w:hAnsi="Consolas" w:cs="Times New Roman"/>
-                <w:sz w:val="20"/>
-                <w:szCs w:val="20"/>
-              </w:rPr>
-              <w:t>10</w:t>
-            </w:r>
-          </w:p>
-          <w:p>
-            <w:pPr>
-              <w:jc w:val="both"/>
-              <w:rPr>
-                <w:rFonts w:ascii="Consolas" w:hAnsi="Consolas" w:cs="Times New Roman"/>
-                <w:sz w:val="20"/>
-                <w:szCs w:val="20"/>
-              </w:rPr>
-            </w:pPr>
-            <w:r>
-              <w:rPr>
-                <w:rFonts w:ascii="Consolas" w:hAnsi="Consolas" w:cs="Times New Roman"/>
-                <w:sz w:val="20"/>
-                <w:szCs w:val="20"/>
-              </w:rPr>
-              <w:t>11</w:t>
-            </w:r>
-          </w:p>
-          <w:p>
-            <w:pPr>
-              <w:jc w:val="both"/>
-              <w:rPr>
-                <w:rFonts w:ascii="Consolas" w:hAnsi="Consolas" w:cs="Times New Roman"/>
-                <w:sz w:val="20"/>
-                <w:szCs w:val="20"/>
-              </w:rPr>
-            </w:pPr>
-            <w:r>
-              <w:rPr>
-                <w:rFonts w:ascii="Consolas" w:hAnsi="Consolas" w:cs="Times New Roman"/>
-                <w:sz w:val="20"/>
-                <w:szCs w:val="20"/>
-              </w:rPr>
-              <w:t>12</w:t>
-            </w:r>
-          </w:p>
-        </w:tc>
-        <w:tc>
-          <w:tcPr>
-            <w:tcW w:w="8949" w:type="dxa"/>
-          </w:tcPr>
-          <w:p>
-            <w:pPr>
-              <w:jc w:val="both"/>
-              <w:rPr>
-                <w:rFonts w:ascii="Consolas" w:hAnsi="Consolas" w:cs="Times New Roman"/>
-                <w:sz w:val="20"/>
-                <w:szCs w:val="20"/>
-              </w:rPr>
-            </w:pPr>
-            <w:r>
-              <w:rPr>
-                <w:rFonts w:ascii="Consolas" w:hAnsi="Consolas" w:cs="Times New Roman"/>
-                <w:sz w:val="20"/>
-                <w:szCs w:val="20"/>
-              </w:rPr>
-              <w:t>CREATE TABLE radnik (</w:t>
-            </w:r>
-          </w:p>
-          <w:p>
-            <w:pPr>
-              <w:jc w:val="both"/>
-              <w:rPr>
-                <w:rFonts w:ascii="Consolas" w:hAnsi="Consolas" w:cs="Times New Roman"/>
-                <w:sz w:val="20"/>
-                <w:szCs w:val="20"/>
-              </w:rPr>
-            </w:pPr>
-            <w:r>
-              <w:rPr>
-                <w:rFonts w:ascii="Consolas" w:hAnsi="Consolas" w:cs="Times New Roman"/>
-                <w:sz w:val="20"/>
-                <w:szCs w:val="20"/>
-              </w:rPr>
-              <w:tab/>
-              <w:t>Mbr integer NOT NULL,</w:t>
-            </w:r>
-          </w:p>
-          <w:p>
-            <w:pPr>
-              <w:jc w:val="both"/>
-              <w:rPr>
-                <w:rFonts w:ascii="Consolas" w:hAnsi="Consolas" w:cs="Times New Roman"/>
-                <w:sz w:val="20"/>
-                <w:szCs w:val="20"/>
-              </w:rPr>
-            </w:pPr>
-            <w:r>
-              <w:rPr>
-                <w:rFonts w:ascii="Consolas" w:hAnsi="Consolas" w:cs="Times New Roman"/>
-                <w:sz w:val="20"/>
-                <w:szCs w:val="20"/>
-              </w:rPr>
-              <w:tab/>
-              <w:t>Ime varchar(20) NOT NULL,</w:t>
-            </w:r>
-          </w:p>
-          <w:p>
-            <w:pPr>
-              <w:jc w:val="both"/>
-              <w:rPr>
-                <w:rFonts w:ascii="Consolas" w:hAnsi="Consolas" w:cs="Times New Roman"/>
-                <w:sz w:val="20"/>
-                <w:szCs w:val="20"/>
-              </w:rPr>
-            </w:pPr>
-            <w:r>
-              <w:rPr>
-                <w:rFonts w:ascii="Consolas" w:hAnsi="Consolas" w:cs="Times New Roman"/>
-                <w:sz w:val="20"/>
-                <w:szCs w:val="20"/>
-              </w:rPr>
-              <w:tab/>
-              <w:t>Prz varchar(25) NOT NULL,</w:t>
-            </w:r>
-          </w:p>
-          <w:p>
-            <w:pPr>
-              <w:jc w:val="both"/>
-              <w:rPr>
-                <w:rFonts w:ascii="Consolas" w:hAnsi="Consolas" w:cs="Times New Roman"/>
-                <w:sz w:val="20"/>
-                <w:szCs w:val="20"/>
-              </w:rPr>
-            </w:pPr>
-            <w:r>
-              <w:rPr>
-                <w:rFonts w:ascii="Consolas" w:hAnsi="Consolas" w:cs="Times New Roman"/>
-                <w:sz w:val="20"/>
-                <w:szCs w:val="20"/>
-              </w:rPr>
-              <w:tab/>
-              <w:t>Sef integer,</w:t>
-            </w:r>
-          </w:p>
-          <w:p>
-            <w:pPr>
-              <w:jc w:val="both"/>
-              <w:rPr>
-                <w:rFonts w:ascii="Consolas" w:hAnsi="Consolas" w:cs="Times New Roman"/>
-                <w:sz w:val="20"/>
-                <w:szCs w:val="20"/>
-              </w:rPr>
-            </w:pPr>
-            <w:r>
-              <w:rPr>
-                <w:rFonts w:ascii="Consolas" w:hAnsi="Consolas" w:cs="Times New Roman"/>
-                <w:sz w:val="20"/>
-                <w:szCs w:val="20"/>
-              </w:rPr>
-              <w:tab/>
-              <w:t>Plt decimal(10, 2),</w:t>
-            </w:r>
-          </w:p>
-          <w:p>
-            <w:pPr>
-              <w:jc w:val="both"/>
-              <w:rPr>
-                <w:rFonts w:ascii="Consolas" w:hAnsi="Consolas" w:cs="Times New Roman"/>
-                <w:sz w:val="20"/>
-                <w:szCs w:val="20"/>
-              </w:rPr>
-            </w:pPr>
-            <w:r>
-              <w:rPr>
-                <w:rFonts w:ascii="Consolas" w:hAnsi="Consolas" w:cs="Times New Roman"/>
-                <w:sz w:val="20"/>
-                <w:szCs w:val="20"/>
-              </w:rPr>
-              <w:tab/>
-              <w:t>Pre decimal(6, 2),</w:t>
-            </w:r>
-          </w:p>
-          <w:p>
-            <w:pPr>
-              <w:jc w:val="both"/>
-              <w:rPr>
-                <w:rFonts w:ascii="Consolas" w:hAnsi="Consolas" w:cs="Times New Roman"/>
-                <w:sz w:val="20"/>
-                <w:szCs w:val="20"/>
-              </w:rPr>
-            </w:pPr>
-            <w:r>
-              <w:rPr>
-                <w:rFonts w:ascii="Consolas" w:hAnsi="Consolas" w:cs="Times New Roman"/>
-                <w:sz w:val="20"/>
-                <w:szCs w:val="20"/>
-              </w:rPr>
-              <w:tab/>
-              <w:t>God date NOT NULL,</w:t>
-            </w:r>
-          </w:p>
-          <w:p>
-            <w:pPr>
-              <w:jc w:val="both"/>
-              <w:rPr>
-                <w:rFonts w:ascii="Consolas" w:hAnsi="Consolas" w:cs="Times New Roman"/>
-                <w:sz w:val="20"/>
-                <w:szCs w:val="20"/>
-              </w:rPr>
-            </w:pPr>
-            <w:r>
-              <w:rPr>
-                <w:rFonts w:ascii="Consolas" w:hAnsi="Consolas" w:cs="Times New Roman"/>
-                <w:sz w:val="20"/>
-                <w:szCs w:val="20"/>
-              </w:rPr>
-              <w:tab/>
-              <w:t>CONSTRAINT radnik_PK PRIMARY KEY (Mbr),</w:t>
-            </w:r>
-          </w:p>
-          <w:p>
-            <w:pPr>
-              <w:jc w:val="both"/>
-              <w:rPr>
-                <w:rFonts w:ascii="Consolas" w:hAnsi="Consolas" w:cs="Times New Roman"/>
-                <w:sz w:val="20"/>
-                <w:szCs w:val="20"/>
-              </w:rPr>
-            </w:pPr>
-            <w:r>
-              <w:rPr>
-                <w:rFonts w:ascii="Consolas" w:hAnsi="Consolas" w:cs="Times New Roman"/>
-                <w:sz w:val="20"/>
-                <w:szCs w:val="20"/>
-              </w:rPr>
-              <w:tab/>
-              <w:t>CONSTRAINT radnik_FK FOREIGN KEY (Sef) REFERENCES Radnik (Mbr),</w:t>
-            </w:r>
-          </w:p>
-          <w:p>
-            <w:pPr>
-              <w:jc w:val="both"/>
-              <w:rPr>
-                <w:rFonts w:ascii="Consolas" w:hAnsi="Consolas" w:cs="Times New Roman"/>
-                <w:sz w:val="20"/>
-                <w:szCs w:val="20"/>
-              </w:rPr>
-            </w:pPr>
-            <w:r>
-              <w:rPr>
-                <w:rFonts w:ascii="Consolas" w:hAnsi="Consolas" w:cs="Times New Roman"/>
-                <w:sz w:val="20"/>
-                <w:szCs w:val="20"/>
-              </w:rPr>
-              <w:tab/>
-              <w:t>CONSTRAINT radnik_CH CHECK (Plt&gt;500)</w:t>
-            </w:r>
-          </w:p>
-          <w:p>
-            <w:pPr>
-              <w:jc w:val="both"/>
-              <w:rPr>
-                <w:rFonts w:ascii="Times New Roman" w:hAnsi="Times New Roman" w:cs="Times New Roman"/>
-              </w:rPr>
-            </w:pPr>
-            <w:r>
-              <w:rPr>
-                <w:rFonts w:ascii="Consolas" w:hAnsi="Consolas" w:cs="Times New Roman"/>
-                <w:sz w:val="20"/>
-                <w:szCs w:val="20"/>
-              </w:rPr>
-              <w:t>);</w:t>
-            </w:r>
-          </w:p>
-        </w:tc>
-      </w:tr>
-    </w:tbl>
-    <w:p>
-      <w:pPr>
-        <w:spacing w:before="60"/>
-        <w:jc w:val="center"/>
-        <w:rPr>
-          <w:rFonts w:ascii="Times New Roman" w:hAnsi="Times New Roman" w:cs="Times New Roman"/>
-        </w:rPr>
-      </w:pPr>
-      <w:r>
-        <w:rPr>
-          <w:rFonts w:ascii="Times New Roman" w:hAnsi="Times New Roman" w:cs="Times New Roman"/>
-          <w:sz w:val="24"/>
-          <w:szCs w:val="24"/>
-        </w:rPr>
-        <w:t>Листинг 3.1. Пример наредбе за креирање табеле Радник</w:t>
-      </w:r>
+        </w:rPr>
+      </w:pPr>
     </w:p>
     <w:p>
       <w:pPr>
-        <w:jc w:val="both"/>
-        <w:rPr>
-          <w:rFonts w:ascii="Times New Roman" w:hAnsi="Times New Roman" w:cs="Times New Roman"/>
-          <w:i/>
-          <w:iCs/>
-          <w:sz w:val="24"/>
-          <w:szCs w:val="24"/>
-        </w:rPr>
-      </w:pPr>
-      <w:r>
-        <w:rPr>
-          <w:rFonts w:ascii="Times New Roman" w:hAnsi="Times New Roman" w:cs="Times New Roman"/>
-          <w:sz w:val="24"/>
-          <w:szCs w:val="24"/>
-        </w:rPr>
-        <w:t xml:space="preserve">У тексту завршног рада потребно је навести коришћену литературу. Такође, уколико у раду постоји преглед постојећих софтверских решења, потребно је навести званичну веб страницу као референцу. </w:t>
-      </w:r>
-      <w:r>
-        <w:rPr>
-          <w:rFonts w:ascii="Times New Roman" w:hAnsi="Times New Roman" w:cs="Times New Roman"/>
-          <w:sz w:val="24"/>
-          <w:szCs w:val="24"/>
-        </w:rPr>
-        <w:t>Стил референцирања требало би да буде усаглашен</w:t>
-      </w:r>
-      <w:r>
-        <w:rPr>
-          <w:rFonts w:ascii="Times New Roman" w:hAnsi="Times New Roman" w:cs="Times New Roman"/>
-          <w:sz w:val="24"/>
-          <w:szCs w:val="24"/>
-        </w:rPr>
-        <w:t xml:space="preserve"> у целом раду</w:t>
-      </w:r>
-      <w:r>
-        <w:rPr>
-          <w:rFonts w:ascii="Times New Roman" w:hAnsi="Times New Roman" w:cs="Times New Roman"/>
-          <w:sz w:val="24"/>
-          <w:szCs w:val="24"/>
-        </w:rPr>
-        <w:t>, на пример коришћењем стила</w:t>
-      </w:r>
-      <w:r>
-        <w:rPr>
-          <w:rFonts w:ascii="Times New Roman" w:hAnsi="Times New Roman" w:cs="Times New Roman"/>
-          <w:sz w:val="24"/>
-          <w:szCs w:val="24"/>
-        </w:rPr>
-        <w:t xml:space="preserve"> референцирања</w:t>
-      </w:r>
-      <w:r>
-        <w:rPr>
-          <w:rFonts w:ascii="Times New Roman" w:hAnsi="Times New Roman" w:cs="Times New Roman"/>
-          <w:sz w:val="24"/>
-          <w:szCs w:val="24"/>
-        </w:rPr>
-        <w:t xml:space="preserve"> </w:t>
-      </w:r>
-      <w:r>
-        <w:rPr>
-          <w:rFonts w:ascii="Times New Roman" w:hAnsi="Times New Roman" w:cs="Times New Roman"/>
-          <w:i/>
-          <w:iCs/>
-          <w:sz w:val="24"/>
-          <w:szCs w:val="24"/>
-        </w:rPr>
-        <w:t xml:space="preserve">IEEE. </w:t>
+        <w:rPr>
+          <w:rFonts w:ascii="Times New Roman" w:hAnsi="Times New Roman" w:cs="Times New Roman"/>
+        </w:rPr>
+      </w:pPr>
+      <w:r>
+        <w:rPr>
+          <w:rFonts w:ascii="Times New Roman" w:hAnsi="Times New Roman" w:cs="Times New Roman"/>
+        </w:rPr>
+        <w:br w:type="page"/>
       </w:r>
     </w:p>
     <w:p>
       <w:pPr>
-        <w:jc w:val="both"/>
-        <w:rPr>
-          <w:rFonts w:ascii="Times New Roman" w:hAnsi="Times New Roman" w:cs="Times New Roman"/>
-          <w:sz w:val="24"/>
-          <w:szCs w:val="24"/>
-        </w:rPr>
-      </w:pPr>
-      <w:r>
-        <w:rPr>
-          <w:rFonts w:ascii="Times New Roman" w:hAnsi="Times New Roman" w:cs="Times New Roman"/>
-          <w:sz w:val="24"/>
-          <w:szCs w:val="24"/>
-        </w:rPr>
-        <w:t>Број референце</w:t>
-      </w:r>
-      <w:r>
-        <w:rPr>
-          <w:rFonts w:ascii="Times New Roman" w:hAnsi="Times New Roman" w:cs="Times New Roman"/>
-          <w:i/>
-          <w:iCs/>
-          <w:sz w:val="24"/>
-          <w:szCs w:val="24"/>
-        </w:rPr>
-        <w:t xml:space="preserve"> </w:t>
-      </w:r>
-      <w:r>
-        <w:rPr>
-          <w:rFonts w:ascii="Times New Roman" w:hAnsi="Times New Roman" w:cs="Times New Roman"/>
-          <w:sz w:val="24"/>
-          <w:szCs w:val="24"/>
-        </w:rPr>
-        <w:t>представља редни број њеног појављивања у тексту</w:t>
-      </w:r>
-      <w:r>
-        <w:rPr>
-          <w:rFonts w:ascii="Times New Roman" w:hAnsi="Times New Roman" w:cs="Times New Roman"/>
-          <w:sz w:val="24"/>
-          <w:szCs w:val="24"/>
-        </w:rPr>
-        <w:t xml:space="preserve"> (</w:t>
-      </w:r>
-      <w:r>
-        <w:rPr>
-          <w:rFonts w:ascii="Times New Roman" w:hAnsi="Times New Roman" w:cs="Times New Roman"/>
-          <w:sz w:val="24"/>
-          <w:szCs w:val="24"/>
-        </w:rPr>
-        <w:t xml:space="preserve">односно, </w:t>
-      </w:r>
-      <w:r>
-        <w:rPr>
-          <w:rFonts w:ascii="Times New Roman" w:hAnsi="Times New Roman" w:cs="Times New Roman"/>
-          <w:sz w:val="24"/>
-          <w:szCs w:val="24"/>
-        </w:rPr>
-        <w:t>редо</w:t>
-      </w:r>
-      <w:r>
-        <w:rPr>
-          <w:rFonts w:ascii="Times New Roman" w:hAnsi="Times New Roman" w:cs="Times New Roman"/>
-          <w:sz w:val="24"/>
-          <w:szCs w:val="24"/>
-        </w:rPr>
-        <w:t>следом</w:t>
-      </w:r>
-      <w:r>
-        <w:rPr>
-          <w:rFonts w:ascii="Times New Roman" w:hAnsi="Times New Roman" w:cs="Times New Roman"/>
-          <w:sz w:val="24"/>
-          <w:szCs w:val="24"/>
-        </w:rPr>
-        <w:t xml:space="preserve"> којим се референце појављују у тексту, </w:t>
-      </w:r>
-      <w:r>
-        <w:rPr>
-          <w:rFonts w:ascii="Times New Roman" w:hAnsi="Times New Roman" w:cs="Times New Roman"/>
-          <w:sz w:val="24"/>
-          <w:szCs w:val="24"/>
-        </w:rPr>
-        <w:t xml:space="preserve">истим редоследом </w:t>
-      </w:r>
-      <w:r>
-        <w:rPr>
-          <w:rFonts w:ascii="Times New Roman" w:hAnsi="Times New Roman" w:cs="Times New Roman"/>
-          <w:sz w:val="24"/>
-          <w:szCs w:val="24"/>
-        </w:rPr>
-        <w:t xml:space="preserve">требало би да се појаве као листа </w:t>
-      </w:r>
-      <w:r>
-        <w:rPr>
-          <w:rFonts w:ascii="Times New Roman" w:hAnsi="Times New Roman" w:cs="Times New Roman"/>
-          <w:sz w:val="24"/>
-          <w:szCs w:val="24"/>
-        </w:rPr>
-        <w:lastRenderedPageBreak/>
-        <w:t>у поглављу Литература)</w:t>
-      </w:r>
-      <w:r>
-        <w:rPr>
-          <w:rFonts w:ascii="Times New Roman" w:hAnsi="Times New Roman" w:cs="Times New Roman"/>
-          <w:sz w:val="24"/>
-          <w:szCs w:val="24"/>
-        </w:rPr>
-        <w:t>.</w:t>
-      </w:r>
-      <w:r>
-        <w:rPr>
-          <w:rFonts w:ascii="Times New Roman" w:hAnsi="Times New Roman" w:cs="Times New Roman"/>
-          <w:i/>
-          <w:iCs/>
-          <w:sz w:val="24"/>
-          <w:szCs w:val="24"/>
-        </w:rPr>
-        <w:t xml:space="preserve"> </w:t>
-      </w:r>
-      <w:r>
-        <w:rPr>
-          <w:rFonts w:ascii="Times New Roman" w:hAnsi="Times New Roman" w:cs="Times New Roman"/>
-          <w:sz w:val="24"/>
-          <w:szCs w:val="24"/>
-        </w:rPr>
-        <w:t xml:space="preserve">Могуће је референцу додати на крај реченице (тада </w:t>
-      </w:r>
-      <w:r>
-        <w:rPr>
-          <w:rFonts w:ascii="Times New Roman" w:hAnsi="Times New Roman" w:cs="Times New Roman"/>
-          <w:sz w:val="24"/>
-          <w:szCs w:val="24"/>
-        </w:rPr>
-        <w:t xml:space="preserve">је референцу потребно додати </w:t>
-      </w:r>
-      <w:r>
-        <w:rPr>
-          <w:rFonts w:ascii="Times New Roman" w:hAnsi="Times New Roman" w:cs="Times New Roman"/>
-          <w:sz w:val="24"/>
-          <w:szCs w:val="24"/>
-        </w:rPr>
-        <w:t>пре тачке) или након што је споменут одређени термин.</w:t>
-      </w:r>
-      <w:r>
-        <w:rPr>
-          <w:rFonts w:ascii="Times New Roman" w:hAnsi="Times New Roman" w:cs="Times New Roman"/>
-          <w:sz w:val="24"/>
-          <w:szCs w:val="24"/>
-        </w:rPr>
-        <w:t xml:space="preserve"> Такође, референцу је могуће додати пре навођења листе (нпр. пре двотачке).</w:t>
-      </w:r>
-    </w:p>
-    <w:p>
-      <w:pPr>
-        <w:pStyle w:val="ListParagraph"/>
-        <w:numPr>
-          <w:ilvl w:val="0"/>
-          <w:numId w:val="8"/>
-        </w:numPr>
-        <w:jc w:val="both"/>
-        <w:rPr>
-          <w:rFonts w:ascii="Times New Roman" w:hAnsi="Times New Roman" w:cs="Times New Roman"/>
-          <w:sz w:val="24"/>
-          <w:szCs w:val="24"/>
-        </w:rPr>
-      </w:pPr>
-      <w:r>
-        <w:rPr>
-          <w:rFonts w:ascii="Times New Roman" w:hAnsi="Times New Roman" w:cs="Times New Roman"/>
-          <w:sz w:val="24"/>
-          <w:szCs w:val="24"/>
-        </w:rPr>
-        <w:t>Нпр. Модели машинског учења користе се за трансформацију садржаја у векторске уградње [</w:t>
-      </w:r>
-      <w:r>
-        <w:rPr>
-          <w:rFonts w:ascii="Times New Roman" w:hAnsi="Times New Roman" w:cs="Times New Roman"/>
-          <w:sz w:val="24"/>
-          <w:szCs w:val="24"/>
-        </w:rPr>
-        <w:t>1</w:t>
-      </w:r>
-      <w:r>
-        <w:rPr>
-          <w:rFonts w:ascii="Times New Roman" w:hAnsi="Times New Roman" w:cs="Times New Roman"/>
-          <w:sz w:val="24"/>
-          <w:szCs w:val="24"/>
-        </w:rPr>
-        <w:t>].</w:t>
-      </w:r>
-    </w:p>
-    <w:p>
-      <w:pPr>
-        <w:pStyle w:val="ListParagraph"/>
-        <w:numPr>
-          <w:ilvl w:val="0"/>
-          <w:numId w:val="8"/>
-        </w:numPr>
-        <w:jc w:val="both"/>
-        <w:rPr>
-          <w:rFonts w:ascii="Times New Roman" w:hAnsi="Times New Roman" w:cs="Times New Roman"/>
-          <w:sz w:val="24"/>
-          <w:szCs w:val="24"/>
-        </w:rPr>
-      </w:pPr>
-      <w:r>
-        <w:rPr>
-          <w:rFonts w:ascii="Times New Roman" w:hAnsi="Times New Roman" w:cs="Times New Roman"/>
-          <w:sz w:val="24"/>
-          <w:szCs w:val="24"/>
-        </w:rPr>
-        <w:t>Нпр. Графске базе података [</w:t>
-      </w:r>
-      <w:r>
-        <w:rPr>
-          <w:rFonts w:ascii="Times New Roman" w:hAnsi="Times New Roman" w:cs="Times New Roman"/>
-          <w:sz w:val="24"/>
-          <w:szCs w:val="24"/>
-        </w:rPr>
-        <w:t>2</w:t>
-      </w:r>
-      <w:r>
-        <w:rPr>
-          <w:rFonts w:ascii="Times New Roman" w:hAnsi="Times New Roman" w:cs="Times New Roman"/>
-          <w:sz w:val="24"/>
-          <w:szCs w:val="24"/>
-        </w:rPr>
-        <w:t>] представљају…</w:t>
-      </w:r>
-    </w:p>
-    <w:p>
-      <w:pPr>
-        <w:pStyle w:val="ListParagraph"/>
-        <w:numPr>
-          <w:ilvl w:val="0"/>
-          <w:numId w:val="8"/>
-        </w:numPr>
-        <w:jc w:val="both"/>
-        <w:rPr>
-          <w:rFonts w:ascii="Times New Roman" w:hAnsi="Times New Roman" w:cs="Times New Roman"/>
-          <w:sz w:val="24"/>
-          <w:szCs w:val="24"/>
-        </w:rPr>
-      </w:pPr>
-      <w:r>
-        <w:rPr>
-          <w:rFonts w:ascii="Times New Roman" w:hAnsi="Times New Roman" w:cs="Times New Roman"/>
-          <w:sz w:val="24"/>
-          <w:szCs w:val="24"/>
-        </w:rPr>
-        <w:t>Нпр. Инжењерство вођено моделима пружа следеће доприносе [3]: …</w:t>
-      </w:r>
-    </w:p>
-    <w:p>
-      <w:pPr>
-        <w:jc w:val="both"/>
-        <w:rPr>
-          <w:rFonts w:ascii="Times New Roman" w:hAnsi="Times New Roman" w:cs="Times New Roman"/>
-          <w:sz w:val="24"/>
-          <w:szCs w:val="24"/>
-        </w:rPr>
-      </w:pPr>
-      <w:r>
-        <w:rPr>
-          <w:rFonts w:ascii="Times New Roman" w:hAnsi="Times New Roman" w:cs="Times New Roman"/>
-          <w:sz w:val="24"/>
-          <w:szCs w:val="24"/>
-        </w:rPr>
-        <w:t>У наставку следе примери навођења литературе различитог типа (погледати поглавље Литературе на крају овог документа, где су наведене референце које одговарају следећим цитатима):</w:t>
-      </w:r>
-      <w:r>
-        <w:rPr>
-          <w:rFonts w:ascii="Times New Roman" w:hAnsi="Times New Roman" w:cs="Times New Roman"/>
-          <w:sz w:val="24"/>
-          <w:szCs w:val="24"/>
-        </w:rPr>
-        <w:t xml:space="preserve"> </w:t>
-      </w:r>
-    </w:p>
-    <w:p>
-      <w:pPr>
-        <w:pStyle w:val="ListParagraph"/>
-        <w:numPr>
-          <w:ilvl w:val="0"/>
-          <w:numId w:val="9"/>
-        </w:numPr>
-        <w:jc w:val="both"/>
-        <w:rPr>
-          <w:rFonts w:ascii="Times New Roman" w:hAnsi="Times New Roman" w:cs="Times New Roman"/>
-          <w:sz w:val="24"/>
-          <w:szCs w:val="24"/>
-        </w:rPr>
-      </w:pPr>
-      <w:r>
-        <w:rPr>
-          <w:rFonts w:ascii="Times New Roman" w:hAnsi="Times New Roman" w:cs="Times New Roman"/>
-          <w:sz w:val="24"/>
-          <w:szCs w:val="24"/>
-        </w:rPr>
-        <w:t>Пример навођења књиге [1]</w:t>
-      </w:r>
-    </w:p>
-    <w:p>
-      <w:pPr>
-        <w:pStyle w:val="ListParagraph"/>
-        <w:numPr>
-          <w:ilvl w:val="0"/>
-          <w:numId w:val="9"/>
-        </w:numPr>
-        <w:jc w:val="both"/>
-        <w:rPr>
-          <w:rFonts w:ascii="Times New Roman" w:hAnsi="Times New Roman" w:cs="Times New Roman"/>
-          <w:sz w:val="24"/>
-          <w:szCs w:val="24"/>
-        </w:rPr>
-      </w:pPr>
-      <w:r>
-        <w:rPr>
-          <w:rFonts w:ascii="Times New Roman" w:hAnsi="Times New Roman" w:cs="Times New Roman"/>
-          <w:sz w:val="24"/>
-          <w:szCs w:val="24"/>
-        </w:rPr>
-        <w:t>Пример навођења поглавља у књизи [2]</w:t>
-      </w:r>
-    </w:p>
-    <w:p>
-      <w:pPr>
-        <w:pStyle w:val="ListParagraph"/>
-        <w:numPr>
-          <w:ilvl w:val="0"/>
-          <w:numId w:val="9"/>
-        </w:numPr>
-        <w:jc w:val="both"/>
-        <w:rPr>
-          <w:rFonts w:ascii="Times New Roman" w:hAnsi="Times New Roman" w:cs="Times New Roman"/>
-          <w:sz w:val="24"/>
-          <w:szCs w:val="24"/>
-        </w:rPr>
-      </w:pPr>
-      <w:r>
-        <w:rPr>
-          <w:rFonts w:ascii="Times New Roman" w:hAnsi="Times New Roman" w:cs="Times New Roman"/>
-          <w:sz w:val="24"/>
-          <w:szCs w:val="24"/>
-        </w:rPr>
-        <w:t>Пример навођења научног рада објављеног у часопису [3]</w:t>
-      </w:r>
-    </w:p>
-    <w:p>
-      <w:pPr>
-        <w:pStyle w:val="ListParagraph"/>
-        <w:numPr>
-          <w:ilvl w:val="0"/>
-          <w:numId w:val="9"/>
-        </w:numPr>
-        <w:jc w:val="both"/>
-        <w:rPr>
-          <w:rFonts w:ascii="Times New Roman" w:hAnsi="Times New Roman" w:cs="Times New Roman"/>
-          <w:sz w:val="24"/>
-          <w:szCs w:val="24"/>
-        </w:rPr>
-      </w:pPr>
-      <w:r>
-        <w:rPr>
-          <w:rFonts w:ascii="Times New Roman" w:hAnsi="Times New Roman" w:cs="Times New Roman"/>
-          <w:sz w:val="24"/>
-          <w:szCs w:val="24"/>
-        </w:rPr>
-        <w:t>Пример навођења научног рада објављеног у зборнику</w:t>
-      </w:r>
-      <w:r>
-        <w:rPr>
-          <w:rFonts w:ascii="Times New Roman" w:hAnsi="Times New Roman" w:cs="Times New Roman"/>
-          <w:sz w:val="24"/>
-          <w:szCs w:val="24"/>
-        </w:rPr>
-        <w:t xml:space="preserve"> радова</w:t>
-      </w:r>
-      <w:r>
-        <w:rPr>
-          <w:rFonts w:ascii="Times New Roman" w:hAnsi="Times New Roman" w:cs="Times New Roman"/>
-          <w:sz w:val="24"/>
-          <w:szCs w:val="24"/>
-        </w:rPr>
-        <w:t xml:space="preserve"> конференције [4]</w:t>
-      </w:r>
-    </w:p>
-    <w:p>
-      <w:pPr>
-        <w:pStyle w:val="ListParagraph"/>
-        <w:numPr>
-          <w:ilvl w:val="0"/>
-          <w:numId w:val="9"/>
-        </w:numPr>
-        <w:jc w:val="both"/>
-        <w:rPr>
-          <w:rFonts w:ascii="Times New Roman" w:hAnsi="Times New Roman" w:cs="Times New Roman"/>
-          <w:sz w:val="24"/>
-          <w:szCs w:val="24"/>
-        </w:rPr>
-      </w:pPr>
-      <w:r>
-        <w:rPr>
-          <w:rFonts w:ascii="Times New Roman" w:hAnsi="Times New Roman" w:cs="Times New Roman"/>
-          <w:sz w:val="24"/>
-          <w:szCs w:val="24"/>
-        </w:rPr>
-        <w:t xml:space="preserve">Пример навођења техничког извештаја [5] </w:t>
-      </w:r>
-    </w:p>
-    <w:p>
-      <w:pPr>
-        <w:pStyle w:val="ListParagraph"/>
-        <w:numPr>
-          <w:ilvl w:val="0"/>
-          <w:numId w:val="9"/>
-        </w:numPr>
-        <w:jc w:val="both"/>
-        <w:rPr>
-          <w:rFonts w:ascii="Times New Roman" w:hAnsi="Times New Roman" w:cs="Times New Roman"/>
-          <w:sz w:val="24"/>
-          <w:szCs w:val="24"/>
-        </w:rPr>
-      </w:pPr>
-      <w:r>
-        <w:rPr>
-          <w:rFonts w:ascii="Times New Roman" w:hAnsi="Times New Roman" w:cs="Times New Roman"/>
-          <w:sz w:val="24"/>
-          <w:szCs w:val="24"/>
-        </w:rPr>
-        <w:t>Пример навођења спецификације [6]</w:t>
-      </w:r>
-    </w:p>
-    <w:p>
-      <w:pPr>
-        <w:pStyle w:val="ListParagraph"/>
-        <w:numPr>
-          <w:ilvl w:val="0"/>
-          <w:numId w:val="9"/>
-        </w:numPr>
-        <w:jc w:val="both"/>
-        <w:rPr>
-          <w:rFonts w:ascii="Times New Roman" w:hAnsi="Times New Roman" w:cs="Times New Roman"/>
-          <w:sz w:val="24"/>
-          <w:szCs w:val="24"/>
-        </w:rPr>
-      </w:pPr>
-      <w:r>
-        <w:rPr>
-          <w:rFonts w:ascii="Times New Roman" w:hAnsi="Times New Roman" w:cs="Times New Roman"/>
-          <w:sz w:val="24"/>
-          <w:szCs w:val="24"/>
-        </w:rPr>
-        <w:t>Пример навођења завршног рада (дипломски, мастер, докторат) [7]</w:t>
-      </w:r>
-    </w:p>
-    <w:p>
-      <w:pPr>
-        <w:pStyle w:val="ListParagraph"/>
-        <w:numPr>
-          <w:ilvl w:val="0"/>
-          <w:numId w:val="9"/>
-        </w:numPr>
-        <w:jc w:val="both"/>
-        <w:rPr>
-          <w:rFonts w:ascii="Times New Roman" w:hAnsi="Times New Roman" w:cs="Times New Roman"/>
-          <w:sz w:val="24"/>
-          <w:szCs w:val="24"/>
-        </w:rPr>
-      </w:pPr>
-      <w:r>
-        <w:rPr>
-          <w:rFonts w:ascii="Times New Roman" w:hAnsi="Times New Roman" w:cs="Times New Roman"/>
-          <w:sz w:val="24"/>
-          <w:szCs w:val="24"/>
-        </w:rPr>
-        <w:t>Пример навођења веб странице [8]</w:t>
-      </w:r>
-    </w:p>
-    <w:p>
-      <w:pPr>
-        <w:pStyle w:val="ListParagraph"/>
-        <w:numPr>
-          <w:ilvl w:val="0"/>
-          <w:numId w:val="9"/>
-        </w:numPr>
-        <w:jc w:val="both"/>
-        <w:rPr>
-          <w:rFonts w:ascii="Times New Roman" w:hAnsi="Times New Roman" w:cs="Times New Roman"/>
-          <w:sz w:val="24"/>
-          <w:szCs w:val="24"/>
-        </w:rPr>
-      </w:pPr>
-      <w:r>
-        <w:rPr>
-          <w:rFonts w:ascii="Times New Roman" w:hAnsi="Times New Roman" w:cs="Times New Roman"/>
-          <w:sz w:val="24"/>
-          <w:szCs w:val="24"/>
-        </w:rPr>
-        <w:t>Пример навођења стандарда [9]</w:t>
-      </w:r>
-    </w:p>
-    <w:p>
-      <w:pPr>
-        <w:jc w:val="both"/>
-        <w:rPr>
-          <w:rFonts w:ascii="Times New Roman" w:hAnsi="Times New Roman" w:cs="Times New Roman"/>
-          <w:sz w:val="24"/>
-          <w:szCs w:val="24"/>
-        </w:rPr>
-      </w:pPr>
-      <w:r>
-        <w:rPr>
-          <w:rFonts w:ascii="Times New Roman" w:hAnsi="Times New Roman" w:cs="Times New Roman"/>
-          <w:sz w:val="24"/>
-          <w:szCs w:val="24"/>
-        </w:rPr>
-        <w:t xml:space="preserve">Уколико је у завршном раду коришћен скуп података који је јавно доступан, потребно је проверити да ли је дозвољено да се користи за потребе завршног рада и референцирати скуп података у оквиру текста завршног рада. </w:t>
-      </w:r>
-    </w:p>
-    <w:p>
-      <w:pPr>
-        <w:jc w:val="both"/>
-        <w:rPr>
-          <w:rFonts w:ascii="Times New Roman" w:hAnsi="Times New Roman" w:cs="Times New Roman"/>
-        </w:rPr>
-      </w:pPr>
-    </w:p>
-    <w:p>
-      <w:pPr>
-        <w:rPr>
-          <w:rFonts w:ascii="Times New Roman" w:hAnsi="Times New Roman" w:cs="Times New Roman"/>
-        </w:rPr>
-      </w:pPr>
-      <w:r>
-        <w:rPr>
-          <w:rFonts w:ascii="Times New Roman" w:hAnsi="Times New Roman" w:cs="Times New Roman"/>
-        </w:rPr>
-        <w:br w:type="page"/>
-      </w:r>
-    </w:p>
-    <w:p>
-      <w:pPr>
         <w:pStyle w:val="Heading1"/>
         <w:rPr>
           <w:rFonts w:ascii="Times New Roman" w:hAnsi="Times New Roman" w:cs="Times New Roman"/>
         </w:rPr>
       </w:pPr>
-      <w:bookmarkStart w:id="16" w:name="_Toc237478394"/>
-      <w:r>
-        <w:rPr>
-          <w:rFonts w:ascii="Times New Roman" w:hAnsi="Times New Roman" w:cs="Times New Roman"/>
-        </w:rPr>
-        <w:lastRenderedPageBreak/>
-        <w:t>Примјена библиотеке у микросервисном окружењу</w:t>
-      </w:r>
-      <w:bookmarkEnd w:id="16"/>
-    </w:p>
-    <w:p>
-      <w:pPr>
-        <w:jc w:val="both"/>
-        <w:rPr>
-          <w:rFonts w:ascii="Times New Roman" w:hAnsi="Times New Roman" w:cs="Times New Roman"/>
-          <w:sz w:val="24"/>
-          <w:szCs w:val="24"/>
-        </w:rPr>
-      </w:pPr>
-      <w:r>
-        <w:rPr>
-          <w:rFonts w:ascii="Times New Roman" w:hAnsi="Times New Roman" w:cs="Times New Roman"/>
-          <w:sz w:val="24"/>
-          <w:szCs w:val="24"/>
-        </w:rPr>
-        <w:t xml:space="preserve">Презентација </w:t>
-      </w:r>
-      <w:r>
-        <w:rPr>
-          <w:rFonts w:ascii="Times New Roman" w:hAnsi="Times New Roman" w:cs="Times New Roman"/>
-          <w:sz w:val="24"/>
-          <w:szCs w:val="24"/>
-        </w:rPr>
-        <w:t xml:space="preserve">коришћена приликом одбране завршног рада </w:t>
-      </w:r>
-      <w:r>
-        <w:rPr>
-          <w:rFonts w:ascii="Times New Roman" w:hAnsi="Times New Roman" w:cs="Times New Roman"/>
-          <w:sz w:val="24"/>
-          <w:szCs w:val="24"/>
-        </w:rPr>
-        <w:t>мора да траје до 10 минута за дипломске радове и</w:t>
-      </w:r>
-      <w:r>
-        <w:rPr>
-          <w:rFonts w:ascii="Times New Roman" w:hAnsi="Times New Roman" w:cs="Times New Roman"/>
-          <w:sz w:val="24"/>
-          <w:szCs w:val="24"/>
-        </w:rPr>
-        <w:t>ли</w:t>
-      </w:r>
-      <w:r>
-        <w:rPr>
-          <w:rFonts w:ascii="Times New Roman" w:hAnsi="Times New Roman" w:cs="Times New Roman"/>
-          <w:sz w:val="24"/>
-          <w:szCs w:val="24"/>
-        </w:rPr>
-        <w:t xml:space="preserve"> до 15 минута за мастер радове. </w:t>
-      </w:r>
-    </w:p>
-    <w:p>
-      <w:pPr>
-        <w:jc w:val="both"/>
-        <w:rPr>
-          <w:rFonts w:ascii="Times New Roman" w:hAnsi="Times New Roman" w:cs="Times New Roman"/>
-          <w:sz w:val="24"/>
-          <w:szCs w:val="24"/>
-        </w:rPr>
-      </w:pPr>
-      <w:r>
-        <w:rPr>
-          <w:rFonts w:ascii="Times New Roman" w:hAnsi="Times New Roman" w:cs="Times New Roman"/>
-          <w:sz w:val="24"/>
-          <w:szCs w:val="24"/>
-        </w:rPr>
-        <w:t xml:space="preserve">У зависности од садржаја рада, потребно је најпре </w:t>
-      </w:r>
-      <w:r>
-        <w:rPr>
-          <w:rFonts w:ascii="Times New Roman" w:hAnsi="Times New Roman" w:cs="Times New Roman"/>
-          <w:sz w:val="24"/>
-          <w:szCs w:val="24"/>
-        </w:rPr>
-        <w:t>презентовати</w:t>
-      </w:r>
-      <w:r>
-        <w:rPr>
-          <w:rFonts w:ascii="Times New Roman" w:hAnsi="Times New Roman" w:cs="Times New Roman"/>
-          <w:sz w:val="24"/>
-          <w:szCs w:val="24"/>
-        </w:rPr>
-        <w:t xml:space="preserve"> увод који представља домен рада, мотивацију и циљ (нпр. </w:t>
-      </w:r>
-      <w:r>
-        <w:rPr>
-          <w:rFonts w:ascii="Times New Roman" w:hAnsi="Times New Roman" w:cs="Times New Roman"/>
-          <w:sz w:val="24"/>
-          <w:szCs w:val="24"/>
-        </w:rPr>
-        <w:t>један</w:t>
-      </w:r>
-      <w:r>
-        <w:rPr>
-          <w:rFonts w:ascii="Times New Roman" w:hAnsi="Times New Roman" w:cs="Times New Roman"/>
-          <w:sz w:val="24"/>
-          <w:szCs w:val="24"/>
-        </w:rPr>
-        <w:t xml:space="preserve"> до </w:t>
-      </w:r>
-      <w:r>
-        <w:rPr>
-          <w:rFonts w:ascii="Times New Roman" w:hAnsi="Times New Roman" w:cs="Times New Roman"/>
-          <w:sz w:val="24"/>
-          <w:szCs w:val="24"/>
-        </w:rPr>
-        <w:t>два</w:t>
-      </w:r>
-      <w:r>
-        <w:rPr>
-          <w:rFonts w:ascii="Times New Roman" w:hAnsi="Times New Roman" w:cs="Times New Roman"/>
-          <w:sz w:val="24"/>
-          <w:szCs w:val="24"/>
-        </w:rPr>
-        <w:t xml:space="preserve"> слајда). Затим је потребно представити решење описано у раду (то може бити архитектура система за радове који обухватају софтверско решење) или теоријски увод и главне резултате (за радове у којима је фокус био на истраживању области). Уколико је у питању софтверско решење, </w:t>
-      </w:r>
-      <w:r>
-        <w:rPr>
-          <w:rFonts w:ascii="Times New Roman" w:hAnsi="Times New Roman" w:cs="Times New Roman"/>
-          <w:sz w:val="24"/>
-          <w:szCs w:val="24"/>
-        </w:rPr>
-        <w:t xml:space="preserve">потребно је </w:t>
-      </w:r>
-      <w:r>
-        <w:rPr>
-          <w:rFonts w:ascii="Times New Roman" w:hAnsi="Times New Roman" w:cs="Times New Roman"/>
-          <w:sz w:val="24"/>
-          <w:szCs w:val="24"/>
-        </w:rPr>
-        <w:t xml:space="preserve">снимити </w:t>
-      </w:r>
-      <w:r>
-        <w:rPr>
-          <w:rFonts w:ascii="Times New Roman" w:hAnsi="Times New Roman" w:cs="Times New Roman"/>
-          <w:sz w:val="24"/>
-          <w:szCs w:val="24"/>
-        </w:rPr>
-        <w:t>показни</w:t>
-      </w:r>
-      <w:r>
-        <w:rPr>
-          <w:rFonts w:ascii="Times New Roman" w:hAnsi="Times New Roman" w:cs="Times New Roman"/>
-          <w:sz w:val="24"/>
-          <w:szCs w:val="24"/>
-        </w:rPr>
-        <w:t xml:space="preserve"> видео</w:t>
-      </w:r>
-      <w:r>
-        <w:rPr>
-          <w:rFonts w:ascii="Times New Roman" w:hAnsi="Times New Roman" w:cs="Times New Roman"/>
-          <w:sz w:val="24"/>
-          <w:szCs w:val="24"/>
-        </w:rPr>
-        <w:t xml:space="preserve"> (</w:t>
-      </w:r>
-      <w:r>
-        <w:rPr>
-          <w:rFonts w:ascii="Times New Roman" w:hAnsi="Times New Roman" w:cs="Times New Roman"/>
-          <w:i/>
-          <w:iCs/>
-          <w:sz w:val="24"/>
-          <w:szCs w:val="24"/>
-        </w:rPr>
-        <w:t>demo</w:t>
-      </w:r>
-      <w:r>
-        <w:rPr>
-          <w:rFonts w:ascii="Times New Roman" w:hAnsi="Times New Roman" w:cs="Times New Roman"/>
-          <w:sz w:val="24"/>
-          <w:szCs w:val="24"/>
-        </w:rPr>
-        <w:t>)</w:t>
-      </w:r>
-      <w:r>
-        <w:rPr>
-          <w:rFonts w:ascii="Times New Roman" w:hAnsi="Times New Roman" w:cs="Times New Roman"/>
-          <w:sz w:val="24"/>
-          <w:szCs w:val="24"/>
-        </w:rPr>
-        <w:t xml:space="preserve"> у трајању од 3 до 5 минута. На крају презентације потребно је најпре сумирати главне доприносе презентованог рада, а затим који су будући правци рада или истраживања. </w:t>
-      </w:r>
-    </w:p>
-    <w:p>
-      <w:pPr>
-        <w:jc w:val="both"/>
-        <w:rPr>
-          <w:rFonts w:ascii="Times New Roman" w:hAnsi="Times New Roman" w:cs="Times New Roman"/>
-          <w:sz w:val="24"/>
-          <w:szCs w:val="24"/>
-        </w:rPr>
-      </w:pPr>
-      <w:r>
-        <w:rPr>
-          <w:rFonts w:ascii="Times New Roman" w:hAnsi="Times New Roman" w:cs="Times New Roman"/>
-          <w:sz w:val="24"/>
-          <w:szCs w:val="24"/>
-        </w:rPr>
-        <w:t xml:space="preserve">Требало би избећи, </w:t>
-      </w:r>
-      <w:r>
-        <w:rPr>
-          <w:rFonts w:ascii="Times New Roman" w:hAnsi="Times New Roman" w:cs="Times New Roman"/>
-          <w:sz w:val="24"/>
-          <w:szCs w:val="24"/>
-        </w:rPr>
-        <w:t>у зависности од теме рада</w:t>
-      </w:r>
-      <w:r>
-        <w:rPr>
-          <w:rFonts w:ascii="Times New Roman" w:hAnsi="Times New Roman" w:cs="Times New Roman"/>
-          <w:sz w:val="24"/>
-          <w:szCs w:val="24"/>
-        </w:rPr>
-        <w:t>, велике количине текста на слајдовима.</w:t>
-      </w:r>
-    </w:p>
-    <w:p>
-      <w:pPr>
-        <w:jc w:val="both"/>
-        <w:rPr>
-          <w:rFonts w:ascii="Times New Roman" w:hAnsi="Times New Roman" w:cs="Times New Roman"/>
-          <w:sz w:val="24"/>
-          <w:szCs w:val="24"/>
-        </w:rPr>
-      </w:pPr>
-    </w:p>
-    <w:p>
-      <w:pPr>
-        <w:pStyle w:val="Heading1"/>
-        <w:rPr>
-          <w:rFonts w:ascii="Times New Roman" w:hAnsi="Times New Roman" w:cs="Times New Roman"/>
-        </w:rPr>
-      </w:pPr>
-      <w:bookmarkStart w:id="17" w:name="_Toc237478395"/>
-      <w:r>
-        <w:rPr>
-          <w:rFonts w:ascii="Times New Roman" w:hAnsi="Times New Roman" w:cs="Times New Roman"/>
-        </w:rPr>
-        <w:t>Закључак</w:t>
-      </w:r>
-      <w:bookmarkEnd w:id="17"/>
-    </w:p>
-    <w:p>
-      <w:pPr>
-        <w:jc w:val="both"/>
-        <w:rPr>
-          <w:rFonts w:ascii="Times New Roman" w:hAnsi="Times New Roman" w:cs="Times New Roman"/>
-        </w:rPr>
-      </w:pPr>
-    </w:p>
-    <w:p>
-      <w:pPr>
-        <w:rPr>
-          <w:rFonts w:ascii="Times New Roman" w:hAnsi="Times New Roman" w:cs="Times New Roman"/>
-        </w:rPr>
-      </w:pPr>
-      <w:r>
-        <w:rPr>
-          <w:rFonts w:ascii="Times New Roman" w:hAnsi="Times New Roman" w:cs="Times New Roman"/>
-        </w:rPr>
-        <w:br w:type="page"/>
-      </w:r>
-    </w:p>
-    <w:p>
-      <w:pPr>
-        <w:pStyle w:val="Heading1"/>
-        <w:rPr>
-          <w:rFonts w:ascii="Times New Roman" w:hAnsi="Times New Roman" w:cs="Times New Roman"/>
-        </w:rPr>
-      </w:pPr>
-      <w:bookmarkStart w:id="18" w:name="_Toc237478396"/>
+      <w:bookmarkStart w:id="25" w:name="_Toc237631782"/>
       <w:r>
         <w:rPr>
           <w:rFonts w:ascii="Times New Roman" w:hAnsi="Times New Roman" w:cs="Times New Roman"/>
@@ -23856,7 +23738,7 @@
         <w:lastRenderedPageBreak/>
         <w:t>Литература</w:t>
       </w:r>
-      <w:bookmarkEnd w:id="18"/>
+      <w:bookmarkEnd w:id="25"/>
     </w:p>
     <w:p>
       <w:pPr>
@@ -23873,7 +23755,7 @@
           <w:szCs w:val="24"/>
         </w:rPr>
       </w:pPr>
-      <w:bookmarkStart w:id="19" w:name="_Ref236837480"/>
+      <w:bookmarkStart w:id="26" w:name="_Ref236837480"/>
       <w:r>
         <w:rPr>
           <w:rFonts w:ascii="Times New Roman" w:hAnsi="Times New Roman" w:cs="Times New Roman"/>
@@ -23908,7 +23790,7 @@
         </w:rPr>
         <w:t>.</w:t>
       </w:r>
-      <w:bookmarkEnd w:id="19"/>
+      <w:bookmarkEnd w:id="26"/>
     </w:p>
     <w:p>
       <w:pPr>
@@ -23925,7 +23807,7 @@
           <w:szCs w:val="24"/>
         </w:rPr>
       </w:pPr>
-      <w:bookmarkStart w:id="20" w:name="_Ref236837494"/>
+      <w:bookmarkStart w:id="27" w:name="_Ref236837494"/>
       <w:r>
         <w:rPr>
           <w:rFonts w:ascii="Times New Roman" w:hAnsi="Times New Roman" w:cs="Times New Roman"/>
@@ -23952,7 +23834,7 @@
         </w:rPr>
         <w:t>, Manning, 2018.</w:t>
       </w:r>
-      <w:bookmarkEnd w:id="20"/>
+      <w:bookmarkEnd w:id="27"/>
     </w:p>
     <w:p>
       <w:pPr>
@@ -23969,7 +23851,7 @@
           <w:szCs w:val="24"/>
         </w:rPr>
       </w:pPr>
-      <w:bookmarkStart w:id="21" w:name="_Ref236837541"/>
+      <w:bookmarkStart w:id="28" w:name="_Ref236837541"/>
       <w:r>
         <w:rPr>
           <w:rFonts w:ascii="Times New Roman" w:hAnsi="Times New Roman" w:cs="Times New Roman"/>
@@ -23996,7 +23878,7 @@
         </w:rPr>
         <w:t>, RFC 8446, 2018.</w:t>
       </w:r>
-      <w:bookmarkEnd w:id="21"/>
+      <w:bookmarkEnd w:id="28"/>
     </w:p>
     <w:p>
       <w:pPr>
@@ -24139,7 +24021,7 @@
           <w:szCs w:val="24"/>
         </w:rPr>
       </w:pPr>
-      <w:bookmarkStart w:id="22" w:name="_Ref237451559"/>
+      <w:bookmarkStart w:id="29" w:name="_Ref237451559"/>
       <w:r>
         <w:rPr>
           <w:rFonts w:ascii="Times New Roman" w:hAnsi="Times New Roman" w:cs="Times New Roman"/>
@@ -24148,7 +24030,7 @@
         </w:rPr>
         <w:t>C. P. Schnorr, “Efficient Identification and Signatures for Smart Cards,” Advances in Cryptology — CRYPTO ’89, Springer, 1990, pp. 239–252.</w:t>
       </w:r>
-      <w:bookmarkEnd w:id="22"/>
+      <w:bookmarkEnd w:id="29"/>
     </w:p>
     <w:p>
       <w:pPr>
@@ -24170,7 +24052,7 @@
           <w:rFonts w:ascii="Times New Roman" w:hAnsi="Times New Roman" w:cs="Times New Roman"/>
         </w:rPr>
       </w:pPr>
-      <w:bookmarkStart w:id="23" w:name="_Toc237478397"/>
+      <w:bookmarkStart w:id="30" w:name="_Toc237631783"/>
       <w:r>
         <w:rPr>
           <w:rFonts w:ascii="Times New Roman" w:hAnsi="Times New Roman" w:cs="Times New Roman"/>
@@ -24178,7 +24060,7 @@
         <w:lastRenderedPageBreak/>
         <w:t>Биографија</w:t>
       </w:r>
-      <w:bookmarkEnd w:id="23"/>
+      <w:bookmarkEnd w:id="30"/>
     </w:p>
     <w:p>
       <w:pPr>
@@ -24198,10 +24080,10 @@
       </w:r>
     </w:p>
     <w:sectPr>
-      <w:headerReference w:type="even" r:id="rId39"/>
-      <w:headerReference w:type="default" r:id="rId40"/>
-      <w:footerReference w:type="even" r:id="rId41"/>
-      <w:footerReference w:type="default" r:id="rId42"/>
+      <w:headerReference w:type="even" r:id="rId34"/>
+      <w:headerReference w:type="default" r:id="rId35"/>
+      <w:footerReference w:type="even" r:id="rId36"/>
+      <w:footerReference w:type="default" r:id="rId37"/>
       <w:pgSz w:w="11906" w:h="16838" w:code="9"/>
       <w:pgMar w:top="1152" w:right="1152" w:bottom="1152" w:left="1440" w:header="720" w:footer="432" w:gutter="0"/>
       <w:pgNumType w:start="1"/>
@@ -27809,6 +27691,36 @@
   </w:num>
   <w:num w:numId="17" w16cid:durableId="390352870">
     <w:abstractNumId w:val="9"/>
+  </w:num>
+  <w:num w:numId="18" w16cid:durableId="2076927769">
+    <w:abstractNumId w:val="9"/>
+    <w:lvlOverride w:ilvl="0">
+      <w:startOverride w:val="1"/>
+    </w:lvlOverride>
+    <w:lvlOverride w:ilvl="1">
+      <w:startOverride w:val="1"/>
+    </w:lvlOverride>
+    <w:lvlOverride w:ilvl="2">
+      <w:startOverride w:val="1"/>
+    </w:lvlOverride>
+    <w:lvlOverride w:ilvl="3">
+      <w:startOverride w:val="1"/>
+    </w:lvlOverride>
+    <w:lvlOverride w:ilvl="4">
+      <w:startOverride w:val="1"/>
+    </w:lvlOverride>
+    <w:lvlOverride w:ilvl="5">
+      <w:startOverride w:val="1"/>
+    </w:lvlOverride>
+    <w:lvlOverride w:ilvl="6">
+      <w:startOverride w:val="1"/>
+    </w:lvlOverride>
+    <w:lvlOverride w:ilvl="7">
+      <w:startOverride w:val="1"/>
+    </w:lvlOverride>
+    <w:lvlOverride w:ilvl="8">
+      <w:startOverride w:val="1"/>
+    </w:lvlOverride>
   </w:num>
 </w:numbering>
 </file>

--- a/thesis.docx
+++ b/thesis.docx
@@ -71,7 +71,7 @@
                 <v:shape id="_x0000_i1025" type="#_x0000_t75" alt="" style="width:63pt;height:63pt;mso-width-percent:0;mso-height-percent:0;mso-width-percent:0;mso-height-percent:0" o:ole="" fillcolor="window">
                   <v:imagedata r:id="rId8" o:title=""/>
                 </v:shape>
-                <o:OLEObject Type="Embed" ProgID="CorelDraw.Graphic.7" ShapeID="_x0000_i1025" DrawAspect="Content" ObjectID="_1848922803" r:id="rId9"/>
+                <o:OLEObject Type="Embed" ProgID="CorelDraw.Graphic.7" ShapeID="_x0000_i1025" DrawAspect="Content" ObjectID="_1848922999" r:id="rId9"/>
               </w:object>
             </w:r>
           </w:p>
@@ -8118,21 +8118,7 @@
                 <w:rStyle w:val="Hyperlink"/>
                 <w:noProof/>
               </w:rPr>
-              <w:t>прот</w:t>
-            </w:r>
-            <w:r>
-              <w:rPr>
-                <w:rStyle w:val="Hyperlink"/>
-                <w:noProof/>
-              </w:rPr>
-              <w:t>о</w:t>
-            </w:r>
-            <w:r>
-              <w:rPr>
-                <w:rStyle w:val="Hyperlink"/>
-                <w:noProof/>
-              </w:rPr>
-              <w:t>кол</w:t>
+              <w:t>протокол</w:t>
             </w:r>
             <w:r>
               <w:rPr>
@@ -19847,21 +19833,7 @@
         <w:rPr>
           <w:lang w:val="ru-RU"/>
         </w:rPr>
-        <w:t xml:space="preserve"> се </w:t>
-      </w:r>
-      <w:proofErr w:type="spellStart"/>
-      <w:r>
-        <w:rPr>
-          <w:lang w:val="ru-RU"/>
-        </w:rPr>
-        <w:t>примјењује</w:t>
-      </w:r>
-      <w:proofErr w:type="spellEnd"/>
-      <w:r>
-        <w:rPr>
-          <w:lang w:val="ru-RU"/>
-        </w:rPr>
-        <w:t>.</w:t>
+        <w:t xml:space="preserve"> се примјењује.</w:t>
       </w:r>
     </w:p>
     <w:p>
@@ -25732,7 +25704,7 @@
     </w:p>
     <w:p>
       <w:pPr>
-        <w:jc w:val="center"/>
+        <w:jc w:val="both"/>
         <w:rPr>
           <w:rFonts w:ascii="Times New Roman" w:hAnsi="Times New Roman" w:cs="Times New Roman"/>
           <w:sz w:val="24"/>
@@ -25761,16 +25733,7 @@
           <w:sz w:val="24"/>
           <w:szCs w:val="24"/>
         </w:rPr>
-        <w:t xml:space="preserve">ће у наредном поглављу бити размотрени неки од </w:t>
-      </w:r>
-      <w:r>
-        <w:rPr>
-          <w:rFonts w:ascii="Times New Roman" w:hAnsi="Times New Roman" w:cs="Times New Roman"/>
-          <w:sz w:val="24"/>
-          <w:szCs w:val="24"/>
-        </w:rPr>
-        <w:lastRenderedPageBreak/>
-        <w:t>безбједносних ризика који се могу јавити приликом употребе традиционалних приступа аутентификацији.</w:t>
+        <w:t>ће у наредном поглављу бити размотрени неки од безбједносних ризика који се могу јавити приликом употребе традиционалних приступа аутентификацији.</w:t>
       </w:r>
     </w:p>
     <w:p>
@@ -25785,6 +25748,7 @@
         <w:rPr>
           <w:rFonts w:ascii="Times New Roman" w:hAnsi="Times New Roman" w:cs="Times New Roman"/>
         </w:rPr>
+        <w:lastRenderedPageBreak/>
         <w:t>Безбједносни ризици традиционлних приступа</w:t>
       </w:r>
       <w:bookmarkEnd w:id="18"/>
@@ -27349,7 +27313,6 @@
         <w:rPr>
           <w:lang w:val="ru-RU"/>
         </w:rPr>
-        <w:lastRenderedPageBreak/>
         <w:t>Ова</w:t>
       </w:r>
       <w:proofErr w:type="spellEnd"/>
@@ -27492,21 +27455,7 @@
         <w:rPr>
           <w:lang w:val="ru-RU"/>
         </w:rPr>
-        <w:t xml:space="preserve"> </w:t>
-      </w:r>
-      <w:proofErr w:type="spellStart"/>
-      <w:r>
-        <w:rPr>
-          <w:lang w:val="ru-RU"/>
-        </w:rPr>
-        <w:t>поглављу</w:t>
-      </w:r>
-      <w:proofErr w:type="spellEnd"/>
-      <w:r>
-        <w:rPr>
-          <w:lang w:val="ru-RU"/>
-        </w:rPr>
-        <w:t>.</w:t>
+        <w:t xml:space="preserve"> поглављу.</w:t>
       </w:r>
     </w:p>
     <w:p>
@@ -34416,6 +34365,7 @@
   <w:style w:type="character" w:default="1" w:styleId="DefaultParagraphFont">
     <w:name w:val="Default Paragraph Font"/>
     <w:uiPriority w:val="1"/>
+    <w:semiHidden/>
     <w:unhideWhenUsed/>
   </w:style>
   <w:style w:type="table" w:default="1" w:styleId="TableNormal">
